--- a/docs/index.docx
+++ b/docs/index.docx
@@ -55,7 +55,7 @@
         <w:pStyle w:val="Date"/>
       </w:pPr>
       <w:r>
-        <w:t xml:space="preserve">2026-06-08</w:t>
+        <w:t xml:space="preserve">2026-06-15</w:t>
       </w:r>
     </w:p>
     <w:p>
@@ -87,7 +87,7 @@
         <w:t xml:space="preserve"> </w:t>
       </w:r>
       <w:r>
-        <w:t xml:space="preserve">(kōura) have declined by up to 90%. Identifying key habitat requirements is essential to improve the conservation of freshwater crayfish in the face of multiple threats. To assess littoral habitat associations, we surveyed shoreline habitats in five Aotearoa lakes and modelled kōura occupancy, abundance, and biomass using generalised additive mixed models. Kōura distribution was best explained by habitat characteristics rather than lake-scale processes. Occupancy increased with shoreline habitat characteristics, particularly coarser substrate types and greater riparian vegetation cover. Elevated summer surface water temperatures were negatively associated with kōura occupancy and abundance, indicating reduced habitat suitability during warm periods. Water chemistry variables, conductivity and pH, were positively related to kōura presence and biomass. In contrast, emergent macrophyte-dominated shorelines were associated with lower kōura abundance and biomass. Our results suggest that the composition and physical structure of littoral habitats are important drivers of kōura distribution and abundance. As climatic drivers resulting in warmer water temperatures and reduced dissolved oxygen are difficult to manage, targeted protection and restoration of coarse substrate shoreline habitats may provide a practical conservation response.</w:t>
+        <w:t xml:space="preserve">(kōura) have declined by up to 91%. Identifying key habitat requirements is essential to improve the conservation of crayfish facing multiple threats. To assess littoral habitat associations, we surveyed shoreline habitats in five Aotearoa lakes and modelled kōura occupancy, abundance, and biomass using generalised additive mixed models. Kōura occupancy increased with shoreline habitat complexity, particularly coarser substrate types and greater riparian vegetation cover. Elevated summer surface water temperatures were negatively associated with kōura occupancy and abundance, indicating reduced habitat suitability during warm periods. pH was positively correlated with kōura abundance and biomass. Our results suggest that the composition and physical structure of littoral habitats are important drivers of kōura distribution and abundance. As climatic drivers resulting in warmer water temperatures and reduced dissolved oxygen are difficult to manage, targeted protection and restoration of coarse substrate shoreline habitats may provide a practical conservation response.</w:t>
       </w:r>
     </w:p>
     <w:bookmarkStart w:id="9" w:name="introduction"/>
@@ -119,7 +119,7 @@
         <w:t xml:space="preserve"> </w:t>
       </w:r>
       <w:r>
-        <w:t xml:space="preserve">(Collier et al., 1997; Momot, 1995; Parkyn et al., 2001)</w:t>
+        <w:t xml:space="preserve">(Momot, 1995; Collier et al., 1997; Parkyn et al., 2001)</w:t>
       </w:r>
       <w:r>
         <w:t xml:space="preserve">. They are keystone species due to their broad trophic niche as predators and detritivores, and their ability to modify habitats through sediment excavation for burrow construction, removal of macrophytes, and alteration of macroinvertebrate communities</w:t>
@@ -128,7 +128,7 @@
         <w:t xml:space="preserve"> </w:t>
       </w:r>
       <w:r>
-        <w:t xml:space="preserve">(Albertson &amp; Daniels, 2018; Creed &amp; Reed, 2004; Statzner et al., 2003; Usio &amp; Townsend, 2004)</w:t>
+        <w:t xml:space="preserve">(Statzner et al., 2003; Creed &amp; Reed, 2004; Usio &amp; Townsend, 2004; Albertson &amp; Daniels, 2018)</w:t>
       </w:r>
       <w:r>
         <w:t xml:space="preserve">. Nearly one-third of the world’s crayfish species are currently threatened with extinction</w:t>
@@ -152,7 +152,7 @@
         <w:t xml:space="preserve"> </w:t>
       </w:r>
       <w:r>
-        <w:t xml:space="preserve">(Danilović et al., 2022; Taylor et al., 2019)</w:t>
+        <w:t xml:space="preserve">(Taylor et al., 2019; Danilović et al., 2022)</w:t>
       </w:r>
       <w:r>
         <w:t xml:space="preserve">.</w:t>
@@ -188,7 +188,7 @@
         <w:t xml:space="preserve">(Hopkins, 1970)</w:t>
       </w:r>
       <w:r>
-        <w:t xml:space="preserve">. Beyond its ecological role, kōura holds deep cultural significance, having historically been an important food source and trade commodity for iwi (Māori communities;</w:t>
+        <w:t xml:space="preserve">. Beyond its ecological role, kōura hold deep cultural significance, having historically been an important food source and trade commodity for iwi (Māori communities;</w:t>
       </w:r>
       <w:r>
         <w:t xml:space="preserve"> </w:t>
@@ -206,15 +206,6 @@
         <w:t xml:space="preserve">(Kusabs et al., 2015a; Lee et al., 2025)</w:t>
       </w:r>
       <w:r>
-        <w:t xml:space="preserve">. In Lakes Rotorua and Rotoiti, located in the Bay of Plenty region of Aotearoa’s North Island, kōura populations have declined by 80 % and 96.4 %, respectively, over the past two decades</w:t>
-      </w:r>
-      <w:r>
-        <w:t xml:space="preserve"> </w:t>
-      </w:r>
-      <w:r>
-        <w:t xml:space="preserve">(Kusabs et al., in revision)</w:t>
-      </w:r>
-      <w:r>
         <w:t xml:space="preserve">. These declines are likely the result of multiple interacting environmental stressors, including declining water quality, deoxygenation and the introduction and consequent impacts of non-native species</w:t>
       </w:r>
       <w:r>
@@ -222,6 +213,15 @@
       </w:r>
       <w:r>
         <w:t xml:space="preserve">(Kusabs &amp; Quinn, 2009)</w:t>
+      </w:r>
+      <w:r>
+        <w:t xml:space="preserve">. For example, in Lakes Rotorua and Rotoiti, located in the Bay of Plenty region of Aotearoa’s North Island, kōura populations have declined by 76% and 91 %, respectively, over the past two decades</w:t>
+      </w:r>
+      <w:r>
+        <w:t xml:space="preserve"> </w:t>
+      </w:r>
+      <w:r>
+        <w:t xml:space="preserve">(Kusabs et al., 2026)</w:t>
       </w:r>
       <w:r>
         <w:t xml:space="preserve">.</w:t>
@@ -232,7 +232,7 @@
         <w:pStyle w:val="BodyText"/>
       </w:pPr>
       <w:r>
-        <w:t xml:space="preserve">In 2016, the introduced North American brown bullhead catfish (</w:t>
+        <w:t xml:space="preserve">In 2016, the invasive North American brown bullhead catfish (</w:t>
       </w:r>
       <w:r>
         <w:rPr>
@@ -242,7 +242,10 @@
         <w:t xml:space="preserve">Ameiurus nebulosus</w:t>
       </w:r>
       <w:r>
-        <w:t xml:space="preserve">) was confirmed to be present in Lakes Rotorua and Rotoiti</w:t>
+        <w:t xml:space="preserve"> </w:t>
+      </w:r>
+      <w:r>
+        <w:t xml:space="preserve">Lesueur, 1819) was confirmed to be present in Lakes Rotorua and Rotoiti</w:t>
       </w:r>
       <w:r>
         <w:t xml:space="preserve"> </w:t>
@@ -257,7 +260,7 @@
         <w:t xml:space="preserve"> </w:t>
       </w:r>
       <w:r>
-        <w:t xml:space="preserve">(Francis, 2019; Kusabs et al., in revision)</w:t>
+        <w:t xml:space="preserve">(Francis, 2019; Kusabs et al., 2026)</w:t>
       </w:r>
       <w:r>
         <w:t xml:space="preserve">. To reduce predation risk, kōura typically seek refuge in deeper lake habitats during the day and migrate to the more productive shallow areas at night to forage</w:t>
@@ -311,7 +314,7 @@
         <w:t xml:space="preserve"> </w:t>
       </w:r>
       <w:r>
-        <w:t xml:space="preserve">(Hamilton et al., 2005; Hessen et al., 2004; Vincent et al., 1984)</w:t>
+        <w:t xml:space="preserve">(Vincent et al., 1984; Hessen et al., 2004; Hamilton et al., 2005)</w:t>
       </w:r>
       <w:r>
         <w:t xml:space="preserve">.</w:t>
@@ -328,16 +331,16 @@
         <w:t xml:space="preserve"> </w:t>
       </w:r>
       <w:r>
-        <w:t xml:space="preserve">(Kusabs et al., 2015a; Kusabs &amp; Quinn, 2009)</w:t>
-      </w:r>
-      <w:r>
-        <w:t xml:space="preserve">. To effectively conserve and restore populations requires an improved understanding of where kōura occur within lakes and what habitats are most important for sustaining healthy populations. Previous research in stream environments has shown that kōura preferentially occupy habitats with physical structure and shelter including bank undercuts, woody debris, leaf litter, boulders and low flow velocities</w:t>
-      </w:r>
-      <w:r>
-        <w:t xml:space="preserve"> </w:t>
-      </w:r>
-      <w:r>
-        <w:t xml:space="preserve">(Jowett et al., 2008; Parkyn et al., 2009; Parkyn &amp; Collier, 2004; Usio &amp; Townsend, 2000)</w:t>
+        <w:t xml:space="preserve">(Kusabs et al., 2015a; Kusabs &amp; Quinn, 2009; Kusabs et al., 2026)</w:t>
+      </w:r>
+      <w:r>
+        <w:t xml:space="preserve">. To effectively conserve and restore populations requires an improved understanding of where kōura occur within lakes and what habitats are most important for sustaining healthy populations. Previous research in stream environments has shown that kōura preferentially occupy structurally complex habitats characterised by bank undercuts, woody debris, leaf litter, boulders and low flow velocities</w:t>
+      </w:r>
+      <w:r>
+        <w:t xml:space="preserve"> </w:t>
+      </w:r>
+      <w:r>
+        <w:t xml:space="preserve">(Usio &amp; Townsend, 2000; Parkyn &amp; Collier, 2004; Jowett et al., 2008; Parkyn et al., 2009)</w:t>
       </w:r>
       <w:r>
         <w:t xml:space="preserve">. In contrast, habitats used by kōura in lakes remains poorly understood, with previous studies largely focused on deeper offshore habitats</w:t>
@@ -346,10 +349,23 @@
         <w:t xml:space="preserve"> </w:t>
       </w:r>
       <w:r>
-        <w:t xml:space="preserve">(Devcich, 1979; Kusabs et al., 2015b; Kusabs &amp; Quinn, 2009)</w:t>
-      </w:r>
-      <w:r>
-        <w:t xml:space="preserve">. These studies suggest that benthic substrate characteristics may be more important than nutrient enrichment or predator abundance—specifically rainbow trout—in determining kōura distribution</w:t>
+        <w:t xml:space="preserve">(Kusabs et al., 2015b; Devcich, 1979; Kusabs &amp; Quinn, 2009)</w:t>
+      </w:r>
+      <w:r>
+        <w:t xml:space="preserve">. These studies suggest that benthic substrate characteristics may be more important than nutrient enrichment or predator abundance — specifically non-native rainbow trout (</w:t>
+      </w:r>
+      <w:r>
+        <w:rPr>
+          <w:i/>
+          <w:iCs/>
+        </w:rPr>
+        <w:t xml:space="preserve">Oncorhynchus mykiss</w:t>
+      </w:r>
+      <w:r>
+        <w:t xml:space="preserve"> </w:t>
+      </w:r>
+      <w:r>
+        <w:t xml:space="preserve">Walbaum, 1792) — in determining kōura distribution</w:t>
       </w:r>
       <w:r>
         <w:t xml:space="preserve"> </w:t>
@@ -384,7 +400,7 @@
         <w:pStyle w:val="BodyText"/>
       </w:pPr>
       <w:r>
-        <w:t xml:space="preserve">In this study, we examine which littoral habitat characteristics are associated with kōura occurrence, abundance and biomass across five Rotorua Te Arawa Lakes. We hypothesised that structurally diverse littoral habitats, including coarse substrates and native aquatic vegetation, would be positively associated with kōura occurrence and abundance, as they provide physical refuge and foraging opportunities. Conversely, invasive submerged weed beds were expected to have negative associations with kōura as these dense beds hinder movement and reduce native biodiversity by displacing native macrophytes, altering habitat structure, and modifying ecological processes. We further expected that kōura abundance would be lower in lakes where catfish are present, as catfish are a known predator on benthic invertebrates and native fauna. By quantifying these habitat associations within the littoral zone, this study aims to inform targeted habitat protection and restoration strategies for the conservation of this culturally and ecologically important species.</w:t>
+        <w:t xml:space="preserve">In this study, we examine which littoral habitat characteristics are associated with kōura occurrence, abundance and biomass across five Rotorua Te Arawa Lakes. We hypothesised that structurally diverse littoral habitats, including coarse substrates and native macrophytes, would be positively associated with kōura occurrence and abundance, as they provide physical refuge and foraging opportunities. Conversely, invasive submerged macrophytes were expected to have negative associations with kōura as these dense macrophytes hinder movement and reduce native biodiversity by displacing native macrophytes, altering habitat structure, and modifying ecological processes. We further expected that kōura abundance would be lower in lakes where catfish are present, as catfish are a known predator on benthic invertebrates and native fauna. By quantifying these habitat associations within the littoral zone, this study aims to inform targeted habitat protection and restoration strategies for the conservation of this culturally and ecologically important species.</w:t>
       </w:r>
     </w:p>
     <w:bookmarkEnd w:id="9"/>
@@ -411,24 +427,13 @@
         <w:pStyle w:val="FirstParagraph"/>
       </w:pPr>
       <w:r>
-        <w:t xml:space="preserve">Study sites were selected in five lakes located in the Rotorua Te Arawa Lakes area in the North Island of Aotearoa. The Lakes Rotorua, Rotoiti, Rotoehu, Rotomā, and Ōkāreka are all volcanic lakes and vary widely in their physicochemical and morphometric characteristics (</w:t>
-      </w:r>
-      <w:hyperlink w:anchor="tbl-lake-overview-ms">
-        <w:r>
-          <w:rPr>
-            <w:rStyle w:val="Hyperlink"/>
-          </w:rPr>
-          <w:t xml:space="preserve">Table 1</w:t>
-        </w:r>
-      </w:hyperlink>
-      <w:r>
-        <w:t xml:space="preserve">). All five lakes have populations of kōura. The presence of brown bullhead catfish in Lake Rotoiti was officially confirmed in 2016, and this species was subsequently detected in Lake Rotorua in 2018</w:t>
-      </w:r>
-      <w:r>
-        <w:t xml:space="preserve"> </w:t>
-      </w:r>
-      <w:r>
-        <w:t xml:space="preserve">(Grayling, 2020)</w:t>
+        <w:t xml:space="preserve">Study sites were selected in five lakes located in the Rotorua Te Arawa Lakes area in the North Island of Aotearoa. The Lakes Rotorua, Rotoiti, Rotoehu, Rotomā, and Ōkāreka are located on a warm- temperate volcanic plateau (280-355 m) where winters are mild and year-round temperatures typically varies from 4°C to 24°C. The lakes span a wide range of morphometric and trophic conditions from shallow polymictic eutrophic systems (Rotoehu, maximum depth 14 m) to deep stratified oligotrophic lakes (Rotomā, maximum depth 83 m). Shorelines are characterised by a mix of native riparian vegetation, exotic pasture, and low-density residential development, with several lakes also supporting stands of emergent macrophytes. Detailed lake characteristics and shoreline composition are summarised in Table 1.All five lakes have populations of kōura, and brown bullhead catfish was present in Lakes Rotorua and Rotoiti at time of sampling</w:t>
+      </w:r>
+      <w:r>
+        <w:t xml:space="preserve"> </w:t>
+      </w:r>
+      <w:r>
+        <w:t xml:space="preserve">(Kusabs et al., 2026)</w:t>
       </w:r>
       <w:r>
         <w:t xml:space="preserve">.</w:t>
@@ -439,7 +444,7 @@
         <w:pStyle w:val="BodyText"/>
       </w:pPr>
       <w:r>
-        <w:t xml:space="preserve">To create a stratified-random survey design, the entire accessible shoreline of each lake was first mapped using aerial photos and then ground truthed and classified into dominant habitat types. Classification used the following criteria: a habitat was considered dominant “rocky” if the combined percentage of bedrock, boulders, and cobble exceeded 25 %; “sandy” if sand was the dominant sediment (≥50 %) and rocky conditions were not met; “muddy” if soft mud or organic matter was dominant and rocky/sandy conditions were not met; and “emergent macrophyte” if emergent native vegetation exceeded 25 % of the shoreline cover. Shoreline sites exceeding two meters in depth or classified as geothermal were excluded, as these conditions were either unsuitable for kōura or inaccessible for field sampling.</w:t>
+        <w:t xml:space="preserve">To survey these lakes, a stratified-random survey design was developed. The entire accessible shoreline of each lake was first mapped using aerial photos and then ground truthed and classified into dominant habitat types. Classification used the following criteria: a habitat was considered dominant “rocky” if the combined percentage of bedrock, boulders, and cobble exceeded 25 % by surface area; “sandy” if sand was the dominant sediment (≥50 %) and rocky conditions were not met; “muddy” if soft mud or organic matter was dominant and rocky/sandy conditions were not met; and “emergent macrophyte” if emergent native macrophytes exceeded 25 % of the shoreline cover by surface area. Shoreline sites exceeding two meters in depth or classified as geothermal were excluded, as these conditions were either unsuitable for kōura or inaccessible for field sampling.</w:t>
       </w:r>
     </w:p>
     <w:p>
@@ -459,7 +464,7 @@
         <w:t xml:space="preserve"> </w:t>
       </w:r>
       <w:r>
-        <w:t xml:space="preserve">executed using the “spsurvey” package in R</w:t>
+        <w:t xml:space="preserve">executed using the spsurvey package in R</w:t>
       </w:r>
       <w:r>
         <w:t xml:space="preserve"> </w:t>
@@ -516,13 +521,13 @@
         <w:pStyle w:val="BodyText"/>
       </w:pPr>
       <w:r>
-        <w:t xml:space="preserve">Physical characteristics were assessed using both visual estimates and field measurements. Substrate composition was visually estimated with an underwater viewing chamber using a standardised classification scheme, categorising bedrock, boulders (&gt;256 mm), cobble (64–256 mm), gravel (2–64 mm), sand (0.063–2 mm), mud (&lt;0.063 mm), and organic matter. A substrate index was then calculated from these estimates using a formula adapted to include fine organic matter and mud</w:t>
-      </w:r>
-      <w:r>
-        <w:t xml:space="preserve"> </w:t>
-      </w:r>
-      <w:r>
-        <w:t xml:space="preserve">(Harding et al., 2009; Jowett et al., 2008; Jowett &amp; Richardson, 1990)</w:t>
+        <w:t xml:space="preserve">Physical characteristics were assessed using both visual estimates and field measurements. Substrate composition was visually estimated with an underwater viewing chamber, as water clarity was sufficiently clear at all sites, using a standardised classification scheme, categorising bedrock, boulders (&gt;256 mm), cobble (64–256 mm), gravel (2–64 mm), sand (0.063–2 mm), mud (&lt;0.063 mm), and organic matter. A substrate index was then calculated from these estimates using a formula adapted to include fine organic matter and mud</w:t>
+      </w:r>
+      <w:r>
+        <w:t xml:space="preserve"> </w:t>
+      </w:r>
+      <w:r>
+        <w:t xml:space="preserve">(Jowett &amp; Richardson, 1990; Jowett et al., 2008; Harding et al., 2009)</w:t>
       </w:r>
       <w:r>
         <w:t xml:space="preserve">:</w:t>
@@ -790,16 +795,25 @@
         <w:pStyle w:val="FirstParagraph"/>
       </w:pPr>
       <w:r>
-        <w:t xml:space="preserve">Larger substrate classes were assigned higher weights because coarse substrates such as cobble and boulders create greater interstitial pore spaces and stable structures that kōura use as refuge from predators, as coarse substrate availability has been shown to mediate crayfish vulnerability to predation and directly influence crayfish abundance in lakes</w:t>
-      </w:r>
-      <w:r>
-        <w:t xml:space="preserve"> </w:t>
-      </w:r>
-      <w:r>
-        <w:t xml:space="preserve">(Nyström et al., 2006; Usio &amp; Townsend, 2000)</w:t>
-      </w:r>
-      <w:r>
-        <w:t xml:space="preserve">, whereas fine substrates such as silt and mud alone offer limited physical refugia. Riparian vegetation, overhanging tree cover, and wood debris was visually estimated as percentage cover within each site, along with emergent, submerged, and turf vegetation cover. To assess proximity to deeper waters, slope was calculated as horizontal distance from the shoreline to the 5 m depth contour derived from bathymetric maps. Chemical parameters included water temperature (°C), dissolved oxygen (mg L⁻¹), and conductivity (µS cm⁻¹), measured with a YSI ProSolo meter (Pro2030 Dissolved Oxygen and Conductivity Meter, YSI Inc., Yellow Springs, OH, USA) and pH was determined using a handheld pH meter (EC-PCTestr35, Eutech Instruments Pte Ltd, Paisley, UK).</w:t>
+        <w:t xml:space="preserve">Larger substrate classes were assigned higher weights because coarse substrates such as cobble and boulders create greater interstitial pore spaces and stable structures that kōura use as refuge from predators. Coarse substrate availability has been shown to mediate crayfish vulnerability to predation and directly influence crayfish abundance in lakes</w:t>
+      </w:r>
+      <w:r>
+        <w:t xml:space="preserve"> </w:t>
+      </w:r>
+      <w:r>
+        <w:t xml:space="preserve">(Usio &amp; Townsend, 2000; Nyström et al., 2006)</w:t>
+      </w:r>
+      <w:r>
+        <w:t xml:space="preserve">, whereas fine substrates such as silt and mud alone offer limited physical refugia. Fine substrates were assigned near-zero coefficients (0.01–0.03), making their contribution to the index minimal relative to coarse substrates (0.06–0.08), consistent with the positive-weighting structure of the original index</w:t>
+      </w:r>
+      <w:r>
+        <w:t xml:space="preserve"> </w:t>
+      </w:r>
+      <w:r>
+        <w:t xml:space="preserve">(Jowett &amp; Richardson, 1990)</w:t>
+      </w:r>
+      <w:r>
+        <w:t xml:space="preserve">. Riparian vegetation, overhanging tree cover, and wood debris was visually estimated as percentage cover within each site, along with emergent, submerged, and turf vegetation cover. To assess proximity to deeper waters, slope was calculated as horizontal distance from the shoreline to the 5 m depth contour derived from bathymetric maps. Chemical parameters included water temperature (°C), dissolved oxygen (mg L⁻¹), and conductivity (µS cm⁻¹), measured with a YSI ProSolo meter (Pro2030 Dissolved Oxygen and Conductivity Meter, YSI Inc., Yellow Springs, OH, USA) and pH was determined using a handheld pH meter (EC-PCTestr35, Eutech Instruments Pte Ltd, Paisley, UK).</w:t>
       </w:r>
     </w:p>
     <w:p>
@@ -814,10 +828,13 @@
           <w:i/>
           <w:iCs/>
         </w:rPr>
-        <w:t xml:space="preserve">Anguilla spp.</w:t>
-      </w:r>
-      <w:r>
-        <w:t xml:space="preserve">), goldfish (</w:t>
+        <w:t xml:space="preserve">Anguilla</w:t>
+      </w:r>
+      <w:r>
+        <w:t xml:space="preserve"> </w:t>
+      </w:r>
+      <w:r>
+        <w:t xml:space="preserve">spp.), goldfish (</w:t>
       </w:r>
       <w:r>
         <w:rPr>
@@ -827,7 +844,10 @@
         <w:t xml:space="preserve">Carassius auratus</w:t>
       </w:r>
       <w:r>
-        <w:t xml:space="preserve">), common smelt (</w:t>
+        <w:t xml:space="preserve"> </w:t>
+      </w:r>
+      <w:r>
+        <w:t xml:space="preserve">(Linnaeus, 1758)), common smelt (</w:t>
       </w:r>
       <w:r>
         <w:rPr>
@@ -837,7 +857,10 @@
         <w:t xml:space="preserve">Retropinna retropinna</w:t>
       </w:r>
       <w:r>
-        <w:t xml:space="preserve">), kōaro (</w:t>
+        <w:t xml:space="preserve"> </w:t>
+      </w:r>
+      <w:r>
+        <w:t xml:space="preserve">(Richardson, 1848)), kōaro (</w:t>
       </w:r>
       <w:r>
         <w:rPr>
@@ -847,17 +870,10 @@
         <w:t xml:space="preserve">Galaxias brevipinnis</w:t>
       </w:r>
       <w:r>
-        <w:t xml:space="preserve">), rainbow trout (</w:t>
-      </w:r>
-      <w:r>
-        <w:rPr>
-          <w:i/>
-          <w:iCs/>
-        </w:rPr>
-        <w:t xml:space="preserve">Oncorhynchus mykiss</w:t>
-      </w:r>
-      <w:r>
-        <w:t xml:space="preserve">), common bully (</w:t>
+        <w:t xml:space="preserve"> </w:t>
+      </w:r>
+      <w:r>
+        <w:t xml:space="preserve">Günther, 1866), rainbow trout, common bully (</w:t>
       </w:r>
       <w:r>
         <w:rPr>
@@ -867,7 +883,10 @@
         <w:t xml:space="preserve">Gobiomorphus cotidianus</w:t>
       </w:r>
       <w:r>
-        <w:t xml:space="preserve">), and mosquitofish (</w:t>
+        <w:t xml:space="preserve"> </w:t>
+      </w:r>
+      <w:r>
+        <w:t xml:space="preserve">McDowall &amp; Fulton, 1978), and mosquitofish (</w:t>
       </w:r>
       <w:r>
         <w:rPr>
@@ -877,7 +896,10 @@
         <w:t xml:space="preserve">Gambusia affinis</w:t>
       </w:r>
       <w:r>
-        <w:t xml:space="preserve">), were recorded for abundance and measured for total length, and weighed for wet mass. Catch per unit effort (CPUE) and biomass per unit effort (BPUE) were calculated for all kōura and fish based on the number of nets and traps used at each site</w:t>
+        <w:t xml:space="preserve"> </w:t>
+      </w:r>
+      <w:r>
+        <w:t xml:space="preserve">(S. F. Baird &amp; Girard, 1853)), were recorded for abundance and measured for total length, and weighed for wet mass. Catch per unit effort (CPUE) and biomass per unit effort (BPUE) were calculated for all kōura and fish based on the number of nets and traps used at each site</w:t>
       </w:r>
       <w:r>
         <w:t xml:space="preserve"> </w:t>
@@ -912,7 +934,7 @@
         <w:t xml:space="preserve"> </w:t>
       </w:r>
       <w:r>
-        <w:t xml:space="preserve">(G. P. Quinn &amp; Keough, 2002)</w:t>
+        <w:t xml:space="preserve">(Quinn &amp; Keough, 2002)</w:t>
       </w:r>
       <w:r>
         <w:t xml:space="preserve">.</w:t>
@@ -1084,7 +1106,7 @@
         <w:t xml:space="preserve"> </w:t>
       </w:r>
       <w:r>
-        <w:t xml:space="preserve">To identify environmental and biotic predictors associated with kōura distribution and abundance, GAMMs were implemented with the “mgcv” package in R</w:t>
+        <w:t xml:space="preserve">To identify environmental and biotic predictors associated with kōura distribution and abundance, GAMMs were implemented with the mgcv package in R</w:t>
       </w:r>
       <w:r>
         <w:t xml:space="preserve"> </w:t>
@@ -1099,7 +1121,7 @@
         <w:t xml:space="preserve"> </w:t>
       </w:r>
       <w:r>
-        <w:t xml:space="preserve">(Kutner et al., 2005; G. P. Quinn &amp; Keough, 2002)</w:t>
+        <w:t xml:space="preserve">(Quinn &amp; Keough, 2002; Kutner et al., 2005)</w:t>
       </w:r>
       <w:r>
         <w:t xml:space="preserve">. Across all model sets, dissolved oxygen expressed as percentage saturation (DO %) exceeded this threshold and was excluded from further analyses, while dissolved oxygen concentration (DO mg L⁻¹) was retained.</w:t>
@@ -1116,7 +1138,7 @@
         <w:t xml:space="preserve"> </w:t>
       </w:r>
       <w:r>
-        <w:t xml:space="preserve">(Wood, 2017; Zuur et al., 2009)</w:t>
+        <w:t xml:space="preserve">(Zuur et al., 2009; Wood, 2017)</w:t>
       </w:r>
       <w:r>
         <w:t xml:space="preserve">. For CPUE and BPUE, a hurdle modelling approach was adopted due to the high frequency of zero observations in the data. In this approach, occurrence (zero vs non-zero values) was modelled using a binomial GAMM with a logit link, followed by modelling of positive CPUE or BPUE values using Gamma GAMMs with a log link. This framework allows occurrence and positive abundance to be modelled separately and is appropriate for datasets characterised by many zero observations. Hurdle models are commonly used with freshwater crayfish catch data, which often possess these features</w:t>
@@ -1328,7 +1350,7 @@
         </w:r>
       </w:hyperlink>
       <w:r>
-        <w:t xml:space="preserve">). Physical habitat structure varied among lakes, with differences in substrate index, nearshore slope, and littoral vegetation cover. Emergent vegetation was absent from Lake Rotorua but present in the other lakes, particularly Ōkāreka, while submerged vegetation cover at the shore was rare in Rotorua and Rotoiti but more extensive in Rotoehu and Rotomā. Water chemistry also differed markedly among lakes. Surface water temperatures were highest in Rotorua and lowest in Rotomā and Ōkāreka, while pH ranged from circum-neutral conditions in Rotorua to more alkaline conditions in Rotoehu and Rotoiti. Specific conductivity showed strong contrasts, being highest in Rotoehu and lowest in Ōkāreka. Dissolved oxygen concentrations in the littoral zone varied less among lakes but were generally lowest in Rotorua. Fish populations differed between lakes, reflecting invasion history. Catfish were detected only in Lakes Rotorua and Rotoiti, whereas goldfish occurred in all lakes but were most abundant in Rotoehu. Common bullies were found in every survey location. Trout were found sporadically in Rotorua, Rotoiti and Ōkāreka and kōaro were only caught from Ōkāreka.</w:t>
+        <w:t xml:space="preserve">). Physical habitat structure varied among lakes, with differences in substrate index, nearshore slope, and littoral vegetation cover. Emergent macrophytes were absent from Lake Rotorua but present in the other lakes, particularly Ōkāreka, while submerged macrophyte cover at the shore was rare in Rotorua and Rotoiti but more extensive in Rotoehu and Rotomā. Water chemistry also differed markedly among lakes. Surface water temperatures were highest in Rotorua and lowest in Rotomā and Ōkāreka, while pH ranged from circum-neutral conditions in Rotorua to more alkaline conditions in Rotoehu and Rotoiti. Specific conductivity showed strong contrasts, being highest in Rotoehu and lowest in Ōkāreka. Dissolved oxygen concentrations in the littoral zone varied less among lakes but were generally lowest in Rotorua. Fish populations differed between lakes, reflecting invasion history. Catfish were detected only in Lakes Rotorua and Rotoiti, whereas goldfish occurred in all lakes but were most abundant in Rotoehu. Common bullies were found in every survey location. Trout were found sporadically in Rotorua, Rotoiti and Ōkāreka and kōaro were only caught from Ōkāreka.</w:t>
       </w:r>
     </w:p>
     <w:bookmarkStart w:id="14" w:name="kōura-occupancy"/>
@@ -1345,7 +1367,7 @@
         <w:pStyle w:val="FirstParagraph"/>
       </w:pPr>
       <w:r>
-        <w:t xml:space="preserve">The full binomial GAMM for kōura occupancy explained 65.1 % of the deviance (AIC = 49; adj. R² = 0.654). Stepwise ML reduction (</w:t>
+        <w:t xml:space="preserve">The full binomial GAMM for kōura occupancy explained 65 % of the deviance (AIC = 51; adj. R² = 0.647). Stepwise ML reduction (</w:t>
       </w:r>
       <w:r>
         <w:rPr>
@@ -1371,7 +1393,7 @@
         <w:t xml:space="preserve"> </w:t>
       </w:r>
       <w:r>
-        <w:t xml:space="preserve">= 0.026), substrate index(p = 0.001), specific conductivity (</w:t>
+        <w:t xml:space="preserve">= 0.026), substrate index (</w:t>
       </w:r>
       <w:r>
         <w:rPr>
@@ -1384,7 +1406,7 @@
         <w:t xml:space="preserve"> </w:t>
       </w:r>
       <w:r>
-        <w:t xml:space="preserve">= 0.0019) and a negative influence of temperature (</w:t>
+        <w:t xml:space="preserve">= 0.001), specific conductivity (</w:t>
       </w:r>
       <w:r>
         <w:rPr>
@@ -1397,7 +1419,20 @@
         <w:t xml:space="preserve"> </w:t>
       </w:r>
       <w:r>
-        <w:t xml:space="preserve">= 0.0001), as significant smoother terms (</w:t>
+        <w:t xml:space="preserve">= 0.002) and a negative influence of temperature (</w:t>
+      </w:r>
+      <w:r>
+        <w:rPr>
+          <w:i/>
+          <w:iCs/>
+        </w:rPr>
+        <w:t xml:space="preserve">p</w:t>
+      </w:r>
+      <w:r>
+        <w:t xml:space="preserve"> </w:t>
+      </w:r>
+      <w:r>
+        <w:t xml:space="preserve">= &lt;0.001), as significant smoother terms (</w:t>
       </w:r>
       <w:hyperlink w:anchor="fig-occupancy-model">
         <w:r>
@@ -1424,7 +1459,7 @@
         <w:t xml:space="preserve"> </w:t>
       </w:r>
       <w:r>
-        <w:t xml:space="preserve">= 0.62), indicating limited residual variation between lakes after accounting for environmental and biotic predictors. Among the parametric covariates, goldfish had a significant negative relationship (</w:t>
+        <w:t xml:space="preserve">= 0.622), indicating limited residual variation between lakes after accounting for environmental and biotic predictors. Among the parametric covariates, goldfish had a significant negative relationship (</w:t>
       </w:r>
       <w:r>
         <w:rPr>
@@ -1450,7 +1485,7 @@
         <w:t xml:space="preserve"> </w:t>
       </w:r>
       <w:r>
-        <w:t xml:space="preserve">= 0.014). Model diagnostics showed no evidence of overfitting (edf &lt; k), high concurvity for temperature and specific conductivity indicating they are strongly related, and good discrimination (AUC = 0.946;</w:t>
+        <w:t xml:space="preserve">= 0.014). Model diagnostics showed no evidence of overfitting (edf &lt; k) and good discrimination (AUC = 0.946;</w:t>
       </w:r>
       <w:r>
         <w:t xml:space="preserve"> </w:t>
@@ -1467,7 +1502,7 @@
         <w:t xml:space="preserve"> </w:t>
       </w:r>
       <w:r>
-        <w:t xml:space="preserve">b). The calibration plot indicated slight under-prediction at low probabilities and slight over-prediction at mid-range probabilities (</w:t>
+        <w:t xml:space="preserve">b). Concurvity diagnostics revealed high collinearity between specific conductivity and lake identity (worst-case = 1.00, observed = 0.94), and between temperature and lake identity (worst-case = 0.95, observed = 0.88), suggesting both predictors partly reflect between-lake differences. Residual diagnostics showed no systematic patterns in variance across fitted values, consistent with acceptable model fit for a binomial GAMM. The calibration plot indicated slight under-prediction at low probabilities and slight over-prediction at mid-range probabilities (</w:t>
       </w:r>
       <w:hyperlink w:anchor="fig-occupancy-model">
         <w:r>
@@ -1499,7 +1534,7 @@
         <w:pStyle w:val="FirstParagraph"/>
       </w:pPr>
       <w:r>
-        <w:t xml:space="preserve">The full Gamma GAMM for positive CPUE explained 48.6 % of the deviance (AIC = 121; adj. R² = 0.24; n = 33). Stepwise selection (</w:t>
+        <w:t xml:space="preserve">The full Gamma GAMM for positive CPUE explained 48.4 % of the deviance (AIC = 122; adj. R² = 0.19; n = 33). Stepwise selection (</w:t>
       </w:r>
       <w:r>
         <w:rPr>
@@ -1512,7 +1547,7 @@
         <w:t xml:space="preserve"> </w:t>
       </w:r>
       <w:r>
-        <w:t xml:space="preserve">= 0.05) reduced the model to temperature, pH, and emergent native vegetation as smoother terms, lake identity as a random effect, and the presence of common smelt (negative) as a parametric effect. This reduced model achieved a lower AIC (115) and explained 47.3 % of the deviance (adj. R² = 0.194). Likelihood ratio tests indicated that the reduced model was statistically equivalent to the full model (</w:t>
+        <w:t xml:space="preserve">= 0.05) reduced the model to temperature, pH, and emergent native macrophytes as smoother terms, lake identity as a random effect, and the presence of common smelt (negative) as a parametric effect. This reduced model achieved a lower AIC (115) and explained 47.3 % of the deviance (adj. R² = 0.194). Likelihood ratio tests indicated that the reduced model was statistically equivalent to the full model (</w:t>
       </w:r>
       <w:r>
         <w:rPr>
@@ -1525,7 +1560,7 @@
         <w:t xml:space="preserve"> </w:t>
       </w:r>
       <w:r>
-        <w:t xml:space="preserve">= 0.90), and it was therefore selected as the final CPUE model.</w:t>
+        <w:t xml:space="preserve">= 0.950), and it was therefore selected as the final CPUE model.</w:t>
       </w:r>
     </w:p>
     <w:p>
@@ -1546,7 +1581,7 @@
         <w:t xml:space="preserve"> </w:t>
       </w:r>
       <w:r>
-        <w:t xml:space="preserve">&lt;0.001) and negative influence of temperature (</w:t>
+        <w:t xml:space="preserve">= &lt;0.001) and negative influence of temperature (</w:t>
       </w:r>
       <w:r>
         <w:rPr>
@@ -1559,7 +1594,7 @@
         <w:t xml:space="preserve"> </w:t>
       </w:r>
       <w:r>
-        <w:t xml:space="preserve">&lt;0.05) and emergent native vegetation (</w:t>
+        <w:t xml:space="preserve">= 0.019) and emergent native macrophytes (</w:t>
       </w:r>
       <w:r>
         <w:rPr>
@@ -1572,7 +1607,7 @@
         <w:t xml:space="preserve"> </w:t>
       </w:r>
       <w:r>
-        <w:t xml:space="preserve">&lt;0.0001) as significant smooth predictors (</w:t>
+        <w:t xml:space="preserve">= &lt;0.001) as significant smooth predictors (</w:t>
       </w:r>
       <w:hyperlink w:anchor="fig-cpue-hurdle">
         <w:r>
@@ -1599,7 +1634,7 @@
         <w:t xml:space="preserve"> </w:t>
       </w:r>
       <w:r>
-        <w:t xml:space="preserve">= 0.48), indicating minimal additional between lake variation once environmental covariates were included. Presence of common smelt had a significant negative parametric relationship (</w:t>
+        <w:t xml:space="preserve">= 0.482), indicating minimal additional between lake variation once environmental covariates were included. Presence of common smelt had a significant negative parametric relationship (</w:t>
       </w:r>
       <w:r>
         <w:rPr>
@@ -1612,7 +1647,7 @@
         <w:t xml:space="preserve"> </w:t>
       </w:r>
       <w:r>
-        <w:t xml:space="preserve">= 0.04). Concurvity diagnostics indicated strong correlation between temperature and pH, but both variables were retained because they were ecologically interpretable and contributed significantly to model fit. Model diagnostics showed no evidence of overfitting (edf &lt; k), and predictive accuracy was moderate (</w:t>
+        <w:t xml:space="preserve">= 0.041). Concurvity diagnostics indicated strong correlation between temperature and pH, but both variables were retained because they were ecologically interpretable and contributed significantly to model fit. Model diagnostics showed no evidence of overfitting (edf &lt; k), and predictive accuracy was moderate (</w:t>
       </w:r>
       <w:hyperlink w:anchor="fig-cpue-hurdle">
         <w:r>
@@ -1626,7 +1661,7 @@
         <w:t xml:space="preserve"> </w:t>
       </w:r>
       <w:r>
-        <w:t xml:space="preserve">b). The model tended to slightly over-predict very low CPUE values and under predict the highest observations.</w:t>
+        <w:t xml:space="preserve">b). Residual diagnostics showed no systematic patterns in residual variance across fitted values. The model tended to slightly over-predict very low CPUE values and under predict the highest observations.</w:t>
       </w:r>
     </w:p>
     <w:bookmarkEnd w:id="15"/>
@@ -1644,7 +1679,7 @@
         <w:pStyle w:val="FirstParagraph"/>
       </w:pPr>
       <w:r>
-        <w:t xml:space="preserve">The full Gamma GAMM for positive BPUE explained 33.5 % of the deviance (AIC = 324; adj. R² = 0.093). Stepwise ML selection (</w:t>
+        <w:t xml:space="preserve">The full Gamma GAMM for positive BPUE explained 97.4 % of the deviance (AIC = 266; adj. R² = 0.76; n = 33). Stepwise ML selection (</w:t>
       </w:r>
       <w:r>
         <w:rPr>
@@ -1657,7 +1692,13 @@
         <w:t xml:space="preserve"> </w:t>
       </w:r>
       <w:r>
-        <w:t xml:space="preserve">= 0.05) retained pH, emergent native vegetation, and the lake identity random effect. The resulting reduced model had a lower AIC (318) and explained 26 % of the deviance (adj. R² = 0.141; n = 33). A likelihood ratio test provided no evidence that the full model offered a better fit than the reduced model (</w:t>
+        <w:t xml:space="preserve">= 0.05) retained pH, emergent native macrophytes, and the lake identity random effect. The resulting reduced model had a higher AIC (318) and explained 26 % of the deviance (adj. R² = 0.141). As the full model is overfitting the data the reduced model was chosen for inference.</w:t>
+      </w:r>
+      <w:r>
+        <w:t xml:space="preserve"> </w:t>
+      </w:r>
+      <w:r>
+        <w:t xml:space="preserve">The final REML-fitted BPUE model explained 25.9 % of the deviance (adj. R² = 0.14) and retained a positive influence of pH (</w:t>
       </w:r>
       <w:r>
         <w:rPr>
@@ -1670,13 +1711,7 @@
         <w:t xml:space="preserve"> </w:t>
       </w:r>
       <w:r>
-        <w:t xml:space="preserve">= 0.59), so the reduced model was chosen for inference.</w:t>
-      </w:r>
-      <w:r>
-        <w:t xml:space="preserve"> </w:t>
-      </w:r>
-      <w:r>
-        <w:t xml:space="preserve">The final REML-fitted BPUE model explained 25.9 % of the deviance (adj. R² = 0.14) and retained a positive influence of pH (</w:t>
+        <w:t xml:space="preserve">= 0.002) and a negative influence of emergent native macrophytes (</w:t>
       </w:r>
       <w:r>
         <w:rPr>
@@ -1689,20 +1724,7 @@
         <w:t xml:space="preserve"> </w:t>
       </w:r>
       <w:r>
-        <w:t xml:space="preserve">= 0.0015) and a negative influence of emergent native vegetation (</w:t>
-      </w:r>
-      <w:r>
-        <w:rPr>
-          <w:i/>
-          <w:iCs/>
-        </w:rPr>
-        <w:t xml:space="preserve">p</w:t>
-      </w:r>
-      <w:r>
-        <w:t xml:space="preserve"> </w:t>
-      </w:r>
-      <w:r>
-        <w:t xml:space="preserve">= 0.04) as significant, near-linear smoothing (</w:t>
+        <w:t xml:space="preserve">= 0.041) as significant, near-linear smoothing (</w:t>
       </w:r>
       <w:hyperlink w:anchor="fig-bpue-hurdle">
         <w:r>
@@ -1716,7 +1738,7 @@
         <w:t xml:space="preserve"> </w:t>
       </w:r>
       <w:r>
-        <w:t xml:space="preserve">a). The lake identity random effect was not significant (</w:t>
+        <w:t xml:space="preserve">a). The emergent macrophyte effect, while statistically significant, was close to the threshold and should be interpreted with caution given the distributional limitations of the model. The lake identity random effect was not significant (</w:t>
       </w:r>
       <w:r>
         <w:rPr>
@@ -1729,7 +1751,7 @@
         <w:t xml:space="preserve"> </w:t>
       </w:r>
       <w:r>
-        <w:t xml:space="preserve">= 0.60), indicating minimal additional between lake variation after accounting for environmental predictors. Diagnostic checks showed appropriate basis dimensions (edf &lt; k), stable convergence, and acceptable levels of observed concurvity. Predictive accuracy was moderate (</w:t>
+        <w:t xml:space="preserve">= 0.607), indicating minimal additional between lake variation after accounting for environmental predictors. Diagnostic checks showed appropriate basis dimensions (edf &lt; k), stable convergence, and acceptable levels of observed concurvity, though minor departure from distributional assumptions was noted at the lower tail, likely reflecting a small number of high-biomass sites. Predictive accuracy was moderate (</w:t>
       </w:r>
       <w:hyperlink w:anchor="fig-bpue-hurdle">
         <w:r>
@@ -1762,7 +1784,7 @@
         <w:pStyle w:val="FirstParagraph"/>
       </w:pPr>
       <w:r>
-        <w:t xml:space="preserve">We found that local and site-scale habitat characteristics were the primary determinants of kōura occurrence and abundance. Although initial mixed-effects models identified significant differences in kōura occupancy, Catch Per Unit Effort (CPUE), and Biomass Per Unit Effort (BPUE) among lakes, these differences were no longer evident once local environmental and biotic predictors were incorporated into the Generalised Additive Mixed-Models (GAMMs). In the final models, lake identity was retained as a random effect to account for spatial non-independence among sites, but was not statistically significant, indicating that it did not explain additional variation beyond that accounted for by littoral habitat characteristics and fish composition. This finding suggests that major lake-scale processes, are less important determinants of kōura distribution than local, within-lake variation in habitat quality. If lake-scale processes were primary drivers, lake identity would be expected to remain significant even after including local predictors. As predictors were often correlated at the site scale, the GAMMs are best interpreted as identifying habitat associations rather than mechanistic drivers of kōura distribution. Consequently, targeted management actions that improve local habitat structure and address key biotic pressures at finer spatial scales have the potential to deliver local gains, particularly where whole-lake interventions are not feasible or where local habitat degradation is the dominant stressor.</w:t>
+        <w:t xml:space="preserve">We found that local and site-scale habitat characteristics were consistently associated with kōura occurrence and abundance across the five surveyed lakes. Although initial mixed-effects models identified significant differences in kōura occupancy, Catch Per Unit Effort (CPUE), and Biomass Per Unit Effort (BPUE) among lakes, these differences were no longer evident once local environmental and biotic predictors were incorporated into the Generalised Additive Mixed-Models (GAMMs). However, interpreting the non-significance of lake identity in the final models requires caution. In the occupancy model, both temperature and specific conductivity showed near-perfect collinearity with lake identity, suggesting these predictors likely absorbed between-lake differences rather than capturing purely within-lake habitat associations. Given that predictors were often correlated at the site scale, the GAMMs are best interpreted as identifying habitat associations rather than mechanistic drivers of kōura distribution. The predictors substrate index and riparian vegetation cover, which varied considerably within lakes, likely reflect genuine within-lake habitat associations. Consequently, targeted management actions that improve local habitat structure and address key biotic pressures at finer spatial scales have the potential to deliver local gains, particularly where whole-lake interventions are not feasible or where local habitat degradation is the dominant stressor.</w:t>
       </w:r>
     </w:p>
     <w:bookmarkStart w:id="18" w:name="habitat-associations-with-kōura"/>
@@ -1785,7 +1807,7 @@
         <w:t xml:space="preserve"> </w:t>
       </w:r>
       <w:r>
-        <w:t xml:space="preserve">(Haschenburger &amp; Roest, 2009; Kusabs et al., 2015b; White &amp; Irvine, 2003)</w:t>
+        <w:t xml:space="preserve">(Kusabs et al., 2015b; White &amp; Irvine, 2003; Haschenburger &amp; Roest, 2009)</w:t>
       </w:r>
       <w:r>
         <w:t xml:space="preserve">. The relationship between substrate size and benthic invertebrates is not linear</w:t>
@@ -1794,7 +1816,7 @@
         <w:t xml:space="preserve"> </w:t>
       </w:r>
       <w:r>
-        <w:t xml:space="preserve">(J. M. Quinn &amp; Hickey, 1990)</w:t>
+        <w:t xml:space="preserve">(Quinn &amp; Hickey, 1990)</w:t>
       </w:r>
       <w:r>
         <w:t xml:space="preserve">, where larger pore spaces between coarse particles may favour adult kōura, smaller interstitial spaces within mixed substrates may provide refugia for juveniles, suggesting that heterogenous substrates support kōura across life stages. However, mixed substrates containing both coarse and fine particles can reduce pore space availability as smaller particles infill void spaces between larger ones</w:t>
@@ -1821,7 +1843,7 @@
         <w:t xml:space="preserve"> </w:t>
       </w:r>
       <w:r>
-        <w:t xml:space="preserve">(Jowett et al., 2008; Olsson et al., 2006)</w:t>
+        <w:t xml:space="preserve">(Olsson et al., 2006; Jowett et al., 2008)</w:t>
       </w:r>
       <w:r>
         <w:t xml:space="preserve">, although the optimal substrate size may differ between habitat types. In streams, kōura show a non-linear response to substrate size with an optimum around 130 mm, with probability of occurrence declining at boulder substrates larger than 256 mm, likely because larger substrates are associated with higher flow velocities that kōura actively avoid</w:t>
@@ -1879,7 +1901,7 @@
         <w:t xml:space="preserve">(Bunch et al., 2010; Schrank &amp; Lishawa, 2019)</w:t>
       </w:r>
       <w:r>
-        <w:t xml:space="preserve">. Therefore, rocky shorelines maintain accessible interstitial pore spaces that function as refugia, whereas macrophyte-dominated habitats accumulate fine sediments that infill potential void spaces and reduce refugia availability.</w:t>
+        <w:t xml:space="preserve">. Therefore, rocky shorelines maintain accessible interstitial pore spaces that function as refugia, whereas macrophyte-dominated habitats accumulate fine sediments that infill potential void spaces and reduce refugia availability. However, the negative association between emergent native macrophytes and kōura abundance and biomass should be interpreted with caution. Only 15 of 60 sites had emergent macrophyte cover and in the CPUE and BPUE models this was 7 of 33 positive sites, meaning model estimates for this predictor carry greater uncertainty than the smooth term confidence intervals suggest. That a consistent negative effect was nonetheless detected across both CPUE and BPUE models suggests the relationship is ecologically meaningful despite the limited representation of this habitat type in the dataset.</w:t>
       </w:r>
     </w:p>
     <w:bookmarkEnd w:id="18"/>
@@ -1903,7 +1925,7 @@
         <w:t xml:space="preserve"> </w:t>
       </w:r>
       <w:r>
-        <w:t xml:space="preserve">(Ford &amp; Beitinger, 2005; Fry &amp; Hart, 1948)</w:t>
+        <w:t xml:space="preserve">(Fry &amp; Hart, 1948; Ford &amp; Beitinger, 2005)</w:t>
       </w:r>
       <w:r>
         <w:t xml:space="preserve">, conditions that were also unfavourable for kōura in this study. Goldfish presence is therefore best interpreted as an indicator of habitat conditions that are unsuitable for kōura rather than as a direct driver of kōura distribution. Similarly, common smelt are primarily pelagic</w:t>
@@ -1941,7 +1963,7 @@
         <w:t xml:space="preserve">(Levin, 1992)</w:t>
       </w:r>
       <w:r>
-        <w:t xml:space="preserve">, who demonstrated that ecological relationships can shift direction depending on the scale of analysis. At the lake scale, kōura presence, CPUE, and BPUE were all substantially lower in catfish-invaded lakes than in catfish-free lakes, suggesting a negative association. At the site scale within invaded lakes, catfish-present sites also had lower kōura presence rates and abundance than catfish-absent sites. The positive parametric term in the GAMM therefore likely resulted from habitat covariate adjustment, where catfish and kōura co-occur in coarse substrate littoral habitats that support higher benthic invertebrate biomass and historically higher kōura densities</w:t>
+        <w:t xml:space="preserve">, who demonstrated that ecological relationships could shift direction depending on the scale of analysis. At the lake scale, kōura presence, CPUE, and BPUE were all substantially lower in catfish-invaded lakes than in catfish-free lakes, suggesting a negative association. At the site scale within invaded lakes, catfish-present sites also had lower kōura presence rates and abundance than catfish-absent sites. The positive parametric term in the GAMM therefore likely resulted from habitat covariate adjustment, where catfish and kōura co-occur in coarse substrate littoral habitats that support higher benthic invertebrate biomass and historically higher kōura densities</w:t>
       </w:r>
       <w:r>
         <w:t xml:space="preserve"> </w:t>
@@ -1956,7 +1978,7 @@
         <w:t xml:space="preserve"> </w:t>
       </w:r>
       <w:r>
-        <w:t xml:space="preserve">(Kusabs et al., in revision)</w:t>
+        <w:t xml:space="preserve">(Kusabs et al., 2026)</w:t>
       </w:r>
       <w:r>
         <w:t xml:space="preserve">. Overall, fish associations observed in this study appear to reflect shared responses to habitat structure and productivity rather than direct biotic regulation of kōura populations.</w:t>
@@ -1977,13 +1999,13 @@
         <w:pStyle w:val="FirstParagraph"/>
       </w:pPr>
       <w:r>
-        <w:t xml:space="preserve">Elevated summer water temperatures were negatively associated with kōura abundance in both occupancy and CPUE models, indicating that thermal conditions impose an important constraint on littoral habitat suitability. Kōura are known to be temperature-sensitive, with activity increasing above approximately 10 °C and temperatures exceeding ~21 °C considered thermally stressful</w:t>
-      </w:r>
-      <w:r>
-        <w:t xml:space="preserve"> </w:t>
-      </w:r>
-      <w:r>
-        <w:t xml:space="preserve">(Angilletta et al., 2004; Devcich, 1979; Hammond et al., 2006)</w:t>
+        <w:t xml:space="preserve">Elevated summer water temperatures were negatively associated with kōura abundance in both occupancy and CPUE models, indicating that thermal conditions impose an important constraint on littoral habitat suitability. Lakes were surveyed at different times across the spring-summer period, so between-lake temperature differences partly reflect when each lake was sampled, not only differences in thermal regime. Kōura are known to be temperature-sensitive, with activity increasing above approximately 10 °C and temperatures exceeding ~21 °C considered thermally stressful, and probably leading to aestivation</w:t>
+      </w:r>
+      <w:r>
+        <w:t xml:space="preserve"> </w:t>
+      </w:r>
+      <w:r>
+        <w:t xml:space="preserve">(Devcich, 1979; Angilletta et al., 2004; Hammond et al., 2006; Hesni et al., 2009)</w:t>
       </w:r>
       <w:r>
         <w:t xml:space="preserve">. During the study period, surface water temperatures in several lakes exceeded this threshold, including a mean summer temperature of 23.15 °C in Lake Rotorua, conditions likely to reduce suitable habitat availability during warm periods.</w:t>
@@ -2052,16 +2074,7 @@
         <w:t xml:space="preserve">(Hammond et al., 2006)</w:t>
       </w:r>
       <w:r>
-        <w:t xml:space="preserve">. Similarly, specific conductivity reflects ionic strength and broader littoral productivity, which may support increased food availability for kōura</w:t>
-      </w:r>
-      <w:r>
-        <w:t xml:space="preserve"> </w:t>
-      </w:r>
-      <w:r>
-        <w:t xml:space="preserve">(Devcich, 1979)</w:t>
-      </w:r>
-      <w:r>
-        <w:t xml:space="preserve">. Favourable chemical conditions are more likely to influence the amount of biomass that littoral habitats can support, rather than acting as strict determinants of kōura presence. This interpretation is consistent with physiological constraints associated with calcification and moulting, processes that become increasingly demanding as individuals increase in size</w:t>
+        <w:t xml:space="preserve">. Further, specific conductivity reflects the overall ionic composition of the water, which in volcanic lake systems may indicate differences in catchment geology and geothermal inputs, though given its near-perfect collinearity with lake identity the mechanistic interpretation of this association remains uncertain. Favourable chemical conditions are more likely to influence the amount of biomass that littoral habitats can support, rather than acting as strict determinants of kōura presence. This interpretation is consistent with physiological constraints associated with calcification and moulting, processes that become increasingly demanding as individuals increase in size</w:t>
       </w:r>
       <w:r>
         <w:t xml:space="preserve"> </w:t>
@@ -2088,7 +2101,16 @@
         <w:pStyle w:val="FirstParagraph"/>
       </w:pPr>
       <w:r>
-        <w:t xml:space="preserve">Our study demonstrates that kōura occurrence and abundance in nearshore habitats are primarily influenced by local littoral habitat conditions rather than by lake-scale processes. Coarse substrate availability and summer water temperature emerged as key correlates, underscoring the importance of nearshore environments in shaping kōura distribution within lakes. Together, these findings indicate that kōura habitat suitability is closely linked to local physical habitat characteristics and seasonal thermal conditions operating at the site scale within the littoral zone.</w:t>
+        <w:t xml:space="preserve">Our study found that local littoral habitat complexity, particularly coarse substrate availability and riparian vegetation cover, were consistently associated with kōura occurrence and abundance in nearshore habitats. Elevated summer water temperature was negatively associated with kōura occurrence and abundance, consistent with thermal sensitivity of kōura, though this association partly reflects between-lakes differences and should be interpreted cautiously. Together, these findings suggest that both local habitat complexity and thermal conditions shape kōura distribution within the littoral zone. This study contributes to understanding of how habitat complexity structures influence freshwater crayfish populations and demonstrates that not all forms of structural complexity equally support biodiversity. Different forms of structural complexity likely support different species and ecological functions, meaning that maintaining diversity of habitat types within the littoral zone is important for broader biodiversity conservation</w:t>
+      </w:r>
+      <w:r>
+        <w:t xml:space="preserve"> </w:t>
+      </w:r>
+      <w:r>
+        <w:t xml:space="preserve">(Meerhoff &amp; González-Sagrario, 2022)</w:t>
+      </w:r>
+      <w:r>
+        <w:t xml:space="preserve">. As shoreline modification, sedimentation, and invasive macrophyte expansion continue to reduce variation and structural diversity in littoral habitats, understanding which components of habitat complexity are functionally important for target species becomes critical for effective restoration planning.</w:t>
       </w:r>
     </w:p>
     <w:p>
@@ -2096,31 +2118,6 @@
         <w:pStyle w:val="BodyText"/>
       </w:pPr>
       <w:r>
-        <w:t xml:space="preserve">This study contributes to understanding of how habitat complexity structures influence freshwater crayfish populations and demonstrates that not all forms of structural complexity equally support biodiversity. Different forms of structural complexity likely support different species and ecological functions, meaning that maintaining diversity of habitat types within the littoral zone is important for broader biodiversity conservation</w:t>
-      </w:r>
-      <w:r>
-        <w:t xml:space="preserve"> </w:t>
-      </w:r>
-      <w:r>
-        <w:t xml:space="preserve">(Meerhoff &amp; González-Sagrario, 2022)</w:t>
-      </w:r>
-      <w:r>
-        <w:t xml:space="preserve">. As shoreline modification, sedimentation, and invasive macrophyte expansion continue to reduce variation and structural diversity in littoral habitats, understanding which components of habitat complexity are functionally important for target species becomes critical for effective restoration planning.</w:t>
-      </w:r>
-    </w:p>
-    <w:p>
-      <w:pPr>
-        <w:pStyle w:val="BodyText"/>
-      </w:pPr>
-      <w:r>
-        <w:t xml:space="preserve">Because sampling was restricted to the spring/summer period, our study provides a focused view of kōura habitat use under peak thermal conditions, but seasonal variation in habitat associations remains unexplored. Future studies incorporating multi-season sampling would improve understanding of how habitat associations vary throughout the year, particularly in relation to temperature dynamics, stratification processes, and potential seasonal movements associated with reproduction.</w:t>
-      </w:r>
-    </w:p>
-    <w:p>
-      <w:pPr>
-        <w:pStyle w:val="BodyText"/>
-      </w:pPr>
-      <w:r>
         <w:t xml:space="preserve">Climate warming is expected to impose increasing constraints on freshwater crayfish populations through rising summer water temperatures, prolonged periods of thermal stratification, and intensified interactions with non-native species that are better adapted to warmer conditions</w:t>
       </w:r>
       <w:r>
@@ -2130,7 +2127,7 @@
         <w:t xml:space="preserve">(Capinha et al., 2013; Lee et al., 2025)</w:t>
       </w:r>
       <w:r>
-        <w:t xml:space="preserve">. While such broad-scale drivers are difficult to manage directly, local habitat conditions represent a tractable management lever. The strong association between kōura occurrence and coarse substrate availability suggests that interstitial refuge availability may act as a limiting factor in these systems. Accordingly, management actions that prioritise the protection and enhancement of coarse littoral substrates and riparian vegetation, including the targeted placement of artificial reefs in areas already used by freshwater crayfish</w:t>
+        <w:t xml:space="preserve">. While such broad-scale drivers are difficult to manage directly, local habitat conditions represent a tractable management lever. The strong association between kōura occurrence and coarse substrate availability suggests that an absence of interstitial refuge availability may act as a limiting factor freshwater crayfish populations in these systems. Accordingly, management actions that prioritise the protection and enhancement of coarse littoral substrates and riparian vegetation, including the targeted placement of artificial reefs in areas already used by freshwater crayfish</w:t>
       </w:r>
       <w:r>
         <w:t xml:space="preserve"> </w:t>
@@ -2144,7 +2141,7 @@
     </w:p>
     <w:bookmarkEnd w:id="21"/>
     <w:bookmarkEnd w:id="22"/>
-    <w:bookmarkStart w:id="27" w:name="acknowledgements"/>
+    <w:bookmarkStart w:id="28" w:name="acknowledgements"/>
     <w:p>
       <w:pPr>
         <w:pStyle w:val="Heading1"/>
@@ -2158,16 +2155,16 @@
         <w:pStyle w:val="FirstParagraph"/>
       </w:pPr>
       <w:r>
-        <w:t xml:space="preserve">We thank Te Arawa Lakes Trust and Te Komiti Whakahaere for the opportunity to study kōura in these special lakes. We are grateful to Soweeta Fort-D’ath and William Anaru (Te Arawa Lakes Trust), and Tihini Grant (Ngāti Pikiao), for facilitating access to the lakes and supporting the field programme. We appreciate Joe Butterworth’s assistance with fieldwork, and the support of Andy Bruere and Bay of Plenty Regional Council in helping to fund the fieldwork. We thank Calum MacNeil and three anonymous reviewers for feedback on an earlier version of this manuscript. This research was supported by the Fish Futures programme funded through a Ministry of Business, Innovation and Employment grant (CAWX2101).</w:t>
+        <w:t xml:space="preserve">We thank Te Arawa Lakes Trust and Te Komiti Whakahaere for the opportunity to study kōura in the Rotorua Te Arawa lakes. We are grateful to Soweeta Fort-D’ath and William Anaru (Te Arawa Lakes Trust), and Tihini Grant (Ngāti Pikiao), for facilitating access to the lakes and supporting the field programme. We appreciate Joe Butterworth’s assistance with fieldwork, and the support of Andy Bruere and the Bay of Plenty Regional Council in helping to fund the fieldwork. We thank Calum MacNeil and three anonymous reviewers for feedback on an earlier version of this manuscript.</w:t>
       </w:r>
     </w:p>
-    <w:bookmarkStart w:id="23" w:name="authors-contributions"/>
+    <w:bookmarkStart w:id="23" w:name="funding"/>
     <w:p>
       <w:pPr>
         <w:pStyle w:val="Heading2"/>
       </w:pPr>
       <w:r>
-        <w:t xml:space="preserve">Authors’ contributions</w:t>
+        <w:t xml:space="preserve">Funding</w:t>
       </w:r>
     </w:p>
     <w:p>
@@ -2175,17 +2172,17 @@
         <w:pStyle w:val="FirstParagraph"/>
       </w:pPr>
       <w:r>
-        <w:t xml:space="preserve">Study conception and design were undertaken by O.V.R., F.J.B., I.A.K.K., R.H., and D.Ö. Fieldwork was conducted by O.V.R. Data analysis was performed by O.V.R., with statistical advice from F.J.B. Local ecological knowledge was contributed by I.A.K.K. and R.H. Manuscript drafting was led by O.V.R. All authors contributed to manuscript revision, approved the results, and the final manuscript.</w:t>
+        <w:t xml:space="preserve">This research was supported by the Fish Futures programme funded through a Ministry of Business, Innovation and Employment grant (CAWX2101).</w:t>
       </w:r>
     </w:p>
     <w:bookmarkEnd w:id="23"/>
-    <w:bookmarkStart w:id="24" w:name="ethical-approval"/>
+    <w:bookmarkStart w:id="24" w:name="authors-contributions"/>
     <w:p>
       <w:pPr>
         <w:pStyle w:val="Heading2"/>
       </w:pPr>
       <w:r>
-        <w:t xml:space="preserve">Ethical approval</w:t>
+        <w:t xml:space="preserve">Authors’ contributions</w:t>
       </w:r>
     </w:p>
     <w:p>
@@ -2193,17 +2190,17 @@
         <w:pStyle w:val="FirstParagraph"/>
       </w:pPr>
       <w:r>
-        <w:t xml:space="preserve">This study did not involve experimentation on humans or animals. Kōura and fish were captured using standard fisheries sampling methods. Permission to conduct field sampling and handle aquatic fauna was granted by Te Arawa Lakes Trust and Te Komiti Whakahaere. Formal institutional ethical approval was not required.</w:t>
+        <w:t xml:space="preserve">Study conception and design were undertaken by O.V.R., F.J.B., I.A.K.K., R.H., and D.Ö. Fieldwork was conducted by O.V.R. Data analysis was performed by O.V.R., with statistical advice from F.J.B. Local ecological and traditional knowledge was contributed by I.A.K.K. and R.H. Manuscript drafting was led by O.V.R. All authors contributed to manuscript revision, approved the results, and the final manuscript.</w:t>
       </w:r>
     </w:p>
     <w:bookmarkEnd w:id="24"/>
-    <w:bookmarkStart w:id="25" w:name="declarations"/>
+    <w:bookmarkStart w:id="25" w:name="ethical-approval"/>
     <w:p>
       <w:pPr>
         <w:pStyle w:val="Heading2"/>
       </w:pPr>
       <w:r>
-        <w:t xml:space="preserve">Declarations</w:t>
+        <w:t xml:space="preserve">Ethical approval</w:t>
       </w:r>
     </w:p>
     <w:p>
@@ -2211,17 +2208,17 @@
         <w:pStyle w:val="FirstParagraph"/>
       </w:pPr>
       <w:r>
-        <w:t xml:space="preserve">The corresponding author has declared that none of the authors has any competing interests.</w:t>
+        <w:t xml:space="preserve">This study did not involve experimentation on humans or animals. Kōura and fish were captured using standard fisheries sampling methods. Permission to conduct field sampling and handle aquatic fauna was granted by Te Arawa Lakes Trust and Te Komiti Whakahaere. Formal institutional ethical approval was not required.</w:t>
       </w:r>
     </w:p>
     <w:bookmarkEnd w:id="25"/>
-    <w:bookmarkStart w:id="26" w:name="data-availability-statement"/>
+    <w:bookmarkStart w:id="26" w:name="declarations"/>
     <w:p>
       <w:pPr>
         <w:pStyle w:val="Heading2"/>
       </w:pPr>
       <w:r>
-        <w:t xml:space="preserve">Data availability statement</w:t>
+        <w:t xml:space="preserve">Declarations</w:t>
       </w:r>
     </w:p>
     <w:p>
@@ -2229,12 +2226,30 @@
         <w:pStyle w:val="FirstParagraph"/>
       </w:pPr>
       <w:r>
-        <w:t xml:space="preserve">The code and derived data supporting the findings of this study are openly available on GitHub (https://github.com/OlivierRaven/Koura_shoreline_habitats) and a rendered version of the analysis is hosted at https://olivierraven.github.io/Koura_shoreline_habitats/. The primary raw dataset is archived on Zenodo (https://doi.org/10.5281/zenodo.19476793). Peer review documents, including the cover letter and reviewer responses, are available in the manuscript repository in the interest of open and transparent science.</w:t>
+        <w:t xml:space="preserve">The corresponding author has declared that none of the authors has any competing interests.</w:t>
       </w:r>
     </w:p>
     <w:bookmarkEnd w:id="26"/>
+    <w:bookmarkStart w:id="27" w:name="data-availability-statement"/>
+    <w:p>
+      <w:pPr>
+        <w:pStyle w:val="Heading2"/>
+      </w:pPr>
+      <w:r>
+        <w:t xml:space="preserve">Data availability statement</w:t>
+      </w:r>
+    </w:p>
+    <w:p>
+      <w:pPr>
+        <w:pStyle w:val="FirstParagraph"/>
+      </w:pPr>
+      <w:r>
+        <w:t xml:space="preserve">The code and derived data supporting the findings of this study are openly available on GitHub (https://github.com/OlivierRaven/Koura_shoreline_habitats) and a rendered version of the analysis is hosted at https://olivierraven.github.io/Koura_shoreline_habitats/. The primary raw dataset is archived on Zenodo (https://doi.org/10.5281/zenodo.19476793). Peer review documents, including the cover letter and reviewer responses, are available in the manuscript repository in the interest of open and transparent science.</w:t>
+      </w:r>
+    </w:p>
     <w:bookmarkEnd w:id="27"/>
-    <w:bookmarkStart w:id="31" w:name="tables"/>
+    <w:bookmarkEnd w:id="28"/>
+    <w:bookmarkStart w:id="32" w:name="tables"/>
     <w:p>
       <w:pPr>
         <w:pStyle w:val="Heading1"/>
@@ -2256,7 +2271,7 @@
       <w:tr>
         <w:tc>
           <w:tcPr/>
-          <w:bookmarkStart w:id="28" w:name="tbl-lake-overview-ms"/>
+          <w:bookmarkStart w:id="29" w:name="tbl-lake-overview-ms"/>
           <w:p>
             <w:pPr>
               <w:jc w:val="center"/>
@@ -2279,7 +2294,7 @@
               <w:t xml:space="preserve"> </w:t>
             </w:r>
             <w:r>
-              <w:t xml:space="preserve">database.</w:t>
+              <w:t xml:space="preserve">database. Shoreline composition percentages are calculated from useable shoreline only, excluding geothermal and cliff sections.</w:t>
             </w:r>
           </w:p>
           <w:tbl>
@@ -2290,16 +2305,20 @@
               <w:tblLook w:firstRow="1" w:lastRow="0" w:firstColumn="0" w:lastColumn="0" w:noHBand="0" w:noVBand="0" w:val="0020"/>
             </w:tblPr>
             <w:tblGrid>
-              <w:gridCol w:w="442"/>
-              <w:gridCol w:w="1415"/>
-              <w:gridCol w:w="840"/>
-              <w:gridCol w:w="973"/>
-              <w:gridCol w:w="929"/>
-              <w:gridCol w:w="663"/>
-              <w:gridCol w:w="796"/>
-              <w:gridCol w:w="619"/>
-              <w:gridCol w:w="619"/>
-              <w:gridCol w:w="619"/>
+              <w:gridCol w:w="338"/>
+              <w:gridCol w:w="1083"/>
+              <w:gridCol w:w="643"/>
+              <w:gridCol w:w="744"/>
+              <w:gridCol w:w="710"/>
+              <w:gridCol w:w="507"/>
+              <w:gridCol w:w="609"/>
+              <w:gridCol w:w="473"/>
+              <w:gridCol w:w="473"/>
+              <w:gridCol w:w="473"/>
+              <w:gridCol w:w="338"/>
+              <w:gridCol w:w="338"/>
+              <w:gridCol w:w="338"/>
+              <w:gridCol w:w="846"/>
             </w:tblGrid>
             <w:tr>
               <w:trPr>
@@ -2327,7 +2346,7 @@
                     <w:jc w:val="center"/>
                   </w:pPr>
                   <w:r>
-                    <w:t xml:space="preserve">Sampling date (number of sites)</w:t>
+                    <w:t xml:space="preserve">Sampling date (n sites)</w:t>
                   </w:r>
                 </w:p>
               </w:tc>
@@ -2432,6 +2451,58 @@
                   </w:pPr>
                   <w:r>
                     <w:t xml:space="preserve">Trophic state</w:t>
+                  </w:r>
+                </w:p>
+              </w:tc>
+              <w:tc>
+                <w:tcPr/>
+                <w:p>
+                  <w:pPr>
+                    <w:pStyle w:val="Compact"/>
+                    <w:jc w:val="right"/>
+                    <w:jc w:val="center"/>
+                  </w:pPr>
+                  <w:r>
+                    <w:t xml:space="preserve">Muddy (%)</w:t>
+                  </w:r>
+                </w:p>
+              </w:tc>
+              <w:tc>
+                <w:tcPr/>
+                <w:p>
+                  <w:pPr>
+                    <w:pStyle w:val="Compact"/>
+                    <w:jc w:val="right"/>
+                    <w:jc w:val="center"/>
+                  </w:pPr>
+                  <w:r>
+                    <w:t xml:space="preserve">Sandy (%)</w:t>
+                  </w:r>
+                </w:p>
+              </w:tc>
+              <w:tc>
+                <w:tcPr/>
+                <w:p>
+                  <w:pPr>
+                    <w:pStyle w:val="Compact"/>
+                    <w:jc w:val="right"/>
+                    <w:jc w:val="center"/>
+                  </w:pPr>
+                  <w:r>
+                    <w:t xml:space="preserve">Rocky (%)</w:t>
+                  </w:r>
+                </w:p>
+              </w:tc>
+              <w:tc>
+                <w:tcPr/>
+                <w:p>
+                  <w:pPr>
+                    <w:pStyle w:val="Compact"/>
+                    <w:jc w:val="right"/>
+                    <w:jc w:val="center"/>
+                  </w:pPr>
+                  <w:r>
+                    <w:t xml:space="preserve">Emergent macrophytes (%)</w:t>
                   </w:r>
                 </w:p>
               </w:tc>
@@ -2567,6 +2638,58 @@
                   </w:r>
                 </w:p>
               </w:tc>
+              <w:tc>
+                <w:tcPr/>
+                <w:p>
+                  <w:pPr>
+                    <w:pStyle w:val="Compact"/>
+                    <w:jc w:val="right"/>
+                    <w:jc w:val="center"/>
+                  </w:pPr>
+                  <w:r>
+                    <w:t xml:space="preserve">0.0</w:t>
+                  </w:r>
+                </w:p>
+              </w:tc>
+              <w:tc>
+                <w:tcPr/>
+                <w:p>
+                  <w:pPr>
+                    <w:pStyle w:val="Compact"/>
+                    <w:jc w:val="right"/>
+                    <w:jc w:val="center"/>
+                  </w:pPr>
+                  <w:r>
+                    <w:t xml:space="preserve">82.8</w:t>
+                  </w:r>
+                </w:p>
+              </w:tc>
+              <w:tc>
+                <w:tcPr/>
+                <w:p>
+                  <w:pPr>
+                    <w:pStyle w:val="Compact"/>
+                    <w:jc w:val="right"/>
+                    <w:jc w:val="center"/>
+                  </w:pPr>
+                  <w:r>
+                    <w:t xml:space="preserve">17.2</w:t>
+                  </w:r>
+                </w:p>
+              </w:tc>
+              <w:tc>
+                <w:tcPr/>
+                <w:p>
+                  <w:pPr>
+                    <w:pStyle w:val="Compact"/>
+                    <w:jc w:val="right"/>
+                    <w:jc w:val="center"/>
+                  </w:pPr>
+                  <w:r>
+                    <w:t xml:space="preserve">0.0</w:t>
+                  </w:r>
+                </w:p>
+              </w:tc>
             </w:tr>
             <w:tr>
               <w:tc>
@@ -2699,6 +2822,58 @@
                   </w:r>
                 </w:p>
               </w:tc>
+              <w:tc>
+                <w:tcPr/>
+                <w:p>
+                  <w:pPr>
+                    <w:pStyle w:val="Compact"/>
+                    <w:jc w:val="right"/>
+                    <w:jc w:val="center"/>
+                  </w:pPr>
+                  <w:r>
+                    <w:t xml:space="preserve">0.0</w:t>
+                  </w:r>
+                </w:p>
+              </w:tc>
+              <w:tc>
+                <w:tcPr/>
+                <w:p>
+                  <w:pPr>
+                    <w:pStyle w:val="Compact"/>
+                    <w:jc w:val="right"/>
+                    <w:jc w:val="center"/>
+                  </w:pPr>
+                  <w:r>
+                    <w:t xml:space="preserve">68.5</w:t>
+                  </w:r>
+                </w:p>
+              </w:tc>
+              <w:tc>
+                <w:tcPr/>
+                <w:p>
+                  <w:pPr>
+                    <w:pStyle w:val="Compact"/>
+                    <w:jc w:val="right"/>
+                    <w:jc w:val="center"/>
+                  </w:pPr>
+                  <w:r>
+                    <w:t xml:space="preserve">21.8</w:t>
+                  </w:r>
+                </w:p>
+              </w:tc>
+              <w:tc>
+                <w:tcPr/>
+                <w:p>
+                  <w:pPr>
+                    <w:pStyle w:val="Compact"/>
+                    <w:jc w:val="right"/>
+                    <w:jc w:val="center"/>
+                  </w:pPr>
+                  <w:r>
+                    <w:t xml:space="preserve">9.7</w:t>
+                  </w:r>
+                </w:p>
+              </w:tc>
             </w:tr>
             <w:tr>
               <w:tc>
@@ -2831,6 +3006,58 @@
                   </w:r>
                 </w:p>
               </w:tc>
+              <w:tc>
+                <w:tcPr/>
+                <w:p>
+                  <w:pPr>
+                    <w:pStyle w:val="Compact"/>
+                    <w:jc w:val="right"/>
+                    <w:jc w:val="center"/>
+                  </w:pPr>
+                  <w:r>
+                    <w:t xml:space="preserve">3.3</w:t>
+                  </w:r>
+                </w:p>
+              </w:tc>
+              <w:tc>
+                <w:tcPr/>
+                <w:p>
+                  <w:pPr>
+                    <w:pStyle w:val="Compact"/>
+                    <w:jc w:val="right"/>
+                    <w:jc w:val="center"/>
+                  </w:pPr>
+                  <w:r>
+                    <w:t xml:space="preserve">91.2</w:t>
+                  </w:r>
+                </w:p>
+              </w:tc>
+              <w:tc>
+                <w:tcPr/>
+                <w:p>
+                  <w:pPr>
+                    <w:pStyle w:val="Compact"/>
+                    <w:jc w:val="right"/>
+                    <w:jc w:val="center"/>
+                  </w:pPr>
+                  <w:r>
+                    <w:t xml:space="preserve">1.7</w:t>
+                  </w:r>
+                </w:p>
+              </w:tc>
+              <w:tc>
+                <w:tcPr/>
+                <w:p>
+                  <w:pPr>
+                    <w:pStyle w:val="Compact"/>
+                    <w:jc w:val="right"/>
+                    <w:jc w:val="center"/>
+                  </w:pPr>
+                  <w:r>
+                    <w:t xml:space="preserve">3.8</w:t>
+                  </w:r>
+                </w:p>
+              </w:tc>
             </w:tr>
             <w:tr>
               <w:tc>
@@ -2963,6 +3190,58 @@
                   </w:r>
                 </w:p>
               </w:tc>
+              <w:tc>
+                <w:tcPr/>
+                <w:p>
+                  <w:pPr>
+                    <w:pStyle w:val="Compact"/>
+                    <w:jc w:val="right"/>
+                    <w:jc w:val="center"/>
+                  </w:pPr>
+                  <w:r>
+                    <w:t xml:space="preserve">0.0</w:t>
+                  </w:r>
+                </w:p>
+              </w:tc>
+              <w:tc>
+                <w:tcPr/>
+                <w:p>
+                  <w:pPr>
+                    <w:pStyle w:val="Compact"/>
+                    <w:jc w:val="right"/>
+                    <w:jc w:val="center"/>
+                  </w:pPr>
+                  <w:r>
+                    <w:t xml:space="preserve">62.0</w:t>
+                  </w:r>
+                </w:p>
+              </w:tc>
+              <w:tc>
+                <w:tcPr/>
+                <w:p>
+                  <w:pPr>
+                    <w:pStyle w:val="Compact"/>
+                    <w:jc w:val="right"/>
+                    <w:jc w:val="center"/>
+                  </w:pPr>
+                  <w:r>
+                    <w:t xml:space="preserve">17.7</w:t>
+                  </w:r>
+                </w:p>
+              </w:tc>
+              <w:tc>
+                <w:tcPr/>
+                <w:p>
+                  <w:pPr>
+                    <w:pStyle w:val="Compact"/>
+                    <w:jc w:val="right"/>
+                    <w:jc w:val="center"/>
+                  </w:pPr>
+                  <w:r>
+                    <w:t xml:space="preserve">20.4</w:t>
+                  </w:r>
+                </w:p>
+              </w:tc>
             </w:tr>
             <w:tr>
               <w:tc>
@@ -3095,9 +3374,61 @@
                   </w:r>
                 </w:p>
               </w:tc>
+              <w:tc>
+                <w:tcPr/>
+                <w:p>
+                  <w:pPr>
+                    <w:pStyle w:val="Compact"/>
+                    <w:jc w:val="right"/>
+                    <w:jc w:val="center"/>
+                  </w:pPr>
+                  <w:r>
+                    <w:t xml:space="preserve">8.9</w:t>
+                  </w:r>
+                </w:p>
+              </w:tc>
+              <w:tc>
+                <w:tcPr/>
+                <w:p>
+                  <w:pPr>
+                    <w:pStyle w:val="Compact"/>
+                    <w:jc w:val="right"/>
+                    <w:jc w:val="center"/>
+                  </w:pPr>
+                  <w:r>
+                    <w:t xml:space="preserve">45.1</w:t>
+                  </w:r>
+                </w:p>
+              </w:tc>
+              <w:tc>
+                <w:tcPr/>
+                <w:p>
+                  <w:pPr>
+                    <w:pStyle w:val="Compact"/>
+                    <w:jc w:val="right"/>
+                    <w:jc w:val="center"/>
+                  </w:pPr>
+                  <w:r>
+                    <w:t xml:space="preserve">20.2</w:t>
+                  </w:r>
+                </w:p>
+              </w:tc>
+              <w:tc>
+                <w:tcPr/>
+                <w:p>
+                  <w:pPr>
+                    <w:pStyle w:val="Compact"/>
+                    <w:jc w:val="right"/>
+                    <w:jc w:val="center"/>
+                  </w:pPr>
+                  <w:r>
+                    <w:t xml:space="preserve">25.8</w:t>
+                  </w:r>
+                </w:p>
+              </w:tc>
             </w:tr>
           </w:tbl>
-          <w:bookmarkEnd w:id="28"/>
+          <w:bookmarkEnd w:id="29"/>
           <w:p/>
         </w:tc>
       </w:tr>
@@ -3118,7 +3449,7 @@
         </w:rPr>
         <w:t xml:space="preserve"> </w:t>
       </w:r>
-      <w:hyperlink r:id="rId29">
+      <w:hyperlink r:id="rId30">
         <w:r>
           <w:rPr>
             <w:rStyle w:val="Hyperlink"/>
@@ -3149,7 +3480,7 @@
       <w:tr>
         <w:tc>
           <w:tcPr/>
-          <w:bookmarkStart w:id="30" w:name="tbl-environmental-biotic-overview-ms"/>
+          <w:bookmarkStart w:id="31" w:name="tbl-environmental-biotic-overview-ms"/>
           <w:p>
             <w:pPr>
               <w:jc w:val="center"/>
@@ -3181,10 +3512,10 @@
               <w:tblLook w:firstRow="1" w:lastRow="0" w:firstColumn="0" w:lastColumn="0" w:noHBand="0" w:noVBand="0" w:val="0020"/>
             </w:tblPr>
             <w:tblGrid>
-              <w:gridCol w:w="787"/>
-              <w:gridCol w:w="2153"/>
-              <w:gridCol w:w="2825"/>
-              <w:gridCol w:w="2153"/>
+              <w:gridCol w:w="660"/>
+              <w:gridCol w:w="2281"/>
+              <w:gridCol w:w="3224"/>
+              <w:gridCol w:w="1753"/>
             </w:tblGrid>
             <w:tr>
               <w:trPr>
@@ -3577,33 +3908,33 @@
                     <w:jc w:val="center"/>
                   </w:pPr>
                   <w:r>
-                    <w:t xml:space="preserve">Emergent and submerged vegetation</w:t>
-                  </w:r>
-                </w:p>
-              </w:tc>
-              <w:tc>
-                <w:tcPr/>
-                <w:p>
-                  <w:pPr>
-                    <w:pStyle w:val="Compact"/>
-                    <w:jc w:val="left"/>
-                    <w:jc w:val="center"/>
-                  </w:pPr>
-                  <w:r>
-                    <w:t xml:space="preserve">Percentage cover of vegetation divided over emergent/submerged and native/non-native species</w:t>
-                  </w:r>
-                </w:p>
-              </w:tc>
-              <w:tc>
-                <w:tcPr/>
-                <w:p>
-                  <w:pPr>
-                    <w:pStyle w:val="Compact"/>
-                    <w:jc w:val="left"/>
-                    <w:jc w:val="center"/>
-                  </w:pPr>
-                  <w:r>
-                    <w:t xml:space="preserve">Native vegetation provides cover and food source; non-native may alter movement and habitat conditions.</w:t>
+                    <w:t xml:space="preserve">Emergent and submerged macrophytes</w:t>
+                  </w:r>
+                </w:p>
+              </w:tc>
+              <w:tc>
+                <w:tcPr/>
+                <w:p>
+                  <w:pPr>
+                    <w:pStyle w:val="Compact"/>
+                    <w:jc w:val="left"/>
+                    <w:jc w:val="center"/>
+                  </w:pPr>
+                  <w:r>
+                    <w:t xml:space="preserve">Percentage cover of macrophytes in the sample site divided over emergent and submerged and native and non-native species</w:t>
+                  </w:r>
+                </w:p>
+              </w:tc>
+              <w:tc>
+                <w:tcPr/>
+                <w:p>
+                  <w:pPr>
+                    <w:pStyle w:val="Compact"/>
+                    <w:jc w:val="left"/>
+                    <w:jc w:val="center"/>
+                  </w:pPr>
+                  <w:r>
+                    <w:t xml:space="preserve">Native macrophytes can provide cover and serve as a food source. Non-native macrophytes may alter movement pathways and modify local habitat and water quality conditions.</w:t>
                   </w:r>
                 </w:p>
               </w:tc>
@@ -3892,7 +4223,7 @@
               </w:tc>
             </w:tr>
           </w:tbl>
-          <w:bookmarkEnd w:id="30"/>
+          <w:bookmarkEnd w:id="31"/>
           <w:p/>
         </w:tc>
       </w:tr>
@@ -3913,7 +4244,7 @@
         </w:rPr>
         <w:t xml:space="preserve"> </w:t>
       </w:r>
-      <w:hyperlink r:id="rId29">
+      <w:hyperlink r:id="rId30">
         <w:r>
           <w:rPr>
             <w:rStyle w:val="Hyperlink"/>
@@ -3923,8 +4254,8 @@
         </w:r>
       </w:hyperlink>
     </w:p>
-    <w:bookmarkEnd w:id="31"/>
-    <w:bookmarkStart w:id="56" w:name="figures"/>
+    <w:bookmarkEnd w:id="32"/>
+    <w:bookmarkStart w:id="57" w:name="figures"/>
     <w:p>
       <w:pPr>
         <w:pStyle w:val="Heading1"/>
@@ -3946,7 +4277,7 @@
       <w:tr>
         <w:tc>
           <w:tcPr/>
-          <w:bookmarkStart w:id="35" w:name="fig-site-map"/>
+          <w:bookmarkStart w:id="36" w:name="fig-site-map"/>
           <w:p>
             <w:pPr>
               <w:pStyle w:val="Compact"/>
@@ -3957,18 +4288,18 @@
                 <wp:inline>
                   <wp:extent cx="5727700" cy="4050383"/>
                   <wp:effectExtent b="0" l="0" r="0" t="0"/>
-                  <wp:docPr descr="" title="" id="33" name="Picture"/>
+                  <wp:docPr descr="" title="" id="34" name="Picture"/>
                   <a:graphic>
                     <a:graphicData uri="http://schemas.openxmlformats.org/drawingml/2006/picture">
                       <pic:pic>
                         <pic:nvPicPr>
-                          <pic:cNvPr descr="images/Natural_habitat_map.png" id="34" name="Picture"/>
+                          <pic:cNvPr descr="images/Natural_habitat_map.png" id="35" name="Picture"/>
                           <pic:cNvPicPr>
                             <a:picLocks noChangeArrowheads="1" noChangeAspect="1"/>
                           </pic:cNvPicPr>
                         </pic:nvPicPr>
                         <pic:blipFill>
-                          <a:blip r:embed="rId32"/>
+                          <a:blip r:embed="rId33"/>
                           <a:stretch>
                             <a:fillRect/>
                           </a:stretch>
@@ -4008,7 +4339,7 @@
               <w:t xml:space="preserve">Figure 1: Map of the sampling locations with different dominant littoral habitat types classified. a) Overview map of the 5 lakes. Lakes where invasive catfish were detected are indicated. b) Zoom in of Lake Ōkāreka. c) Guidance map to show the lakes location (white square) on the North Island of Aotearoa New Zealand.</w:t>
             </w:r>
           </w:p>
-          <w:bookmarkEnd w:id="35"/>
+          <w:bookmarkEnd w:id="36"/>
         </w:tc>
       </w:tr>
     </w:tbl>
@@ -4025,7 +4356,7 @@
       <w:tr>
         <w:tc>
           <w:tcPr/>
-          <w:bookmarkStart w:id="39" w:name="fig-koura-by-lake"/>
+          <w:bookmarkStart w:id="40" w:name="fig-koura-by-lake"/>
           <w:p>
             <w:pPr>
               <w:pStyle w:val="Compact"/>
@@ -4034,20 +4365,20 @@
             <w:r>
               <w:drawing>
                 <wp:inline>
-                  <wp:extent cx="2772075" cy="4620126"/>
+                  <wp:extent cx="2757562" cy="4595937"/>
                   <wp:effectExtent b="0" l="0" r="0" t="0"/>
-                  <wp:docPr descr="" title="" id="37" name="Picture"/>
+                  <wp:docPr descr="" title="" id="38" name="Picture"/>
                   <a:graphic>
                     <a:graphicData uri="http://schemas.openxmlformats.org/drawingml/2006/picture">
                       <pic:pic>
                         <pic:nvPicPr>
-                          <pic:cNvPr descr="index_files/figure-docx/analysis-fig-koura-by-lake-output-1.png" id="38" name="Picture"/>
+                          <pic:cNvPr descr="index_files/figure-docx/analysis-fig-koura-by-lake-output-1.png" id="39" name="Picture"/>
                           <pic:cNvPicPr>
                             <a:picLocks noChangeArrowheads="1" noChangeAspect="1"/>
                           </pic:cNvPicPr>
                         </pic:nvPicPr>
                         <pic:blipFill>
-                          <a:blip r:embed="rId36"/>
+                          <a:blip r:embed="rId37"/>
                           <a:stretch>
                             <a:fillRect/>
                           </a:stretch>
@@ -4055,7 +4386,7 @@
                         <pic:spPr bwMode="auto">
                           <a:xfrm>
                             <a:off x="0" y="0"/>
-                            <a:ext cx="2772075" cy="4620126"/>
+                            <a:ext cx="2757562" cy="4595937"/>
                           </a:xfrm>
                           <a:prstGeom prst="rect">
                             <a:avLst/>
@@ -4087,7 +4418,7 @@
               <w:t xml:space="preserve">Figure 2: Fig. 2 Kōura presence, CPUE, and BPUE across lakes. The upper panel shows the proportion of sampled sites with kōura present in each lake, with error bars indicating 95% binomial confidence intervals. The middle and lower panels show the distribution of kōura CPUE and BPUE, respectively, across lakes using boxplots (median, interquartile range, and range).</w:t>
             </w:r>
           </w:p>
-          <w:bookmarkEnd w:id="39"/>
+          <w:bookmarkEnd w:id="40"/>
         </w:tc>
       </w:tr>
     </w:tbl>
@@ -4107,7 +4438,7 @@
         </w:rPr>
         <w:t xml:space="preserve"> </w:t>
       </w:r>
-      <w:hyperlink r:id="rId40">
+      <w:hyperlink r:id="rId41">
         <w:r>
           <w:rPr>
             <w:rStyle w:val="Hyperlink"/>
@@ -4130,7 +4461,7 @@
       <w:tr>
         <w:tc>
           <w:tcPr/>
-          <w:bookmarkStart w:id="44" w:name="fig-occupancy-model"/>
+          <w:bookmarkStart w:id="45" w:name="fig-occupancy-model"/>
           <w:p>
             <w:pPr>
               <w:pStyle w:val="Compact"/>
@@ -4141,18 +4472,18 @@
                 <wp:inline>
                   <wp:extent cx="5727700" cy="4091214"/>
                   <wp:effectExtent b="0" l="0" r="0" t="0"/>
-                  <wp:docPr descr="" title="" id="42" name="Picture"/>
+                  <wp:docPr descr="" title="" id="43" name="Picture"/>
                   <a:graphic>
                     <a:graphicData uri="http://schemas.openxmlformats.org/drawingml/2006/picture">
                       <pic:pic>
                         <pic:nvPicPr>
-                          <pic:cNvPr descr="index_files/figure-docx/analysis-fig-occupancy-model-output-2.png" id="43" name="Picture"/>
+                          <pic:cNvPr descr="index_files/figure-docx/analysis-fig-occupancy-model-output-2.png" id="44" name="Picture"/>
                           <pic:cNvPicPr>
                             <a:picLocks noChangeArrowheads="1" noChangeAspect="1"/>
                           </pic:cNvPicPr>
                         </pic:nvPicPr>
                         <pic:blipFill>
-                          <a:blip r:embed="rId41"/>
+                          <a:blip r:embed="rId42"/>
                           <a:stretch>
                             <a:fillRect/>
                           </a:stretch>
@@ -4189,10 +4520,10 @@
               <w:pStyle w:val="ImageCaption"/>
             </w:pPr>
             <w:r>
-              <w:t xml:space="preserve">Figure 3: Kōura occupancy GAMM results and model performance. a) Estimated smooth terms for riparian vegetation, substrate index, surface water temperature, and specific conductivity, shown as partial effects with 95% confidence intervals. b) Receiver operating characteristic (ROC) curve illustrating model discrimination, with the area under the curve (AUC) reported. c) Calibration plot based on five equal-frequency bins, comparing mean predicted occupancy probabilities with observed proportions of occupied sites; the dashed 1:1 line indicates perfect calibration.</w:t>
+              <w:t xml:space="preserve">Figure 3: Kōura occupancy GAMM results and model performance. a) Estimated smooth terms for riparian vegetation, substrate index, surface water temperature, and specific conductivity, shown as partial effects with 95% confidence intervals. See Fig. S2 for raw data underlying modelled relationships. b) Receiver operating characteristic (ROC) curve illustrating model discrimination, with the area under the curve (AUC) reported. c) Calibration plot based on five equal-frequency bins, comparing mean predicted occupancy probabilities with observed proportions of occupied sites; the dashed 1:1 line indicates perfect calibration.</w:t>
             </w:r>
           </w:p>
-          <w:bookmarkEnd w:id="44"/>
+          <w:bookmarkEnd w:id="45"/>
         </w:tc>
       </w:tr>
     </w:tbl>
@@ -4212,7 +4543,7 @@
         </w:rPr>
         <w:t xml:space="preserve"> </w:t>
       </w:r>
-      <w:hyperlink r:id="rId45">
+      <w:hyperlink r:id="rId46">
         <w:r>
           <w:rPr>
             <w:rStyle w:val="Hyperlink"/>
@@ -4235,7 +4566,7 @@
       <w:tr>
         <w:tc>
           <w:tcPr/>
-          <w:bookmarkStart w:id="49" w:name="fig-cpue-hurdle"/>
+          <w:bookmarkStart w:id="50" w:name="fig-cpue-hurdle"/>
           <w:p>
             <w:pPr>
               <w:pStyle w:val="Compact"/>
@@ -4244,20 +4575,20 @@
             <w:r>
               <w:drawing>
                 <wp:inline>
-                  <wp:extent cx="5082138" cy="4620126"/>
+                  <wp:extent cx="5055530" cy="4595937"/>
                   <wp:effectExtent b="0" l="0" r="0" t="0"/>
-                  <wp:docPr descr="" title="" id="47" name="Picture"/>
+                  <wp:docPr descr="" title="" id="48" name="Picture"/>
                   <a:graphic>
                     <a:graphicData uri="http://schemas.openxmlformats.org/drawingml/2006/picture">
                       <pic:pic>
                         <pic:nvPicPr>
-                          <pic:cNvPr descr="index_files/figure-docx/analysis-fig-cpue-hurdle-output-1.png" id="48" name="Picture"/>
+                          <pic:cNvPr descr="index_files/figure-docx/analysis-fig-cpue-hurdle-output-1.png" id="49" name="Picture"/>
                           <pic:cNvPicPr>
                             <a:picLocks noChangeArrowheads="1" noChangeAspect="1"/>
                           </pic:cNvPicPr>
                         </pic:nvPicPr>
                         <pic:blipFill>
-                          <a:blip r:embed="rId46"/>
+                          <a:blip r:embed="rId47"/>
                           <a:stretch>
                             <a:fillRect/>
                           </a:stretch>
@@ -4265,7 +4596,7 @@
                         <pic:spPr bwMode="auto">
                           <a:xfrm>
                             <a:off x="0" y="0"/>
-                            <a:ext cx="5082138" cy="4620126"/>
+                            <a:ext cx="5055530" cy="4595937"/>
                           </a:xfrm>
                           <a:prstGeom prst="rect">
                             <a:avLst/>
@@ -4294,10 +4625,10 @@
               <w:pStyle w:val="ImageCaption"/>
             </w:pPr>
             <w:r>
-              <w:t xml:space="preserve">Figure 4: Kōura CPUE GAMM results and model performance. a) Estimated smooth terms for surface water temperature, pH, and emergent native vegetation, shown with partial effects and 95% confidence intervals. See Fig. S2 for raw data underlying modelled relationships. b) Predicted versus observed CPUE from the positive (Gamma) component of the hurdle model, with predictions excluding the random lake effect. The dashed 1:1 line indicates perfect agreement; annotated values report R² and RMSE to summarise model fit.</w:t>
+              <w:t xml:space="preserve">Figure 4: Kōura CPUE GAMM results and model performance. a) Estimated smooth terms for surface water temperature, pH, and emergent native macrophytes, shown with partial effects and 95% confidence intervals. See Fig. S2 for raw data underlying modelled relationships. b) Predicted versus observed CPUE from the positive (Gamma) component of the hurdle model, with predictions excluding the random lake effect. The dashed 1:1 line indicates perfect agreement; annotated values report R² and RMSE to summarise model fit.</w:t>
             </w:r>
           </w:p>
-          <w:bookmarkEnd w:id="49"/>
+          <w:bookmarkEnd w:id="50"/>
         </w:tc>
       </w:tr>
     </w:tbl>
@@ -4317,7 +4648,7 @@
         </w:rPr>
         <w:t xml:space="preserve"> </w:t>
       </w:r>
-      <w:hyperlink r:id="rId50">
+      <w:hyperlink r:id="rId51">
         <w:r>
           <w:rPr>
             <w:rStyle w:val="Hyperlink"/>
@@ -4340,7 +4671,7 @@
       <w:tr>
         <w:tc>
           <w:tcPr/>
-          <w:bookmarkStart w:id="54" w:name="fig-bpue-hurdle"/>
+          <w:bookmarkStart w:id="55" w:name="fig-bpue-hurdle"/>
           <w:p>
             <w:pPr>
               <w:pStyle w:val="Compact"/>
@@ -4349,20 +4680,20 @@
             <w:r>
               <w:drawing>
                 <wp:inline>
-                  <wp:extent cx="3696101" cy="4620126"/>
+                  <wp:extent cx="3676749" cy="4595937"/>
                   <wp:effectExtent b="0" l="0" r="0" t="0"/>
-                  <wp:docPr descr="" title="" id="52" name="Picture"/>
+                  <wp:docPr descr="" title="" id="53" name="Picture"/>
                   <a:graphic>
                     <a:graphicData uri="http://schemas.openxmlformats.org/drawingml/2006/picture">
                       <pic:pic>
                         <pic:nvPicPr>
-                          <pic:cNvPr descr="index_files/figure-docx/analysis-fig-bpue-hurdle-output-1.png" id="53" name="Picture"/>
+                          <pic:cNvPr descr="index_files/figure-docx/analysis-fig-bpue-hurdle-output-1.png" id="54" name="Picture"/>
                           <pic:cNvPicPr>
                             <a:picLocks noChangeArrowheads="1" noChangeAspect="1"/>
                           </pic:cNvPicPr>
                         </pic:nvPicPr>
                         <pic:blipFill>
-                          <a:blip r:embed="rId51"/>
+                          <a:blip r:embed="rId52"/>
                           <a:stretch>
                             <a:fillRect/>
                           </a:stretch>
@@ -4370,7 +4701,7 @@
                         <pic:spPr bwMode="auto">
                           <a:xfrm>
                             <a:off x="0" y="0"/>
-                            <a:ext cx="3696101" cy="4620126"/>
+                            <a:ext cx="3676749" cy="4595937"/>
                           </a:xfrm>
                           <a:prstGeom prst="rect">
                             <a:avLst/>
@@ -4399,10 +4730,10 @@
               <w:pStyle w:val="ImageCaption"/>
             </w:pPr>
             <w:r>
-              <w:t xml:space="preserve">Figure 5: Kōura BPUE GAMM results and model performance. a) Estimated smooth terms for pH and emergent native vegetation, shown with partial effects and 95% confidence intervals. See Fig. S2 for raw data underlying modelled relationships. b) Predicted versus observed BPUE from the positive (Gamma) component of the hurdle model, with predictions excluding the random lake effect. The dashed 1:1 line indicates perfect agreement; annotated values report R² and RMSE to summarise model fit.</w:t>
+              <w:t xml:space="preserve">Figure 5: Kōura BPUE GAMM results and model performance. a) Estimated smooth terms for pH and emergent native macrophytes, shown with partial effects and 95% confidence intervals. See Fig. S2 for raw data underlying modelled relationships. b) Predicted versus observed BPUE from the positive (Gamma) component of the hurdle model, with predictions excluding the random lake effect. The dashed 1:1 line indicates perfect agreement; annotated values report R² and RMSE to summarise model fit.</w:t>
             </w:r>
           </w:p>
-          <w:bookmarkEnd w:id="54"/>
+          <w:bookmarkEnd w:id="55"/>
         </w:tc>
       </w:tr>
     </w:tbl>
@@ -4422,7 +4753,7 @@
         </w:rPr>
         <w:t xml:space="preserve"> </w:t>
       </w:r>
-      <w:hyperlink r:id="rId55">
+      <w:hyperlink r:id="rId56">
         <w:r>
           <w:rPr>
             <w:rStyle w:val="Hyperlink"/>
@@ -4432,8 +4763,8 @@
         </w:r>
       </w:hyperlink>
     </w:p>
-    <w:bookmarkEnd w:id="56"/>
-    <w:bookmarkStart w:id="201" w:name="supplementary-information"/>
+    <w:bookmarkEnd w:id="57"/>
+    <w:bookmarkStart w:id="204" w:name="supplementary-information"/>
     <w:p>
       <w:pPr>
         <w:pStyle w:val="Heading1"/>
@@ -4455,7 +4786,7 @@
       <w:tr>
         <w:tc>
           <w:tcPr/>
-          <w:bookmarkStart w:id="60" w:name="fig-length-weight"/>
+          <w:bookmarkStart w:id="61" w:name="fig-length-weight"/>
           <w:p>
             <w:pPr>
               <w:pStyle w:val="Compact"/>
@@ -4466,18 +4797,18 @@
                 <wp:inline>
                   <wp:extent cx="5727700" cy="4091214"/>
                   <wp:effectExtent b="0" l="0" r="0" t="0"/>
-                  <wp:docPr descr="" title="" id="58" name="Picture"/>
+                  <wp:docPr descr="" title="" id="59" name="Picture"/>
                   <a:graphic>
                     <a:graphicData uri="http://schemas.openxmlformats.org/drawingml/2006/picture">
                       <pic:pic>
                         <pic:nvPicPr>
-                          <pic:cNvPr descr="index_files/figure-docx/analysis-fig-length-weight-output-1.png" id="59" name="Picture"/>
+                          <pic:cNvPr descr="index_files/figure-docx/analysis-fig-length-weight-output-1.png" id="60" name="Picture"/>
                           <pic:cNvPicPr>
                             <a:picLocks noChangeArrowheads="1" noChangeAspect="1"/>
                           </pic:cNvPicPr>
                         </pic:nvPicPr>
                         <pic:blipFill>
-                          <a:blip r:embed="rId57"/>
+                          <a:blip r:embed="rId58"/>
                           <a:stretch>
                             <a:fillRect/>
                           </a:stretch>
@@ -4517,7 +4848,7 @@
               <w:t xml:space="preserve">Figure 6: Length–weight relationship used to estimate missing kōura weights. Observed (measured) and model-predicted body weights are shown in relation to orbital carapace length (OCL). The log₁₀–log₁₀ regression was fitted to individuals with both length and weight measurements (n = 240) and used to estimate missing weights (n = 81). Predicted values were back-transformed using a lognormal bias correction factor. The fitted regression equation is shown on the plot.</w:t>
             </w:r>
           </w:p>
-          <w:bookmarkEnd w:id="60"/>
+          <w:bookmarkEnd w:id="61"/>
         </w:tc>
       </w:tr>
     </w:tbl>
@@ -4537,7 +4868,7 @@
         </w:rPr>
         <w:t xml:space="preserve"> </w:t>
       </w:r>
-      <w:hyperlink r:id="rId61">
+      <w:hyperlink r:id="rId62">
         <w:r>
           <w:rPr>
             <w:rStyle w:val="Hyperlink"/>
@@ -4560,7 +4891,7 @@
       <w:tr>
         <w:tc>
           <w:tcPr/>
-          <w:bookmarkStart w:id="65" w:name="fig-raw-data-plots"/>
+          <w:bookmarkStart w:id="66" w:name="fig-raw-data-all-predictors"/>
           <w:p>
             <w:pPr>
               <w:pStyle w:val="Compact"/>
@@ -4569,20 +4900,20 @@
             <w:r>
               <w:drawing>
                 <wp:inline>
-                  <wp:extent cx="5544151" cy="3696101"/>
+                  <wp:extent cx="5727700" cy="7159625"/>
                   <wp:effectExtent b="0" l="0" r="0" t="0"/>
-                  <wp:docPr descr="" title="" id="63" name="Picture"/>
+                  <wp:docPr descr="" title="" id="64" name="Picture"/>
                   <a:graphic>
                     <a:graphicData uri="http://schemas.openxmlformats.org/drawingml/2006/picture">
                       <pic:pic>
                         <pic:nvPicPr>
-                          <pic:cNvPr descr="index_files/figure-docx/analysis-fig-raw-data-plots-output-1.png" id="64" name="Picture"/>
+                          <pic:cNvPr descr="index_files/figure-docx/analysis-fig-raw-data-all-predictors-output-1.png" id="65" name="Picture"/>
                           <pic:cNvPicPr>
                             <a:picLocks noChangeArrowheads="1" noChangeAspect="1"/>
                           </pic:cNvPicPr>
                         </pic:nvPicPr>
                         <pic:blipFill>
-                          <a:blip r:embed="rId62"/>
+                          <a:blip r:embed="rId63"/>
                           <a:stretch>
                             <a:fillRect/>
                           </a:stretch>
@@ -4590,7 +4921,7 @@
                         <pic:spPr bwMode="auto">
                           <a:xfrm>
                             <a:off x="0" y="0"/>
-                            <a:ext cx="5544151" cy="3696101"/>
+                            <a:ext cx="5727700" cy="7159625"/>
                           </a:xfrm>
                           <a:prstGeom prst="rect">
                             <a:avLst/>
@@ -4619,10 +4950,10 @@
               <w:pStyle w:val="ImageCaption"/>
             </w:pPr>
             <w:r>
-              <w:t xml:space="preserve">Figure 7: Raw relationships between significant habitat predictors and kōura CPUE (upper panels) and BPUE (lower panels) at sites where kōura were present. Points represent observed values at individual sites. Temperature (°C), pH, and emergent native vegetation cover (%) are shown for CPUE; pH and emergent native vegetation cover (%) are shown for BPUE.</w:t>
+              <w:t xml:space="preserve">Figure 7: Raw relationships between all environmental predictors examined and kōura occurrence, CPUE, and BPUE across all 60 surveyed littoral sites. Each panel shows observed values at individual sites (n = 60 for occurrence; n = 33 for CPUE and BPUE). Points are jittered slightly for occurrence data to reduce overplotting. Predictors highlighted in bold were retained in final GAM models.</w:t>
             </w:r>
           </w:p>
-          <w:bookmarkEnd w:id="65"/>
+          <w:bookmarkEnd w:id="66"/>
         </w:tc>
       </w:tr>
     </w:tbl>
@@ -4642,7 +4973,7 @@
         </w:rPr>
         <w:t xml:space="preserve"> </w:t>
       </w:r>
-      <w:hyperlink r:id="rId66">
+      <w:hyperlink r:id="rId67">
         <w:r>
           <w:rPr>
             <w:rStyle w:val="Hyperlink"/>
@@ -4665,7 +4996,7 @@
       <w:tr>
         <w:tc>
           <w:tcPr/>
-          <w:bookmarkStart w:id="67" w:name="tbl-env-fish-summary-ms"/>
+          <w:bookmarkStart w:id="68" w:name="tbl-env-fish-summary-ms"/>
           <w:p>
             <w:pPr>
               <w:jc w:val="center"/>
@@ -8756,7 +9087,7 @@
                     <w:jc w:val="center"/>
                   </w:pPr>
                   <w:r>
-                    <w:t xml:space="preserve">Emergent vegetation</w:t>
+                    <w:t xml:space="preserve">Emergent macrophytes</w:t>
                   </w:r>
                 </w:p>
               </w:tc>
@@ -8888,7 +9219,7 @@
                     <w:jc w:val="center"/>
                   </w:pPr>
                   <w:r>
-                    <w:t xml:space="preserve">Emergent vegetation</w:t>
+                    <w:t xml:space="preserve">Emergent macrophytes</w:t>
                   </w:r>
                 </w:p>
               </w:tc>
@@ -9020,7 +9351,7 @@
                     <w:jc w:val="center"/>
                   </w:pPr>
                   <w:r>
-                    <w:t xml:space="preserve">Emergent vegetation</w:t>
+                    <w:t xml:space="preserve">Emergent macrophytes</w:t>
                   </w:r>
                 </w:p>
               </w:tc>
@@ -9152,7 +9483,7 @@
                     <w:jc w:val="center"/>
                   </w:pPr>
                   <w:r>
-                    <w:t xml:space="preserve">Emergent vegetation</w:t>
+                    <w:t xml:space="preserve">Emergent macrophytes</w:t>
                   </w:r>
                 </w:p>
               </w:tc>
@@ -9284,7 +9615,7 @@
                     <w:jc w:val="center"/>
                   </w:pPr>
                   <w:r>
-                    <w:t xml:space="preserve">Emergent vegetation</w:t>
+                    <w:t xml:space="preserve">Emergent macrophytes</w:t>
                   </w:r>
                 </w:p>
               </w:tc>
@@ -9416,7 +9747,7 @@
                     <w:jc w:val="center"/>
                   </w:pPr>
                   <w:r>
-                    <w:t xml:space="preserve">Emergent vegetation</w:t>
+                    <w:t xml:space="preserve">Emergent macrophytes</w:t>
                   </w:r>
                 </w:p>
               </w:tc>
@@ -9548,7 +9879,7 @@
                     <w:jc w:val="center"/>
                   </w:pPr>
                   <w:r>
-                    <w:t xml:space="preserve">Submerged vegetation</w:t>
+                    <w:t xml:space="preserve">Submerged macrophytes</w:t>
                   </w:r>
                 </w:p>
               </w:tc>
@@ -9680,7 +10011,7 @@
                     <w:jc w:val="center"/>
                   </w:pPr>
                   <w:r>
-                    <w:t xml:space="preserve">Submerged vegetation</w:t>
+                    <w:t xml:space="preserve">Submerged macrophytes</w:t>
                   </w:r>
                 </w:p>
               </w:tc>
@@ -9812,7 +10143,7 @@
                     <w:jc w:val="center"/>
                   </w:pPr>
                   <w:r>
-                    <w:t xml:space="preserve">Submerged vegetation</w:t>
+                    <w:t xml:space="preserve">Submerged macrophytes</w:t>
                   </w:r>
                 </w:p>
               </w:tc>
@@ -9944,7 +10275,7 @@
                     <w:jc w:val="center"/>
                   </w:pPr>
                   <w:r>
-                    <w:t xml:space="preserve">Submerged vegetation</w:t>
+                    <w:t xml:space="preserve">Submerged macrophytes</w:t>
                   </w:r>
                 </w:p>
               </w:tc>
@@ -10076,7 +10407,7 @@
                     <w:jc w:val="center"/>
                   </w:pPr>
                   <w:r>
-                    <w:t xml:space="preserve">Submerged vegetation</w:t>
+                    <w:t xml:space="preserve">Submerged macrophytes</w:t>
                   </w:r>
                 </w:p>
               </w:tc>
@@ -10208,7 +10539,7 @@
                     <w:jc w:val="center"/>
                   </w:pPr>
                   <w:r>
-                    <w:t xml:space="preserve">Submerged vegetation</w:t>
+                    <w:t xml:space="preserve">Submerged macrophytes</w:t>
                   </w:r>
                 </w:p>
               </w:tc>
@@ -18028,7 +18359,7 @@
               </w:tc>
             </w:tr>
           </w:tbl>
-          <w:bookmarkEnd w:id="67"/>
+          <w:bookmarkEnd w:id="68"/>
           <w:p/>
         </w:tc>
       </w:tr>
@@ -18049,7 +18380,7 @@
         </w:rPr>
         <w:t xml:space="preserve"> </w:t>
       </w:r>
-      <w:hyperlink r:id="rId29">
+      <w:hyperlink r:id="rId30">
         <w:r>
           <w:rPr>
             <w:rStyle w:val="Hyperlink"/>
@@ -18059,45 +18390,19 @@
         </w:r>
       </w:hyperlink>
     </w:p>
-    <w:bookmarkStart w:id="200" w:name="refs"/>
-    <w:bookmarkStart w:id="69" w:name="ref-Albertson2018"/>
+    <w:bookmarkStart w:id="203" w:name="refs"/>
+    <w:bookmarkStart w:id="70" w:name="ref-Albertson2018"/>
     <w:p>
       <w:pPr>
         <w:pStyle w:val="Bibliography"/>
       </w:pPr>
       <w:r>
-        <w:t xml:space="preserve">Albertson, L. K., &amp; Daniels, M. D. (2018). Crayfish ecosystem engineering effects on riverbed disturbance and topography are mediated by size and behavior.</w:t>
-      </w:r>
-      <w:r>
-        <w:t xml:space="preserve"> </w:t>
-      </w:r>
-      <w:r>
-        <w:rPr>
-          <w:i/>
-          <w:iCs/>
-        </w:rPr>
-        <w:t xml:space="preserve">Freshwater Science</w:t>
-      </w:r>
-      <w:r>
-        <w:t xml:space="preserve">,</w:t>
-      </w:r>
-      <w:r>
-        <w:t xml:space="preserve"> </w:t>
-      </w:r>
-      <w:r>
-        <w:rPr>
-          <w:i/>
-          <w:iCs/>
-        </w:rPr>
-        <w:t xml:space="preserve">37</w:t>
-      </w:r>
-      <w:r>
-        <w:t xml:space="preserve">(4), 836–844.</w:t>
-      </w:r>
-      <w:r>
-        <w:t xml:space="preserve"> </w:t>
-      </w:r>
-      <w:hyperlink r:id="rId68">
+        <w:t xml:space="preserve">Albertson, L. K., &amp; M. D. Daniels, 2018. Crayfish ecosystem engineering effects on riverbed disturbance and topography are mediated by size and behavior. Freshwater Science 37: 836–844.</w:t>
+      </w:r>
+      <w:r>
+        <w:t xml:space="preserve"> </w:t>
+      </w:r>
+      <w:hyperlink r:id="rId69">
         <w:r>
           <w:rPr>
             <w:rStyle w:val="Hyperlink"/>
@@ -18105,46 +18410,23 @@
           <w:t xml:space="preserve">https://doi.org/10.1086/700884</w:t>
         </w:r>
       </w:hyperlink>
+      <w:r>
+        <w:t xml:space="preserve">.</w:t>
+      </w:r>
     </w:p>
-    <w:bookmarkEnd w:id="69"/>
-    <w:bookmarkStart w:id="71" w:name="ref-Angilletta2004"/>
+    <w:bookmarkEnd w:id="70"/>
+    <w:bookmarkStart w:id="72" w:name="ref-Angilletta2004"/>
     <w:p>
       <w:pPr>
         <w:pStyle w:val="Bibliography"/>
       </w:pPr>
       <w:r>
-        <w:t xml:space="preserve">Angilletta, M. J., Steury, T. D., &amp; Sears, M. W. (2004). Temperature, growth rate, and body size in ectotherms: Fitting pieces of a life-history puzzle.</w:t>
-      </w:r>
-      <w:r>
-        <w:t xml:space="preserve"> </w:t>
-      </w:r>
-      <w:r>
-        <w:rPr>
-          <w:i/>
-          <w:iCs/>
-        </w:rPr>
-        <w:t xml:space="preserve">Integrative and Comparative Biology</w:t>
-      </w:r>
-      <w:r>
-        <w:t xml:space="preserve">,</w:t>
-      </w:r>
-      <w:r>
-        <w:t xml:space="preserve"> </w:t>
-      </w:r>
-      <w:r>
-        <w:rPr>
-          <w:i/>
-          <w:iCs/>
-        </w:rPr>
-        <w:t xml:space="preserve">44</w:t>
-      </w:r>
-      <w:r>
-        <w:t xml:space="preserve">(6), 498–509.</w:t>
-      </w:r>
-      <w:r>
-        <w:t xml:space="preserve"> </w:t>
-      </w:r>
-      <w:hyperlink r:id="rId70">
+        <w:t xml:space="preserve">Angilletta, M. J., T. D. Steury, &amp; M. W. Sears, 2004. Temperature, growth rate, and body size in ectotherms: Fitting pieces of a life-history puzzle. Integrative and Comparative Biology 44: 498–509.</w:t>
+      </w:r>
+      <w:r>
+        <w:t xml:space="preserve"> </w:t>
+      </w:r>
+      <w:hyperlink r:id="rId71">
         <w:r>
           <w:rPr>
             <w:rStyle w:val="Hyperlink"/>
@@ -18152,68 +18434,56 @@
           <w:t xml:space="preserve">https://doi.org/10.1093/icb/44.6.498</w:t>
         </w:r>
       </w:hyperlink>
+      <w:r>
+        <w:t xml:space="preserve">.</w:t>
+      </w:r>
     </w:p>
-    <w:bookmarkEnd w:id="71"/>
-    <w:bookmarkStart w:id="73" w:name="ref-Barnes1996"/>
+    <w:bookmarkEnd w:id="72"/>
+    <w:bookmarkStart w:id="74" w:name="ref-Barnes1996"/>
     <w:p>
       <w:pPr>
         <w:pStyle w:val="Bibliography"/>
       </w:pPr>
       <w:r>
-        <w:t xml:space="preserve">Barnes, G. E. (1996).</w:t>
-      </w:r>
-      <w:r>
-        <w:t xml:space="preserve"> </w:t>
-      </w:r>
-      <w:r>
-        <w:rPr>
-          <w:i/>
-          <w:iCs/>
-        </w:rPr>
-        <w:t xml:space="preserve">The biology and general ecology of the brown bullhead catfish (</w:t>
-      </w:r>
-      <w:r>
-        <w:rPr>
-          <w:i/>
-          <w:i/>
-          <w:iCs/>
-          <w:iCs/>
-        </w:rPr>
-        <w:t xml:space="preserve">ameiurus nebulosus</w:t>
-      </w:r>
-      <w:r>
-        <w:rPr>
-          <w:i/>
-          <w:iCs/>
-        </w:rPr>
-        <w:t xml:space="preserve">) in lake taupo</w:t>
-      </w:r>
-      <w:r>
-        <w:t xml:space="preserve"> </w:t>
-      </w:r>
-      <w:r>
-        <w:t xml:space="preserve">[Master of Science thesis, University of Waikato].</w:t>
-      </w:r>
-      <w:r>
-        <w:t xml:space="preserve"> </w:t>
-      </w:r>
-      <w:hyperlink r:id="rId72">
+        <w:t xml:space="preserve">Barnes, G. E., 1996.</w:t>
+      </w:r>
+      <w:r>
+        <w:t xml:space="preserve"> </w:t>
+      </w:r>
+      <w:hyperlink r:id="rId73">
         <w:r>
           <w:rPr>
             <w:rStyle w:val="Hyperlink"/>
           </w:rPr>
-          <w:t xml:space="preserve">https://researchcommons.waikato.ac.nz/items/24cf02c1-8c2f-4b63-ba89-e8a509e9ba05</w:t>
+          <w:t xml:space="preserve">The biology and general ecology of the brown bullhead catfish (</w:t>
+        </w:r>
+        <w:r>
+          <w:rPr>
+            <w:rStyle w:val="Hyperlink"/>
+            <w:i/>
+            <w:iCs/>
+          </w:rPr>
+          <w:t xml:space="preserve">ameiurus nebulosus</w:t>
+        </w:r>
+        <w:r>
+          <w:rPr>
+            <w:rStyle w:val="Hyperlink"/>
+          </w:rPr>
+          <w:t xml:space="preserve">) in lake taupo</w:t>
         </w:r>
       </w:hyperlink>
+      <w:r>
+        <w:t xml:space="preserve">. Master of Science thesis, University of Waikato.</w:t>
+      </w:r>
     </w:p>
-    <w:bookmarkEnd w:id="73"/>
-    <w:bookmarkStart w:id="74" w:name="ref-Barnes2003"/>
+    <w:bookmarkEnd w:id="74"/>
+    <w:bookmarkStart w:id="75" w:name="ref-Barnes2003"/>
     <w:p>
       <w:pPr>
         <w:pStyle w:val="Bibliography"/>
       </w:pPr>
       <w:r>
-        <w:t xml:space="preserve">Barnes, G. E., &amp; Hicks, B. J. (2003). Brown bullhead catfish (</w:t>
+        <w:t xml:space="preserve">Barnes, G. E., &amp; B. J. Hicks, 2003. Brown bullhead catfish (</w:t>
       </w:r>
       <w:r>
         <w:rPr>
@@ -18223,61 +18493,22 @@
         <w:t xml:space="preserve">ameiurus nebulosus</w:t>
       </w:r>
       <w:r>
-        <w:t xml:space="preserve">) in lake taupo.</w:t>
-      </w:r>
-      <w:r>
-        <w:t xml:space="preserve"> </w:t>
-      </w:r>
-      <w:r>
-        <w:rPr>
-          <w:i/>
-          <w:iCs/>
-        </w:rPr>
-        <w:t xml:space="preserve">Managing Invasive Freshwater Fish in New Zealand: Proceedings of a Workshop Hosted by Department of Conservation, 10–12 May 2001, Hamilton</w:t>
-      </w:r>
-      <w:r>
-        <w:t xml:space="preserve">.</w:t>
+        <w:t xml:space="preserve">) in lake taupo. In Managing invasive freshwater fish in new zealand: Proceedings of a workshop hosted by department of conservation, 10–12 may 2001, hamilton. Department of Conservation.</w:t>
       </w:r>
     </w:p>
-    <w:bookmarkEnd w:id="74"/>
-    <w:bookmarkStart w:id="76" w:name="ref-Bolker2009"/>
+    <w:bookmarkEnd w:id="75"/>
+    <w:bookmarkStart w:id="77" w:name="ref-Bolker2009"/>
     <w:p>
       <w:pPr>
         <w:pStyle w:val="Bibliography"/>
       </w:pPr>
       <w:r>
-        <w:t xml:space="preserve">Bolker, B. M., Brooks, M. E., Clark, C. J., Geange, S. W., Poulsen, J. R., Stevens, M. H. H., &amp; White, J.-S. S. (2009). Generalized linear mixed models: A practical guide for ecology and evolution.</w:t>
-      </w:r>
-      <w:r>
-        <w:t xml:space="preserve"> </w:t>
-      </w:r>
-      <w:r>
-        <w:rPr>
-          <w:i/>
-          <w:iCs/>
-        </w:rPr>
-        <w:t xml:space="preserve">Trends in Ecology &amp; Evolution</w:t>
-      </w:r>
-      <w:r>
-        <w:t xml:space="preserve">,</w:t>
-      </w:r>
-      <w:r>
-        <w:t xml:space="preserve"> </w:t>
-      </w:r>
-      <w:r>
-        <w:rPr>
-          <w:i/>
-          <w:iCs/>
-        </w:rPr>
-        <w:t xml:space="preserve">24</w:t>
-      </w:r>
-      <w:r>
-        <w:t xml:space="preserve">(3), 127–135.</w:t>
-      </w:r>
-      <w:r>
-        <w:t xml:space="preserve"> </w:t>
-      </w:r>
-      <w:hyperlink r:id="rId75">
+        <w:t xml:space="preserve">Bolker, B. M., M. E. Brooks, C. J. Clark, S. W. Geange, J. R. Poulsen, M. H. H. Stevens, &amp; J.-S. S. White, 2009. Generalized linear mixed models: A practical guide for ecology and evolution. Trends in Ecology &amp; Evolution 24: 127–135.</w:t>
+      </w:r>
+      <w:r>
+        <w:t xml:space="preserve"> </w:t>
+      </w:r>
+      <w:hyperlink r:id="rId76">
         <w:r>
           <w:rPr>
             <w:rStyle w:val="Hyperlink"/>
@@ -18285,15 +18516,18 @@
           <w:t xml:space="preserve">https://doi.org/10.1016/j.tree.2008.10.008</w:t>
         </w:r>
       </w:hyperlink>
+      <w:r>
+        <w:t xml:space="preserve">.</w:t>
+      </w:r>
     </w:p>
-    <w:bookmarkEnd w:id="76"/>
-    <w:bookmarkStart w:id="78" w:name="ref-Brooks2017"/>
+    <w:bookmarkEnd w:id="77"/>
+    <w:bookmarkStart w:id="79" w:name="ref-Brooks2017"/>
     <w:p>
       <w:pPr>
         <w:pStyle w:val="Bibliography"/>
       </w:pPr>
       <w:r>
-        <w:t xml:space="preserve">Brooks, M. E., Kristensen, K., Benthem, K. J. van, Magnusson, A., Berg, C. W., Nielsen, A., Skaug, H. J., Mächler, M., &amp; Bolker, B. M. (2017).</w:t>
+        <w:t xml:space="preserve">Brooks, M. E., K. Kristensen, K. J. van Benthem, A. Magnusson, C. W. Berg, A. Nielsen, H. J. Skaug, M. Mächler, &amp; B. M. Bolker, 2017.</w:t>
       </w:r>
       <w:r>
         <w:t xml:space="preserve"> </w:t>
@@ -18305,38 +18539,12 @@
         <w:t xml:space="preserve"> </w:t>
       </w:r>
       <w:r>
-        <w:t xml:space="preserve">balances speed and flexibility among packages for zero-inflated generalized linear mixed modeling.</w:t>
-      </w:r>
-      <w:r>
-        <w:t xml:space="preserve"> </w:t>
-      </w:r>
-      <w:r>
-        <w:rPr>
-          <w:i/>
-          <w:iCs/>
-        </w:rPr>
-        <w:t xml:space="preserve">The R Journal</w:t>
-      </w:r>
-      <w:r>
-        <w:t xml:space="preserve">,</w:t>
-      </w:r>
-      <w:r>
-        <w:t xml:space="preserve"> </w:t>
-      </w:r>
-      <w:r>
-        <w:rPr>
-          <w:i/>
-          <w:iCs/>
-        </w:rPr>
-        <w:t xml:space="preserve">9</w:t>
-      </w:r>
-      <w:r>
-        <w:t xml:space="preserve">(2), 378–400.</w:t>
-      </w:r>
-      <w:r>
-        <w:t xml:space="preserve"> </w:t>
-      </w:r>
-      <w:hyperlink r:id="rId77">
+        <w:t xml:space="preserve">balances speed and flexibility among packages for zero-inflated generalized linear mixed modeling. The R Journal 9: 378–400.</w:t>
+      </w:r>
+      <w:r>
+        <w:t xml:space="preserve"> </w:t>
+      </w:r>
+      <w:hyperlink r:id="rId78">
         <w:r>
           <w:rPr>
             <w:rStyle w:val="Hyperlink"/>
@@ -18344,46 +18552,23 @@
           <w:t xml:space="preserve">https://doi.org/10.32614/RJ-2017-066</w:t>
         </w:r>
       </w:hyperlink>
+      <w:r>
+        <w:t xml:space="preserve">.</w:t>
+      </w:r>
     </w:p>
-    <w:bookmarkEnd w:id="78"/>
-    <w:bookmarkStart w:id="80" w:name="ref-Bunch2010"/>
+    <w:bookmarkEnd w:id="79"/>
+    <w:bookmarkStart w:id="81" w:name="ref-Bunch2010"/>
     <w:p>
       <w:pPr>
         <w:pStyle w:val="Bibliography"/>
       </w:pPr>
       <w:r>
-        <w:t xml:space="preserve">Bunch, A. J., Allen, M. S., &amp; Gwinn, D. C. (2010). Spatial and temporal hypoxia dynamics in dense emergent macrophytes in a florida lake.</w:t>
-      </w:r>
-      <w:r>
-        <w:t xml:space="preserve"> </w:t>
-      </w:r>
-      <w:r>
-        <w:rPr>
-          <w:i/>
-          <w:iCs/>
-        </w:rPr>
-        <w:t xml:space="preserve">Wetlands</w:t>
-      </w:r>
-      <w:r>
-        <w:t xml:space="preserve">,</w:t>
-      </w:r>
-      <w:r>
-        <w:t xml:space="preserve"> </w:t>
-      </w:r>
-      <w:r>
-        <w:rPr>
-          <w:i/>
-          <w:iCs/>
-        </w:rPr>
-        <w:t xml:space="preserve">30</w:t>
-      </w:r>
-      <w:r>
-        <w:t xml:space="preserve">(3), 429–435.</w:t>
-      </w:r>
-      <w:r>
-        <w:t xml:space="preserve"> </w:t>
-      </w:r>
-      <w:hyperlink r:id="rId79">
+        <w:t xml:space="preserve">Bunch, A. J., M. S. Allen, &amp; D. C. Gwinn, 2010. Spatial and temporal hypoxia dynamics in dense emergent macrophytes in a florida lake. Wetlands 30: 429–435.</w:t>
+      </w:r>
+      <w:r>
+        <w:t xml:space="preserve"> </w:t>
+      </w:r>
+      <w:hyperlink r:id="rId80">
         <w:r>
           <w:rPr>
             <w:rStyle w:val="Hyperlink"/>
@@ -18391,46 +18576,23 @@
           <w:t xml:space="preserve">https://doi.org/10.1007/s13157-010-0051-9</w:t>
         </w:r>
       </w:hyperlink>
+      <w:r>
+        <w:t xml:space="preserve">.</w:t>
+      </w:r>
     </w:p>
-    <w:bookmarkEnd w:id="80"/>
-    <w:bookmarkStart w:id="82" w:name="ref-Capinha2013"/>
+    <w:bookmarkEnd w:id="81"/>
+    <w:bookmarkStart w:id="83" w:name="ref-Capinha2013"/>
     <w:p>
       <w:pPr>
         <w:pStyle w:val="Bibliography"/>
       </w:pPr>
       <w:r>
-        <w:t xml:space="preserve">Capinha, C., Larson, E. R., Tricarico, E., Olden, J. D., &amp; Gherardi, F. (2013). Effects of climate change, invasive species, and disease on the distribution of native european crayfishes.</w:t>
-      </w:r>
-      <w:r>
-        <w:t xml:space="preserve"> </w:t>
-      </w:r>
-      <w:r>
-        <w:rPr>
-          <w:i/>
-          <w:iCs/>
-        </w:rPr>
-        <w:t xml:space="preserve">Conservation Biology</w:t>
-      </w:r>
-      <w:r>
-        <w:t xml:space="preserve">,</w:t>
-      </w:r>
-      <w:r>
-        <w:t xml:space="preserve"> </w:t>
-      </w:r>
-      <w:r>
-        <w:rPr>
-          <w:i/>
-          <w:iCs/>
-        </w:rPr>
-        <w:t xml:space="preserve">27</w:t>
-      </w:r>
-      <w:r>
-        <w:t xml:space="preserve">(4), 731–740.</w:t>
-      </w:r>
-      <w:r>
-        <w:t xml:space="preserve"> </w:t>
-      </w:r>
-      <w:hyperlink r:id="rId81">
+        <w:t xml:space="preserve">Capinha, C., E. R. Larson, E. Tricarico, J. D. Olden, &amp; F. Gherardi, 2013. Effects of climate change, invasive species, and disease on the distribution of native european crayfishes. Conservation Biology 27: 731–740.</w:t>
+      </w:r>
+      <w:r>
+        <w:t xml:space="preserve"> </w:t>
+      </w:r>
+      <w:hyperlink r:id="rId82">
         <w:r>
           <w:rPr>
             <w:rStyle w:val="Hyperlink"/>
@@ -18438,46 +18600,23 @@
           <w:t xml:space="preserve">https://doi.org/10.1111/cobi.12043</w:t>
         </w:r>
       </w:hyperlink>
+      <w:r>
+        <w:t xml:space="preserve">.</w:t>
+      </w:r>
     </w:p>
-    <w:bookmarkEnd w:id="82"/>
-    <w:bookmarkStart w:id="84" w:name="ref-Chambers1987"/>
+    <w:bookmarkEnd w:id="83"/>
+    <w:bookmarkStart w:id="85" w:name="ref-Chambers1987"/>
     <w:p>
       <w:pPr>
         <w:pStyle w:val="Bibliography"/>
       </w:pPr>
       <w:r>
-        <w:t xml:space="preserve">Chambers, P. A. (1987). Nearshore occurrence of submersed aquatic macrophytes in relation to wave action.</w:t>
-      </w:r>
-      <w:r>
-        <w:t xml:space="preserve"> </w:t>
-      </w:r>
-      <w:r>
-        <w:rPr>
-          <w:i/>
-          <w:iCs/>
-        </w:rPr>
-        <w:t xml:space="preserve">Canadian Journal of Fisheries and Aquatic Sciences</w:t>
-      </w:r>
-      <w:r>
-        <w:t xml:space="preserve">,</w:t>
-      </w:r>
-      <w:r>
-        <w:t xml:space="preserve"> </w:t>
-      </w:r>
-      <w:r>
-        <w:rPr>
-          <w:i/>
-          <w:iCs/>
-        </w:rPr>
-        <w:t xml:space="preserve">44</w:t>
-      </w:r>
-      <w:r>
-        <w:t xml:space="preserve">(9), 1666–1669.</w:t>
-      </w:r>
-      <w:r>
-        <w:t xml:space="preserve"> </w:t>
-      </w:r>
-      <w:hyperlink r:id="rId83">
+        <w:t xml:space="preserve">Chambers, P. A., 1987. Nearshore occurrence of submersed aquatic macrophytes in relation to wave action. Canadian Journal of Fisheries and Aquatic Sciences 44: 1666–1669.</w:t>
+      </w:r>
+      <w:r>
+        <w:t xml:space="preserve"> </w:t>
+      </w:r>
+      <w:hyperlink r:id="rId84">
         <w:r>
           <w:rPr>
             <w:rStyle w:val="Hyperlink"/>
@@ -18485,82 +18624,33 @@
           <w:t xml:space="preserve">https://doi.org/10.1139/f87-204</w:t>
         </w:r>
       </w:hyperlink>
+      <w:r>
+        <w:t xml:space="preserve">.</w:t>
+      </w:r>
     </w:p>
-    <w:bookmarkEnd w:id="84"/>
-    <w:bookmarkStart w:id="85" w:name="ref-Collier1997"/>
+    <w:bookmarkEnd w:id="85"/>
+    <w:bookmarkStart w:id="86" w:name="ref-Collier1997"/>
     <w:p>
       <w:pPr>
         <w:pStyle w:val="Bibliography"/>
       </w:pPr>
       <w:r>
-        <w:t xml:space="preserve">Collier, K. J., Parkyn, S. M., &amp; Rabeni, C. F. (1997). Koura: A keystone species.</w:t>
-      </w:r>
-      <w:r>
-        <w:t xml:space="preserve"> </w:t>
-      </w:r>
-      <w:r>
-        <w:rPr>
-          <w:i/>
-          <w:iCs/>
-        </w:rPr>
-        <w:t xml:space="preserve">Water and Atmosphere</w:t>
-      </w:r>
-      <w:r>
-        <w:t xml:space="preserve">,</w:t>
-      </w:r>
-      <w:r>
-        <w:t xml:space="preserve"> </w:t>
-      </w:r>
-      <w:r>
-        <w:rPr>
-          <w:i/>
-          <w:iCs/>
-        </w:rPr>
-        <w:t xml:space="preserve">5</w:t>
-      </w:r>
-      <w:r>
-        <w:t xml:space="preserve">(1), 18–20.</w:t>
+        <w:t xml:space="preserve">Collier, K. J., S. M. Parkyn, &amp; C. F. Rabeni, 1997. Koura: A keystone species. Water and Atmosphere 5: 18–20.</w:t>
       </w:r>
     </w:p>
-    <w:bookmarkEnd w:id="85"/>
-    <w:bookmarkStart w:id="87" w:name="ref-Creed2004"/>
+    <w:bookmarkEnd w:id="86"/>
+    <w:bookmarkStart w:id="88" w:name="ref-Creed2004"/>
     <w:p>
       <w:pPr>
         <w:pStyle w:val="Bibliography"/>
       </w:pPr>
       <w:r>
-        <w:t xml:space="preserve">Creed, R. P., &amp; Reed, J. M. (2004). Ecosystem engineering by crayfish in a headwater stream community.</w:t>
-      </w:r>
-      <w:r>
-        <w:t xml:space="preserve"> </w:t>
-      </w:r>
-      <w:r>
-        <w:rPr>
-          <w:i/>
-          <w:iCs/>
-        </w:rPr>
-        <w:t xml:space="preserve">Journal of the North American Benthological Society</w:t>
-      </w:r>
-      <w:r>
-        <w:t xml:space="preserve">,</w:t>
-      </w:r>
-      <w:r>
-        <w:t xml:space="preserve"> </w:t>
-      </w:r>
-      <w:r>
-        <w:rPr>
-          <w:i/>
-          <w:iCs/>
-        </w:rPr>
-        <w:t xml:space="preserve">23</w:t>
-      </w:r>
-      <w:r>
-        <w:t xml:space="preserve">(2), 224–236.</w:t>
-      </w:r>
-      <w:r>
-        <w:t xml:space="preserve"> </w:t>
-      </w:r>
-      <w:hyperlink r:id="rId86">
+        <w:t xml:space="preserve">Creed, R. P., &amp; J. M. Reed, 2004. Ecosystem engineering by crayfish in a headwater stream community. Journal of the North American Benthological Society 23: 224–236.</w:t>
+      </w:r>
+      <w:r>
+        <w:t xml:space="preserve"> </w:t>
+      </w:r>
+      <w:hyperlink r:id="rId87">
         <w:r>
           <w:rPr>
             <w:rStyle w:val="Hyperlink"/>
@@ -18568,15 +18658,18 @@
           <w:t xml:space="preserve">https://doi.org/10.1899/0887-3593(2004)023&lt;0224:EEBCIA&gt;2.0.CO;2</w:t>
         </w:r>
       </w:hyperlink>
+      <w:r>
+        <w:t xml:space="preserve">.</w:t>
+      </w:r>
     </w:p>
-    <w:bookmarkEnd w:id="87"/>
-    <w:bookmarkStart w:id="89" w:name="ref-Danilovic2022"/>
+    <w:bookmarkEnd w:id="88"/>
+    <w:bookmarkStart w:id="90" w:name="ref-Danilovic2022"/>
     <w:p>
       <w:pPr>
         <w:pStyle w:val="Bibliography"/>
       </w:pPr>
       <w:r>
-        <w:t xml:space="preserve">Danilović, M., Maguire, I., &amp; Füreder, L. (2022). Overlooked keystone species in conservation plans of fluvial ecosystems in</w:t>
+        <w:t xml:space="preserve">Danilović, M., I. Maguire, &amp; L. Füreder, 2022. Overlooked keystone species in conservation plans of fluvial ecosystems in</w:t>
       </w:r>
       <w:r>
         <w:t xml:space="preserve"> </w:t>
@@ -18585,38 +18678,12 @@
         <w:t xml:space="preserve">Southeast Europe</w:t>
       </w:r>
       <w:r>
-        <w:t xml:space="preserve">: A review of native freshwater crayfish species.</w:t>
-      </w:r>
-      <w:r>
-        <w:t xml:space="preserve"> </w:t>
-      </w:r>
-      <w:r>
-        <w:rPr>
-          <w:i/>
-          <w:iCs/>
-        </w:rPr>
-        <w:t xml:space="preserve">Knowledge &amp; Management of Aquatic Ecosystems</w:t>
-      </w:r>
-      <w:r>
-        <w:t xml:space="preserve">,</w:t>
-      </w:r>
-      <w:r>
-        <w:t xml:space="preserve"> </w:t>
-      </w:r>
-      <w:r>
-        <w:rPr>
-          <w:i/>
-          <w:iCs/>
-        </w:rPr>
-        <w:t xml:space="preserve">423</w:t>
-      </w:r>
-      <w:r>
-        <w:t xml:space="preserve">, 21.</w:t>
-      </w:r>
-      <w:r>
-        <w:t xml:space="preserve"> </w:t>
-      </w:r>
-      <w:hyperlink r:id="rId88">
+        <w:t xml:space="preserve">: A review of native freshwater crayfish species. Knowledge &amp; Management of Aquatic Ecosystems 423: 21.</w:t>
+      </w:r>
+      <w:r>
+        <w:t xml:space="preserve"> </w:t>
+      </w:r>
+      <w:hyperlink r:id="rId89">
         <w:r>
           <w:rPr>
             <w:rStyle w:val="Hyperlink"/>
@@ -18624,165 +18691,115 @@
           <w:t xml:space="preserve">https://doi.org/10.1051/kmae/2022016</w:t>
         </w:r>
       </w:hyperlink>
+      <w:r>
+        <w:t xml:space="preserve">.</w:t>
+      </w:r>
     </w:p>
-    <w:bookmarkEnd w:id="89"/>
-    <w:bookmarkStart w:id="91" w:name="ref-Dedual2002"/>
+    <w:bookmarkEnd w:id="90"/>
+    <w:bookmarkStart w:id="92" w:name="ref-Dedual2002"/>
     <w:p>
       <w:pPr>
         <w:pStyle w:val="Bibliography"/>
       </w:pPr>
       <w:r>
-        <w:t xml:space="preserve">Dedual, M. (2002). Vertical distribution and movements of brown bullhead (</w:t>
+        <w:t xml:space="preserve">Dedual, M., 2002.</w:t>
+      </w:r>
+      <w:r>
+        <w:t xml:space="preserve"> </w:t>
+      </w:r>
+      <w:hyperlink r:id="rId91">
+        <w:r>
+          <w:rPr>
+            <w:rStyle w:val="Hyperlink"/>
+          </w:rPr>
+          <w:t xml:space="preserve">Vertical distribution and movements of brown bullhead (</w:t>
+        </w:r>
+        <w:r>
+          <w:rPr>
+            <w:rStyle w:val="Hyperlink"/>
+            <w:i/>
+            <w:iCs/>
+          </w:rPr>
+          <w:t xml:space="preserve">ameiurus nebulosus</w:t>
+        </w:r>
+        <w:r>
+          <w:rPr>
+            <w:rStyle w:val="Hyperlink"/>
+          </w:rPr>
+          <w:t xml:space="preserve"> </w:t>
+        </w:r>
+        <w:r>
+          <w:rPr>
+            <w:rStyle w:val="Hyperlink"/>
+          </w:rPr>
+          <w:t xml:space="preserve">lesueur 1819) in motuoapa bay, southern lake taupo,</w:t>
+        </w:r>
+        <w:r>
+          <w:rPr>
+            <w:rStyle w:val="Hyperlink"/>
+          </w:rPr>
+          <w:t xml:space="preserve"> </w:t>
+        </w:r>
+        <w:r>
+          <w:rPr>
+            <w:rStyle w:val="Hyperlink"/>
+          </w:rPr>
+          <w:t xml:space="preserve">New Zealand</w:t>
+        </w:r>
+      </w:hyperlink>
+      <w:r>
+        <w:t xml:space="preserve">. In Thorstad, E. B., I. A. Fleming, &amp; T. F. Næsje (eds) Aquatic telemetry. Springer Netherlands. pp. 129–135.</w:t>
+      </w:r>
+    </w:p>
+    <w:bookmarkEnd w:id="92"/>
+    <w:bookmarkStart w:id="93" w:name="ref-Devcich1979"/>
+    <w:p>
+      <w:pPr>
+        <w:pStyle w:val="Bibliography"/>
+      </w:pPr>
+      <w:r>
+        <w:t xml:space="preserve">Devcich, A. A., 1979. An ecological study of</w:t>
+      </w:r>
+      <w:r>
+        <w:t xml:space="preserve"> </w:t>
       </w:r>
       <w:r>
         <w:rPr>
           <w:i/>
           <w:iCs/>
         </w:rPr>
-        <w:t xml:space="preserve">ameiurus nebulosus</w:t>
-      </w:r>
-      <w:r>
-        <w:t xml:space="preserve"> </w:t>
-      </w:r>
-      <w:r>
-        <w:t xml:space="preserve">lesueur 1819) in motuoapa bay, southern lake taupo,</w:t>
-      </w:r>
-      <w:r>
-        <w:t xml:space="preserve"> </w:t>
-      </w:r>
-      <w:r>
-        <w:t xml:space="preserve">New Zealand</w:t>
-      </w:r>
-      <w:r>
-        <w:t xml:space="preserve">. In E. B. Thorstad, I. A. Fleming, &amp; T. F. Næsje (Eds.),</w:t>
-      </w:r>
-      <w:r>
-        <w:t xml:space="preserve"> </w:t>
-      </w:r>
-      <w:r>
-        <w:rPr>
-          <w:i/>
-          <w:iCs/>
-        </w:rPr>
-        <w:t xml:space="preserve">Aquatic telemetry</w:t>
-      </w:r>
-      <w:r>
-        <w:t xml:space="preserve"> </w:t>
-      </w:r>
-      <w:r>
-        <w:t xml:space="preserve">(pp. 129–135). Springer Netherlands.</w:t>
-      </w:r>
-      <w:r>
-        <w:t xml:space="preserve"> </w:t>
-      </w:r>
-      <w:hyperlink r:id="rId90">
-        <w:r>
-          <w:rPr>
-            <w:rStyle w:val="Hyperlink"/>
-          </w:rPr>
-          <w:t xml:space="preserve">https://doi.org/10.1007/978-94-017-0771-8_15</w:t>
-        </w:r>
-      </w:hyperlink>
+        <w:t xml:space="preserve">paranephrops planifrons</w:t>
+      </w:r>
+      <w:r>
+        <w:t xml:space="preserve"> </w:t>
+      </w:r>
+      <w:r>
+        <w:t xml:space="preserve">white (</w:t>
+      </w:r>
+      <w:r>
+        <w:t xml:space="preserve">Decapoda</w:t>
+      </w:r>
+      <w:r>
+        <w:t xml:space="preserve">:</w:t>
+      </w:r>
+      <w:r>
+        <w:t xml:space="preserve"> </w:t>
+      </w:r>
+      <w:r>
+        <w:t xml:space="preserve">Parastacidae</w:t>
+      </w:r>
+      <w:r>
+        <w:t xml:space="preserve">) in lake rotoiti, north island. PhD thesis, University of Waikato.</w:t>
+      </w:r>
     </w:p>
-    <w:bookmarkEnd w:id="91"/>
-    <w:bookmarkStart w:id="92" w:name="ref-Devcich1979"/>
+    <w:bookmarkEnd w:id="93"/>
+    <w:bookmarkStart w:id="95" w:name="ref-Dumelle2023"/>
     <w:p>
       <w:pPr>
         <w:pStyle w:val="Bibliography"/>
       </w:pPr>
       <w:r>
-        <w:t xml:space="preserve">Devcich, A. A. (1979).</w:t>
-      </w:r>
-      <w:r>
-        <w:t xml:space="preserve"> </w:t>
-      </w:r>
-      <w:r>
-        <w:rPr>
-          <w:i/>
-          <w:iCs/>
-        </w:rPr>
-        <w:t xml:space="preserve">An ecological study of</w:t>
-      </w:r>
-      <w:r>
-        <w:rPr>
-          <w:i/>
-          <w:iCs/>
-        </w:rPr>
-        <w:t xml:space="preserve"> </w:t>
-      </w:r>
-      <w:r>
-        <w:rPr>
-          <w:i/>
-          <w:i/>
-          <w:iCs/>
-          <w:iCs/>
-        </w:rPr>
-        <w:t xml:space="preserve">paranephrops planifrons</w:t>
-      </w:r>
-      <w:r>
-        <w:rPr>
-          <w:i/>
-          <w:iCs/>
-        </w:rPr>
-        <w:t xml:space="preserve"> </w:t>
-      </w:r>
-      <w:r>
-        <w:rPr>
-          <w:i/>
-          <w:iCs/>
-        </w:rPr>
-        <w:t xml:space="preserve">white (</w:t>
-      </w:r>
-      <w:r>
-        <w:rPr>
-          <w:i/>
-          <w:iCs/>
-        </w:rPr>
-        <w:t xml:space="preserve">Decapoda</w:t>
-      </w:r>
-      <w:r>
-        <w:rPr>
-          <w:i/>
-          <w:iCs/>
-        </w:rPr>
-        <w:t xml:space="preserve">:</w:t>
-      </w:r>
-      <w:r>
-        <w:rPr>
-          <w:i/>
-          <w:iCs/>
-        </w:rPr>
-        <w:t xml:space="preserve"> </w:t>
-      </w:r>
-      <w:r>
-        <w:rPr>
-          <w:i/>
-          <w:iCs/>
-        </w:rPr>
-        <w:t xml:space="preserve">Parastacidae</w:t>
-      </w:r>
-      <w:r>
-        <w:rPr>
-          <w:i/>
-          <w:iCs/>
-        </w:rPr>
-        <w:t xml:space="preserve">) in lake rotoiti, north island</w:t>
-      </w:r>
-      <w:r>
-        <w:t xml:space="preserve"> </w:t>
-      </w:r>
-      <w:r>
-        <w:t xml:space="preserve">[PhD thesis]. University of Waikato.</w:t>
-      </w:r>
-    </w:p>
-    <w:bookmarkEnd w:id="92"/>
-    <w:bookmarkStart w:id="94" w:name="ref-Dumelle2023"/>
-    <w:p>
-      <w:pPr>
-        <w:pStyle w:val="Bibliography"/>
-      </w:pPr>
-      <w:r>
-        <w:t xml:space="preserve">Dumelle, M., Kincaid, T., Olsen, A. R., &amp; Weber, M. (2023). Spsurvey: Spatial sampling design and analysis in</w:t>
+        <w:t xml:space="preserve">Dumelle, M., T. Kincaid, A. R. Olsen, &amp; M. Weber, 2023. Spsurvey: Spatial sampling design and analysis in</w:t>
       </w:r>
       <w:r>
         <w:t xml:space="preserve"> </w:t>
@@ -18791,38 +18808,12 @@
         <w:t xml:space="preserve">R</w:t>
       </w:r>
       <w:r>
-        <w:t xml:space="preserve">.</w:t>
-      </w:r>
-      <w:r>
-        <w:t xml:space="preserve"> </w:t>
-      </w:r>
-      <w:r>
-        <w:rPr>
-          <w:i/>
-          <w:iCs/>
-        </w:rPr>
-        <w:t xml:space="preserve">Journal of Statistical Software</w:t>
-      </w:r>
-      <w:r>
-        <w:t xml:space="preserve">,</w:t>
-      </w:r>
-      <w:r>
-        <w:t xml:space="preserve"> </w:t>
-      </w:r>
-      <w:r>
-        <w:rPr>
-          <w:i/>
-          <w:iCs/>
-        </w:rPr>
-        <w:t xml:space="preserve">105</w:t>
-      </w:r>
-      <w:r>
-        <w:t xml:space="preserve">(3).</w:t>
-      </w:r>
-      <w:r>
-        <w:t xml:space="preserve"> </w:t>
-      </w:r>
-      <w:hyperlink r:id="rId93">
+        <w:t xml:space="preserve">. Journal of Statistical Software 105:</w:t>
+      </w:r>
+      <w:r>
+        <w:t xml:space="preserve"> </w:t>
+      </w:r>
+      <w:hyperlink r:id="rId94">
         <w:r>
           <w:rPr>
             <w:rStyle w:val="Hyperlink"/>
@@ -18830,46 +18821,23 @@
           <w:t xml:space="preserve">https://doi.org/10.18637/jss.v105.i03</w:t>
         </w:r>
       </w:hyperlink>
+      <w:r>
+        <w:t xml:space="preserve">.</w:t>
+      </w:r>
     </w:p>
-    <w:bookmarkEnd w:id="94"/>
-    <w:bookmarkStart w:id="96" w:name="ref-Fielding1997"/>
+    <w:bookmarkEnd w:id="95"/>
+    <w:bookmarkStart w:id="97" w:name="ref-Fielding1997"/>
     <w:p>
       <w:pPr>
         <w:pStyle w:val="Bibliography"/>
       </w:pPr>
       <w:r>
-        <w:t xml:space="preserve">Fielding, A. H., &amp; Bell, J. F. (1997). A review of methods for the assessment of prediction errors in conservation presence/absence models.</w:t>
-      </w:r>
-      <w:r>
-        <w:t xml:space="preserve"> </w:t>
-      </w:r>
-      <w:r>
-        <w:rPr>
-          <w:i/>
-          <w:iCs/>
-        </w:rPr>
-        <w:t xml:space="preserve">Environmental Conservation</w:t>
-      </w:r>
-      <w:r>
-        <w:t xml:space="preserve">,</w:t>
-      </w:r>
-      <w:r>
-        <w:t xml:space="preserve"> </w:t>
-      </w:r>
-      <w:r>
-        <w:rPr>
-          <w:i/>
-          <w:iCs/>
-        </w:rPr>
-        <w:t xml:space="preserve">24</w:t>
-      </w:r>
-      <w:r>
-        <w:t xml:space="preserve">(1), 38–49.</w:t>
-      </w:r>
-      <w:r>
-        <w:t xml:space="preserve"> </w:t>
-      </w:r>
-      <w:hyperlink r:id="rId95">
+        <w:t xml:space="preserve">Fielding, A. H., &amp; J. F. Bell, 1997. A review of methods for the assessment of prediction errors in conservation presence/absence models. Environmental Conservation 24: 38–49.</w:t>
+      </w:r>
+      <w:r>
+        <w:t xml:space="preserve"> </w:t>
+      </w:r>
+      <w:hyperlink r:id="rId96">
         <w:r>
           <w:rPr>
             <w:rStyle w:val="Hyperlink"/>
@@ -18877,15 +18845,18 @@
           <w:t xml:space="preserve">https://doi.org/10.1017/S0376892997000088</w:t>
         </w:r>
       </w:hyperlink>
+      <w:r>
+        <w:t xml:space="preserve">.</w:t>
+      </w:r>
     </w:p>
-    <w:bookmarkEnd w:id="96"/>
-    <w:bookmarkStart w:id="98" w:name="ref-Ford2005"/>
+    <w:bookmarkEnd w:id="97"/>
+    <w:bookmarkStart w:id="99" w:name="ref-Ford2005"/>
     <w:p>
       <w:pPr>
         <w:pStyle w:val="Bibliography"/>
       </w:pPr>
       <w:r>
-        <w:t xml:space="preserve">Ford, T., &amp; Beitinger, T. L. (2005). Temperature tolerance in the goldfish,</w:t>
+        <w:t xml:space="preserve">Ford, T., &amp; T. L. Beitinger, 2005. Temperature tolerance in the goldfish,</w:t>
       </w:r>
       <w:r>
         <w:t xml:space="preserve"> </w:t>
@@ -18898,38 +18869,12 @@
         <w:t xml:space="preserve">carassius auratus</w:t>
       </w:r>
       <w:r>
-        <w:t xml:space="preserve">.</w:t>
-      </w:r>
-      <w:r>
-        <w:t xml:space="preserve"> </w:t>
-      </w:r>
-      <w:r>
-        <w:rPr>
-          <w:i/>
-          <w:iCs/>
-        </w:rPr>
-        <w:t xml:space="preserve">Journal of Thermal Biology</w:t>
-      </w:r>
-      <w:r>
-        <w:t xml:space="preserve">,</w:t>
-      </w:r>
-      <w:r>
-        <w:t xml:space="preserve"> </w:t>
-      </w:r>
-      <w:r>
-        <w:rPr>
-          <w:i/>
-          <w:iCs/>
-        </w:rPr>
-        <w:t xml:space="preserve">30</w:t>
-      </w:r>
-      <w:r>
-        <w:t xml:space="preserve">(2), 147–152.</w:t>
-      </w:r>
-      <w:r>
-        <w:t xml:space="preserve"> </w:t>
-      </w:r>
-      <w:hyperlink r:id="rId97">
+        <w:t xml:space="preserve">. Journal of Thermal Biology 30: 147–152.</w:t>
+      </w:r>
+      <w:r>
+        <w:t xml:space="preserve"> </w:t>
+      </w:r>
+      <w:hyperlink r:id="rId98">
         <w:r>
           <w:rPr>
             <w:rStyle w:val="Hyperlink"/>
@@ -18937,136 +18882,93 @@
           <w:t xml:space="preserve">https://doi.org/10.1016/j.jtherbio.2004.09.004</w:t>
         </w:r>
       </w:hyperlink>
+      <w:r>
+        <w:t xml:space="preserve">.</w:t>
+      </w:r>
     </w:p>
-    <w:bookmarkEnd w:id="98"/>
-    <w:bookmarkStart w:id="100" w:name="ref-Francis2019"/>
+    <w:bookmarkEnd w:id="99"/>
+    <w:bookmarkStart w:id="101" w:name="ref-Francis2019"/>
     <w:p>
       <w:pPr>
         <w:pStyle w:val="Bibliography"/>
       </w:pPr>
       <w:r>
-        <w:t xml:space="preserve">Francis, L. B. (2019).</w:t>
-      </w:r>
-      <w:r>
-        <w:t xml:space="preserve"> </w:t>
-      </w:r>
-      <w:r>
-        <w:rPr>
-          <w:i/>
-          <w:iCs/>
-        </w:rPr>
-        <w:t xml:space="preserve">Evaluating the effects of invasive brown bullhead catfish (</w:t>
-      </w:r>
-      <w:r>
-        <w:rPr>
-          <w:i/>
-          <w:i/>
-          <w:iCs/>
-          <w:iCs/>
-        </w:rPr>
-        <w:t xml:space="preserve">ameiurus nebulosus</w:t>
-      </w:r>
-      <w:r>
-        <w:rPr>
-          <w:i/>
-          <w:iCs/>
-        </w:rPr>
-        <w:t xml:space="preserve">) on k</w:t>
-      </w:r>
-      <w:r>
-        <w:rPr>
-          <w:i/>
-          <w:iCs/>
-        </w:rPr>
-        <w:t xml:space="preserve">ō</w:t>
-      </w:r>
-      <w:r>
-        <w:rPr>
-          <w:i/>
-          <w:iCs/>
-        </w:rPr>
-        <w:t xml:space="preserve">ura (freshwater crayfish,</w:t>
-      </w:r>
-      <w:r>
-        <w:rPr>
-          <w:i/>
-          <w:iCs/>
-        </w:rPr>
-        <w:t xml:space="preserve"> </w:t>
-      </w:r>
-      <w:r>
-        <w:rPr>
-          <w:i/>
-          <w:i/>
-          <w:iCs/>
-          <w:iCs/>
-        </w:rPr>
-        <w:t xml:space="preserve">paranephrops planifrons</w:t>
-      </w:r>
-      <w:r>
-        <w:rPr>
-          <w:i/>
-          <w:iCs/>
-        </w:rPr>
-        <w:t xml:space="preserve">) in lake rotoiti</w:t>
-      </w:r>
-      <w:r>
-        <w:t xml:space="preserve"> </w:t>
-      </w:r>
-      <w:r>
-        <w:t xml:space="preserve">[Master’s thesis, University of Waikato].</w:t>
-      </w:r>
-      <w:r>
-        <w:t xml:space="preserve"> </w:t>
-      </w:r>
-      <w:hyperlink r:id="rId99">
+        <w:t xml:space="preserve">Francis, L. B., 2019.</w:t>
+      </w:r>
+      <w:r>
+        <w:t xml:space="preserve"> </w:t>
+      </w:r>
+      <w:hyperlink r:id="rId100">
         <w:r>
           <w:rPr>
             <w:rStyle w:val="Hyperlink"/>
           </w:rPr>
-          <w:t xml:space="preserve">https://researchcommons.waikato.ac.nz/handle/10289/12746</w:t>
+          <w:t xml:space="preserve">Evaluating the effects of invasive brown bullhead catfish (</w:t>
+        </w:r>
+        <w:r>
+          <w:rPr>
+            <w:rStyle w:val="Hyperlink"/>
+            <w:i/>
+            <w:iCs/>
+          </w:rPr>
+          <w:t xml:space="preserve">ameiurus nebulosus</w:t>
+        </w:r>
+        <w:r>
+          <w:rPr>
+            <w:rStyle w:val="Hyperlink"/>
+          </w:rPr>
+          <w:t xml:space="preserve">) on k</w:t>
+        </w:r>
+        <w:r>
+          <w:rPr>
+            <w:rStyle w:val="Hyperlink"/>
+          </w:rPr>
+          <w:t xml:space="preserve">ō</w:t>
+        </w:r>
+        <w:r>
+          <w:rPr>
+            <w:rStyle w:val="Hyperlink"/>
+          </w:rPr>
+          <w:t xml:space="preserve">ura (freshwater crayfish,</w:t>
+        </w:r>
+        <w:r>
+          <w:rPr>
+            <w:rStyle w:val="Hyperlink"/>
+          </w:rPr>
+          <w:t xml:space="preserve"> </w:t>
+        </w:r>
+        <w:r>
+          <w:rPr>
+            <w:rStyle w:val="Hyperlink"/>
+            <w:i/>
+            <w:iCs/>
+          </w:rPr>
+          <w:t xml:space="preserve">paranephrops planifrons</w:t>
+        </w:r>
+        <w:r>
+          <w:rPr>
+            <w:rStyle w:val="Hyperlink"/>
+          </w:rPr>
+          <w:t xml:space="preserve">) in lake rotoiti</w:t>
         </w:r>
       </w:hyperlink>
+      <w:r>
+        <w:t xml:space="preserve">. Master’s thesis, University of Waikato.</w:t>
+      </w:r>
     </w:p>
-    <w:bookmarkEnd w:id="100"/>
-    <w:bookmarkStart w:id="102" w:name="ref-Fry1948"/>
+    <w:bookmarkEnd w:id="101"/>
+    <w:bookmarkStart w:id="103" w:name="ref-Fry1948"/>
     <w:p>
       <w:pPr>
         <w:pStyle w:val="Bibliography"/>
       </w:pPr>
       <w:r>
-        <w:t xml:space="preserve">Fry, F. E. J., &amp; Hart, J. S. (1948). Cruising speed of goldfish in relation to water temperature.</w:t>
-      </w:r>
-      <w:r>
-        <w:t xml:space="preserve"> </w:t>
-      </w:r>
-      <w:r>
-        <w:rPr>
-          <w:i/>
-          <w:iCs/>
-        </w:rPr>
-        <w:t xml:space="preserve">Journal of the Fisheries Research Board of Canada</w:t>
-      </w:r>
-      <w:r>
-        <w:t xml:space="preserve">,</w:t>
-      </w:r>
-      <w:r>
-        <w:t xml:space="preserve"> </w:t>
-      </w:r>
-      <w:r>
-        <w:rPr>
-          <w:i/>
-          <w:iCs/>
-        </w:rPr>
-        <w:t xml:space="preserve">7b</w:t>
-      </w:r>
-      <w:r>
-        <w:t xml:space="preserve">(4), 169–175.</w:t>
-      </w:r>
-      <w:r>
-        <w:t xml:space="preserve"> </w:t>
-      </w:r>
-      <w:hyperlink r:id="rId101">
+        <w:t xml:space="preserve">Fry, F. E. J., &amp; J. S. Hart, 1948. Cruising speed of goldfish in relation to water temperature. Journal of the Fisheries Research Board of Canada 7b: 169–175.</w:t>
+      </w:r>
+      <w:r>
+        <w:t xml:space="preserve"> </w:t>
+      </w:r>
+      <w:hyperlink r:id="rId102">
         <w:r>
           <w:rPr>
             <w:rStyle w:val="Hyperlink"/>
@@ -19074,49 +18976,42 @@
           <w:t xml:space="preserve">https://doi.org/10.1139/f47-018</w:t>
         </w:r>
       </w:hyperlink>
+      <w:r>
+        <w:t xml:space="preserve">.</w:t>
+      </w:r>
     </w:p>
-    <w:bookmarkEnd w:id="102"/>
-    <w:bookmarkStart w:id="104" w:name="ref-Grayling2020"/>
+    <w:bookmarkEnd w:id="103"/>
+    <w:bookmarkStart w:id="105" w:name="ref-Grayling2020"/>
     <w:p>
       <w:pPr>
         <w:pStyle w:val="Bibliography"/>
       </w:pPr>
       <w:r>
-        <w:t xml:space="preserve">Grayling, S. (2020).</w:t>
-      </w:r>
-      <w:r>
-        <w:t xml:space="preserve"> </w:t>
-      </w:r>
-      <w:r>
-        <w:rPr>
-          <w:i/>
-          <w:iCs/>
-        </w:rPr>
-        <w:t xml:space="preserve">Bay of plenty regional pest management plan 2011–2016 annual report for 2019/2020</w:t>
-      </w:r>
-      <w:r>
-        <w:t xml:space="preserve">. Bay of Plenty Regional Council.</w:t>
-      </w:r>
-      <w:r>
-        <w:t xml:space="preserve"> </w:t>
-      </w:r>
-      <w:hyperlink r:id="rId103">
+        <w:t xml:space="preserve">Grayling, S., 2020.</w:t>
+      </w:r>
+      <w:r>
+        <w:t xml:space="preserve"> </w:t>
+      </w:r>
+      <w:hyperlink r:id="rId104">
         <w:r>
           <w:rPr>
             <w:rStyle w:val="Hyperlink"/>
           </w:rPr>
-          <w:t xml:space="preserve">https://atlas.boprc.govt.nz/api/v1/edms/document/A3651696/content</w:t>
+          <w:t xml:space="preserve">Bay of plenty regional pest management plan 2011–2016 annual report for 2019/2020</w:t>
         </w:r>
       </w:hyperlink>
+      <w:r>
+        <w:t xml:space="preserve">. Bay of Plenty Regional Council.</w:t>
+      </w:r>
     </w:p>
-    <w:bookmarkEnd w:id="104"/>
-    <w:bookmarkStart w:id="105" w:name="ref-Greenaway1985"/>
+    <w:bookmarkEnd w:id="105"/>
+    <w:bookmarkStart w:id="106" w:name="ref-Greenaway1985"/>
     <w:p>
       <w:pPr>
         <w:pStyle w:val="Bibliography"/>
       </w:pPr>
       <w:r>
-        <w:t xml:space="preserve">Greenaway, P. (1985). Calcium balance and moulting in the</w:t>
+        <w:t xml:space="preserve">Greenaway, P., 1985. Calcium balance and moulting in the</w:t>
       </w:r>
       <w:r>
         <w:t xml:space="preserve"> </w:t>
@@ -19125,94 +19020,39 @@
         <w:t xml:space="preserve">Crustacea</w:t>
       </w:r>
       <w:r>
-        <w:t xml:space="preserve">.</w:t>
-      </w:r>
-      <w:r>
-        <w:t xml:space="preserve"> </w:t>
-      </w:r>
-      <w:r>
-        <w:rPr>
-          <w:i/>
-          <w:iCs/>
-        </w:rPr>
-        <w:t xml:space="preserve">Biological Reviews</w:t>
-      </w:r>
-      <w:r>
-        <w:t xml:space="preserve">,</w:t>
-      </w:r>
-      <w:r>
-        <w:t xml:space="preserve"> </w:t>
-      </w:r>
-      <w:r>
-        <w:rPr>
-          <w:i/>
-          <w:iCs/>
-        </w:rPr>
-        <w:t xml:space="preserve">60</w:t>
-      </w:r>
-      <w:r>
-        <w:t xml:space="preserve">, 425–454.</w:t>
+        <w:t xml:space="preserve">. Biological Reviews 60: 425–454.</w:t>
       </w:r>
     </w:p>
-    <w:bookmarkEnd w:id="105"/>
-    <w:bookmarkStart w:id="106" w:name="ref-Hamilton2005"/>
+    <w:bookmarkEnd w:id="106"/>
+    <w:bookmarkStart w:id="107" w:name="ref-Hamilton2005"/>
     <w:p>
       <w:pPr>
         <w:pStyle w:val="Bibliography"/>
       </w:pPr>
       <w:r>
-        <w:t xml:space="preserve">Hamilton, D., McBride, C., &amp; Uraoka, T. (2005).</w:t>
-      </w:r>
-      <w:r>
-        <w:t xml:space="preserve"> </w:t>
-      </w:r>
-      <w:r>
-        <w:rPr>
-          <w:i/>
-          <w:iCs/>
-        </w:rPr>
-        <w:t xml:space="preserve">Lake rotoiti fieldwork and modelling to support considerations of</w:t>
-      </w:r>
-      <w:r>
-        <w:rPr>
-          <w:i/>
-          <w:iCs/>
-        </w:rPr>
-        <w:t xml:space="preserve"> </w:t>
-      </w:r>
-      <w:r>
-        <w:rPr>
-          <w:i/>
-          <w:iCs/>
-        </w:rPr>
+        <w:t xml:space="preserve">Hamilton, D., C. McBride, &amp; T. Uraoka, 2005. Lake rotoiti fieldwork and modelling to support considerations of</w:t>
+      </w:r>
+      <w:r>
+        <w:t xml:space="preserve"> </w:t>
+      </w:r>
+      <w:r>
         <w:t xml:space="preserve">Ohau</w:t>
       </w:r>
       <w:r>
-        <w:rPr>
-          <w:i/>
-          <w:iCs/>
-        </w:rPr>
-        <w:t xml:space="preserve"> </w:t>
-      </w:r>
-      <w:r>
-        <w:rPr>
-          <w:i/>
-          <w:iCs/>
-        </w:rPr>
-        <w:t xml:space="preserve">channel diversion from lake rotoiti</w:t>
-      </w:r>
-      <w:r>
-        <w:t xml:space="preserve">. NIWA &amp; University of Waikato.</w:t>
+        <w:t xml:space="preserve"> </w:t>
+      </w:r>
+      <w:r>
+        <w:t xml:space="preserve">channel diversion from lake rotoiti. NIWA &amp; University of Waikato.</w:t>
       </w:r>
     </w:p>
-    <w:bookmarkEnd w:id="106"/>
-    <w:bookmarkStart w:id="108" w:name="ref-Hammond2006"/>
+    <w:bookmarkEnd w:id="107"/>
+    <w:bookmarkStart w:id="109" w:name="ref-Hammond2006"/>
     <w:p>
       <w:pPr>
         <w:pStyle w:val="Bibliography"/>
       </w:pPr>
       <w:r>
-        <w:t xml:space="preserve">Hammond, K. S., Hollows, J. W., Townsend, C. R., &amp; Lokman, P. M. (2006). Effects of temperature and water calcium concentration on growth, survival and moulting of freshwater crayfish,</w:t>
+        <w:t xml:space="preserve">Hammond, K. S., J. W. Hollows, C. R. Townsend, &amp; P. M. Lokman, 2006. Effects of temperature and water calcium concentration on growth, survival and moulting of freshwater crayfish,</w:t>
       </w:r>
       <w:r>
         <w:t xml:space="preserve"> </w:t>
@@ -19225,38 +19065,12 @@
         <w:t xml:space="preserve">paranephrops zealandicus</w:t>
       </w:r>
       <w:r>
-        <w:t xml:space="preserve">.</w:t>
-      </w:r>
-      <w:r>
-        <w:t xml:space="preserve"> </w:t>
-      </w:r>
-      <w:r>
-        <w:rPr>
-          <w:i/>
-          <w:iCs/>
-        </w:rPr>
-        <w:t xml:space="preserve">Aquaculture</w:t>
-      </w:r>
-      <w:r>
-        <w:t xml:space="preserve">,</w:t>
-      </w:r>
-      <w:r>
-        <w:t xml:space="preserve"> </w:t>
-      </w:r>
-      <w:r>
-        <w:rPr>
-          <w:i/>
-          <w:iCs/>
-        </w:rPr>
-        <w:t xml:space="preserve">251</w:t>
-      </w:r>
-      <w:r>
-        <w:t xml:space="preserve">(2–4), 271–279.</w:t>
-      </w:r>
-      <w:r>
-        <w:t xml:space="preserve"> </w:t>
-      </w:r>
-      <w:hyperlink r:id="rId107">
+        <w:t xml:space="preserve">. Aquaculture 251: 271–279.</w:t>
+      </w:r>
+      <w:r>
+        <w:t xml:space="preserve"> </w:t>
+      </w:r>
+      <w:hyperlink r:id="rId108">
         <w:r>
           <w:rPr>
             <w:rStyle w:val="Hyperlink"/>
@@ -19264,83 +19078,42 @@
           <w:t xml:space="preserve">https://doi.org/10.1016/j.aquaculture.2005.05.032</w:t>
         </w:r>
       </w:hyperlink>
+      <w:r>
+        <w:t xml:space="preserve">.</w:t>
+      </w:r>
     </w:p>
-    <w:bookmarkEnd w:id="108"/>
-    <w:bookmarkStart w:id="109" w:name="ref-Harding2009"/>
+    <w:bookmarkEnd w:id="109"/>
+    <w:bookmarkStart w:id="110" w:name="ref-Harding2009"/>
     <w:p>
       <w:pPr>
         <w:pStyle w:val="Bibliography"/>
       </w:pPr>
       <w:r>
-        <w:t xml:space="preserve">Harding, J. S., Clapcott, J. E., Quinn, J. M., Hayes, J. W., Joy, M. K., Storey, R. G., Greig, H. S., Hay, J., James, T., Beech, M. A., Ozane, R., Meredith, A. S., &amp; Boothroyd, I. K. G. (2009).</w:t>
-      </w:r>
-      <w:r>
-        <w:t xml:space="preserve"> </w:t>
-      </w:r>
-      <w:r>
-        <w:rPr>
-          <w:i/>
-          <w:iCs/>
-        </w:rPr>
-        <w:t xml:space="preserve">Stream habitat assessment protocols for wadeable rivers and streams of</w:t>
-      </w:r>
-      <w:r>
-        <w:rPr>
-          <w:i/>
-          <w:iCs/>
-        </w:rPr>
-        <w:t xml:space="preserve"> </w:t>
-      </w:r>
-      <w:r>
-        <w:rPr>
-          <w:i/>
-          <w:iCs/>
-        </w:rPr>
+        <w:t xml:space="preserve">Harding, J. S., J. E. Clapcott, J. M. Quinn, J. W. Hayes, M. K. Joy, R. G. Storey, H. S. Greig, J. Hay, T. James, M. A. Beech, R. Ozane, A. S. Meredith, &amp; I. K. G. Boothroyd, 2009. Stream habitat assessment protocols for wadeable rivers and streams of</w:t>
+      </w:r>
+      <w:r>
+        <w:t xml:space="preserve"> </w:t>
+      </w:r>
+      <w:r>
         <w:t xml:space="preserve">New Zealand</w:t>
       </w:r>
       <w:r>
         <w:t xml:space="preserve">. School of Biological Sciences, University of Canterbury.</w:t>
       </w:r>
     </w:p>
-    <w:bookmarkEnd w:id="109"/>
-    <w:bookmarkStart w:id="111" w:name="ref-Haschenburger2009"/>
+    <w:bookmarkEnd w:id="110"/>
+    <w:bookmarkStart w:id="112" w:name="ref-Haschenburger2009"/>
     <w:p>
       <w:pPr>
         <w:pStyle w:val="Bibliography"/>
       </w:pPr>
       <w:r>
-        <w:t xml:space="preserve">Haschenburger, J. K., &amp; Roest, P. (2009). Substrate indices as indicators of interstitial pore space in gravel-bed channels.</w:t>
-      </w:r>
-      <w:r>
-        <w:t xml:space="preserve"> </w:t>
-      </w:r>
-      <w:r>
-        <w:rPr>
-          <w:i/>
-          <w:iCs/>
-        </w:rPr>
-        <w:t xml:space="preserve">River Research and Applications</w:t>
-      </w:r>
-      <w:r>
-        <w:t xml:space="preserve">,</w:t>
-      </w:r>
-      <w:r>
-        <w:t xml:space="preserve"> </w:t>
-      </w:r>
-      <w:r>
-        <w:rPr>
-          <w:i/>
-          <w:iCs/>
-        </w:rPr>
-        <w:t xml:space="preserve">25</w:t>
-      </w:r>
-      <w:r>
-        <w:t xml:space="preserve">(1), 98–105.</w:t>
-      </w:r>
-      <w:r>
-        <w:t xml:space="preserve"> </w:t>
-      </w:r>
-      <w:hyperlink r:id="rId110">
+        <w:t xml:space="preserve">Haschenburger, J. K., &amp; P. Roest, 2009. Substrate indices as indicators of interstitial pore space in gravel-bed channels. River Research and Applications 25: 98–105.</w:t>
+      </w:r>
+      <w:r>
+        <w:t xml:space="preserve"> </w:t>
+      </w:r>
+      <w:hyperlink r:id="rId111">
         <w:r>
           <w:rPr>
             <w:rStyle w:val="Hyperlink"/>
@@ -19348,46 +19121,33 @@
           <w:t xml:space="preserve">https://doi.org/10.1002/rra.1168</w:t>
         </w:r>
       </w:hyperlink>
+      <w:r>
+        <w:t xml:space="preserve">.</w:t>
+      </w:r>
     </w:p>
-    <w:bookmarkEnd w:id="111"/>
-    <w:bookmarkStart w:id="113" w:name="ref-Hessen2004"/>
+    <w:bookmarkEnd w:id="112"/>
+    <w:bookmarkStart w:id="113" w:name="ref-Hesni2009"/>
     <w:p>
       <w:pPr>
         <w:pStyle w:val="Bibliography"/>
       </w:pPr>
       <w:r>
-        <w:t xml:space="preserve">Hessen, D. O., Skurdal, J., &amp; Braathen, J. E. (2004). Plant exclusion of a herbivore; crayfish population decline caused by an invading waterweed.</w:t>
-      </w:r>
-      <w:r>
-        <w:t xml:space="preserve"> </w:t>
-      </w:r>
-      <w:r>
-        <w:rPr>
-          <w:i/>
-          <w:iCs/>
-        </w:rPr>
-        <w:t xml:space="preserve">Biological Invasions</w:t>
-      </w:r>
-      <w:r>
-        <w:t xml:space="preserve">,</w:t>
-      </w:r>
-      <w:r>
-        <w:t xml:space="preserve"> </w:t>
-      </w:r>
-      <w:r>
-        <w:rPr>
-          <w:i/>
-          <w:iCs/>
-        </w:rPr>
-        <w:t xml:space="preserve">6</w:t>
-      </w:r>
-      <w:r>
-        <w:t xml:space="preserve">(2), 133–140.</w:t>
-      </w:r>
-      <w:r>
-        <w:t xml:space="preserve"> </w:t>
-      </w:r>
-      <w:hyperlink r:id="rId112">
+        <w:t xml:space="preserve">Hesni, M. A., N. Shabanipour, A. Zahmatkesh, &amp; M. M. Toutouni, 2009. Effects of temperature and salinity on survival and moulting of the narrow-clawed crayfish, astacus leptodactylus eschscholtz, 1823 (decapoda, astacidea). Brill. Crustaceana 82: 1495–1507.</w:t>
+      </w:r>
+    </w:p>
+    <w:bookmarkEnd w:id="113"/>
+    <w:bookmarkStart w:id="115" w:name="ref-Hessen2004"/>
+    <w:p>
+      <w:pPr>
+        <w:pStyle w:val="Bibliography"/>
+      </w:pPr>
+      <w:r>
+        <w:t xml:space="preserve">Hessen, D. O., J. Skurdal, &amp; J. E. Braathen, 2004. Plant exclusion of a herbivore; crayfish population decline caused by an invading waterweed. Biological Invasions 6: 133–140.</w:t>
+      </w:r>
+      <w:r>
+        <w:t xml:space="preserve"> </w:t>
+      </w:r>
+      <w:hyperlink r:id="rId114">
         <w:r>
           <w:rPr>
             <w:rStyle w:val="Hyperlink"/>
@@ -19395,57 +19155,34 @@
           <w:t xml:space="preserve">https://doi.org/10.1023/B:BINV.0000022131.40783.f0</w:t>
         </w:r>
       </w:hyperlink>
+      <w:r>
+        <w:t xml:space="preserve">.</w:t>
+      </w:r>
     </w:p>
-    <w:bookmarkEnd w:id="113"/>
-    <w:bookmarkStart w:id="114" w:name="ref-Hiroa1921"/>
+    <w:bookmarkEnd w:id="115"/>
+    <w:bookmarkStart w:id="116" w:name="ref-Hiroa1921"/>
     <w:p>
       <w:pPr>
         <w:pStyle w:val="Bibliography"/>
       </w:pPr>
       <w:r>
-        <w:t xml:space="preserve">Hiroa, T. R. (1921). M</w:t>
+        <w:t xml:space="preserve">Hiroa, T. R., 1921. M</w:t>
       </w:r>
       <w:r>
         <w:t xml:space="preserve">ā</w:t>
       </w:r>
       <w:r>
-        <w:t xml:space="preserve">ori food-supplies of lake rotorua, with methods of obtaining them, and usages and customs appertaining thereto.</w:t>
-      </w:r>
-      <w:r>
-        <w:t xml:space="preserve"> </w:t>
-      </w:r>
-      <w:r>
-        <w:rPr>
-          <w:i/>
-          <w:iCs/>
-        </w:rPr>
-        <w:t xml:space="preserve">Transactions and Proceedings of the Royal Society of New Zealand 1868–1961</w:t>
-      </w:r>
-      <w:r>
-        <w:t xml:space="preserve">,</w:t>
-      </w:r>
-      <w:r>
-        <w:t xml:space="preserve"> </w:t>
-      </w:r>
-      <w:r>
-        <w:rPr>
-          <w:i/>
-          <w:iCs/>
-        </w:rPr>
-        <w:t xml:space="preserve">53</w:t>
-      </w:r>
-      <w:r>
-        <w:t xml:space="preserve">, 433–451.</w:t>
+        <w:t xml:space="preserve">ori food-supplies of lake rotorua, with methods of obtaining them, and usages and customs appertaining thereto. Transactions and Proceedings of the Royal Society of New Zealand 1868–1961 53: 433–451.</w:t>
       </w:r>
     </w:p>
-    <w:bookmarkEnd w:id="114"/>
-    <w:bookmarkStart w:id="116" w:name="ref-Hopkins1970"/>
+    <w:bookmarkEnd w:id="116"/>
+    <w:bookmarkStart w:id="118" w:name="ref-Hopkins1970"/>
     <w:p>
       <w:pPr>
         <w:pStyle w:val="Bibliography"/>
       </w:pPr>
       <w:r>
-        <w:t xml:space="preserve">Hopkins, C. L. (1970). Systematics of the</w:t>
+        <w:t xml:space="preserve">Hopkins, C. L., 1970. Systematics of the</w:t>
       </w:r>
       <w:r>
         <w:t xml:space="preserve"> </w:t>
@@ -19497,38 +19234,12 @@
         <w:t xml:space="preserve">Parastacidae</w:t>
       </w:r>
       <w:r>
-        <w:t xml:space="preserve">).</w:t>
-      </w:r>
-      <w:r>
-        <w:t xml:space="preserve"> </w:t>
-      </w:r>
-      <w:r>
-        <w:rPr>
-          <w:i/>
-          <w:iCs/>
-        </w:rPr>
-        <w:t xml:space="preserve">New Zealand Journal of Marine and Freshwater Research</w:t>
-      </w:r>
-      <w:r>
-        <w:t xml:space="preserve">,</w:t>
-      </w:r>
-      <w:r>
-        <w:t xml:space="preserve"> </w:t>
-      </w:r>
-      <w:r>
-        <w:rPr>
-          <w:i/>
-          <w:iCs/>
-        </w:rPr>
-        <w:t xml:space="preserve">4</w:t>
-      </w:r>
-      <w:r>
-        <w:t xml:space="preserve">(3), 278–291.</w:t>
-      </w:r>
-      <w:r>
-        <w:t xml:space="preserve"> </w:t>
-      </w:r>
-      <w:hyperlink r:id="rId115">
+        <w:t xml:space="preserve">). New Zealand Journal of Marine and Freshwater Research 4: 278–291.</w:t>
+      </w:r>
+      <w:r>
+        <w:t xml:space="preserve"> </w:t>
+      </w:r>
+      <w:hyperlink r:id="rId117">
         <w:r>
           <w:rPr>
             <w:rStyle w:val="Hyperlink"/>
@@ -19536,49 +19247,26 @@
           <w:t xml:space="preserve">https://doi.org/10.1080/00288330.1970.9515347</w:t>
         </w:r>
       </w:hyperlink>
+      <w:r>
+        <w:t xml:space="preserve">.</w:t>
+      </w:r>
     </w:p>
-    <w:bookmarkEnd w:id="116"/>
-    <w:bookmarkStart w:id="118" w:name="ref-Jane2021"/>
+    <w:bookmarkEnd w:id="118"/>
+    <w:bookmarkStart w:id="120" w:name="ref-Jane2021"/>
     <w:p>
       <w:pPr>
         <w:pStyle w:val="Bibliography"/>
       </w:pPr>
       <w:r>
-        <w:t xml:space="preserve">Jane, S. F., Hansen, G. J. A., Kraemer, B. M., Leavitt, P. R., Mincer, J. L., North, R. L., Pilla, R. M., Stetler, J. T., Williamson, C. E., Woolway, R. I., et al.</w:t>
-      </w:r>
-      <w:r>
-        <w:t xml:space="preserve"> (2021). Widespread deoxygenation of temperate lakes.</w:t>
-      </w:r>
-      <w:r>
-        <w:t xml:space="preserve"> </w:t>
-      </w:r>
-      <w:r>
-        <w:rPr>
-          <w:i/>
-          <w:iCs/>
-        </w:rPr>
-        <w:t xml:space="preserve">Nature</w:t>
-      </w:r>
-      <w:r>
-        <w:t xml:space="preserve">,</w:t>
-      </w:r>
-      <w:r>
-        <w:t xml:space="preserve"> </w:t>
-      </w:r>
-      <w:r>
-        <w:rPr>
-          <w:i/>
-          <w:iCs/>
-        </w:rPr>
-        <w:t xml:space="preserve">594</w:t>
-      </w:r>
-      <w:r>
-        <w:t xml:space="preserve">(7861), 66–70.</w:t>
-      </w:r>
-      <w:r>
-        <w:t xml:space="preserve"> </w:t>
-      </w:r>
-      <w:hyperlink r:id="rId117">
+        <w:t xml:space="preserve">Jane, S. F., G. J. A. Hansen, B. M. Kraemer, P. R. Leavitt, J. L. Mincer, R. L. North, R. M. Pilla, J. T. Stetler, C. E. Williamson, R. I. Woolway, &amp; others</w:t>
+      </w:r>
+      <w:r>
+        <w:t xml:space="preserve">, 2021. Widespread deoxygenation of temperate lakes. Nature 594: 66–70.</w:t>
+      </w:r>
+      <w:r>
+        <w:t xml:space="preserve"> </w:t>
+      </w:r>
+      <w:hyperlink r:id="rId119">
         <w:r>
           <w:rPr>
             <w:rStyle w:val="Hyperlink"/>
@@ -19586,51 +19274,28 @@
           <w:t xml:space="preserve">https://doi.org/10.1038/s41586-021-03550-y</w:t>
         </w:r>
       </w:hyperlink>
+      <w:r>
+        <w:t xml:space="preserve">.</w:t>
+      </w:r>
     </w:p>
-    <w:bookmarkEnd w:id="118"/>
-    <w:bookmarkStart w:id="119" w:name="ref-Johnsen2008"/>
+    <w:bookmarkEnd w:id="120"/>
+    <w:bookmarkStart w:id="121" w:name="ref-Johnsen2008"/>
     <w:p>
       <w:pPr>
         <w:pStyle w:val="Bibliography"/>
       </w:pPr>
       <w:r>
-        <w:t xml:space="preserve">Johnsen, S. I., &amp; Taugbøl, T. (2008). Add stones, get crayfish – is it that simple?</w:t>
-      </w:r>
-      <w:r>
-        <w:t xml:space="preserve"> </w:t>
-      </w:r>
-      <w:r>
-        <w:rPr>
-          <w:i/>
-          <w:iCs/>
-        </w:rPr>
-        <w:t xml:space="preserve">Freshwater Crayfish</w:t>
-      </w:r>
-      <w:r>
-        <w:t xml:space="preserve">,</w:t>
-      </w:r>
-      <w:r>
-        <w:t xml:space="preserve"> </w:t>
-      </w:r>
-      <w:r>
-        <w:rPr>
-          <w:i/>
-          <w:iCs/>
-        </w:rPr>
-        <w:t xml:space="preserve">16</w:t>
-      </w:r>
-      <w:r>
-        <w:t xml:space="preserve">(1), 47–50.</w:t>
+        <w:t xml:space="preserve">Johnsen, S. I., &amp; T. Taugbøl, 2008. Add stones, get crayfish – is it that simple? Freshwater Crayfish 16: 47–50.</w:t>
       </w:r>
     </w:p>
-    <w:bookmarkEnd w:id="119"/>
-    <w:bookmarkStart w:id="121" w:name="ref-Jowett2008"/>
+    <w:bookmarkEnd w:id="121"/>
+    <w:bookmarkStart w:id="123" w:name="ref-Jowett2008"/>
     <w:p>
       <w:pPr>
         <w:pStyle w:val="Bibliography"/>
       </w:pPr>
       <w:r>
-        <w:t xml:space="preserve">Jowett, I. G., Parkyn, S. M., &amp; Richardson, J. (2008). Habitat characteristics of crayfish (</w:t>
+        <w:t xml:space="preserve">Jowett, I. G., S. M. Parkyn, &amp; J. Richardson, 2008. Habitat characteristics of crayfish (</w:t>
       </w:r>
       <w:r>
         <w:rPr>
@@ -19658,38 +19323,12 @@
         <w:t xml:space="preserve">GAMs</w:t>
       </w:r>
       <w:r>
-        <w:t xml:space="preserve">).</w:t>
-      </w:r>
-      <w:r>
-        <w:t xml:space="preserve"> </w:t>
-      </w:r>
-      <w:r>
-        <w:rPr>
-          <w:i/>
-          <w:iCs/>
-        </w:rPr>
-        <w:t xml:space="preserve">Hydrobiologia</w:t>
-      </w:r>
-      <w:r>
-        <w:t xml:space="preserve">,</w:t>
-      </w:r>
-      <w:r>
-        <w:t xml:space="preserve"> </w:t>
-      </w:r>
-      <w:r>
-        <w:rPr>
-          <w:i/>
-          <w:iCs/>
-        </w:rPr>
-        <w:t xml:space="preserve">596</w:t>
-      </w:r>
-      <w:r>
-        <w:t xml:space="preserve">(1), 353–365.</w:t>
-      </w:r>
-      <w:r>
-        <w:t xml:space="preserve"> </w:t>
-      </w:r>
-      <w:hyperlink r:id="rId120">
+        <w:t xml:space="preserve">). Hydrobiologia 596: 353–365.</w:t>
+      </w:r>
+      <w:r>
+        <w:t xml:space="preserve"> </w:t>
+      </w:r>
+      <w:hyperlink r:id="rId122">
         <w:r>
           <w:rPr>
             <w:rStyle w:val="Hyperlink"/>
@@ -19697,15 +19336,18 @@
           <w:t xml:space="preserve">https://doi.org/10.1007/s10750-007-9108-z</w:t>
         </w:r>
       </w:hyperlink>
+      <w:r>
+        <w:t xml:space="preserve">.</w:t>
+      </w:r>
     </w:p>
-    <w:bookmarkEnd w:id="121"/>
-    <w:bookmarkStart w:id="123" w:name="ref-Jowett1990"/>
+    <w:bookmarkEnd w:id="123"/>
+    <w:bookmarkStart w:id="125" w:name="ref-Jowett1990"/>
     <w:p>
       <w:pPr>
         <w:pStyle w:val="Bibliography"/>
       </w:pPr>
       <w:r>
-        <w:t xml:space="preserve">Jowett, I. G., &amp; Richardson, J. (1990). Microhabitat preferences of benthic invertebrates in a</w:t>
+        <w:t xml:space="preserve">Jowett, I. G., &amp; J. Richardson, 1990. Microhabitat preferences of benthic invertebrates in a</w:t>
       </w:r>
       <w:r>
         <w:t xml:space="preserve"> </w:t>
@@ -19733,38 +19375,12 @@
         <w:t xml:space="preserve"> </w:t>
       </w:r>
       <w:r>
-        <w:t xml:space="preserve">spp.</w:t>
-      </w:r>
-      <w:r>
-        <w:t xml:space="preserve"> </w:t>
-      </w:r>
-      <w:r>
-        <w:rPr>
-          <w:i/>
-          <w:iCs/>
-        </w:rPr>
-        <w:t xml:space="preserve">New Zealand Journal of Marine and Freshwater Research</w:t>
-      </w:r>
-      <w:r>
-        <w:t xml:space="preserve">,</w:t>
-      </w:r>
-      <w:r>
-        <w:t xml:space="preserve"> </w:t>
-      </w:r>
-      <w:r>
-        <w:rPr>
-          <w:i/>
-          <w:iCs/>
-        </w:rPr>
-        <w:t xml:space="preserve">24</w:t>
-      </w:r>
-      <w:r>
-        <w:t xml:space="preserve">(1), 19–30.</w:t>
-      </w:r>
-      <w:r>
-        <w:t xml:space="preserve"> </w:t>
-      </w:r>
-      <w:hyperlink r:id="rId122">
+        <w:t xml:space="preserve">spp. New Zealand Journal of Marine and Freshwater Research 24: 19–30.</w:t>
+      </w:r>
+      <w:r>
+        <w:t xml:space="preserve"> </w:t>
+      </w:r>
+      <w:hyperlink r:id="rId124">
         <w:r>
           <w:rPr>
             <w:rStyle w:val="Hyperlink"/>
@@ -19772,69 +19388,42 @@
           <w:t xml:space="preserve">https://doi.org/10.1080/00288330.1990.9516399</w:t>
         </w:r>
       </w:hyperlink>
+      <w:r>
+        <w:t xml:space="preserve">.</w:t>
+      </w:r>
     </w:p>
-    <w:bookmarkEnd w:id="123"/>
-    <w:bookmarkStart w:id="124" w:name="ref-Kusabsinrevision"/>
+    <w:bookmarkEnd w:id="125"/>
+    <w:bookmarkStart w:id="127" w:name="ref-Kusabs2026"/>
     <w:p>
       <w:pPr>
         <w:pStyle w:val="Bibliography"/>
       </w:pPr>
       <w:r>
-        <w:t xml:space="preserve">Kusabs, I. A., Duggan, I. C., Scholes, P., Bruere, A., Te Kurapa, T. W., Grant, T., &amp; Burdon, F. J. (in revision).</w:t>
-      </w:r>
-      <w:r>
-        <w:t xml:space="preserve"> </w:t>
-      </w:r>
-      <w:r>
-        <w:rPr>
-          <w:i/>
-          <w:iCs/>
-        </w:rPr>
-        <w:t xml:space="preserve">Invasive catfish linked to the decline of freshwater crayfish in two</w:t>
-      </w:r>
-      <w:r>
-        <w:rPr>
-          <w:i/>
-          <w:iCs/>
-        </w:rPr>
-        <w:t xml:space="preserve"> </w:t>
-      </w:r>
-      <w:r>
-        <w:rPr>
-          <w:i/>
-          <w:iCs/>
-        </w:rPr>
-        <w:t xml:space="preserve">Aotearoa New Zealand</w:t>
-      </w:r>
-      <w:r>
-        <w:rPr>
-          <w:i/>
-          <w:iCs/>
-        </w:rPr>
-        <w:t xml:space="preserve"> </w:t>
-      </w:r>
-      <w:r>
-        <w:rPr>
-          <w:i/>
-          <w:iCs/>
-        </w:rPr>
-        <w:t xml:space="preserve">lakes</w:t>
-      </w:r>
-      <w:r>
-        <w:t xml:space="preserve"> </w:t>
-      </w:r>
-      <w:r>
-        <w:t xml:space="preserve">[Unpublished manuscript].</w:t>
+        <w:t xml:space="preserve">Kusabs, I. A. K., I. C. Duggan, A. C. Bruere, P. Scholes, T. W. Te Kurapa, T. M. Grant, &amp; F. J. Burdon, 2026. Invasive catfish linked to the decline of freshwater crayfish in two aotearoa new zealand lakes. Springer Science; Business Media LLC. Biological Invasions 28:</w:t>
+      </w:r>
+      <w:r>
+        <w:t xml:space="preserve"> </w:t>
+      </w:r>
+      <w:hyperlink r:id="rId126">
+        <w:r>
+          <w:rPr>
+            <w:rStyle w:val="Hyperlink"/>
+          </w:rPr>
+          <w:t xml:space="preserve">https://doi.org/10.1007/s10530-026-03852-0</w:t>
+        </w:r>
+      </w:hyperlink>
+      <w:r>
+        <w:t xml:space="preserve">.</w:t>
       </w:r>
     </w:p>
-    <w:bookmarkEnd w:id="124"/>
-    <w:bookmarkStart w:id="126" w:name="ref-Kusabs2015a"/>
+    <w:bookmarkEnd w:id="127"/>
+    <w:bookmarkStart w:id="129" w:name="ref-Kusabs2015a"/>
     <w:p>
       <w:pPr>
         <w:pStyle w:val="Bibliography"/>
       </w:pPr>
       <w:r>
-        <w:t xml:space="preserve">Kusabs, I. A., Hicks, B. J., Quinn, J. M., &amp; Hamilton, D. P. (2015a). Sustainable management of freshwater crayfish (k</w:t>
+        <w:t xml:space="preserve">Kusabs, I. A., B. J. Hicks, J. M. Quinn, &amp; D. P. Hamilton, 2015a. Sustainable management of freshwater crayfish (k</w:t>
       </w:r>
       <w:r>
         <w:t xml:space="preserve">ō</w:t>
@@ -19880,38 +19469,12 @@
         <w:t xml:space="preserve">North Island, New Zealand</w:t>
       </w:r>
       <w:r>
-        <w:t xml:space="preserve">.</w:t>
-      </w:r>
-      <w:r>
-        <w:t xml:space="preserve"> </w:t>
-      </w:r>
-      <w:r>
-        <w:rPr>
-          <w:i/>
-          <w:iCs/>
-        </w:rPr>
-        <w:t xml:space="preserve">Fisheries Research</w:t>
-      </w:r>
-      <w:r>
-        <w:t xml:space="preserve">,</w:t>
-      </w:r>
-      <w:r>
-        <w:t xml:space="preserve"> </w:t>
-      </w:r>
-      <w:r>
-        <w:rPr>
-          <w:i/>
-          <w:iCs/>
-        </w:rPr>
-        <w:t xml:space="preserve">168</w:t>
-      </w:r>
-      <w:r>
-        <w:t xml:space="preserve">, 35–46.</w:t>
-      </w:r>
-      <w:r>
-        <w:t xml:space="preserve"> </w:t>
-      </w:r>
-      <w:hyperlink r:id="rId125">
+        <w:t xml:space="preserve">. Fisheries Research 168: 35–46.</w:t>
+      </w:r>
+      <w:r>
+        <w:t xml:space="preserve"> </w:t>
+      </w:r>
+      <w:hyperlink r:id="rId128">
         <w:r>
           <w:rPr>
             <w:rStyle w:val="Hyperlink"/>
@@ -19919,15 +19482,18 @@
           <w:t xml:space="preserve">https://doi.org/10.1016/j.fishres.2015.03.015</w:t>
         </w:r>
       </w:hyperlink>
+      <w:r>
+        <w:t xml:space="preserve">.</w:t>
+      </w:r>
     </w:p>
-    <w:bookmarkEnd w:id="126"/>
-    <w:bookmarkStart w:id="128" w:name="ref-Kusabs2009"/>
+    <w:bookmarkEnd w:id="129"/>
+    <w:bookmarkStart w:id="131" w:name="ref-Kusabs2009"/>
     <w:p>
       <w:pPr>
         <w:pStyle w:val="Bibliography"/>
       </w:pPr>
       <w:r>
-        <w:t xml:space="preserve">Kusabs, I. A., &amp; Quinn, J. M. (2009). Use of a traditional</w:t>
+        <w:t xml:space="preserve">Kusabs, I. A., &amp; J. M. Quinn, 2009. Use of a traditional</w:t>
       </w:r>
       <w:r>
         <w:t xml:space="preserve"> </w:t>
@@ -19973,38 +19539,12 @@
         <w:t xml:space="preserve">New Zealand</w:t>
       </w:r>
       <w:r>
-        <w:t xml:space="preserve">.</w:t>
-      </w:r>
-      <w:r>
-        <w:t xml:space="preserve"> </w:t>
-      </w:r>
-      <w:r>
-        <w:rPr>
-          <w:i/>
-          <w:iCs/>
-        </w:rPr>
-        <w:t xml:space="preserve">New Zealand Journal of Marine and Freshwater Research</w:t>
-      </w:r>
-      <w:r>
-        <w:t xml:space="preserve">,</w:t>
-      </w:r>
-      <w:r>
-        <w:t xml:space="preserve"> </w:t>
-      </w:r>
-      <w:r>
-        <w:rPr>
-          <w:i/>
-          <w:iCs/>
-        </w:rPr>
-        <w:t xml:space="preserve">43</w:t>
-      </w:r>
-      <w:r>
-        <w:t xml:space="preserve">(3), 713–722.</w:t>
-      </w:r>
-      <w:r>
-        <w:t xml:space="preserve"> </w:t>
-      </w:r>
-      <w:hyperlink r:id="rId127">
+        <w:t xml:space="preserve">. New Zealand Journal of Marine and Freshwater Research 43: 713–722.</w:t>
+      </w:r>
+      <w:r>
+        <w:t xml:space="preserve"> </w:t>
+      </w:r>
+      <w:hyperlink r:id="rId130">
         <w:r>
           <w:rPr>
             <w:rStyle w:val="Hyperlink"/>
@@ -20012,15 +19552,18 @@
           <w:t xml:space="preserve">https://doi.org/10.1080/00288330909510036</w:t>
         </w:r>
       </w:hyperlink>
+      <w:r>
+        <w:t xml:space="preserve">.</w:t>
+      </w:r>
     </w:p>
-    <w:bookmarkEnd w:id="128"/>
-    <w:bookmarkStart w:id="130" w:name="ref-Kusabs2015b"/>
+    <w:bookmarkEnd w:id="131"/>
+    <w:bookmarkStart w:id="133" w:name="ref-Kusabs2015b"/>
     <w:p>
       <w:pPr>
         <w:pStyle w:val="Bibliography"/>
       </w:pPr>
       <w:r>
-        <w:t xml:space="preserve">Kusabs, I. A., Quinn, J. M., &amp; Hamilton, D. P. (2015b). Effects of benthic substrate, nutrient enrichment and predatory fish on freshwater crayfish (k</w:t>
+        <w:t xml:space="preserve">Kusabs, I. A., J. M. Quinn, &amp; D. P. Hamilton, 2015b. Effects of benthic substrate, nutrient enrichment and predatory fish on freshwater crayfish (k</w:t>
       </w:r>
       <w:r>
         <w:t xml:space="preserve">ō</w:t>
@@ -20066,38 +19609,12 @@
         <w:t xml:space="preserve">North Island, New Zealand</w:t>
       </w:r>
       <w:r>
-        <w:t xml:space="preserve">.</w:t>
-      </w:r>
-      <w:r>
-        <w:t xml:space="preserve"> </w:t>
-      </w:r>
-      <w:r>
-        <w:rPr>
-          <w:i/>
-          <w:iCs/>
-        </w:rPr>
-        <w:t xml:space="preserve">Marine and Freshwater Research</w:t>
-      </w:r>
-      <w:r>
-        <w:t xml:space="preserve">,</w:t>
-      </w:r>
-      <w:r>
-        <w:t xml:space="preserve"> </w:t>
-      </w:r>
-      <w:r>
-        <w:rPr>
-          <w:i/>
-          <w:iCs/>
-        </w:rPr>
-        <w:t xml:space="preserve">66</w:t>
-      </w:r>
-      <w:r>
-        <w:t xml:space="preserve">(7), 631–643.</w:t>
-      </w:r>
-      <w:r>
-        <w:t xml:space="preserve"> </w:t>
-      </w:r>
-      <w:hyperlink r:id="rId129">
+        <w:t xml:space="preserve">. Marine and Freshwater Research 66: 631–643.</w:t>
+      </w:r>
+      <w:r>
+        <w:t xml:space="preserve"> </w:t>
+      </w:r>
+      <w:hyperlink r:id="rId132">
         <w:r>
           <w:rPr>
             <w:rStyle w:val="Hyperlink"/>
@@ -20105,87 +19622,45 @@
           <w:t xml:space="preserve">https://doi.org/10.1071/MF14148</w:t>
         </w:r>
       </w:hyperlink>
+      <w:r>
+        <w:t xml:space="preserve">.</w:t>
+      </w:r>
     </w:p>
-    <w:bookmarkEnd w:id="130"/>
-    <w:bookmarkStart w:id="131" w:name="ref-Kutner2005"/>
+    <w:bookmarkEnd w:id="133"/>
+    <w:bookmarkStart w:id="134" w:name="ref-Kutner2005"/>
     <w:p>
       <w:pPr>
         <w:pStyle w:val="Bibliography"/>
       </w:pPr>
       <w:r>
-        <w:t xml:space="preserve">Kutner, M. H., Nachtsheim, C. J., Neter, J., &amp; Li, W. (2005).</w:t>
-      </w:r>
-      <w:r>
-        <w:t xml:space="preserve"> </w:t>
-      </w:r>
-      <w:r>
-        <w:rPr>
-          <w:i/>
-          <w:iCs/>
-        </w:rPr>
-        <w:t xml:space="preserve">Applied linear statistical models</w:t>
-      </w:r>
-      <w:r>
-        <w:t xml:space="preserve"> </w:t>
-      </w:r>
-      <w:r>
-        <w:t xml:space="preserve">(5th ed.). McGraw-Hill Irwin.</w:t>
+        <w:t xml:space="preserve">Kutner, M. H., C. J. Nachtsheim, J. Neter, &amp; W. Li, 2005. Applied linear statistical models. McGraw-Hill Irwin.</w:t>
       </w:r>
     </w:p>
-    <w:bookmarkEnd w:id="131"/>
-    <w:bookmarkStart w:id="133" w:name="ref-LAWA2025"/>
+    <w:bookmarkEnd w:id="134"/>
+    <w:bookmarkStart w:id="136" w:name="ref-LAWA2025"/>
     <w:p>
       <w:pPr>
         <w:pStyle w:val="Bibliography"/>
       </w:pPr>
       <w:r>
-        <w:t xml:space="preserve">Land, Air, Water Aotearoa (LAWA). (2025).</w:t>
-      </w:r>
-      <w:r>
-        <w:t xml:space="preserve"> </w:t>
-      </w:r>
-      <w:r>
-        <w:rPr>
-          <w:i/>
-          <w:iCs/>
-        </w:rPr>
-        <w:t xml:space="preserve">Lakes data for the</w:t>
-      </w:r>
-      <w:r>
-        <w:rPr>
-          <w:i/>
-          <w:iCs/>
-        </w:rPr>
-        <w:t xml:space="preserve"> </w:t>
-      </w:r>
-      <w:r>
-        <w:rPr>
-          <w:i/>
-          <w:iCs/>
-        </w:rPr>
+        <w:t xml:space="preserve">Land, Air, Water Aotearoa (LAWA), 2025. Lakes data for the</w:t>
+      </w:r>
+      <w:r>
+        <w:t xml:space="preserve"> </w:t>
+      </w:r>
+      <w:r>
         <w:t xml:space="preserve">Bay of Plenty</w:t>
       </w:r>
       <w:r>
-        <w:rPr>
-          <w:i/>
-          <w:iCs/>
-        </w:rPr>
-        <w:t xml:space="preserve"> </w:t>
-      </w:r>
-      <w:r>
-        <w:rPr>
-          <w:i/>
-          <w:iCs/>
-        </w:rPr>
-        <w:t xml:space="preserve">region</w:t>
-      </w:r>
-      <w:r>
-        <w:t xml:space="preserve">.</w:t>
-      </w:r>
-      <w:r>
-        <w:t xml:space="preserve"> </w:t>
-      </w:r>
-      <w:hyperlink r:id="rId132">
+        <w:t xml:space="preserve"> </w:t>
+      </w:r>
+      <w:r>
+        <w:t xml:space="preserve">region.</w:t>
+      </w:r>
+      <w:r>
+        <w:t xml:space="preserve"> </w:t>
+      </w:r>
+      <w:hyperlink r:id="rId135">
         <w:r>
           <w:rPr>
             <w:rStyle w:val="Hyperlink"/>
@@ -20197,45 +19672,19 @@
         <w:t xml:space="preserve">.</w:t>
       </w:r>
     </w:p>
-    <w:bookmarkEnd w:id="133"/>
-    <w:bookmarkStart w:id="135" w:name="ref-Lee2025"/>
+    <w:bookmarkEnd w:id="136"/>
+    <w:bookmarkStart w:id="138" w:name="ref-Lee2025"/>
     <w:p>
       <w:pPr>
         <w:pStyle w:val="Bibliography"/>
       </w:pPr>
       <w:r>
-        <w:t xml:space="preserve">Lee, F., Kusabs, I. A. K., Perry, G. L. W., &amp; MacNeil, C. (2025). Identifying refugia from the synergistic threats of climate change and invasive species.</w:t>
-      </w:r>
-      <w:r>
-        <w:t xml:space="preserve"> </w:t>
-      </w:r>
-      <w:r>
-        <w:rPr>
-          <w:i/>
-          <w:iCs/>
-        </w:rPr>
-        <w:t xml:space="preserve">Web Ecology</w:t>
-      </w:r>
-      <w:r>
-        <w:t xml:space="preserve">,</w:t>
-      </w:r>
-      <w:r>
-        <w:t xml:space="preserve"> </w:t>
-      </w:r>
-      <w:r>
-        <w:rPr>
-          <w:i/>
-          <w:iCs/>
-        </w:rPr>
-        <w:t xml:space="preserve">25</w:t>
-      </w:r>
-      <w:r>
-        <w:t xml:space="preserve">(2), 221–239.</w:t>
-      </w:r>
-      <w:r>
-        <w:t xml:space="preserve"> </w:t>
-      </w:r>
-      <w:hyperlink r:id="rId134">
+        <w:t xml:space="preserve">Lee, F., I. A. K. Kusabs, G. L. W. Perry, &amp; C. MacNeil, 2025. Identifying refugia from the synergistic threats of climate change and invasive species. Web Ecology 25: 221–239.</w:t>
+      </w:r>
+      <w:r>
+        <w:t xml:space="preserve"> </w:t>
+      </w:r>
+      <w:hyperlink r:id="rId137">
         <w:r>
           <w:rPr>
             <w:rStyle w:val="Hyperlink"/>
@@ -20243,15 +19692,18 @@
           <w:t xml:space="preserve">https://doi.org/10.5194/we-25-221-2025</w:t>
         </w:r>
       </w:hyperlink>
+      <w:r>
+        <w:t xml:space="preserve">.</w:t>
+      </w:r>
     </w:p>
-    <w:bookmarkEnd w:id="135"/>
-    <w:bookmarkStart w:id="137" w:name="ref-Levin1992"/>
+    <w:bookmarkEnd w:id="138"/>
+    <w:bookmarkStart w:id="140" w:name="ref-Levin1992"/>
     <w:p>
       <w:pPr>
         <w:pStyle w:val="Bibliography"/>
       </w:pPr>
       <w:r>
-        <w:t xml:space="preserve">Levin, S. A. (1992). The problem of pattern and scale in ecology: The</w:t>
+        <w:t xml:space="preserve">Levin, S. A., 1992. The problem of pattern and scale in ecology: The</w:t>
       </w:r>
       <w:r>
         <w:t xml:space="preserve"> </w:t>
@@ -20263,38 +19715,12 @@
         <w:t xml:space="preserve"> </w:t>
       </w:r>
       <w:r>
-        <w:t xml:space="preserve">award lecture.</w:t>
-      </w:r>
-      <w:r>
-        <w:t xml:space="preserve"> </w:t>
-      </w:r>
-      <w:r>
-        <w:rPr>
-          <w:i/>
-          <w:iCs/>
-        </w:rPr>
-        <w:t xml:space="preserve">Ecology</w:t>
-      </w:r>
-      <w:r>
-        <w:t xml:space="preserve">,</w:t>
-      </w:r>
-      <w:r>
-        <w:t xml:space="preserve"> </w:t>
-      </w:r>
-      <w:r>
-        <w:rPr>
-          <w:i/>
-          <w:iCs/>
-        </w:rPr>
-        <w:t xml:space="preserve">73</w:t>
-      </w:r>
-      <w:r>
-        <w:t xml:space="preserve">(6), 1943–1967.</w:t>
-      </w:r>
-      <w:r>
-        <w:t xml:space="preserve"> </w:t>
-      </w:r>
-      <w:hyperlink r:id="rId136">
+        <w:t xml:space="preserve">award lecture. Ecology 73: 1943–1967.</w:t>
+      </w:r>
+      <w:r>
+        <w:t xml:space="preserve"> </w:t>
+      </w:r>
+      <w:hyperlink r:id="rId139">
         <w:r>
           <w:rPr>
             <w:rStyle w:val="Hyperlink"/>
@@ -20302,15 +19728,18 @@
           <w:t xml:space="preserve">https://doi.org/10.2307/1941447</w:t>
         </w:r>
       </w:hyperlink>
+      <w:r>
+        <w:t xml:space="preserve">.</w:t>
+      </w:r>
     </w:p>
-    <w:bookmarkEnd w:id="137"/>
-    <w:bookmarkStart w:id="139" w:name="ref-Lishawa2023"/>
+    <w:bookmarkEnd w:id="140"/>
+    <w:bookmarkStart w:id="142" w:name="ref-Lishawa2023"/>
     <w:p>
       <w:pPr>
         <w:pStyle w:val="Bibliography"/>
       </w:pPr>
       <w:r>
-        <w:t xml:space="preserve">Lishawa, S. C., Schrank, A. J., Lawrence, B. A., Monks, A. M., &amp; Albert, D. A. (2023). Aquatic connectivity treatments increase fish and macroinvertebrate use of</w:t>
+        <w:t xml:space="preserve">Lishawa, S. C., A. J. Schrank, B. A. Lawrence, A. M. Monks, &amp; D. A. Albert, 2023. Aquatic connectivity treatments increase fish and macroinvertebrate use of</w:t>
       </w:r>
       <w:r>
         <w:t xml:space="preserve"> </w:t>
@@ -20335,38 +19764,12 @@
         <w:t xml:space="preserve"> </w:t>
       </w:r>
       <w:r>
-        <w:t xml:space="preserve">coastal wetlands.</w:t>
-      </w:r>
-      <w:r>
-        <w:t xml:space="preserve"> </w:t>
-      </w:r>
-      <w:r>
-        <w:rPr>
-          <w:i/>
-          <w:iCs/>
-        </w:rPr>
-        <w:t xml:space="preserve">Freshwater Biology</w:t>
-      </w:r>
-      <w:r>
-        <w:t xml:space="preserve">,</w:t>
-      </w:r>
-      <w:r>
-        <w:t xml:space="preserve"> </w:t>
-      </w:r>
-      <w:r>
-        <w:rPr>
-          <w:i/>
-          <w:iCs/>
-        </w:rPr>
-        <w:t xml:space="preserve">68</w:t>
-      </w:r>
-      <w:r>
-        <w:t xml:space="preserve">(8), 1462–1477.</w:t>
-      </w:r>
-      <w:r>
-        <w:t xml:space="preserve"> </w:t>
-      </w:r>
-      <w:hyperlink r:id="rId138">
+        <w:t xml:space="preserve">coastal wetlands. Freshwater Biology 68: 1462–1477.</w:t>
+      </w:r>
+      <w:r>
+        <w:t xml:space="preserve"> </w:t>
+      </w:r>
+      <w:hyperlink r:id="rId141">
         <w:r>
           <w:rPr>
             <w:rStyle w:val="Hyperlink"/>
@@ -20374,46 +19777,23 @@
           <w:t xml:space="preserve">https://doi.org/10.1111/fwb.14141</w:t>
         </w:r>
       </w:hyperlink>
+      <w:r>
+        <w:t xml:space="preserve">.</w:t>
+      </w:r>
     </w:p>
-    <w:bookmarkEnd w:id="139"/>
-    <w:bookmarkStart w:id="141" w:name="ref-Meerhoff2022"/>
+    <w:bookmarkEnd w:id="142"/>
+    <w:bookmarkStart w:id="144" w:name="ref-Meerhoff2022"/>
     <w:p>
       <w:pPr>
         <w:pStyle w:val="Bibliography"/>
       </w:pPr>
       <w:r>
-        <w:t xml:space="preserve">Meerhoff, M., &amp; González-Sagrario, M. de los Ángeles. (2022). Habitat complexity in shallow lakes and ponds: Importance, threats, and potential for restoration.</w:t>
-      </w:r>
-      <w:r>
-        <w:t xml:space="preserve"> </w:t>
-      </w:r>
-      <w:r>
-        <w:rPr>
-          <w:i/>
-          <w:iCs/>
-        </w:rPr>
-        <w:t xml:space="preserve">Hydrobiologia</w:t>
-      </w:r>
-      <w:r>
-        <w:t xml:space="preserve">,</w:t>
-      </w:r>
-      <w:r>
-        <w:t xml:space="preserve"> </w:t>
-      </w:r>
-      <w:r>
-        <w:rPr>
-          <w:i/>
-          <w:iCs/>
-        </w:rPr>
-        <w:t xml:space="preserve">849</w:t>
-      </w:r>
-      <w:r>
-        <w:t xml:space="preserve">(17), 3737–3760.</w:t>
-      </w:r>
-      <w:r>
-        <w:t xml:space="preserve"> </w:t>
-      </w:r>
-      <w:hyperlink r:id="rId140">
+        <w:t xml:space="preserve">Meerhoff, M., &amp; M. de los Ángeles González-Sagrario, 2022. Habitat complexity in shallow lakes and ponds: Importance, threats, and potential for restoration. Hydrobiologia 849: 3737–3760.</w:t>
+      </w:r>
+      <w:r>
+        <w:t xml:space="preserve"> </w:t>
+      </w:r>
+      <w:hyperlink r:id="rId143">
         <w:r>
           <w:rPr>
             <w:rStyle w:val="Hyperlink"/>
@@ -20421,46 +19801,23 @@
           <w:t xml:space="preserve">https://doi.org/10.1007/s10750-021-04771-y</w:t>
         </w:r>
       </w:hyperlink>
+      <w:r>
+        <w:t xml:space="preserve">.</w:t>
+      </w:r>
     </w:p>
-    <w:bookmarkEnd w:id="141"/>
-    <w:bookmarkStart w:id="143" w:name="ref-Momot1995"/>
+    <w:bookmarkEnd w:id="144"/>
+    <w:bookmarkStart w:id="146" w:name="ref-Momot1995"/>
     <w:p>
       <w:pPr>
         <w:pStyle w:val="Bibliography"/>
       </w:pPr>
       <w:r>
-        <w:t xml:space="preserve">Momot, W. T. (1995). Redefining the role of crayfish in aquatic ecosystems.</w:t>
-      </w:r>
-      <w:r>
-        <w:t xml:space="preserve"> </w:t>
-      </w:r>
-      <w:r>
-        <w:rPr>
-          <w:i/>
-          <w:iCs/>
-        </w:rPr>
-        <w:t xml:space="preserve">Reviews in Fisheries Science</w:t>
-      </w:r>
-      <w:r>
-        <w:t xml:space="preserve">,</w:t>
-      </w:r>
-      <w:r>
-        <w:t xml:space="preserve"> </w:t>
-      </w:r>
-      <w:r>
-        <w:rPr>
-          <w:i/>
-          <w:iCs/>
-        </w:rPr>
-        <w:t xml:space="preserve">3</w:t>
-      </w:r>
-      <w:r>
-        <w:t xml:space="preserve">(1), 33–63.</w:t>
-      </w:r>
-      <w:r>
-        <w:t xml:space="preserve"> </w:t>
-      </w:r>
-      <w:hyperlink r:id="rId142">
+        <w:t xml:space="preserve">Momot, W. T., 1995. Redefining the role of crayfish in aquatic ecosystems. Reviews in Fisheries Science 3: 33–63.</w:t>
+      </w:r>
+      <w:r>
+        <w:t xml:space="preserve"> </w:t>
+      </w:r>
+      <w:hyperlink r:id="rId145">
         <w:r>
           <w:rPr>
             <w:rStyle w:val="Hyperlink"/>
@@ -20468,46 +19825,23 @@
           <w:t xml:space="preserve">https://doi.org/10.1080/10641269509388566</w:t>
         </w:r>
       </w:hyperlink>
+      <w:r>
+        <w:t xml:space="preserve">.</w:t>
+      </w:r>
     </w:p>
-    <w:bookmarkEnd w:id="143"/>
-    <w:bookmarkStart w:id="145" w:name="ref-Nystrom2006"/>
+    <w:bookmarkEnd w:id="146"/>
+    <w:bookmarkStart w:id="148" w:name="ref-Nystrom2006"/>
     <w:p>
       <w:pPr>
         <w:pStyle w:val="Bibliography"/>
       </w:pPr>
       <w:r>
-        <w:t xml:space="preserve">Nyström, P., Stenroth, P., Holmqvist, N., Berglund, O., Larsson, P., &amp; Granéli, W. (2006). Crayfish in lakes and streams: Individual and population responses to predation, productivity and substratum availability.</w:t>
-      </w:r>
-      <w:r>
-        <w:t xml:space="preserve"> </w:t>
-      </w:r>
-      <w:r>
-        <w:rPr>
-          <w:i/>
-          <w:iCs/>
-        </w:rPr>
-        <w:t xml:space="preserve">Freshwater Biology</w:t>
-      </w:r>
-      <w:r>
-        <w:t xml:space="preserve">,</w:t>
-      </w:r>
-      <w:r>
-        <w:t xml:space="preserve"> </w:t>
-      </w:r>
-      <w:r>
-        <w:rPr>
-          <w:i/>
-          <w:iCs/>
-        </w:rPr>
-        <w:t xml:space="preserve">51</w:t>
-      </w:r>
-      <w:r>
-        <w:t xml:space="preserve">(11), 2096–2113.</w:t>
-      </w:r>
-      <w:r>
-        <w:t xml:space="preserve"> </w:t>
-      </w:r>
-      <w:hyperlink r:id="rId144">
+        <w:t xml:space="preserve">Nyström, P., P. Stenroth, N. Holmqvist, O. Berglund, P. Larsson, &amp; W. Granéli, 2006. Crayfish in lakes and streams: Individual and population responses to predation, productivity and substratum availability. Freshwater Biology 51: 2096–2113.</w:t>
+      </w:r>
+      <w:r>
+        <w:t xml:space="preserve"> </w:t>
+      </w:r>
+      <w:hyperlink r:id="rId147">
         <w:r>
           <w:rPr>
             <w:rStyle w:val="Hyperlink"/>
@@ -20515,15 +19849,18 @@
           <w:t xml:space="preserve">https://doi.org/10.1111/j.1365-2427.2006.01641.x</w:t>
         </w:r>
       </w:hyperlink>
+      <w:r>
+        <w:t xml:space="preserve">.</w:t>
+      </w:r>
     </w:p>
-    <w:bookmarkEnd w:id="145"/>
-    <w:bookmarkStart w:id="147" w:name="ref-Olsson2006"/>
+    <w:bookmarkEnd w:id="148"/>
+    <w:bookmarkStart w:id="150" w:name="ref-Olsson2006"/>
     <w:p>
       <w:pPr>
         <w:pStyle w:val="Bibliography"/>
       </w:pPr>
       <w:r>
-        <w:t xml:space="preserve">Olsson, K., Stenroth, P., Nyström, P., Holmqvist, N., McIntosh, A. R., &amp; Winterbourn, M. J. (2006). Does natural acidity mediate interactions between introduced brown trout, native fish, crayfish and other invertebrates in</w:t>
+        <w:t xml:space="preserve">Olsson, K., P. Stenroth, P. Nyström, N. Holmqvist, A. R. McIntosh, &amp; M. J. Winterbourn, 2006. Does natural acidity mediate interactions between introduced brown trout, native fish, crayfish and other invertebrates in</w:t>
       </w:r>
       <w:r>
         <w:t xml:space="preserve"> </w:t>
@@ -20535,38 +19872,12 @@
         <w:t xml:space="preserve"> </w:t>
       </w:r>
       <w:r>
-        <w:t xml:space="preserve">streams?</w:t>
-      </w:r>
-      <w:r>
-        <w:t xml:space="preserve"> </w:t>
-      </w:r>
-      <w:r>
-        <w:rPr>
-          <w:i/>
-          <w:iCs/>
-        </w:rPr>
-        <w:t xml:space="preserve">Biological Conservation</w:t>
-      </w:r>
-      <w:r>
-        <w:t xml:space="preserve">,</w:t>
-      </w:r>
-      <w:r>
-        <w:t xml:space="preserve"> </w:t>
-      </w:r>
-      <w:r>
-        <w:rPr>
-          <w:i/>
-          <w:iCs/>
-        </w:rPr>
-        <w:t xml:space="preserve">130</w:t>
-      </w:r>
-      <w:r>
-        <w:t xml:space="preserve">(2), 255–267.</w:t>
-      </w:r>
-      <w:r>
-        <w:t xml:space="preserve"> </w:t>
-      </w:r>
-      <w:hyperlink r:id="rId146">
+        <w:t xml:space="preserve">streams? Biological Conservation 130: 255–267.</w:t>
+      </w:r>
+      <w:r>
+        <w:t xml:space="preserve"> </w:t>
+      </w:r>
+      <w:hyperlink r:id="rId149">
         <w:r>
           <w:rPr>
             <w:rStyle w:val="Hyperlink"/>
@@ -20574,46 +19885,23 @@
           <w:t xml:space="preserve">https://doi.org/10.1016/j.biocon.2005.12.019</w:t>
         </w:r>
       </w:hyperlink>
+      <w:r>
+        <w:t xml:space="preserve">.</w:t>
+      </w:r>
     </w:p>
-    <w:bookmarkEnd w:id="147"/>
-    <w:bookmarkStart w:id="149" w:name="ref-Parkyn2004"/>
+    <w:bookmarkEnd w:id="150"/>
+    <w:bookmarkStart w:id="152" w:name="ref-Parkyn2004"/>
     <w:p>
       <w:pPr>
         <w:pStyle w:val="Bibliography"/>
       </w:pPr>
       <w:r>
-        <w:t xml:space="preserve">Parkyn, S. M., &amp; Collier, K. J. (2004). Interaction of press and pulse disturbance on crayfish populations: Flood impacts in pasture and forest streams.</w:t>
-      </w:r>
-      <w:r>
-        <w:t xml:space="preserve"> </w:t>
-      </w:r>
-      <w:r>
-        <w:rPr>
-          <w:i/>
-          <w:iCs/>
-        </w:rPr>
-        <w:t xml:space="preserve">Hydrobiologia</w:t>
-      </w:r>
-      <w:r>
-        <w:t xml:space="preserve">,</w:t>
-      </w:r>
-      <w:r>
-        <w:t xml:space="preserve"> </w:t>
-      </w:r>
-      <w:r>
-        <w:rPr>
-          <w:i/>
-          <w:iCs/>
-        </w:rPr>
-        <w:t xml:space="preserve">527</w:t>
-      </w:r>
-      <w:r>
-        <w:t xml:space="preserve">(1), 113–124.</w:t>
-      </w:r>
-      <w:r>
-        <w:t xml:space="preserve"> </w:t>
-      </w:r>
-      <w:hyperlink r:id="rId148">
+        <w:t xml:space="preserve">Parkyn, S. M., &amp; K. J. Collier, 2004. Interaction of press and pulse disturbance on crayfish populations: Flood impacts in pasture and forest streams. Hydrobiologia 527: 113–124.</w:t>
+      </w:r>
+      <w:r>
+        <w:t xml:space="preserve"> </w:t>
+      </w:r>
+      <w:hyperlink r:id="rId151">
         <w:r>
           <w:rPr>
             <w:rStyle w:val="Hyperlink"/>
@@ -20621,15 +19909,18 @@
           <w:t xml:space="preserve">https://doi.org/10.1023/B:HYDR.0000043189.91134.94</w:t>
         </w:r>
       </w:hyperlink>
+      <w:r>
+        <w:t xml:space="preserve">.</w:t>
+      </w:r>
     </w:p>
-    <w:bookmarkEnd w:id="149"/>
-    <w:bookmarkStart w:id="151" w:name="ref-Parkyn2001"/>
+    <w:bookmarkEnd w:id="152"/>
+    <w:bookmarkStart w:id="154" w:name="ref-Parkyn2001"/>
     <w:p>
       <w:pPr>
         <w:pStyle w:val="Bibliography"/>
       </w:pPr>
       <w:r>
-        <w:t xml:space="preserve">Parkyn, S. M., Collier, K. J., &amp; Hicks, B. J. (2001). New</w:t>
+        <w:t xml:space="preserve">Parkyn, S. M., K. J. Collier, &amp; B. J. Hicks, 2001. New</w:t>
       </w:r>
       <w:r>
         <w:t xml:space="preserve"> </w:t>
@@ -20641,38 +19932,12 @@
         <w:t xml:space="preserve"> </w:t>
       </w:r>
       <w:r>
-        <w:t xml:space="preserve">stream crayfish: Functional omnivores but trophic predators?</w:t>
-      </w:r>
-      <w:r>
-        <w:t xml:space="preserve"> </w:t>
-      </w:r>
-      <w:r>
-        <w:rPr>
-          <w:i/>
-          <w:iCs/>
-        </w:rPr>
-        <w:t xml:space="preserve">Freshwater Biology</w:t>
-      </w:r>
-      <w:r>
-        <w:t xml:space="preserve">,</w:t>
-      </w:r>
-      <w:r>
-        <w:t xml:space="preserve"> </w:t>
-      </w:r>
-      <w:r>
-        <w:rPr>
-          <w:i/>
-          <w:iCs/>
-        </w:rPr>
-        <w:t xml:space="preserve">46</w:t>
-      </w:r>
-      <w:r>
-        <w:t xml:space="preserve">(5), 641–652.</w:t>
-      </w:r>
-      <w:r>
-        <w:t xml:space="preserve"> </w:t>
-      </w:r>
-      <w:hyperlink r:id="rId150">
+        <w:t xml:space="preserve">stream crayfish: Functional omnivores but trophic predators? Freshwater Biology 46: 641–652.</w:t>
+      </w:r>
+      <w:r>
+        <w:t xml:space="preserve"> </w:t>
+      </w:r>
+      <w:hyperlink r:id="rId153">
         <w:r>
           <w:rPr>
             <w:rStyle w:val="Hyperlink"/>
@@ -20680,15 +19945,18 @@
           <w:t xml:space="preserve">https://doi.org/10.1046/j.1365-2427.2001.00702.x</w:t>
         </w:r>
       </w:hyperlink>
+      <w:r>
+        <w:t xml:space="preserve">.</w:t>
+      </w:r>
     </w:p>
-    <w:bookmarkEnd w:id="151"/>
-    <w:bookmarkStart w:id="153" w:name="ref-Parkyn2009"/>
+    <w:bookmarkEnd w:id="154"/>
+    <w:bookmarkStart w:id="156" w:name="ref-Parkyn2009"/>
     <w:p>
       <w:pPr>
         <w:pStyle w:val="Bibliography"/>
       </w:pPr>
       <w:r>
-        <w:t xml:space="preserve">Parkyn, S. M., Meleason, M. A., &amp; Davies-Colley, R. J. (2009). Wood enhances crayfish (</w:t>
+        <w:t xml:space="preserve">Parkyn, S. M., M. A. Meleason, &amp; R. J. Davies-Colley, 2009. Wood enhances crayfish (</w:t>
       </w:r>
       <w:r>
         <w:rPr>
@@ -20698,38 +19966,12 @@
         <w:t xml:space="preserve">paranephrops planifrons</w:t>
       </w:r>
       <w:r>
-        <w:t xml:space="preserve">) habitat in a forested stream.</w:t>
-      </w:r>
-      <w:r>
-        <w:t xml:space="preserve"> </w:t>
-      </w:r>
-      <w:r>
-        <w:rPr>
-          <w:i/>
-          <w:iCs/>
-        </w:rPr>
-        <w:t xml:space="preserve">New Zealand Journal of Marine and Freshwater Research</w:t>
-      </w:r>
-      <w:r>
-        <w:t xml:space="preserve">,</w:t>
-      </w:r>
-      <w:r>
-        <w:t xml:space="preserve"> </w:t>
-      </w:r>
-      <w:r>
-        <w:rPr>
-          <w:i/>
-          <w:iCs/>
-        </w:rPr>
-        <w:t xml:space="preserve">43</w:t>
-      </w:r>
-      <w:r>
-        <w:t xml:space="preserve">(3), 689–700.</w:t>
-      </w:r>
-      <w:r>
-        <w:t xml:space="preserve"> </w:t>
-      </w:r>
-      <w:hyperlink r:id="rId152">
+        <w:t xml:space="preserve">) habitat in a forested stream. New Zealand Journal of Marine and Freshwater Research 43: 689–700.</w:t>
+      </w:r>
+      <w:r>
+        <w:t xml:space="preserve"> </w:t>
+      </w:r>
+      <w:hyperlink r:id="rId155">
         <w:r>
           <w:rPr>
             <w:rStyle w:val="Hyperlink"/>
@@ -20737,38 +19979,28 @@
           <w:t xml:space="preserve">https://doi.org/10.1080/00288330909510034</w:t>
         </w:r>
       </w:hyperlink>
+      <w:r>
+        <w:t xml:space="preserve">.</w:t>
+      </w:r>
     </w:p>
-    <w:bookmarkEnd w:id="153"/>
-    <w:bookmarkStart w:id="154" w:name="ref-Quinn2002"/>
+    <w:bookmarkEnd w:id="156"/>
+    <w:bookmarkStart w:id="157" w:name="ref-Quinn2002"/>
     <w:p>
       <w:pPr>
         <w:pStyle w:val="Bibliography"/>
       </w:pPr>
       <w:r>
-        <w:t xml:space="preserve">Quinn, G. P., &amp; Keough, M. J. (2002).</w:t>
-      </w:r>
-      <w:r>
-        <w:t xml:space="preserve"> </w:t>
-      </w:r>
-      <w:r>
-        <w:rPr>
-          <w:i/>
-          <w:iCs/>
-        </w:rPr>
-        <w:t xml:space="preserve">Experimental design and data analysis for biologists</w:t>
-      </w:r>
-      <w:r>
-        <w:t xml:space="preserve">. Cambridge University Press.</w:t>
+        <w:t xml:space="preserve">Quinn, G. P., &amp; M. J. Keough, 2002. Experimental design and data analysis for biologists. Cambridge University Press.</w:t>
       </w:r>
     </w:p>
-    <w:bookmarkEnd w:id="154"/>
-    <w:bookmarkStart w:id="156" w:name="ref-Quinn1990"/>
+    <w:bookmarkEnd w:id="157"/>
+    <w:bookmarkStart w:id="159" w:name="ref-Quinn1990"/>
     <w:p>
       <w:pPr>
         <w:pStyle w:val="Bibliography"/>
       </w:pPr>
       <w:r>
-        <w:t xml:space="preserve">Quinn, J. M., &amp; Hickey, C. W. (1990). Magnitude of effects of substrate particle size, recent flooding, and catchment development on benthic invertebrates in 88</w:t>
+        <w:t xml:space="preserve">Quinn, J. M., &amp; C. W. Hickey, 1990. Magnitude of effects of substrate particle size, recent flooding, and catchment development on benthic invertebrates in 88</w:t>
       </w:r>
       <w:r>
         <w:t xml:space="preserve"> </w:t>
@@ -20780,38 +20012,12 @@
         <w:t xml:space="preserve"> </w:t>
       </w:r>
       <w:r>
-        <w:t xml:space="preserve">rivers.</w:t>
-      </w:r>
-      <w:r>
-        <w:t xml:space="preserve"> </w:t>
-      </w:r>
-      <w:r>
-        <w:rPr>
-          <w:i/>
-          <w:iCs/>
-        </w:rPr>
-        <w:t xml:space="preserve">New Zealand Journal of Marine and Freshwater Research</w:t>
-      </w:r>
-      <w:r>
-        <w:t xml:space="preserve">,</w:t>
-      </w:r>
-      <w:r>
-        <w:t xml:space="preserve"> </w:t>
-      </w:r>
-      <w:r>
-        <w:rPr>
-          <w:i/>
-          <w:iCs/>
-        </w:rPr>
-        <w:t xml:space="preserve">24</w:t>
-      </w:r>
-      <w:r>
-        <w:t xml:space="preserve">(3), 411–427.</w:t>
-      </w:r>
-      <w:r>
-        <w:t xml:space="preserve"> </w:t>
-      </w:r>
-      <w:hyperlink r:id="rId155">
+        <w:t xml:space="preserve">rivers. New Zealand Journal of Marine and Freshwater Research 24: 411–427.</w:t>
+      </w:r>
+      <w:r>
+        <w:t xml:space="preserve"> </w:t>
+      </w:r>
+      <w:hyperlink r:id="rId158">
         <w:r>
           <w:rPr>
             <w:rStyle w:val="Hyperlink"/>
@@ -20819,59 +20025,51 @@
           <w:t xml:space="preserve">https://doi.org/10.1080/00288330.1990.9516433</w:t>
         </w:r>
       </w:hyperlink>
+      <w:r>
+        <w:t xml:space="preserve">.</w:t>
+      </w:r>
     </w:p>
-    <w:bookmarkEnd w:id="156"/>
-    <w:bookmarkStart w:id="158" w:name="ref-RCoreTeam2025"/>
+    <w:bookmarkEnd w:id="159"/>
+    <w:bookmarkStart w:id="161" w:name="ref-RCoreTeam2025"/>
     <w:p>
       <w:pPr>
         <w:pStyle w:val="Bibliography"/>
       </w:pPr>
       <w:r>
-        <w:t xml:space="preserve">R Core Team. (2025).</w:t>
-      </w:r>
-      <w:r>
-        <w:t xml:space="preserve"> </w:t>
-      </w:r>
-      <w:r>
-        <w:rPr>
-          <w:i/>
-          <w:iCs/>
-        </w:rPr>
-        <w:t xml:space="preserve">R</w:t>
-      </w:r>
-      <w:r>
-        <w:rPr>
-          <w:i/>
-          <w:iCs/>
-        </w:rPr>
-        <w:t xml:space="preserve">: A language and environment for statistical computing</w:t>
-      </w:r>
-      <w:r>
-        <w:t xml:space="preserve">. R Foundation for Statistical Computing.</w:t>
-      </w:r>
-      <w:r>
-        <w:t xml:space="preserve"> </w:t>
-      </w:r>
-      <w:hyperlink r:id="rId157">
+        <w:t xml:space="preserve">R Core Team, 2025.</w:t>
+      </w:r>
+      <w:r>
+        <w:t xml:space="preserve"> </w:t>
+      </w:r>
+      <w:hyperlink r:id="rId160">
         <w:r>
           <w:rPr>
             <w:rStyle w:val="Hyperlink"/>
           </w:rPr>
-          <w:t xml:space="preserve">https://www.R-project.org/</w:t>
+          <w:t xml:space="preserve">R</w:t>
+        </w:r>
+        <w:r>
+          <w:rPr>
+            <w:rStyle w:val="Hyperlink"/>
+          </w:rPr>
+          <w:t xml:space="preserve">: A language and environment for statistical computing</w:t>
         </w:r>
       </w:hyperlink>
+      <w:r>
+        <w:t xml:space="preserve">. R Foundation for Statistical Computing, Vienna, Austria.</w:t>
+      </w:r>
     </w:p>
-    <w:bookmarkEnd w:id="158"/>
-    <w:bookmarkStart w:id="160" w:name="ref-Richman2015"/>
+    <w:bookmarkEnd w:id="161"/>
+    <w:bookmarkStart w:id="163" w:name="ref-Richman2015"/>
     <w:p>
       <w:pPr>
         <w:pStyle w:val="Bibliography"/>
       </w:pPr>
       <w:r>
-        <w:t xml:space="preserve">Richman, N. I., Böhm, M., Adams, S. B., Alvarez, F., Bergey, E. A., Bunn, J. J. S., Burnham, Q., Cordeiro, J., Coughran, J., Crandall, K. A., et al.</w:t>
-      </w:r>
-      <w:r>
-        <w:t xml:space="preserve"> (2015). Multiple drivers of decline in the global status of freshwater crayfish (</w:t>
+        <w:t xml:space="preserve">Richman, N. I., M. Böhm, S. B. Adams, F. Alvarez, E. A. Bergey, J. J. S. Bunn, Q. Burnham, J. Cordeiro, J. Coughran, K. A. Crandall, &amp; others</w:t>
+      </w:r>
+      <w:r>
+        <w:t xml:space="preserve">, 2015. Multiple drivers of decline in the global status of freshwater crayfish (</w:t>
       </w:r>
       <w:r>
         <w:t xml:space="preserve">Decapoda</w:t>
@@ -20886,38 +20084,12 @@
         <w:t xml:space="preserve">Astacidea</w:t>
       </w:r>
       <w:r>
-        <w:t xml:space="preserve">).</w:t>
-      </w:r>
-      <w:r>
-        <w:t xml:space="preserve"> </w:t>
-      </w:r>
-      <w:r>
-        <w:rPr>
-          <w:i/>
-          <w:iCs/>
-        </w:rPr>
-        <w:t xml:space="preserve">Philosophical Transactions of the Royal Society B: Biological Sciences</w:t>
-      </w:r>
-      <w:r>
-        <w:t xml:space="preserve">,</w:t>
-      </w:r>
-      <w:r>
-        <w:t xml:space="preserve"> </w:t>
-      </w:r>
-      <w:r>
-        <w:rPr>
-          <w:i/>
-          <w:iCs/>
-        </w:rPr>
-        <w:t xml:space="preserve">370</w:t>
-      </w:r>
-      <w:r>
-        <w:t xml:space="preserve">(1662), 20140060.</w:t>
-      </w:r>
-      <w:r>
-        <w:t xml:space="preserve"> </w:t>
-      </w:r>
-      <w:hyperlink r:id="rId159">
+        <w:t xml:space="preserve">). Philosophical Transactions of the Royal Society B: Biological Sciences 370: 20140060.</w:t>
+      </w:r>
+      <w:r>
+        <w:t xml:space="preserve"> </w:t>
+      </w:r>
+      <w:hyperlink r:id="rId162">
         <w:r>
           <w:rPr>
             <w:rStyle w:val="Hyperlink"/>
@@ -20925,15 +20097,18 @@
           <w:t xml:space="preserve">https://doi.org/10.1098/rstb.2014.0060</w:t>
         </w:r>
       </w:hyperlink>
+      <w:r>
+        <w:t xml:space="preserve">.</w:t>
+      </w:r>
     </w:p>
-    <w:bookmarkEnd w:id="160"/>
-    <w:bookmarkStart w:id="162" w:name="ref-Rosewarne2013"/>
+    <w:bookmarkEnd w:id="163"/>
+    <w:bookmarkStart w:id="165" w:name="ref-Rosewarne2013"/>
     <w:p>
       <w:pPr>
         <w:pStyle w:val="Bibliography"/>
       </w:pPr>
       <w:r>
-        <w:t xml:space="preserve">Rosewarne, P., Piper, A., Wright, R., &amp; Dunn, A. (2013). Do low-head riverine structures hinder the spread of invasive crayfish? Case study of signal crayfish (</w:t>
+        <w:t xml:space="preserve">Rosewarne, P., A. Piper, R. Wright, &amp; A. Dunn, 2013. Do low-head riverine structures hinder the spread of invasive crayfish? Case study of signal crayfish (</w:t>
       </w:r>
       <w:r>
         <w:rPr>
@@ -20943,38 +20118,12 @@
         <w:t xml:space="preserve">pacifastacus leniusculus</w:t>
       </w:r>
       <w:r>
-        <w:t xml:space="preserve">) movements at a flow gauging weir.</w:t>
-      </w:r>
-      <w:r>
-        <w:t xml:space="preserve"> </w:t>
-      </w:r>
-      <w:r>
-        <w:rPr>
-          <w:i/>
-          <w:iCs/>
-        </w:rPr>
-        <w:t xml:space="preserve">Management of Biological Invasions</w:t>
-      </w:r>
-      <w:r>
-        <w:t xml:space="preserve">,</w:t>
-      </w:r>
-      <w:r>
-        <w:t xml:space="preserve"> </w:t>
-      </w:r>
-      <w:r>
-        <w:rPr>
-          <w:i/>
-          <w:iCs/>
-        </w:rPr>
-        <w:t xml:space="preserve">4</w:t>
-      </w:r>
-      <w:r>
-        <w:t xml:space="preserve">(4), 273–282.</w:t>
-      </w:r>
-      <w:r>
-        <w:t xml:space="preserve"> </w:t>
-      </w:r>
-      <w:hyperlink r:id="rId161">
+        <w:t xml:space="preserve">) movements at a flow gauging weir. Management of Biological Invasions 4: 273–282.</w:t>
+      </w:r>
+      <w:r>
+        <w:t xml:space="preserve"> </w:t>
+      </w:r>
+      <w:hyperlink r:id="rId164">
         <w:r>
           <w:rPr>
             <w:rStyle w:val="Hyperlink"/>
@@ -20982,15 +20131,18 @@
           <w:t xml:space="preserve">https://doi.org/10.3391/mbi.2013.4.4.02</w:t>
         </w:r>
       </w:hyperlink>
+      <w:r>
+        <w:t xml:space="preserve">.</w:t>
+      </w:r>
     </w:p>
-    <w:bookmarkEnd w:id="162"/>
-    <w:bookmarkStart w:id="164" w:name="ref-Rowe1993"/>
+    <w:bookmarkEnd w:id="165"/>
+    <w:bookmarkStart w:id="167" w:name="ref-Rowe1993"/>
     <w:p>
       <w:pPr>
         <w:pStyle w:val="Bibliography"/>
       </w:pPr>
       <w:r>
-        <w:t xml:space="preserve">Rowe, D. K. (1993). Identification of fish responsible for five layers of echoes recorded by high-frequency (200 kHz) echosounding in lake rotoiti,</w:t>
+        <w:t xml:space="preserve">Rowe, D. K., 1993. Identification of fish responsible for five layers of echoes recorded by high-frequency (200 kHz) echosounding in lake rotoiti,</w:t>
       </w:r>
       <w:r>
         <w:t xml:space="preserve"> </w:t>
@@ -20999,38 +20151,12 @@
         <w:t xml:space="preserve">North Island, New Zealand</w:t>
       </w:r>
       <w:r>
-        <w:t xml:space="preserve">.</w:t>
-      </w:r>
-      <w:r>
-        <w:t xml:space="preserve"> </w:t>
-      </w:r>
-      <w:r>
-        <w:rPr>
-          <w:i/>
-          <w:iCs/>
-        </w:rPr>
-        <w:t xml:space="preserve">New Zealand Journal of Marine and Freshwater Research</w:t>
-      </w:r>
-      <w:r>
-        <w:t xml:space="preserve">,</w:t>
-      </w:r>
-      <w:r>
-        <w:t xml:space="preserve"> </w:t>
-      </w:r>
-      <w:r>
-        <w:rPr>
-          <w:i/>
-          <w:iCs/>
-        </w:rPr>
-        <w:t xml:space="preserve">27</w:t>
-      </w:r>
-      <w:r>
-        <w:t xml:space="preserve">(1), 87–100.</w:t>
-      </w:r>
-      <w:r>
-        <w:t xml:space="preserve"> </w:t>
-      </w:r>
-      <w:hyperlink r:id="rId163">
+        <w:t xml:space="preserve">. New Zealand Journal of Marine and Freshwater Research 27: 87–100.</w:t>
+      </w:r>
+      <w:r>
+        <w:t xml:space="preserve"> </w:t>
+      </w:r>
+      <w:hyperlink r:id="rId166">
         <w:r>
           <w:rPr>
             <w:rStyle w:val="Hyperlink"/>
@@ -21038,15 +20164,18 @@
           <w:t xml:space="preserve">https://doi.org/10.1080/00288330.1993.9516548</w:t>
         </w:r>
       </w:hyperlink>
+      <w:r>
+        <w:t xml:space="preserve">.</w:t>
+      </w:r>
     </w:p>
-    <w:bookmarkEnd w:id="164"/>
-    <w:bookmarkStart w:id="166" w:name="ref-Schoen2015"/>
+    <w:bookmarkEnd w:id="167"/>
+    <w:bookmarkStart w:id="169" w:name="ref-Schoen2015"/>
     <w:p>
       <w:pPr>
         <w:pStyle w:val="Bibliography"/>
       </w:pPr>
       <w:r>
-        <w:t xml:space="preserve">Schoen, E. R., Beauchamp, D. A., Buettner, A. R., &amp; Overman, N. C. (2015). Temperature and depth mediate resource competition and apparent competition between</w:t>
+        <w:t xml:space="preserve">Schoen, E. R., D. A. Beauchamp, A. R. Buettner, &amp; N. C. Overman, 2015. Temperature and depth mediate resource competition and apparent competition between</w:t>
       </w:r>
       <w:r>
         <w:t xml:space="preserve"> </w:t>
@@ -21062,38 +20191,12 @@
         <w:t xml:space="preserve"> </w:t>
       </w:r>
       <w:r>
-        <w:t xml:space="preserve">and kokanee.</w:t>
-      </w:r>
-      <w:r>
-        <w:t xml:space="preserve"> </w:t>
-      </w:r>
-      <w:r>
-        <w:rPr>
-          <w:i/>
-          <w:iCs/>
-        </w:rPr>
-        <w:t xml:space="preserve">Ecological Applications</w:t>
-      </w:r>
-      <w:r>
-        <w:t xml:space="preserve">,</w:t>
-      </w:r>
-      <w:r>
-        <w:t xml:space="preserve"> </w:t>
-      </w:r>
-      <w:r>
-        <w:rPr>
-          <w:i/>
-          <w:iCs/>
-        </w:rPr>
-        <w:t xml:space="preserve">25</w:t>
-      </w:r>
-      <w:r>
-        <w:t xml:space="preserve">(7), 1962–1975.</w:t>
-      </w:r>
-      <w:r>
-        <w:t xml:space="preserve"> </w:t>
-      </w:r>
-      <w:hyperlink r:id="rId165">
+        <w:t xml:space="preserve">and kokanee. Ecological Applications 25: 1962–1975.</w:t>
+      </w:r>
+      <w:r>
+        <w:t xml:space="preserve"> </w:t>
+      </w:r>
+      <w:hyperlink r:id="rId168">
         <w:r>
           <w:rPr>
             <w:rStyle w:val="Hyperlink"/>
@@ -21101,15 +20204,18 @@
           <w:t xml:space="preserve">https://doi.org/10.1890/14-1822.1</w:t>
         </w:r>
       </w:hyperlink>
+      <w:r>
+        <w:t xml:space="preserve">.</w:t>
+      </w:r>
     </w:p>
-    <w:bookmarkEnd w:id="166"/>
-    <w:bookmarkStart w:id="168" w:name="ref-Schrank2019"/>
+    <w:bookmarkEnd w:id="169"/>
+    <w:bookmarkStart w:id="171" w:name="ref-Schrank2019"/>
     <w:p>
       <w:pPr>
         <w:pStyle w:val="Bibliography"/>
       </w:pPr>
       <w:r>
-        <w:t xml:space="preserve">Schrank, A. J., &amp; Lishawa, S. C. (2019). Invasive cattail reduces fish diversity and abundance in the emergent marsh of a</w:t>
+        <w:t xml:space="preserve">Schrank, A. J., &amp; S. C. Lishawa, 2019. Invasive cattail reduces fish diversity and abundance in the emergent marsh of a</w:t>
       </w:r>
       <w:r>
         <w:t xml:space="preserve"> </w:t>
@@ -21121,38 +20227,12 @@
         <w:t xml:space="preserve"> </w:t>
       </w:r>
       <w:r>
-        <w:t xml:space="preserve">coastal wetland.</w:t>
-      </w:r>
-      <w:r>
-        <w:t xml:space="preserve"> </w:t>
-      </w:r>
-      <w:r>
-        <w:rPr>
-          <w:i/>
-          <w:iCs/>
-        </w:rPr>
-        <w:t xml:space="preserve">Journal of Great Lakes Research</w:t>
-      </w:r>
-      <w:r>
-        <w:t xml:space="preserve">,</w:t>
-      </w:r>
-      <w:r>
-        <w:t xml:space="preserve"> </w:t>
-      </w:r>
-      <w:r>
-        <w:rPr>
-          <w:i/>
-          <w:iCs/>
-        </w:rPr>
-        <w:t xml:space="preserve">45</w:t>
-      </w:r>
-      <w:r>
-        <w:t xml:space="preserve">(6), 1251–1259.</w:t>
-      </w:r>
-      <w:r>
-        <w:t xml:space="preserve"> </w:t>
-      </w:r>
-      <w:hyperlink r:id="rId167">
+        <w:t xml:space="preserve">coastal wetland. Journal of Great Lakes Research 45: 1251–1259.</w:t>
+      </w:r>
+      <w:r>
+        <w:t xml:space="preserve"> </w:t>
+      </w:r>
+      <w:hyperlink r:id="rId170">
         <w:r>
           <w:rPr>
             <w:rStyle w:val="Hyperlink"/>
@@ -21160,15 +20240,18 @@
           <w:t xml:space="preserve">https://doi.org/10.1016/j.jglr.2019.09.013</w:t>
         </w:r>
       </w:hyperlink>
+      <w:r>
+        <w:t xml:space="preserve">.</w:t>
+      </w:r>
     </w:p>
-    <w:bookmarkEnd w:id="168"/>
-    <w:bookmarkStart w:id="170" w:name="ref-Shono2008"/>
+    <w:bookmarkEnd w:id="171"/>
+    <w:bookmarkStart w:id="173" w:name="ref-Shono2008"/>
     <w:p>
       <w:pPr>
         <w:pStyle w:val="Bibliography"/>
       </w:pPr>
       <w:r>
-        <w:t xml:space="preserve">Shono, H. (2008). Application of the</w:t>
+        <w:t xml:space="preserve">Shono, H., 2008. Application of the</w:t>
       </w:r>
       <w:r>
         <w:t xml:space="preserve"> </w:t>
@@ -21192,38 +20275,12 @@
         <w:t xml:space="preserve"> </w:t>
       </w:r>
       <w:r>
-        <w:t xml:space="preserve">analysis.</w:t>
-      </w:r>
-      <w:r>
-        <w:t xml:space="preserve"> </w:t>
-      </w:r>
-      <w:r>
-        <w:rPr>
-          <w:i/>
-          <w:iCs/>
-        </w:rPr>
-        <w:t xml:space="preserve">Fisheries Research</w:t>
-      </w:r>
-      <w:r>
-        <w:t xml:space="preserve">,</w:t>
-      </w:r>
-      <w:r>
-        <w:t xml:space="preserve"> </w:t>
-      </w:r>
-      <w:r>
-        <w:rPr>
-          <w:i/>
-          <w:iCs/>
-        </w:rPr>
-        <w:t xml:space="preserve">93</w:t>
-      </w:r>
-      <w:r>
-        <w:t xml:space="preserve">(1–2), 154–162.</w:t>
-      </w:r>
-      <w:r>
-        <w:t xml:space="preserve"> </w:t>
-      </w:r>
-      <w:hyperlink r:id="rId169">
+        <w:t xml:space="preserve">analysis. Fisheries Research 93: 154–162.</w:t>
+      </w:r>
+      <w:r>
+        <w:t xml:space="preserve"> </w:t>
+      </w:r>
+      <w:hyperlink r:id="rId172">
         <w:r>
           <w:rPr>
             <w:rStyle w:val="Hyperlink"/>
@@ -21231,46 +20288,23 @@
           <w:t xml:space="preserve">https://doi.org/10.1016/j.fishres.2008.03.006</w:t>
         </w:r>
       </w:hyperlink>
+      <w:r>
+        <w:t xml:space="preserve">.</w:t>
+      </w:r>
     </w:p>
-    <w:bookmarkEnd w:id="170"/>
-    <w:bookmarkStart w:id="172" w:name="ref-Statzner2003"/>
+    <w:bookmarkEnd w:id="173"/>
+    <w:bookmarkStart w:id="175" w:name="ref-Statzner2003"/>
     <w:p>
       <w:pPr>
         <w:pStyle w:val="Bibliography"/>
       </w:pPr>
       <w:r>
-        <w:t xml:space="preserve">Statzner, B., Peltret, O., &amp; Tomanova, S. (2003). Crayfish as geomorphic agents and ecosystem engineers: Effect of a biomass gradient on baseflow and flood-induced transport of gravel and sand in experimental streams.</w:t>
-      </w:r>
-      <w:r>
-        <w:t xml:space="preserve"> </w:t>
-      </w:r>
-      <w:r>
-        <w:rPr>
-          <w:i/>
-          <w:iCs/>
-        </w:rPr>
-        <w:t xml:space="preserve">Freshwater Biology</w:t>
-      </w:r>
-      <w:r>
-        <w:t xml:space="preserve">,</w:t>
-      </w:r>
-      <w:r>
-        <w:t xml:space="preserve"> </w:t>
-      </w:r>
-      <w:r>
-        <w:rPr>
-          <w:i/>
-          <w:iCs/>
-        </w:rPr>
-        <w:t xml:space="preserve">48</w:t>
-      </w:r>
-      <w:r>
-        <w:t xml:space="preserve">(1), 147–163.</w:t>
-      </w:r>
-      <w:r>
-        <w:t xml:space="preserve"> </w:t>
-      </w:r>
-      <w:hyperlink r:id="rId171">
+        <w:t xml:space="preserve">Statzner, B., O. Peltret, &amp; S. Tomanova, 2003. Crayfish as geomorphic agents and ecosystem engineers: Effect of a biomass gradient on baseflow and flood-induced transport of gravel and sand in experimental streams. Freshwater Biology 48: 147–163.</w:t>
+      </w:r>
+      <w:r>
+        <w:t xml:space="preserve"> </w:t>
+      </w:r>
+      <w:hyperlink r:id="rId174">
         <w:r>
           <w:rPr>
             <w:rStyle w:val="Hyperlink"/>
@@ -21278,46 +20312,23 @@
           <w:t xml:space="preserve">https://doi.org/10.1046/j.1365-2427.2003.00984.x</w:t>
         </w:r>
       </w:hyperlink>
+      <w:r>
+        <w:t xml:space="preserve">.</w:t>
+      </w:r>
     </w:p>
-    <w:bookmarkEnd w:id="172"/>
-    <w:bookmarkStart w:id="174" w:name="ref-Stevens2004"/>
+    <w:bookmarkEnd w:id="175"/>
+    <w:bookmarkStart w:id="177" w:name="ref-Stevens2004"/>
     <w:p>
       <w:pPr>
         <w:pStyle w:val="Bibliography"/>
       </w:pPr>
       <w:r>
-        <w:t xml:space="preserve">Stevens, D. L., &amp; Olsen, A. R. (2004). Spatially balanced sampling of natural resources.</w:t>
-      </w:r>
-      <w:r>
-        <w:t xml:space="preserve"> </w:t>
-      </w:r>
-      <w:r>
-        <w:rPr>
-          <w:i/>
-          <w:iCs/>
-        </w:rPr>
-        <w:t xml:space="preserve">Journal of the American Statistical Association</w:t>
-      </w:r>
-      <w:r>
-        <w:t xml:space="preserve">,</w:t>
-      </w:r>
-      <w:r>
-        <w:t xml:space="preserve"> </w:t>
-      </w:r>
-      <w:r>
-        <w:rPr>
-          <w:i/>
-          <w:iCs/>
-        </w:rPr>
-        <w:t xml:space="preserve">99</w:t>
-      </w:r>
-      <w:r>
-        <w:t xml:space="preserve">(465), 262–278.</w:t>
-      </w:r>
-      <w:r>
-        <w:t xml:space="preserve"> </w:t>
-      </w:r>
-      <w:hyperlink r:id="rId173">
+        <w:t xml:space="preserve">Stevens, D. L., &amp; A. R. Olsen, 2004. Spatially balanced sampling of natural resources. Journal of the American Statistical Association 99: 262–278.</w:t>
+      </w:r>
+      <w:r>
+        <w:t xml:space="preserve"> </w:t>
+      </w:r>
+      <w:hyperlink r:id="rId176">
         <w:r>
           <w:rPr>
             <w:rStyle w:val="Hyperlink"/>
@@ -21325,46 +20336,23 @@
           <w:t xml:space="preserve">https://doi.org/10.1198/016214504000000250</w:t>
         </w:r>
       </w:hyperlink>
+      <w:r>
+        <w:t xml:space="preserve">.</w:t>
+      </w:r>
     </w:p>
-    <w:bookmarkEnd w:id="174"/>
-    <w:bookmarkStart w:id="176" w:name="ref-Strayer2010"/>
+    <w:bookmarkEnd w:id="177"/>
+    <w:bookmarkStart w:id="179" w:name="ref-Strayer2010"/>
     <w:p>
       <w:pPr>
         <w:pStyle w:val="Bibliography"/>
       </w:pPr>
       <w:r>
-        <w:t xml:space="preserve">Strayer, D. L., &amp; Findlay, S. E. G. (2010). Ecology of freshwater shore zones.</w:t>
-      </w:r>
-      <w:r>
-        <w:t xml:space="preserve"> </w:t>
-      </w:r>
-      <w:r>
-        <w:rPr>
-          <w:i/>
-          <w:iCs/>
-        </w:rPr>
-        <w:t xml:space="preserve">Aquatic Sciences</w:t>
-      </w:r>
-      <w:r>
-        <w:t xml:space="preserve">,</w:t>
-      </w:r>
-      <w:r>
-        <w:t xml:space="preserve"> </w:t>
-      </w:r>
-      <w:r>
-        <w:rPr>
-          <w:i/>
-          <w:iCs/>
-        </w:rPr>
-        <w:t xml:space="preserve">72</w:t>
-      </w:r>
-      <w:r>
-        <w:t xml:space="preserve">(2), 127–163.</w:t>
-      </w:r>
-      <w:r>
-        <w:t xml:space="preserve"> </w:t>
-      </w:r>
-      <w:hyperlink r:id="rId175">
+        <w:t xml:space="preserve">Strayer, D. L., &amp; S. E. G. Findlay, 2010. Ecology of freshwater shore zones. Aquatic Sciences 72: 127–163.</w:t>
+      </w:r>
+      <w:r>
+        <w:t xml:space="preserve"> </w:t>
+      </w:r>
+      <w:hyperlink r:id="rId178">
         <w:r>
           <w:rPr>
             <w:rStyle w:val="Hyperlink"/>
@@ -21372,15 +20360,18 @@
           <w:t xml:space="preserve">https://doi.org/10.1007/s00027-010-0128-9</w:t>
         </w:r>
       </w:hyperlink>
+      <w:r>
+        <w:t xml:space="preserve">.</w:t>
+      </w:r>
     </w:p>
-    <w:bookmarkEnd w:id="176"/>
-    <w:bookmarkStart w:id="178" w:name="ref-Taylor2019"/>
+    <w:bookmarkEnd w:id="179"/>
+    <w:bookmarkStart w:id="181" w:name="ref-Taylor2019"/>
     <w:p>
       <w:pPr>
         <w:pStyle w:val="Bibliography"/>
       </w:pPr>
       <w:r>
-        <w:t xml:space="preserve">Taylor, C. A., DiStefano, R. J., Larson, E. R., &amp; Stoeckel, J. (2019). Towards a cohesive strategy for the conservation of the</w:t>
+        <w:t xml:space="preserve">Taylor, C. A., R. J. DiStefano, E. R. Larson, &amp; J. Stoeckel, 2019. Towards a cohesive strategy for the conservation of the</w:t>
       </w:r>
       <w:r>
         <w:t xml:space="preserve"> </w:t>
@@ -21389,38 +20380,12 @@
         <w:t xml:space="preserve">United States</w:t>
       </w:r>
       <w:r>
-        <w:t xml:space="preserve">’ diverse and highly endemic crayfish fauna.</w:t>
-      </w:r>
-      <w:r>
-        <w:t xml:space="preserve"> </w:t>
-      </w:r>
-      <w:r>
-        <w:rPr>
-          <w:i/>
-          <w:iCs/>
-        </w:rPr>
-        <w:t xml:space="preserve">Hydrobiologia</w:t>
-      </w:r>
-      <w:r>
-        <w:t xml:space="preserve">,</w:t>
-      </w:r>
-      <w:r>
-        <w:t xml:space="preserve"> </w:t>
-      </w:r>
-      <w:r>
-        <w:rPr>
-          <w:i/>
-          <w:iCs/>
-        </w:rPr>
-        <w:t xml:space="preserve">846</w:t>
-      </w:r>
-      <w:r>
-        <w:t xml:space="preserve">(1), 39–58.</w:t>
-      </w:r>
-      <w:r>
-        <w:t xml:space="preserve"> </w:t>
-      </w:r>
-      <w:hyperlink r:id="rId177">
+        <w:t xml:space="preserve">’ diverse and highly endemic crayfish fauna. Hydrobiologia 846: 39–58.</w:t>
+      </w:r>
+      <w:r>
+        <w:t xml:space="preserve"> </w:t>
+      </w:r>
+      <w:hyperlink r:id="rId180">
         <w:r>
           <w:rPr>
             <w:rStyle w:val="Hyperlink"/>
@@ -21428,15 +20393,18 @@
           <w:t xml:space="preserve">https://doi.org/10.1007/s10750-019-04066-3</w:t>
         </w:r>
       </w:hyperlink>
+      <w:r>
+        <w:t xml:space="preserve">.</w:t>
+      </w:r>
     </w:p>
-    <w:bookmarkEnd w:id="178"/>
-    <w:bookmarkStart w:id="180" w:name="ref-Usio2000"/>
+    <w:bookmarkEnd w:id="181"/>
+    <w:bookmarkStart w:id="183" w:name="ref-Usio2000"/>
     <w:p>
       <w:pPr>
         <w:pStyle w:val="Bibliography"/>
       </w:pPr>
       <w:r>
-        <w:t xml:space="preserve">Usio, N., &amp; Townsend, C. R. (2000). Distribution of the</w:t>
+        <w:t xml:space="preserve">Usio, N., &amp; C. R. Townsend, 2000. Distribution of the</w:t>
       </w:r>
       <w:r>
         <w:t xml:space="preserve"> </w:t>
@@ -21458,38 +20426,12 @@
         <w:t xml:space="preserve">paranephrops zealandicus</w:t>
       </w:r>
       <w:r>
-        <w:t xml:space="preserve">) in relation to stream physico-chemistry, predatory fish, and invertebrate prey.</w:t>
-      </w:r>
-      <w:r>
-        <w:t xml:space="preserve"> </w:t>
-      </w:r>
-      <w:r>
-        <w:rPr>
-          <w:i/>
-          <w:iCs/>
-        </w:rPr>
-        <w:t xml:space="preserve">New Zealand Journal of Marine and Freshwater Research</w:t>
-      </w:r>
-      <w:r>
-        <w:t xml:space="preserve">,</w:t>
-      </w:r>
-      <w:r>
-        <w:t xml:space="preserve"> </w:t>
-      </w:r>
-      <w:r>
-        <w:rPr>
-          <w:i/>
-          <w:iCs/>
-        </w:rPr>
-        <w:t xml:space="preserve">34</w:t>
-      </w:r>
-      <w:r>
-        <w:t xml:space="preserve">(3), 557–567.</w:t>
-      </w:r>
-      <w:r>
-        <w:t xml:space="preserve"> </w:t>
-      </w:r>
-      <w:hyperlink r:id="rId179">
+        <w:t xml:space="preserve">) in relation to stream physico-chemistry, predatory fish, and invertebrate prey. New Zealand Journal of Marine and Freshwater Research 34: 557–567.</w:t>
+      </w:r>
+      <w:r>
+        <w:t xml:space="preserve"> </w:t>
+      </w:r>
+      <w:hyperlink r:id="rId182">
         <w:r>
           <w:rPr>
             <w:rStyle w:val="Hyperlink"/>
@@ -21497,46 +20439,23 @@
           <w:t xml:space="preserve">https://doi.org/10.1080/00288330.2000.9516957</w:t>
         </w:r>
       </w:hyperlink>
+      <w:r>
+        <w:t xml:space="preserve">.</w:t>
+      </w:r>
     </w:p>
-    <w:bookmarkEnd w:id="180"/>
-    <w:bookmarkStart w:id="182" w:name="ref-Usio2004"/>
+    <w:bookmarkEnd w:id="183"/>
+    <w:bookmarkStart w:id="185" w:name="ref-Usio2004"/>
     <w:p>
       <w:pPr>
         <w:pStyle w:val="Bibliography"/>
       </w:pPr>
       <w:r>
-        <w:t xml:space="preserve">Usio, N., &amp; Townsend, C. R. (2004). Roles of crayfish: Consequences of predation and bioturbation for stream invertebrates.</w:t>
-      </w:r>
-      <w:r>
-        <w:t xml:space="preserve"> </w:t>
-      </w:r>
-      <w:r>
-        <w:rPr>
-          <w:i/>
-          <w:iCs/>
-        </w:rPr>
-        <w:t xml:space="preserve">Ecology</w:t>
-      </w:r>
-      <w:r>
-        <w:t xml:space="preserve">,</w:t>
-      </w:r>
-      <w:r>
-        <w:t xml:space="preserve"> </w:t>
-      </w:r>
-      <w:r>
-        <w:rPr>
-          <w:i/>
-          <w:iCs/>
-        </w:rPr>
-        <w:t xml:space="preserve">85</w:t>
-      </w:r>
-      <w:r>
-        <w:t xml:space="preserve">(3), 807–822.</w:t>
-      </w:r>
-      <w:r>
-        <w:t xml:space="preserve"> </w:t>
-      </w:r>
-      <w:hyperlink r:id="rId181">
+        <w:t xml:space="preserve">Usio, N., &amp; C. R. Townsend, 2004. Roles of crayfish: Consequences of predation and bioturbation for stream invertebrates. Ecology 85: 807–822.</w:t>
+      </w:r>
+      <w:r>
+        <w:t xml:space="preserve"> </w:t>
+      </w:r>
+      <w:hyperlink r:id="rId184">
         <w:r>
           <w:rPr>
             <w:rStyle w:val="Hyperlink"/>
@@ -21544,15 +20463,18 @@
           <w:t xml:space="preserve">https://doi.org/10.1890/02-0618</w:t>
         </w:r>
       </w:hyperlink>
+      <w:r>
+        <w:t xml:space="preserve">.</w:t>
+      </w:r>
     </w:p>
-    <w:bookmarkEnd w:id="182"/>
-    <w:bookmarkStart w:id="184" w:name="ref-Vincent1984"/>
+    <w:bookmarkEnd w:id="185"/>
+    <w:bookmarkStart w:id="187" w:name="ref-Vincent1984"/>
     <w:p>
       <w:pPr>
         <w:pStyle w:val="Bibliography"/>
       </w:pPr>
       <w:r>
-        <w:t xml:space="preserve">Vincent, W. F., Gibbs, M. M., &amp; Dryden, S. J. (1984). Accelerated eutrophication in a</w:t>
+        <w:t xml:space="preserve">Vincent, W. F., M. M. Gibbs, &amp; S. J. Dryden, 1984. Accelerated eutrophication in a</w:t>
       </w:r>
       <w:r>
         <w:t xml:space="preserve"> </w:t>
@@ -21582,38 +20504,12 @@
         <w:t xml:space="preserve">North Island</w:t>
       </w:r>
       <w:r>
-        <w:t xml:space="preserve">.</w:t>
-      </w:r>
-      <w:r>
-        <w:t xml:space="preserve"> </w:t>
-      </w:r>
-      <w:r>
-        <w:rPr>
-          <w:i/>
-          <w:iCs/>
-        </w:rPr>
-        <w:t xml:space="preserve">New Zealand Journal of Marine and Freshwater Research</w:t>
-      </w:r>
-      <w:r>
-        <w:t xml:space="preserve">,</w:t>
-      </w:r>
-      <w:r>
-        <w:t xml:space="preserve"> </w:t>
-      </w:r>
-      <w:r>
-        <w:rPr>
-          <w:i/>
-          <w:iCs/>
-        </w:rPr>
-        <w:t xml:space="preserve">18</w:t>
-      </w:r>
-      <w:r>
-        <w:t xml:space="preserve">(4), 431–440.</w:t>
-      </w:r>
-      <w:r>
-        <w:t xml:space="preserve"> </w:t>
-      </w:r>
-      <w:hyperlink r:id="rId183">
+        <w:t xml:space="preserve">. New Zealand Journal of Marine and Freshwater Research 18: 431–440.</w:t>
+      </w:r>
+      <w:r>
+        <w:t xml:space="preserve"> </w:t>
+      </w:r>
+      <w:hyperlink r:id="rId186">
         <w:r>
           <w:rPr>
             <w:rStyle w:val="Hyperlink"/>
@@ -21621,15 +20517,18 @@
           <w:t xml:space="preserve">https://doi.org/10.1080/00288330.1984.9516064</w:t>
         </w:r>
       </w:hyperlink>
+      <w:r>
+        <w:t xml:space="preserve">.</w:t>
+      </w:r>
     </w:p>
-    <w:bookmarkEnd w:id="184"/>
-    <w:bookmarkStart w:id="186" w:name="ref-vonWesternhagen2010"/>
+    <w:bookmarkEnd w:id="187"/>
+    <w:bookmarkStart w:id="189" w:name="ref-vonWesternhagen2010"/>
     <w:p>
       <w:pPr>
         <w:pStyle w:val="Bibliography"/>
       </w:pPr>
       <w:r>
-        <w:t xml:space="preserve">Westernhagen, N. von, Hamilton, D. P., &amp; Pilditch, C. A. (2010). Temporal and spatial variations in phytoplankton productivity in surface waters of a warm-temperate, monomictic lake in</w:t>
+        <w:t xml:space="preserve">Westernhagen, N. von, D. P. Hamilton, &amp; C. A. Pilditch, 2010. Temporal and spatial variations in phytoplankton productivity in surface waters of a warm-temperate, monomictic lake in</w:t>
       </w:r>
       <w:r>
         <w:t xml:space="preserve"> </w:t>
@@ -21638,38 +20537,12 @@
         <w:t xml:space="preserve">New Zealand</w:t>
       </w:r>
       <w:r>
-        <w:t xml:space="preserve">.</w:t>
-      </w:r>
-      <w:r>
-        <w:t xml:space="preserve"> </w:t>
-      </w:r>
-      <w:r>
-        <w:rPr>
-          <w:i/>
-          <w:iCs/>
-        </w:rPr>
-        <w:t xml:space="preserve">Hydrobiologia</w:t>
-      </w:r>
-      <w:r>
-        <w:t xml:space="preserve">,</w:t>
-      </w:r>
-      <w:r>
-        <w:t xml:space="preserve"> </w:t>
-      </w:r>
-      <w:r>
-        <w:rPr>
-          <w:i/>
-          <w:iCs/>
-        </w:rPr>
-        <w:t xml:space="preserve">652</w:t>
-      </w:r>
-      <w:r>
-        <w:t xml:space="preserve">(1), 57–70.</w:t>
-      </w:r>
-      <w:r>
-        <w:t xml:space="preserve"> </w:t>
-      </w:r>
-      <w:hyperlink r:id="rId185">
+        <w:t xml:space="preserve">. Hydrobiologia 652: 57–70.</w:t>
+      </w:r>
+      <w:r>
+        <w:t xml:space="preserve"> </w:t>
+      </w:r>
+      <w:hyperlink r:id="rId188">
         <w:r>
           <w:rPr>
             <w:rStyle w:val="Hyperlink"/>
@@ -21677,69 +20550,33 @@
           <w:t xml:space="preserve">https://doi.org/10.1007/s10750-010-0318-4</w:t>
         </w:r>
       </w:hyperlink>
+      <w:r>
+        <w:t xml:space="preserve">.</w:t>
+      </w:r>
     </w:p>
-    <w:bookmarkEnd w:id="186"/>
-    <w:bookmarkStart w:id="187" w:name="ref-Wetzel2001"/>
+    <w:bookmarkEnd w:id="189"/>
+    <w:bookmarkStart w:id="190" w:name="ref-Wetzel2001"/>
     <w:p>
       <w:pPr>
         <w:pStyle w:val="Bibliography"/>
       </w:pPr>
       <w:r>
-        <w:t xml:space="preserve">Wetzel, R. G. (2001).</w:t>
-      </w:r>
-      <w:r>
-        <w:t xml:space="preserve"> </w:t>
-      </w:r>
-      <w:r>
-        <w:rPr>
-          <w:i/>
-          <w:iCs/>
-        </w:rPr>
-        <w:t xml:space="preserve">Limnology: Lake and river ecosystems</w:t>
-      </w:r>
-      <w:r>
-        <w:t xml:space="preserve">. Gulf Professional Publishing.</w:t>
+        <w:t xml:space="preserve">Wetzel, R. G., 2001. Limnology: Lake and river ecosystems. Gulf Professional Publishing.</w:t>
       </w:r>
     </w:p>
-    <w:bookmarkEnd w:id="187"/>
-    <w:bookmarkStart w:id="189" w:name="ref-White2003"/>
+    <w:bookmarkEnd w:id="190"/>
+    <w:bookmarkStart w:id="192" w:name="ref-White2003"/>
     <w:p>
       <w:pPr>
         <w:pStyle w:val="Bibliography"/>
       </w:pPr>
       <w:r>
-        <w:t xml:space="preserve">White, J., &amp; Irvine, K. (2003). The use of littoral mesohabitats and their macroinvertebrate assemblages in the ecological assessment of lakes.</w:t>
-      </w:r>
-      <w:r>
-        <w:t xml:space="preserve"> </w:t>
-      </w:r>
-      <w:r>
-        <w:rPr>
-          <w:i/>
-          <w:iCs/>
-        </w:rPr>
-        <w:t xml:space="preserve">Aquatic Conservation: Marine and Freshwater Ecosystems</w:t>
-      </w:r>
-      <w:r>
-        <w:t xml:space="preserve">,</w:t>
-      </w:r>
-      <w:r>
-        <w:t xml:space="preserve"> </w:t>
-      </w:r>
-      <w:r>
-        <w:rPr>
-          <w:i/>
-          <w:iCs/>
-        </w:rPr>
-        <w:t xml:space="preserve">13</w:t>
-      </w:r>
-      <w:r>
-        <w:t xml:space="preserve">(4), 331–351.</w:t>
-      </w:r>
-      <w:r>
-        <w:t xml:space="preserve"> </w:t>
-      </w:r>
-      <w:hyperlink r:id="rId188">
+        <w:t xml:space="preserve">White, J., &amp; K. Irvine, 2003. The use of littoral mesohabitats and their macroinvertebrate assemblages in the ecological assessment of lakes. Aquatic Conservation: Marine and Freshwater Ecosystems 13: 331–351.</w:t>
+      </w:r>
+      <w:r>
+        <w:t xml:space="preserve"> </w:t>
+      </w:r>
+      <w:hyperlink r:id="rId191">
         <w:r>
           <w:rPr>
             <w:rStyle w:val="Hyperlink"/>
@@ -21747,46 +20584,23 @@
           <w:t xml:space="preserve">https://doi.org/10.1002/aqc.586</w:t>
         </w:r>
       </w:hyperlink>
+      <w:r>
+        <w:t xml:space="preserve">.</w:t>
+      </w:r>
     </w:p>
-    <w:bookmarkEnd w:id="189"/>
-    <w:bookmarkStart w:id="191" w:name="ref-Wood2004"/>
+    <w:bookmarkEnd w:id="192"/>
+    <w:bookmarkStart w:id="194" w:name="ref-Wood2004"/>
     <w:p>
       <w:pPr>
         <w:pStyle w:val="Bibliography"/>
       </w:pPr>
       <w:r>
-        <w:t xml:space="preserve">Wood, S. N. (2004). Stable and efficient multiple smoothing parameter estimation for generalized additive models.</w:t>
-      </w:r>
-      <w:r>
-        <w:t xml:space="preserve"> </w:t>
-      </w:r>
-      <w:r>
-        <w:rPr>
-          <w:i/>
-          <w:iCs/>
-        </w:rPr>
-        <w:t xml:space="preserve">Journal of the American Statistical Association</w:t>
-      </w:r>
-      <w:r>
-        <w:t xml:space="preserve">,</w:t>
-      </w:r>
-      <w:r>
-        <w:t xml:space="preserve"> </w:t>
-      </w:r>
-      <w:r>
-        <w:rPr>
-          <w:i/>
-          <w:iCs/>
-        </w:rPr>
-        <w:t xml:space="preserve">99</w:t>
-      </w:r>
-      <w:r>
-        <w:t xml:space="preserve">(467), 673–686.</w:t>
-      </w:r>
-      <w:r>
-        <w:t xml:space="preserve"> </w:t>
-      </w:r>
-      <w:hyperlink r:id="rId190">
+        <w:t xml:space="preserve">Wood, S. N., 2004. Stable and efficient multiple smoothing parameter estimation for generalized additive models. Journal of the American Statistical Association 99: 673–686.</w:t>
+      </w:r>
+      <w:r>
+        <w:t xml:space="preserve"> </w:t>
+      </w:r>
+      <w:hyperlink r:id="rId193">
         <w:r>
           <w:rPr>
             <w:rStyle w:val="Hyperlink"/>
@@ -21794,100 +20608,62 @@
           <w:t xml:space="preserve">https://doi.org/10.1198/016214504000000980</w:t>
         </w:r>
       </w:hyperlink>
+      <w:r>
+        <w:t xml:space="preserve">.</w:t>
+      </w:r>
     </w:p>
-    <w:bookmarkEnd w:id="191"/>
-    <w:bookmarkStart w:id="193" w:name="ref-Wood2017"/>
+    <w:bookmarkEnd w:id="194"/>
+    <w:bookmarkStart w:id="196" w:name="ref-Wood2017"/>
     <w:p>
       <w:pPr>
         <w:pStyle w:val="Bibliography"/>
       </w:pPr>
       <w:r>
-        <w:t xml:space="preserve">Wood, S. N. (2017).</w:t>
-      </w:r>
-      <w:r>
-        <w:t xml:space="preserve"> </w:t>
-      </w:r>
-      <w:r>
-        <w:rPr>
-          <w:i/>
-          <w:iCs/>
-        </w:rPr>
-        <w:t xml:space="preserve">Generalized additive models: An introduction with</w:t>
-      </w:r>
-      <w:r>
-        <w:rPr>
-          <w:i/>
-          <w:iCs/>
-        </w:rPr>
-        <w:t xml:space="preserve"> </w:t>
-      </w:r>
-      <w:r>
-        <w:rPr>
-          <w:i/>
-          <w:iCs/>
-        </w:rPr>
-        <w:t xml:space="preserve">R</w:t>
-      </w:r>
-      <w:r>
-        <w:t xml:space="preserve"> </w:t>
-      </w:r>
-      <w:r>
-        <w:t xml:space="preserve">(2nd ed.). Chapman; Hall/CRC.</w:t>
-      </w:r>
-      <w:r>
-        <w:t xml:space="preserve"> </w:t>
-      </w:r>
-      <w:hyperlink r:id="rId192">
+        <w:t xml:space="preserve">Wood, S. N., 2017.</w:t>
+      </w:r>
+      <w:r>
+        <w:t xml:space="preserve"> </w:t>
+      </w:r>
+      <w:hyperlink r:id="rId195">
         <w:r>
           <w:rPr>
             <w:rStyle w:val="Hyperlink"/>
           </w:rPr>
-          <w:t xml:space="preserve">https://doi.org/10.1201/9781315370279</w:t>
+          <w:t xml:space="preserve">Generalized additive models: An introduction with</w:t>
+        </w:r>
+        <w:r>
+          <w:rPr>
+            <w:rStyle w:val="Hyperlink"/>
+          </w:rPr>
+          <w:t xml:space="preserve"> </w:t>
+        </w:r>
+        <w:r>
+          <w:rPr>
+            <w:rStyle w:val="Hyperlink"/>
+          </w:rPr>
+          <w:t xml:space="preserve">R</w:t>
         </w:r>
       </w:hyperlink>
+      <w:r>
+        <w:t xml:space="preserve">. Chapman; Hall/CRC.</w:t>
+      </w:r>
     </w:p>
-    <w:bookmarkEnd w:id="193"/>
-    <w:bookmarkStart w:id="195" w:name="ref-Woolway2021"/>
+    <w:bookmarkEnd w:id="196"/>
+    <w:bookmarkStart w:id="198" w:name="ref-Woolway2021"/>
     <w:p>
       <w:pPr>
         <w:pStyle w:val="Bibliography"/>
       </w:pPr>
       <w:r>
-        <w:t xml:space="preserve">Woolway, R. I., Sharma, S., Weyhenmeyer, G. A., Debolskiy, A., Golub, M., Mercado-Bettín, D., Perroud, M., Stepanenko, V., Tan, Z., Grant, L., et al.</w:t>
-      </w:r>
-      <w:r>
-        <w:t xml:space="preserve"> (2021). Phenological shifts in lake stratification under climate change.</w:t>
-      </w:r>
-      <w:r>
-        <w:t xml:space="preserve"> </w:t>
-      </w:r>
-      <w:r>
-        <w:rPr>
-          <w:i/>
-          <w:iCs/>
-        </w:rPr>
-        <w:t xml:space="preserve">Nature Communications</w:t>
-      </w:r>
-      <w:r>
-        <w:t xml:space="preserve">,</w:t>
-      </w:r>
-      <w:r>
-        <w:t xml:space="preserve"> </w:t>
-      </w:r>
-      <w:r>
-        <w:rPr>
-          <w:i/>
-          <w:iCs/>
-        </w:rPr>
-        <w:t xml:space="preserve">12</w:t>
-      </w:r>
-      <w:r>
-        <w:t xml:space="preserve">(1), 2318.</w:t>
-      </w:r>
-      <w:r>
-        <w:t xml:space="preserve"> </w:t>
-      </w:r>
-      <w:hyperlink r:id="rId194">
+        <w:t xml:space="preserve">Woolway, R. I., S. Sharma, G. A. Weyhenmeyer, A. Debolskiy, M. Golub, D. Mercado-Bettín, M. Perroud, V. Stepanenko, Z. Tan, L. Grant, &amp; others</w:t>
+      </w:r>
+      <w:r>
+        <w:t xml:space="preserve">, 2021. Phenological shifts in lake stratification under climate change. Nature Communications 12: 2318.</w:t>
+      </w:r>
+      <w:r>
+        <w:t xml:space="preserve"> </w:t>
+      </w:r>
+      <w:hyperlink r:id="rId197">
         <w:r>
           <w:rPr>
             <w:rStyle w:val="Hyperlink"/>
@@ -21895,46 +20671,23 @@
           <w:t xml:space="preserve">https://doi.org/10.1038/s41467-021-22657-4</w:t>
         </w:r>
       </w:hyperlink>
+      <w:r>
+        <w:t xml:space="preserve">.</w:t>
+      </w:r>
     </w:p>
-    <w:bookmarkEnd w:id="195"/>
-    <w:bookmarkStart w:id="197" w:name="ref-Zhang2024"/>
+    <w:bookmarkEnd w:id="198"/>
+    <w:bookmarkStart w:id="200" w:name="ref-Zhang2024"/>
     <w:p>
       <w:pPr>
         <w:pStyle w:val="Bibliography"/>
       </w:pPr>
       <w:r>
-        <w:t xml:space="preserve">Zhang, Y., Shen, J., He, L., Feng, J., Chi, L., &amp; Wang, X. (2024). Challenge to lake ecosystems: Changes in thermal structure triggered by climate change.</w:t>
-      </w:r>
-      <w:r>
-        <w:t xml:space="preserve"> </w:t>
-      </w:r>
-      <w:r>
-        <w:rPr>
-          <w:i/>
-          <w:iCs/>
-        </w:rPr>
-        <w:t xml:space="preserve">Water</w:t>
-      </w:r>
-      <w:r>
-        <w:t xml:space="preserve">,</w:t>
-      </w:r>
-      <w:r>
-        <w:t xml:space="preserve"> </w:t>
-      </w:r>
-      <w:r>
-        <w:rPr>
-          <w:i/>
-          <w:iCs/>
-        </w:rPr>
-        <w:t xml:space="preserve">16</w:t>
-      </w:r>
-      <w:r>
-        <w:t xml:space="preserve">(6), 888.</w:t>
-      </w:r>
-      <w:r>
-        <w:t xml:space="preserve"> </w:t>
-      </w:r>
-      <w:hyperlink r:id="rId196">
+        <w:t xml:space="preserve">Zhang, Y., J. Shen, L. He, J. Feng, L. Chi, &amp; X. Wang, 2024. Challenge to lake ecosystems: Changes in thermal structure triggered by climate change. Water 16: 888.</w:t>
+      </w:r>
+      <w:r>
+        <w:t xml:space="preserve"> </w:t>
+      </w:r>
+      <w:hyperlink r:id="rId199">
         <w:r>
           <w:rPr>
             <w:rStyle w:val="Hyperlink"/>
@@ -21942,58 +20695,49 @@
           <w:t xml:space="preserve">https://doi.org/10.3390/w16060888</w:t>
         </w:r>
       </w:hyperlink>
+      <w:r>
+        <w:t xml:space="preserve">.</w:t>
+      </w:r>
     </w:p>
-    <w:bookmarkEnd w:id="197"/>
-    <w:bookmarkStart w:id="199" w:name="ref-Zuur2009"/>
+    <w:bookmarkEnd w:id="200"/>
+    <w:bookmarkStart w:id="202" w:name="ref-Zuur2009"/>
     <w:p>
       <w:pPr>
         <w:pStyle w:val="Bibliography"/>
       </w:pPr>
       <w:r>
-        <w:t xml:space="preserve">Zuur, A. F., Ieno, E. N., Walker, N., Saveliev, A. A., &amp; Smith, G. M. (2009).</w:t>
-      </w:r>
-      <w:r>
-        <w:t xml:space="preserve"> </w:t>
-      </w:r>
-      <w:r>
-        <w:rPr>
-          <w:i/>
-          <w:iCs/>
-        </w:rPr>
-        <w:t xml:space="preserve">Mixed effects models and extensions in ecology with</w:t>
-      </w:r>
-      <w:r>
-        <w:rPr>
-          <w:i/>
-          <w:iCs/>
-        </w:rPr>
-        <w:t xml:space="preserve"> </w:t>
-      </w:r>
-      <w:r>
-        <w:rPr>
-          <w:i/>
-          <w:iCs/>
-        </w:rPr>
-        <w:t xml:space="preserve">R</w:t>
-      </w:r>
-      <w:r>
-        <w:t xml:space="preserve">. Springer.</w:t>
-      </w:r>
-      <w:r>
-        <w:t xml:space="preserve"> </w:t>
-      </w:r>
-      <w:hyperlink r:id="rId198">
+        <w:t xml:space="preserve">Zuur, A. F., E. N. Ieno, N. Walker, A. A. Saveliev, &amp; G. M. Smith, 2009.</w:t>
+      </w:r>
+      <w:r>
+        <w:t xml:space="preserve"> </w:t>
+      </w:r>
+      <w:hyperlink r:id="rId201">
         <w:r>
           <w:rPr>
             <w:rStyle w:val="Hyperlink"/>
           </w:rPr>
-          <w:t xml:space="preserve">https://doi.org/10.1007/978-0-387-87458-6</w:t>
+          <w:t xml:space="preserve">Mixed effects models and extensions in ecology with</w:t>
+        </w:r>
+        <w:r>
+          <w:rPr>
+            <w:rStyle w:val="Hyperlink"/>
+          </w:rPr>
+          <w:t xml:space="preserve"> </w:t>
+        </w:r>
+        <w:r>
+          <w:rPr>
+            <w:rStyle w:val="Hyperlink"/>
+          </w:rPr>
+          <w:t xml:space="preserve">R</w:t>
         </w:r>
       </w:hyperlink>
+      <w:r>
+        <w:t xml:space="preserve">. Springer.</w:t>
+      </w:r>
     </w:p>
-    <w:bookmarkEnd w:id="199"/>
-    <w:bookmarkEnd w:id="200"/>
-    <w:bookmarkEnd w:id="201"/>
+    <w:bookmarkEnd w:id="202"/>
+    <w:bookmarkEnd w:id="203"/>
+    <w:bookmarkEnd w:id="204"/>
     <w:sectPr>
       <w:pgSz w:h="16838" w:w="11906"/>
       <w:pgMar w:bottom="1440" w:footer="708" w:gutter="0" w:header="708" w:left="1440" w:right="1440" w:top="1440"/>

--- a/docs/index.docx
+++ b/docs/index.docx
@@ -4900,7 +4900,7 @@
             <w:r>
               <w:drawing>
                 <wp:inline>
-                  <wp:extent cx="5727700" cy="7159625"/>
+                  <wp:extent cx="4595937" cy="9191874"/>
                   <wp:effectExtent b="0" l="0" r="0" t="0"/>
                   <wp:docPr descr="" title="" id="64" name="Picture"/>
                   <a:graphic>
@@ -4921,7 +4921,7 @@
                         <pic:spPr bwMode="auto">
                           <a:xfrm>
                             <a:off x="0" y="0"/>
-                            <a:ext cx="5727700" cy="7159625"/>
+                            <a:ext cx="4595937" cy="9191874"/>
                           </a:xfrm>
                           <a:prstGeom prst="rect">
                             <a:avLst/>

--- a/docs/index.docx
+++ b/docs/index.docx
@@ -4372,7 +4372,7 @@
                     <a:graphicData uri="http://schemas.openxmlformats.org/drawingml/2006/picture">
                       <pic:pic>
                         <pic:nvPicPr>
-                          <pic:cNvPr descr="index_files/figure-docx/analysis-fig-koura-by-lake-output-1.png" id="39" name="Picture"/>
+                          <pic:cNvPr descr="index_files/figure-docx/analysis-fig-koura-by-lake-output-2.png" id="39" name="Picture"/>
                           <pic:cNvPicPr>
                             <a:picLocks noChangeArrowheads="1" noChangeAspect="1"/>
                           </pic:cNvPicPr>
@@ -4582,7 +4582,7 @@
                     <a:graphicData uri="http://schemas.openxmlformats.org/drawingml/2006/picture">
                       <pic:pic>
                         <pic:nvPicPr>
-                          <pic:cNvPr descr="index_files/figure-docx/analysis-fig-cpue-hurdle-output-1.png" id="49" name="Picture"/>
+                          <pic:cNvPr descr="index_files/figure-docx/analysis-fig-cpue-hurdle-output-2.png" id="49" name="Picture"/>
                           <pic:cNvPicPr>
                             <a:picLocks noChangeArrowheads="1" noChangeAspect="1"/>
                           </pic:cNvPicPr>
@@ -4687,7 +4687,7 @@
                     <a:graphicData uri="http://schemas.openxmlformats.org/drawingml/2006/picture">
                       <pic:pic>
                         <pic:nvPicPr>
-                          <pic:cNvPr descr="index_files/figure-docx/analysis-fig-bpue-hurdle-output-1.png" id="54" name="Picture"/>
+                          <pic:cNvPr descr="index_files/figure-docx/analysis-fig-bpue-hurdle-output-2.png" id="54" name="Picture"/>
                           <pic:cNvPicPr>
                             <a:picLocks noChangeArrowheads="1" noChangeAspect="1"/>
                           </pic:cNvPicPr>
@@ -4802,7 +4802,7 @@
                     <a:graphicData uri="http://schemas.openxmlformats.org/drawingml/2006/picture">
                       <pic:pic>
                         <pic:nvPicPr>
-                          <pic:cNvPr descr="index_files/figure-docx/analysis-fig-length-weight-output-1.png" id="60" name="Picture"/>
+                          <pic:cNvPr descr="index_files/figure-docx/analysis-fig-length-weight-output-2.png" id="60" name="Picture"/>
                           <pic:cNvPicPr>
                             <a:picLocks noChangeArrowheads="1" noChangeAspect="1"/>
                           </pic:cNvPicPr>
@@ -4907,7 +4907,7 @@
                     <a:graphicData uri="http://schemas.openxmlformats.org/drawingml/2006/picture">
                       <pic:pic>
                         <pic:nvPicPr>
-                          <pic:cNvPr descr="index_files/figure-docx/analysis-fig-raw-data-all-predictors-output-1.png" id="65" name="Picture"/>
+                          <pic:cNvPr descr="index_files/figure-docx/analysis-fig-raw-data-all-predictors-output-2.png" id="65" name="Picture"/>
                           <pic:cNvPicPr>
                             <a:picLocks noChangeArrowheads="1" noChangeAspect="1"/>
                           </pic:cNvPicPr>

--- a/docs/index.docx
+++ b/docs/index.docx
@@ -12,63 +12,138 @@
     </w:p>
     <w:p>
       <w:pPr>
-        <w:pStyle w:val="Author"/>
+        <w:pStyle w:val="FirstParagraph"/>
       </w:pPr>
       <w:r>
         <w:t xml:space="preserve">Olivier V. Raven</w:t>
+      </w:r>
+      <w:r>
+        <w:rPr>
+          <w:vertAlign w:val="superscript"/>
+        </w:rPr>
+        <w:t xml:space="preserve">1*</w:t>
+      </w:r>
+      <w:r>
+        <w:t xml:space="preserve">, 0009-0008-6184-6831</w:t>
+      </w:r>
+      <w:r>
+        <w:br/>
+      </w:r>
+      <w:r>
+        <w:t xml:space="preserve">Francis J. Burdon</w:t>
+      </w:r>
+      <w:r>
+        <w:rPr>
+          <w:vertAlign w:val="superscript"/>
+        </w:rPr>
+        <w:t xml:space="preserve">1</w:t>
+      </w:r>
+      <w:r>
+        <w:t xml:space="preserve">, 0000-0002-5398-4993</w:t>
+      </w:r>
+      <w:r>
+        <w:br/>
+      </w:r>
+      <w:r>
+        <w:t xml:space="preserve">Ian A. K. Kusabs</w:t>
+      </w:r>
+      <w:r>
+        <w:rPr>
+          <w:vertAlign w:val="superscript"/>
+        </w:rPr>
+        <w:t xml:space="preserve">2</w:t>
+      </w:r>
+      <w:r>
+        <w:t xml:space="preserve">, 0000-0002-1473-7447</w:t>
+      </w:r>
+      <w:r>
+        <w:br/>
+      </w:r>
+      <w:r>
+        <w:t xml:space="preserve">Robin Holmes</w:t>
+      </w:r>
+      <w:r>
+        <w:rPr>
+          <w:vertAlign w:val="superscript"/>
+        </w:rPr>
+        <w:t xml:space="preserve">3</w:t>
+      </w:r>
+      <w:r>
+        <w:t xml:space="preserve">, 0000-0002-8737-2717</w:t>
+      </w:r>
+      <w:r>
+        <w:br/>
+      </w:r>
+      <w:r>
+        <w:t xml:space="preserve">Deniz Özkundakci</w:t>
+      </w:r>
+      <w:r>
+        <w:rPr>
+          <w:vertAlign w:val="superscript"/>
+        </w:rPr>
+        <w:t xml:space="preserve">1</w:t>
+      </w:r>
+      <w:r>
+        <w:t xml:space="preserve">, 0000-0002-5442-4576</w:t>
       </w:r>
     </w:p>
     <w:p>
       <w:pPr>
-        <w:pStyle w:val="Author"/>
+        <w:pStyle w:val="BodyText"/>
       </w:pPr>
       <w:r>
-        <w:t xml:space="preserve">Francis J. Burdon</w:t>
+        <w:rPr>
+          <w:vertAlign w:val="superscript"/>
+        </w:rPr>
+        <w:t xml:space="preserve">1</w:t>
+      </w:r>
+      <w:r>
+        <w:t xml:space="preserve"> Te Aka Mātuatua – School of Science, University of Waikato, Private Bag 3105, Hamilton 3240, New Zealand</w:t>
+      </w:r>
+      <w:r>
+        <w:br/>
+      </w:r>
+      <w:r>
+        <w:rPr>
+          <w:vertAlign w:val="superscript"/>
+        </w:rPr>
+        <w:t xml:space="preserve">2</w:t>
+      </w:r>
+      <w:r>
+        <w:t xml:space="preserve"> Ian Kusabs and Associates Limited, 21 Summit Road, Rotorua 3076, New Zealand</w:t>
+      </w:r>
+      <w:r>
+        <w:br/>
+      </w:r>
+      <w:r>
+        <w:rPr>
+          <w:vertAlign w:val="superscript"/>
+        </w:rPr>
+        <w:t xml:space="preserve">3</w:t>
+      </w:r>
+      <w:r>
+        <w:t xml:space="preserve"> The Cawthron Institute, 98 Halifax Street East, Nelson 7010, Private Bag 2, Nelson 7042, New Zealand</w:t>
       </w:r>
     </w:p>
     <w:p>
       <w:pPr>
-        <w:pStyle w:val="Author"/>
+        <w:pStyle w:val="BodyText"/>
       </w:pPr>
       <w:r>
-        <w:t xml:space="preserve">Ian A. K. Kusabs</w:t>
+        <w:t xml:space="preserve">*Corresponding author: olivier.raven@icloud.com; or81@students.waikato.ac.nz</w:t>
       </w:r>
     </w:p>
     <w:p>
       <w:pPr>
-        <w:pStyle w:val="Author"/>
+        <w:pStyle w:val="Heading2"/>
       </w:pPr>
       <w:r>
-        <w:t xml:space="preserve">Robin Holmes</w:t>
+        <w:t xml:space="preserve">Abstract</w:t>
       </w:r>
     </w:p>
     <w:p>
       <w:pPr>
-        <w:pStyle w:val="Author"/>
-      </w:pPr>
-      <w:r>
-        <w:t xml:space="preserve">Deniz Özkundakci</w:t>
-      </w:r>
-    </w:p>
-    <w:p>
-      <w:pPr>
-        <w:pStyle w:val="Date"/>
-      </w:pPr>
-      <w:r>
-        <w:t xml:space="preserve">2026-06-17</w:t>
-      </w:r>
-    </w:p>
-    <w:p>
-      <w:pPr>
-        <w:pStyle w:val="AbstractTitle"/>
-      </w:pPr>
-      <w:r>
-        <w:t xml:space="preserve">Abstract</w:t>
-      </w:r>
-    </w:p>
-    <w:p>
-      <w:pPr>
-        <w:pStyle w:val="Abstract"/>
+        <w:pStyle w:val="FirstParagraph"/>
       </w:pPr>
       <w:r>
         <w:t xml:space="preserve">Freshwater crayfish are increasingly threatened by habitat degradation, declining water quality, and invasive species. In Aotearoa New Zealand, lake populations of the endemic northern freshwater crayfish</w:t>
@@ -90,7 +165,55 @@
         <w:t xml:space="preserve">(kōura) have declined by up to 91%. Identifying key habitat requirements is essential to improve the conservation of crayfish facing multiple threats. To assess littoral habitat associations, we surveyed shoreline habitats in five Aotearoa lakes and modelled kōura occupancy, abundance, and biomass using generalised additive mixed models. Kōura occupancy increased with shoreline habitat complexity, particularly coarser substrate types and greater riparian vegetation cover. Elevated summer surface water temperatures were negatively associated with kōura occupancy and abundance, indicating reduced habitat suitability during warm periods. pH was positively correlated with kōura abundance and biomass. Our results suggest that the composition and physical structure of littoral habitats are important drivers of kōura distribution and abundance. As climatic drivers resulting in warmer water temperatures and reduced dissolved oxygen are difficult to manage, targeted protection and restoration of coarse substrate shoreline habitats may provide a practical conservation response.</w:t>
       </w:r>
     </w:p>
-    <w:bookmarkStart w:id="9" w:name="introduction"/>
+    <w:p>
+      <w:pPr>
+        <w:pStyle w:val="BodyText"/>
+      </w:pPr>
+      <w:r>
+        <w:rPr>
+          <w:b/>
+          <w:bCs/>
+        </w:rPr>
+        <w:t xml:space="preserve">Key words:</w:t>
+      </w:r>
+      <w:r>
+        <w:t xml:space="preserve"> </w:t>
+      </w:r>
+      <w:r>
+        <w:t xml:space="preserve">Rotorua Te Arawa Lakes</w:t>
+      </w:r>
+      <w:r>
+        <w:t xml:space="preserve">; </w:t>
+      </w:r>
+      <w:r>
+        <w:t xml:space="preserve">North Island</w:t>
+      </w:r>
+      <w:r>
+        <w:t xml:space="preserve">; </w:t>
+      </w:r>
+      <w:r>
+        <w:t xml:space="preserve">Habitat structure</w:t>
+      </w:r>
+      <w:r>
+        <w:t xml:space="preserve">; </w:t>
+      </w:r>
+      <w:r>
+        <w:t xml:space="preserve">Thermal stress</w:t>
+      </w:r>
+      <w:r>
+        <w:t xml:space="preserve">; </w:t>
+      </w:r>
+      <w:r>
+        <w:t xml:space="preserve">Generalised additive mixed models</w:t>
+      </w:r>
+      <w:r>
+        <w:t xml:space="preserve">; </w:t>
+      </w:r>
+      <w:r>
+        <w:t xml:space="preserve">Paranephrops planifrons</w:t>
+      </w:r>
+    </w:p>
+    <w:bookmarkStart w:id="16" w:name="introduction"/>
     <w:p>
       <w:pPr>
         <w:pStyle w:val="Heading1"/>
@@ -403,8 +526,8 @@
         <w:t xml:space="preserve">In this study, we examine which littoral habitat characteristics are associated with kōura occurrence, abundance and biomass across five Rotorua Te Arawa Lakes. We hypothesised that structurally diverse littoral habitats, including coarse substrates and native macrophytes, would be positively associated with kōura occurrence and abundance, as they provide physical refuge and foraging opportunities. Conversely, invasive submerged macrophytes were expected to have negative associations with kōura as these dense macrophytes hinder movement and reduce native biodiversity by displacing native macrophytes, altering habitat structure, and modifying ecological processes. We further expected that kōura abundance would be lower in lakes where catfish are present, as catfish are a known predator on benthic invertebrates and native fauna. By quantifying these habitat associations within the littoral zone, this study aims to inform targeted habitat protection and restoration strategies for the conservation of this culturally and ecologically important species.</w:t>
       </w:r>
     </w:p>
-    <w:bookmarkEnd w:id="9"/>
-    <w:bookmarkStart w:id="13" w:name="materials-and-methods"/>
+    <w:bookmarkEnd w:id="16"/>
+    <w:bookmarkStart w:id="20" w:name="materials-and-methods"/>
     <w:p>
       <w:pPr>
         <w:pStyle w:val="Heading1"/>
@@ -413,7 +536,7 @@
         <w:t xml:space="preserve">Materials and Methods</w:t>
       </w:r>
     </w:p>
-    <w:bookmarkStart w:id="10" w:name="study-location"/>
+    <w:bookmarkStart w:id="17" w:name="study-location"/>
     <w:p>
       <w:pPr>
         <w:pStyle w:val="Heading2"/>
@@ -487,8 +610,8 @@
         <w:t xml:space="preserve">).</w:t>
       </w:r>
     </w:p>
-    <w:bookmarkEnd w:id="10"/>
-    <w:bookmarkStart w:id="11" w:name="data-collection"/>
+    <w:bookmarkEnd w:id="17"/>
+    <w:bookmarkStart w:id="18" w:name="data-collection"/>
     <w:p>
       <w:pPr>
         <w:pStyle w:val="Heading2"/>
@@ -504,7 +627,7 @@
       <w:r>
         <w:t xml:space="preserve">In total, 60 sampling sites were sampled once in the Austral spring/summer from October 2024 to February 2025. Each sampling site measured 15 × 10 m and extended from the shoreline into the lake. At locations with unstable lake margins or depths exceeding 1 m, observations and measurements were conducted from a boat. At each site, physical, chemical and biological parameters were recorded (</w:t>
       </w:r>
-      <w:hyperlink w:anchor="tbl-environmental-biotic-overview-ms">
+      <w:hyperlink w:anchor="tbl-environmental-biotic-overview">
         <w:r>
           <w:rPr>
             <w:rStyle w:val="Hyperlink"/>
@@ -1050,8 +1173,8 @@
         </m:oMath>
       </m:oMathPara>
     </w:p>
-    <w:bookmarkEnd w:id="11"/>
-    <w:bookmarkStart w:id="12" w:name="data-analyses"/>
+    <w:bookmarkEnd w:id="18"/>
+    <w:bookmarkStart w:id="19" w:name="data-analyses"/>
     <w:p>
       <w:pPr>
         <w:pStyle w:val="Heading2"/>
@@ -1253,9 +1376,9 @@
         <w:t xml:space="preserve">To provide context for the association between catfish presence and kōura metrics detected in the GAMM, a descriptive comparison of kōura presence rate, CPUE, and BPUE was conducted across catfish-present and catfish-absent sites, and across lakes with and without catfish.</w:t>
       </w:r>
     </w:p>
-    <w:bookmarkEnd w:id="12"/>
-    <w:bookmarkEnd w:id="13"/>
-    <w:bookmarkStart w:id="17" w:name="results"/>
+    <w:bookmarkEnd w:id="19"/>
+    <w:bookmarkEnd w:id="20"/>
+    <w:bookmarkStart w:id="24" w:name="results"/>
     <w:p>
       <w:pPr>
         <w:pStyle w:val="Heading1"/>
@@ -1341,7 +1464,7 @@
       <w:r>
         <w:t xml:space="preserve">The five lakes differed substantially in environmental and biotic characteristics (</w:t>
       </w:r>
-      <w:hyperlink w:anchor="tbl-env-fish-summary-ms">
+      <w:hyperlink w:anchor="tbl-env-fish-summary">
         <w:r>
           <w:rPr>
             <w:rStyle w:val="Hyperlink"/>
@@ -1353,7 +1476,7 @@
         <w:t xml:space="preserve">). Physical habitat structure varied among lakes, with differences in substrate index, nearshore slope, and littoral vegetation cover. Emergent macrophytes were absent from Lake Rotorua but present in the other lakes, particularly Ōkāreka, while submerged macrophyte cover at the shore was rare in Rotorua and Rotoiti but more extensive in Rotoehu and Rotomā. Water chemistry also differed markedly among lakes. Surface water temperatures were highest in Rotorua and lowest in Rotomā and Ōkāreka, while pH ranged from circum-neutral conditions in Rotorua to more alkaline conditions in Rotoehu and Rotoiti. Specific conductivity showed strong contrasts, being highest in Rotoehu and lowest in Ōkāreka. Dissolved oxygen concentrations in the littoral zone varied less among lakes but were generally lowest in Rotorua. Fish populations differed between lakes, reflecting invasion history. Catfish were detected only in Lakes Rotorua and Rotoiti, whereas goldfish occurred in all lakes but were most abundant in Rotoehu. Common bullies were found in every survey location. Trout were found sporadically in Rotorua, Rotoiti and Ōkāreka and kōaro were only caught from Ōkāreka.</w:t>
       </w:r>
     </w:p>
-    <w:bookmarkStart w:id="14" w:name="kōura-occupancy"/>
+    <w:bookmarkStart w:id="21" w:name="kōura-occupancy"/>
     <w:p>
       <w:pPr>
         <w:pStyle w:val="Heading2"/>
@@ -1432,7 +1555,7 @@
         <w:t xml:space="preserve"> </w:t>
       </w:r>
       <w:r>
-        <w:t xml:space="preserve">= &lt;0.001), as significant smoother terms (</w:t>
+        <w:t xml:space="preserve">&lt; 0.001), as significant smoother terms (</w:t>
       </w:r>
       <w:hyperlink w:anchor="fig-occupancy-model">
         <w:r>
@@ -1519,8 +1642,8 @@
         <w:t xml:space="preserve">c). The binomial components of the CPUE and BPUE hurdle models produced the same structure and effect directions as the occupancy model, so only the positive Gamma components are reported here.</w:t>
       </w:r>
     </w:p>
-    <w:bookmarkEnd w:id="14"/>
-    <w:bookmarkStart w:id="15" w:name="kōura-cpue"/>
+    <w:bookmarkEnd w:id="21"/>
+    <w:bookmarkStart w:id="22" w:name="kōura-cpue"/>
     <w:p>
       <w:pPr>
         <w:pStyle w:val="Heading2"/>
@@ -1581,7 +1704,7 @@
         <w:t xml:space="preserve"> </w:t>
       </w:r>
       <w:r>
-        <w:t xml:space="preserve">= &lt;0.001) and negative influence of temperature (</w:t>
+        <w:t xml:space="preserve">&lt; 0.001) and negative influence of temperature (</w:t>
       </w:r>
       <w:r>
         <w:rPr>
@@ -1607,7 +1730,7 @@
         <w:t xml:space="preserve"> </w:t>
       </w:r>
       <w:r>
-        <w:t xml:space="preserve">= &lt;0.001) as significant smooth predictors (</w:t>
+        <w:t xml:space="preserve">&lt; 0.001) as significant smooth predictors (</w:t>
       </w:r>
       <w:hyperlink w:anchor="fig-cpue-hurdle">
         <w:r>
@@ -1664,8 +1787,8 @@
         <w:t xml:space="preserve">b). Residual diagnostics showed no systematic patterns in residual variance across fitted values. The model tended to slightly over-predict very low CPUE values and under predict the highest observations.</w:t>
       </w:r>
     </w:p>
-    <w:bookmarkEnd w:id="15"/>
-    <w:bookmarkStart w:id="16" w:name="kōura-bpue"/>
+    <w:bookmarkEnd w:id="22"/>
+    <w:bookmarkStart w:id="23" w:name="kōura-bpue"/>
     <w:p>
       <w:pPr>
         <w:pStyle w:val="Heading2"/>
@@ -1768,9 +1891,9 @@
         <w:t xml:space="preserve">b), with a tendency for the model to under predict the highest BPUE values.</w:t>
       </w:r>
     </w:p>
-    <w:bookmarkEnd w:id="16"/>
-    <w:bookmarkEnd w:id="17"/>
-    <w:bookmarkStart w:id="22" w:name="discussion"/>
+    <w:bookmarkEnd w:id="23"/>
+    <w:bookmarkEnd w:id="24"/>
+    <w:bookmarkStart w:id="29" w:name="discussion"/>
     <w:p>
       <w:pPr>
         <w:pStyle w:val="Heading1"/>
@@ -1787,7 +1910,7 @@
         <w:t xml:space="preserve">We found that local and site-scale habitat characteristics were consistently associated with kōura occurrence and abundance across the five surveyed lakes. Although initial mixed-effects models identified significant differences in kōura occupancy, Catch Per Unit Effort (CPUE), and Biomass Per Unit Effort (BPUE) among lakes, these differences were no longer evident once local environmental and biotic predictors were incorporated into the Generalised Additive Mixed-Models (GAMMs). However, interpreting the non-significance of lake identity in the final models requires caution. In the occupancy model, both temperature and specific conductivity showed near-perfect collinearity with lake identity, suggesting these predictors likely absorbed between-lake differences rather than capturing purely within-lake habitat associations. Given that predictors were often correlated at the site scale, the GAMMs are best interpreted as identifying habitat associations rather than mechanistic drivers of kōura distribution. The predictors substrate index and riparian vegetation cover, which varied considerably within lakes, likely reflect genuine within-lake habitat associations. Consequently, targeted management actions that improve local habitat structure and address key biotic pressures at finer spatial scales have the potential to deliver local gains, particularly where whole-lake interventions are not feasible or where local habitat degradation is the dominant stressor.</w:t>
       </w:r>
     </w:p>
-    <w:bookmarkStart w:id="18" w:name="habitat-associations-with-kōura"/>
+    <w:bookmarkStart w:id="25" w:name="habitat-associations-with-kōura"/>
     <w:p>
       <w:pPr>
         <w:pStyle w:val="Heading2"/>
@@ -1873,7 +1996,10 @@
         <w:t xml:space="preserve">Typha orientalis</w:t>
       </w:r>
       <w:r>
-        <w:t xml:space="preserve">) and giant spike rush (</w:t>
+        <w:t xml:space="preserve"> </w:t>
+      </w:r>
+      <w:r>
+        <w:t xml:space="preserve">C.Presl) and giant spike rush (</w:t>
       </w:r>
       <w:r>
         <w:rPr>
@@ -1883,7 +2009,10 @@
         <w:t xml:space="preserve">Eleocharis sphacelata</w:t>
       </w:r>
       <w:r>
-        <w:t xml:space="preserve">), often form in relatively homogeneous habitats, characterised by fine sediments and high organic matter accumulation in sheltered littoral areas</w:t>
+        <w:t xml:space="preserve"> </w:t>
+      </w:r>
+      <w:r>
+        <w:t xml:space="preserve">R.Br.), often form in relatively homogeneous habitats, characterised by fine sediments and high organic matter accumulation in sheltered littoral areas</w:t>
       </w:r>
       <w:r>
         <w:t xml:space="preserve"> </w:t>
@@ -1904,8 +2033,8 @@
         <w:t xml:space="preserve">. Therefore, rocky shorelines maintain accessible interstitial pore spaces that function as refugia, whereas macrophyte-dominated habitats accumulate fine sediments that infill potential void spaces and reduce refugia availability. However, the negative association between emergent native macrophytes and kōura abundance and biomass should be interpreted with caution. Only 15 of 60 sites had emergent macrophyte cover and in the CPUE and BPUE models this was 7 of 33 positive sites, meaning model estimates for this predictor carry greater uncertainty than the smooth term confidence intervals suggest. That a consistent negative effect was nonetheless detected across both CPUE and BPUE models suggests the relationship is ecologically meaningful despite the limited representation of this habitat type in the dataset.</w:t>
       </w:r>
     </w:p>
-    <w:bookmarkEnd w:id="18"/>
-    <w:bookmarkStart w:id="19" w:name="X61cae3b2b5c2a0550140f780c2cb718d38018b0"/>
+    <w:bookmarkEnd w:id="25"/>
+    <w:bookmarkStart w:id="26" w:name="X61cae3b2b5c2a0550140f780c2cb718d38018b0"/>
     <w:p>
       <w:pPr>
         <w:pStyle w:val="Heading2"/>
@@ -1984,8 +2113,8 @@
         <w:t xml:space="preserve">. Overall, fish associations observed in this study appear to reflect shared responses to habitat structure and productivity rather than direct biotic regulation of kōura populations.</w:t>
       </w:r>
     </w:p>
-    <w:bookmarkEnd w:id="19"/>
-    <w:bookmarkStart w:id="20" w:name="X3f13229c6364c9f00772bb367f7d3fa50a81988"/>
+    <w:bookmarkEnd w:id="26"/>
+    <w:bookmarkStart w:id="27" w:name="X3f13229c6364c9f00772bb367f7d3fa50a81988"/>
     <w:p>
       <w:pPr>
         <w:pStyle w:val="Heading2"/>
@@ -2086,8 +2215,8 @@
         <w:t xml:space="preserve">.</w:t>
       </w:r>
     </w:p>
-    <w:bookmarkEnd w:id="20"/>
-    <w:bookmarkStart w:id="21" w:name="conclusions"/>
+    <w:bookmarkEnd w:id="27"/>
+    <w:bookmarkStart w:id="28" w:name="conclusions"/>
     <w:p>
       <w:pPr>
         <w:pStyle w:val="Heading2"/>
@@ -2139,9 +2268,9 @@
         <w:t xml:space="preserve">, may help support the persistence and local recovery of populations in lakes and represent a practical approach to conserving functionally important habitat complexity in littoral ecosystems.</w:t>
       </w:r>
     </w:p>
-    <w:bookmarkEnd w:id="21"/>
-    <w:bookmarkEnd w:id="22"/>
-    <w:bookmarkStart w:id="28" w:name="acknowledgements"/>
+    <w:bookmarkEnd w:id="28"/>
+    <w:bookmarkEnd w:id="29"/>
+    <w:bookmarkStart w:id="35" w:name="acknowledgements"/>
     <w:p>
       <w:pPr>
         <w:pStyle w:val="Heading1"/>
@@ -2158,13 +2287,13 @@
         <w:t xml:space="preserve">We thank Te Arawa Lakes Trust and Te Komiti Whakahaere for the opportunity to study kōura in the Rotorua Te Arawa lakes. We are grateful to Soweeta Fort-D’ath and William Anaru (Te Arawa Lakes Trust), and Tihini Grant (Ngāti Pikiao), for facilitating access to the lakes and supporting the field programme. We appreciate Joe Butterworth’s assistance with fieldwork, and the support of Andy Bruere and the Bay of Plenty Regional Council in helping to fund the fieldwork. We thank Calum MacNeil and three anonymous reviewers for feedback on an earlier version of this manuscript.</w:t>
       </w:r>
     </w:p>
-    <w:bookmarkStart w:id="23" w:name="funding"/>
+    <w:bookmarkStart w:id="30" w:name="funding-statement"/>
     <w:p>
       <w:pPr>
         <w:pStyle w:val="Heading2"/>
       </w:pPr>
       <w:r>
-        <w:t xml:space="preserve">Funding</w:t>
+        <w:t xml:space="preserve">Funding statement</w:t>
       </w:r>
     </w:p>
     <w:p>
@@ -2172,11 +2301,11 @@
         <w:pStyle w:val="FirstParagraph"/>
       </w:pPr>
       <w:r>
-        <w:t xml:space="preserve">This research was supported by the Fish Futures programme funded through a Ministry of Business, Innovation and Employment grant (CAWX2101).</w:t>
+        <w:t xml:space="preserve">This research was supported by the Fish Futures programme funded through a Ministry of Business, Innovation and Employment grant (CAWX2101) with additional funding provided by the Bay of Plenty Regional Council under the Toihuarewa Waimāori - Bay of Plenty Regional Council Chair in Lake and Freshwater Science programme.</w:t>
       </w:r>
     </w:p>
-    <w:bookmarkEnd w:id="23"/>
-    <w:bookmarkStart w:id="24" w:name="authors-contributions"/>
+    <w:bookmarkEnd w:id="30"/>
+    <w:bookmarkStart w:id="31" w:name="authors-contributions"/>
     <w:p>
       <w:pPr>
         <w:pStyle w:val="Heading2"/>
@@ -2193,8 +2322,8 @@
         <w:t xml:space="preserve">Study conception and design were undertaken by O.V.R., F.J.B., I.A.K.K., R.H., and D.Ö. Fieldwork was conducted by O.V.R. Data analysis was performed by O.V.R., with statistical advice from F.J.B. Local ecological and traditional knowledge was contributed by I.A.K.K. and R.H. Manuscript drafting was led by O.V.R. All authors contributed to manuscript revision, approved the results, and the final manuscript.</w:t>
       </w:r>
     </w:p>
-    <w:bookmarkEnd w:id="24"/>
-    <w:bookmarkStart w:id="25" w:name="ethical-approval"/>
+    <w:bookmarkEnd w:id="31"/>
+    <w:bookmarkStart w:id="32" w:name="ethical-approval"/>
     <w:p>
       <w:pPr>
         <w:pStyle w:val="Heading2"/>
@@ -2211,8 +2340,8 @@
         <w:t xml:space="preserve">This study did not involve experimentation on humans or animals. Kōura and fish were captured using standard fisheries sampling methods. Permission to conduct field sampling and handle aquatic fauna was granted by Te Arawa Lakes Trust and Te Komiti Whakahaere. Formal institutional ethical approval was not required.</w:t>
       </w:r>
     </w:p>
-    <w:bookmarkEnd w:id="25"/>
-    <w:bookmarkStart w:id="26" w:name="declarations"/>
+    <w:bookmarkEnd w:id="32"/>
+    <w:bookmarkStart w:id="33" w:name="declarations"/>
     <w:p>
       <w:pPr>
         <w:pStyle w:val="Heading2"/>
@@ -2229,8 +2358,8 @@
         <w:t xml:space="preserve">The corresponding author has declared that none of the authors has any competing interests.</w:t>
       </w:r>
     </w:p>
-    <w:bookmarkEnd w:id="26"/>
-    <w:bookmarkStart w:id="27" w:name="data-availability-statement"/>
+    <w:bookmarkEnd w:id="33"/>
+    <w:bookmarkStart w:id="34" w:name="data-availability-statement"/>
     <w:p>
       <w:pPr>
         <w:pStyle w:val="Heading2"/>
@@ -2247,9 +2376,9 @@
         <w:t xml:space="preserve">The code and derived data supporting the findings of this study are openly available on GitHub (https://github.com/OlivierRaven/Koura_shoreline_habitats) and a rendered version of the analysis is hosted at https://olivierraven.github.io/Koura_shoreline_habitats/. The primary raw dataset is archived on Zenodo (https://doi.org/10.5281/zenodo.19476793). Peer review documents, including the cover letter and reviewer responses, are available in the manuscript repository in the interest of open and transparent science.</w:t>
       </w:r>
     </w:p>
-    <w:bookmarkEnd w:id="27"/>
-    <w:bookmarkEnd w:id="28"/>
-    <w:bookmarkStart w:id="32" w:name="tables"/>
+    <w:bookmarkEnd w:id="34"/>
+    <w:bookmarkEnd w:id="35"/>
+    <w:bookmarkStart w:id="40" w:name="tables"/>
     <w:p>
       <w:pPr>
         <w:pStyle w:val="Heading1"/>
@@ -2271,7 +2400,7 @@
       <w:tr>
         <w:tc>
           <w:tcPr/>
-          <w:bookmarkStart w:id="29" w:name="tbl-lake-overview-ms"/>
+          <w:bookmarkStart w:id="36" w:name="tbl-lake-overview"/>
           <w:p>
             <w:pPr>
               <w:jc w:val="center"/>
@@ -2300,25 +2429,25 @@
           <w:tbl>
             <w:tblPr>
               <w:tblStyle w:val="Table"/>
-              <w:tblW w:type="pct" w:w="5000"/>
+              <w:tblW w:type="pct" w:w="4935"/>
               <w:tblLayout w:type="fixed"/>
               <w:tblLook w:firstRow="1" w:lastRow="0" w:firstColumn="0" w:lastColumn="0" w:noHBand="0" w:noVBand="0" w:val="0020"/>
             </w:tblPr>
             <w:tblGrid>
-              <w:gridCol w:w="338"/>
-              <w:gridCol w:w="1083"/>
-              <w:gridCol w:w="643"/>
-              <w:gridCol w:w="744"/>
-              <w:gridCol w:w="710"/>
-              <w:gridCol w:w="507"/>
-              <w:gridCol w:w="609"/>
-              <w:gridCol w:w="473"/>
-              <w:gridCol w:w="473"/>
-              <w:gridCol w:w="473"/>
-              <w:gridCol w:w="338"/>
-              <w:gridCol w:w="338"/>
-              <w:gridCol w:w="338"/>
-              <w:gridCol w:w="846"/>
+              <w:gridCol w:w="510"/>
+              <w:gridCol w:w="664"/>
+              <w:gridCol w:w="510"/>
+              <w:gridCol w:w="613"/>
+              <w:gridCol w:w="613"/>
+              <w:gridCol w:w="408"/>
+              <w:gridCol w:w="510"/>
+              <w:gridCol w:w="613"/>
+              <w:gridCol w:w="664"/>
+              <w:gridCol w:w="766"/>
+              <w:gridCol w:w="408"/>
+              <w:gridCol w:w="408"/>
+              <w:gridCol w:w="408"/>
+              <w:gridCol w:w="715"/>
             </w:tblGrid>
             <w:tr>
               <w:trPr>
@@ -2329,7 +2458,6 @@
                 <w:p>
                   <w:pPr>
                     <w:pStyle w:val="Compact"/>
-                    <w:jc w:val="left"/>
                     <w:jc w:val="center"/>
                   </w:pPr>
                   <w:r>
@@ -2346,98 +2474,164 @@
                     <w:jc w:val="center"/>
                   </w:pPr>
                   <w:r>
-                    <w:t xml:space="preserve">Sampling date (n sites)</w:t>
-                  </w:r>
-                </w:p>
-              </w:tc>
-              <w:tc>
-                <w:tcPr/>
-                <w:p>
-                  <w:pPr>
-                    <w:pStyle w:val="Compact"/>
-                    <w:jc w:val="right"/>
-                    <w:jc w:val="center"/>
-                  </w:pPr>
-                  <w:r>
-                    <w:t xml:space="preserve">Surface area (km²)</w:t>
-                  </w:r>
-                </w:p>
-              </w:tc>
-              <w:tc>
-                <w:tcPr/>
-                <w:p>
-                  <w:pPr>
-                    <w:pStyle w:val="Compact"/>
-                    <w:jc w:val="right"/>
-                    <w:jc w:val="center"/>
-                  </w:pPr>
-                  <w:r>
-                    <w:t xml:space="preserve">Perimeter length (km)</w:t>
-                  </w:r>
-                </w:p>
-              </w:tc>
-              <w:tc>
-                <w:tcPr/>
-                <w:p>
-                  <w:pPr>
-                    <w:pStyle w:val="Compact"/>
-                    <w:jc w:val="right"/>
-                    <w:jc w:val="center"/>
-                  </w:pPr>
-                  <w:r>
-                    <w:t xml:space="preserve">Catchment area (km²)</w:t>
-                  </w:r>
-                </w:p>
-              </w:tc>
-              <w:tc>
-                <w:tcPr/>
-                <w:p>
-                  <w:pPr>
-                    <w:pStyle w:val="Compact"/>
-                    <w:jc w:val="right"/>
-                    <w:jc w:val="center"/>
-                  </w:pPr>
-                  <w:r>
-                    <w:t xml:space="preserve">Mean depth (m)</w:t>
-                  </w:r>
-                </w:p>
-              </w:tc>
-              <w:tc>
-                <w:tcPr/>
-                <w:p>
-                  <w:pPr>
-                    <w:pStyle w:val="Compact"/>
-                    <w:jc w:val="right"/>
-                    <w:jc w:val="center"/>
-                  </w:pPr>
-                  <w:r>
-                    <w:t xml:space="preserve">Maximum depth (m)</w:t>
-                  </w:r>
-                </w:p>
-              </w:tc>
-              <w:tc>
-                <w:tcPr/>
-                <w:p>
-                  <w:pPr>
-                    <w:pStyle w:val="Compact"/>
-                    <w:jc w:val="right"/>
-                    <w:jc w:val="center"/>
-                  </w:pPr>
-                  <w:r>
-                    <w:t xml:space="preserve">Elevation (m)</w:t>
-                  </w:r>
-                </w:p>
-              </w:tc>
-              <w:tc>
-                <w:tcPr/>
-                <w:p>
-                  <w:pPr>
-                    <w:pStyle w:val="Compact"/>
-                    <w:jc w:val="left"/>
-                    <w:jc w:val="center"/>
-                  </w:pPr>
-                  <w:r>
-                    <w:t xml:space="preserve">Mixing regime</w:t>
+                    <w:t xml:space="preserve">Sampling</w:t>
+                  </w:r>
+                  <w:r>
+                    <w:t xml:space="preserve"> </w:t>
+                  </w:r>
+                  <w:r>
+                    <w:t xml:space="preserve">date (n</w:t>
+                  </w:r>
+                  <w:r>
+                    <w:t xml:space="preserve"> </w:t>
+                  </w:r>
+                  <w:r>
+                    <w:t xml:space="preserve">sites)</w:t>
+                  </w:r>
+                </w:p>
+              </w:tc>
+              <w:tc>
+                <w:tcPr/>
+                <w:p>
+                  <w:pPr>
+                    <w:pStyle w:val="Compact"/>
+                    <w:jc w:val="right"/>
+                    <w:jc w:val="center"/>
+                  </w:pPr>
+                  <w:r>
+                    <w:t xml:space="preserve">Surface</w:t>
+                  </w:r>
+                  <w:r>
+                    <w:t xml:space="preserve"> </w:t>
+                  </w:r>
+                  <w:r>
+                    <w:t xml:space="preserve">area</w:t>
+                  </w:r>
+                  <w:r>
+                    <w:t xml:space="preserve"> </w:t>
+                  </w:r>
+                  <w:r>
+                    <w:t xml:space="preserve">(km²)</w:t>
+                  </w:r>
+                </w:p>
+              </w:tc>
+              <w:tc>
+                <w:tcPr/>
+                <w:p>
+                  <w:pPr>
+                    <w:pStyle w:val="Compact"/>
+                    <w:jc w:val="right"/>
+                    <w:jc w:val="center"/>
+                  </w:pPr>
+                  <w:r>
+                    <w:t xml:space="preserve">Perimeter</w:t>
+                  </w:r>
+                  <w:r>
+                    <w:t xml:space="preserve"> </w:t>
+                  </w:r>
+                  <w:r>
+                    <w:t xml:space="preserve">length (km)</w:t>
+                  </w:r>
+                </w:p>
+              </w:tc>
+              <w:tc>
+                <w:tcPr/>
+                <w:p>
+                  <w:pPr>
+                    <w:pStyle w:val="Compact"/>
+                    <w:jc w:val="right"/>
+                    <w:jc w:val="center"/>
+                  </w:pPr>
+                  <w:r>
+                    <w:t xml:space="preserve">Catchment</w:t>
+                  </w:r>
+                  <w:r>
+                    <w:t xml:space="preserve"> </w:t>
+                  </w:r>
+                  <w:r>
+                    <w:t xml:space="preserve">area (km²)</w:t>
+                  </w:r>
+                </w:p>
+              </w:tc>
+              <w:tc>
+                <w:tcPr/>
+                <w:p>
+                  <w:pPr>
+                    <w:pStyle w:val="Compact"/>
+                    <w:jc w:val="right"/>
+                    <w:jc w:val="center"/>
+                  </w:pPr>
+                  <w:r>
+                    <w:t xml:space="preserve">Mean</w:t>
+                  </w:r>
+                  <w:r>
+                    <w:t xml:space="preserve"> </w:t>
+                  </w:r>
+                  <w:r>
+                    <w:t xml:space="preserve">depth</w:t>
+                  </w:r>
+                  <w:r>
+                    <w:t xml:space="preserve"> </w:t>
+                  </w:r>
+                  <w:r>
+                    <w:t xml:space="preserve">(m)</w:t>
+                  </w:r>
+                </w:p>
+              </w:tc>
+              <w:tc>
+                <w:tcPr/>
+                <w:p>
+                  <w:pPr>
+                    <w:pStyle w:val="Compact"/>
+                    <w:jc w:val="right"/>
+                    <w:jc w:val="center"/>
+                  </w:pPr>
+                  <w:r>
+                    <w:t xml:space="preserve">Maximum</w:t>
+                  </w:r>
+                  <w:r>
+                    <w:t xml:space="preserve"> </w:t>
+                  </w:r>
+                  <w:r>
+                    <w:t xml:space="preserve">depth (m)</w:t>
+                  </w:r>
+                </w:p>
+              </w:tc>
+              <w:tc>
+                <w:tcPr/>
+                <w:p>
+                  <w:pPr>
+                    <w:pStyle w:val="Compact"/>
+                    <w:jc w:val="right"/>
+                    <w:jc w:val="center"/>
+                  </w:pPr>
+                  <w:r>
+                    <w:t xml:space="preserve">Elevation</w:t>
+                  </w:r>
+                  <w:r>
+                    <w:t xml:space="preserve"> </w:t>
+                  </w:r>
+                  <w:r>
+                    <w:t xml:space="preserve">(m)</w:t>
+                  </w:r>
+                </w:p>
+              </w:tc>
+              <w:tc>
+                <w:tcPr/>
+                <w:p>
+                  <w:pPr>
+                    <w:pStyle w:val="Compact"/>
+                    <w:jc w:val="left"/>
+                    <w:jc w:val="center"/>
+                  </w:pPr>
+                  <w:r>
+                    <w:t xml:space="preserve">Mixing</w:t>
+                  </w:r>
+                  <w:r>
+                    <w:t xml:space="preserve"> </w:t>
+                  </w:r>
+                  <w:r>
+                    <w:t xml:space="preserve">regime</w:t>
                   </w:r>
                 </w:p>
               </w:tc>
@@ -2463,46 +2657,76 @@
                     <w:jc w:val="center"/>
                   </w:pPr>
                   <w:r>
-                    <w:t xml:space="preserve">Muddy (%)</w:t>
-                  </w:r>
-                </w:p>
-              </w:tc>
-              <w:tc>
-                <w:tcPr/>
-                <w:p>
-                  <w:pPr>
-                    <w:pStyle w:val="Compact"/>
-                    <w:jc w:val="right"/>
-                    <w:jc w:val="center"/>
-                  </w:pPr>
-                  <w:r>
-                    <w:t xml:space="preserve">Sandy (%)</w:t>
-                  </w:r>
-                </w:p>
-              </w:tc>
-              <w:tc>
-                <w:tcPr/>
-                <w:p>
-                  <w:pPr>
-                    <w:pStyle w:val="Compact"/>
-                    <w:jc w:val="right"/>
-                    <w:jc w:val="center"/>
-                  </w:pPr>
-                  <w:r>
-                    <w:t xml:space="preserve">Rocky (%)</w:t>
-                  </w:r>
-                </w:p>
-              </w:tc>
-              <w:tc>
-                <w:tcPr/>
-                <w:p>
-                  <w:pPr>
-                    <w:pStyle w:val="Compact"/>
-                    <w:jc w:val="right"/>
-                    <w:jc w:val="center"/>
-                  </w:pPr>
-                  <w:r>
-                    <w:t xml:space="preserve">Emergent macrophytes (%)</w:t>
+                    <w:t xml:space="preserve">Muddy</w:t>
+                  </w:r>
+                  <w:r>
+                    <w:t xml:space="preserve"> </w:t>
+                  </w:r>
+                  <w:r>
+                    <w:t xml:space="preserve">(%)</w:t>
+                  </w:r>
+                </w:p>
+              </w:tc>
+              <w:tc>
+                <w:tcPr/>
+                <w:p>
+                  <w:pPr>
+                    <w:pStyle w:val="Compact"/>
+                    <w:jc w:val="right"/>
+                    <w:jc w:val="center"/>
+                  </w:pPr>
+                  <w:r>
+                    <w:t xml:space="preserve">Sandy</w:t>
+                  </w:r>
+                  <w:r>
+                    <w:t xml:space="preserve"> </w:t>
+                  </w:r>
+                  <w:r>
+                    <w:t xml:space="preserve">(%)</w:t>
+                  </w:r>
+                </w:p>
+              </w:tc>
+              <w:tc>
+                <w:tcPr/>
+                <w:p>
+                  <w:pPr>
+                    <w:pStyle w:val="Compact"/>
+                    <w:jc w:val="right"/>
+                    <w:jc w:val="center"/>
+                  </w:pPr>
+                  <w:r>
+                    <w:t xml:space="preserve">Rocky</w:t>
+                  </w:r>
+                  <w:r>
+                    <w:t xml:space="preserve"> </w:t>
+                  </w:r>
+                  <w:r>
+                    <w:t xml:space="preserve">(%)</w:t>
+                  </w:r>
+                </w:p>
+              </w:tc>
+              <w:tc>
+                <w:tcPr/>
+                <w:p>
+                  <w:pPr>
+                    <w:pStyle w:val="Compact"/>
+                    <w:jc w:val="right"/>
+                    <w:jc w:val="center"/>
+                  </w:pPr>
+                  <w:r>
+                    <w:t xml:space="preserve">Emergent</w:t>
+                  </w:r>
+                  <w:r>
+                    <w:t xml:space="preserve"> </w:t>
+                  </w:r>
+                  <w:r>
+                    <w:t xml:space="preserve">macrophytes</w:t>
+                  </w:r>
+                  <w:r>
+                    <w:t xml:space="preserve"> </w:t>
+                  </w:r>
+                  <w:r>
+                    <w:t xml:space="preserve">(%)</w:t>
                   </w:r>
                 </w:p>
               </w:tc>
@@ -2513,7 +2737,6 @@
                 <w:p>
                   <w:pPr>
                     <w:pStyle w:val="Compact"/>
-                    <w:jc w:val="left"/>
                     <w:jc w:val="center"/>
                   </w:pPr>
                   <w:r>
@@ -2530,7 +2753,13 @@
                     <w:jc w:val="center"/>
                   </w:pPr>
                   <w:r>
-                    <w:t xml:space="preserve">20/02/2025 (12)</w:t>
+                    <w:t xml:space="preserve">20/02/2025</w:t>
+                  </w:r>
+                  <w:r>
+                    <w:t xml:space="preserve"> </w:t>
+                  </w:r>
+                  <w:r>
+                    <w:t xml:space="preserve">(12)</w:t>
                   </w:r>
                 </w:p>
               </w:tc>
@@ -2697,7 +2926,6 @@
                 <w:p>
                   <w:pPr>
                     <w:pStyle w:val="Compact"/>
-                    <w:jc w:val="left"/>
                     <w:jc w:val="center"/>
                   </w:pPr>
                   <w:r>
@@ -2714,7 +2942,13 @@
                     <w:jc w:val="center"/>
                   </w:pPr>
                   <w:r>
-                    <w:t xml:space="preserve">15/01/2025 (12)</w:t>
+                    <w:t xml:space="preserve">15/01/2025</w:t>
+                  </w:r>
+                  <w:r>
+                    <w:t xml:space="preserve"> </w:t>
+                  </w:r>
+                  <w:r>
+                    <w:t xml:space="preserve">(12)</w:t>
                   </w:r>
                 </w:p>
               </w:tc>
@@ -2881,7 +3115,6 @@
                 <w:p>
                   <w:pPr>
                     <w:pStyle w:val="Compact"/>
-                    <w:jc w:val="left"/>
                     <w:jc w:val="center"/>
                   </w:pPr>
                   <w:r>
@@ -2898,7 +3131,13 @@
                     <w:jc w:val="center"/>
                   </w:pPr>
                   <w:r>
-                    <w:t xml:space="preserve">10/12/2024 (12)</w:t>
+                    <w:t xml:space="preserve">10/12/2024</w:t>
+                  </w:r>
+                  <w:r>
+                    <w:t xml:space="preserve"> </w:t>
+                  </w:r>
+                  <w:r>
+                    <w:t xml:space="preserve">(12)</w:t>
                   </w:r>
                 </w:p>
               </w:tc>
@@ -3065,7 +3304,6 @@
                 <w:p>
                   <w:pPr>
                     <w:pStyle w:val="Compact"/>
-                    <w:jc w:val="left"/>
                     <w:jc w:val="center"/>
                   </w:pPr>
                   <w:r>
@@ -3082,7 +3320,13 @@
                     <w:jc w:val="center"/>
                   </w:pPr>
                   <w:r>
-                    <w:t xml:space="preserve">6/11/2024 (12)</w:t>
+                    <w:t xml:space="preserve">6/11/2024</w:t>
+                  </w:r>
+                  <w:r>
+                    <w:t xml:space="preserve"> </w:t>
+                  </w:r>
+                  <w:r>
+                    <w:t xml:space="preserve">(12)</w:t>
                   </w:r>
                 </w:p>
               </w:tc>
@@ -3249,7 +3493,6 @@
                 <w:p>
                   <w:pPr>
                     <w:pStyle w:val="Compact"/>
-                    <w:jc w:val="left"/>
                     <w:jc w:val="center"/>
                   </w:pPr>
                   <w:r>
@@ -3266,7 +3509,25 @@
                     <w:jc w:val="center"/>
                   </w:pPr>
                   <w:r>
-                    <w:t xml:space="preserve">31/10/2024 (10), 22/01/2025 (2)</w:t>
+                    <w:t xml:space="preserve">31/10/2024</w:t>
+                  </w:r>
+                  <w:r>
+                    <w:t xml:space="preserve"> </w:t>
+                  </w:r>
+                  <w:r>
+                    <w:t xml:space="preserve">(10),</w:t>
+                  </w:r>
+                  <w:r>
+                    <w:t xml:space="preserve"> </w:t>
+                  </w:r>
+                  <w:r>
+                    <w:t xml:space="preserve">22/01/2025</w:t>
+                  </w:r>
+                  <w:r>
+                    <w:t xml:space="preserve"> </w:t>
+                  </w:r>
+                  <w:r>
+                    <w:t xml:space="preserve">(2)</w:t>
                   </w:r>
                 </w:p>
               </w:tc>
@@ -3428,7 +3689,7 @@
               </w:tc>
             </w:tr>
           </w:tbl>
-          <w:bookmarkEnd w:id="29"/>
+          <w:bookmarkEnd w:id="36"/>
           <w:p/>
         </w:tc>
       </w:tr>
@@ -3449,23 +3710,15 @@
         </w:rPr>
         <w:t xml:space="preserve"> </w:t>
       </w:r>
-      <w:hyperlink r:id="rId30">
+      <w:hyperlink r:id="rId37">
         <w:r>
           <w:rPr>
             <w:rStyle w:val="Hyperlink"/>
             <w:vertAlign w:val="subscript"/>
           </w:rPr>
-          <w:t xml:space="preserve">Article Notebook</w:t>
+          <w:t xml:space="preserve">Analysis Notebook</w:t>
         </w:r>
       </w:hyperlink>
-    </w:p>
-    <w:p>
-      <w:pPr>
-        <w:pStyle w:val="BodyText"/>
-      </w:pPr>
-      <w:r>
-        <w:t xml:space="preserve"> </w:t>
-      </w:r>
     </w:p>
     <w:tbl>
       <w:tblPr>
@@ -3480,7 +3733,7 @@
       <w:tr>
         <w:tc>
           <w:tcPr/>
-          <w:bookmarkStart w:id="31" w:name="tbl-environmental-biotic-overview-ms"/>
+          <w:bookmarkStart w:id="38" w:name="tbl-environmental-biotic-overview"/>
           <w:p>
             <w:pPr>
               <w:jc w:val="center"/>
@@ -3507,15 +3760,15 @@
           <w:tbl>
             <w:tblPr>
               <w:tblStyle w:val="Table"/>
-              <w:tblW w:type="pct" w:w="5000"/>
+              <w:tblW w:type="pct" w:w="4880"/>
               <w:tblLayout w:type="fixed"/>
               <w:tblLook w:firstRow="1" w:lastRow="0" w:firstColumn="0" w:lastColumn="0" w:noHBand="0" w:noVBand="0" w:val="0020"/>
             </w:tblPr>
             <w:tblGrid>
-              <w:gridCol w:w="660"/>
-              <w:gridCol w:w="2281"/>
-              <w:gridCol w:w="3224"/>
-              <w:gridCol w:w="1753"/>
+              <w:gridCol w:w="1431"/>
+              <w:gridCol w:w="2003"/>
+              <w:gridCol w:w="2767"/>
+              <w:gridCol w:w="1526"/>
             </w:tblGrid>
             <w:tr>
               <w:trPr>
@@ -3556,7 +3809,13 @@
                     <w:jc w:val="center"/>
                   </w:pPr>
                   <w:r>
-                    <w:t xml:space="preserve">Hypothesised importance for kōura</w:t>
+                    <w:t xml:space="preserve">Hypothesised importance for</w:t>
+                  </w:r>
+                  <w:r>
+                    <w:t xml:space="preserve"> </w:t>
+                  </w:r>
+                  <w:r>
+                    <w:t xml:space="preserve">kōura</w:t>
                   </w:r>
                 </w:p>
               </w:tc>
@@ -3597,33 +3856,69 @@
                     <w:jc w:val="center"/>
                   </w:pPr>
                   <w:r>
-                    <w:t xml:space="preserve">Categorical variable identifying lake</w:t>
-                  </w:r>
-                </w:p>
-              </w:tc>
-              <w:tc>
-                <w:tcPr/>
-                <w:p>
-                  <w:pPr>
-                    <w:pStyle w:val="Compact"/>
-                    <w:jc w:val="left"/>
-                    <w:jc w:val="center"/>
-                  </w:pPr>
-                  <w:r>
-                    <w:t xml:space="preserve">Captures unmeasured lake-specific differences in water chemistry, productivity, and catchment characteristics.</w:t>
-                  </w:r>
-                </w:p>
-              </w:tc>
-              <w:tc>
-                <w:tcPr/>
-                <w:p>
-                  <w:pPr>
-                    <w:pStyle w:val="Compact"/>
-                    <w:jc w:val="left"/>
-                    <w:jc w:val="center"/>
-                  </w:pPr>
-                  <w:r>
-                    <w:t xml:space="preserve">Zuur et al., (2009)</w:t>
+                    <w:t xml:space="preserve">Categorical variable</w:t>
+                  </w:r>
+                  <w:r>
+                    <w:t xml:space="preserve"> </w:t>
+                  </w:r>
+                  <w:r>
+                    <w:t xml:space="preserve">identifying lake</w:t>
+                  </w:r>
+                </w:p>
+              </w:tc>
+              <w:tc>
+                <w:tcPr/>
+                <w:p>
+                  <w:pPr>
+                    <w:pStyle w:val="Compact"/>
+                    <w:jc w:val="left"/>
+                    <w:jc w:val="center"/>
+                  </w:pPr>
+                  <w:r>
+                    <w:t xml:space="preserve">Captures unmeasured</w:t>
+                  </w:r>
+                  <w:r>
+                    <w:t xml:space="preserve"> </w:t>
+                  </w:r>
+                  <w:r>
+                    <w:t xml:space="preserve">lake-specific differences in</w:t>
+                  </w:r>
+                  <w:r>
+                    <w:t xml:space="preserve"> </w:t>
+                  </w:r>
+                  <w:r>
+                    <w:t xml:space="preserve">water chemistry,</w:t>
+                  </w:r>
+                  <w:r>
+                    <w:t xml:space="preserve"> </w:t>
+                  </w:r>
+                  <w:r>
+                    <w:t xml:space="preserve">productivity, and catchment</w:t>
+                  </w:r>
+                  <w:r>
+                    <w:t xml:space="preserve"> </w:t>
+                  </w:r>
+                  <w:r>
+                    <w:t xml:space="preserve">characteristics.</w:t>
+                  </w:r>
+                </w:p>
+              </w:tc>
+              <w:tc>
+                <w:tcPr/>
+                <w:p>
+                  <w:pPr>
+                    <w:pStyle w:val="Compact"/>
+                    <w:jc w:val="left"/>
+                    <w:jc w:val="center"/>
+                  </w:pPr>
+                  <w:r>
+                    <w:t xml:space="preserve">Zuur et al.,</w:t>
+                  </w:r>
+                  <w:r>
+                    <w:t xml:space="preserve"> </w:t>
+                  </w:r>
+                  <w:r>
+                    <w:t xml:space="preserve">(2009)</w:t>
                   </w:r>
                 </w:p>
               </w:tc>
@@ -3638,46 +3933,118 @@
                     <w:jc w:val="center"/>
                   </w:pPr>
                   <w:r>
-                    <w:t xml:space="preserve">Substrate index</w:t>
-                  </w:r>
-                </w:p>
-              </w:tc>
-              <w:tc>
-                <w:tcPr/>
-                <w:p>
-                  <w:pPr>
-                    <w:pStyle w:val="Compact"/>
-                    <w:jc w:val="left"/>
-                    <w:jc w:val="center"/>
-                  </w:pPr>
-                  <w:r>
-                    <w:t xml:space="preserve">Index based on % cover of bedrock, boulders, cobble, gravel, sand, mud, and organic matter</w:t>
-                  </w:r>
-                </w:p>
-              </w:tc>
-              <w:tc>
-                <w:tcPr/>
-                <w:p>
-                  <w:pPr>
-                    <w:pStyle w:val="Compact"/>
-                    <w:jc w:val="left"/>
-                    <w:jc w:val="center"/>
-                  </w:pPr>
-                  <w:r>
-                    <w:t xml:space="preserve">Important for burrowing and shelter availability. Coarser substrates increase shelter availability through more crevices.</w:t>
-                  </w:r>
-                </w:p>
-              </w:tc>
-              <w:tc>
-                <w:tcPr/>
-                <w:p>
-                  <w:pPr>
-                    <w:pStyle w:val="Compact"/>
-                    <w:jc w:val="left"/>
-                    <w:jc w:val="center"/>
-                  </w:pPr>
-                  <w:r>
-                    <w:t xml:space="preserve">Usio &amp; Townsend, (2000); Kusabs et al., (2015b)</w:t>
+                    <w:t xml:space="preserve">Substrate</w:t>
+                  </w:r>
+                  <w:r>
+                    <w:t xml:space="preserve"> </w:t>
+                  </w:r>
+                  <w:r>
+                    <w:t xml:space="preserve">index</w:t>
+                  </w:r>
+                </w:p>
+              </w:tc>
+              <w:tc>
+                <w:tcPr/>
+                <w:p>
+                  <w:pPr>
+                    <w:pStyle w:val="Compact"/>
+                    <w:jc w:val="left"/>
+                    <w:jc w:val="center"/>
+                  </w:pPr>
+                  <w:r>
+                    <w:t xml:space="preserve">Index based on %</w:t>
+                  </w:r>
+                  <w:r>
+                    <w:t xml:space="preserve"> </w:t>
+                  </w:r>
+                  <w:r>
+                    <w:t xml:space="preserve">cover of bedrock,</w:t>
+                  </w:r>
+                  <w:r>
+                    <w:t xml:space="preserve"> </w:t>
+                  </w:r>
+                  <w:r>
+                    <w:t xml:space="preserve">boulders, cobble,</w:t>
+                  </w:r>
+                  <w:r>
+                    <w:t xml:space="preserve"> </w:t>
+                  </w:r>
+                  <w:r>
+                    <w:t xml:space="preserve">gravel, sand, mud,</w:t>
+                  </w:r>
+                  <w:r>
+                    <w:t xml:space="preserve"> </w:t>
+                  </w:r>
+                  <w:r>
+                    <w:t xml:space="preserve">and organic matter</w:t>
+                  </w:r>
+                </w:p>
+              </w:tc>
+              <w:tc>
+                <w:tcPr/>
+                <w:p>
+                  <w:pPr>
+                    <w:pStyle w:val="Compact"/>
+                    <w:jc w:val="left"/>
+                    <w:jc w:val="center"/>
+                  </w:pPr>
+                  <w:r>
+                    <w:t xml:space="preserve">Important for burrowing and</w:t>
+                  </w:r>
+                  <w:r>
+                    <w:t xml:space="preserve"> </w:t>
+                  </w:r>
+                  <w:r>
+                    <w:t xml:space="preserve">shelter availability.</w:t>
+                  </w:r>
+                  <w:r>
+                    <w:t xml:space="preserve"> </w:t>
+                  </w:r>
+                  <w:r>
+                    <w:t xml:space="preserve">Coarser substrates increase</w:t>
+                  </w:r>
+                  <w:r>
+                    <w:t xml:space="preserve"> </w:t>
+                  </w:r>
+                  <w:r>
+                    <w:t xml:space="preserve">shelter availability through</w:t>
+                  </w:r>
+                  <w:r>
+                    <w:t xml:space="preserve"> </w:t>
+                  </w:r>
+                  <w:r>
+                    <w:t xml:space="preserve">more crevices.</w:t>
+                  </w:r>
+                </w:p>
+              </w:tc>
+              <w:tc>
+                <w:tcPr/>
+                <w:p>
+                  <w:pPr>
+                    <w:pStyle w:val="Compact"/>
+                    <w:jc w:val="left"/>
+                    <w:jc w:val="center"/>
+                  </w:pPr>
+                  <w:r>
+                    <w:t xml:space="preserve">Usio &amp;</w:t>
+                  </w:r>
+                  <w:r>
+                    <w:t xml:space="preserve"> </w:t>
+                  </w:r>
+                  <w:r>
+                    <w:t xml:space="preserve">Townsend,</w:t>
+                  </w:r>
+                  <w:r>
+                    <w:t xml:space="preserve"> </w:t>
+                  </w:r>
+                  <w:r>
+                    <w:t xml:space="preserve">(2000); Kusabs</w:t>
+                  </w:r>
+                  <w:r>
+                    <w:t xml:space="preserve"> </w:t>
+                  </w:r>
+                  <w:r>
+                    <w:t xml:space="preserve">et al., (2015b)</w:t>
                   </w:r>
                 </w:p>
               </w:tc>
@@ -3705,33 +4072,81 @@
                     <w:jc w:val="center"/>
                   </w:pPr>
                   <w:r>
-                    <w:t xml:space="preserve">Slope from shoreline to the 5 m depth contour</w:t>
-                  </w:r>
-                </w:p>
-              </w:tc>
-              <w:tc>
-                <w:tcPr/>
-                <w:p>
-                  <w:pPr>
-                    <w:pStyle w:val="Compact"/>
-                    <w:jc w:val="left"/>
-                    <w:jc w:val="center"/>
-                  </w:pPr>
-                  <w:r>
-                    <w:t xml:space="preserve">Steeper slopes facilitate access to deeper water during daylight refuging and associate with coarser substrates.</w:t>
-                  </w:r>
-                </w:p>
-              </w:tc>
-              <w:tc>
-                <w:tcPr/>
-                <w:p>
-                  <w:pPr>
-                    <w:pStyle w:val="Compact"/>
-                    <w:jc w:val="left"/>
-                    <w:jc w:val="center"/>
-                  </w:pPr>
-                  <w:r>
-                    <w:t xml:space="preserve">Devcich, (1979); Kusabs et al., (2015b)</w:t>
+                    <w:t xml:space="preserve">Slope from shoreline</w:t>
+                  </w:r>
+                  <w:r>
+                    <w:t xml:space="preserve"> </w:t>
+                  </w:r>
+                  <w:r>
+                    <w:t xml:space="preserve">to the 5 m depth</w:t>
+                  </w:r>
+                  <w:r>
+                    <w:t xml:space="preserve"> </w:t>
+                  </w:r>
+                  <w:r>
+                    <w:t xml:space="preserve">contour</w:t>
+                  </w:r>
+                </w:p>
+              </w:tc>
+              <w:tc>
+                <w:tcPr/>
+                <w:p>
+                  <w:pPr>
+                    <w:pStyle w:val="Compact"/>
+                    <w:jc w:val="left"/>
+                    <w:jc w:val="center"/>
+                  </w:pPr>
+                  <w:r>
+                    <w:t xml:space="preserve">Steeper slopes facilitate</w:t>
+                  </w:r>
+                  <w:r>
+                    <w:t xml:space="preserve"> </w:t>
+                  </w:r>
+                  <w:r>
+                    <w:t xml:space="preserve">access to deeper water</w:t>
+                  </w:r>
+                  <w:r>
+                    <w:t xml:space="preserve"> </w:t>
+                  </w:r>
+                  <w:r>
+                    <w:t xml:space="preserve">during daylight refuging and</w:t>
+                  </w:r>
+                  <w:r>
+                    <w:t xml:space="preserve"> </w:t>
+                  </w:r>
+                  <w:r>
+                    <w:t xml:space="preserve">associate with coarser</w:t>
+                  </w:r>
+                  <w:r>
+                    <w:t xml:space="preserve"> </w:t>
+                  </w:r>
+                  <w:r>
+                    <w:t xml:space="preserve">substrates.</w:t>
+                  </w:r>
+                </w:p>
+              </w:tc>
+              <w:tc>
+                <w:tcPr/>
+                <w:p>
+                  <w:pPr>
+                    <w:pStyle w:val="Compact"/>
+                    <w:jc w:val="left"/>
+                    <w:jc w:val="center"/>
+                  </w:pPr>
+                  <w:r>
+                    <w:t xml:space="preserve">Devcich,</w:t>
+                  </w:r>
+                  <w:r>
+                    <w:t xml:space="preserve"> </w:t>
+                  </w:r>
+                  <w:r>
+                    <w:t xml:space="preserve">(1979); Kusabs</w:t>
+                  </w:r>
+                  <w:r>
+                    <w:t xml:space="preserve"> </w:t>
+                  </w:r>
+                  <w:r>
+                    <w:t xml:space="preserve">et al., (2015b)</w:t>
                   </w:r>
                 </w:p>
               </w:tc>
@@ -3746,46 +4161,82 @@
                     <w:jc w:val="center"/>
                   </w:pPr>
                   <w:r>
-                    <w:t xml:space="preserve">Riparian vegetation</w:t>
-                  </w:r>
-                </w:p>
-              </w:tc>
-              <w:tc>
-                <w:tcPr/>
-                <w:p>
-                  <w:pPr>
-                    <w:pStyle w:val="Compact"/>
-                    <w:jc w:val="left"/>
-                    <w:jc w:val="center"/>
-                  </w:pPr>
-                  <w:r>
-                    <w:t xml:space="preserve">Percentage cover of vegetation growing in the riparian zone</w:t>
-                  </w:r>
-                </w:p>
-              </w:tc>
-              <w:tc>
-                <w:tcPr/>
-                <w:p>
-                  <w:pPr>
-                    <w:pStyle w:val="Compact"/>
-                    <w:jc w:val="left"/>
-                    <w:jc w:val="center"/>
-                  </w:pPr>
-                  <w:r>
-                    <w:t xml:space="preserve">Contributes detrital inputs, bank stability, and shading at the water’s edge.</w:t>
-                  </w:r>
-                </w:p>
-              </w:tc>
-              <w:tc>
-                <w:tcPr/>
-                <w:p>
-                  <w:pPr>
-                    <w:pStyle w:val="Compact"/>
-                    <w:jc w:val="left"/>
-                    <w:jc w:val="center"/>
-                  </w:pPr>
-                  <w:r>
-                    <w:t xml:space="preserve">Parkyn et al., (2002)</w:t>
+                    <w:t xml:space="preserve">Riparian</w:t>
+                  </w:r>
+                  <w:r>
+                    <w:t xml:space="preserve"> </w:t>
+                  </w:r>
+                  <w:r>
+                    <w:t xml:space="preserve">vegetation</w:t>
+                  </w:r>
+                </w:p>
+              </w:tc>
+              <w:tc>
+                <w:tcPr/>
+                <w:p>
+                  <w:pPr>
+                    <w:pStyle w:val="Compact"/>
+                    <w:jc w:val="left"/>
+                    <w:jc w:val="center"/>
+                  </w:pPr>
+                  <w:r>
+                    <w:t xml:space="preserve">Percentage cover of</w:t>
+                  </w:r>
+                  <w:r>
+                    <w:t xml:space="preserve"> </w:t>
+                  </w:r>
+                  <w:r>
+                    <w:t xml:space="preserve">vegetation growing</w:t>
+                  </w:r>
+                  <w:r>
+                    <w:t xml:space="preserve"> </w:t>
+                  </w:r>
+                  <w:r>
+                    <w:t xml:space="preserve">in the riparian zone</w:t>
+                  </w:r>
+                </w:p>
+              </w:tc>
+              <w:tc>
+                <w:tcPr/>
+                <w:p>
+                  <w:pPr>
+                    <w:pStyle w:val="Compact"/>
+                    <w:jc w:val="left"/>
+                    <w:jc w:val="center"/>
+                  </w:pPr>
+                  <w:r>
+                    <w:t xml:space="preserve">Contributes detrital inputs,</w:t>
+                  </w:r>
+                  <w:r>
+                    <w:t xml:space="preserve"> </w:t>
+                  </w:r>
+                  <w:r>
+                    <w:t xml:space="preserve">bank stability, and shading</w:t>
+                  </w:r>
+                  <w:r>
+                    <w:t xml:space="preserve"> </w:t>
+                  </w:r>
+                  <w:r>
+                    <w:t xml:space="preserve">at the water’s edge.</w:t>
+                  </w:r>
+                </w:p>
+              </w:tc>
+              <w:tc>
+                <w:tcPr/>
+                <w:p>
+                  <w:pPr>
+                    <w:pStyle w:val="Compact"/>
+                    <w:jc w:val="left"/>
+                    <w:jc w:val="center"/>
+                  </w:pPr>
+                  <w:r>
+                    <w:t xml:space="preserve">Parkyn et al.,</w:t>
+                  </w:r>
+                  <w:r>
+                    <w:t xml:space="preserve"> </w:t>
+                  </w:r>
+                  <w:r>
+                    <w:t xml:space="preserve">(2002)</w:t>
                   </w:r>
                 </w:p>
               </w:tc>
@@ -3800,46 +4251,88 @@
                     <w:jc w:val="center"/>
                   </w:pPr>
                   <w:r>
-                    <w:t xml:space="preserve">Overhanging trees</w:t>
-                  </w:r>
-                </w:p>
-              </w:tc>
-              <w:tc>
-                <w:tcPr/>
-                <w:p>
-                  <w:pPr>
-                    <w:pStyle w:val="Compact"/>
-                    <w:jc w:val="left"/>
-                    <w:jc w:val="center"/>
-                  </w:pPr>
-                  <w:r>
-                    <w:t xml:space="preserve">Percentage cover of trees hanging over the shoreline</w:t>
-                  </w:r>
-                </w:p>
-              </w:tc>
-              <w:tc>
-                <w:tcPr/>
-                <w:p>
-                  <w:pPr>
-                    <w:pStyle w:val="Compact"/>
-                    <w:jc w:val="left"/>
-                    <w:jc w:val="center"/>
-                  </w:pPr>
-                  <w:r>
-                    <w:t xml:space="preserve">Provides direct shading and structural inputs into littoral habitats.</w:t>
-                  </w:r>
-                </w:p>
-              </w:tc>
-              <w:tc>
-                <w:tcPr/>
-                <w:p>
-                  <w:pPr>
-                    <w:pStyle w:val="Compact"/>
-                    <w:jc w:val="left"/>
-                    <w:jc w:val="center"/>
-                  </w:pPr>
-                  <w:r>
-                    <w:t xml:space="preserve">Smith et al., (1996); Vedia et al., (2017)</w:t>
+                    <w:t xml:space="preserve">Overhanging</w:t>
+                  </w:r>
+                  <w:r>
+                    <w:t xml:space="preserve"> </w:t>
+                  </w:r>
+                  <w:r>
+                    <w:t xml:space="preserve">trees</w:t>
+                  </w:r>
+                </w:p>
+              </w:tc>
+              <w:tc>
+                <w:tcPr/>
+                <w:p>
+                  <w:pPr>
+                    <w:pStyle w:val="Compact"/>
+                    <w:jc w:val="left"/>
+                    <w:jc w:val="center"/>
+                  </w:pPr>
+                  <w:r>
+                    <w:t xml:space="preserve">Percentage cover of</w:t>
+                  </w:r>
+                  <w:r>
+                    <w:t xml:space="preserve"> </w:t>
+                  </w:r>
+                  <w:r>
+                    <w:t xml:space="preserve">trees hanging over</w:t>
+                  </w:r>
+                  <w:r>
+                    <w:t xml:space="preserve"> </w:t>
+                  </w:r>
+                  <w:r>
+                    <w:t xml:space="preserve">the shoreline</w:t>
+                  </w:r>
+                </w:p>
+              </w:tc>
+              <w:tc>
+                <w:tcPr/>
+                <w:p>
+                  <w:pPr>
+                    <w:pStyle w:val="Compact"/>
+                    <w:jc w:val="left"/>
+                    <w:jc w:val="center"/>
+                  </w:pPr>
+                  <w:r>
+                    <w:t xml:space="preserve">Provides direct shading and</w:t>
+                  </w:r>
+                  <w:r>
+                    <w:t xml:space="preserve"> </w:t>
+                  </w:r>
+                  <w:r>
+                    <w:t xml:space="preserve">structural inputs into</w:t>
+                  </w:r>
+                  <w:r>
+                    <w:t xml:space="preserve"> </w:t>
+                  </w:r>
+                  <w:r>
+                    <w:t xml:space="preserve">littoral habitats.</w:t>
+                  </w:r>
+                </w:p>
+              </w:tc>
+              <w:tc>
+                <w:tcPr/>
+                <w:p>
+                  <w:pPr>
+                    <w:pStyle w:val="Compact"/>
+                    <w:jc w:val="left"/>
+                    <w:jc w:val="center"/>
+                  </w:pPr>
+                  <w:r>
+                    <w:t xml:space="preserve">Smith et al.,</w:t>
+                  </w:r>
+                  <w:r>
+                    <w:t xml:space="preserve"> </w:t>
+                  </w:r>
+                  <w:r>
+                    <w:t xml:space="preserve">(1996); Vedia</w:t>
+                  </w:r>
+                  <w:r>
+                    <w:t xml:space="preserve"> </w:t>
+                  </w:r>
+                  <w:r>
+                    <w:t xml:space="preserve">et al., (2017)</w:t>
                   </w:r>
                 </w:p>
               </w:tc>
@@ -3867,33 +4360,69 @@
                     <w:jc w:val="center"/>
                   </w:pPr>
                   <w:r>
-                    <w:t xml:space="preserve">Cover of wooden logs and tree branches in the sample site</w:t>
-                  </w:r>
-                </w:p>
-              </w:tc>
-              <w:tc>
-                <w:tcPr/>
-                <w:p>
-                  <w:pPr>
-                    <w:pStyle w:val="Compact"/>
-                    <w:jc w:val="left"/>
-                    <w:jc w:val="center"/>
-                  </w:pPr>
-                  <w:r>
-                    <w:t xml:space="preserve">Provides physical structure creating refuge spaces and supports macroinvertebrate prey availability.</w:t>
-                  </w:r>
-                </w:p>
-              </w:tc>
-              <w:tc>
-                <w:tcPr/>
-                <w:p>
-                  <w:pPr>
-                    <w:pStyle w:val="Compact"/>
-                    <w:jc w:val="left"/>
-                    <w:jc w:val="center"/>
-                  </w:pPr>
-                  <w:r>
-                    <w:t xml:space="preserve">Parkyn et al., (2009)</w:t>
+                    <w:t xml:space="preserve">Cover of wooden logs</w:t>
+                  </w:r>
+                  <w:r>
+                    <w:t xml:space="preserve"> </w:t>
+                  </w:r>
+                  <w:r>
+                    <w:t xml:space="preserve">and tree branches in</w:t>
+                  </w:r>
+                  <w:r>
+                    <w:t xml:space="preserve"> </w:t>
+                  </w:r>
+                  <w:r>
+                    <w:t xml:space="preserve">the sample site</w:t>
+                  </w:r>
+                </w:p>
+              </w:tc>
+              <w:tc>
+                <w:tcPr/>
+                <w:p>
+                  <w:pPr>
+                    <w:pStyle w:val="Compact"/>
+                    <w:jc w:val="left"/>
+                    <w:jc w:val="center"/>
+                  </w:pPr>
+                  <w:r>
+                    <w:t xml:space="preserve">Provides physical structure</w:t>
+                  </w:r>
+                  <w:r>
+                    <w:t xml:space="preserve"> </w:t>
+                  </w:r>
+                  <w:r>
+                    <w:t xml:space="preserve">creating refuge spaces and</w:t>
+                  </w:r>
+                  <w:r>
+                    <w:t xml:space="preserve"> </w:t>
+                  </w:r>
+                  <w:r>
+                    <w:t xml:space="preserve">supports macroinvertebrate</w:t>
+                  </w:r>
+                  <w:r>
+                    <w:t xml:space="preserve"> </w:t>
+                  </w:r>
+                  <w:r>
+                    <w:t xml:space="preserve">prey availability.</w:t>
+                  </w:r>
+                </w:p>
+              </w:tc>
+              <w:tc>
+                <w:tcPr/>
+                <w:p>
+                  <w:pPr>
+                    <w:pStyle w:val="Compact"/>
+                    <w:jc w:val="left"/>
+                    <w:jc w:val="center"/>
+                  </w:pPr>
+                  <w:r>
+                    <w:t xml:space="preserve">Parkyn et al.,</w:t>
+                  </w:r>
+                  <w:r>
+                    <w:t xml:space="preserve"> </w:t>
+                  </w:r>
+                  <w:r>
+                    <w:t xml:space="preserve">(2009)</w:t>
                   </w:r>
                 </w:p>
               </w:tc>
@@ -3908,46 +4437,148 @@
                     <w:jc w:val="center"/>
                   </w:pPr>
                   <w:r>
-                    <w:t xml:space="preserve">Emergent and submerged macrophytes</w:t>
-                  </w:r>
-                </w:p>
-              </w:tc>
-              <w:tc>
-                <w:tcPr/>
-                <w:p>
-                  <w:pPr>
-                    <w:pStyle w:val="Compact"/>
-                    <w:jc w:val="left"/>
-                    <w:jc w:val="center"/>
-                  </w:pPr>
-                  <w:r>
-                    <w:t xml:space="preserve">Percentage cover of macrophytes in the sample site divided over emergent and submerged and native and non-native species</w:t>
-                  </w:r>
-                </w:p>
-              </w:tc>
-              <w:tc>
-                <w:tcPr/>
-                <w:p>
-                  <w:pPr>
-                    <w:pStyle w:val="Compact"/>
-                    <w:jc w:val="left"/>
-                    <w:jc w:val="center"/>
-                  </w:pPr>
-                  <w:r>
-                    <w:t xml:space="preserve">Native macrophytes can provide cover and serve as a food source. Non-native macrophytes may alter movement pathways and modify local habitat and water quality conditions.</w:t>
-                  </w:r>
-                </w:p>
-              </w:tc>
-              <w:tc>
-                <w:tcPr/>
-                <w:p>
-                  <w:pPr>
-                    <w:pStyle w:val="Compact"/>
-                    <w:jc w:val="left"/>
-                    <w:jc w:val="center"/>
-                  </w:pPr>
-                  <w:r>
-                    <w:t xml:space="preserve">Coffey &amp; Clayton, (1988); Kusabs &amp; Quinn, (2009)</w:t>
+                    <w:t xml:space="preserve">Emergent and</w:t>
+                  </w:r>
+                  <w:r>
+                    <w:t xml:space="preserve"> </w:t>
+                  </w:r>
+                  <w:r>
+                    <w:t xml:space="preserve">submerged</w:t>
+                  </w:r>
+                  <w:r>
+                    <w:t xml:space="preserve"> </w:t>
+                  </w:r>
+                  <w:r>
+                    <w:t xml:space="preserve">macrophytes</w:t>
+                  </w:r>
+                </w:p>
+              </w:tc>
+              <w:tc>
+                <w:tcPr/>
+                <w:p>
+                  <w:pPr>
+                    <w:pStyle w:val="Compact"/>
+                    <w:jc w:val="left"/>
+                    <w:jc w:val="center"/>
+                  </w:pPr>
+                  <w:r>
+                    <w:t xml:space="preserve">Percentage cover of</w:t>
+                  </w:r>
+                  <w:r>
+                    <w:t xml:space="preserve"> </w:t>
+                  </w:r>
+                  <w:r>
+                    <w:t xml:space="preserve">macrophytes in the</w:t>
+                  </w:r>
+                  <w:r>
+                    <w:t xml:space="preserve"> </w:t>
+                  </w:r>
+                  <w:r>
+                    <w:t xml:space="preserve">sample site divided</w:t>
+                  </w:r>
+                  <w:r>
+                    <w:t xml:space="preserve"> </w:t>
+                  </w:r>
+                  <w:r>
+                    <w:t xml:space="preserve">over emergent and</w:t>
+                  </w:r>
+                  <w:r>
+                    <w:t xml:space="preserve"> </w:t>
+                  </w:r>
+                  <w:r>
+                    <w:t xml:space="preserve">submerged and native</w:t>
+                  </w:r>
+                  <w:r>
+                    <w:t xml:space="preserve"> </w:t>
+                  </w:r>
+                  <w:r>
+                    <w:t xml:space="preserve">and non-native</w:t>
+                  </w:r>
+                  <w:r>
+                    <w:t xml:space="preserve"> </w:t>
+                  </w:r>
+                  <w:r>
+                    <w:t xml:space="preserve">species</w:t>
+                  </w:r>
+                </w:p>
+              </w:tc>
+              <w:tc>
+                <w:tcPr/>
+                <w:p>
+                  <w:pPr>
+                    <w:pStyle w:val="Compact"/>
+                    <w:jc w:val="left"/>
+                    <w:jc w:val="center"/>
+                  </w:pPr>
+                  <w:r>
+                    <w:t xml:space="preserve">Native macrophytes can</w:t>
+                  </w:r>
+                  <w:r>
+                    <w:t xml:space="preserve"> </w:t>
+                  </w:r>
+                  <w:r>
+                    <w:t xml:space="preserve">provide cover and serve as a</w:t>
+                  </w:r>
+                  <w:r>
+                    <w:t xml:space="preserve"> </w:t>
+                  </w:r>
+                  <w:r>
+                    <w:t xml:space="preserve">food source. Non-native</w:t>
+                  </w:r>
+                  <w:r>
+                    <w:t xml:space="preserve"> </w:t>
+                  </w:r>
+                  <w:r>
+                    <w:t xml:space="preserve">macrophytes may alter</w:t>
+                  </w:r>
+                  <w:r>
+                    <w:t xml:space="preserve"> </w:t>
+                  </w:r>
+                  <w:r>
+                    <w:t xml:space="preserve">movement pathways and modify</w:t>
+                  </w:r>
+                  <w:r>
+                    <w:t xml:space="preserve"> </w:t>
+                  </w:r>
+                  <w:r>
+                    <w:t xml:space="preserve">local habitat and water</w:t>
+                  </w:r>
+                  <w:r>
+                    <w:t xml:space="preserve"> </w:t>
+                  </w:r>
+                  <w:r>
+                    <w:t xml:space="preserve">quality conditions.</w:t>
+                  </w:r>
+                </w:p>
+              </w:tc>
+              <w:tc>
+                <w:tcPr/>
+                <w:p>
+                  <w:pPr>
+                    <w:pStyle w:val="Compact"/>
+                    <w:jc w:val="left"/>
+                    <w:jc w:val="center"/>
+                  </w:pPr>
+                  <w:r>
+                    <w:t xml:space="preserve">Coffey &amp;</w:t>
+                  </w:r>
+                  <w:r>
+                    <w:t xml:space="preserve"> </w:t>
+                  </w:r>
+                  <w:r>
+                    <w:t xml:space="preserve">Clayton,</w:t>
+                  </w:r>
+                  <w:r>
+                    <w:t xml:space="preserve"> </w:t>
+                  </w:r>
+                  <w:r>
+                    <w:t xml:space="preserve">(1988); Kusabs</w:t>
+                  </w:r>
+                  <w:r>
+                    <w:t xml:space="preserve"> </w:t>
+                  </w:r>
+                  <w:r>
+                    <w:t xml:space="preserve">&amp; Quinn, (2009)</w:t>
                   </w:r>
                 </w:p>
               </w:tc>
@@ -3975,33 +4606,99 @@
                     <w:jc w:val="center"/>
                   </w:pPr>
                   <w:r>
-                    <w:t xml:space="preserve">Temperature of surface water in °C</w:t>
-                  </w:r>
-                </w:p>
-              </w:tc>
-              <w:tc>
-                <w:tcPr/>
-                <w:p>
-                  <w:pPr>
-                    <w:pStyle w:val="Compact"/>
-                    <w:jc w:val="left"/>
-                    <w:jc w:val="center"/>
-                  </w:pPr>
-                  <w:r>
-                    <w:t xml:space="preserve">Influences metabolic rate, activity, physiological stress, and habitat suitability.</w:t>
-                  </w:r>
-                </w:p>
-              </w:tc>
-              <w:tc>
-                <w:tcPr/>
-                <w:p>
-                  <w:pPr>
-                    <w:pStyle w:val="Compact"/>
-                    <w:jc w:val="left"/>
-                    <w:jc w:val="center"/>
-                  </w:pPr>
-                  <w:r>
-                    <w:t xml:space="preserve">Devcich, (1979); Hammond et al., (2006); Parkyn &amp; Collier, (2002); Angilletta et al., (2004)</w:t>
+                    <w:t xml:space="preserve">Temperature of</w:t>
+                  </w:r>
+                  <w:r>
+                    <w:t xml:space="preserve"> </w:t>
+                  </w:r>
+                  <w:r>
+                    <w:t xml:space="preserve">surface water in °C</w:t>
+                  </w:r>
+                </w:p>
+              </w:tc>
+              <w:tc>
+                <w:tcPr/>
+                <w:p>
+                  <w:pPr>
+                    <w:pStyle w:val="Compact"/>
+                    <w:jc w:val="left"/>
+                    <w:jc w:val="center"/>
+                  </w:pPr>
+                  <w:r>
+                    <w:t xml:space="preserve">Influences metabolic rate,</w:t>
+                  </w:r>
+                  <w:r>
+                    <w:t xml:space="preserve"> </w:t>
+                  </w:r>
+                  <w:r>
+                    <w:t xml:space="preserve">activity, physiological</w:t>
+                  </w:r>
+                  <w:r>
+                    <w:t xml:space="preserve"> </w:t>
+                  </w:r>
+                  <w:r>
+                    <w:t xml:space="preserve">stress, and habitat</w:t>
+                  </w:r>
+                  <w:r>
+                    <w:t xml:space="preserve"> </w:t>
+                  </w:r>
+                  <w:r>
+                    <w:t xml:space="preserve">suitability.</w:t>
+                  </w:r>
+                </w:p>
+              </w:tc>
+              <w:tc>
+                <w:tcPr/>
+                <w:p>
+                  <w:pPr>
+                    <w:pStyle w:val="Compact"/>
+                    <w:jc w:val="left"/>
+                    <w:jc w:val="center"/>
+                  </w:pPr>
+                  <w:r>
+                    <w:t xml:space="preserve">Devcich,</w:t>
+                  </w:r>
+                  <w:r>
+                    <w:t xml:space="preserve"> </w:t>
+                  </w:r>
+                  <w:r>
+                    <w:t xml:space="preserve">(1979); Hammond</w:t>
+                  </w:r>
+                  <w:r>
+                    <w:t xml:space="preserve"> </w:t>
+                  </w:r>
+                  <w:r>
+                    <w:t xml:space="preserve">et al., (2006);</w:t>
+                  </w:r>
+                  <w:r>
+                    <w:t xml:space="preserve"> </w:t>
+                  </w:r>
+                  <w:r>
+                    <w:t xml:space="preserve">Parkyn &amp;</w:t>
+                  </w:r>
+                  <w:r>
+                    <w:t xml:space="preserve"> </w:t>
+                  </w:r>
+                  <w:r>
+                    <w:t xml:space="preserve">Collier,</w:t>
+                  </w:r>
+                  <w:r>
+                    <w:t xml:space="preserve"> </w:t>
+                  </w:r>
+                  <w:r>
+                    <w:t xml:space="preserve">(2002);</w:t>
+                  </w:r>
+                  <w:r>
+                    <w:t xml:space="preserve"> </w:t>
+                  </w:r>
+                  <w:r>
+                    <w:t xml:space="preserve">Angilletta et</w:t>
+                  </w:r>
+                  <w:r>
+                    <w:t xml:space="preserve"> </w:t>
+                  </w:r>
+                  <w:r>
+                    <w:t xml:space="preserve">al., (2004)</w:t>
                   </w:r>
                 </w:p>
               </w:tc>
@@ -4016,46 +4713,94 @@
                     <w:jc w:val="center"/>
                   </w:pPr>
                   <w:r>
+                    <w:t xml:space="preserve">Dissolved</w:t>
+                  </w:r>
+                  <w:r>
+                    <w:t xml:space="preserve"> </w:t>
+                  </w:r>
+                  <w:r>
+                    <w:t xml:space="preserve">oxygen</w:t>
+                  </w:r>
+                </w:p>
+              </w:tc>
+              <w:tc>
+                <w:tcPr/>
+                <w:p>
+                  <w:pPr>
+                    <w:pStyle w:val="Compact"/>
+                    <w:jc w:val="left"/>
+                    <w:jc w:val="center"/>
+                  </w:pPr>
+                  <w:r>
                     <w:t xml:space="preserve">Dissolved oxygen</w:t>
                   </w:r>
-                </w:p>
-              </w:tc>
-              <w:tc>
-                <w:tcPr/>
-                <w:p>
-                  <w:pPr>
-                    <w:pStyle w:val="Compact"/>
-                    <w:jc w:val="left"/>
-                    <w:jc w:val="center"/>
-                  </w:pPr>
-                  <w:r>
-                    <w:t xml:space="preserve">Dissolved oxygen concentration in mg L⁻¹</w:t>
-                  </w:r>
-                </w:p>
-              </w:tc>
-              <w:tc>
-                <w:tcPr/>
-                <w:p>
-                  <w:pPr>
-                    <w:pStyle w:val="Compact"/>
-                    <w:jc w:val="left"/>
-                    <w:jc w:val="center"/>
-                  </w:pPr>
-                  <w:r>
-                    <w:t xml:space="preserve">Essential for respiration; reduced oxygen may constrain activity and habitat use.</w:t>
-                  </w:r>
-                </w:p>
-              </w:tc>
-              <w:tc>
-                <w:tcPr/>
-                <w:p>
-                  <w:pPr>
-                    <w:pStyle w:val="Compact"/>
-                    <w:jc w:val="left"/>
-                    <w:jc w:val="center"/>
-                  </w:pPr>
-                  <w:r>
-                    <w:t xml:space="preserve">Hammond et al., (2006); Broughton et al., (2017)</w:t>
+                  <w:r>
+                    <w:t xml:space="preserve"> </w:t>
+                  </w:r>
+                  <w:r>
+                    <w:t xml:space="preserve">concentration in mg</w:t>
+                  </w:r>
+                  <w:r>
+                    <w:t xml:space="preserve"> </w:t>
+                  </w:r>
+                  <w:r>
+                    <w:t xml:space="preserve">L⁻¹</w:t>
+                  </w:r>
+                </w:p>
+              </w:tc>
+              <w:tc>
+                <w:tcPr/>
+                <w:p>
+                  <w:pPr>
+                    <w:pStyle w:val="Compact"/>
+                    <w:jc w:val="left"/>
+                    <w:jc w:val="center"/>
+                  </w:pPr>
+                  <w:r>
+                    <w:t xml:space="preserve">Essential for respiration;</w:t>
+                  </w:r>
+                  <w:r>
+                    <w:t xml:space="preserve"> </w:t>
+                  </w:r>
+                  <w:r>
+                    <w:t xml:space="preserve">reduced oxygen may constrain</w:t>
+                  </w:r>
+                  <w:r>
+                    <w:t xml:space="preserve"> </w:t>
+                  </w:r>
+                  <w:r>
+                    <w:t xml:space="preserve">activity and habitat use.</w:t>
+                  </w:r>
+                </w:p>
+              </w:tc>
+              <w:tc>
+                <w:tcPr/>
+                <w:p>
+                  <w:pPr>
+                    <w:pStyle w:val="Compact"/>
+                    <w:jc w:val="left"/>
+                    <w:jc w:val="center"/>
+                  </w:pPr>
+                  <w:r>
+                    <w:t xml:space="preserve">Hammond et al.,</w:t>
+                  </w:r>
+                  <w:r>
+                    <w:t xml:space="preserve"> </w:t>
+                  </w:r>
+                  <w:r>
+                    <w:t xml:space="preserve">(2006);</w:t>
+                  </w:r>
+                  <w:r>
+                    <w:t xml:space="preserve"> </w:t>
+                  </w:r>
+                  <w:r>
+                    <w:t xml:space="preserve">Broughton et</w:t>
+                  </w:r>
+                  <w:r>
+                    <w:t xml:space="preserve"> </w:t>
+                  </w:r>
+                  <w:r>
+                    <w:t xml:space="preserve">al., (2017)</w:t>
                   </w:r>
                 </w:p>
               </w:tc>
@@ -4070,33 +4815,63 @@
                     <w:jc w:val="center"/>
                   </w:pPr>
                   <w:r>
-                    <w:t xml:space="preserve">Specific conductivity</w:t>
-                  </w:r>
-                </w:p>
-              </w:tc>
-              <w:tc>
-                <w:tcPr/>
-                <w:p>
-                  <w:pPr>
-                    <w:pStyle w:val="Compact"/>
-                    <w:jc w:val="left"/>
-                    <w:jc w:val="center"/>
-                  </w:pPr>
-                  <w:r>
-                    <w:t xml:space="preserve">Electrical conductivity of the water in µS cm⁻¹</w:t>
-                  </w:r>
-                </w:p>
-              </w:tc>
-              <w:tc>
-                <w:tcPr/>
-                <w:p>
-                  <w:pPr>
-                    <w:pStyle w:val="Compact"/>
-                    <w:jc w:val="left"/>
-                    <w:jc w:val="center"/>
-                  </w:pPr>
-                  <w:r>
-                    <w:t xml:space="preserve">Reflects overall lake productivity, supporting food availability.</w:t>
+                    <w:t xml:space="preserve">Specific</w:t>
+                  </w:r>
+                  <w:r>
+                    <w:t xml:space="preserve"> </w:t>
+                  </w:r>
+                  <w:r>
+                    <w:t xml:space="preserve">conductivity</w:t>
+                  </w:r>
+                </w:p>
+              </w:tc>
+              <w:tc>
+                <w:tcPr/>
+                <w:p>
+                  <w:pPr>
+                    <w:pStyle w:val="Compact"/>
+                    <w:jc w:val="left"/>
+                    <w:jc w:val="center"/>
+                  </w:pPr>
+                  <w:r>
+                    <w:t xml:space="preserve">Electrical</w:t>
+                  </w:r>
+                  <w:r>
+                    <w:t xml:space="preserve"> </w:t>
+                  </w:r>
+                  <w:r>
+                    <w:t xml:space="preserve">conductivity of the</w:t>
+                  </w:r>
+                  <w:r>
+                    <w:t xml:space="preserve"> </w:t>
+                  </w:r>
+                  <w:r>
+                    <w:t xml:space="preserve">water in µS cm⁻¹</w:t>
+                  </w:r>
+                </w:p>
+              </w:tc>
+              <w:tc>
+                <w:tcPr/>
+                <w:p>
+                  <w:pPr>
+                    <w:pStyle w:val="Compact"/>
+                    <w:jc w:val="left"/>
+                    <w:jc w:val="center"/>
+                  </w:pPr>
+                  <w:r>
+                    <w:t xml:space="preserve">Reflects overall lake</w:t>
+                  </w:r>
+                  <w:r>
+                    <w:t xml:space="preserve"> </w:t>
+                  </w:r>
+                  <w:r>
+                    <w:t xml:space="preserve">productivity, supporting</w:t>
+                  </w:r>
+                  <w:r>
+                    <w:t xml:space="preserve"> </w:t>
+                  </w:r>
+                  <w:r>
+                    <w:t xml:space="preserve">food availability.</w:t>
                   </w:r>
                 </w:p>
               </w:tc>
@@ -4137,33 +4912,69 @@
                     <w:jc w:val="center"/>
                   </w:pPr>
                   <w:r>
-                    <w:t xml:space="preserve">Acidity or alkalinity of the water</w:t>
-                  </w:r>
-                </w:p>
-              </w:tc>
-              <w:tc>
-                <w:tcPr/>
-                <w:p>
-                  <w:pPr>
-                    <w:pStyle w:val="Compact"/>
-                    <w:jc w:val="left"/>
-                    <w:jc w:val="center"/>
-                  </w:pPr>
-                  <w:r>
-                    <w:t xml:space="preserve">Influences moulting success and exoskeleton strength, affected by acidity or calcium levels.</w:t>
-                  </w:r>
-                </w:p>
-              </w:tc>
-              <w:tc>
-                <w:tcPr/>
-                <w:p>
-                  <w:pPr>
-                    <w:pStyle w:val="Compact"/>
-                    <w:jc w:val="left"/>
-                    <w:jc w:val="center"/>
-                  </w:pPr>
-                  <w:r>
-                    <w:t xml:space="preserve">Olsson et al., (2006)</w:t>
+                    <w:t xml:space="preserve">Acidity or</w:t>
+                  </w:r>
+                  <w:r>
+                    <w:t xml:space="preserve"> </w:t>
+                  </w:r>
+                  <w:r>
+                    <w:t xml:space="preserve">alkalinity of the</w:t>
+                  </w:r>
+                  <w:r>
+                    <w:t xml:space="preserve"> </w:t>
+                  </w:r>
+                  <w:r>
+                    <w:t xml:space="preserve">water</w:t>
+                  </w:r>
+                </w:p>
+              </w:tc>
+              <w:tc>
+                <w:tcPr/>
+                <w:p>
+                  <w:pPr>
+                    <w:pStyle w:val="Compact"/>
+                    <w:jc w:val="left"/>
+                    <w:jc w:val="center"/>
+                  </w:pPr>
+                  <w:r>
+                    <w:t xml:space="preserve">Influences moulting success</w:t>
+                  </w:r>
+                  <w:r>
+                    <w:t xml:space="preserve"> </w:t>
+                  </w:r>
+                  <w:r>
+                    <w:t xml:space="preserve">and exoskeleton strength,</w:t>
+                  </w:r>
+                  <w:r>
+                    <w:t xml:space="preserve"> </w:t>
+                  </w:r>
+                  <w:r>
+                    <w:t xml:space="preserve">affected by acidity or</w:t>
+                  </w:r>
+                  <w:r>
+                    <w:t xml:space="preserve"> </w:t>
+                  </w:r>
+                  <w:r>
+                    <w:t xml:space="preserve">calcium levels.</w:t>
+                  </w:r>
+                </w:p>
+              </w:tc>
+              <w:tc>
+                <w:tcPr/>
+                <w:p>
+                  <w:pPr>
+                    <w:pStyle w:val="Compact"/>
+                    <w:jc w:val="left"/>
+                    <w:jc w:val="center"/>
+                  </w:pPr>
+                  <w:r>
+                    <w:t xml:space="preserve">Olsson et al.,</w:t>
+                  </w:r>
+                  <w:r>
+                    <w:t xml:space="preserve"> </w:t>
+                  </w:r>
+                  <w:r>
+                    <w:t xml:space="preserve">(2006)</w:t>
                   </w:r>
                 </w:p>
               </w:tc>
@@ -4191,39 +5002,99 @@
                     <w:jc w:val="center"/>
                   </w:pPr>
                   <w:r>
-                    <w:t xml:space="preserve">Presence/absence of selected native and non-native fish species</w:t>
-                  </w:r>
-                </w:p>
-              </w:tc>
-              <w:tc>
-                <w:tcPr/>
-                <w:p>
-                  <w:pPr>
-                    <w:pStyle w:val="Compact"/>
-                    <w:jc w:val="left"/>
-                    <w:jc w:val="center"/>
-                  </w:pPr>
-                  <w:r>
-                    <w:t xml:space="preserve">Fish act as predators, competitors, or indirectly modify habitat structure.</w:t>
-                  </w:r>
-                </w:p>
-              </w:tc>
-              <w:tc>
-                <w:tcPr/>
-                <w:p>
-                  <w:pPr>
-                    <w:pStyle w:val="Compact"/>
-                    <w:jc w:val="left"/>
-                    <w:jc w:val="center"/>
-                  </w:pPr>
-                  <w:r>
-                    <w:t xml:space="preserve">Shave et al., (1994); Barnes, (1996); Usio &amp; Townsend, (2000); Barnes &amp; Hicks, (2003)</w:t>
+                    <w:t xml:space="preserve">Presence/absence of</w:t>
+                  </w:r>
+                  <w:r>
+                    <w:t xml:space="preserve"> </w:t>
+                  </w:r>
+                  <w:r>
+                    <w:t xml:space="preserve">selected native and</w:t>
+                  </w:r>
+                  <w:r>
+                    <w:t xml:space="preserve"> </w:t>
+                  </w:r>
+                  <w:r>
+                    <w:t xml:space="preserve">non-native fish</w:t>
+                  </w:r>
+                  <w:r>
+                    <w:t xml:space="preserve"> </w:t>
+                  </w:r>
+                  <w:r>
+                    <w:t xml:space="preserve">species</w:t>
+                  </w:r>
+                </w:p>
+              </w:tc>
+              <w:tc>
+                <w:tcPr/>
+                <w:p>
+                  <w:pPr>
+                    <w:pStyle w:val="Compact"/>
+                    <w:jc w:val="left"/>
+                    <w:jc w:val="center"/>
+                  </w:pPr>
+                  <w:r>
+                    <w:t xml:space="preserve">Fish act as predators,</w:t>
+                  </w:r>
+                  <w:r>
+                    <w:t xml:space="preserve"> </w:t>
+                  </w:r>
+                  <w:r>
+                    <w:t xml:space="preserve">competitors, or indirectly</w:t>
+                  </w:r>
+                  <w:r>
+                    <w:t xml:space="preserve"> </w:t>
+                  </w:r>
+                  <w:r>
+                    <w:t xml:space="preserve">modify habitat structure.</w:t>
+                  </w:r>
+                </w:p>
+              </w:tc>
+              <w:tc>
+                <w:tcPr/>
+                <w:p>
+                  <w:pPr>
+                    <w:pStyle w:val="Compact"/>
+                    <w:jc w:val="left"/>
+                    <w:jc w:val="center"/>
+                  </w:pPr>
+                  <w:r>
+                    <w:t xml:space="preserve">Shave et al.,</w:t>
+                  </w:r>
+                  <w:r>
+                    <w:t xml:space="preserve"> </w:t>
+                  </w:r>
+                  <w:r>
+                    <w:t xml:space="preserve">(1994); Barnes,</w:t>
+                  </w:r>
+                  <w:r>
+                    <w:t xml:space="preserve"> </w:t>
+                  </w:r>
+                  <w:r>
+                    <w:t xml:space="preserve">(1996); Usio &amp;</w:t>
+                  </w:r>
+                  <w:r>
+                    <w:t xml:space="preserve"> </w:t>
+                  </w:r>
+                  <w:r>
+                    <w:t xml:space="preserve">Townsend,</w:t>
+                  </w:r>
+                  <w:r>
+                    <w:t xml:space="preserve"> </w:t>
+                  </w:r>
+                  <w:r>
+                    <w:t xml:space="preserve">(2000); Barnes</w:t>
+                  </w:r>
+                  <w:r>
+                    <w:t xml:space="preserve"> </w:t>
+                  </w:r>
+                  <w:r>
+                    <w:t xml:space="preserve">&amp; Hicks, (2003)</w:t>
                   </w:r>
                 </w:p>
               </w:tc>
             </w:tr>
           </w:tbl>
-          <w:bookmarkEnd w:id="31"/>
+          <w:bookmarkEnd w:id="38"/>
           <w:p/>
         </w:tc>
       </w:tr>
@@ -4244,18 +5115,18 @@
         </w:rPr>
         <w:t xml:space="preserve"> </w:t>
       </w:r>
-      <w:hyperlink r:id="rId30">
+      <w:hyperlink r:id="rId39">
         <w:r>
           <w:rPr>
             <w:rStyle w:val="Hyperlink"/>
             <w:vertAlign w:val="subscript"/>
           </w:rPr>
-          <w:t xml:space="preserve">Article Notebook</w:t>
+          <w:t xml:space="preserve">Analysis Notebook</w:t>
         </w:r>
       </w:hyperlink>
     </w:p>
-    <w:bookmarkEnd w:id="32"/>
-    <w:bookmarkStart w:id="57" w:name="figures"/>
+    <w:bookmarkEnd w:id="40"/>
+    <w:bookmarkStart w:id="65" w:name="figures"/>
     <w:p>
       <w:pPr>
         <w:pStyle w:val="Heading1"/>
@@ -4277,7 +5148,7 @@
       <w:tr>
         <w:tc>
           <w:tcPr/>
-          <w:bookmarkStart w:id="36" w:name="fig-site-map"/>
+          <w:bookmarkStart w:id="44" w:name="fig-site-map"/>
           <w:p>
             <w:pPr>
               <w:pStyle w:val="Compact"/>
@@ -4288,18 +5159,18 @@
                 <wp:inline>
                   <wp:extent cx="5727700" cy="4050383"/>
                   <wp:effectExtent b="0" l="0" r="0" t="0"/>
-                  <wp:docPr descr="" title="" id="34" name="Picture"/>
+                  <wp:docPr descr="" title="" id="42" name="Picture"/>
                   <a:graphic>
                     <a:graphicData uri="http://schemas.openxmlformats.org/drawingml/2006/picture">
                       <pic:pic>
                         <pic:nvPicPr>
-                          <pic:cNvPr descr="images/Natural_habitat_map.png" id="35" name="Picture"/>
+                          <pic:cNvPr descr="images/Natural_habitat_map.png" id="43" name="Picture"/>
                           <pic:cNvPicPr>
                             <a:picLocks noChangeArrowheads="1" noChangeAspect="1"/>
                           </pic:cNvPicPr>
                         </pic:nvPicPr>
                         <pic:blipFill>
-                          <a:blip r:embed="rId33"/>
+                          <a:blip r:embed="rId41"/>
                           <a:stretch>
                             <a:fillRect/>
                           </a:stretch>
@@ -4339,7 +5210,7 @@
               <w:t xml:space="preserve">Figure 1: Map of the sampling locations with different dominant littoral habitat types classified. a) Overview map of the 5 lakes. Lakes where invasive catfish were detected are indicated. b) Zoom in of Lake Ōkāreka. c) Guidance map to show the lakes location (white square) on the North Island of Aotearoa New Zealand.</w:t>
             </w:r>
           </w:p>
-          <w:bookmarkEnd w:id="36"/>
+          <w:bookmarkEnd w:id="44"/>
         </w:tc>
       </w:tr>
     </w:tbl>
@@ -4356,7 +5227,7 @@
       <w:tr>
         <w:tc>
           <w:tcPr/>
-          <w:bookmarkStart w:id="40" w:name="fig-koura-by-lake"/>
+          <w:bookmarkStart w:id="48" w:name="fig-koura-by-lake"/>
           <w:p>
             <w:pPr>
               <w:pStyle w:val="Compact"/>
@@ -4367,18 +5238,18 @@
                 <wp:inline>
                   <wp:extent cx="2757562" cy="4595937"/>
                   <wp:effectExtent b="0" l="0" r="0" t="0"/>
-                  <wp:docPr descr="" title="" id="38" name="Picture"/>
+                  <wp:docPr descr="" title="" id="46" name="Picture"/>
                   <a:graphic>
                     <a:graphicData uri="http://schemas.openxmlformats.org/drawingml/2006/picture">
                       <pic:pic>
                         <pic:nvPicPr>
-                          <pic:cNvPr descr="index_files/figure-docx/analysis-fig-koura-by-lake-output-2.png" id="39" name="Picture"/>
+                          <pic:cNvPr descr="index_files/figure-docx/analysis-fig-koura-by-lake-output-2.png" id="47" name="Picture"/>
                           <pic:cNvPicPr>
                             <a:picLocks noChangeArrowheads="1" noChangeAspect="1"/>
                           </pic:cNvPicPr>
                         </pic:nvPicPr>
                         <pic:blipFill>
-                          <a:blip r:embed="rId37"/>
+                          <a:blip r:embed="rId45"/>
                           <a:stretch>
                             <a:fillRect/>
                           </a:stretch>
@@ -4418,7 +5289,7 @@
               <w:t xml:space="preserve">Figure 2: Fig. 2 Kōura presence, CPUE, and BPUE across lakes. The upper panel shows the proportion of sampled sites with kōura present in each lake, with error bars indicating 95% binomial confidence intervals. The middle and lower panels show the distribution of kōura CPUE and BPUE, respectively, across lakes using boxplots (median, interquartile range, and range).</w:t>
             </w:r>
           </w:p>
-          <w:bookmarkEnd w:id="40"/>
+          <w:bookmarkEnd w:id="48"/>
         </w:tc>
       </w:tr>
     </w:tbl>
@@ -4438,7 +5309,7 @@
         </w:rPr>
         <w:t xml:space="preserve"> </w:t>
       </w:r>
-      <w:hyperlink r:id="rId41">
+      <w:hyperlink r:id="rId49">
         <w:r>
           <w:rPr>
             <w:rStyle w:val="Hyperlink"/>
@@ -4461,7 +5332,7 @@
       <w:tr>
         <w:tc>
           <w:tcPr/>
-          <w:bookmarkStart w:id="45" w:name="fig-occupancy-model"/>
+          <w:bookmarkStart w:id="53" w:name="fig-occupancy-model"/>
           <w:p>
             <w:pPr>
               <w:pStyle w:val="Compact"/>
@@ -4472,18 +5343,18 @@
                 <wp:inline>
                   <wp:extent cx="5727700" cy="4091214"/>
                   <wp:effectExtent b="0" l="0" r="0" t="0"/>
-                  <wp:docPr descr="" title="" id="43" name="Picture"/>
+                  <wp:docPr descr="" title="" id="51" name="Picture"/>
                   <a:graphic>
                     <a:graphicData uri="http://schemas.openxmlformats.org/drawingml/2006/picture">
                       <pic:pic>
                         <pic:nvPicPr>
-                          <pic:cNvPr descr="index_files/figure-docx/analysis-fig-occupancy-model-output-2.png" id="44" name="Picture"/>
+                          <pic:cNvPr descr="index_files/figure-docx/analysis-fig-occupancy-model-output-2.png" id="52" name="Picture"/>
                           <pic:cNvPicPr>
                             <a:picLocks noChangeArrowheads="1" noChangeAspect="1"/>
                           </pic:cNvPicPr>
                         </pic:nvPicPr>
                         <pic:blipFill>
-                          <a:blip r:embed="rId42"/>
+                          <a:blip r:embed="rId50"/>
                           <a:stretch>
                             <a:fillRect/>
                           </a:stretch>
@@ -4523,7 +5394,7 @@
               <w:t xml:space="preserve">Figure 3: Kōura occupancy GAMM results and model performance. a) Estimated smooth terms for riparian vegetation, substrate index, surface water temperature, and specific conductivity, shown as partial effects with 95% confidence intervals. See Fig. S2 for raw data underlying modelled relationships. b) Receiver operating characteristic (ROC) curve illustrating model discrimination, with the area under the curve (AUC) reported. c) Calibration plot based on five equal-frequency bins, comparing mean predicted occupancy probabilities with observed proportions of occupied sites; the dashed 1:1 line indicates perfect calibration.</w:t>
             </w:r>
           </w:p>
-          <w:bookmarkEnd w:id="45"/>
+          <w:bookmarkEnd w:id="53"/>
         </w:tc>
       </w:tr>
     </w:tbl>
@@ -4543,7 +5414,7 @@
         </w:rPr>
         <w:t xml:space="preserve"> </w:t>
       </w:r>
-      <w:hyperlink r:id="rId46">
+      <w:hyperlink r:id="rId54">
         <w:r>
           <w:rPr>
             <w:rStyle w:val="Hyperlink"/>
@@ -4566,7 +5437,7 @@
       <w:tr>
         <w:tc>
           <w:tcPr/>
-          <w:bookmarkStart w:id="50" w:name="fig-cpue-hurdle"/>
+          <w:bookmarkStart w:id="58" w:name="fig-cpue-hurdle"/>
           <w:p>
             <w:pPr>
               <w:pStyle w:val="Compact"/>
@@ -4577,18 +5448,18 @@
                 <wp:inline>
                   <wp:extent cx="5055530" cy="4595937"/>
                   <wp:effectExtent b="0" l="0" r="0" t="0"/>
-                  <wp:docPr descr="" title="" id="48" name="Picture"/>
+                  <wp:docPr descr="" title="" id="56" name="Picture"/>
                   <a:graphic>
                     <a:graphicData uri="http://schemas.openxmlformats.org/drawingml/2006/picture">
                       <pic:pic>
                         <pic:nvPicPr>
-                          <pic:cNvPr descr="index_files/figure-docx/analysis-fig-cpue-hurdle-output-2.png" id="49" name="Picture"/>
+                          <pic:cNvPr descr="index_files/figure-docx/analysis-fig-cpue-hurdle-output-2.png" id="57" name="Picture"/>
                           <pic:cNvPicPr>
                             <a:picLocks noChangeArrowheads="1" noChangeAspect="1"/>
                           </pic:cNvPicPr>
                         </pic:nvPicPr>
                         <pic:blipFill>
-                          <a:blip r:embed="rId47"/>
+                          <a:blip r:embed="rId55"/>
                           <a:stretch>
                             <a:fillRect/>
                           </a:stretch>
@@ -4628,7 +5499,7 @@
               <w:t xml:space="preserve">Figure 4: Kōura CPUE GAMM results and model performance. a) Estimated smooth terms for surface water temperature, pH, and emergent native macrophytes, shown with partial effects and 95% confidence intervals. See Fig. S2 for raw data underlying modelled relationships. b) Predicted versus observed CPUE from the positive (Gamma) component of the hurdle model, with predictions excluding the random lake effect. The dashed 1:1 line indicates perfect agreement; annotated values report R² and RMSE to summarise model fit.</w:t>
             </w:r>
           </w:p>
-          <w:bookmarkEnd w:id="50"/>
+          <w:bookmarkEnd w:id="58"/>
         </w:tc>
       </w:tr>
     </w:tbl>
@@ -4648,7 +5519,7 @@
         </w:rPr>
         <w:t xml:space="preserve"> </w:t>
       </w:r>
-      <w:hyperlink r:id="rId51">
+      <w:hyperlink r:id="rId59">
         <w:r>
           <w:rPr>
             <w:rStyle w:val="Hyperlink"/>
@@ -4671,7 +5542,7 @@
       <w:tr>
         <w:tc>
           <w:tcPr/>
-          <w:bookmarkStart w:id="55" w:name="fig-bpue-hurdle"/>
+          <w:bookmarkStart w:id="63" w:name="fig-bpue-hurdle"/>
           <w:p>
             <w:pPr>
               <w:pStyle w:val="Compact"/>
@@ -4682,18 +5553,18 @@
                 <wp:inline>
                   <wp:extent cx="3676749" cy="4595937"/>
                   <wp:effectExtent b="0" l="0" r="0" t="0"/>
-                  <wp:docPr descr="" title="" id="53" name="Picture"/>
+                  <wp:docPr descr="" title="" id="61" name="Picture"/>
                   <a:graphic>
                     <a:graphicData uri="http://schemas.openxmlformats.org/drawingml/2006/picture">
                       <pic:pic>
                         <pic:nvPicPr>
-                          <pic:cNvPr descr="index_files/figure-docx/analysis-fig-bpue-hurdle-output-2.png" id="54" name="Picture"/>
+                          <pic:cNvPr descr="index_files/figure-docx/analysis-fig-bpue-hurdle-output-2.png" id="62" name="Picture"/>
                           <pic:cNvPicPr>
                             <a:picLocks noChangeArrowheads="1" noChangeAspect="1"/>
                           </pic:cNvPicPr>
                         </pic:nvPicPr>
                         <pic:blipFill>
-                          <a:blip r:embed="rId52"/>
+                          <a:blip r:embed="rId60"/>
                           <a:stretch>
                             <a:fillRect/>
                           </a:stretch>
@@ -4733,7 +5604,7 @@
               <w:t xml:space="preserve">Figure 5: Kōura BPUE GAMM results and model performance. a) Estimated smooth terms for pH and emergent native macrophytes, shown with partial effects and 95% confidence intervals. See Fig. S2 for raw data underlying modelled relationships. b) Predicted versus observed BPUE from the positive (Gamma) component of the hurdle model, with predictions excluding the random lake effect. The dashed 1:1 line indicates perfect agreement; annotated values report R² and RMSE to summarise model fit.</w:t>
             </w:r>
           </w:p>
-          <w:bookmarkEnd w:id="55"/>
+          <w:bookmarkEnd w:id="63"/>
         </w:tc>
       </w:tr>
     </w:tbl>
@@ -4753,7 +5624,7 @@
         </w:rPr>
         <w:t xml:space="preserve"> </w:t>
       </w:r>
-      <w:hyperlink r:id="rId56">
+      <w:hyperlink r:id="rId64">
         <w:r>
           <w:rPr>
             <w:rStyle w:val="Hyperlink"/>
@@ -4763,8 +5634,8 @@
         </w:r>
       </w:hyperlink>
     </w:p>
-    <w:bookmarkEnd w:id="57"/>
-    <w:bookmarkStart w:id="204" w:name="supplementary-information"/>
+    <w:bookmarkEnd w:id="65"/>
+    <w:bookmarkStart w:id="214" w:name="supplementary-information"/>
     <w:p>
       <w:pPr>
         <w:pStyle w:val="Heading1"/>
@@ -4786,7 +5657,7 @@
       <w:tr>
         <w:tc>
           <w:tcPr/>
-          <w:bookmarkStart w:id="61" w:name="fig-length-weight"/>
+          <w:bookmarkStart w:id="69" w:name="fig-length-weight"/>
           <w:p>
             <w:pPr>
               <w:pStyle w:val="Compact"/>
@@ -4797,18 +5668,18 @@
                 <wp:inline>
                   <wp:extent cx="5727700" cy="4091214"/>
                   <wp:effectExtent b="0" l="0" r="0" t="0"/>
-                  <wp:docPr descr="" title="" id="59" name="Picture"/>
+                  <wp:docPr descr="" title="" id="67" name="Picture"/>
                   <a:graphic>
                     <a:graphicData uri="http://schemas.openxmlformats.org/drawingml/2006/picture">
                       <pic:pic>
                         <pic:nvPicPr>
-                          <pic:cNvPr descr="index_files/figure-docx/analysis-fig-length-weight-output-2.png" id="60" name="Picture"/>
+                          <pic:cNvPr descr="index_files/figure-docx/analysis-fig-length-weight-output-2.png" id="68" name="Picture"/>
                           <pic:cNvPicPr>
                             <a:picLocks noChangeArrowheads="1" noChangeAspect="1"/>
                           </pic:cNvPicPr>
                         </pic:nvPicPr>
                         <pic:blipFill>
-                          <a:blip r:embed="rId58"/>
+                          <a:blip r:embed="rId66"/>
                           <a:stretch>
                             <a:fillRect/>
                           </a:stretch>
@@ -4848,7 +5719,7 @@
               <w:t xml:space="preserve">Figure 6: Length–weight relationship used to estimate missing kōura weights. Observed (measured) and model-predicted body weights are shown in relation to orbital carapace length (OCL). The log₁₀–log₁₀ regression was fitted to individuals with both length and weight measurements (n = 240) and used to estimate missing weights (n = 81). Predicted values were back-transformed using a lognormal bias correction factor. The fitted regression equation is shown on the plot.</w:t>
             </w:r>
           </w:p>
-          <w:bookmarkEnd w:id="61"/>
+          <w:bookmarkEnd w:id="69"/>
         </w:tc>
       </w:tr>
     </w:tbl>
@@ -4868,7 +5739,7 @@
         </w:rPr>
         <w:t xml:space="preserve"> </w:t>
       </w:r>
-      <w:hyperlink r:id="rId62">
+      <w:hyperlink r:id="rId70">
         <w:r>
           <w:rPr>
             <w:rStyle w:val="Hyperlink"/>
@@ -4891,7 +5762,7 @@
       <w:tr>
         <w:tc>
           <w:tcPr/>
-          <w:bookmarkStart w:id="66" w:name="fig-raw-data-all-predictors"/>
+          <w:bookmarkStart w:id="74" w:name="fig-raw-data-all-predictors"/>
           <w:p>
             <w:pPr>
               <w:pStyle w:val="Compact"/>
@@ -4902,18 +5773,18 @@
                 <wp:inline>
                   <wp:extent cx="4595937" cy="9191874"/>
                   <wp:effectExtent b="0" l="0" r="0" t="0"/>
-                  <wp:docPr descr="" title="" id="64" name="Picture"/>
+                  <wp:docPr descr="" title="" id="72" name="Picture"/>
                   <a:graphic>
                     <a:graphicData uri="http://schemas.openxmlformats.org/drawingml/2006/picture">
                       <pic:pic>
                         <pic:nvPicPr>
-                          <pic:cNvPr descr="index_files/figure-docx/analysis-fig-raw-data-all-predictors-output-2.png" id="65" name="Picture"/>
+                          <pic:cNvPr descr="index_files/figure-docx/analysis-fig-raw-data-all-predictors-output-2.png" id="73" name="Picture"/>
                           <pic:cNvPicPr>
                             <a:picLocks noChangeArrowheads="1" noChangeAspect="1"/>
                           </pic:cNvPicPr>
                         </pic:nvPicPr>
                         <pic:blipFill>
-                          <a:blip r:embed="rId63"/>
+                          <a:blip r:embed="rId71"/>
                           <a:stretch>
                             <a:fillRect/>
                           </a:stretch>
@@ -4953,7 +5824,7 @@
               <w:t xml:space="preserve">Figure 7: Raw relationships between all environmental predictors examined and kōura occurrence, CPUE, and BPUE across all 60 surveyed littoral sites. Each panel shows observed values at individual sites (n = 60 for occurrence; n = 33 for CPUE and BPUE). Points are jittered slightly for occurrence data to reduce overplotting. Predictors highlighted in bold were retained in final GAM models.</w:t>
             </w:r>
           </w:p>
-          <w:bookmarkEnd w:id="66"/>
+          <w:bookmarkEnd w:id="74"/>
         </w:tc>
       </w:tr>
     </w:tbl>
@@ -4973,7 +5844,7 @@
         </w:rPr>
         <w:t xml:space="preserve"> </w:t>
       </w:r>
-      <w:hyperlink r:id="rId67">
+      <w:hyperlink r:id="rId75">
         <w:r>
           <w:rPr>
             <w:rStyle w:val="Hyperlink"/>
@@ -4996,7 +5867,7 @@
       <w:tr>
         <w:tc>
           <w:tcPr/>
-          <w:bookmarkStart w:id="68" w:name="tbl-env-fish-summary-ms"/>
+          <w:bookmarkStart w:id="76" w:name="tbl-env-fish-summary"/>
           <w:p>
             <w:pPr>
               <w:jc w:val="center"/>
@@ -5013,21 +5884,21 @@
           <w:tbl>
             <w:tblPr>
               <w:tblStyle w:val="Table"/>
-              <w:tblW w:type="pct" w:w="5000"/>
+              <w:tblW w:type="pct" w:w="4899"/>
               <w:tblLayout w:type="fixed"/>
               <w:tblLook w:firstRow="1" w:lastRow="0" w:firstColumn="0" w:lastColumn="0" w:noHBand="0" w:noVBand="0" w:val="0020"/>
             </w:tblPr>
             <w:tblGrid>
-              <w:gridCol w:w="910"/>
-              <w:gridCol w:w="2002"/>
-              <w:gridCol w:w="819"/>
-              <w:gridCol w:w="273"/>
-              <w:gridCol w:w="637"/>
-              <w:gridCol w:w="637"/>
-              <w:gridCol w:w="637"/>
-              <w:gridCol w:w="637"/>
-              <w:gridCol w:w="637"/>
-              <w:gridCol w:w="728"/>
+              <w:gridCol w:w="800"/>
+              <w:gridCol w:w="1440"/>
+              <w:gridCol w:w="720"/>
+              <w:gridCol w:w="400"/>
+              <w:gridCol w:w="720"/>
+              <w:gridCol w:w="720"/>
+              <w:gridCol w:w="720"/>
+              <w:gridCol w:w="720"/>
+              <w:gridCol w:w="720"/>
+              <w:gridCol w:w="800"/>
             </w:tblGrid>
             <w:tr>
               <w:trPr>
@@ -6711,7 +7582,13 @@
                     <w:jc w:val="center"/>
                   </w:pPr>
                   <w:r>
-                    <w:t xml:space="preserve">Riparian vegetation</w:t>
+                    <w:t xml:space="preserve">Riparian</w:t>
+                  </w:r>
+                  <w:r>
+                    <w:t xml:space="preserve"> </w:t>
+                  </w:r>
+                  <w:r>
+                    <w:t xml:space="preserve">vegetation</w:t>
                   </w:r>
                 </w:p>
               </w:tc>
@@ -6843,7 +7720,13 @@
                     <w:jc w:val="center"/>
                   </w:pPr>
                   <w:r>
-                    <w:t xml:space="preserve">Riparian vegetation</w:t>
+                    <w:t xml:space="preserve">Riparian</w:t>
+                  </w:r>
+                  <w:r>
+                    <w:t xml:space="preserve"> </w:t>
+                  </w:r>
+                  <w:r>
+                    <w:t xml:space="preserve">vegetation</w:t>
                   </w:r>
                 </w:p>
               </w:tc>
@@ -6975,7 +7858,13 @@
                     <w:jc w:val="center"/>
                   </w:pPr>
                   <w:r>
-                    <w:t xml:space="preserve">Riparian vegetation</w:t>
+                    <w:t xml:space="preserve">Riparian</w:t>
+                  </w:r>
+                  <w:r>
+                    <w:t xml:space="preserve"> </w:t>
+                  </w:r>
+                  <w:r>
+                    <w:t xml:space="preserve">vegetation</w:t>
                   </w:r>
                 </w:p>
               </w:tc>
@@ -7107,7 +7996,13 @@
                     <w:jc w:val="center"/>
                   </w:pPr>
                   <w:r>
-                    <w:t xml:space="preserve">Riparian vegetation</w:t>
+                    <w:t xml:space="preserve">Riparian</w:t>
+                  </w:r>
+                  <w:r>
+                    <w:t xml:space="preserve"> </w:t>
+                  </w:r>
+                  <w:r>
+                    <w:t xml:space="preserve">vegetation</w:t>
                   </w:r>
                 </w:p>
               </w:tc>
@@ -7239,7 +8134,13 @@
                     <w:jc w:val="center"/>
                   </w:pPr>
                   <w:r>
-                    <w:t xml:space="preserve">Riparian vegetation</w:t>
+                    <w:t xml:space="preserve">Riparian</w:t>
+                  </w:r>
+                  <w:r>
+                    <w:t xml:space="preserve"> </w:t>
+                  </w:r>
+                  <w:r>
+                    <w:t xml:space="preserve">vegetation</w:t>
                   </w:r>
                 </w:p>
               </w:tc>
@@ -7371,7 +8272,13 @@
                     <w:jc w:val="center"/>
                   </w:pPr>
                   <w:r>
-                    <w:t xml:space="preserve">Riparian vegetation</w:t>
+                    <w:t xml:space="preserve">Riparian</w:t>
+                  </w:r>
+                  <w:r>
+                    <w:t xml:space="preserve"> </w:t>
+                  </w:r>
+                  <w:r>
+                    <w:t xml:space="preserve">vegetation</w:t>
                   </w:r>
                 </w:p>
               </w:tc>
@@ -9087,7 +9994,13 @@
                     <w:jc w:val="center"/>
                   </w:pPr>
                   <w:r>
-                    <w:t xml:space="preserve">Emergent macrophytes</w:t>
+                    <w:t xml:space="preserve">Emergent</w:t>
+                  </w:r>
+                  <w:r>
+                    <w:t xml:space="preserve"> </w:t>
+                  </w:r>
+                  <w:r>
+                    <w:t xml:space="preserve">macrophytes</w:t>
                   </w:r>
                 </w:p>
               </w:tc>
@@ -9219,7 +10132,13 @@
                     <w:jc w:val="center"/>
                   </w:pPr>
                   <w:r>
-                    <w:t xml:space="preserve">Emergent macrophytes</w:t>
+                    <w:t xml:space="preserve">Emergent</w:t>
+                  </w:r>
+                  <w:r>
+                    <w:t xml:space="preserve"> </w:t>
+                  </w:r>
+                  <w:r>
+                    <w:t xml:space="preserve">macrophytes</w:t>
                   </w:r>
                 </w:p>
               </w:tc>
@@ -9351,7 +10270,13 @@
                     <w:jc w:val="center"/>
                   </w:pPr>
                   <w:r>
-                    <w:t xml:space="preserve">Emergent macrophytes</w:t>
+                    <w:t xml:space="preserve">Emergent</w:t>
+                  </w:r>
+                  <w:r>
+                    <w:t xml:space="preserve"> </w:t>
+                  </w:r>
+                  <w:r>
+                    <w:t xml:space="preserve">macrophytes</w:t>
                   </w:r>
                 </w:p>
               </w:tc>
@@ -9483,7 +10408,13 @@
                     <w:jc w:val="center"/>
                   </w:pPr>
                   <w:r>
-                    <w:t xml:space="preserve">Emergent macrophytes</w:t>
+                    <w:t xml:space="preserve">Emergent</w:t>
+                  </w:r>
+                  <w:r>
+                    <w:t xml:space="preserve"> </w:t>
+                  </w:r>
+                  <w:r>
+                    <w:t xml:space="preserve">macrophytes</w:t>
                   </w:r>
                 </w:p>
               </w:tc>
@@ -9615,7 +10546,13 @@
                     <w:jc w:val="center"/>
                   </w:pPr>
                   <w:r>
-                    <w:t xml:space="preserve">Emergent macrophytes</w:t>
+                    <w:t xml:space="preserve">Emergent</w:t>
+                  </w:r>
+                  <w:r>
+                    <w:t xml:space="preserve"> </w:t>
+                  </w:r>
+                  <w:r>
+                    <w:t xml:space="preserve">macrophytes</w:t>
                   </w:r>
                 </w:p>
               </w:tc>
@@ -9747,7 +10684,13 @@
                     <w:jc w:val="center"/>
                   </w:pPr>
                   <w:r>
-                    <w:t xml:space="preserve">Emergent macrophytes</w:t>
+                    <w:t xml:space="preserve">Emergent</w:t>
+                  </w:r>
+                  <w:r>
+                    <w:t xml:space="preserve"> </w:t>
+                  </w:r>
+                  <w:r>
+                    <w:t xml:space="preserve">macrophytes</w:t>
                   </w:r>
                 </w:p>
               </w:tc>
@@ -9879,7 +10822,13 @@
                     <w:jc w:val="center"/>
                   </w:pPr>
                   <w:r>
-                    <w:t xml:space="preserve">Submerged macrophytes</w:t>
+                    <w:t xml:space="preserve">Submerged</w:t>
+                  </w:r>
+                  <w:r>
+                    <w:t xml:space="preserve"> </w:t>
+                  </w:r>
+                  <w:r>
+                    <w:t xml:space="preserve">macrophytes</w:t>
                   </w:r>
                 </w:p>
               </w:tc>
@@ -10011,7 +10960,13 @@
                     <w:jc w:val="center"/>
                   </w:pPr>
                   <w:r>
-                    <w:t xml:space="preserve">Submerged macrophytes</w:t>
+                    <w:t xml:space="preserve">Submerged</w:t>
+                  </w:r>
+                  <w:r>
+                    <w:t xml:space="preserve"> </w:t>
+                  </w:r>
+                  <w:r>
+                    <w:t xml:space="preserve">macrophytes</w:t>
                   </w:r>
                 </w:p>
               </w:tc>
@@ -10143,7 +11098,13 @@
                     <w:jc w:val="center"/>
                   </w:pPr>
                   <w:r>
-                    <w:t xml:space="preserve">Submerged macrophytes</w:t>
+                    <w:t xml:space="preserve">Submerged</w:t>
+                  </w:r>
+                  <w:r>
+                    <w:t xml:space="preserve"> </w:t>
+                  </w:r>
+                  <w:r>
+                    <w:t xml:space="preserve">macrophytes</w:t>
                   </w:r>
                 </w:p>
               </w:tc>
@@ -10275,7 +11236,13 @@
                     <w:jc w:val="center"/>
                   </w:pPr>
                   <w:r>
-                    <w:t xml:space="preserve">Submerged macrophytes</w:t>
+                    <w:t xml:space="preserve">Submerged</w:t>
+                  </w:r>
+                  <w:r>
+                    <w:t xml:space="preserve"> </w:t>
+                  </w:r>
+                  <w:r>
+                    <w:t xml:space="preserve">macrophytes</w:t>
                   </w:r>
                 </w:p>
               </w:tc>
@@ -10407,7 +11374,13 @@
                     <w:jc w:val="center"/>
                   </w:pPr>
                   <w:r>
-                    <w:t xml:space="preserve">Submerged macrophytes</w:t>
+                    <w:t xml:space="preserve">Submerged</w:t>
+                  </w:r>
+                  <w:r>
+                    <w:t xml:space="preserve"> </w:t>
+                  </w:r>
+                  <w:r>
+                    <w:t xml:space="preserve">macrophytes</w:t>
                   </w:r>
                 </w:p>
               </w:tc>
@@ -10539,7 +11512,13 @@
                     <w:jc w:val="center"/>
                   </w:pPr>
                   <w:r>
-                    <w:t xml:space="preserve">Submerged macrophytes</w:t>
+                    <w:t xml:space="preserve">Submerged</w:t>
+                  </w:r>
+                  <w:r>
+                    <w:t xml:space="preserve"> </w:t>
+                  </w:r>
+                  <w:r>
+                    <w:t xml:space="preserve">macrophytes</w:t>
                   </w:r>
                 </w:p>
               </w:tc>
@@ -12255,7 +13234,13 @@
                     <w:jc w:val="center"/>
                   </w:pPr>
                   <w:r>
-                    <w:t xml:space="preserve">Specific conductivity</w:t>
+                    <w:t xml:space="preserve">Specific</w:t>
+                  </w:r>
+                  <w:r>
+                    <w:t xml:space="preserve"> </w:t>
+                  </w:r>
+                  <w:r>
+                    <w:t xml:space="preserve">conductivity</w:t>
                   </w:r>
                 </w:p>
               </w:tc>
@@ -12387,7 +13372,13 @@
                     <w:jc w:val="center"/>
                   </w:pPr>
                   <w:r>
-                    <w:t xml:space="preserve">Specific conductivity</w:t>
+                    <w:t xml:space="preserve">Specific</w:t>
+                  </w:r>
+                  <w:r>
+                    <w:t xml:space="preserve"> </w:t>
+                  </w:r>
+                  <w:r>
+                    <w:t xml:space="preserve">conductivity</w:t>
                   </w:r>
                 </w:p>
               </w:tc>
@@ -12519,7 +13510,13 @@
                     <w:jc w:val="center"/>
                   </w:pPr>
                   <w:r>
-                    <w:t xml:space="preserve">Specific conductivity</w:t>
+                    <w:t xml:space="preserve">Specific</w:t>
+                  </w:r>
+                  <w:r>
+                    <w:t xml:space="preserve"> </w:t>
+                  </w:r>
+                  <w:r>
+                    <w:t xml:space="preserve">conductivity</w:t>
                   </w:r>
                 </w:p>
               </w:tc>
@@ -12651,7 +13648,13 @@
                     <w:jc w:val="center"/>
                   </w:pPr>
                   <w:r>
-                    <w:t xml:space="preserve">Specific conductivity</w:t>
+                    <w:t xml:space="preserve">Specific</w:t>
+                  </w:r>
+                  <w:r>
+                    <w:t xml:space="preserve"> </w:t>
+                  </w:r>
+                  <w:r>
+                    <w:t xml:space="preserve">conductivity</w:t>
                   </w:r>
                 </w:p>
               </w:tc>
@@ -12783,7 +13786,13 @@
                     <w:jc w:val="center"/>
                   </w:pPr>
                   <w:r>
-                    <w:t xml:space="preserve">Specific conductivity</w:t>
+                    <w:t xml:space="preserve">Specific</w:t>
+                  </w:r>
+                  <w:r>
+                    <w:t xml:space="preserve"> </w:t>
+                  </w:r>
+                  <w:r>
+                    <w:t xml:space="preserve">conductivity</w:t>
                   </w:r>
                 </w:p>
               </w:tc>
@@ -12915,7 +13924,13 @@
                     <w:jc w:val="center"/>
                   </w:pPr>
                   <w:r>
-                    <w:t xml:space="preserve">Specific conductivity</w:t>
+                    <w:t xml:space="preserve">Specific</w:t>
+                  </w:r>
+                  <w:r>
+                    <w:t xml:space="preserve"> </w:t>
+                  </w:r>
+                  <w:r>
+                    <w:t xml:space="preserve">conductivity</w:t>
                   </w:r>
                 </w:p>
               </w:tc>
@@ -13895,20 +14910,20 @@
                     <w:jc w:val="center"/>
                   </w:pPr>
                   <w:r>
-                    <w:t xml:space="preserve">-0.10</w:t>
-                  </w:r>
-                </w:p>
-              </w:tc>
-              <w:tc>
-                <w:tcPr/>
-                <w:p>
-                  <w:pPr>
-                    <w:pStyle w:val="Compact"/>
-                    <w:jc w:val="right"/>
-                    <w:jc w:val="center"/>
-                  </w:pPr>
-                  <w:r>
-                    <w:t xml:space="preserve">0.27</w:t>
+                    <w:t xml:space="preserve">0.00</w:t>
+                  </w:r>
+                </w:p>
+              </w:tc>
+              <w:tc>
+                <w:tcPr/>
+                <w:p>
+                  <w:pPr>
+                    <w:pStyle w:val="Compact"/>
+                    <w:jc w:val="right"/>
+                    <w:jc w:val="center"/>
+                  </w:pPr>
+                  <w:r>
+                    <w:t xml:space="preserve">0.38</w:t>
                   </w:r>
                 </w:p>
               </w:tc>
@@ -14022,20 +15037,20 @@
                     <w:jc w:val="center"/>
                   </w:pPr>
                   <w:r>
-                    <w:t xml:space="preserve">0.09</w:t>
-                  </w:r>
-                </w:p>
-              </w:tc>
-              <w:tc>
-                <w:tcPr/>
-                <w:p>
-                  <w:pPr>
-                    <w:pStyle w:val="Compact"/>
-                    <w:jc w:val="right"/>
-                    <w:jc w:val="center"/>
-                  </w:pPr>
-                  <w:r>
-                    <w:t xml:space="preserve">0.74</w:t>
+                    <w:t xml:space="preserve">0.15</w:t>
+                  </w:r>
+                </w:p>
+              </w:tc>
+              <w:tc>
+                <w:tcPr/>
+                <w:p>
+                  <w:pPr>
+                    <w:pStyle w:val="Compact"/>
+                    <w:jc w:val="right"/>
+                    <w:jc w:val="center"/>
+                  </w:pPr>
+                  <w:r>
+                    <w:t xml:space="preserve">0.72</w:t>
                   </w:r>
                 </w:p>
               </w:tc>
@@ -14162,7 +15177,7 @@
                     <w:jc w:val="center"/>
                   </w:pPr>
                   <w:r>
-                    <w:t xml:space="preserve">0.00</w:t>
+                    <w:t xml:space="preserve">0.26</w:t>
                   </w:r>
                 </w:p>
               </w:tc>
@@ -14289,7 +15304,7 @@
                     <w:jc w:val="center"/>
                   </w:pPr>
                   <w:r>
-                    <w:t xml:space="preserve">0.00</w:t>
+                    <w:t xml:space="preserve">0.26</w:t>
                   </w:r>
                 </w:p>
               </w:tc>
@@ -14416,7 +15431,7 @@
                     <w:jc w:val="center"/>
                   </w:pPr>
                   <w:r>
-                    <w:t xml:space="preserve">0.00</w:t>
+                    <w:t xml:space="preserve">0.26</w:t>
                   </w:r>
                 </w:p>
               </w:tc>
@@ -14530,20 +15545,20 @@
                     <w:jc w:val="center"/>
                   </w:pPr>
                   <w:r>
-                    <w:t xml:space="preserve">0.02</w:t>
-                  </w:r>
-                </w:p>
-              </w:tc>
-              <w:tc>
-                <w:tcPr/>
-                <w:p>
-                  <w:pPr>
-                    <w:pStyle w:val="Compact"/>
-                    <w:jc w:val="right"/>
-                    <w:jc w:val="center"/>
-                  </w:pPr>
-                  <w:r>
-                    <w:t xml:space="preserve">0.18</w:t>
+                    <w:t xml:space="preserve">0.04</w:t>
+                  </w:r>
+                </w:p>
+              </w:tc>
+              <w:tc>
+                <w:tcPr/>
+                <w:p>
+                  <w:pPr>
+                    <w:pStyle w:val="Compact"/>
+                    <w:jc w:val="right"/>
+                    <w:jc w:val="center"/>
+                  </w:pPr>
+                  <w:r>
+                    <w:t xml:space="preserve">0.21</w:t>
                   </w:r>
                 </w:p>
               </w:tc>
@@ -14657,7 +15672,7 @@
                     <w:jc w:val="center"/>
                   </w:pPr>
                   <w:r>
-                    <w:t xml:space="preserve">0.02</w:t>
+                    <w:t xml:space="preserve">0.10</w:t>
                   </w:r>
                 </w:p>
               </w:tc>
@@ -14784,20 +15799,20 @@
                     <w:jc w:val="center"/>
                   </w:pPr>
                   <w:r>
-                    <w:t xml:space="preserve">-0.10</w:t>
-                  </w:r>
-                </w:p>
-              </w:tc>
-              <w:tc>
-                <w:tcPr/>
-                <w:p>
-                  <w:pPr>
-                    <w:pStyle w:val="Compact"/>
-                    <w:jc w:val="right"/>
-                    <w:jc w:val="center"/>
-                  </w:pPr>
-                  <w:r>
-                    <w:t xml:space="preserve">0.27</w:t>
+                    <w:t xml:space="preserve">0.00</w:t>
+                  </w:r>
+                </w:p>
+              </w:tc>
+              <w:tc>
+                <w:tcPr/>
+                <w:p>
+                  <w:pPr>
+                    <w:pStyle w:val="Compact"/>
+                    <w:jc w:val="right"/>
+                    <w:jc w:val="center"/>
+                  </w:pPr>
+                  <w:r>
+                    <w:t xml:space="preserve">0.38</w:t>
                   </w:r>
                 </w:p>
               </w:tc>
@@ -14924,7 +15939,7 @@
                     <w:jc w:val="center"/>
                   </w:pPr>
                   <w:r>
-                    <w:t xml:space="preserve">0.00</w:t>
+                    <w:t xml:space="preserve">0.26</w:t>
                   </w:r>
                 </w:p>
               </w:tc>
@@ -15038,20 +16053,20 @@
                     <w:jc w:val="center"/>
                   </w:pPr>
                   <w:r>
-                    <w:t xml:space="preserve">-0.04</w:t>
-                  </w:r>
-                </w:p>
-              </w:tc>
-              <w:tc>
-                <w:tcPr/>
-                <w:p>
-                  <w:pPr>
-                    <w:pStyle w:val="Compact"/>
-                    <w:jc w:val="right"/>
-                    <w:jc w:val="center"/>
-                  </w:pPr>
-                  <w:r>
-                    <w:t xml:space="preserve">0.54</w:t>
+                    <w:t xml:space="preserve">0.05</w:t>
+                  </w:r>
+                </w:p>
+              </w:tc>
+              <w:tc>
+                <w:tcPr/>
+                <w:p>
+                  <w:pPr>
+                    <w:pStyle w:val="Compact"/>
+                    <w:jc w:val="right"/>
+                    <w:jc w:val="center"/>
+                  </w:pPr>
+                  <w:r>
+                    <w:t xml:space="preserve">0.57</w:t>
                   </w:r>
                 </w:p>
               </w:tc>
@@ -15178,7 +16193,7 @@
                     <w:jc w:val="center"/>
                   </w:pPr>
                   <w:r>
-                    <w:t xml:space="preserve">0.00</w:t>
+                    <w:t xml:space="preserve">0.26</w:t>
                   </w:r>
                 </w:p>
               </w:tc>
@@ -15292,20 +16307,20 @@
                     <w:jc w:val="center"/>
                   </w:pPr>
                   <w:r>
-                    <w:t xml:space="preserve">0.04</w:t>
-                  </w:r>
-                </w:p>
-              </w:tc>
-              <w:tc>
-                <w:tcPr/>
-                <w:p>
-                  <w:pPr>
-                    <w:pStyle w:val="Compact"/>
-                    <w:jc w:val="right"/>
-                    <w:jc w:val="center"/>
-                  </w:pPr>
-                  <w:r>
-                    <w:t xml:space="preserve">0.22</w:t>
+                    <w:t xml:space="preserve">0.06</w:t>
+                  </w:r>
+                </w:p>
+              </w:tc>
+              <w:tc>
+                <w:tcPr/>
+                <w:p>
+                  <w:pPr>
+                    <w:pStyle w:val="Compact"/>
+                    <w:jc w:val="right"/>
+                    <w:jc w:val="center"/>
+                  </w:pPr>
+                  <w:r>
+                    <w:t xml:space="preserve">0.25</w:t>
                   </w:r>
                 </w:p>
               </w:tc>
@@ -15419,20 +16434,20 @@
                     <w:jc w:val="center"/>
                   </w:pPr>
                   <w:r>
-                    <w:t xml:space="preserve">-0.10</w:t>
-                  </w:r>
-                </w:p>
-              </w:tc>
-              <w:tc>
-                <w:tcPr/>
-                <w:p>
-                  <w:pPr>
-                    <w:pStyle w:val="Compact"/>
-                    <w:jc w:val="right"/>
-                    <w:jc w:val="center"/>
-                  </w:pPr>
-                  <w:r>
-                    <w:t xml:space="preserve">0.27</w:t>
+                    <w:t xml:space="preserve">0.00</w:t>
+                  </w:r>
+                </w:p>
+              </w:tc>
+              <w:tc>
+                <w:tcPr/>
+                <w:p>
+                  <w:pPr>
+                    <w:pStyle w:val="Compact"/>
+                    <w:jc w:val="right"/>
+                    <w:jc w:val="center"/>
+                  </w:pPr>
+                  <w:r>
+                    <w:t xml:space="preserve">0.38</w:t>
                   </w:r>
                 </w:p>
               </w:tc>
@@ -15559,7 +16574,7 @@
                     <w:jc w:val="center"/>
                   </w:pPr>
                   <w:r>
-                    <w:t xml:space="preserve">0.98</w:t>
+                    <w:t xml:space="preserve">0.90</w:t>
                   </w:r>
                 </w:p>
               </w:tc>
@@ -15673,7 +16688,7 @@
                     <w:jc w:val="center"/>
                   </w:pPr>
                   <w:r>
-                    <w:t xml:space="preserve">1.00</w:t>
+                    <w:t xml:space="preserve">0.74</w:t>
                   </w:r>
                 </w:p>
               </w:tc>
@@ -15800,20 +16815,20 @@
                     <w:jc w:val="center"/>
                   </w:pPr>
                   <w:r>
-                    <w:t xml:space="preserve">0.17</w:t>
-                  </w:r>
-                </w:p>
-              </w:tc>
-              <w:tc>
-                <w:tcPr/>
-                <w:p>
-                  <w:pPr>
-                    <w:pStyle w:val="Compact"/>
-                    <w:jc w:val="right"/>
-                    <w:jc w:val="center"/>
-                  </w:pPr>
-                  <w:r>
-                    <w:t xml:space="preserve">0.83</w:t>
+                    <w:t xml:space="preserve">0.21</w:t>
+                  </w:r>
+                </w:p>
+              </w:tc>
+              <w:tc>
+                <w:tcPr/>
+                <w:p>
+                  <w:pPr>
+                    <w:pStyle w:val="Compact"/>
+                    <w:jc w:val="right"/>
+                    <w:jc w:val="center"/>
+                  </w:pPr>
+                  <w:r>
+                    <w:t xml:space="preserve">0.79</w:t>
                   </w:r>
                 </w:p>
               </w:tc>
@@ -15927,20 +16942,20 @@
                     <w:jc w:val="center"/>
                   </w:pPr>
                   <w:r>
-                    <w:t xml:space="preserve">-0.04</w:t>
-                  </w:r>
-                </w:p>
-              </w:tc>
-              <w:tc>
-                <w:tcPr/>
-                <w:p>
-                  <w:pPr>
-                    <w:pStyle w:val="Compact"/>
-                    <w:jc w:val="right"/>
-                    <w:jc w:val="center"/>
-                  </w:pPr>
-                  <w:r>
-                    <w:t xml:space="preserve">0.54</w:t>
+                    <w:t xml:space="preserve">0.05</w:t>
+                  </w:r>
+                </w:p>
+              </w:tc>
+              <w:tc>
+                <w:tcPr/>
+                <w:p>
+                  <w:pPr>
+                    <w:pStyle w:val="Compact"/>
+                    <w:jc w:val="right"/>
+                    <w:jc w:val="center"/>
+                  </w:pPr>
+                  <w:r>
+                    <w:t xml:space="preserve">0.57</w:t>
                   </w:r>
                 </w:p>
               </w:tc>
@@ -16095,7 +17110,13 @@
                     <w:jc w:val="center"/>
                   </w:pPr>
                   <w:r>
-                    <w:t xml:space="preserve">Presence Common smelt</w:t>
+                    <w:t xml:space="preserve">Presence Common</w:t>
+                  </w:r>
+                  <w:r>
+                    <w:t xml:space="preserve"> </w:t>
+                  </w:r>
+                  <w:r>
+                    <w:t xml:space="preserve">smelt</w:t>
                   </w:r>
                 </w:p>
               </w:tc>
@@ -16181,20 +17202,20 @@
                     <w:jc w:val="center"/>
                   </w:pPr>
                   <w:r>
-                    <w:t xml:space="preserve">-0.04</w:t>
-                  </w:r>
-                </w:p>
-              </w:tc>
-              <w:tc>
-                <w:tcPr/>
-                <w:p>
-                  <w:pPr>
-                    <w:pStyle w:val="Compact"/>
-                    <w:jc w:val="right"/>
-                    <w:jc w:val="center"/>
-                  </w:pPr>
-                  <w:r>
-                    <w:t xml:space="preserve">0.54</w:t>
+                    <w:t xml:space="preserve">0.05</w:t>
+                  </w:r>
+                </w:p>
+              </w:tc>
+              <w:tc>
+                <w:tcPr/>
+                <w:p>
+                  <w:pPr>
+                    <w:pStyle w:val="Compact"/>
+                    <w:jc w:val="right"/>
+                    <w:jc w:val="center"/>
+                  </w:pPr>
+                  <w:r>
+                    <w:t xml:space="preserve">0.57</w:t>
                   </w:r>
                 </w:p>
               </w:tc>
@@ -16222,7 +17243,13 @@
                     <w:jc w:val="center"/>
                   </w:pPr>
                   <w:r>
-                    <w:t xml:space="preserve">Presence Common smelt</w:t>
+                    <w:t xml:space="preserve">Presence Common</w:t>
+                  </w:r>
+                  <w:r>
+                    <w:t xml:space="preserve"> </w:t>
+                  </w:r>
+                  <w:r>
+                    <w:t xml:space="preserve">smelt</w:t>
                   </w:r>
                 </w:p>
               </w:tc>
@@ -16321,7 +17348,7 @@
                     <w:jc w:val="center"/>
                   </w:pPr>
                   <w:r>
-                    <w:t xml:space="preserve">0.98</w:t>
+                    <w:t xml:space="preserve">0.90</w:t>
                   </w:r>
                 </w:p>
               </w:tc>
@@ -16349,7 +17376,13 @@
                     <w:jc w:val="center"/>
                   </w:pPr>
                   <w:r>
-                    <w:t xml:space="preserve">Presence Common smelt</w:t>
+                    <w:t xml:space="preserve">Presence Common</w:t>
+                  </w:r>
+                  <w:r>
+                    <w:t xml:space="preserve"> </w:t>
+                  </w:r>
+                  <w:r>
+                    <w:t xml:space="preserve">smelt</w:t>
                   </w:r>
                 </w:p>
               </w:tc>
@@ -16435,20 +17468,20 @@
                     <w:jc w:val="center"/>
                   </w:pPr>
                   <w:r>
-                    <w:t xml:space="preserve">0.17</w:t>
-                  </w:r>
-                </w:p>
-              </w:tc>
-              <w:tc>
-                <w:tcPr/>
-                <w:p>
-                  <w:pPr>
-                    <w:pStyle w:val="Compact"/>
-                    <w:jc w:val="right"/>
-                    <w:jc w:val="center"/>
-                  </w:pPr>
-                  <w:r>
-                    <w:t xml:space="preserve">0.83</w:t>
+                    <w:t xml:space="preserve">0.21</w:t>
+                  </w:r>
+                </w:p>
+              </w:tc>
+              <w:tc>
+                <w:tcPr/>
+                <w:p>
+                  <w:pPr>
+                    <w:pStyle w:val="Compact"/>
+                    <w:jc w:val="right"/>
+                    <w:jc w:val="center"/>
+                  </w:pPr>
+                  <w:r>
+                    <w:t xml:space="preserve">0.79</w:t>
                   </w:r>
                 </w:p>
               </w:tc>
@@ -16476,7 +17509,13 @@
                     <w:jc w:val="center"/>
                   </w:pPr>
                   <w:r>
-                    <w:t xml:space="preserve">Presence Common smelt</w:t>
+                    <w:t xml:space="preserve">Presence Common</w:t>
+                  </w:r>
+                  <w:r>
+                    <w:t xml:space="preserve"> </w:t>
+                  </w:r>
+                  <w:r>
+                    <w:t xml:space="preserve">smelt</w:t>
                   </w:r>
                 </w:p>
               </w:tc>
@@ -16562,20 +17601,20 @@
                     <w:jc w:val="center"/>
                   </w:pPr>
                   <w:r>
-                    <w:t xml:space="preserve">0.09</w:t>
-                  </w:r>
-                </w:p>
-              </w:tc>
-              <w:tc>
-                <w:tcPr/>
-                <w:p>
-                  <w:pPr>
-                    <w:pStyle w:val="Compact"/>
-                    <w:jc w:val="right"/>
-                    <w:jc w:val="center"/>
-                  </w:pPr>
-                  <w:r>
-                    <w:t xml:space="preserve">0.74</w:t>
+                    <w:t xml:space="preserve">0.15</w:t>
+                  </w:r>
+                </w:p>
+              </w:tc>
+              <w:tc>
+                <w:tcPr/>
+                <w:p>
+                  <w:pPr>
+                    <w:pStyle w:val="Compact"/>
+                    <w:jc w:val="right"/>
+                    <w:jc w:val="center"/>
+                  </w:pPr>
+                  <w:r>
+                    <w:t xml:space="preserve">0.72</w:t>
                   </w:r>
                 </w:p>
               </w:tc>
@@ -16603,7 +17642,13 @@
                     <w:jc w:val="center"/>
                   </w:pPr>
                   <w:r>
-                    <w:t xml:space="preserve">Presence Common smelt</w:t>
+                    <w:t xml:space="preserve">Presence Common</w:t>
+                  </w:r>
+                  <w:r>
+                    <w:t xml:space="preserve"> </w:t>
+                  </w:r>
+                  <w:r>
+                    <w:t xml:space="preserve">smelt</w:t>
                   </w:r>
                 </w:p>
               </w:tc>
@@ -16689,20 +17734,20 @@
                     <w:jc w:val="center"/>
                   </w:pPr>
                   <w:r>
-                    <w:t xml:space="preserve">0.26</w:t>
-                  </w:r>
-                </w:p>
-              </w:tc>
-              <w:tc>
-                <w:tcPr/>
-                <w:p>
-                  <w:pPr>
-                    <w:pStyle w:val="Compact"/>
-                    <w:jc w:val="right"/>
-                    <w:jc w:val="center"/>
-                  </w:pPr>
-                  <w:r>
-                    <w:t xml:space="preserve">0.91</w:t>
+                    <w:t xml:space="preserve">0.28</w:t>
+                  </w:r>
+                </w:p>
+              </w:tc>
+              <w:tc>
+                <w:tcPr/>
+                <w:p>
+                  <w:pPr>
+                    <w:pStyle w:val="Compact"/>
+                    <w:jc w:val="right"/>
+                    <w:jc w:val="center"/>
+                  </w:pPr>
+                  <w:r>
+                    <w:t xml:space="preserve">0.85</w:t>
                   </w:r>
                 </w:p>
               </w:tc>
@@ -16730,7 +17775,13 @@
                     <w:jc w:val="center"/>
                   </w:pPr>
                   <w:r>
-                    <w:t xml:space="preserve">Presence Common smelt</w:t>
+                    <w:t xml:space="preserve">Presence Common</w:t>
+                  </w:r>
+                  <w:r>
+                    <w:t xml:space="preserve"> </w:t>
+                  </w:r>
+                  <w:r>
+                    <w:t xml:space="preserve">smelt</w:t>
                   </w:r>
                 </w:p>
               </w:tc>
@@ -16829,7 +17880,7 @@
                     <w:jc w:val="center"/>
                   </w:pPr>
                   <w:r>
-                    <w:t xml:space="preserve">0.61</w:t>
+                    <w:t xml:space="preserve">0.62</w:t>
                   </w:r>
                 </w:p>
               </w:tc>
@@ -16956,7 +18007,7 @@
                     <w:jc w:val="center"/>
                   </w:pPr>
                   <w:r>
-                    <w:t xml:space="preserve">0.00</w:t>
+                    <w:t xml:space="preserve">0.26</w:t>
                   </w:r>
                 </w:p>
               </w:tc>
@@ -17083,7 +18134,7 @@
                     <w:jc w:val="center"/>
                   </w:pPr>
                   <w:r>
-                    <w:t xml:space="preserve">0.00</w:t>
+                    <w:t xml:space="preserve">0.26</w:t>
                   </w:r>
                 </w:p>
               </w:tc>
@@ -17210,7 +18261,7 @@
                     <w:jc w:val="center"/>
                   </w:pPr>
                   <w:r>
-                    <w:t xml:space="preserve">0.00</w:t>
+                    <w:t xml:space="preserve">0.26</w:t>
                   </w:r>
                 </w:p>
               </w:tc>
@@ -17337,7 +18388,7 @@
                     <w:jc w:val="center"/>
                   </w:pPr>
                   <w:r>
-                    <w:t xml:space="preserve">0.00</w:t>
+                    <w:t xml:space="preserve">0.26</w:t>
                   </w:r>
                 </w:p>
               </w:tc>
@@ -17464,7 +18515,7 @@
                     <w:jc w:val="center"/>
                   </w:pPr>
                   <w:r>
-                    <w:t xml:space="preserve">0.98</w:t>
+                    <w:t xml:space="preserve">0.90</w:t>
                   </w:r>
                 </w:p>
               </w:tc>
@@ -17578,20 +18629,20 @@
                     <w:jc w:val="center"/>
                   </w:pPr>
                   <w:r>
-                    <w:t xml:space="preserve">0.04</w:t>
-                  </w:r>
-                </w:p>
-              </w:tc>
-              <w:tc>
-                <w:tcPr/>
-                <w:p>
-                  <w:pPr>
-                    <w:pStyle w:val="Compact"/>
-                    <w:jc w:val="right"/>
-                    <w:jc w:val="center"/>
-                  </w:pPr>
-                  <w:r>
-                    <w:t xml:space="preserve">0.22</w:t>
+                    <w:t xml:space="preserve">0.06</w:t>
+                  </w:r>
+                </w:p>
+              </w:tc>
+              <w:tc>
+                <w:tcPr/>
+                <w:p>
+                  <w:pPr>
+                    <w:pStyle w:val="Compact"/>
+                    <w:jc w:val="right"/>
+                    <w:jc w:val="center"/>
+                  </w:pPr>
+                  <w:r>
+                    <w:t xml:space="preserve">0.25</w:t>
                   </w:r>
                 </w:p>
               </w:tc>
@@ -17705,20 +18756,20 @@
                     <w:jc w:val="center"/>
                   </w:pPr>
                   <w:r>
-                    <w:t xml:space="preserve">-0.08</w:t>
-                  </w:r>
-                </w:p>
-              </w:tc>
-              <w:tc>
-                <w:tcPr/>
-                <w:p>
-                  <w:pPr>
-                    <w:pStyle w:val="Compact"/>
-                    <w:jc w:val="right"/>
-                    <w:jc w:val="center"/>
-                  </w:pPr>
-                  <w:r>
-                    <w:t xml:space="preserve">0.41</w:t>
+                    <w:t xml:space="preserve">0.02</w:t>
+                  </w:r>
+                </w:p>
+              </w:tc>
+              <w:tc>
+                <w:tcPr/>
+                <w:p>
+                  <w:pPr>
+                    <w:pStyle w:val="Compact"/>
+                    <w:jc w:val="right"/>
+                    <w:jc w:val="center"/>
+                  </w:pPr>
+                  <w:r>
+                    <w:t xml:space="preserve">0.48</w:t>
                   </w:r>
                 </w:p>
               </w:tc>
@@ -17832,20 +18883,20 @@
                     <w:jc w:val="center"/>
                   </w:pPr>
                   <w:r>
-                    <w:t xml:space="preserve">-0.08</w:t>
-                  </w:r>
-                </w:p>
-              </w:tc>
-              <w:tc>
-                <w:tcPr/>
-                <w:p>
-                  <w:pPr>
-                    <w:pStyle w:val="Compact"/>
-                    <w:jc w:val="right"/>
-                    <w:jc w:val="center"/>
-                  </w:pPr>
-                  <w:r>
-                    <w:t xml:space="preserve">0.41</w:t>
+                    <w:t xml:space="preserve">0.02</w:t>
+                  </w:r>
+                </w:p>
+              </w:tc>
+              <w:tc>
+                <w:tcPr/>
+                <w:p>
+                  <w:pPr>
+                    <w:pStyle w:val="Compact"/>
+                    <w:jc w:val="right"/>
+                    <w:jc w:val="center"/>
+                  </w:pPr>
+                  <w:r>
+                    <w:t xml:space="preserve">0.48</w:t>
                   </w:r>
                 </w:p>
               </w:tc>
@@ -17972,7 +19023,7 @@
                     <w:jc w:val="center"/>
                   </w:pPr>
                   <w:r>
-                    <w:t xml:space="preserve">0.00</w:t>
+                    <w:t xml:space="preserve">0.26</w:t>
                   </w:r>
                 </w:p>
               </w:tc>
@@ -18099,7 +19150,7 @@
                     <w:jc w:val="center"/>
                   </w:pPr>
                   <w:r>
-                    <w:t xml:space="preserve">0.00</w:t>
+                    <w:t xml:space="preserve">0.26</w:t>
                   </w:r>
                 </w:p>
               </w:tc>
@@ -18213,20 +19264,20 @@
                     <w:jc w:val="center"/>
                   </w:pPr>
                   <w:r>
-                    <w:t xml:space="preserve">-0.08</w:t>
-                  </w:r>
-                </w:p>
-              </w:tc>
-              <w:tc>
-                <w:tcPr/>
-                <w:p>
-                  <w:pPr>
-                    <w:pStyle w:val="Compact"/>
-                    <w:jc w:val="right"/>
-                    <w:jc w:val="center"/>
-                  </w:pPr>
-                  <w:r>
-                    <w:t xml:space="preserve">0.41</w:t>
+                    <w:t xml:space="preserve">0.02</w:t>
+                  </w:r>
+                </w:p>
+              </w:tc>
+              <w:tc>
+                <w:tcPr/>
+                <w:p>
+                  <w:pPr>
+                    <w:pStyle w:val="Compact"/>
+                    <w:jc w:val="right"/>
+                    <w:jc w:val="center"/>
+                  </w:pPr>
+                  <w:r>
+                    <w:t xml:space="preserve">0.48</w:t>
                   </w:r>
                 </w:p>
               </w:tc>
@@ -18340,26 +19391,26 @@
                     <w:jc w:val="center"/>
                   </w:pPr>
                   <w:r>
-                    <w:t xml:space="preserve">0.02</w:t>
-                  </w:r>
-                </w:p>
-              </w:tc>
-              <w:tc>
-                <w:tcPr/>
-                <w:p>
-                  <w:pPr>
-                    <w:pStyle w:val="Compact"/>
-                    <w:jc w:val="right"/>
-                    <w:jc w:val="center"/>
-                  </w:pPr>
-                  <w:r>
-                    <w:t xml:space="preserve">0.18</w:t>
+                    <w:t xml:space="preserve">0.04</w:t>
+                  </w:r>
+                </w:p>
+              </w:tc>
+              <w:tc>
+                <w:tcPr/>
+                <w:p>
+                  <w:pPr>
+                    <w:pStyle w:val="Compact"/>
+                    <w:jc w:val="right"/>
+                    <w:jc w:val="center"/>
+                  </w:pPr>
+                  <w:r>
+                    <w:t xml:space="preserve">0.21</w:t>
                   </w:r>
                 </w:p>
               </w:tc>
             </w:tr>
           </w:tbl>
-          <w:bookmarkEnd w:id="68"/>
+          <w:bookmarkEnd w:id="76"/>
           <w:p/>
         </w:tc>
       </w:tr>
@@ -18380,18 +19431,18 @@
         </w:rPr>
         <w:t xml:space="preserve"> </w:t>
       </w:r>
-      <w:hyperlink r:id="rId30">
+      <w:hyperlink r:id="rId77">
         <w:r>
           <w:rPr>
             <w:rStyle w:val="Hyperlink"/>
             <w:vertAlign w:val="subscript"/>
           </w:rPr>
-          <w:t xml:space="preserve">Article Notebook</w:t>
+          <w:t xml:space="preserve">Analysis Notebook</w:t>
         </w:r>
       </w:hyperlink>
     </w:p>
-    <w:bookmarkStart w:id="203" w:name="refs"/>
-    <w:bookmarkStart w:id="70" w:name="ref-Albertson2018"/>
+    <w:bookmarkStart w:id="213" w:name="refs"/>
+    <w:bookmarkStart w:id="79" w:name="ref-Albertson2018"/>
     <w:p>
       <w:pPr>
         <w:pStyle w:val="Bibliography"/>
@@ -18402,7 +19453,7 @@
       <w:r>
         <w:t xml:space="preserve"> </w:t>
       </w:r>
-      <w:hyperlink r:id="rId69">
+      <w:hyperlink r:id="rId78">
         <w:r>
           <w:rPr>
             <w:rStyle w:val="Hyperlink"/>
@@ -18414,8 +19465,8 @@
         <w:t xml:space="preserve">.</w:t>
       </w:r>
     </w:p>
-    <w:bookmarkEnd w:id="70"/>
-    <w:bookmarkStart w:id="72" w:name="ref-Angilletta2004"/>
+    <w:bookmarkEnd w:id="79"/>
+    <w:bookmarkStart w:id="81" w:name="ref-Angilletta2004"/>
     <w:p>
       <w:pPr>
         <w:pStyle w:val="Bibliography"/>
@@ -18426,7 +19477,7 @@
       <w:r>
         <w:t xml:space="preserve"> </w:t>
       </w:r>
-      <w:hyperlink r:id="rId71">
+      <w:hyperlink r:id="rId80">
         <w:r>
           <w:rPr>
             <w:rStyle w:val="Hyperlink"/>
@@ -18438,8 +19489,8 @@
         <w:t xml:space="preserve">.</w:t>
       </w:r>
     </w:p>
-    <w:bookmarkEnd w:id="72"/>
-    <w:bookmarkStart w:id="74" w:name="ref-Barnes1996"/>
+    <w:bookmarkEnd w:id="81"/>
+    <w:bookmarkStart w:id="83" w:name="ref-Barnes1996"/>
     <w:p>
       <w:pPr>
         <w:pStyle w:val="Bibliography"/>
@@ -18450,7 +19501,7 @@
       <w:r>
         <w:t xml:space="preserve"> </w:t>
       </w:r>
-      <w:hyperlink r:id="rId73">
+      <w:hyperlink r:id="rId82">
         <w:r>
           <w:rPr>
             <w:rStyle w:val="Hyperlink"/>
@@ -18476,8 +19527,8 @@
         <w:t xml:space="preserve">. Master of Science thesis, University of Waikato.</w:t>
       </w:r>
     </w:p>
-    <w:bookmarkEnd w:id="74"/>
-    <w:bookmarkStart w:id="75" w:name="ref-Barnes2003"/>
+    <w:bookmarkEnd w:id="83"/>
+    <w:bookmarkStart w:id="84" w:name="ref-Barnes2003"/>
     <w:p>
       <w:pPr>
         <w:pStyle w:val="Bibliography"/>
@@ -18496,8 +19547,8 @@
         <w:t xml:space="preserve">) in lake taupo. In Managing invasive freshwater fish in new zealand: Proceedings of a workshop hosted by department of conservation, 10–12 may 2001, hamilton. Department of Conservation.</w:t>
       </w:r>
     </w:p>
-    <w:bookmarkEnd w:id="75"/>
-    <w:bookmarkStart w:id="77" w:name="ref-Bolker2009"/>
+    <w:bookmarkEnd w:id="84"/>
+    <w:bookmarkStart w:id="86" w:name="ref-Bolker2009"/>
     <w:p>
       <w:pPr>
         <w:pStyle w:val="Bibliography"/>
@@ -18508,7 +19559,7 @@
       <w:r>
         <w:t xml:space="preserve"> </w:t>
       </w:r>
-      <w:hyperlink r:id="rId76">
+      <w:hyperlink r:id="rId85">
         <w:r>
           <w:rPr>
             <w:rStyle w:val="Hyperlink"/>
@@ -18520,8 +19571,8 @@
         <w:t xml:space="preserve">.</w:t>
       </w:r>
     </w:p>
-    <w:bookmarkEnd w:id="77"/>
-    <w:bookmarkStart w:id="79" w:name="ref-Brooks2017"/>
+    <w:bookmarkEnd w:id="86"/>
+    <w:bookmarkStart w:id="88" w:name="ref-Brooks2017"/>
     <w:p>
       <w:pPr>
         <w:pStyle w:val="Bibliography"/>
@@ -18544,7 +19595,7 @@
       <w:r>
         <w:t xml:space="preserve"> </w:t>
       </w:r>
-      <w:hyperlink r:id="rId78">
+      <w:hyperlink r:id="rId87">
         <w:r>
           <w:rPr>
             <w:rStyle w:val="Hyperlink"/>
@@ -18556,8 +19607,8 @@
         <w:t xml:space="preserve">.</w:t>
       </w:r>
     </w:p>
-    <w:bookmarkEnd w:id="79"/>
-    <w:bookmarkStart w:id="81" w:name="ref-Bunch2010"/>
+    <w:bookmarkEnd w:id="88"/>
+    <w:bookmarkStart w:id="90" w:name="ref-Bunch2010"/>
     <w:p>
       <w:pPr>
         <w:pStyle w:val="Bibliography"/>
@@ -18568,7 +19619,7 @@
       <w:r>
         <w:t xml:space="preserve"> </w:t>
       </w:r>
-      <w:hyperlink r:id="rId80">
+      <w:hyperlink r:id="rId89">
         <w:r>
           <w:rPr>
             <w:rStyle w:val="Hyperlink"/>
@@ -18580,8 +19631,8 @@
         <w:t xml:space="preserve">.</w:t>
       </w:r>
     </w:p>
-    <w:bookmarkEnd w:id="81"/>
-    <w:bookmarkStart w:id="83" w:name="ref-Capinha2013"/>
+    <w:bookmarkEnd w:id="90"/>
+    <w:bookmarkStart w:id="92" w:name="ref-Capinha2013"/>
     <w:p>
       <w:pPr>
         <w:pStyle w:val="Bibliography"/>
@@ -18592,7 +19643,7 @@
       <w:r>
         <w:t xml:space="preserve"> </w:t>
       </w:r>
-      <w:hyperlink r:id="rId82">
+      <w:hyperlink r:id="rId91">
         <w:r>
           <w:rPr>
             <w:rStyle w:val="Hyperlink"/>
@@ -18604,8 +19655,8 @@
         <w:t xml:space="preserve">.</w:t>
       </w:r>
     </w:p>
-    <w:bookmarkEnd w:id="83"/>
-    <w:bookmarkStart w:id="85" w:name="ref-Chambers1987"/>
+    <w:bookmarkEnd w:id="92"/>
+    <w:bookmarkStart w:id="94" w:name="ref-Chambers1987"/>
     <w:p>
       <w:pPr>
         <w:pStyle w:val="Bibliography"/>
@@ -18616,7 +19667,7 @@
       <w:r>
         <w:t xml:space="preserve"> </w:t>
       </w:r>
-      <w:hyperlink r:id="rId84">
+      <w:hyperlink r:id="rId93">
         <w:r>
           <w:rPr>
             <w:rStyle w:val="Hyperlink"/>
@@ -18628,8 +19679,8 @@
         <w:t xml:space="preserve">.</w:t>
       </w:r>
     </w:p>
-    <w:bookmarkEnd w:id="85"/>
-    <w:bookmarkStart w:id="86" w:name="ref-Collier1997"/>
+    <w:bookmarkEnd w:id="94"/>
+    <w:bookmarkStart w:id="95" w:name="ref-Collier1997"/>
     <w:p>
       <w:pPr>
         <w:pStyle w:val="Bibliography"/>
@@ -18638,8 +19689,8 @@
         <w:t xml:space="preserve">Collier, K. J., S. M. Parkyn, &amp; C. F. Rabeni, 1997. Koura: A keystone species. Water and Atmosphere 5: 18–20.</w:t>
       </w:r>
     </w:p>
-    <w:bookmarkEnd w:id="86"/>
-    <w:bookmarkStart w:id="88" w:name="ref-Creed2004"/>
+    <w:bookmarkEnd w:id="95"/>
+    <w:bookmarkStart w:id="97" w:name="ref-Creed2004"/>
     <w:p>
       <w:pPr>
         <w:pStyle w:val="Bibliography"/>
@@ -18650,7 +19701,7 @@
       <w:r>
         <w:t xml:space="preserve"> </w:t>
       </w:r>
-      <w:hyperlink r:id="rId87">
+      <w:hyperlink r:id="rId96">
         <w:r>
           <w:rPr>
             <w:rStyle w:val="Hyperlink"/>
@@ -18662,8 +19713,8 @@
         <w:t xml:space="preserve">.</w:t>
       </w:r>
     </w:p>
-    <w:bookmarkEnd w:id="88"/>
-    <w:bookmarkStart w:id="90" w:name="ref-Danilovic2022"/>
+    <w:bookmarkEnd w:id="97"/>
+    <w:bookmarkStart w:id="99" w:name="ref-Danilovic2022"/>
     <w:p>
       <w:pPr>
         <w:pStyle w:val="Bibliography"/>
@@ -18683,7 +19734,7 @@
       <w:r>
         <w:t xml:space="preserve"> </w:t>
       </w:r>
-      <w:hyperlink r:id="rId89">
+      <w:hyperlink r:id="rId98">
         <w:r>
           <w:rPr>
             <w:rStyle w:val="Hyperlink"/>
@@ -18695,8 +19746,8 @@
         <w:t xml:space="preserve">.</w:t>
       </w:r>
     </w:p>
-    <w:bookmarkEnd w:id="90"/>
-    <w:bookmarkStart w:id="92" w:name="ref-Dedual2002"/>
+    <w:bookmarkEnd w:id="99"/>
+    <w:bookmarkStart w:id="101" w:name="ref-Dedual2002"/>
     <w:p>
       <w:pPr>
         <w:pStyle w:val="Bibliography"/>
@@ -18707,7 +19758,7 @@
       <w:r>
         <w:t xml:space="preserve"> </w:t>
       </w:r>
-      <w:hyperlink r:id="rId91">
+      <w:hyperlink r:id="rId100">
         <w:r>
           <w:rPr>
             <w:rStyle w:val="Hyperlink"/>
@@ -18751,8 +19802,8 @@
         <w:t xml:space="preserve">. In Thorstad, E. B., I. A. Fleming, &amp; T. F. Næsje (eds) Aquatic telemetry. Springer Netherlands. pp. 129–135.</w:t>
       </w:r>
     </w:p>
-    <w:bookmarkEnd w:id="92"/>
-    <w:bookmarkStart w:id="93" w:name="ref-Devcich1979"/>
+    <w:bookmarkEnd w:id="101"/>
+    <w:bookmarkStart w:id="102" w:name="ref-Devcich1979"/>
     <w:p>
       <w:pPr>
         <w:pStyle w:val="Bibliography"/>
@@ -18792,8 +19843,8 @@
         <w:t xml:space="preserve">) in lake rotoiti, north island. PhD thesis, University of Waikato.</w:t>
       </w:r>
     </w:p>
-    <w:bookmarkEnd w:id="93"/>
-    <w:bookmarkStart w:id="95" w:name="ref-Dumelle2023"/>
+    <w:bookmarkEnd w:id="102"/>
+    <w:bookmarkStart w:id="104" w:name="ref-Dumelle2023"/>
     <w:p>
       <w:pPr>
         <w:pStyle w:val="Bibliography"/>
@@ -18813,7 +19864,7 @@
       <w:r>
         <w:t xml:space="preserve"> </w:t>
       </w:r>
-      <w:hyperlink r:id="rId94">
+      <w:hyperlink r:id="rId103">
         <w:r>
           <w:rPr>
             <w:rStyle w:val="Hyperlink"/>
@@ -18825,8 +19876,8 @@
         <w:t xml:space="preserve">.</w:t>
       </w:r>
     </w:p>
-    <w:bookmarkEnd w:id="95"/>
-    <w:bookmarkStart w:id="97" w:name="ref-Fielding1997"/>
+    <w:bookmarkEnd w:id="104"/>
+    <w:bookmarkStart w:id="106" w:name="ref-Fielding1997"/>
     <w:p>
       <w:pPr>
         <w:pStyle w:val="Bibliography"/>
@@ -18837,7 +19888,7 @@
       <w:r>
         <w:t xml:space="preserve"> </w:t>
       </w:r>
-      <w:hyperlink r:id="rId96">
+      <w:hyperlink r:id="rId105">
         <w:r>
           <w:rPr>
             <w:rStyle w:val="Hyperlink"/>
@@ -18849,8 +19900,8 @@
         <w:t xml:space="preserve">.</w:t>
       </w:r>
     </w:p>
-    <w:bookmarkEnd w:id="97"/>
-    <w:bookmarkStart w:id="99" w:name="ref-Ford2005"/>
+    <w:bookmarkEnd w:id="106"/>
+    <w:bookmarkStart w:id="108" w:name="ref-Ford2005"/>
     <w:p>
       <w:pPr>
         <w:pStyle w:val="Bibliography"/>
@@ -18874,7 +19925,7 @@
       <w:r>
         <w:t xml:space="preserve"> </w:t>
       </w:r>
-      <w:hyperlink r:id="rId98">
+      <w:hyperlink r:id="rId107">
         <w:r>
           <w:rPr>
             <w:rStyle w:val="Hyperlink"/>
@@ -18886,8 +19937,8 @@
         <w:t xml:space="preserve">.</w:t>
       </w:r>
     </w:p>
-    <w:bookmarkEnd w:id="99"/>
-    <w:bookmarkStart w:id="101" w:name="ref-Francis2019"/>
+    <w:bookmarkEnd w:id="108"/>
+    <w:bookmarkStart w:id="110" w:name="ref-Francis2019"/>
     <w:p>
       <w:pPr>
         <w:pStyle w:val="Bibliography"/>
@@ -18898,7 +19949,7 @@
       <w:r>
         <w:t xml:space="preserve"> </w:t>
       </w:r>
-      <w:hyperlink r:id="rId100">
+      <w:hyperlink r:id="rId109">
         <w:r>
           <w:rPr>
             <w:rStyle w:val="Hyperlink"/>
@@ -18956,8 +20007,8 @@
         <w:t xml:space="preserve">. Master’s thesis, University of Waikato.</w:t>
       </w:r>
     </w:p>
-    <w:bookmarkEnd w:id="101"/>
-    <w:bookmarkStart w:id="103" w:name="ref-Fry1948"/>
+    <w:bookmarkEnd w:id="110"/>
+    <w:bookmarkStart w:id="112" w:name="ref-Fry1948"/>
     <w:p>
       <w:pPr>
         <w:pStyle w:val="Bibliography"/>
@@ -18968,7 +20019,7 @@
       <w:r>
         <w:t xml:space="preserve"> </w:t>
       </w:r>
-      <w:hyperlink r:id="rId102">
+      <w:hyperlink r:id="rId111">
         <w:r>
           <w:rPr>
             <w:rStyle w:val="Hyperlink"/>
@@ -18980,8 +20031,8 @@
         <w:t xml:space="preserve">.</w:t>
       </w:r>
     </w:p>
-    <w:bookmarkEnd w:id="103"/>
-    <w:bookmarkStart w:id="105" w:name="ref-Grayling2020"/>
+    <w:bookmarkEnd w:id="112"/>
+    <w:bookmarkStart w:id="114" w:name="ref-Grayling2020"/>
     <w:p>
       <w:pPr>
         <w:pStyle w:val="Bibliography"/>
@@ -18992,7 +20043,7 @@
       <w:r>
         <w:t xml:space="preserve"> </w:t>
       </w:r>
-      <w:hyperlink r:id="rId104">
+      <w:hyperlink r:id="rId113">
         <w:r>
           <w:rPr>
             <w:rStyle w:val="Hyperlink"/>
@@ -19004,8 +20055,8 @@
         <w:t xml:space="preserve">. Bay of Plenty Regional Council.</w:t>
       </w:r>
     </w:p>
-    <w:bookmarkEnd w:id="105"/>
-    <w:bookmarkStart w:id="106" w:name="ref-Greenaway1985"/>
+    <w:bookmarkEnd w:id="114"/>
+    <w:bookmarkStart w:id="115" w:name="ref-Greenaway1985"/>
     <w:p>
       <w:pPr>
         <w:pStyle w:val="Bibliography"/>
@@ -19023,8 +20074,8 @@
         <w:t xml:space="preserve">. Biological Reviews 60: 425–454.</w:t>
       </w:r>
     </w:p>
-    <w:bookmarkEnd w:id="106"/>
-    <w:bookmarkStart w:id="107" w:name="ref-Hamilton2005"/>
+    <w:bookmarkEnd w:id="115"/>
+    <w:bookmarkStart w:id="116" w:name="ref-Hamilton2005"/>
     <w:p>
       <w:pPr>
         <w:pStyle w:val="Bibliography"/>
@@ -19045,8 +20096,8 @@
         <w:t xml:space="preserve">channel diversion from lake rotoiti. NIWA &amp; University of Waikato.</w:t>
       </w:r>
     </w:p>
-    <w:bookmarkEnd w:id="107"/>
-    <w:bookmarkStart w:id="109" w:name="ref-Hammond2006"/>
+    <w:bookmarkEnd w:id="116"/>
+    <w:bookmarkStart w:id="118" w:name="ref-Hammond2006"/>
     <w:p>
       <w:pPr>
         <w:pStyle w:val="Bibliography"/>
@@ -19070,7 +20121,7 @@
       <w:r>
         <w:t xml:space="preserve"> </w:t>
       </w:r>
-      <w:hyperlink r:id="rId108">
+      <w:hyperlink r:id="rId117">
         <w:r>
           <w:rPr>
             <w:rStyle w:val="Hyperlink"/>
@@ -19082,8 +20133,8 @@
         <w:t xml:space="preserve">.</w:t>
       </w:r>
     </w:p>
-    <w:bookmarkEnd w:id="109"/>
-    <w:bookmarkStart w:id="110" w:name="ref-Harding2009"/>
+    <w:bookmarkEnd w:id="118"/>
+    <w:bookmarkStart w:id="119" w:name="ref-Harding2009"/>
     <w:p>
       <w:pPr>
         <w:pStyle w:val="Bibliography"/>
@@ -19101,8 +20152,8 @@
         <w:t xml:space="preserve">. School of Biological Sciences, University of Canterbury.</w:t>
       </w:r>
     </w:p>
-    <w:bookmarkEnd w:id="110"/>
-    <w:bookmarkStart w:id="112" w:name="ref-Haschenburger2009"/>
+    <w:bookmarkEnd w:id="119"/>
+    <w:bookmarkStart w:id="121" w:name="ref-Haschenburger2009"/>
     <w:p>
       <w:pPr>
         <w:pStyle w:val="Bibliography"/>
@@ -19113,7 +20164,7 @@
       <w:r>
         <w:t xml:space="preserve"> </w:t>
       </w:r>
-      <w:hyperlink r:id="rId111">
+      <w:hyperlink r:id="rId120">
         <w:r>
           <w:rPr>
             <w:rStyle w:val="Hyperlink"/>
@@ -19125,18 +20176,48 @@
         <w:t xml:space="preserve">.</w:t>
       </w:r>
     </w:p>
-    <w:bookmarkEnd w:id="112"/>
-    <w:bookmarkStart w:id="113" w:name="ref-Hesni2009"/>
+    <w:bookmarkEnd w:id="121"/>
+    <w:bookmarkStart w:id="123" w:name="ref-Hesni2009"/>
     <w:p>
       <w:pPr>
         <w:pStyle w:val="Bibliography"/>
       </w:pPr>
       <w:r>
-        <w:t xml:space="preserve">Hesni, M. A., N. Shabanipour, A. Zahmatkesh, &amp; M. M. Toutouni, 2009. Effects of temperature and salinity on survival and moulting of the narrow-clawed crayfish, astacus leptodactylus eschscholtz, 1823 (decapoda, astacidea). Brill. Crustaceana 82: 1495–1507.</w:t>
+        <w:t xml:space="preserve">Hesni, M. A., N. Shabanipour, A. Zahmatkesh, &amp; M. M. Toutouni, 2009. Effects of temperature and salinity on survival and moulting of the narrow-clawed crayfish,</w:t>
+      </w:r>
+      <w:r>
+        <w:t xml:space="preserve"> </w:t>
+      </w:r>
+      <w:r>
+        <w:rPr>
+          <w:i/>
+          <w:iCs/>
+        </w:rPr>
+        <w:t xml:space="preserve">astacus leptodactylus</w:t>
+      </w:r>
+      <w:r>
+        <w:t xml:space="preserve"> </w:t>
+      </w:r>
+      <w:r>
+        <w:t xml:space="preserve">eschscholtz, 1823 (decapoda, astacidea). Crustaceana 82: 1495–1507.</w:t>
+      </w:r>
+      <w:r>
+        <w:t xml:space="preserve"> </w:t>
+      </w:r>
+      <w:hyperlink r:id="rId122">
+        <w:r>
+          <w:rPr>
+            <w:rStyle w:val="Hyperlink"/>
+          </w:rPr>
+          <w:t xml:space="preserve">https://doi.org/10.1163/156854009X407191</w:t>
+        </w:r>
+      </w:hyperlink>
+      <w:r>
+        <w:t xml:space="preserve">.</w:t>
       </w:r>
     </w:p>
-    <w:bookmarkEnd w:id="113"/>
-    <w:bookmarkStart w:id="115" w:name="ref-Hessen2004"/>
+    <w:bookmarkEnd w:id="123"/>
+    <w:bookmarkStart w:id="125" w:name="ref-Hessen2004"/>
     <w:p>
       <w:pPr>
         <w:pStyle w:val="Bibliography"/>
@@ -19147,7 +20228,7 @@
       <w:r>
         <w:t xml:space="preserve"> </w:t>
       </w:r>
-      <w:hyperlink r:id="rId114">
+      <w:hyperlink r:id="rId124">
         <w:r>
           <w:rPr>
             <w:rStyle w:val="Hyperlink"/>
@@ -19159,8 +20240,8 @@
         <w:t xml:space="preserve">.</w:t>
       </w:r>
     </w:p>
-    <w:bookmarkEnd w:id="115"/>
-    <w:bookmarkStart w:id="116" w:name="ref-Hiroa1921"/>
+    <w:bookmarkEnd w:id="125"/>
+    <w:bookmarkStart w:id="126" w:name="ref-Hiroa1921"/>
     <w:p>
       <w:pPr>
         <w:pStyle w:val="Bibliography"/>
@@ -19175,8 +20256,8 @@
         <w:t xml:space="preserve">ori food-supplies of lake rotorua, with methods of obtaining them, and usages and customs appertaining thereto. Transactions and Proceedings of the Royal Society of New Zealand 1868–1961 53: 433–451.</w:t>
       </w:r>
     </w:p>
-    <w:bookmarkEnd w:id="116"/>
-    <w:bookmarkStart w:id="118" w:name="ref-Hopkins1970"/>
+    <w:bookmarkEnd w:id="126"/>
+    <w:bookmarkStart w:id="128" w:name="ref-Hopkins1970"/>
     <w:p>
       <w:pPr>
         <w:pStyle w:val="Bibliography"/>
@@ -19239,7 +20320,7 @@
       <w:r>
         <w:t xml:space="preserve"> </w:t>
       </w:r>
-      <w:hyperlink r:id="rId117">
+      <w:hyperlink r:id="rId127">
         <w:r>
           <w:rPr>
             <w:rStyle w:val="Hyperlink"/>
@@ -19251,8 +20332,8 @@
         <w:t xml:space="preserve">.</w:t>
       </w:r>
     </w:p>
-    <w:bookmarkEnd w:id="118"/>
-    <w:bookmarkStart w:id="120" w:name="ref-Jane2021"/>
+    <w:bookmarkEnd w:id="128"/>
+    <w:bookmarkStart w:id="130" w:name="ref-Jane2021"/>
     <w:p>
       <w:pPr>
         <w:pStyle w:val="Bibliography"/>
@@ -19266,7 +20347,7 @@
       <w:r>
         <w:t xml:space="preserve"> </w:t>
       </w:r>
-      <w:hyperlink r:id="rId119">
+      <w:hyperlink r:id="rId129">
         <w:r>
           <w:rPr>
             <w:rStyle w:val="Hyperlink"/>
@@ -19278,8 +20359,8 @@
         <w:t xml:space="preserve">.</w:t>
       </w:r>
     </w:p>
-    <w:bookmarkEnd w:id="120"/>
-    <w:bookmarkStart w:id="121" w:name="ref-Johnsen2008"/>
+    <w:bookmarkEnd w:id="130"/>
+    <w:bookmarkStart w:id="131" w:name="ref-Johnsen2008"/>
     <w:p>
       <w:pPr>
         <w:pStyle w:val="Bibliography"/>
@@ -19288,8 +20369,8 @@
         <w:t xml:space="preserve">Johnsen, S. I., &amp; T. Taugbøl, 2008. Add stones, get crayfish – is it that simple? Freshwater Crayfish 16: 47–50.</w:t>
       </w:r>
     </w:p>
-    <w:bookmarkEnd w:id="121"/>
-    <w:bookmarkStart w:id="123" w:name="ref-Jowett2008"/>
+    <w:bookmarkEnd w:id="131"/>
+    <w:bookmarkStart w:id="133" w:name="ref-Jowett2008"/>
     <w:p>
       <w:pPr>
         <w:pStyle w:val="Bibliography"/>
@@ -19328,7 +20409,7 @@
       <w:r>
         <w:t xml:space="preserve"> </w:t>
       </w:r>
-      <w:hyperlink r:id="rId122">
+      <w:hyperlink r:id="rId132">
         <w:r>
           <w:rPr>
             <w:rStyle w:val="Hyperlink"/>
@@ -19340,8 +20421,8 @@
         <w:t xml:space="preserve">.</w:t>
       </w:r>
     </w:p>
-    <w:bookmarkEnd w:id="123"/>
-    <w:bookmarkStart w:id="125" w:name="ref-Jowett1990"/>
+    <w:bookmarkEnd w:id="133"/>
+    <w:bookmarkStart w:id="135" w:name="ref-Jowett1990"/>
     <w:p>
       <w:pPr>
         <w:pStyle w:val="Bibliography"/>
@@ -19380,7 +20461,7 @@
       <w:r>
         <w:t xml:space="preserve"> </w:t>
       </w:r>
-      <w:hyperlink r:id="rId124">
+      <w:hyperlink r:id="rId134">
         <w:r>
           <w:rPr>
             <w:rStyle w:val="Hyperlink"/>
@@ -19392,8 +20473,8 @@
         <w:t xml:space="preserve">.</w:t>
       </w:r>
     </w:p>
-    <w:bookmarkEnd w:id="125"/>
-    <w:bookmarkStart w:id="127" w:name="ref-Kusabs2026"/>
+    <w:bookmarkEnd w:id="135"/>
+    <w:bookmarkStart w:id="137" w:name="ref-Kusabs2026"/>
     <w:p>
       <w:pPr>
         <w:pStyle w:val="Bibliography"/>
@@ -19404,7 +20485,7 @@
       <w:r>
         <w:t xml:space="preserve"> </w:t>
       </w:r>
-      <w:hyperlink r:id="rId126">
+      <w:hyperlink r:id="rId136">
         <w:r>
           <w:rPr>
             <w:rStyle w:val="Hyperlink"/>
@@ -19416,8 +20497,8 @@
         <w:t xml:space="preserve">.</w:t>
       </w:r>
     </w:p>
-    <w:bookmarkEnd w:id="127"/>
-    <w:bookmarkStart w:id="129" w:name="ref-Kusabs2015a"/>
+    <w:bookmarkEnd w:id="137"/>
+    <w:bookmarkStart w:id="139" w:name="ref-Kusabs2015a"/>
     <w:p>
       <w:pPr>
         <w:pStyle w:val="Bibliography"/>
@@ -19474,7 +20555,7 @@
       <w:r>
         <w:t xml:space="preserve"> </w:t>
       </w:r>
-      <w:hyperlink r:id="rId128">
+      <w:hyperlink r:id="rId138">
         <w:r>
           <w:rPr>
             <w:rStyle w:val="Hyperlink"/>
@@ -19486,8 +20567,8 @@
         <w:t xml:space="preserve">.</w:t>
       </w:r>
     </w:p>
-    <w:bookmarkEnd w:id="129"/>
-    <w:bookmarkStart w:id="131" w:name="ref-Kusabs2009"/>
+    <w:bookmarkEnd w:id="139"/>
+    <w:bookmarkStart w:id="141" w:name="ref-Kusabs2009"/>
     <w:p>
       <w:pPr>
         <w:pStyle w:val="Bibliography"/>
@@ -19544,7 +20625,7 @@
       <w:r>
         <w:t xml:space="preserve"> </w:t>
       </w:r>
-      <w:hyperlink r:id="rId130">
+      <w:hyperlink r:id="rId140">
         <w:r>
           <w:rPr>
             <w:rStyle w:val="Hyperlink"/>
@@ -19556,8 +20637,8 @@
         <w:t xml:space="preserve">.</w:t>
       </w:r>
     </w:p>
-    <w:bookmarkEnd w:id="131"/>
-    <w:bookmarkStart w:id="133" w:name="ref-Kusabs2015b"/>
+    <w:bookmarkEnd w:id="141"/>
+    <w:bookmarkStart w:id="143" w:name="ref-Kusabs2015b"/>
     <w:p>
       <w:pPr>
         <w:pStyle w:val="Bibliography"/>
@@ -19614,7 +20695,7 @@
       <w:r>
         <w:t xml:space="preserve"> </w:t>
       </w:r>
-      <w:hyperlink r:id="rId132">
+      <w:hyperlink r:id="rId142">
         <w:r>
           <w:rPr>
             <w:rStyle w:val="Hyperlink"/>
@@ -19626,8 +20707,8 @@
         <w:t xml:space="preserve">.</w:t>
       </w:r>
     </w:p>
-    <w:bookmarkEnd w:id="133"/>
-    <w:bookmarkStart w:id="134" w:name="ref-Kutner2005"/>
+    <w:bookmarkEnd w:id="143"/>
+    <w:bookmarkStart w:id="144" w:name="ref-Kutner2005"/>
     <w:p>
       <w:pPr>
         <w:pStyle w:val="Bibliography"/>
@@ -19636,8 +20717,8 @@
         <w:t xml:space="preserve">Kutner, M. H., C. J. Nachtsheim, J. Neter, &amp; W. Li, 2005. Applied linear statistical models. McGraw-Hill Irwin.</w:t>
       </w:r>
     </w:p>
-    <w:bookmarkEnd w:id="134"/>
-    <w:bookmarkStart w:id="136" w:name="ref-LAWA2025"/>
+    <w:bookmarkEnd w:id="144"/>
+    <w:bookmarkStart w:id="146" w:name="ref-LAWA2025"/>
     <w:p>
       <w:pPr>
         <w:pStyle w:val="Bibliography"/>
@@ -19660,7 +20741,7 @@
       <w:r>
         <w:t xml:space="preserve"> </w:t>
       </w:r>
-      <w:hyperlink r:id="rId135">
+      <w:hyperlink r:id="rId145">
         <w:r>
           <w:rPr>
             <w:rStyle w:val="Hyperlink"/>
@@ -19672,8 +20753,8 @@
         <w:t xml:space="preserve">.</w:t>
       </w:r>
     </w:p>
-    <w:bookmarkEnd w:id="136"/>
-    <w:bookmarkStart w:id="138" w:name="ref-Lee2025"/>
+    <w:bookmarkEnd w:id="146"/>
+    <w:bookmarkStart w:id="148" w:name="ref-Lee2025"/>
     <w:p>
       <w:pPr>
         <w:pStyle w:val="Bibliography"/>
@@ -19684,7 +20765,7 @@
       <w:r>
         <w:t xml:space="preserve"> </w:t>
       </w:r>
-      <w:hyperlink r:id="rId137">
+      <w:hyperlink r:id="rId147">
         <w:r>
           <w:rPr>
             <w:rStyle w:val="Hyperlink"/>
@@ -19696,8 +20777,8 @@
         <w:t xml:space="preserve">.</w:t>
       </w:r>
     </w:p>
-    <w:bookmarkEnd w:id="138"/>
-    <w:bookmarkStart w:id="140" w:name="ref-Levin1992"/>
+    <w:bookmarkEnd w:id="148"/>
+    <w:bookmarkStart w:id="150" w:name="ref-Levin1992"/>
     <w:p>
       <w:pPr>
         <w:pStyle w:val="Bibliography"/>
@@ -19720,7 +20801,7 @@
       <w:r>
         <w:t xml:space="preserve"> </w:t>
       </w:r>
-      <w:hyperlink r:id="rId139">
+      <w:hyperlink r:id="rId149">
         <w:r>
           <w:rPr>
             <w:rStyle w:val="Hyperlink"/>
@@ -19732,8 +20813,8 @@
         <w:t xml:space="preserve">.</w:t>
       </w:r>
     </w:p>
-    <w:bookmarkEnd w:id="140"/>
-    <w:bookmarkStart w:id="142" w:name="ref-Lishawa2023"/>
+    <w:bookmarkEnd w:id="150"/>
+    <w:bookmarkStart w:id="152" w:name="ref-Lishawa2023"/>
     <w:p>
       <w:pPr>
         <w:pStyle w:val="Bibliography"/>
@@ -19769,7 +20850,7 @@
       <w:r>
         <w:t xml:space="preserve"> </w:t>
       </w:r>
-      <w:hyperlink r:id="rId141">
+      <w:hyperlink r:id="rId151">
         <w:r>
           <w:rPr>
             <w:rStyle w:val="Hyperlink"/>
@@ -19781,8 +20862,8 @@
         <w:t xml:space="preserve">.</w:t>
       </w:r>
     </w:p>
-    <w:bookmarkEnd w:id="142"/>
-    <w:bookmarkStart w:id="144" w:name="ref-Meerhoff2022"/>
+    <w:bookmarkEnd w:id="152"/>
+    <w:bookmarkStart w:id="154" w:name="ref-Meerhoff2022"/>
     <w:p>
       <w:pPr>
         <w:pStyle w:val="Bibliography"/>
@@ -19793,7 +20874,7 @@
       <w:r>
         <w:t xml:space="preserve"> </w:t>
       </w:r>
-      <w:hyperlink r:id="rId143">
+      <w:hyperlink r:id="rId153">
         <w:r>
           <w:rPr>
             <w:rStyle w:val="Hyperlink"/>
@@ -19805,8 +20886,8 @@
         <w:t xml:space="preserve">.</w:t>
       </w:r>
     </w:p>
-    <w:bookmarkEnd w:id="144"/>
-    <w:bookmarkStart w:id="146" w:name="ref-Momot1995"/>
+    <w:bookmarkEnd w:id="154"/>
+    <w:bookmarkStart w:id="156" w:name="ref-Momot1995"/>
     <w:p>
       <w:pPr>
         <w:pStyle w:val="Bibliography"/>
@@ -19817,7 +20898,7 @@
       <w:r>
         <w:t xml:space="preserve"> </w:t>
       </w:r>
-      <w:hyperlink r:id="rId145">
+      <w:hyperlink r:id="rId155">
         <w:r>
           <w:rPr>
             <w:rStyle w:val="Hyperlink"/>
@@ -19829,8 +20910,8 @@
         <w:t xml:space="preserve">.</w:t>
       </w:r>
     </w:p>
-    <w:bookmarkEnd w:id="146"/>
-    <w:bookmarkStart w:id="148" w:name="ref-Nystrom2006"/>
+    <w:bookmarkEnd w:id="156"/>
+    <w:bookmarkStart w:id="158" w:name="ref-Nystrom2006"/>
     <w:p>
       <w:pPr>
         <w:pStyle w:val="Bibliography"/>
@@ -19841,7 +20922,7 @@
       <w:r>
         <w:t xml:space="preserve"> </w:t>
       </w:r>
-      <w:hyperlink r:id="rId147">
+      <w:hyperlink r:id="rId157">
         <w:r>
           <w:rPr>
             <w:rStyle w:val="Hyperlink"/>
@@ -19853,8 +20934,8 @@
         <w:t xml:space="preserve">.</w:t>
       </w:r>
     </w:p>
-    <w:bookmarkEnd w:id="148"/>
-    <w:bookmarkStart w:id="150" w:name="ref-Olsson2006"/>
+    <w:bookmarkEnd w:id="158"/>
+    <w:bookmarkStart w:id="160" w:name="ref-Olsson2006"/>
     <w:p>
       <w:pPr>
         <w:pStyle w:val="Bibliography"/>
@@ -19877,7 +20958,7 @@
       <w:r>
         <w:t xml:space="preserve"> </w:t>
       </w:r>
-      <w:hyperlink r:id="rId149">
+      <w:hyperlink r:id="rId159">
         <w:r>
           <w:rPr>
             <w:rStyle w:val="Hyperlink"/>
@@ -19889,8 +20970,8 @@
         <w:t xml:space="preserve">.</w:t>
       </w:r>
     </w:p>
-    <w:bookmarkEnd w:id="150"/>
-    <w:bookmarkStart w:id="152" w:name="ref-Parkyn2004"/>
+    <w:bookmarkEnd w:id="160"/>
+    <w:bookmarkStart w:id="162" w:name="ref-Parkyn2004"/>
     <w:p>
       <w:pPr>
         <w:pStyle w:val="Bibliography"/>
@@ -19901,7 +20982,7 @@
       <w:r>
         <w:t xml:space="preserve"> </w:t>
       </w:r>
-      <w:hyperlink r:id="rId151">
+      <w:hyperlink r:id="rId161">
         <w:r>
           <w:rPr>
             <w:rStyle w:val="Hyperlink"/>
@@ -19913,8 +20994,8 @@
         <w:t xml:space="preserve">.</w:t>
       </w:r>
     </w:p>
-    <w:bookmarkEnd w:id="152"/>
-    <w:bookmarkStart w:id="154" w:name="ref-Parkyn2001"/>
+    <w:bookmarkEnd w:id="162"/>
+    <w:bookmarkStart w:id="164" w:name="ref-Parkyn2001"/>
     <w:p>
       <w:pPr>
         <w:pStyle w:val="Bibliography"/>
@@ -19937,7 +21018,7 @@
       <w:r>
         <w:t xml:space="preserve"> </w:t>
       </w:r>
-      <w:hyperlink r:id="rId153">
+      <w:hyperlink r:id="rId163">
         <w:r>
           <w:rPr>
             <w:rStyle w:val="Hyperlink"/>
@@ -19949,8 +21030,8 @@
         <w:t xml:space="preserve">.</w:t>
       </w:r>
     </w:p>
-    <w:bookmarkEnd w:id="154"/>
-    <w:bookmarkStart w:id="156" w:name="ref-Parkyn2009"/>
+    <w:bookmarkEnd w:id="164"/>
+    <w:bookmarkStart w:id="166" w:name="ref-Parkyn2009"/>
     <w:p>
       <w:pPr>
         <w:pStyle w:val="Bibliography"/>
@@ -19971,7 +21052,7 @@
       <w:r>
         <w:t xml:space="preserve"> </w:t>
       </w:r>
-      <w:hyperlink r:id="rId155">
+      <w:hyperlink r:id="rId165">
         <w:r>
           <w:rPr>
             <w:rStyle w:val="Hyperlink"/>
@@ -19983,8 +21064,8 @@
         <w:t xml:space="preserve">.</w:t>
       </w:r>
     </w:p>
-    <w:bookmarkEnd w:id="156"/>
-    <w:bookmarkStart w:id="157" w:name="ref-Quinn2002"/>
+    <w:bookmarkEnd w:id="166"/>
+    <w:bookmarkStart w:id="167" w:name="ref-Quinn2002"/>
     <w:p>
       <w:pPr>
         <w:pStyle w:val="Bibliography"/>
@@ -19993,8 +21074,8 @@
         <w:t xml:space="preserve">Quinn, G. P., &amp; M. J. Keough, 2002. Experimental design and data analysis for biologists. Cambridge University Press.</w:t>
       </w:r>
     </w:p>
-    <w:bookmarkEnd w:id="157"/>
-    <w:bookmarkStart w:id="159" w:name="ref-Quinn1990"/>
+    <w:bookmarkEnd w:id="167"/>
+    <w:bookmarkStart w:id="169" w:name="ref-Quinn1990"/>
     <w:p>
       <w:pPr>
         <w:pStyle w:val="Bibliography"/>
@@ -20017,7 +21098,7 @@
       <w:r>
         <w:t xml:space="preserve"> </w:t>
       </w:r>
-      <w:hyperlink r:id="rId158">
+      <w:hyperlink r:id="rId168">
         <w:r>
           <w:rPr>
             <w:rStyle w:val="Hyperlink"/>
@@ -20029,8 +21110,8 @@
         <w:t xml:space="preserve">.</w:t>
       </w:r>
     </w:p>
-    <w:bookmarkEnd w:id="159"/>
-    <w:bookmarkStart w:id="161" w:name="ref-RCoreTeam2025"/>
+    <w:bookmarkEnd w:id="169"/>
+    <w:bookmarkStart w:id="171" w:name="ref-RCoreTeam2025"/>
     <w:p>
       <w:pPr>
         <w:pStyle w:val="Bibliography"/>
@@ -20041,7 +21122,7 @@
       <w:r>
         <w:t xml:space="preserve"> </w:t>
       </w:r>
-      <w:hyperlink r:id="rId160">
+      <w:hyperlink r:id="rId170">
         <w:r>
           <w:rPr>
             <w:rStyle w:val="Hyperlink"/>
@@ -20059,8 +21140,8 @@
         <w:t xml:space="preserve">. R Foundation for Statistical Computing, Vienna, Austria.</w:t>
       </w:r>
     </w:p>
-    <w:bookmarkEnd w:id="161"/>
-    <w:bookmarkStart w:id="163" w:name="ref-Richman2015"/>
+    <w:bookmarkEnd w:id="171"/>
+    <w:bookmarkStart w:id="173" w:name="ref-Richman2015"/>
     <w:p>
       <w:pPr>
         <w:pStyle w:val="Bibliography"/>
@@ -20089,7 +21170,7 @@
       <w:r>
         <w:t xml:space="preserve"> </w:t>
       </w:r>
-      <w:hyperlink r:id="rId162">
+      <w:hyperlink r:id="rId172">
         <w:r>
           <w:rPr>
             <w:rStyle w:val="Hyperlink"/>
@@ -20101,8 +21182,8 @@
         <w:t xml:space="preserve">.</w:t>
       </w:r>
     </w:p>
-    <w:bookmarkEnd w:id="163"/>
-    <w:bookmarkStart w:id="165" w:name="ref-Rosewarne2013"/>
+    <w:bookmarkEnd w:id="173"/>
+    <w:bookmarkStart w:id="175" w:name="ref-Rosewarne2013"/>
     <w:p>
       <w:pPr>
         <w:pStyle w:val="Bibliography"/>
@@ -20123,7 +21204,7 @@
       <w:r>
         <w:t xml:space="preserve"> </w:t>
       </w:r>
-      <w:hyperlink r:id="rId164">
+      <w:hyperlink r:id="rId174">
         <w:r>
           <w:rPr>
             <w:rStyle w:val="Hyperlink"/>
@@ -20135,8 +21216,8 @@
         <w:t xml:space="preserve">.</w:t>
       </w:r>
     </w:p>
-    <w:bookmarkEnd w:id="165"/>
-    <w:bookmarkStart w:id="167" w:name="ref-Rowe1993"/>
+    <w:bookmarkEnd w:id="175"/>
+    <w:bookmarkStart w:id="177" w:name="ref-Rowe1993"/>
     <w:p>
       <w:pPr>
         <w:pStyle w:val="Bibliography"/>
@@ -20156,7 +21237,7 @@
       <w:r>
         <w:t xml:space="preserve"> </w:t>
       </w:r>
-      <w:hyperlink r:id="rId166">
+      <w:hyperlink r:id="rId176">
         <w:r>
           <w:rPr>
             <w:rStyle w:val="Hyperlink"/>
@@ -20168,8 +21249,8 @@
         <w:t xml:space="preserve">.</w:t>
       </w:r>
     </w:p>
-    <w:bookmarkEnd w:id="167"/>
-    <w:bookmarkStart w:id="169" w:name="ref-Schoen2015"/>
+    <w:bookmarkEnd w:id="177"/>
+    <w:bookmarkStart w:id="179" w:name="ref-Schoen2015"/>
     <w:p>
       <w:pPr>
         <w:pStyle w:val="Bibliography"/>
@@ -20196,7 +21277,7 @@
       <w:r>
         <w:t xml:space="preserve"> </w:t>
       </w:r>
-      <w:hyperlink r:id="rId168">
+      <w:hyperlink r:id="rId178">
         <w:r>
           <w:rPr>
             <w:rStyle w:val="Hyperlink"/>
@@ -20208,8 +21289,8 @@
         <w:t xml:space="preserve">.</w:t>
       </w:r>
     </w:p>
-    <w:bookmarkEnd w:id="169"/>
-    <w:bookmarkStart w:id="171" w:name="ref-Schrank2019"/>
+    <w:bookmarkEnd w:id="179"/>
+    <w:bookmarkStart w:id="181" w:name="ref-Schrank2019"/>
     <w:p>
       <w:pPr>
         <w:pStyle w:val="Bibliography"/>
@@ -20232,7 +21313,7 @@
       <w:r>
         <w:t xml:space="preserve"> </w:t>
       </w:r>
-      <w:hyperlink r:id="rId170">
+      <w:hyperlink r:id="rId180">
         <w:r>
           <w:rPr>
             <w:rStyle w:val="Hyperlink"/>
@@ -20244,8 +21325,8 @@
         <w:t xml:space="preserve">.</w:t>
       </w:r>
     </w:p>
-    <w:bookmarkEnd w:id="171"/>
-    <w:bookmarkStart w:id="173" w:name="ref-Shono2008"/>
+    <w:bookmarkEnd w:id="181"/>
+    <w:bookmarkStart w:id="183" w:name="ref-Shono2008"/>
     <w:p>
       <w:pPr>
         <w:pStyle w:val="Bibliography"/>
@@ -20280,7 +21361,7 @@
       <w:r>
         <w:t xml:space="preserve"> </w:t>
       </w:r>
-      <w:hyperlink r:id="rId172">
+      <w:hyperlink r:id="rId182">
         <w:r>
           <w:rPr>
             <w:rStyle w:val="Hyperlink"/>
@@ -20292,8 +21373,8 @@
         <w:t xml:space="preserve">.</w:t>
       </w:r>
     </w:p>
-    <w:bookmarkEnd w:id="173"/>
-    <w:bookmarkStart w:id="175" w:name="ref-Statzner2003"/>
+    <w:bookmarkEnd w:id="183"/>
+    <w:bookmarkStart w:id="185" w:name="ref-Statzner2003"/>
     <w:p>
       <w:pPr>
         <w:pStyle w:val="Bibliography"/>
@@ -20304,7 +21385,7 @@
       <w:r>
         <w:t xml:space="preserve"> </w:t>
       </w:r>
-      <w:hyperlink r:id="rId174">
+      <w:hyperlink r:id="rId184">
         <w:r>
           <w:rPr>
             <w:rStyle w:val="Hyperlink"/>
@@ -20316,8 +21397,8 @@
         <w:t xml:space="preserve">.</w:t>
       </w:r>
     </w:p>
-    <w:bookmarkEnd w:id="175"/>
-    <w:bookmarkStart w:id="177" w:name="ref-Stevens2004"/>
+    <w:bookmarkEnd w:id="185"/>
+    <w:bookmarkStart w:id="187" w:name="ref-Stevens2004"/>
     <w:p>
       <w:pPr>
         <w:pStyle w:val="Bibliography"/>
@@ -20328,7 +21409,7 @@
       <w:r>
         <w:t xml:space="preserve"> </w:t>
       </w:r>
-      <w:hyperlink r:id="rId176">
+      <w:hyperlink r:id="rId186">
         <w:r>
           <w:rPr>
             <w:rStyle w:val="Hyperlink"/>
@@ -20340,8 +21421,8 @@
         <w:t xml:space="preserve">.</w:t>
       </w:r>
     </w:p>
-    <w:bookmarkEnd w:id="177"/>
-    <w:bookmarkStart w:id="179" w:name="ref-Strayer2010"/>
+    <w:bookmarkEnd w:id="187"/>
+    <w:bookmarkStart w:id="189" w:name="ref-Strayer2010"/>
     <w:p>
       <w:pPr>
         <w:pStyle w:val="Bibliography"/>
@@ -20352,7 +21433,7 @@
       <w:r>
         <w:t xml:space="preserve"> </w:t>
       </w:r>
-      <w:hyperlink r:id="rId178">
+      <w:hyperlink r:id="rId188">
         <w:r>
           <w:rPr>
             <w:rStyle w:val="Hyperlink"/>
@@ -20364,8 +21445,8 @@
         <w:t xml:space="preserve">.</w:t>
       </w:r>
     </w:p>
-    <w:bookmarkEnd w:id="179"/>
-    <w:bookmarkStart w:id="181" w:name="ref-Taylor2019"/>
+    <w:bookmarkEnd w:id="189"/>
+    <w:bookmarkStart w:id="191" w:name="ref-Taylor2019"/>
     <w:p>
       <w:pPr>
         <w:pStyle w:val="Bibliography"/>
@@ -20385,7 +21466,7 @@
       <w:r>
         <w:t xml:space="preserve"> </w:t>
       </w:r>
-      <w:hyperlink r:id="rId180">
+      <w:hyperlink r:id="rId190">
         <w:r>
           <w:rPr>
             <w:rStyle w:val="Hyperlink"/>
@@ -20397,8 +21478,8 @@
         <w:t xml:space="preserve">.</w:t>
       </w:r>
     </w:p>
-    <w:bookmarkEnd w:id="181"/>
-    <w:bookmarkStart w:id="183" w:name="ref-Usio2000"/>
+    <w:bookmarkEnd w:id="191"/>
+    <w:bookmarkStart w:id="193" w:name="ref-Usio2000"/>
     <w:p>
       <w:pPr>
         <w:pStyle w:val="Bibliography"/>
@@ -20431,7 +21512,7 @@
       <w:r>
         <w:t xml:space="preserve"> </w:t>
       </w:r>
-      <w:hyperlink r:id="rId182">
+      <w:hyperlink r:id="rId192">
         <w:r>
           <w:rPr>
             <w:rStyle w:val="Hyperlink"/>
@@ -20443,8 +21524,8 @@
         <w:t xml:space="preserve">.</w:t>
       </w:r>
     </w:p>
-    <w:bookmarkEnd w:id="183"/>
-    <w:bookmarkStart w:id="185" w:name="ref-Usio2004"/>
+    <w:bookmarkEnd w:id="193"/>
+    <w:bookmarkStart w:id="195" w:name="ref-Usio2004"/>
     <w:p>
       <w:pPr>
         <w:pStyle w:val="Bibliography"/>
@@ -20455,7 +21536,7 @@
       <w:r>
         <w:t xml:space="preserve"> </w:t>
       </w:r>
-      <w:hyperlink r:id="rId184">
+      <w:hyperlink r:id="rId194">
         <w:r>
           <w:rPr>
             <w:rStyle w:val="Hyperlink"/>
@@ -20467,8 +21548,8 @@
         <w:t xml:space="preserve">.</w:t>
       </w:r>
     </w:p>
-    <w:bookmarkEnd w:id="185"/>
-    <w:bookmarkStart w:id="187" w:name="ref-Vincent1984"/>
+    <w:bookmarkEnd w:id="195"/>
+    <w:bookmarkStart w:id="197" w:name="ref-Vincent1984"/>
     <w:p>
       <w:pPr>
         <w:pStyle w:val="Bibliography"/>
@@ -20509,7 +21590,7 @@
       <w:r>
         <w:t xml:space="preserve"> </w:t>
       </w:r>
-      <w:hyperlink r:id="rId186">
+      <w:hyperlink r:id="rId196">
         <w:r>
           <w:rPr>
             <w:rStyle w:val="Hyperlink"/>
@@ -20521,8 +21602,8 @@
         <w:t xml:space="preserve">.</w:t>
       </w:r>
     </w:p>
-    <w:bookmarkEnd w:id="187"/>
-    <w:bookmarkStart w:id="189" w:name="ref-vonWesternhagen2010"/>
+    <w:bookmarkEnd w:id="197"/>
+    <w:bookmarkStart w:id="199" w:name="ref-vonWesternhagen2010"/>
     <w:p>
       <w:pPr>
         <w:pStyle w:val="Bibliography"/>
@@ -20542,7 +21623,7 @@
       <w:r>
         <w:t xml:space="preserve"> </w:t>
       </w:r>
-      <w:hyperlink r:id="rId188">
+      <w:hyperlink r:id="rId198">
         <w:r>
           <w:rPr>
             <w:rStyle w:val="Hyperlink"/>
@@ -20554,8 +21635,8 @@
         <w:t xml:space="preserve">.</w:t>
       </w:r>
     </w:p>
-    <w:bookmarkEnd w:id="189"/>
-    <w:bookmarkStart w:id="190" w:name="ref-Wetzel2001"/>
+    <w:bookmarkEnd w:id="199"/>
+    <w:bookmarkStart w:id="200" w:name="ref-Wetzel2001"/>
     <w:p>
       <w:pPr>
         <w:pStyle w:val="Bibliography"/>
@@ -20564,8 +21645,8 @@
         <w:t xml:space="preserve">Wetzel, R. G., 2001. Limnology: Lake and river ecosystems. Gulf Professional Publishing.</w:t>
       </w:r>
     </w:p>
-    <w:bookmarkEnd w:id="190"/>
-    <w:bookmarkStart w:id="192" w:name="ref-White2003"/>
+    <w:bookmarkEnd w:id="200"/>
+    <w:bookmarkStart w:id="202" w:name="ref-White2003"/>
     <w:p>
       <w:pPr>
         <w:pStyle w:val="Bibliography"/>
@@ -20576,7 +21657,7 @@
       <w:r>
         <w:t xml:space="preserve"> </w:t>
       </w:r>
-      <w:hyperlink r:id="rId191">
+      <w:hyperlink r:id="rId201">
         <w:r>
           <w:rPr>
             <w:rStyle w:val="Hyperlink"/>
@@ -20588,8 +21669,8 @@
         <w:t xml:space="preserve">.</w:t>
       </w:r>
     </w:p>
-    <w:bookmarkEnd w:id="192"/>
-    <w:bookmarkStart w:id="194" w:name="ref-Wood2004"/>
+    <w:bookmarkEnd w:id="202"/>
+    <w:bookmarkStart w:id="204" w:name="ref-Wood2004"/>
     <w:p>
       <w:pPr>
         <w:pStyle w:val="Bibliography"/>
@@ -20600,7 +21681,7 @@
       <w:r>
         <w:t xml:space="preserve"> </w:t>
       </w:r>
-      <w:hyperlink r:id="rId193">
+      <w:hyperlink r:id="rId203">
         <w:r>
           <w:rPr>
             <w:rStyle w:val="Hyperlink"/>
@@ -20612,8 +21693,8 @@
         <w:t xml:space="preserve">.</w:t>
       </w:r>
     </w:p>
-    <w:bookmarkEnd w:id="194"/>
-    <w:bookmarkStart w:id="196" w:name="ref-Wood2017"/>
+    <w:bookmarkEnd w:id="204"/>
+    <w:bookmarkStart w:id="206" w:name="ref-Wood2017"/>
     <w:p>
       <w:pPr>
         <w:pStyle w:val="Bibliography"/>
@@ -20624,7 +21705,7 @@
       <w:r>
         <w:t xml:space="preserve"> </w:t>
       </w:r>
-      <w:hyperlink r:id="rId195">
+      <w:hyperlink r:id="rId205">
         <w:r>
           <w:rPr>
             <w:rStyle w:val="Hyperlink"/>
@@ -20648,8 +21729,8 @@
         <w:t xml:space="preserve">. Chapman; Hall/CRC.</w:t>
       </w:r>
     </w:p>
-    <w:bookmarkEnd w:id="196"/>
-    <w:bookmarkStart w:id="198" w:name="ref-Woolway2021"/>
+    <w:bookmarkEnd w:id="206"/>
+    <w:bookmarkStart w:id="208" w:name="ref-Woolway2021"/>
     <w:p>
       <w:pPr>
         <w:pStyle w:val="Bibliography"/>
@@ -20663,7 +21744,7 @@
       <w:r>
         <w:t xml:space="preserve"> </w:t>
       </w:r>
-      <w:hyperlink r:id="rId197">
+      <w:hyperlink r:id="rId207">
         <w:r>
           <w:rPr>
             <w:rStyle w:val="Hyperlink"/>
@@ -20675,8 +21756,8 @@
         <w:t xml:space="preserve">.</w:t>
       </w:r>
     </w:p>
-    <w:bookmarkEnd w:id="198"/>
-    <w:bookmarkStart w:id="200" w:name="ref-Zhang2024"/>
+    <w:bookmarkEnd w:id="208"/>
+    <w:bookmarkStart w:id="210" w:name="ref-Zhang2024"/>
     <w:p>
       <w:pPr>
         <w:pStyle w:val="Bibliography"/>
@@ -20687,7 +21768,7 @@
       <w:r>
         <w:t xml:space="preserve"> </w:t>
       </w:r>
-      <w:hyperlink r:id="rId199">
+      <w:hyperlink r:id="rId209">
         <w:r>
           <w:rPr>
             <w:rStyle w:val="Hyperlink"/>
@@ -20699,8 +21780,8 @@
         <w:t xml:space="preserve">.</w:t>
       </w:r>
     </w:p>
-    <w:bookmarkEnd w:id="200"/>
-    <w:bookmarkStart w:id="202" w:name="ref-Zuur2009"/>
+    <w:bookmarkEnd w:id="210"/>
+    <w:bookmarkStart w:id="212" w:name="ref-Zuur2009"/>
     <w:p>
       <w:pPr>
         <w:pStyle w:val="Bibliography"/>
@@ -20711,7 +21792,7 @@
       <w:r>
         <w:t xml:space="preserve"> </w:t>
       </w:r>
-      <w:hyperlink r:id="rId201">
+      <w:hyperlink r:id="rId211">
         <w:r>
           <w:rPr>
             <w:rStyle w:val="Hyperlink"/>
@@ -20735,10 +21816,11 @@
         <w:t xml:space="preserve">. Springer.</w:t>
       </w:r>
     </w:p>
-    <w:bookmarkEnd w:id="202"/>
-    <w:bookmarkEnd w:id="203"/>
-    <w:bookmarkEnd w:id="204"/>
+    <w:bookmarkEnd w:id="212"/>
+    <w:bookmarkEnd w:id="213"/>
+    <w:bookmarkEnd w:id="214"/>
     <w:sectPr>
+      <w:footerReference r:id="rId7" w:type="default"/>
       <w:pgSz w:h="16838" w:w="11906"/>
       <w:pgMar w:bottom="1440" w:footer="708" w:gutter="0" w:header="708" w:left="1440" w:right="1440" w:top="1440"/>
       <w:lnNumType w:countBy="1" w:restart="continuous"/>
@@ -20751,6 +21833,59 @@
 
 <file path=word/comments.xml><?xml version="1.0" encoding="utf-8"?>
 <w:comments xmlns:w="http://schemas.openxmlformats.org/wordprocessingml/2006/main" xmlns:m="http://schemas.openxmlformats.org/officeDocument/2006/math" xmlns:r="http://schemas.openxmlformats.org/officeDocument/2006/relationships" xmlns:o="urn:schemas-microsoft-com:office:office" xmlns:v="urn:schemas-microsoft-com:vml" xmlns:w10="urn:schemas-microsoft-com:office:word" xmlns:a="http://schemas.openxmlformats.org/drawingml/2006/main" xmlns:pic="http://schemas.openxmlformats.org/drawingml/2006/picture" xmlns:wp="http://schemas.openxmlformats.org/drawingml/2006/wordprocessingDrawing"/>
+</file>
+
+<file path=word/footer1.xml><?xml version="1.0" encoding="utf-8"?>
+<w:ftr xmlns:wpc="http://schemas.microsoft.com/office/word/2010/wordprocessingCanvas" xmlns:cx="http://schemas.microsoft.com/office/drawing/2014/chartex" xmlns:cx1="http://schemas.microsoft.com/office/drawing/2015/9/8/chartex" xmlns:cx2="http://schemas.microsoft.com/office/drawing/2015/10/21/chartex" xmlns:cx3="http://schemas.microsoft.com/office/drawing/2016/5/9/chartex" xmlns:cx4="http://schemas.microsoft.com/office/drawing/2016/5/10/chartex" xmlns:cx5="http://schemas.microsoft.com/office/drawing/2016/5/11/chartex" xmlns:cx6="http://schemas.microsoft.com/office/drawing/2016/5/12/chartex" xmlns:cx7="http://schemas.microsoft.com/office/drawing/2016/5/13/chartex" xmlns:cx8="http://schemas.microsoft.com/office/drawing/2016/5/14/chartex" xmlns:mc="http://schemas.openxmlformats.org/markup-compatibility/2006" xmlns:aink="http://schemas.microsoft.com/office/drawing/2016/ink" xmlns:am3d="http://schemas.microsoft.com/office/drawing/2017/model3d" xmlns:o="urn:schemas-microsoft-com:office:office" xmlns:oel="http://schemas.microsoft.com/office/2019/extlst" xmlns:r="http://schemas.openxmlformats.org/officeDocument/2006/relationships" xmlns:m="http://schemas.openxmlformats.org/officeDocument/2006/math" xmlns:v="urn:schemas-microsoft-com:vml" xmlns:wp14="http://schemas.microsoft.com/office/word/2010/wordprocessingDrawing" xmlns:wp="http://schemas.openxmlformats.org/drawingml/2006/wordprocessingDrawing" xmlns:w10="urn:schemas-microsoft-com:office:word" xmlns:w="http://schemas.openxmlformats.org/wordprocessingml/2006/main" xmlns:w14="http://schemas.microsoft.com/office/word/2010/wordml" xmlns:w15="http://schemas.microsoft.com/office/word/2012/wordml" xmlns:w16cex="http://schemas.microsoft.com/office/word/2018/wordml/cex" xmlns:w16cid="http://schemas.microsoft.com/office/word/2016/wordml/cid" xmlns:w16="http://schemas.microsoft.com/office/word/2018/wordml" xmlns:w16du="http://schemas.microsoft.com/office/word/2023/wordml/word16du" xmlns:w16sdtdh="http://schemas.microsoft.com/office/word/2020/wordml/sdtdatahash" xmlns:w16sdtfl="http://schemas.microsoft.com/office/word/2024/wordml/sdtformatlock" xmlns:w16se="http://schemas.microsoft.com/office/word/2015/wordml/symex" xmlns:wpg="http://schemas.microsoft.com/office/word/2010/wordprocessingGroup" xmlns:wpi="http://schemas.microsoft.com/office/word/2010/wordprocessingInk" xmlns:wne="http://schemas.microsoft.com/office/word/2006/wordml" xmlns:wps="http://schemas.microsoft.com/office/word/2010/wordprocessingShape" mc:Ignorable="w14 w15 w16se w16cid w16 w16cex w16sdtdh w16sdtfl w16du wp14">
+  <w:sdt>
+    <w:sdtPr>
+      <w:id w:val="1297336177"/>
+      <w:docPartObj>
+        <w:docPartGallery w:val="Page Numbers (Bottom of Page)"/>
+        <w:docPartUnique/>
+      </w:docPartObj>
+    </w:sdtPr>
+    <w:sdtEndPr>
+      <w:rPr>
+        <w:noProof/>
+      </w:rPr>
+    </w:sdtEndPr>
+    <w:sdtContent>
+      <w:p>
+        <w:pPr>
+          <w:pStyle w:val="Footer"/>
+          <w:jc w:val="center"/>
+        </w:pPr>
+        <w:r>
+          <w:fldChar w:fldCharType="begin"/>
+        </w:r>
+        <w:r>
+          <w:instrText xml:space="preserve"> PAGE   \* MERGEFORMAT </w:instrText>
+        </w:r>
+        <w:r>
+          <w:fldChar w:fldCharType="separate"/>
+        </w:r>
+        <w:r>
+          <w:rPr>
+            <w:noProof/>
+          </w:rPr>
+          <w:t>2</w:t>
+        </w:r>
+        <w:r>
+          <w:rPr>
+            <w:noProof/>
+          </w:rPr>
+          <w:fldChar w:fldCharType="end"/>
+        </w:r>
+      </w:p>
+    </w:sdtContent>
+  </w:sdt>
+  <w:p>
+    <w:pPr>
+      <w:pStyle w:val="Footer"/>
+    </w:pPr>
+  </w:p>
+</w:ftr>
 </file>
 
 <file path=word/footnotes.xml><?xml version="1.0" encoding="utf-8"?>
@@ -21256,6 +22391,10 @@
   <w:style w:default="1" w:styleId="Normal" w:type="paragraph">
     <w:name w:val="Normal"/>
     <w:qFormat/>
+    <w:rsid w:val="00E2075A"/>
+    <w:pPr>
+      <w:spacing w:line="360" w:lineRule="auto"/>
+    </w:pPr>
     <w:rPr>
       <w:lang w:val="en-GB"/>
     </w:rPr>
@@ -21267,17 +22406,17 @@
     <w:link w:val="Heading1Char"/>
     <w:uiPriority w:val="9"/>
     <w:qFormat/>
-    <w:rsid w:val="009B7F83"/>
+    <w:rsid w:val="00FB5FD4"/>
     <w:pPr>
       <w:keepNext/>
       <w:keepLines/>
-      <w:spacing w:after="80" w:before="360"/>
+      <w:spacing w:after="120" w:before="120" w:line="240" w:lineRule="auto"/>
       <w:outlineLvl w:val="0"/>
     </w:pPr>
     <w:rPr>
-      <w:rFonts w:asciiTheme="majorHAnsi" w:cstheme="majorBidi" w:eastAsiaTheme="majorEastAsia" w:hAnsiTheme="majorHAnsi"/>
-      <w:color w:themeColor="accent1" w:themeShade="BF" w:val="2F5496"/>
-      <w:sz w:val="40"/>
+      <w:rFonts w:cstheme="majorBidi" w:eastAsiaTheme="majorEastAsia"/>
+      <w:b/>
+      <w:sz w:val="28"/>
       <w:szCs w:val="40"/>
     </w:rPr>
   </w:style>
@@ -21287,20 +22426,19 @@
     <w:next w:val="Normal"/>
     <w:link w:val="Heading2Char"/>
     <w:uiPriority w:val="9"/>
-    <w:semiHidden/>
     <w:unhideWhenUsed/>
     <w:qFormat/>
-    <w:rsid w:val="009B7F83"/>
+    <w:rsid w:val="00FB5FD4"/>
     <w:pPr>
       <w:keepNext/>
       <w:keepLines/>
-      <w:spacing w:after="80" w:before="160"/>
+      <w:spacing w:after="120" w:before="120" w:line="240" w:lineRule="auto"/>
       <w:outlineLvl w:val="1"/>
     </w:pPr>
     <w:rPr>
-      <w:rFonts w:asciiTheme="majorHAnsi" w:cstheme="majorBidi" w:eastAsiaTheme="majorEastAsia" w:hAnsiTheme="majorHAnsi"/>
-      <w:color w:themeColor="accent1" w:themeShade="BF" w:val="2F5496"/>
-      <w:sz w:val="32"/>
+      <w:rFonts w:cstheme="majorBidi" w:eastAsiaTheme="majorEastAsia"/>
+      <w:b/>
+      <w:sz w:val="24"/>
       <w:szCs w:val="32"/>
     </w:rPr>
   </w:style>
@@ -21491,11 +22629,11 @@
     <w:basedOn w:val="DefaultParagraphFont"/>
     <w:link w:val="Heading1"/>
     <w:uiPriority w:val="9"/>
-    <w:rsid w:val="009B7F83"/>
+    <w:rsid w:val="00FB5FD4"/>
     <w:rPr>
-      <w:rFonts w:asciiTheme="majorHAnsi" w:cstheme="majorBidi" w:eastAsiaTheme="majorEastAsia" w:hAnsiTheme="majorHAnsi"/>
-      <w:color w:themeColor="accent1" w:themeShade="BF" w:val="2F5496"/>
-      <w:sz w:val="40"/>
+      <w:rFonts w:cstheme="majorBidi" w:eastAsiaTheme="majorEastAsia"/>
+      <w:b/>
+      <w:sz w:val="28"/>
       <w:szCs w:val="40"/>
       <w:lang w:val="en-GB"/>
     </w:rPr>
@@ -21505,12 +22643,11 @@
     <w:basedOn w:val="DefaultParagraphFont"/>
     <w:link w:val="Heading2"/>
     <w:uiPriority w:val="9"/>
-    <w:semiHidden/>
-    <w:rsid w:val="009B7F83"/>
+    <w:rsid w:val="00FB5FD4"/>
     <w:rPr>
-      <w:rFonts w:asciiTheme="majorHAnsi" w:cstheme="majorBidi" w:eastAsiaTheme="majorEastAsia" w:hAnsiTheme="majorHAnsi"/>
-      <w:color w:themeColor="accent1" w:themeShade="BF" w:val="2F5496"/>
-      <w:sz w:val="32"/>
+      <w:rFonts w:cstheme="majorBidi" w:eastAsiaTheme="majorEastAsia"/>
+      <w:b/>
+      <w:sz w:val="24"/>
       <w:szCs w:val="32"/>
       <w:lang w:val="en-GB"/>
     </w:rPr>
@@ -21621,16 +22758,17 @@
     <w:link w:val="TitleChar"/>
     <w:uiPriority w:val="10"/>
     <w:qFormat/>
-    <w:rsid w:val="009B7F83"/>
+    <w:rsid w:val="00480FBF"/>
     <w:pPr>
       <w:spacing w:after="80" w:line="240" w:lineRule="auto"/>
       <w:contextualSpacing/>
     </w:pPr>
     <w:rPr>
-      <w:rFonts w:asciiTheme="majorHAnsi" w:cstheme="majorBidi" w:eastAsiaTheme="majorEastAsia" w:hAnsiTheme="majorHAnsi"/>
+      <w:rFonts w:cstheme="majorBidi" w:eastAsiaTheme="majorEastAsia"/>
+      <w:b/>
       <w:spacing w:val="-10"/>
       <w:kern w:val="28"/>
-      <w:sz w:val="56"/>
+      <w:sz w:val="36"/>
       <w:szCs w:val="56"/>
     </w:rPr>
   </w:style>
@@ -21639,12 +22777,13 @@
     <w:basedOn w:val="DefaultParagraphFont"/>
     <w:link w:val="Title"/>
     <w:uiPriority w:val="10"/>
-    <w:rsid w:val="009B7F83"/>
+    <w:rsid w:val="00480FBF"/>
     <w:rPr>
-      <w:rFonts w:asciiTheme="majorHAnsi" w:cstheme="majorBidi" w:eastAsiaTheme="majorEastAsia" w:hAnsiTheme="majorHAnsi"/>
+      <w:rFonts w:cstheme="majorBidi" w:eastAsiaTheme="majorEastAsia"/>
+      <w:b/>
       <w:spacing w:val="-10"/>
       <w:kern w:val="28"/>
-      <w:sz w:val="56"/>
+      <w:sz w:val="36"/>
       <w:szCs w:val="56"/>
       <w:lang w:val="en-GB"/>
     </w:rPr>
@@ -21796,6 +22935,56 @@
     <w:semiHidden/>
     <w:unhideWhenUsed/>
     <w:rsid w:val="009B7F83"/>
+  </w:style>
+  <w:style w:styleId="Header" w:type="paragraph">
+    <w:name w:val="header"/>
+    <w:basedOn w:val="Normal"/>
+    <w:link w:val="HeaderChar"/>
+    <w:uiPriority w:val="99"/>
+    <w:unhideWhenUsed/>
+    <w:rsid w:val="0051102F"/>
+    <w:pPr>
+      <w:tabs>
+        <w:tab w:pos="4513" w:val="center"/>
+        <w:tab w:pos="9026" w:val="right"/>
+      </w:tabs>
+      <w:spacing w:after="0" w:line="240" w:lineRule="auto"/>
+    </w:pPr>
+  </w:style>
+  <w:style w:customStyle="1" w:styleId="HeaderChar" w:type="character">
+    <w:name w:val="Header Char"/>
+    <w:basedOn w:val="DefaultParagraphFont"/>
+    <w:link w:val="Header"/>
+    <w:uiPriority w:val="99"/>
+    <w:rsid w:val="0051102F"/>
+    <w:rPr>
+      <w:lang w:val="en-GB"/>
+    </w:rPr>
+  </w:style>
+  <w:style w:styleId="Footer" w:type="paragraph">
+    <w:name w:val="footer"/>
+    <w:basedOn w:val="Normal"/>
+    <w:link w:val="FooterChar"/>
+    <w:uiPriority w:val="99"/>
+    <w:unhideWhenUsed/>
+    <w:rsid w:val="0051102F"/>
+    <w:pPr>
+      <w:tabs>
+        <w:tab w:pos="4513" w:val="center"/>
+        <w:tab w:pos="9026" w:val="right"/>
+      </w:tabs>
+      <w:spacing w:after="0" w:line="240" w:lineRule="auto"/>
+    </w:pPr>
+  </w:style>
+  <w:style w:customStyle="1" w:styleId="FooterChar" w:type="character">
+    <w:name w:val="Footer Char"/>
+    <w:basedOn w:val="DefaultParagraphFont"/>
+    <w:link w:val="Footer"/>
+    <w:uiPriority w:val="99"/>
+    <w:rsid w:val="0051102F"/>
+    <w:rPr>
+      <w:lang w:val="en-GB"/>
+    </w:rPr>
   </w:style>
   <w:style w:type="paragraph" w:customStyle="1" w:styleId="SourceCode">
     <w:name w:val="Source Code"/>

--- a/docs/index.docx
+++ b/docs/index.docx
@@ -162,7 +162,7 @@
         <w:t xml:space="preserve"> </w:t>
       </w:r>
       <w:r>
-        <w:t xml:space="preserve">(kōura) have declined by up to 91%. Identifying key habitat requirements is essential to improve the conservation of crayfish facing multiple threats. To assess littoral habitat associations, we surveyed shoreline habitats in five Aotearoa lakes and modelled kōura occupancy, abundance, and biomass using generalised additive mixed models. Kōura occupancy increased with shoreline habitat complexity, particularly coarser substrate types and greater riparian vegetation cover. Elevated summer surface water temperatures were negatively associated with kōura occupancy and abundance, indicating reduced habitat suitability during warm periods. pH was positively correlated with kōura abundance and biomass. Our results suggest that the composition and physical structure of littoral habitats are important drivers of kōura distribution and abundance. As climatic drivers resulting in warmer water temperatures and reduced dissolved oxygen are difficult to manage, targeted protection and restoration of coarse substrate shoreline habitats may provide a practical conservation response.</w:t>
+        <w:t xml:space="preserve">(kōura) have declined by up to 91 %. Identifying key habitat requirements is essential to improve the conservation of crayfish facing multiple threats. To assess littoral habitat associations, we surveyed shoreline habitats in five Aotearoa lakes and modelled kōura occupancy, abundance, and biomass using generalised additive mixed models. Kōura occupancy increased with shoreline habitat complexity, particularly coarser substrate types and greater riparian vegetation cover. Elevated summer surface water temperatures were negatively associated with kōura occupancy and abundance, indicating reduced habitat suitability during warm periods. pH was positively correlated with kōura abundance and biomass. Our results suggest that the composition and physical structure of littoral habitats are important drivers of kōura distribution and abundance. As climatic drivers resulting in warmer water temperatures and reduced dissolved oxygen are difficult to manage, targeted protection and restoration of coarse substrate shoreline habitats may provide a practical conservation response.</w:t>
       </w:r>
     </w:p>
     <w:p>
@@ -1031,10 +1031,7 @@
         <w:t xml:space="preserve">(Kusabs et al., 2015b)</w:t>
       </w:r>
       <w:r>
-        <w:t xml:space="preserve">. Missing kōura weights due to failure of scale (n = 81) were estimated using a log₁₀–log₁₀ length–weight regression fitted to individuals with both measurements (n = 240), following standard approaches for weight length relationships in aquatic organisms</w:t>
-      </w:r>
-      <w:r>
-        <w:t xml:space="preserve"> </w:t>
+        <w:t xml:space="preserve">. Missing kōura weights due to failure of scale (n = 81) were estimated using a log₁₀–log₁₀ length–weight regression fitted to individuals with both measurements (n = 240), following standard approaches for weight length relationships in aquatic organisms (</w:t>
       </w:r>
       <w:hyperlink w:anchor="fig-length-weight">
         <w:r>
@@ -1044,6 +1041,15 @@
           <w:t xml:space="preserve">Figure 6</w:t>
         </w:r>
       </w:hyperlink>
+      <w:r>
+        <w:t xml:space="preserve">)</w:t>
+      </w:r>
+      <w:r>
+        <w:t xml:space="preserve"> </w:t>
+      </w:r>
+      <w:r>
+        <w:t xml:space="preserve">(Froese, 2006)</w:t>
+      </w:r>
       <w:r>
         <w:t xml:space="preserve">. Predicted values were back-transformed with a lognormal bias correction factor (10^{0.5</w:t>
       </w:r>
@@ -5635,7 +5641,7 @@
       </w:hyperlink>
     </w:p>
     <w:bookmarkEnd w:id="65"/>
-    <w:bookmarkStart w:id="214" w:name="supplementary-information"/>
+    <w:bookmarkStart w:id="226" w:name="supplementary-information"/>
     <w:p>
       <w:pPr>
         <w:pStyle w:val="Heading1"/>
@@ -19441,7 +19447,7 @@
         </w:r>
       </w:hyperlink>
     </w:p>
-    <w:bookmarkStart w:id="213" w:name="refs"/>
+    <w:bookmarkStart w:id="225" w:name="refs"/>
     <w:bookmarkStart w:id="79" w:name="ref-Albertson2018"/>
     <w:p>
       <w:pPr>
@@ -19514,13 +19520,25 @@
             <w:i/>
             <w:iCs/>
           </w:rPr>
-          <w:t xml:space="preserve">ameiurus nebulosus</w:t>
+          <w:t xml:space="preserve">Ameiurus nebulosus</w:t>
         </w:r>
         <w:r>
           <w:rPr>
             <w:rStyle w:val="Hyperlink"/>
           </w:rPr>
-          <w:t xml:space="preserve">) in lake taupo</w:t>
+          <w:t xml:space="preserve">) in</w:t>
+        </w:r>
+        <w:r>
+          <w:rPr>
+            <w:rStyle w:val="Hyperlink"/>
+          </w:rPr>
+          <w:t xml:space="preserve"> </w:t>
+        </w:r>
+        <w:r>
+          <w:rPr>
+            <w:rStyle w:val="Hyperlink"/>
+          </w:rPr>
+          <w:t xml:space="preserve">Lake Taupo</w:t>
         </w:r>
       </w:hyperlink>
       <w:r>
@@ -19541,10 +19559,46 @@
           <w:i/>
           <w:iCs/>
         </w:rPr>
-        <w:t xml:space="preserve">ameiurus nebulosus</w:t>
-      </w:r>
-      <w:r>
-        <w:t xml:space="preserve">) in lake taupo. In Managing invasive freshwater fish in new zealand: Proceedings of a workshop hosted by department of conservation, 10–12 may 2001, hamilton. Department of Conservation.</w:t>
+        <w:t xml:space="preserve">Ameiurus nebulosus</w:t>
+      </w:r>
+      <w:r>
+        <w:t xml:space="preserve">) in</w:t>
+      </w:r>
+      <w:r>
+        <w:t xml:space="preserve"> </w:t>
+      </w:r>
+      <w:r>
+        <w:t xml:space="preserve">Lake Taupo</w:t>
+      </w:r>
+      <w:r>
+        <w:t xml:space="preserve">. In Managing invasive freshwater fish in</w:t>
+      </w:r>
+      <w:r>
+        <w:t xml:space="preserve"> </w:t>
+      </w:r>
+      <w:r>
+        <w:t xml:space="preserve">New Zealand</w:t>
+      </w:r>
+      <w:r>
+        <w:t xml:space="preserve">: Proceedings of a workshop hosted by</w:t>
+      </w:r>
+      <w:r>
+        <w:t xml:space="preserve"> </w:t>
+      </w:r>
+      <w:r>
+        <w:t xml:space="preserve">Department of Conservation</w:t>
+      </w:r>
+      <w:r>
+        <w:t xml:space="preserve">, 10–12 may 2001,</w:t>
+      </w:r>
+      <w:r>
+        <w:t xml:space="preserve"> </w:t>
+      </w:r>
+      <w:r>
+        <w:t xml:space="preserve">Hamilton</w:t>
+      </w:r>
+      <w:r>
+        <w:t xml:space="preserve">. Department of Conservation.</w:t>
       </w:r>
     </w:p>
     <w:bookmarkEnd w:id="84"/>
@@ -19608,18 +19662,55 @@
       </w:r>
     </w:p>
     <w:bookmarkEnd w:id="88"/>
-    <w:bookmarkStart w:id="90" w:name="ref-Bunch2010"/>
+    <w:bookmarkStart w:id="90" w:name="ref-Broughton2017"/>
     <w:p>
       <w:pPr>
         <w:pStyle w:val="Bibliography"/>
       </w:pPr>
       <w:r>
+        <w:t xml:space="preserve">Broughton, R. J., I. D. Marsden, J. V. Hill, &amp; C. N. Glover, 2017. Behavioural, physiological and biochemical responses to aquatic hypoxia in the freshwater crayfish,</w:t>
+      </w:r>
+      <w:r>
+        <w:t xml:space="preserve"> </w:t>
+      </w:r>
+      <w:r>
+        <w:rPr>
+          <w:i/>
+          <w:iCs/>
+        </w:rPr>
+        <w:t xml:space="preserve">Paranephrops zealandicus</w:t>
+      </w:r>
+      <w:r>
+        <w:t xml:space="preserve">. Comparative Biochemistry and Physiology Part A: Molecular &amp; Integrative Physiology 212: 72–80.</w:t>
+      </w:r>
+      <w:r>
+        <w:t xml:space="preserve"> </w:t>
+      </w:r>
+      <w:hyperlink r:id="rId89">
+        <w:r>
+          <w:rPr>
+            <w:rStyle w:val="Hyperlink"/>
+          </w:rPr>
+          <w:t xml:space="preserve">https://doi.org/10.1016/j.cbpa.2017.07.013</w:t>
+        </w:r>
+      </w:hyperlink>
+      <w:r>
+        <w:t xml:space="preserve">.</w:t>
+      </w:r>
+    </w:p>
+    <w:bookmarkEnd w:id="90"/>
+    <w:bookmarkStart w:id="92" w:name="ref-Bunch2010"/>
+    <w:p>
+      <w:pPr>
+        <w:pStyle w:val="Bibliography"/>
+      </w:pPr>
+      <w:r>
         <w:t xml:space="preserve">Bunch, A. J., M. S. Allen, &amp; D. C. Gwinn, 2010. Spatial and temporal hypoxia dynamics in dense emergent macrophytes in a florida lake. Wetlands 30: 429–435.</w:t>
       </w:r>
       <w:r>
         <w:t xml:space="preserve"> </w:t>
       </w:r>
-      <w:hyperlink r:id="rId89">
+      <w:hyperlink r:id="rId91">
         <w:r>
           <w:rPr>
             <w:rStyle w:val="Hyperlink"/>
@@ -19631,8 +19722,8 @@
         <w:t xml:space="preserve">.</w:t>
       </w:r>
     </w:p>
-    <w:bookmarkEnd w:id="90"/>
-    <w:bookmarkStart w:id="92" w:name="ref-Capinha2013"/>
+    <w:bookmarkEnd w:id="92"/>
+    <w:bookmarkStart w:id="94" w:name="ref-Capinha2013"/>
     <w:p>
       <w:pPr>
         <w:pStyle w:val="Bibliography"/>
@@ -19643,7 +19734,7 @@
       <w:r>
         <w:t xml:space="preserve"> </w:t>
       </w:r>
-      <w:hyperlink r:id="rId91">
+      <w:hyperlink r:id="rId93">
         <w:r>
           <w:rPr>
             <w:rStyle w:val="Hyperlink"/>
@@ -19655,8 +19746,8 @@
         <w:t xml:space="preserve">.</w:t>
       </w:r>
     </w:p>
-    <w:bookmarkEnd w:id="92"/>
-    <w:bookmarkStart w:id="94" w:name="ref-Chambers1987"/>
+    <w:bookmarkEnd w:id="94"/>
+    <w:bookmarkStart w:id="96" w:name="ref-Chambers1987"/>
     <w:p>
       <w:pPr>
         <w:pStyle w:val="Bibliography"/>
@@ -19667,7 +19758,7 @@
       <w:r>
         <w:t xml:space="preserve"> </w:t>
       </w:r>
-      <w:hyperlink r:id="rId93">
+      <w:hyperlink r:id="rId95">
         <w:r>
           <w:rPr>
             <w:rStyle w:val="Hyperlink"/>
@@ -19679,29 +19770,81 @@
         <w:t xml:space="preserve">.</w:t>
       </w:r>
     </w:p>
-    <w:bookmarkEnd w:id="94"/>
-    <w:bookmarkStart w:id="95" w:name="ref-Collier1997"/>
+    <w:bookmarkEnd w:id="96"/>
+    <w:bookmarkStart w:id="98" w:name="ref-Coffey1988"/>
     <w:p>
       <w:pPr>
         <w:pStyle w:val="Bibliography"/>
       </w:pPr>
       <w:r>
-        <w:t xml:space="preserve">Collier, K. J., S. M. Parkyn, &amp; C. F. Rabeni, 1997. Koura: A keystone species. Water and Atmosphere 5: 18–20.</w:t>
+        <w:t xml:space="preserve">Coffey, B. T., &amp; J. S. Clayton, 1988. Contrasting deep-water macrophyte communities in two highly transparent</w:t>
+      </w:r>
+      <w:r>
+        <w:t xml:space="preserve"> </w:t>
+      </w:r>
+      <w:r>
+        <w:t xml:space="preserve">New Zealand</w:t>
+      </w:r>
+      <w:r>
+        <w:t xml:space="preserve"> </w:t>
+      </w:r>
+      <w:r>
+        <w:t xml:space="preserve">lakes and their possible association with freshwater crayfish,</w:t>
+      </w:r>
+      <w:r>
+        <w:t xml:space="preserve"> </w:t>
+      </w:r>
+      <w:r>
+        <w:rPr>
+          <w:i/>
+          <w:iCs/>
+        </w:rPr>
+        <w:t xml:space="preserve">Paranephrops</w:t>
+      </w:r>
+      <w:r>
+        <w:t xml:space="preserve"> </w:t>
+      </w:r>
+      <w:r>
+        <w:t xml:space="preserve">spp. New Zealand Journal of Marine and Freshwater Research 22: 225–230.</w:t>
+      </w:r>
+      <w:r>
+        <w:t xml:space="preserve"> </w:t>
+      </w:r>
+      <w:hyperlink r:id="rId97">
+        <w:r>
+          <w:rPr>
+            <w:rStyle w:val="Hyperlink"/>
+          </w:rPr>
+          <w:t xml:space="preserve">https://doi.org/10.1080/00288330.1988.9516294</w:t>
+        </w:r>
+      </w:hyperlink>
+      <w:r>
+        <w:t xml:space="preserve">.</w:t>
       </w:r>
     </w:p>
-    <w:bookmarkEnd w:id="95"/>
-    <w:bookmarkStart w:id="97" w:name="ref-Creed2004"/>
+    <w:bookmarkEnd w:id="98"/>
+    <w:bookmarkStart w:id="99" w:name="ref-Collier1997"/>
     <w:p>
       <w:pPr>
         <w:pStyle w:val="Bibliography"/>
       </w:pPr>
       <w:r>
+        <w:t xml:space="preserve">Collier, K. J., S. M. Parkyn, &amp; C. F. Rabeni, 1997. Koura: A keystone species. Water and Atmosphere 5: 18–20.</w:t>
+      </w:r>
+    </w:p>
+    <w:bookmarkEnd w:id="99"/>
+    <w:bookmarkStart w:id="101" w:name="ref-Creed2004"/>
+    <w:p>
+      <w:pPr>
+        <w:pStyle w:val="Bibliography"/>
+      </w:pPr>
+      <w:r>
         <w:t xml:space="preserve">Creed, R. P., &amp; J. M. Reed, 2004. Ecosystem engineering by crayfish in a headwater stream community. Journal of the North American Benthological Society 23: 224–236.</w:t>
       </w:r>
       <w:r>
         <w:t xml:space="preserve"> </w:t>
       </w:r>
-      <w:hyperlink r:id="rId96">
+      <w:hyperlink r:id="rId100">
         <w:r>
           <w:rPr>
             <w:rStyle w:val="Hyperlink"/>
@@ -19713,8 +19856,8 @@
         <w:t xml:space="preserve">.</w:t>
       </w:r>
     </w:p>
-    <w:bookmarkEnd w:id="97"/>
-    <w:bookmarkStart w:id="99" w:name="ref-Danilovic2022"/>
+    <w:bookmarkEnd w:id="101"/>
+    <w:bookmarkStart w:id="103" w:name="ref-Danilovic2022"/>
     <w:p>
       <w:pPr>
         <w:pStyle w:val="Bibliography"/>
@@ -19734,7 +19877,7 @@
       <w:r>
         <w:t xml:space="preserve"> </w:t>
       </w:r>
-      <w:hyperlink r:id="rId98">
+      <w:hyperlink r:id="rId102">
         <w:r>
           <w:rPr>
             <w:rStyle w:val="Hyperlink"/>
@@ -19746,8 +19889,8 @@
         <w:t xml:space="preserve">.</w:t>
       </w:r>
     </w:p>
-    <w:bookmarkEnd w:id="99"/>
-    <w:bookmarkStart w:id="101" w:name="ref-Dedual2002"/>
+    <w:bookmarkEnd w:id="103"/>
+    <w:bookmarkStart w:id="105" w:name="ref-Dedual2002"/>
     <w:p>
       <w:pPr>
         <w:pStyle w:val="Bibliography"/>
@@ -19758,7 +19901,7 @@
       <w:r>
         <w:t xml:space="preserve"> </w:t>
       </w:r>
-      <w:hyperlink r:id="rId100">
+      <w:hyperlink r:id="rId104">
         <w:r>
           <w:rPr>
             <w:rStyle w:val="Hyperlink"/>
@@ -19771,7 +19914,7 @@
             <w:i/>
             <w:iCs/>
           </w:rPr>
-          <w:t xml:space="preserve">ameiurus nebulosus</w:t>
+          <w:t xml:space="preserve">Ameiurus nebulosus</w:t>
         </w:r>
         <w:r>
           <w:rPr>
@@ -19783,7 +19926,55 @@
           <w:rPr>
             <w:rStyle w:val="Hyperlink"/>
           </w:rPr>
-          <w:t xml:space="preserve">lesueur 1819) in motuoapa bay, southern lake taupo,</w:t>
+          <w:t xml:space="preserve">Lesueur</w:t>
+        </w:r>
+        <w:r>
+          <w:rPr>
+            <w:rStyle w:val="Hyperlink"/>
+          </w:rPr>
+          <w:t xml:space="preserve"> </w:t>
+        </w:r>
+        <w:r>
+          <w:rPr>
+            <w:rStyle w:val="Hyperlink"/>
+          </w:rPr>
+          <w:t xml:space="preserve">1819) in</w:t>
+        </w:r>
+        <w:r>
+          <w:rPr>
+            <w:rStyle w:val="Hyperlink"/>
+          </w:rPr>
+          <w:t xml:space="preserve"> </w:t>
+        </w:r>
+        <w:r>
+          <w:rPr>
+            <w:rStyle w:val="Hyperlink"/>
+          </w:rPr>
+          <w:t xml:space="preserve">Motuoapa Bay</w:t>
+        </w:r>
+        <w:r>
+          <w:rPr>
+            <w:rStyle w:val="Hyperlink"/>
+          </w:rPr>
+          <w:t xml:space="preserve">, southern</w:t>
+        </w:r>
+        <w:r>
+          <w:rPr>
+            <w:rStyle w:val="Hyperlink"/>
+          </w:rPr>
+          <w:t xml:space="preserve"> </w:t>
+        </w:r>
+        <w:r>
+          <w:rPr>
+            <w:rStyle w:val="Hyperlink"/>
+          </w:rPr>
+          <w:t xml:space="preserve">Lake Taupo</w:t>
+        </w:r>
+        <w:r>
+          <w:rPr>
+            <w:rStyle w:val="Hyperlink"/>
+          </w:rPr>
+          <w:t xml:space="preserve">,</w:t>
         </w:r>
         <w:r>
           <w:rPr>
@@ -19802,8 +19993,8 @@
         <w:t xml:space="preserve">. In Thorstad, E. B., I. A. Fleming, &amp; T. F. Næsje (eds) Aquatic telemetry. Springer Netherlands. pp. 129–135.</w:t>
       </w:r>
     </w:p>
-    <w:bookmarkEnd w:id="101"/>
-    <w:bookmarkStart w:id="102" w:name="ref-Devcich1979"/>
+    <w:bookmarkEnd w:id="105"/>
+    <w:bookmarkStart w:id="106" w:name="ref-Devcich1979"/>
     <w:p>
       <w:pPr>
         <w:pStyle w:val="Bibliography"/>
@@ -19819,13 +20010,19 @@
           <w:i/>
           <w:iCs/>
         </w:rPr>
-        <w:t xml:space="preserve">paranephrops planifrons</w:t>
-      </w:r>
-      <w:r>
-        <w:t xml:space="preserve"> </w:t>
-      </w:r>
-      <w:r>
-        <w:t xml:space="preserve">white (</w:t>
+        <w:t xml:space="preserve">Paranephrops planifrons</w:t>
+      </w:r>
+      <w:r>
+        <w:t xml:space="preserve"> </w:t>
+      </w:r>
+      <w:r>
+        <w:t xml:space="preserve">White</w:t>
+      </w:r>
+      <w:r>
+        <w:t xml:space="preserve"> </w:t>
+      </w:r>
+      <w:r>
+        <w:t xml:space="preserve">(</w:t>
       </w:r>
       <w:r>
         <w:t xml:space="preserve">Decapoda</w:t>
@@ -19840,11 +20037,29 @@
         <w:t xml:space="preserve">Parastacidae</w:t>
       </w:r>
       <w:r>
-        <w:t xml:space="preserve">) in lake rotoiti, north island. PhD thesis, University of Waikato.</w:t>
+        <w:t xml:space="preserve">) in</w:t>
+      </w:r>
+      <w:r>
+        <w:t xml:space="preserve"> </w:t>
+      </w:r>
+      <w:r>
+        <w:t xml:space="preserve">Lake Rotoiti</w:t>
+      </w:r>
+      <w:r>
+        <w:t xml:space="preserve">,</w:t>
+      </w:r>
+      <w:r>
+        <w:t xml:space="preserve"> </w:t>
+      </w:r>
+      <w:r>
+        <w:t xml:space="preserve">North Island</w:t>
+      </w:r>
+      <w:r>
+        <w:t xml:space="preserve">. PhD thesis, University of Waikato.</w:t>
       </w:r>
     </w:p>
-    <w:bookmarkEnd w:id="102"/>
-    <w:bookmarkStart w:id="104" w:name="ref-Dumelle2023"/>
+    <w:bookmarkEnd w:id="106"/>
+    <w:bookmarkStart w:id="108" w:name="ref-Dumelle2023"/>
     <w:p>
       <w:pPr>
         <w:pStyle w:val="Bibliography"/>
@@ -19864,7 +20079,7 @@
       <w:r>
         <w:t xml:space="preserve"> </w:t>
       </w:r>
-      <w:hyperlink r:id="rId103">
+      <w:hyperlink r:id="rId107">
         <w:r>
           <w:rPr>
             <w:rStyle w:val="Hyperlink"/>
@@ -19876,8 +20091,8 @@
         <w:t xml:space="preserve">.</w:t>
       </w:r>
     </w:p>
-    <w:bookmarkEnd w:id="104"/>
-    <w:bookmarkStart w:id="106" w:name="ref-Fielding1997"/>
+    <w:bookmarkEnd w:id="108"/>
+    <w:bookmarkStart w:id="110" w:name="ref-Fielding1997"/>
     <w:p>
       <w:pPr>
         <w:pStyle w:val="Bibliography"/>
@@ -19888,7 +20103,7 @@
       <w:r>
         <w:t xml:space="preserve"> </w:t>
       </w:r>
-      <w:hyperlink r:id="rId105">
+      <w:hyperlink r:id="rId109">
         <w:r>
           <w:rPr>
             <w:rStyle w:val="Hyperlink"/>
@@ -19900,8 +20115,8 @@
         <w:t xml:space="preserve">.</w:t>
       </w:r>
     </w:p>
-    <w:bookmarkEnd w:id="106"/>
-    <w:bookmarkStart w:id="108" w:name="ref-Ford2005"/>
+    <w:bookmarkEnd w:id="110"/>
+    <w:bookmarkStart w:id="112" w:name="ref-Ford2005"/>
     <w:p>
       <w:pPr>
         <w:pStyle w:val="Bibliography"/>
@@ -19917,7 +20132,7 @@
           <w:i/>
           <w:iCs/>
         </w:rPr>
-        <w:t xml:space="preserve">carassius auratus</w:t>
+        <w:t xml:space="preserve">Carassius auratus</w:t>
       </w:r>
       <w:r>
         <w:t xml:space="preserve">. Journal of Thermal Biology 30: 147–152.</w:t>
@@ -19925,7 +20140,7 @@
       <w:r>
         <w:t xml:space="preserve"> </w:t>
       </w:r>
-      <w:hyperlink r:id="rId107">
+      <w:hyperlink r:id="rId111">
         <w:r>
           <w:rPr>
             <w:rStyle w:val="Hyperlink"/>
@@ -19937,8 +20152,8 @@
         <w:t xml:space="preserve">.</w:t>
       </w:r>
     </w:p>
-    <w:bookmarkEnd w:id="108"/>
-    <w:bookmarkStart w:id="110" w:name="ref-Francis2019"/>
+    <w:bookmarkEnd w:id="112"/>
+    <w:bookmarkStart w:id="114" w:name="ref-Francis2019"/>
     <w:p>
       <w:pPr>
         <w:pStyle w:val="Bibliography"/>
@@ -19949,7 +20164,7 @@
       <w:r>
         <w:t xml:space="preserve"> </w:t>
       </w:r>
-      <w:hyperlink r:id="rId109">
+      <w:hyperlink r:id="rId113">
         <w:r>
           <w:rPr>
             <w:rStyle w:val="Hyperlink"/>
@@ -19962,7 +20177,7 @@
             <w:i/>
             <w:iCs/>
           </w:rPr>
-          <w:t xml:space="preserve">ameiurus nebulosus</w:t>
+          <w:t xml:space="preserve">Ameiurus nebulosus</w:t>
         </w:r>
         <w:r>
           <w:rPr>
@@ -19994,32 +20209,68 @@
             <w:i/>
             <w:iCs/>
           </w:rPr>
-          <w:t xml:space="preserve">paranephrops planifrons</w:t>
+          <w:t xml:space="preserve">Paranephrops planifrons</w:t>
         </w:r>
         <w:r>
           <w:rPr>
             <w:rStyle w:val="Hyperlink"/>
           </w:rPr>
-          <w:t xml:space="preserve">) in lake rotoiti</w:t>
+          <w:t xml:space="preserve">) in</w:t>
+        </w:r>
+        <w:r>
+          <w:rPr>
+            <w:rStyle w:val="Hyperlink"/>
+          </w:rPr>
+          <w:t xml:space="preserve"> </w:t>
+        </w:r>
+        <w:r>
+          <w:rPr>
+            <w:rStyle w:val="Hyperlink"/>
+          </w:rPr>
+          <w:t xml:space="preserve">Lake Rotoiti</w:t>
         </w:r>
       </w:hyperlink>
       <w:r>
         <w:t xml:space="preserve">. Master’s thesis, University of Waikato.</w:t>
       </w:r>
     </w:p>
-    <w:bookmarkEnd w:id="110"/>
-    <w:bookmarkStart w:id="112" w:name="ref-Fry1948"/>
+    <w:bookmarkEnd w:id="114"/>
+    <w:bookmarkStart w:id="116" w:name="ref-Froese2006"/>
     <w:p>
       <w:pPr>
         <w:pStyle w:val="Bibliography"/>
       </w:pPr>
       <w:r>
+        <w:t xml:space="preserve">Froese, R., 2006. Cube law, condition factor and weight–length relationships: History, meta-analysis and recommendations. Journal of Applied Ichthyology 22: 241–253.</w:t>
+      </w:r>
+      <w:r>
+        <w:t xml:space="preserve"> </w:t>
+      </w:r>
+      <w:hyperlink r:id="rId115">
+        <w:r>
+          <w:rPr>
+            <w:rStyle w:val="Hyperlink"/>
+          </w:rPr>
+          <w:t xml:space="preserve">https://doi.org/10.1111/j.1439-0426.2006.00805.x</w:t>
+        </w:r>
+      </w:hyperlink>
+      <w:r>
+        <w:t xml:space="preserve">.</w:t>
+      </w:r>
+    </w:p>
+    <w:bookmarkEnd w:id="116"/>
+    <w:bookmarkStart w:id="118" w:name="ref-Fry1948"/>
+    <w:p>
+      <w:pPr>
+        <w:pStyle w:val="Bibliography"/>
+      </w:pPr>
+      <w:r>
         <w:t xml:space="preserve">Fry, F. E. J., &amp; J. S. Hart, 1948. Cruising speed of goldfish in relation to water temperature. Journal of the Fisheries Research Board of Canada 7b: 169–175.</w:t>
       </w:r>
       <w:r>
         <w:t xml:space="preserve"> </w:t>
       </w:r>
-      <w:hyperlink r:id="rId111">
+      <w:hyperlink r:id="rId117">
         <w:r>
           <w:rPr>
             <w:rStyle w:val="Hyperlink"/>
@@ -20031,8 +20282,8 @@
         <w:t xml:space="preserve">.</w:t>
       </w:r>
     </w:p>
-    <w:bookmarkEnd w:id="112"/>
-    <w:bookmarkStart w:id="114" w:name="ref-Grayling2020"/>
+    <w:bookmarkEnd w:id="118"/>
+    <w:bookmarkStart w:id="120" w:name="ref-Grayling2020"/>
     <w:p>
       <w:pPr>
         <w:pStyle w:val="Bibliography"/>
@@ -20043,20 +20294,32 @@
       <w:r>
         <w:t xml:space="preserve"> </w:t>
       </w:r>
-      <w:hyperlink r:id="rId113">
+      <w:hyperlink r:id="rId119">
         <w:r>
           <w:rPr>
             <w:rStyle w:val="Hyperlink"/>
           </w:rPr>
-          <w:t xml:space="preserve">Bay of plenty regional pest management plan 2011–2016 annual report for 2019/2020</w:t>
+          <w:t xml:space="preserve">Bay of Plenty</w:t>
+        </w:r>
+        <w:r>
+          <w:rPr>
+            <w:rStyle w:val="Hyperlink"/>
+          </w:rPr>
+          <w:t xml:space="preserve"> </w:t>
+        </w:r>
+        <w:r>
+          <w:rPr>
+            <w:rStyle w:val="Hyperlink"/>
+          </w:rPr>
+          <w:t xml:space="preserve">regional pest management plan 2011–2016 annual report for 2019/2020</w:t>
         </w:r>
       </w:hyperlink>
       <w:r>
         <w:t xml:space="preserve">. Bay of Plenty Regional Council.</w:t>
       </w:r>
     </w:p>
-    <w:bookmarkEnd w:id="114"/>
-    <w:bookmarkStart w:id="115" w:name="ref-Greenaway1985"/>
+    <w:bookmarkEnd w:id="120"/>
+    <w:bookmarkStart w:id="121" w:name="ref-Greenaway1985"/>
     <w:p>
       <w:pPr>
         <w:pStyle w:val="Bibliography"/>
@@ -20074,14 +20337,26 @@
         <w:t xml:space="preserve">. Biological Reviews 60: 425–454.</w:t>
       </w:r>
     </w:p>
-    <w:bookmarkEnd w:id="115"/>
-    <w:bookmarkStart w:id="116" w:name="ref-Hamilton2005"/>
+    <w:bookmarkEnd w:id="121"/>
+    <w:bookmarkStart w:id="122" w:name="ref-Hamilton2005"/>
     <w:p>
       <w:pPr>
         <w:pStyle w:val="Bibliography"/>
       </w:pPr>
       <w:r>
-        <w:t xml:space="preserve">Hamilton, D., C. McBride, &amp; T. Uraoka, 2005. Lake rotoiti fieldwork and modelling to support considerations of</w:t>
+        <w:t xml:space="preserve">Hamilton, D., C. McBride, &amp; T. Uraoka, 2005.</w:t>
+      </w:r>
+      <w:r>
+        <w:t xml:space="preserve"> </w:t>
+      </w:r>
+      <w:r>
+        <w:t xml:space="preserve">Lake Rotoiti</w:t>
+      </w:r>
+      <w:r>
+        <w:t xml:space="preserve"> </w:t>
+      </w:r>
+      <w:r>
+        <w:t xml:space="preserve">fieldwork and modelling to support considerations of</w:t>
       </w:r>
       <w:r>
         <w:t xml:space="preserve"> </w:t>
@@ -20093,11 +20368,20 @@
         <w:t xml:space="preserve"> </w:t>
       </w:r>
       <w:r>
-        <w:t xml:space="preserve">channel diversion from lake rotoiti. NIWA &amp; University of Waikato.</w:t>
+        <w:t xml:space="preserve">channel diversion from</w:t>
+      </w:r>
+      <w:r>
+        <w:t xml:space="preserve"> </w:t>
+      </w:r>
+      <w:r>
+        <w:t xml:space="preserve">Lake Rotoiti</w:t>
+      </w:r>
+      <w:r>
+        <w:t xml:space="preserve">. NIWA &amp; University of Waikato.</w:t>
       </w:r>
     </w:p>
-    <w:bookmarkEnd w:id="116"/>
-    <w:bookmarkStart w:id="118" w:name="ref-Hammond2006"/>
+    <w:bookmarkEnd w:id="122"/>
+    <w:bookmarkStart w:id="124" w:name="ref-Hammond2006"/>
     <w:p>
       <w:pPr>
         <w:pStyle w:val="Bibliography"/>
@@ -20113,7 +20397,7 @@
           <w:i/>
           <w:iCs/>
         </w:rPr>
-        <w:t xml:space="preserve">paranephrops zealandicus</w:t>
+        <w:t xml:space="preserve">Paranephrops zealandicus</w:t>
       </w:r>
       <w:r>
         <w:t xml:space="preserve">. Aquaculture 251: 271–279.</w:t>
@@ -20121,7 +20405,7 @@
       <w:r>
         <w:t xml:space="preserve"> </w:t>
       </w:r>
-      <w:hyperlink r:id="rId117">
+      <w:hyperlink r:id="rId123">
         <w:r>
           <w:rPr>
             <w:rStyle w:val="Hyperlink"/>
@@ -20133,8 +20417,8 @@
         <w:t xml:space="preserve">.</w:t>
       </w:r>
     </w:p>
-    <w:bookmarkEnd w:id="118"/>
-    <w:bookmarkStart w:id="119" w:name="ref-Harding2009"/>
+    <w:bookmarkEnd w:id="124"/>
+    <w:bookmarkStart w:id="125" w:name="ref-Harding2009"/>
     <w:p>
       <w:pPr>
         <w:pStyle w:val="Bibliography"/>
@@ -20152,8 +20436,8 @@
         <w:t xml:space="preserve">. School of Biological Sciences, University of Canterbury.</w:t>
       </w:r>
     </w:p>
-    <w:bookmarkEnd w:id="119"/>
-    <w:bookmarkStart w:id="121" w:name="ref-Haschenburger2009"/>
+    <w:bookmarkEnd w:id="125"/>
+    <w:bookmarkStart w:id="127" w:name="ref-Haschenburger2009"/>
     <w:p>
       <w:pPr>
         <w:pStyle w:val="Bibliography"/>
@@ -20164,7 +20448,7 @@
       <w:r>
         <w:t xml:space="preserve"> </w:t>
       </w:r>
-      <w:hyperlink r:id="rId120">
+      <w:hyperlink r:id="rId126">
         <w:r>
           <w:rPr>
             <w:rStyle w:val="Hyperlink"/>
@@ -20176,8 +20460,8 @@
         <w:t xml:space="preserve">.</w:t>
       </w:r>
     </w:p>
-    <w:bookmarkEnd w:id="121"/>
-    <w:bookmarkStart w:id="123" w:name="ref-Hesni2009"/>
+    <w:bookmarkEnd w:id="127"/>
+    <w:bookmarkStart w:id="129" w:name="ref-Hesni2009"/>
     <w:p>
       <w:pPr>
         <w:pStyle w:val="Bibliography"/>
@@ -20193,18 +20477,36 @@
           <w:i/>
           <w:iCs/>
         </w:rPr>
-        <w:t xml:space="preserve">astacus leptodactylus</w:t>
-      </w:r>
-      <w:r>
-        <w:t xml:space="preserve"> </w:t>
-      </w:r>
-      <w:r>
-        <w:t xml:space="preserve">eschscholtz, 1823 (decapoda, astacidea). Crustaceana 82: 1495–1507.</w:t>
-      </w:r>
-      <w:r>
-        <w:t xml:space="preserve"> </w:t>
-      </w:r>
-      <w:hyperlink r:id="rId122">
+        <w:t xml:space="preserve">Astacus leptodactylus</w:t>
+      </w:r>
+      <w:r>
+        <w:t xml:space="preserve"> </w:t>
+      </w:r>
+      <w:r>
+        <w:t xml:space="preserve">Eschscholtz</w:t>
+      </w:r>
+      <w:r>
+        <w:t xml:space="preserve">, 1823 (</w:t>
+      </w:r>
+      <w:r>
+        <w:t xml:space="preserve">Decapoda</w:t>
+      </w:r>
+      <w:r>
+        <w:t xml:space="preserve">,</w:t>
+      </w:r>
+      <w:r>
+        <w:t xml:space="preserve"> </w:t>
+      </w:r>
+      <w:r>
+        <w:t xml:space="preserve">Astacidea</w:t>
+      </w:r>
+      <w:r>
+        <w:t xml:space="preserve">). Crustaceana 82: 1495–1507.</w:t>
+      </w:r>
+      <w:r>
+        <w:t xml:space="preserve"> </w:t>
+      </w:r>
+      <w:hyperlink r:id="rId128">
         <w:r>
           <w:rPr>
             <w:rStyle w:val="Hyperlink"/>
@@ -20216,8 +20518,8 @@
         <w:t xml:space="preserve">.</w:t>
       </w:r>
     </w:p>
-    <w:bookmarkEnd w:id="123"/>
-    <w:bookmarkStart w:id="125" w:name="ref-Hessen2004"/>
+    <w:bookmarkEnd w:id="129"/>
+    <w:bookmarkStart w:id="131" w:name="ref-Hessen2004"/>
     <w:p>
       <w:pPr>
         <w:pStyle w:val="Bibliography"/>
@@ -20228,7 +20530,7 @@
       <w:r>
         <w:t xml:space="preserve"> </w:t>
       </w:r>
-      <w:hyperlink r:id="rId124">
+      <w:hyperlink r:id="rId130">
         <w:r>
           <w:rPr>
             <w:rStyle w:val="Hyperlink"/>
@@ -20240,8 +20542,8 @@
         <w:t xml:space="preserve">.</w:t>
       </w:r>
     </w:p>
-    <w:bookmarkEnd w:id="125"/>
-    <w:bookmarkStart w:id="126" w:name="ref-Hiroa1921"/>
+    <w:bookmarkEnd w:id="131"/>
+    <w:bookmarkStart w:id="132" w:name="ref-Hiroa1921"/>
     <w:p>
       <w:pPr>
         <w:pStyle w:val="Bibliography"/>
@@ -20253,11 +20555,20 @@
         <w:t xml:space="preserve">ā</w:t>
       </w:r>
       <w:r>
-        <w:t xml:space="preserve">ori food-supplies of lake rotorua, with methods of obtaining them, and usages and customs appertaining thereto. Transactions and Proceedings of the Royal Society of New Zealand 1868–1961 53: 433–451.</w:t>
+        <w:t xml:space="preserve">ori food-supplies of</w:t>
+      </w:r>
+      <w:r>
+        <w:t xml:space="preserve"> </w:t>
+      </w:r>
+      <w:r>
+        <w:t xml:space="preserve">Lake Rotorua</w:t>
+      </w:r>
+      <w:r>
+        <w:t xml:space="preserve">, with methods of obtaining them, and usages and customs appertaining thereto. Transactions and Proceedings of the Royal Society of New Zealand 1868–1961 53: 433–451.</w:t>
       </w:r>
     </w:p>
-    <w:bookmarkEnd w:id="126"/>
-    <w:bookmarkStart w:id="128" w:name="ref-Hopkins1970"/>
+    <w:bookmarkEnd w:id="132"/>
+    <w:bookmarkStart w:id="134" w:name="ref-Hopkins1970"/>
     <w:p>
       <w:pPr>
         <w:pStyle w:val="Bibliography"/>
@@ -20285,7 +20596,7 @@
           <w:i/>
           <w:iCs/>
         </w:rPr>
-        <w:t xml:space="preserve">paranephrops</w:t>
+        <w:t xml:space="preserve">Paranephrops</w:t>
       </w:r>
       <w:r>
         <w:t xml:space="preserve"> </w:t>
@@ -20320,7 +20631,7 @@
       <w:r>
         <w:t xml:space="preserve"> </w:t>
       </w:r>
-      <w:hyperlink r:id="rId127">
+      <w:hyperlink r:id="rId133">
         <w:r>
           <w:rPr>
             <w:rStyle w:val="Hyperlink"/>
@@ -20332,8 +20643,8 @@
         <w:t xml:space="preserve">.</w:t>
       </w:r>
     </w:p>
-    <w:bookmarkEnd w:id="128"/>
-    <w:bookmarkStart w:id="130" w:name="ref-Jane2021"/>
+    <w:bookmarkEnd w:id="134"/>
+    <w:bookmarkStart w:id="136" w:name="ref-Jane2021"/>
     <w:p>
       <w:pPr>
         <w:pStyle w:val="Bibliography"/>
@@ -20347,7 +20658,7 @@
       <w:r>
         <w:t xml:space="preserve"> </w:t>
       </w:r>
-      <w:hyperlink r:id="rId129">
+      <w:hyperlink r:id="rId135">
         <w:r>
           <w:rPr>
             <w:rStyle w:val="Hyperlink"/>
@@ -20359,8 +20670,8 @@
         <w:t xml:space="preserve">.</w:t>
       </w:r>
     </w:p>
-    <w:bookmarkEnd w:id="130"/>
-    <w:bookmarkStart w:id="131" w:name="ref-Johnsen2008"/>
+    <w:bookmarkEnd w:id="136"/>
+    <w:bookmarkStart w:id="137" w:name="ref-Johnsen2008"/>
     <w:p>
       <w:pPr>
         <w:pStyle w:val="Bibliography"/>
@@ -20369,8 +20680,8 @@
         <w:t xml:space="preserve">Johnsen, S. I., &amp; T. Taugbøl, 2008. Add stones, get crayfish – is it that simple? Freshwater Crayfish 16: 47–50.</w:t>
       </w:r>
     </w:p>
-    <w:bookmarkEnd w:id="131"/>
-    <w:bookmarkStart w:id="133" w:name="ref-Jowett2008"/>
+    <w:bookmarkEnd w:id="137"/>
+    <w:bookmarkStart w:id="139" w:name="ref-Jowett2008"/>
     <w:p>
       <w:pPr>
         <w:pStyle w:val="Bibliography"/>
@@ -20383,7 +20694,7 @@
           <w:i/>
           <w:iCs/>
         </w:rPr>
-        <w:t xml:space="preserve">paranephrops planifrons</w:t>
+        <w:t xml:space="preserve">Paranephrops planifrons</w:t>
       </w:r>
       <w:r>
         <w:t xml:space="preserve">) in</w:t>
@@ -20409,7 +20720,7 @@
       <w:r>
         <w:t xml:space="preserve"> </w:t>
       </w:r>
-      <w:hyperlink r:id="rId132">
+      <w:hyperlink r:id="rId138">
         <w:r>
           <w:rPr>
             <w:rStyle w:val="Hyperlink"/>
@@ -20421,8 +20732,8 @@
         <w:t xml:space="preserve">.</w:t>
       </w:r>
     </w:p>
-    <w:bookmarkEnd w:id="133"/>
-    <w:bookmarkStart w:id="135" w:name="ref-Jowett1990"/>
+    <w:bookmarkEnd w:id="139"/>
+    <w:bookmarkStart w:id="141" w:name="ref-Jowett1990"/>
     <w:p>
       <w:pPr>
         <w:pStyle w:val="Bibliography"/>
@@ -20450,7 +20761,7 @@
           <w:i/>
           <w:iCs/>
         </w:rPr>
-        <w:t xml:space="preserve">deleatidium</w:t>
+        <w:t xml:space="preserve">Deleatidium</w:t>
       </w:r>
       <w:r>
         <w:t xml:space="preserve"> </w:t>
@@ -20461,7 +20772,7 @@
       <w:r>
         <w:t xml:space="preserve"> </w:t>
       </w:r>
-      <w:hyperlink r:id="rId134">
+      <w:hyperlink r:id="rId140">
         <w:r>
           <w:rPr>
             <w:rStyle w:val="Hyperlink"/>
@@ -20473,19 +20784,31 @@
         <w:t xml:space="preserve">.</w:t>
       </w:r>
     </w:p>
-    <w:bookmarkEnd w:id="135"/>
-    <w:bookmarkStart w:id="137" w:name="ref-Kusabs2026"/>
+    <w:bookmarkEnd w:id="141"/>
+    <w:bookmarkStart w:id="143" w:name="ref-Kusabs2026"/>
     <w:p>
       <w:pPr>
         <w:pStyle w:val="Bibliography"/>
       </w:pPr>
       <w:r>
-        <w:t xml:space="preserve">Kusabs, I. A. K., I. C. Duggan, A. C. Bruere, P. Scholes, T. W. Te Kurapa, T. M. Grant, &amp; F. J. Burdon, 2026. Invasive catfish linked to the decline of freshwater crayfish in two aotearoa new zealand lakes. Springer Science; Business Media LLC. Biological Invasions 28:</w:t>
-      </w:r>
-      <w:r>
-        <w:t xml:space="preserve"> </w:t>
-      </w:r>
-      <w:hyperlink r:id="rId136">
+        <w:t xml:space="preserve">Kusabs, I. A. K., I. C. Duggan, A. C. Bruere, P. Scholes, T. W. Te Kurapa, T. M. Grant, &amp; F. J. Burdon, 2026. Invasive catfish linked to the decline of freshwater crayfish in two</w:t>
+      </w:r>
+      <w:r>
+        <w:t xml:space="preserve"> </w:t>
+      </w:r>
+      <w:r>
+        <w:t xml:space="preserve">Aotearoa New Zealand</w:t>
+      </w:r>
+      <w:r>
+        <w:t xml:space="preserve"> </w:t>
+      </w:r>
+      <w:r>
+        <w:t xml:space="preserve">lakes. Biological Invasions 28:</w:t>
+      </w:r>
+      <w:r>
+        <w:t xml:space="preserve"> </w:t>
+      </w:r>
+      <w:hyperlink r:id="rId142">
         <w:r>
           <w:rPr>
             <w:rStyle w:val="Hyperlink"/>
@@ -20497,8 +20820,8 @@
         <w:t xml:space="preserve">.</w:t>
       </w:r>
     </w:p>
-    <w:bookmarkEnd w:id="137"/>
-    <w:bookmarkStart w:id="139" w:name="ref-Kusabs2015a"/>
+    <w:bookmarkEnd w:id="143"/>
+    <w:bookmarkStart w:id="145" w:name="ref-Kusabs2015a"/>
     <w:p>
       <w:pPr>
         <w:pStyle w:val="Bibliography"/>
@@ -20520,7 +20843,7 @@
           <w:i/>
           <w:iCs/>
         </w:rPr>
-        <w:t xml:space="preserve">paranephrops planifrons</w:t>
+        <w:t xml:space="preserve">Paranephrops planifrons</w:t>
       </w:r>
       <w:r>
         <w:t xml:space="preserve">) in</w:t>
@@ -20555,7 +20878,7 @@
       <w:r>
         <w:t xml:space="preserve"> </w:t>
       </w:r>
-      <w:hyperlink r:id="rId138">
+      <w:hyperlink r:id="rId144">
         <w:r>
           <w:rPr>
             <w:rStyle w:val="Hyperlink"/>
@@ -20567,8 +20890,8 @@
         <w:t xml:space="preserve">.</w:t>
       </w:r>
     </w:p>
-    <w:bookmarkEnd w:id="139"/>
-    <w:bookmarkStart w:id="141" w:name="ref-Kusabs2009"/>
+    <w:bookmarkEnd w:id="145"/>
+    <w:bookmarkStart w:id="147" w:name="ref-Kusabs2009"/>
     <w:p>
       <w:pPr>
         <w:pStyle w:val="Bibliography"/>
@@ -20608,16 +20931,25 @@
           <w:i/>
           <w:iCs/>
         </w:rPr>
-        <w:t xml:space="preserve">paranephrops planifrons</w:t>
-      </w:r>
-      <w:r>
-        <w:t xml:space="preserve">) in lake rotoiti, north island,</w:t>
-      </w:r>
-      <w:r>
-        <w:t xml:space="preserve"> </w:t>
-      </w:r>
-      <w:r>
-        <w:t xml:space="preserve">New Zealand</w:t>
+        <w:t xml:space="preserve">Paranephrops planifrons</w:t>
+      </w:r>
+      <w:r>
+        <w:t xml:space="preserve">) in</w:t>
+      </w:r>
+      <w:r>
+        <w:t xml:space="preserve"> </w:t>
+      </w:r>
+      <w:r>
+        <w:t xml:space="preserve">Lake Rotoiti</w:t>
+      </w:r>
+      <w:r>
+        <w:t xml:space="preserve">,</w:t>
+      </w:r>
+      <w:r>
+        <w:t xml:space="preserve"> </w:t>
+      </w:r>
+      <w:r>
+        <w:t xml:space="preserve">North Island, New Zealand</w:t>
       </w:r>
       <w:r>
         <w:t xml:space="preserve">. New Zealand Journal of Marine and Freshwater Research 43: 713–722.</w:t>
@@ -20625,7 +20957,7 @@
       <w:r>
         <w:t xml:space="preserve"> </w:t>
       </w:r>
-      <w:hyperlink r:id="rId140">
+      <w:hyperlink r:id="rId146">
         <w:r>
           <w:rPr>
             <w:rStyle w:val="Hyperlink"/>
@@ -20637,8 +20969,8 @@
         <w:t xml:space="preserve">.</w:t>
       </w:r>
     </w:p>
-    <w:bookmarkEnd w:id="141"/>
-    <w:bookmarkStart w:id="143" w:name="ref-Kusabs2015b"/>
+    <w:bookmarkEnd w:id="147"/>
+    <w:bookmarkStart w:id="149" w:name="ref-Kusabs2015b"/>
     <w:p>
       <w:pPr>
         <w:pStyle w:val="Bibliography"/>
@@ -20660,7 +20992,7 @@
           <w:i/>
           <w:iCs/>
         </w:rPr>
-        <w:t xml:space="preserve">paranephrops planifrons</w:t>
+        <w:t xml:space="preserve">Paranephrops planifrons</w:t>
       </w:r>
       <w:r>
         <w:t xml:space="preserve">) population characteristics in seven</w:t>
@@ -20695,7 +21027,7 @@
       <w:r>
         <w:t xml:space="preserve"> </w:t>
       </w:r>
-      <w:hyperlink r:id="rId142">
+      <w:hyperlink r:id="rId148">
         <w:r>
           <w:rPr>
             <w:rStyle w:val="Hyperlink"/>
@@ -20707,8 +21039,8 @@
         <w:t xml:space="preserve">.</w:t>
       </w:r>
     </w:p>
-    <w:bookmarkEnd w:id="143"/>
-    <w:bookmarkStart w:id="144" w:name="ref-Kutner2005"/>
+    <w:bookmarkEnd w:id="149"/>
+    <w:bookmarkStart w:id="150" w:name="ref-Kutner2005"/>
     <w:p>
       <w:pPr>
         <w:pStyle w:val="Bibliography"/>
@@ -20717,8 +21049,8 @@
         <w:t xml:space="preserve">Kutner, M. H., C. J. Nachtsheim, J. Neter, &amp; W. Li, 2005. Applied linear statistical models. McGraw-Hill Irwin.</w:t>
       </w:r>
     </w:p>
-    <w:bookmarkEnd w:id="144"/>
-    <w:bookmarkStart w:id="146" w:name="ref-LAWA2025"/>
+    <w:bookmarkEnd w:id="150"/>
+    <w:bookmarkStart w:id="152" w:name="ref-LAWA2025"/>
     <w:p>
       <w:pPr>
         <w:pStyle w:val="Bibliography"/>
@@ -20741,7 +21073,7 @@
       <w:r>
         <w:t xml:space="preserve"> </w:t>
       </w:r>
-      <w:hyperlink r:id="rId145">
+      <w:hyperlink r:id="rId151">
         <w:r>
           <w:rPr>
             <w:rStyle w:val="Hyperlink"/>
@@ -20753,8 +21085,8 @@
         <w:t xml:space="preserve">.</w:t>
       </w:r>
     </w:p>
-    <w:bookmarkEnd w:id="146"/>
-    <w:bookmarkStart w:id="148" w:name="ref-Lee2025"/>
+    <w:bookmarkEnd w:id="152"/>
+    <w:bookmarkStart w:id="154" w:name="ref-Lee2025"/>
     <w:p>
       <w:pPr>
         <w:pStyle w:val="Bibliography"/>
@@ -20765,7 +21097,7 @@
       <w:r>
         <w:t xml:space="preserve"> </w:t>
       </w:r>
-      <w:hyperlink r:id="rId147">
+      <w:hyperlink r:id="rId153">
         <w:r>
           <w:rPr>
             <w:rStyle w:val="Hyperlink"/>
@@ -20777,8 +21109,8 @@
         <w:t xml:space="preserve">.</w:t>
       </w:r>
     </w:p>
-    <w:bookmarkEnd w:id="148"/>
-    <w:bookmarkStart w:id="150" w:name="ref-Levin1992"/>
+    <w:bookmarkEnd w:id="154"/>
+    <w:bookmarkStart w:id="156" w:name="ref-Levin1992"/>
     <w:p>
       <w:pPr>
         <w:pStyle w:val="Bibliography"/>
@@ -20801,7 +21133,7 @@
       <w:r>
         <w:t xml:space="preserve"> </w:t>
       </w:r>
-      <w:hyperlink r:id="rId149">
+      <w:hyperlink r:id="rId155">
         <w:r>
           <w:rPr>
             <w:rStyle w:val="Hyperlink"/>
@@ -20813,8 +21145,8 @@
         <w:t xml:space="preserve">.</w:t>
       </w:r>
     </w:p>
-    <w:bookmarkEnd w:id="150"/>
-    <w:bookmarkStart w:id="152" w:name="ref-Lishawa2023"/>
+    <w:bookmarkEnd w:id="156"/>
+    <w:bookmarkStart w:id="158" w:name="ref-Lishawa2023"/>
     <w:p>
       <w:pPr>
         <w:pStyle w:val="Bibliography"/>
@@ -20830,7 +21162,7 @@
           <w:i/>
           <w:iCs/>
         </w:rPr>
-        <w:t xml:space="preserve">typha</w:t>
+        <w:t xml:space="preserve">Typha</w:t>
       </w:r>
       <w:r>
         <w:t xml:space="preserve">-invaded</w:t>
@@ -20850,7 +21182,7 @@
       <w:r>
         <w:t xml:space="preserve"> </w:t>
       </w:r>
-      <w:hyperlink r:id="rId151">
+      <w:hyperlink r:id="rId157">
         <w:r>
           <w:rPr>
             <w:rStyle w:val="Hyperlink"/>
@@ -20862,8 +21194,8 @@
         <w:t xml:space="preserve">.</w:t>
       </w:r>
     </w:p>
-    <w:bookmarkEnd w:id="152"/>
-    <w:bookmarkStart w:id="154" w:name="ref-Meerhoff2022"/>
+    <w:bookmarkEnd w:id="158"/>
+    <w:bookmarkStart w:id="160" w:name="ref-Meerhoff2022"/>
     <w:p>
       <w:pPr>
         <w:pStyle w:val="Bibliography"/>
@@ -20874,7 +21206,7 @@
       <w:r>
         <w:t xml:space="preserve"> </w:t>
       </w:r>
-      <w:hyperlink r:id="rId153">
+      <w:hyperlink r:id="rId159">
         <w:r>
           <w:rPr>
             <w:rStyle w:val="Hyperlink"/>
@@ -20886,8 +21218,8 @@
         <w:t xml:space="preserve">.</w:t>
       </w:r>
     </w:p>
-    <w:bookmarkEnd w:id="154"/>
-    <w:bookmarkStart w:id="156" w:name="ref-Momot1995"/>
+    <w:bookmarkEnd w:id="160"/>
+    <w:bookmarkStart w:id="162" w:name="ref-Momot1995"/>
     <w:p>
       <w:pPr>
         <w:pStyle w:val="Bibliography"/>
@@ -20898,7 +21230,7 @@
       <w:r>
         <w:t xml:space="preserve"> </w:t>
       </w:r>
-      <w:hyperlink r:id="rId155">
+      <w:hyperlink r:id="rId161">
         <w:r>
           <w:rPr>
             <w:rStyle w:val="Hyperlink"/>
@@ -20910,8 +21242,8 @@
         <w:t xml:space="preserve">.</w:t>
       </w:r>
     </w:p>
-    <w:bookmarkEnd w:id="156"/>
-    <w:bookmarkStart w:id="158" w:name="ref-Nystrom2006"/>
+    <w:bookmarkEnd w:id="162"/>
+    <w:bookmarkStart w:id="164" w:name="ref-Nystrom2006"/>
     <w:p>
       <w:pPr>
         <w:pStyle w:val="Bibliography"/>
@@ -20922,7 +21254,7 @@
       <w:r>
         <w:t xml:space="preserve"> </w:t>
       </w:r>
-      <w:hyperlink r:id="rId157">
+      <w:hyperlink r:id="rId163">
         <w:r>
           <w:rPr>
             <w:rStyle w:val="Hyperlink"/>
@@ -20934,8 +21266,8 @@
         <w:t xml:space="preserve">.</w:t>
       </w:r>
     </w:p>
-    <w:bookmarkEnd w:id="158"/>
-    <w:bookmarkStart w:id="160" w:name="ref-Olsson2006"/>
+    <w:bookmarkEnd w:id="164"/>
+    <w:bookmarkStart w:id="166" w:name="ref-Olsson2006"/>
     <w:p>
       <w:pPr>
         <w:pStyle w:val="Bibliography"/>
@@ -20958,7 +21290,7 @@
       <w:r>
         <w:t xml:space="preserve"> </w:t>
       </w:r>
-      <w:hyperlink r:id="rId159">
+      <w:hyperlink r:id="rId165">
         <w:r>
           <w:rPr>
             <w:rStyle w:val="Hyperlink"/>
@@ -20970,19 +21302,39 @@
         <w:t xml:space="preserve">.</w:t>
       </w:r>
     </w:p>
-    <w:bookmarkEnd w:id="160"/>
-    <w:bookmarkStart w:id="162" w:name="ref-Parkyn2004"/>
+    <w:bookmarkEnd w:id="166"/>
+    <w:bookmarkStart w:id="167" w:name="ref-Parkyn2002"/>
     <w:p>
       <w:pPr>
         <w:pStyle w:val="Bibliography"/>
       </w:pPr>
       <w:r>
+        <w:t xml:space="preserve">Parkyn, S. M., &amp; K. J. Collier, 2002. Differentiating the effects of diet and temperature on juvenile crayfish (</w:t>
+      </w:r>
+      <w:r>
+        <w:rPr>
+          <w:i/>
+          <w:iCs/>
+        </w:rPr>
+        <w:t xml:space="preserve">Paranephrops planifrons</w:t>
+      </w:r>
+      <w:r>
+        <w:t xml:space="preserve">) growth: Leaf detritus versus invertebrate food sources at two diurnally varying temperatures. Freshwater Crayfish 13: 371–382.</w:t>
+      </w:r>
+    </w:p>
+    <w:bookmarkEnd w:id="167"/>
+    <w:bookmarkStart w:id="169" w:name="ref-Parkyn2004"/>
+    <w:p>
+      <w:pPr>
+        <w:pStyle w:val="Bibliography"/>
+      </w:pPr>
+      <w:r>
         <w:t xml:space="preserve">Parkyn, S. M., &amp; K. J. Collier, 2004. Interaction of press and pulse disturbance on crayfish populations: Flood impacts in pasture and forest streams. Hydrobiologia 527: 113–124.</w:t>
       </w:r>
       <w:r>
         <w:t xml:space="preserve"> </w:t>
       </w:r>
-      <w:hyperlink r:id="rId161">
+      <w:hyperlink r:id="rId168">
         <w:r>
           <w:rPr>
             <w:rStyle w:val="Hyperlink"/>
@@ -20994,20 +21346,20 @@
         <w:t xml:space="preserve">.</w:t>
       </w:r>
     </w:p>
-    <w:bookmarkEnd w:id="162"/>
-    <w:bookmarkStart w:id="164" w:name="ref-Parkyn2001"/>
+    <w:bookmarkEnd w:id="169"/>
+    <w:bookmarkStart w:id="171" w:name="ref-Parkyn2001"/>
     <w:p>
       <w:pPr>
         <w:pStyle w:val="Bibliography"/>
       </w:pPr>
       <w:r>
-        <w:t xml:space="preserve">Parkyn, S. M., K. J. Collier, &amp; B. J. Hicks, 2001. New</w:t>
-      </w:r>
-      <w:r>
-        <w:t xml:space="preserve"> </w:t>
-      </w:r>
-      <w:r>
-        <w:t xml:space="preserve">Zealand</w:t>
+        <w:t xml:space="preserve">Parkyn, S. M., K. J. Collier, &amp; B. J. Hicks, 2001.</w:t>
+      </w:r>
+      <w:r>
+        <w:t xml:space="preserve"> </w:t>
+      </w:r>
+      <w:r>
+        <w:t xml:space="preserve">New Zealand</w:t>
       </w:r>
       <w:r>
         <w:t xml:space="preserve"> </w:t>
@@ -21018,7 +21370,7 @@
       <w:r>
         <w:t xml:space="preserve"> </w:t>
       </w:r>
-      <w:hyperlink r:id="rId163">
+      <w:hyperlink r:id="rId170">
         <w:r>
           <w:rPr>
             <w:rStyle w:val="Hyperlink"/>
@@ -21030,8 +21382,8 @@
         <w:t xml:space="preserve">.</w:t>
       </w:r>
     </w:p>
-    <w:bookmarkEnd w:id="164"/>
-    <w:bookmarkStart w:id="166" w:name="ref-Parkyn2009"/>
+    <w:bookmarkEnd w:id="171"/>
+    <w:bookmarkStart w:id="173" w:name="ref-Parkyn2009"/>
     <w:p>
       <w:pPr>
         <w:pStyle w:val="Bibliography"/>
@@ -21044,7 +21396,7 @@
           <w:i/>
           <w:iCs/>
         </w:rPr>
-        <w:t xml:space="preserve">paranephrops planifrons</w:t>
+        <w:t xml:space="preserve">Paranephrops planifrons</w:t>
       </w:r>
       <w:r>
         <w:t xml:space="preserve">) habitat in a forested stream. New Zealand Journal of Marine and Freshwater Research 43: 689–700.</w:t>
@@ -21052,7 +21404,7 @@
       <w:r>
         <w:t xml:space="preserve"> </w:t>
       </w:r>
-      <w:hyperlink r:id="rId165">
+      <w:hyperlink r:id="rId172">
         <w:r>
           <w:rPr>
             <w:rStyle w:val="Hyperlink"/>
@@ -21064,8 +21416,8 @@
         <w:t xml:space="preserve">.</w:t>
       </w:r>
     </w:p>
-    <w:bookmarkEnd w:id="166"/>
-    <w:bookmarkStart w:id="167" w:name="ref-Quinn2002"/>
+    <w:bookmarkEnd w:id="173"/>
+    <w:bookmarkStart w:id="174" w:name="ref-Quinn2002"/>
     <w:p>
       <w:pPr>
         <w:pStyle w:val="Bibliography"/>
@@ -21074,8 +21426,8 @@
         <w:t xml:space="preserve">Quinn, G. P., &amp; M. J. Keough, 2002. Experimental design and data analysis for biologists. Cambridge University Press.</w:t>
       </w:r>
     </w:p>
-    <w:bookmarkEnd w:id="167"/>
-    <w:bookmarkStart w:id="169" w:name="ref-Quinn1990"/>
+    <w:bookmarkEnd w:id="174"/>
+    <w:bookmarkStart w:id="176" w:name="ref-Quinn1990"/>
     <w:p>
       <w:pPr>
         <w:pStyle w:val="Bibliography"/>
@@ -21098,7 +21450,7 @@
       <w:r>
         <w:t xml:space="preserve"> </w:t>
       </w:r>
-      <w:hyperlink r:id="rId168">
+      <w:hyperlink r:id="rId175">
         <w:r>
           <w:rPr>
             <w:rStyle w:val="Hyperlink"/>
@@ -21110,8 +21462,8 @@
         <w:t xml:space="preserve">.</w:t>
       </w:r>
     </w:p>
-    <w:bookmarkEnd w:id="169"/>
-    <w:bookmarkStart w:id="171" w:name="ref-RCoreTeam2025"/>
+    <w:bookmarkEnd w:id="176"/>
+    <w:bookmarkStart w:id="178" w:name="ref-RCoreTeam2025"/>
     <w:p>
       <w:pPr>
         <w:pStyle w:val="Bibliography"/>
@@ -21122,7 +21474,7 @@
       <w:r>
         <w:t xml:space="preserve"> </w:t>
       </w:r>
-      <w:hyperlink r:id="rId170">
+      <w:hyperlink r:id="rId177">
         <w:r>
           <w:rPr>
             <w:rStyle w:val="Hyperlink"/>
@@ -21140,8 +21492,8 @@
         <w:t xml:space="preserve">. R Foundation for Statistical Computing, Vienna, Austria.</w:t>
       </w:r>
     </w:p>
-    <w:bookmarkEnd w:id="171"/>
-    <w:bookmarkStart w:id="173" w:name="ref-Richman2015"/>
+    <w:bookmarkEnd w:id="178"/>
+    <w:bookmarkStart w:id="180" w:name="ref-Richman2015"/>
     <w:p>
       <w:pPr>
         <w:pStyle w:val="Bibliography"/>
@@ -21170,7 +21522,7 @@
       <w:r>
         <w:t xml:space="preserve"> </w:t>
       </w:r>
-      <w:hyperlink r:id="rId172">
+      <w:hyperlink r:id="rId179">
         <w:r>
           <w:rPr>
             <w:rStyle w:val="Hyperlink"/>
@@ -21182,8 +21534,8 @@
         <w:t xml:space="preserve">.</w:t>
       </w:r>
     </w:p>
-    <w:bookmarkEnd w:id="173"/>
-    <w:bookmarkStart w:id="175" w:name="ref-Rosewarne2013"/>
+    <w:bookmarkEnd w:id="180"/>
+    <w:bookmarkStart w:id="182" w:name="ref-Rosewarne2013"/>
     <w:p>
       <w:pPr>
         <w:pStyle w:val="Bibliography"/>
@@ -21196,7 +21548,7 @@
           <w:i/>
           <w:iCs/>
         </w:rPr>
-        <w:t xml:space="preserve">pacifastacus leniusculus</w:t>
+        <w:t xml:space="preserve">Pacifastacus leniusculus</w:t>
       </w:r>
       <w:r>
         <w:t xml:space="preserve">) movements at a flow gauging weir. Management of Biological Invasions 4: 273–282.</w:t>
@@ -21204,7 +21556,7 @@
       <w:r>
         <w:t xml:space="preserve"> </w:t>
       </w:r>
-      <w:hyperlink r:id="rId174">
+      <w:hyperlink r:id="rId181">
         <w:r>
           <w:rPr>
             <w:rStyle w:val="Hyperlink"/>
@@ -21216,14 +21568,23 @@
         <w:t xml:space="preserve">.</w:t>
       </w:r>
     </w:p>
-    <w:bookmarkEnd w:id="175"/>
-    <w:bookmarkStart w:id="177" w:name="ref-Rowe1993"/>
+    <w:bookmarkEnd w:id="182"/>
+    <w:bookmarkStart w:id="184" w:name="ref-Rowe1993"/>
     <w:p>
       <w:pPr>
         <w:pStyle w:val="Bibliography"/>
       </w:pPr>
       <w:r>
-        <w:t xml:space="preserve">Rowe, D. K., 1993. Identification of fish responsible for five layers of echoes recorded by high-frequency (200 kHz) echosounding in lake rotoiti,</w:t>
+        <w:t xml:space="preserve">Rowe, D. K., 1993. Identification of fish responsible for five layers of echoes recorded by high-frequency (200 kHz) echosounding in</w:t>
+      </w:r>
+      <w:r>
+        <w:t xml:space="preserve"> </w:t>
+      </w:r>
+      <w:r>
+        <w:t xml:space="preserve">Lake Rotoiti</w:t>
+      </w:r>
+      <w:r>
+        <w:t xml:space="preserve">,</w:t>
       </w:r>
       <w:r>
         <w:t xml:space="preserve"> </w:t>
@@ -21237,7 +21598,7 @@
       <w:r>
         <w:t xml:space="preserve"> </w:t>
       </w:r>
-      <w:hyperlink r:id="rId176">
+      <w:hyperlink r:id="rId183">
         <w:r>
           <w:rPr>
             <w:rStyle w:val="Hyperlink"/>
@@ -21249,8 +21610,8 @@
         <w:t xml:space="preserve">.</w:t>
       </w:r>
     </w:p>
-    <w:bookmarkEnd w:id="177"/>
-    <w:bookmarkStart w:id="179" w:name="ref-Schoen2015"/>
+    <w:bookmarkEnd w:id="184"/>
+    <w:bookmarkStart w:id="186" w:name="ref-Schoen2015"/>
     <w:p>
       <w:pPr>
         <w:pStyle w:val="Bibliography"/>
@@ -21266,7 +21627,7 @@
           <w:i/>
           <w:iCs/>
         </w:rPr>
-        <w:t xml:space="preserve">mysis diluviana</w:t>
+        <w:t xml:space="preserve">Mysis diluviana</w:t>
       </w:r>
       <w:r>
         <w:t xml:space="preserve"> </w:t>
@@ -21277,7 +21638,7 @@
       <w:r>
         <w:t xml:space="preserve"> </w:t>
       </w:r>
-      <w:hyperlink r:id="rId178">
+      <w:hyperlink r:id="rId185">
         <w:r>
           <w:rPr>
             <w:rStyle w:val="Hyperlink"/>
@@ -21289,8 +21650,8 @@
         <w:t xml:space="preserve">.</w:t>
       </w:r>
     </w:p>
-    <w:bookmarkEnd w:id="179"/>
-    <w:bookmarkStart w:id="181" w:name="ref-Schrank2019"/>
+    <w:bookmarkEnd w:id="186"/>
+    <w:bookmarkStart w:id="188" w:name="ref-Schrank2019"/>
     <w:p>
       <w:pPr>
         <w:pStyle w:val="Bibliography"/>
@@ -21313,7 +21674,7 @@
       <w:r>
         <w:t xml:space="preserve"> </w:t>
       </w:r>
-      <w:hyperlink r:id="rId180">
+      <w:hyperlink r:id="rId187">
         <w:r>
           <w:rPr>
             <w:rStyle w:val="Hyperlink"/>
@@ -21325,13 +21686,33 @@
         <w:t xml:space="preserve">.</w:t>
       </w:r>
     </w:p>
-    <w:bookmarkEnd w:id="181"/>
-    <w:bookmarkStart w:id="183" w:name="ref-Shono2008"/>
+    <w:bookmarkEnd w:id="188"/>
+    <w:bookmarkStart w:id="189" w:name="ref-Shave1994"/>
     <w:p>
       <w:pPr>
         <w:pStyle w:val="Bibliography"/>
       </w:pPr>
       <w:r>
+        <w:t xml:space="preserve">Shave, C. R., C. R. Townsend, &amp; T. A. Crowl, 1994. Anti-predator behaviours of a freshwater crayfish (</w:t>
+      </w:r>
+      <w:r>
+        <w:rPr>
+          <w:i/>
+          <w:iCs/>
+        </w:rPr>
+        <w:t xml:space="preserve">Paranephrops zealandicus</w:t>
+      </w:r>
+      <w:r>
+        <w:t xml:space="preserve">) to a native and an introduced predator. New Zealand Journal of Ecology 18: 1–10.</w:t>
+      </w:r>
+    </w:p>
+    <w:bookmarkEnd w:id="189"/>
+    <w:bookmarkStart w:id="191" w:name="ref-Shono2008"/>
+    <w:p>
+      <w:pPr>
+        <w:pStyle w:val="Bibliography"/>
+      </w:pPr>
+      <w:r>
         <w:t xml:space="preserve">Shono, H., 2008. Application of the</w:t>
       </w:r>
       <w:r>
@@ -21361,7 +21742,7 @@
       <w:r>
         <w:t xml:space="preserve"> </w:t>
       </w:r>
-      <w:hyperlink r:id="rId182">
+      <w:hyperlink r:id="rId190">
         <w:r>
           <w:rPr>
             <w:rStyle w:val="Hyperlink"/>
@@ -21373,19 +21754,68 @@
         <w:t xml:space="preserve">.</w:t>
       </w:r>
     </w:p>
-    <w:bookmarkEnd w:id="183"/>
-    <w:bookmarkStart w:id="185" w:name="ref-Statzner2003"/>
+    <w:bookmarkEnd w:id="191"/>
+    <w:bookmarkStart w:id="193" w:name="ref-Smith1996"/>
     <w:p>
       <w:pPr>
         <w:pStyle w:val="Bibliography"/>
       </w:pPr>
       <w:r>
+        <w:t xml:space="preserve">Smith, G. R. T., M. A. Learner, F. M. Slater, &amp; J. Foster, 1996. Habitat features important for the conservation of the native crayfish</w:t>
+      </w:r>
+      <w:r>
+        <w:t xml:space="preserve"> </w:t>
+      </w:r>
+      <w:r>
+        <w:rPr>
+          <w:i/>
+          <w:iCs/>
+        </w:rPr>
+        <w:t xml:space="preserve">Austropotamobius pallipes</w:t>
+      </w:r>
+      <w:r>
+        <w:t xml:space="preserve"> </w:t>
+      </w:r>
+      <w:r>
+        <w:t xml:space="preserve">in</w:t>
+      </w:r>
+      <w:r>
+        <w:t xml:space="preserve"> </w:t>
+      </w:r>
+      <w:r>
+        <w:t xml:space="preserve">Britain</w:t>
+      </w:r>
+      <w:r>
+        <w:t xml:space="preserve">. Biological Conservation 75: 239–246.</w:t>
+      </w:r>
+      <w:r>
+        <w:t xml:space="preserve"> </w:t>
+      </w:r>
+      <w:hyperlink r:id="rId192">
+        <w:r>
+          <w:rPr>
+            <w:rStyle w:val="Hyperlink"/>
+          </w:rPr>
+          <w:t xml:space="preserve">https://doi.org/10.1016/0006-3207(95)00073-9</w:t>
+        </w:r>
+      </w:hyperlink>
+      <w:r>
+        <w:t xml:space="preserve">.</w:t>
+      </w:r>
+    </w:p>
+    <w:bookmarkEnd w:id="193"/>
+    <w:bookmarkStart w:id="195" w:name="ref-Statzner2003"/>
+    <w:p>
+      <w:pPr>
+        <w:pStyle w:val="Bibliography"/>
+      </w:pPr>
+      <w:r>
         <w:t xml:space="preserve">Statzner, B., O. Peltret, &amp; S. Tomanova, 2003. Crayfish as geomorphic agents and ecosystem engineers: Effect of a biomass gradient on baseflow and flood-induced transport of gravel and sand in experimental streams. Freshwater Biology 48: 147–163.</w:t>
       </w:r>
       <w:r>
         <w:t xml:space="preserve"> </w:t>
       </w:r>
-      <w:hyperlink r:id="rId184">
+      <w:hyperlink r:id="rId194">
         <w:r>
           <w:rPr>
             <w:rStyle w:val="Hyperlink"/>
@@ -21397,8 +21827,8 @@
         <w:t xml:space="preserve">.</w:t>
       </w:r>
     </w:p>
-    <w:bookmarkEnd w:id="185"/>
-    <w:bookmarkStart w:id="187" w:name="ref-Stevens2004"/>
+    <w:bookmarkEnd w:id="195"/>
+    <w:bookmarkStart w:id="197" w:name="ref-Stevens2004"/>
     <w:p>
       <w:pPr>
         <w:pStyle w:val="Bibliography"/>
@@ -21409,7 +21839,7 @@
       <w:r>
         <w:t xml:space="preserve"> </w:t>
       </w:r>
-      <w:hyperlink r:id="rId186">
+      <w:hyperlink r:id="rId196">
         <w:r>
           <w:rPr>
             <w:rStyle w:val="Hyperlink"/>
@@ -21421,8 +21851,8 @@
         <w:t xml:space="preserve">.</w:t>
       </w:r>
     </w:p>
-    <w:bookmarkEnd w:id="187"/>
-    <w:bookmarkStart w:id="189" w:name="ref-Strayer2010"/>
+    <w:bookmarkEnd w:id="197"/>
+    <w:bookmarkStart w:id="199" w:name="ref-Strayer2010"/>
     <w:p>
       <w:pPr>
         <w:pStyle w:val="Bibliography"/>
@@ -21433,7 +21863,7 @@
       <w:r>
         <w:t xml:space="preserve"> </w:t>
       </w:r>
-      <w:hyperlink r:id="rId188">
+      <w:hyperlink r:id="rId198">
         <w:r>
           <w:rPr>
             <w:rStyle w:val="Hyperlink"/>
@@ -21445,8 +21875,8 @@
         <w:t xml:space="preserve">.</w:t>
       </w:r>
     </w:p>
-    <w:bookmarkEnd w:id="189"/>
-    <w:bookmarkStart w:id="191" w:name="ref-Taylor2019"/>
+    <w:bookmarkEnd w:id="199"/>
+    <w:bookmarkStart w:id="201" w:name="ref-Taylor2019"/>
     <w:p>
       <w:pPr>
         <w:pStyle w:val="Bibliography"/>
@@ -21466,7 +21896,7 @@
       <w:r>
         <w:t xml:space="preserve"> </w:t>
       </w:r>
-      <w:hyperlink r:id="rId190">
+      <w:hyperlink r:id="rId200">
         <w:r>
           <w:rPr>
             <w:rStyle w:val="Hyperlink"/>
@@ -21478,8 +21908,8 @@
         <w:t xml:space="preserve">.</w:t>
       </w:r>
     </w:p>
-    <w:bookmarkEnd w:id="191"/>
-    <w:bookmarkStart w:id="193" w:name="ref-Usio2000"/>
+    <w:bookmarkEnd w:id="201"/>
+    <w:bookmarkStart w:id="203" w:name="ref-Usio2000"/>
     <w:p>
       <w:pPr>
         <w:pStyle w:val="Bibliography"/>
@@ -21504,7 +21934,7 @@
           <w:i/>
           <w:iCs/>
         </w:rPr>
-        <w:t xml:space="preserve">paranephrops zealandicus</w:t>
+        <w:t xml:space="preserve">Paranephrops zealandicus</w:t>
       </w:r>
       <w:r>
         <w:t xml:space="preserve">) in relation to stream physico-chemistry, predatory fish, and invertebrate prey. New Zealand Journal of Marine and Freshwater Research 34: 557–567.</w:t>
@@ -21512,7 +21942,7 @@
       <w:r>
         <w:t xml:space="preserve"> </w:t>
       </w:r>
-      <w:hyperlink r:id="rId192">
+      <w:hyperlink r:id="rId202">
         <w:r>
           <w:rPr>
             <w:rStyle w:val="Hyperlink"/>
@@ -21524,8 +21954,8 @@
         <w:t xml:space="preserve">.</w:t>
       </w:r>
     </w:p>
-    <w:bookmarkEnd w:id="193"/>
-    <w:bookmarkStart w:id="195" w:name="ref-Usio2004"/>
+    <w:bookmarkEnd w:id="203"/>
+    <w:bookmarkStart w:id="205" w:name="ref-Usio2004"/>
     <w:p>
       <w:pPr>
         <w:pStyle w:val="Bibliography"/>
@@ -21536,7 +21966,7 @@
       <w:r>
         <w:t xml:space="preserve"> </w:t>
       </w:r>
-      <w:hyperlink r:id="rId194">
+      <w:hyperlink r:id="rId204">
         <w:r>
           <w:rPr>
             <w:rStyle w:val="Hyperlink"/>
@@ -21548,13 +21978,46 @@
         <w:t xml:space="preserve">.</w:t>
       </w:r>
     </w:p>
-    <w:bookmarkEnd w:id="195"/>
-    <w:bookmarkStart w:id="197" w:name="ref-Vincent1984"/>
+    <w:bookmarkEnd w:id="205"/>
+    <w:bookmarkStart w:id="207" w:name="ref-Vedia2017"/>
     <w:p>
       <w:pPr>
         <w:pStyle w:val="Bibliography"/>
       </w:pPr>
       <w:r>
+        <w:t xml:space="preserve">Vedia, I., D. Galicia, E. Baquero, J. Oscoz, &amp; R. Miranda, 2017. Environmental factors influencing the distribution and abundance of the introduced signal crayfish in the north of</w:t>
+      </w:r>
+      <w:r>
+        <w:t xml:space="preserve"> </w:t>
+      </w:r>
+      <w:r>
+        <w:t xml:space="preserve">Iberian Peninsula</w:t>
+      </w:r>
+      <w:r>
+        <w:t xml:space="preserve">. Marine and Freshwater Research 68: 900–908.</w:t>
+      </w:r>
+      <w:r>
+        <w:t xml:space="preserve"> </w:t>
+      </w:r>
+      <w:hyperlink r:id="rId206">
+        <w:r>
+          <w:rPr>
+            <w:rStyle w:val="Hyperlink"/>
+          </w:rPr>
+          <w:t xml:space="preserve">https://doi.org/10.1071/MF16020</w:t>
+        </w:r>
+      </w:hyperlink>
+      <w:r>
+        <w:t xml:space="preserve">.</w:t>
+      </w:r>
+    </w:p>
+    <w:bookmarkEnd w:id="207"/>
+    <w:bookmarkStart w:id="209" w:name="ref-Vincent1984"/>
+    <w:p>
+      <w:pPr>
+        <w:pStyle w:val="Bibliography"/>
+      </w:pPr>
+      <w:r>
         <w:t xml:space="preserve">Vincent, W. F., M. M. Gibbs, &amp; S. J. Dryden, 1984. Accelerated eutrophication in a</w:t>
       </w:r>
       <w:r>
@@ -21590,7 +22053,7 @@
       <w:r>
         <w:t xml:space="preserve"> </w:t>
       </w:r>
-      <w:hyperlink r:id="rId196">
+      <w:hyperlink r:id="rId208">
         <w:r>
           <w:rPr>
             <w:rStyle w:val="Hyperlink"/>
@@ -21602,8 +22065,8 @@
         <w:t xml:space="preserve">.</w:t>
       </w:r>
     </w:p>
-    <w:bookmarkEnd w:id="197"/>
-    <w:bookmarkStart w:id="199" w:name="ref-vonWesternhagen2010"/>
+    <w:bookmarkEnd w:id="209"/>
+    <w:bookmarkStart w:id="211" w:name="ref-vonWesternhagen2010"/>
     <w:p>
       <w:pPr>
         <w:pStyle w:val="Bibliography"/>
@@ -21623,7 +22086,7 @@
       <w:r>
         <w:t xml:space="preserve"> </w:t>
       </w:r>
-      <w:hyperlink r:id="rId198">
+      <w:hyperlink r:id="rId210">
         <w:r>
           <w:rPr>
             <w:rStyle w:val="Hyperlink"/>
@@ -21635,8 +22098,8 @@
         <w:t xml:space="preserve">.</w:t>
       </w:r>
     </w:p>
-    <w:bookmarkEnd w:id="199"/>
-    <w:bookmarkStart w:id="200" w:name="ref-Wetzel2001"/>
+    <w:bookmarkEnd w:id="211"/>
+    <w:bookmarkStart w:id="212" w:name="ref-Wetzel2001"/>
     <w:p>
       <w:pPr>
         <w:pStyle w:val="Bibliography"/>
@@ -21645,8 +22108,8 @@
         <w:t xml:space="preserve">Wetzel, R. G., 2001. Limnology: Lake and river ecosystems. Gulf Professional Publishing.</w:t>
       </w:r>
     </w:p>
-    <w:bookmarkEnd w:id="200"/>
-    <w:bookmarkStart w:id="202" w:name="ref-White2003"/>
+    <w:bookmarkEnd w:id="212"/>
+    <w:bookmarkStart w:id="214" w:name="ref-White2003"/>
     <w:p>
       <w:pPr>
         <w:pStyle w:val="Bibliography"/>
@@ -21657,7 +22120,7 @@
       <w:r>
         <w:t xml:space="preserve"> </w:t>
       </w:r>
-      <w:hyperlink r:id="rId201">
+      <w:hyperlink r:id="rId213">
         <w:r>
           <w:rPr>
             <w:rStyle w:val="Hyperlink"/>
@@ -21669,8 +22132,8 @@
         <w:t xml:space="preserve">.</w:t>
       </w:r>
     </w:p>
-    <w:bookmarkEnd w:id="202"/>
-    <w:bookmarkStart w:id="204" w:name="ref-Wood2004"/>
+    <w:bookmarkEnd w:id="214"/>
+    <w:bookmarkStart w:id="216" w:name="ref-Wood2004"/>
     <w:p>
       <w:pPr>
         <w:pStyle w:val="Bibliography"/>
@@ -21681,7 +22144,7 @@
       <w:r>
         <w:t xml:space="preserve"> </w:t>
       </w:r>
-      <w:hyperlink r:id="rId203">
+      <w:hyperlink r:id="rId215">
         <w:r>
           <w:rPr>
             <w:rStyle w:val="Hyperlink"/>
@@ -21693,8 +22156,8 @@
         <w:t xml:space="preserve">.</w:t>
       </w:r>
     </w:p>
-    <w:bookmarkEnd w:id="204"/>
-    <w:bookmarkStart w:id="206" w:name="ref-Wood2017"/>
+    <w:bookmarkEnd w:id="216"/>
+    <w:bookmarkStart w:id="218" w:name="ref-Wood2017"/>
     <w:p>
       <w:pPr>
         <w:pStyle w:val="Bibliography"/>
@@ -21705,7 +22168,7 @@
       <w:r>
         <w:t xml:space="preserve"> </w:t>
       </w:r>
-      <w:hyperlink r:id="rId205">
+      <w:hyperlink r:id="rId217">
         <w:r>
           <w:rPr>
             <w:rStyle w:val="Hyperlink"/>
@@ -21729,8 +22192,8 @@
         <w:t xml:space="preserve">. Chapman; Hall/CRC.</w:t>
       </w:r>
     </w:p>
-    <w:bookmarkEnd w:id="206"/>
-    <w:bookmarkStart w:id="208" w:name="ref-Woolway2021"/>
+    <w:bookmarkEnd w:id="218"/>
+    <w:bookmarkStart w:id="220" w:name="ref-Woolway2021"/>
     <w:p>
       <w:pPr>
         <w:pStyle w:val="Bibliography"/>
@@ -21744,7 +22207,7 @@
       <w:r>
         <w:t xml:space="preserve"> </w:t>
       </w:r>
-      <w:hyperlink r:id="rId207">
+      <w:hyperlink r:id="rId219">
         <w:r>
           <w:rPr>
             <w:rStyle w:val="Hyperlink"/>
@@ -21756,8 +22219,8 @@
         <w:t xml:space="preserve">.</w:t>
       </w:r>
     </w:p>
-    <w:bookmarkEnd w:id="208"/>
-    <w:bookmarkStart w:id="210" w:name="ref-Zhang2024"/>
+    <w:bookmarkEnd w:id="220"/>
+    <w:bookmarkStart w:id="222" w:name="ref-Zhang2024"/>
     <w:p>
       <w:pPr>
         <w:pStyle w:val="Bibliography"/>
@@ -21768,7 +22231,7 @@
       <w:r>
         <w:t xml:space="preserve"> </w:t>
       </w:r>
-      <w:hyperlink r:id="rId209">
+      <w:hyperlink r:id="rId221">
         <w:r>
           <w:rPr>
             <w:rStyle w:val="Hyperlink"/>
@@ -21780,8 +22243,8 @@
         <w:t xml:space="preserve">.</w:t>
       </w:r>
     </w:p>
-    <w:bookmarkEnd w:id="210"/>
-    <w:bookmarkStart w:id="212" w:name="ref-Zuur2009"/>
+    <w:bookmarkEnd w:id="222"/>
+    <w:bookmarkStart w:id="224" w:name="ref-Zuur2009"/>
     <w:p>
       <w:pPr>
         <w:pStyle w:val="Bibliography"/>
@@ -21792,7 +22255,7 @@
       <w:r>
         <w:t xml:space="preserve"> </w:t>
       </w:r>
-      <w:hyperlink r:id="rId211">
+      <w:hyperlink r:id="rId223">
         <w:r>
           <w:rPr>
             <w:rStyle w:val="Hyperlink"/>
@@ -21816,9 +22279,9 @@
         <w:t xml:space="preserve">. Springer.</w:t>
       </w:r>
     </w:p>
-    <w:bookmarkEnd w:id="212"/>
-    <w:bookmarkEnd w:id="213"/>
-    <w:bookmarkEnd w:id="214"/>
+    <w:bookmarkEnd w:id="224"/>
+    <w:bookmarkEnd w:id="225"/>
+    <w:bookmarkEnd w:id="226"/>
     <w:sectPr>
       <w:footerReference r:id="rId7" w:type="default"/>
       <w:pgSz w:h="16838" w:w="11906"/>

--- a/docs/index.docx
+++ b/docs/index.docx
@@ -19589,7 +19589,7 @@
         <w:t xml:space="preserve">Department of Conservation</w:t>
       </w:r>
       <w:r>
-        <w:t xml:space="preserve">, 10–12 may 2001,</w:t>
+        <w:t xml:space="preserve">, 10-12 may 2001,</w:t>
       </w:r>
       <w:r>
         <w:t xml:space="preserve"> </w:t>
@@ -19705,7 +19705,19 @@
         <w:pStyle w:val="Bibliography"/>
       </w:pPr>
       <w:r>
-        <w:t xml:space="preserve">Bunch, A. J., M. S. Allen, &amp; D. C. Gwinn, 2010. Spatial and temporal hypoxia dynamics in dense emergent macrophytes in a florida lake. Wetlands 30: 429–435.</w:t>
+        <w:t xml:space="preserve">Bunch, A. J., M. S. Allen, &amp; D. C. Gwinn, 2010. Spatial and temporal hypoxia dynamics in dense emergent macrophytes in a</w:t>
+      </w:r>
+      <w:r>
+        <w:t xml:space="preserve"> </w:t>
+      </w:r>
+      <w:r>
+        <w:t xml:space="preserve">Florida</w:t>
+      </w:r>
+      <w:r>
+        <w:t xml:space="preserve"> </w:t>
+      </w:r>
+      <w:r>
+        <w:t xml:space="preserve">lake. Wetlands 30: 429–435.</w:t>
       </w:r>
       <w:r>
         <w:t xml:space="preserve"> </w:t>
@@ -19729,7 +19741,19 @@
         <w:pStyle w:val="Bibliography"/>
       </w:pPr>
       <w:r>
-        <w:t xml:space="preserve">Capinha, C., E. R. Larson, E. Tricarico, J. D. Olden, &amp; F. Gherardi, 2013. Effects of climate change, invasive species, and disease on the distribution of native european crayfishes. Conservation Biology 27: 731–740.</w:t>
+        <w:t xml:space="preserve">Capinha, C., E. R. Larson, E. Tricarico, J. D. Olden, &amp; F. Gherardi, 2013. Effects of climate change, invasive species, and disease on the distribution of native</w:t>
+      </w:r>
+      <w:r>
+        <w:t xml:space="preserve"> </w:t>
+      </w:r>
+      <w:r>
+        <w:t xml:space="preserve">European</w:t>
+      </w:r>
+      <w:r>
+        <w:t xml:space="preserve"> </w:t>
+      </w:r>
+      <w:r>
+        <w:t xml:space="preserve">crayfishes. Conservation Biology 27: 731–740.</w:t>
       </w:r>
       <w:r>
         <w:t xml:space="preserve"> </w:t>
@@ -20241,7 +20265,7 @@
         <w:pStyle w:val="Bibliography"/>
       </w:pPr>
       <w:r>
-        <w:t xml:space="preserve">Froese, R., 2006. Cube law, condition factor and weight–length relationships: History, meta-analysis and recommendations. Journal of Applied Ichthyology 22: 241–253.</w:t>
+        <w:t xml:space="preserve">Froese, R., 2006. Cube law, condition factor and weight-length relationships: History, meta-analysis and recommendations. Journal of Applied Ichthyology 22: 241–253.</w:t>
       </w:r>
       <w:r>
         <w:t xml:space="preserve"> </w:t>
@@ -20311,7 +20335,7 @@
           <w:rPr>
             <w:rStyle w:val="Hyperlink"/>
           </w:rPr>
-          <w:t xml:space="preserve">regional pest management plan 2011–2016 annual report for 2019/2020</w:t>
+          <w:t xml:space="preserve">regional pest management plan 2011-2016 annual report for 2019/2020</w:t>
         </w:r>
       </w:hyperlink>
       <w:r>
@@ -20564,7 +20588,7 @@
         <w:t xml:space="preserve">Lake Rotorua</w:t>
       </w:r>
       <w:r>
-        <w:t xml:space="preserve">, with methods of obtaining them, and usages and customs appertaining thereto. Transactions and Proceedings of the Royal Society of New Zealand 1868–1961 53: 433–451.</w:t>
+        <w:t xml:space="preserve">, with methods of obtaining them, and usages and customs appertaining thereto. Transactions and Proceedings of the Royal Society of New Zealand 1868-1961 53: 433–451.</w:t>
       </w:r>
     </w:p>
     <w:bookmarkEnd w:id="132"/>
@@ -20677,7 +20701,7 @@
         <w:pStyle w:val="Bibliography"/>
       </w:pPr>
       <w:r>
-        <w:t xml:space="preserve">Johnsen, S. I., &amp; T. Taugbøl, 2008. Add stones, get crayfish – is it that simple? Freshwater Crayfish 16: 47–50.</w:t>
+        <w:t xml:space="preserve">Johnsen, S. I., &amp; T. Taugbøl, 2008. Add stones, get crayfish - is it that simple? Freshwater Crayfish 16: 47–50.</w:t>
       </w:r>
     </w:p>
     <w:bookmarkEnd w:id="137"/>

--- a/docs/index.docx
+++ b/docs/index.docx
@@ -1470,14 +1470,13 @@
       <w:r>
         <w:t xml:space="preserve">The five lakes differed substantially in environmental and biotic characteristics (</w:t>
       </w:r>
-      <w:hyperlink w:anchor="tbl-env-fish-summary">
-        <w:r>
-          <w:rPr>
-            <w:rStyle w:val="Hyperlink"/>
-          </w:rPr>
-          <w:t xml:space="preserve">Table 3</w:t>
-        </w:r>
-      </w:hyperlink>
+      <w:r>
+        <w:rPr>
+          <w:b/>
+          <w:bCs/>
+        </w:rPr>
+        <w:t xml:space="preserve">?@tbl-env-fish-summary</w:t>
+      </w:r>
       <w:r>
         <w:t xml:space="preserve">). Physical habitat structure varied among lakes, with differences in substrate index, nearshore slope, and littoral vegetation cover. Emergent macrophytes were absent from Lake Rotorua but present in the other lakes, particularly Ōkāreka, while submerged macrophyte cover at the shore was rare in Rotorua and Rotoiti but more extensive in Rotoehu and Rotomā. Water chemistry also differed markedly among lakes. Surface water temperatures were highest in Rotorua and lowest in Rotomā and Ōkāreka, while pH ranged from circum-neutral conditions in Rotorua to more alkaline conditions in Rotoehu and Rotoiti. Specific conductivity showed strong contrasts, being highest in Rotoehu and lowest in Ōkāreka. Dissolved oxygen concentrations in the littoral zone varied less among lakes but were generally lowest in Rotorua. Fish populations differed between lakes, reflecting invasion history. Catfish were detected only in Lakes Rotorua and Rotoiti, whereas goldfish occurred in all lakes but were most abundant in Rotoehu. Common bullies were found in every survey location. Trout were found sporadically in Rotorua, Rotoiti and Ōkāreka and kōaro were only caught from Ōkāreka.</w:t>
       </w:r>
@@ -5873,7 +5872,7 @@
       <w:tr>
         <w:tc>
           <w:tcPr/>
-          <w:bookmarkStart w:id="76" w:name="tbl-env-fish-summary"/>
+          <w:bookmarkStart w:id="76" w:name="tbl-env-fish-summary-static"/>
           <w:p>
             <w:pPr>
               <w:jc w:val="center"/>
@@ -5890,21 +5889,21 @@
           <w:tbl>
             <w:tblPr>
               <w:tblStyle w:val="Table"/>
-              <w:tblW w:type="pct" w:w="4899"/>
+              <w:tblW w:type="pct" w:w="4898"/>
               <w:tblLayout w:type="fixed"/>
               <w:tblLook w:firstRow="1" w:lastRow="0" w:firstColumn="0" w:lastColumn="0" w:noHBand="0" w:noVBand="0" w:val="0020"/>
             </w:tblPr>
             <w:tblGrid>
-              <w:gridCol w:w="800"/>
-              <w:gridCol w:w="1440"/>
-              <w:gridCol w:w="720"/>
-              <w:gridCol w:w="400"/>
-              <w:gridCol w:w="720"/>
-              <w:gridCol w:w="720"/>
-              <w:gridCol w:w="720"/>
-              <w:gridCol w:w="720"/>
-              <w:gridCol w:w="720"/>
-              <w:gridCol w:w="800"/>
+              <w:gridCol w:w="808"/>
+              <w:gridCol w:w="1454"/>
+              <w:gridCol w:w="727"/>
+              <w:gridCol w:w="404"/>
+              <w:gridCol w:w="727"/>
+              <w:gridCol w:w="727"/>
+              <w:gridCol w:w="727"/>
+              <w:gridCol w:w="727"/>
+              <w:gridCol w:w="727"/>
+              <w:gridCol w:w="727"/>
             </w:tblGrid>
             <w:tr>
               <w:trPr>
@@ -6023,20 +6022,20 @@
                     <w:jc w:val="center"/>
                   </w:pPr>
                   <w:r>
-                    <w:t xml:space="preserve">CI_low</w:t>
-                  </w:r>
-                </w:p>
-              </w:tc>
-              <w:tc>
-                <w:tcPr/>
-                <w:p>
-                  <w:pPr>
-                    <w:pStyle w:val="Compact"/>
-                    <w:jc w:val="right"/>
-                    <w:jc w:val="center"/>
-                  </w:pPr>
-                  <w:r>
-                    <w:t xml:space="preserve">CI_high</w:t>
+                    <w:t xml:space="preserve">CI low</w:t>
+                  </w:r>
+                </w:p>
+              </w:tc>
+              <w:tc>
+                <w:tcPr/>
+                <w:p>
+                  <w:pPr>
+                    <w:pStyle w:val="Compact"/>
+                    <w:jc w:val="right"/>
+                    <w:jc w:val="center"/>
+                  </w:pPr>
+                  <w:r>
+                    <w:t xml:space="preserve">CI high</w:t>
                   </w:r>
                 </w:p>
               </w:tc>
@@ -19443,7 +19442,7 @@
             <w:rStyle w:val="Hyperlink"/>
             <w:vertAlign w:val="subscript"/>
           </w:rPr>
-          <w:t xml:space="preserve">Analysis Notebook</w:t>
+          <w:t xml:space="preserve">Article Notebook</w:t>
         </w:r>
       </w:hyperlink>
     </w:p>

--- a/docs/index.docx
+++ b/docs/index.docx
@@ -213,10 +213,69 @@
         <w:t xml:space="preserve">Paranephrops planifrons</w:t>
       </w:r>
     </w:p>
-    <w:bookmarkStart w:id="16" w:name="introduction"/>
     <w:p>
       <w:pPr>
-        <w:pStyle w:val="Heading1"/>
+        <w:pStyle w:val="BodyText"/>
+      </w:pPr>
+      <w:r>
+        <w:drawing>
+          <wp:inline>
+            <wp:extent cx="5727700" cy="4295775"/>
+            <wp:effectExtent b="0" l="0" r="0" t="0"/>
+            <wp:docPr descr="" title="" id="17" name="Picture"/>
+            <a:graphic>
+              <a:graphicData uri="http://schemas.openxmlformats.org/drawingml/2006/picture">
+                <pic:pic>
+                  <pic:nvPicPr>
+                    <pic:cNvPr descr="../images/ch3_cover.jpg" id="18" name="Picture"/>
+                    <pic:cNvPicPr>
+                      <a:picLocks noChangeArrowheads="1" noChangeAspect="1"/>
+                    </pic:cNvPicPr>
+                  </pic:nvPicPr>
+                  <pic:blipFill>
+                    <a:blip r:embed="rId16"/>
+                    <a:stretch>
+                      <a:fillRect/>
+                    </a:stretch>
+                  </pic:blipFill>
+                  <pic:spPr bwMode="auto">
+                    <a:xfrm>
+                      <a:off x="0" y="0"/>
+                      <a:ext cx="5727700" cy="4295775"/>
+                    </a:xfrm>
+                    <a:prstGeom prst="rect">
+                      <a:avLst/>
+                    </a:prstGeom>
+                    <a:noFill/>
+                    <a:ln w="9525">
+                      <a:noFill/>
+                      <a:headEnd/>
+                      <a:tailEnd/>
+                    </a:ln>
+                  </pic:spPr>
+                </pic:pic>
+              </a:graphicData>
+            </a:graphic>
+          </wp:inline>
+        </w:drawing>
+      </w:r>
+    </w:p>
+    <w:p>
+      <w:pPr>
+        <w:pStyle w:val="BodyText"/>
+      </w:pPr>
+      <w:r>
+        <w:rPr>
+          <w:i/>
+          <w:iCs/>
+        </w:rPr>
+        <w:t xml:space="preserve">Which natural shoreline features do kōura prefer?</w:t>
+      </w:r>
+    </w:p>
+    <w:bookmarkStart w:id="19" w:name="introduction"/>
+    <w:p>
+      <w:pPr>
+        <w:pStyle w:val="Heading2"/>
       </w:pPr>
       <w:r>
         <w:t xml:space="preserve">Introduction</w:t>
@@ -526,20 +585,20 @@
         <w:t xml:space="preserve">In this study, we examine which littoral habitat characteristics are associated with kōura occurrence, abundance and biomass across five Rotorua Te Arawa Lakes. We hypothesised that structurally diverse littoral habitats, including coarse substrates and native macrophytes, would be positively associated with kōura occurrence and abundance, as they provide physical refuge and foraging opportunities. Conversely, invasive submerged macrophytes were expected to have negative associations with kōura as these dense macrophytes hinder movement and reduce native biodiversity by displacing native macrophytes, altering habitat structure, and modifying ecological processes. We further expected that kōura abundance would be lower in lakes where catfish are present, as catfish are a known predator on benthic invertebrates and native fauna. By quantifying these habitat associations within the littoral zone, this study aims to inform targeted habitat protection and restoration strategies for the conservation of this culturally and ecologically important species.</w:t>
       </w:r>
     </w:p>
-    <w:bookmarkEnd w:id="16"/>
-    <w:bookmarkStart w:id="20" w:name="materials-and-methods"/>
-    <w:p>
-      <w:pPr>
-        <w:pStyle w:val="Heading1"/>
-      </w:pPr>
-      <w:r>
-        <w:t xml:space="preserve">Materials and Methods</w:t>
-      </w:r>
-    </w:p>
-    <w:bookmarkStart w:id="17" w:name="study-location"/>
+    <w:bookmarkEnd w:id="19"/>
+    <w:bookmarkStart w:id="23" w:name="materials-and-methods"/>
     <w:p>
       <w:pPr>
         <w:pStyle w:val="Heading2"/>
+      </w:pPr>
+      <w:r>
+        <w:t xml:space="preserve">Materials and Methods</w:t>
+      </w:r>
+    </w:p>
+    <w:bookmarkStart w:id="20" w:name="study-location"/>
+    <w:p>
+      <w:pPr>
+        <w:pStyle w:val="Heading3"/>
       </w:pPr>
       <w:r>
         <w:t xml:space="preserve">Study location</w:t>
@@ -610,11 +669,11 @@
         <w:t xml:space="preserve">).</w:t>
       </w:r>
     </w:p>
-    <w:bookmarkEnd w:id="17"/>
-    <w:bookmarkStart w:id="18" w:name="data-collection"/>
+    <w:bookmarkEnd w:id="20"/>
+    <w:bookmarkStart w:id="21" w:name="data-collection"/>
     <w:p>
       <w:pPr>
-        <w:pStyle w:val="Heading2"/>
+        <w:pStyle w:val="Heading3"/>
       </w:pPr>
       <w:r>
         <w:t xml:space="preserve">Data collection</w:t>
@@ -1179,11 +1238,11 @@
         </m:oMath>
       </m:oMathPara>
     </w:p>
-    <w:bookmarkEnd w:id="18"/>
-    <w:bookmarkStart w:id="19" w:name="data-analyses"/>
+    <w:bookmarkEnd w:id="21"/>
+    <w:bookmarkStart w:id="22" w:name="data-analyses"/>
     <w:p>
       <w:pPr>
-        <w:pStyle w:val="Heading2"/>
+        <w:pStyle w:val="Heading3"/>
       </w:pPr>
       <w:r>
         <w:t xml:space="preserve">Data analyses</w:t>
@@ -1382,12 +1441,12 @@
         <w:t xml:space="preserve">To provide context for the association between catfish presence and kōura metrics detected in the GAMM, a descriptive comparison of kōura presence rate, CPUE, and BPUE was conducted across catfish-present and catfish-absent sites, and across lakes with and without catfish.</w:t>
       </w:r>
     </w:p>
-    <w:bookmarkEnd w:id="19"/>
-    <w:bookmarkEnd w:id="20"/>
-    <w:bookmarkStart w:id="24" w:name="results"/>
+    <w:bookmarkEnd w:id="22"/>
+    <w:bookmarkEnd w:id="23"/>
+    <w:bookmarkStart w:id="27" w:name="results"/>
     <w:p>
       <w:pPr>
-        <w:pStyle w:val="Heading1"/>
+        <w:pStyle w:val="Heading2"/>
       </w:pPr>
       <w:r>
         <w:t xml:space="preserve">Results</w:t>
@@ -1470,21 +1529,22 @@
       <w:r>
         <w:t xml:space="preserve">The five lakes differed substantially in environmental and biotic characteristics (</w:t>
       </w:r>
-      <w:r>
-        <w:rPr>
-          <w:b/>
-          <w:bCs/>
-        </w:rPr>
-        <w:t xml:space="preserve">?@tbl-env-fish-summary</w:t>
-      </w:r>
+      <w:hyperlink w:anchor="tbl-env-fish-summary">
+        <w:r>
+          <w:rPr>
+            <w:rStyle w:val="Hyperlink"/>
+          </w:rPr>
+          <w:t xml:space="preserve">Table 3</w:t>
+        </w:r>
+      </w:hyperlink>
       <w:r>
         <w:t xml:space="preserve">). Physical habitat structure varied among lakes, with differences in substrate index, nearshore slope, and littoral vegetation cover. Emergent macrophytes were absent from Lake Rotorua but present in the other lakes, particularly Ōkāreka, while submerged macrophyte cover at the shore was rare in Rotorua and Rotoiti but more extensive in Rotoehu and Rotomā. Water chemistry also differed markedly among lakes. Surface water temperatures were highest in Rotorua and lowest in Rotomā and Ōkāreka, while pH ranged from circum-neutral conditions in Rotorua to more alkaline conditions in Rotoehu and Rotoiti. Specific conductivity showed strong contrasts, being highest in Rotoehu and lowest in Ōkāreka. Dissolved oxygen concentrations in the littoral zone varied less among lakes but were generally lowest in Rotorua. Fish populations differed between lakes, reflecting invasion history. Catfish were detected only in Lakes Rotorua and Rotoiti, whereas goldfish occurred in all lakes but were most abundant in Rotoehu. Common bullies were found in every survey location. Trout were found sporadically in Rotorua, Rotoiti and Ōkāreka and kōaro were only caught from Ōkāreka.</w:t>
       </w:r>
     </w:p>
-    <w:bookmarkStart w:id="21" w:name="kōura-occupancy"/>
+    <w:bookmarkStart w:id="24" w:name="kōura-occupancy"/>
     <w:p>
       <w:pPr>
-        <w:pStyle w:val="Heading2"/>
+        <w:pStyle w:val="Heading3"/>
       </w:pPr>
       <w:r>
         <w:t xml:space="preserve">Kōura occupancy</w:t>
@@ -1647,11 +1707,11 @@
         <w:t xml:space="preserve">c). The binomial components of the CPUE and BPUE hurdle models produced the same structure and effect directions as the occupancy model, so only the positive Gamma components are reported here.</w:t>
       </w:r>
     </w:p>
-    <w:bookmarkEnd w:id="21"/>
-    <w:bookmarkStart w:id="22" w:name="kōura-cpue"/>
+    <w:bookmarkEnd w:id="24"/>
+    <w:bookmarkStart w:id="25" w:name="kōura-cpue"/>
     <w:p>
       <w:pPr>
-        <w:pStyle w:val="Heading2"/>
+        <w:pStyle w:val="Heading3"/>
       </w:pPr>
       <w:r>
         <w:t xml:space="preserve">Kōura CPUE</w:t>
@@ -1792,11 +1852,11 @@
         <w:t xml:space="preserve">b). Residual diagnostics showed no systematic patterns in residual variance across fitted values. The model tended to slightly over-predict very low CPUE values and under predict the highest observations.</w:t>
       </w:r>
     </w:p>
-    <w:bookmarkEnd w:id="22"/>
-    <w:bookmarkStart w:id="23" w:name="kōura-bpue"/>
+    <w:bookmarkEnd w:id="25"/>
+    <w:bookmarkStart w:id="26" w:name="kōura-bpue"/>
     <w:p>
       <w:pPr>
-        <w:pStyle w:val="Heading2"/>
+        <w:pStyle w:val="Heading3"/>
       </w:pPr>
       <w:r>
         <w:t xml:space="preserve">Kōura BPUE</w:t>
@@ -1896,12 +1956,12 @@
         <w:t xml:space="preserve">b), with a tendency for the model to under predict the highest BPUE values.</w:t>
       </w:r>
     </w:p>
-    <w:bookmarkEnd w:id="23"/>
-    <w:bookmarkEnd w:id="24"/>
-    <w:bookmarkStart w:id="29" w:name="discussion"/>
+    <w:bookmarkEnd w:id="26"/>
+    <w:bookmarkEnd w:id="27"/>
+    <w:bookmarkStart w:id="32" w:name="discussion"/>
     <w:p>
       <w:pPr>
-        <w:pStyle w:val="Heading1"/>
+        <w:pStyle w:val="Heading2"/>
       </w:pPr>
       <w:r>
         <w:t xml:space="preserve">Discussion</w:t>
@@ -1915,10 +1975,10 @@
         <w:t xml:space="preserve">We found that local and site-scale habitat characteristics were consistently associated with kōura occurrence and abundance across the five surveyed lakes. Although initial mixed-effects models identified significant differences in kōura occupancy, Catch Per Unit Effort (CPUE), and Biomass Per Unit Effort (BPUE) among lakes, these differences were no longer evident once local environmental and biotic predictors were incorporated into the Generalised Additive Mixed-Models (GAMMs). However, interpreting the non-significance of lake identity in the final models requires caution. In the occupancy model, both temperature and specific conductivity showed near-perfect collinearity with lake identity, suggesting these predictors likely absorbed between-lake differences rather than capturing purely within-lake habitat associations. Given that predictors were often correlated at the site scale, the GAMMs are best interpreted as identifying habitat associations rather than mechanistic drivers of kōura distribution. The predictors substrate index and riparian vegetation cover, which varied considerably within lakes, likely reflect genuine within-lake habitat associations. Consequently, targeted management actions that improve local habitat structure and address key biotic pressures at finer spatial scales have the potential to deliver local gains, particularly where whole-lake interventions are not feasible or where local habitat degradation is the dominant stressor.</w:t>
       </w:r>
     </w:p>
-    <w:bookmarkStart w:id="25" w:name="habitat-associations-with-kōura"/>
+    <w:bookmarkStart w:id="28" w:name="habitat-associations-with-kōura"/>
     <w:p>
       <w:pPr>
-        <w:pStyle w:val="Heading2"/>
+        <w:pStyle w:val="Heading3"/>
       </w:pPr>
       <w:r>
         <w:t xml:space="preserve">Habitat associations with kōura</w:t>
@@ -2038,11 +2098,11 @@
         <w:t xml:space="preserve">. Therefore, rocky shorelines maintain accessible interstitial pore spaces that function as refugia, whereas macrophyte-dominated habitats accumulate fine sediments that infill potential void spaces and reduce refugia availability. However, the negative association between emergent native macrophytes and kōura abundance and biomass should be interpreted with caution. Only 15 of 60 sites had emergent macrophyte cover and in the CPUE and BPUE models this was 7 of 33 positive sites, meaning model estimates for this predictor carry greater uncertainty than the smooth term confidence intervals suggest. That a consistent negative effect was nonetheless detected across both CPUE and BPUE models suggests the relationship is ecologically meaningful despite the limited representation of this habitat type in the dataset.</w:t>
       </w:r>
     </w:p>
-    <w:bookmarkEnd w:id="25"/>
-    <w:bookmarkStart w:id="26" w:name="X61cae3b2b5c2a0550140f780c2cb718d38018b0"/>
+    <w:bookmarkEnd w:id="28"/>
+    <w:bookmarkStart w:id="29" w:name="X61cae3b2b5c2a0550140f780c2cb718d38018b0"/>
     <w:p>
       <w:pPr>
-        <w:pStyle w:val="Heading2"/>
+        <w:pStyle w:val="Heading3"/>
       </w:pPr>
       <w:r>
         <w:t xml:space="preserve">Fish associations as indicator of habitat quality</w:t>
@@ -2118,11 +2178,11 @@
         <w:t xml:space="preserve">. Overall, fish associations observed in this study appear to reflect shared responses to habitat structure and productivity rather than direct biotic regulation of kōura populations.</w:t>
       </w:r>
     </w:p>
-    <w:bookmarkEnd w:id="26"/>
-    <w:bookmarkStart w:id="27" w:name="X3f13229c6364c9f00772bb367f7d3fa50a81988"/>
+    <w:bookmarkEnd w:id="29"/>
+    <w:bookmarkStart w:id="30" w:name="X3f13229c6364c9f00772bb367f7d3fa50a81988"/>
     <w:p>
       <w:pPr>
-        <w:pStyle w:val="Heading2"/>
+        <w:pStyle w:val="Heading3"/>
       </w:pPr>
       <w:r>
         <w:t xml:space="preserve">Associations with physico-chemical drivers</w:t>
@@ -2220,11 +2280,11 @@
         <w:t xml:space="preserve">.</w:t>
       </w:r>
     </w:p>
-    <w:bookmarkEnd w:id="27"/>
-    <w:bookmarkStart w:id="28" w:name="conclusions"/>
+    <w:bookmarkEnd w:id="30"/>
+    <w:bookmarkStart w:id="31" w:name="conclusions"/>
     <w:p>
       <w:pPr>
-        <w:pStyle w:val="Heading2"/>
+        <w:pStyle w:val="Heading3"/>
       </w:pPr>
       <w:r>
         <w:t xml:space="preserve">Conclusions</w:t>
@@ -2261,7 +2321,7 @@
         <w:t xml:space="preserve">(Capinha et al., 2013; Lee et al., 2025)</w:t>
       </w:r>
       <w:r>
-        <w:t xml:space="preserve">. While such broad-scale drivers are difficult to manage directly, local habitat conditions represent a tractable management lever. The strong association between kōura occurrence and coarse substrate availability suggests that an absence of interstitial refuge availability may act as a limiting factor freshwater crayfish populations in these systems. Accordingly, management actions that prioritise the protection and enhancement of coarse littoral substrates and riparian vegetation, including the targeted placement of artificial reefs in areas already used by freshwater crayfish</w:t>
+        <w:t xml:space="preserve">. While such broad-scale drivers are difficult to manage directly, local habitat conditions represent a tractable management lever. The strong association between kōura occurrence and coarse substrate availability suggests that an absence of interstitial refuge availability may act as a limiting factor freshwater crayfish populations in these systems. Accordingly, management actions that prioritise the protection and enhancement of coarse littoral substrates and riparian vegetation, including the targeted placement of rocks in areas already used by freshwater crayfish</w:t>
       </w:r>
       <w:r>
         <w:t xml:space="preserve"> </w:t>
@@ -2273,12 +2333,12 @@
         <w:t xml:space="preserve">, may help support the persistence and local recovery of populations in lakes and represent a practical approach to conserving functionally important habitat complexity in littoral ecosystems.</w:t>
       </w:r>
     </w:p>
-    <w:bookmarkEnd w:id="28"/>
-    <w:bookmarkEnd w:id="29"/>
-    <w:bookmarkStart w:id="35" w:name="acknowledgements"/>
+    <w:bookmarkEnd w:id="31"/>
+    <w:bookmarkEnd w:id="32"/>
+    <w:bookmarkStart w:id="38" w:name="acknowledgements"/>
     <w:p>
       <w:pPr>
-        <w:pStyle w:val="Heading1"/>
+        <w:pStyle w:val="Heading2"/>
       </w:pPr>
       <w:r>
         <w:t xml:space="preserve">Acknowledgements</w:t>
@@ -2292,10 +2352,10 @@
         <w:t xml:space="preserve">We thank Te Arawa Lakes Trust and Te Komiti Whakahaere for the opportunity to study kōura in the Rotorua Te Arawa lakes. We are grateful to Soweeta Fort-D’ath and William Anaru (Te Arawa Lakes Trust), and Tihini Grant (Ngāti Pikiao), for facilitating access to the lakes and supporting the field programme. We appreciate Joe Butterworth’s assistance with fieldwork, and the support of Andy Bruere and the Bay of Plenty Regional Council in helping to fund the fieldwork. We thank Calum MacNeil and three anonymous reviewers for feedback on an earlier version of this manuscript.</w:t>
       </w:r>
     </w:p>
-    <w:bookmarkStart w:id="30" w:name="funding-statement"/>
+    <w:bookmarkStart w:id="33" w:name="funding-statement"/>
     <w:p>
       <w:pPr>
-        <w:pStyle w:val="Heading2"/>
+        <w:pStyle w:val="Heading3"/>
       </w:pPr>
       <w:r>
         <w:t xml:space="preserve">Funding statement</w:t>
@@ -2309,11 +2369,11 @@
         <w:t xml:space="preserve">This research was supported by the Fish Futures programme funded through a Ministry of Business, Innovation and Employment grant (CAWX2101) with additional funding provided by the Bay of Plenty Regional Council under the Toihuarewa Waimāori - Bay of Plenty Regional Council Chair in Lake and Freshwater Science programme.</w:t>
       </w:r>
     </w:p>
-    <w:bookmarkEnd w:id="30"/>
-    <w:bookmarkStart w:id="31" w:name="authors-contributions"/>
+    <w:bookmarkEnd w:id="33"/>
+    <w:bookmarkStart w:id="34" w:name="authors-contributions"/>
     <w:p>
       <w:pPr>
-        <w:pStyle w:val="Heading2"/>
+        <w:pStyle w:val="Heading3"/>
       </w:pPr>
       <w:r>
         <w:t xml:space="preserve">Authors’ contributions</w:t>
@@ -2327,11 +2387,11 @@
         <w:t xml:space="preserve">Study conception and design were undertaken by O.V.R., F.J.B., I.A.K.K., R.H., and D.Ö. Fieldwork was conducted by O.V.R. Data analysis was performed by O.V.R., with statistical advice from F.J.B. Local ecological and traditional knowledge was contributed by I.A.K.K. and R.H. Manuscript drafting was led by O.V.R. All authors contributed to manuscript revision, approved the results, and the final manuscript.</w:t>
       </w:r>
     </w:p>
-    <w:bookmarkEnd w:id="31"/>
-    <w:bookmarkStart w:id="32" w:name="ethical-approval"/>
+    <w:bookmarkEnd w:id="34"/>
+    <w:bookmarkStart w:id="35" w:name="ethical-approval"/>
     <w:p>
       <w:pPr>
-        <w:pStyle w:val="Heading2"/>
+        <w:pStyle w:val="Heading3"/>
       </w:pPr>
       <w:r>
         <w:t xml:space="preserve">Ethical approval</w:t>
@@ -2345,11 +2405,11 @@
         <w:t xml:space="preserve">This study did not involve experimentation on humans or animals. Kōura and fish were captured using standard fisheries sampling methods. Permission to conduct field sampling and handle aquatic fauna was granted by Te Arawa Lakes Trust and Te Komiti Whakahaere. Formal institutional ethical approval was not required.</w:t>
       </w:r>
     </w:p>
-    <w:bookmarkEnd w:id="32"/>
-    <w:bookmarkStart w:id="33" w:name="declarations"/>
+    <w:bookmarkEnd w:id="35"/>
+    <w:bookmarkStart w:id="36" w:name="declarations"/>
     <w:p>
       <w:pPr>
-        <w:pStyle w:val="Heading2"/>
+        <w:pStyle w:val="Heading3"/>
       </w:pPr>
       <w:r>
         <w:t xml:space="preserve">Declarations</w:t>
@@ -2363,11 +2423,11 @@
         <w:t xml:space="preserve">The corresponding author has declared that none of the authors has any competing interests.</w:t>
       </w:r>
     </w:p>
-    <w:bookmarkEnd w:id="33"/>
-    <w:bookmarkStart w:id="34" w:name="data-availability-statement"/>
+    <w:bookmarkEnd w:id="36"/>
+    <w:bookmarkStart w:id="37" w:name="data-availability-statement"/>
     <w:p>
       <w:pPr>
-        <w:pStyle w:val="Heading2"/>
+        <w:pStyle w:val="Heading3"/>
       </w:pPr>
       <w:r>
         <w:t xml:space="preserve">Data availability statement</w:t>
@@ -2378,15 +2438,15 @@
         <w:pStyle w:val="FirstParagraph"/>
       </w:pPr>
       <w:r>
-        <w:t xml:space="preserve">The code and derived data supporting the findings of this study are openly available on GitHub (https://github.com/OlivierRaven/Koura_shoreline_habitats) and a rendered version of the analysis is hosted at https://olivierraven.github.io/Koura_shoreline_habitats/. The primary raw dataset is archived on Zenodo (https://doi.org/10.5281/zenodo.19476793). Peer review documents, including the cover letter and reviewer responses, are available in the manuscript repository in the interest of open and transparent science.</w:t>
+        <w:t xml:space="preserve">The code and derived data supporting the findings of this study are openly available on GitHub (https://github.com/OlivierRaven/Koura_shoreline_habitats) and a rendered version of the analysis is hosted at https://olivierraven.github.io/Koura_shoreline_habitats/. The primary raw dataset and code are archived on Zenodo (https://doi.org/10.5281/zenodo.19476793). Peer review documents, including the cover letter and reviewer responses, are available in the manuscript repository in the interest of open and transparent science.</w:t>
       </w:r>
     </w:p>
-    <w:bookmarkEnd w:id="34"/>
-    <w:bookmarkEnd w:id="35"/>
-    <w:bookmarkStart w:id="40" w:name="tables"/>
+    <w:bookmarkEnd w:id="37"/>
+    <w:bookmarkEnd w:id="38"/>
+    <w:bookmarkStart w:id="42" w:name="tables"/>
     <w:p>
       <w:pPr>
-        <w:pStyle w:val="Heading1"/>
+        <w:pStyle w:val="Heading2"/>
       </w:pPr>
       <w:r>
         <w:t xml:space="preserve">Tables</w:t>
@@ -2405,7 +2465,7 @@
       <w:tr>
         <w:tc>
           <w:tcPr/>
-          <w:bookmarkStart w:id="36" w:name="tbl-lake-overview"/>
+          <w:bookmarkStart w:id="39" w:name="tbl-lake-overview"/>
           <w:p>
             <w:pPr>
               <w:jc w:val="center"/>
@@ -2434,25 +2494,25 @@
           <w:tbl>
             <w:tblPr>
               <w:tblStyle w:val="Table"/>
-              <w:tblW w:type="pct" w:w="4935"/>
+              <w:tblW w:type="pct" w:w="5000"/>
               <w:tblLayout w:type="fixed"/>
               <w:tblLook w:firstRow="1" w:lastRow="0" w:firstColumn="0" w:lastColumn="0" w:noHBand="0" w:noVBand="0" w:val="0020"/>
             </w:tblPr>
             <w:tblGrid>
-              <w:gridCol w:w="510"/>
-              <w:gridCol w:w="664"/>
-              <w:gridCol w:w="510"/>
-              <w:gridCol w:w="613"/>
-              <w:gridCol w:w="613"/>
-              <w:gridCol w:w="408"/>
-              <w:gridCol w:w="510"/>
-              <w:gridCol w:w="613"/>
-              <w:gridCol w:w="664"/>
-              <w:gridCol w:w="766"/>
-              <w:gridCol w:w="408"/>
-              <w:gridCol w:w="408"/>
-              <w:gridCol w:w="408"/>
-              <w:gridCol w:w="715"/>
+              <w:gridCol w:w="338"/>
+              <w:gridCol w:w="1083"/>
+              <w:gridCol w:w="643"/>
+              <w:gridCol w:w="744"/>
+              <w:gridCol w:w="710"/>
+              <w:gridCol w:w="507"/>
+              <w:gridCol w:w="609"/>
+              <w:gridCol w:w="473"/>
+              <w:gridCol w:w="473"/>
+              <w:gridCol w:w="473"/>
+              <w:gridCol w:w="338"/>
+              <w:gridCol w:w="338"/>
+              <w:gridCol w:w="338"/>
+              <w:gridCol w:w="846"/>
             </w:tblGrid>
             <w:tr>
               <w:trPr>
@@ -2463,6 +2523,7 @@
                 <w:p>
                   <w:pPr>
                     <w:pStyle w:val="Compact"/>
+                    <w:jc w:val="left"/>
                     <w:jc w:val="center"/>
                   </w:pPr>
                   <w:r>
@@ -2479,164 +2540,98 @@
                     <w:jc w:val="center"/>
                   </w:pPr>
                   <w:r>
-                    <w:t xml:space="preserve">Sampling</w:t>
-                  </w:r>
-                  <w:r>
-                    <w:t xml:space="preserve"> </w:t>
-                  </w:r>
-                  <w:r>
-                    <w:t xml:space="preserve">date (n</w:t>
-                  </w:r>
-                  <w:r>
-                    <w:t xml:space="preserve"> </w:t>
-                  </w:r>
-                  <w:r>
-                    <w:t xml:space="preserve">sites)</w:t>
-                  </w:r>
-                </w:p>
-              </w:tc>
-              <w:tc>
-                <w:tcPr/>
-                <w:p>
-                  <w:pPr>
-                    <w:pStyle w:val="Compact"/>
-                    <w:jc w:val="right"/>
-                    <w:jc w:val="center"/>
-                  </w:pPr>
-                  <w:r>
-                    <w:t xml:space="preserve">Surface</w:t>
-                  </w:r>
-                  <w:r>
-                    <w:t xml:space="preserve"> </w:t>
-                  </w:r>
-                  <w:r>
-                    <w:t xml:space="preserve">area</w:t>
-                  </w:r>
-                  <w:r>
-                    <w:t xml:space="preserve"> </w:t>
-                  </w:r>
-                  <w:r>
-                    <w:t xml:space="preserve">(km²)</w:t>
-                  </w:r>
-                </w:p>
-              </w:tc>
-              <w:tc>
-                <w:tcPr/>
-                <w:p>
-                  <w:pPr>
-                    <w:pStyle w:val="Compact"/>
-                    <w:jc w:val="right"/>
-                    <w:jc w:val="center"/>
-                  </w:pPr>
-                  <w:r>
-                    <w:t xml:space="preserve">Perimeter</w:t>
-                  </w:r>
-                  <w:r>
-                    <w:t xml:space="preserve"> </w:t>
-                  </w:r>
-                  <w:r>
-                    <w:t xml:space="preserve">length (km)</w:t>
-                  </w:r>
-                </w:p>
-              </w:tc>
-              <w:tc>
-                <w:tcPr/>
-                <w:p>
-                  <w:pPr>
-                    <w:pStyle w:val="Compact"/>
-                    <w:jc w:val="right"/>
-                    <w:jc w:val="center"/>
-                  </w:pPr>
-                  <w:r>
-                    <w:t xml:space="preserve">Catchment</w:t>
-                  </w:r>
-                  <w:r>
-                    <w:t xml:space="preserve"> </w:t>
-                  </w:r>
-                  <w:r>
-                    <w:t xml:space="preserve">area (km²)</w:t>
-                  </w:r>
-                </w:p>
-              </w:tc>
-              <w:tc>
-                <w:tcPr/>
-                <w:p>
-                  <w:pPr>
-                    <w:pStyle w:val="Compact"/>
-                    <w:jc w:val="right"/>
-                    <w:jc w:val="center"/>
-                  </w:pPr>
-                  <w:r>
-                    <w:t xml:space="preserve">Mean</w:t>
-                  </w:r>
-                  <w:r>
-                    <w:t xml:space="preserve"> </w:t>
-                  </w:r>
-                  <w:r>
-                    <w:t xml:space="preserve">depth</w:t>
-                  </w:r>
-                  <w:r>
-                    <w:t xml:space="preserve"> </w:t>
-                  </w:r>
-                  <w:r>
-                    <w:t xml:space="preserve">(m)</w:t>
-                  </w:r>
-                </w:p>
-              </w:tc>
-              <w:tc>
-                <w:tcPr/>
-                <w:p>
-                  <w:pPr>
-                    <w:pStyle w:val="Compact"/>
-                    <w:jc w:val="right"/>
-                    <w:jc w:val="center"/>
-                  </w:pPr>
-                  <w:r>
-                    <w:t xml:space="preserve">Maximum</w:t>
-                  </w:r>
-                  <w:r>
-                    <w:t xml:space="preserve"> </w:t>
-                  </w:r>
-                  <w:r>
-                    <w:t xml:space="preserve">depth (m)</w:t>
-                  </w:r>
-                </w:p>
-              </w:tc>
-              <w:tc>
-                <w:tcPr/>
-                <w:p>
-                  <w:pPr>
-                    <w:pStyle w:val="Compact"/>
-                    <w:jc w:val="right"/>
-                    <w:jc w:val="center"/>
-                  </w:pPr>
-                  <w:r>
-                    <w:t xml:space="preserve">Elevation</w:t>
-                  </w:r>
-                  <w:r>
-                    <w:t xml:space="preserve"> </w:t>
-                  </w:r>
-                  <w:r>
-                    <w:t xml:space="preserve">(m)</w:t>
-                  </w:r>
-                </w:p>
-              </w:tc>
-              <w:tc>
-                <w:tcPr/>
-                <w:p>
-                  <w:pPr>
-                    <w:pStyle w:val="Compact"/>
-                    <w:jc w:val="left"/>
-                    <w:jc w:val="center"/>
-                  </w:pPr>
-                  <w:r>
-                    <w:t xml:space="preserve">Mixing</w:t>
-                  </w:r>
-                  <w:r>
-                    <w:t xml:space="preserve"> </w:t>
-                  </w:r>
-                  <w:r>
-                    <w:t xml:space="preserve">regime</w:t>
+                    <w:t xml:space="preserve">Sampling date (n sites)</w:t>
+                  </w:r>
+                </w:p>
+              </w:tc>
+              <w:tc>
+                <w:tcPr/>
+                <w:p>
+                  <w:pPr>
+                    <w:pStyle w:val="Compact"/>
+                    <w:jc w:val="right"/>
+                    <w:jc w:val="center"/>
+                  </w:pPr>
+                  <w:r>
+                    <w:t xml:space="preserve">Surface area (km²)</w:t>
+                  </w:r>
+                </w:p>
+              </w:tc>
+              <w:tc>
+                <w:tcPr/>
+                <w:p>
+                  <w:pPr>
+                    <w:pStyle w:val="Compact"/>
+                    <w:jc w:val="right"/>
+                    <w:jc w:val="center"/>
+                  </w:pPr>
+                  <w:r>
+                    <w:t xml:space="preserve">Perimeter length (km)</w:t>
+                  </w:r>
+                </w:p>
+              </w:tc>
+              <w:tc>
+                <w:tcPr/>
+                <w:p>
+                  <w:pPr>
+                    <w:pStyle w:val="Compact"/>
+                    <w:jc w:val="right"/>
+                    <w:jc w:val="center"/>
+                  </w:pPr>
+                  <w:r>
+                    <w:t xml:space="preserve">Catchment area (km²)</w:t>
+                  </w:r>
+                </w:p>
+              </w:tc>
+              <w:tc>
+                <w:tcPr/>
+                <w:p>
+                  <w:pPr>
+                    <w:pStyle w:val="Compact"/>
+                    <w:jc w:val="right"/>
+                    <w:jc w:val="center"/>
+                  </w:pPr>
+                  <w:r>
+                    <w:t xml:space="preserve">Mean depth (m)</w:t>
+                  </w:r>
+                </w:p>
+              </w:tc>
+              <w:tc>
+                <w:tcPr/>
+                <w:p>
+                  <w:pPr>
+                    <w:pStyle w:val="Compact"/>
+                    <w:jc w:val="right"/>
+                    <w:jc w:val="center"/>
+                  </w:pPr>
+                  <w:r>
+                    <w:t xml:space="preserve">Maximum depth (m)</w:t>
+                  </w:r>
+                </w:p>
+              </w:tc>
+              <w:tc>
+                <w:tcPr/>
+                <w:p>
+                  <w:pPr>
+                    <w:pStyle w:val="Compact"/>
+                    <w:jc w:val="right"/>
+                    <w:jc w:val="center"/>
+                  </w:pPr>
+                  <w:r>
+                    <w:t xml:space="preserve">Elevation (m)</w:t>
+                  </w:r>
+                </w:p>
+              </w:tc>
+              <w:tc>
+                <w:tcPr/>
+                <w:p>
+                  <w:pPr>
+                    <w:pStyle w:val="Compact"/>
+                    <w:jc w:val="left"/>
+                    <w:jc w:val="center"/>
+                  </w:pPr>
+                  <w:r>
+                    <w:t xml:space="preserve">Mixing regime</w:t>
                   </w:r>
                 </w:p>
               </w:tc>
@@ -2662,76 +2657,46 @@
                     <w:jc w:val="center"/>
                   </w:pPr>
                   <w:r>
-                    <w:t xml:space="preserve">Muddy</w:t>
-                  </w:r>
-                  <w:r>
-                    <w:t xml:space="preserve"> </w:t>
-                  </w:r>
-                  <w:r>
-                    <w:t xml:space="preserve">(%)</w:t>
-                  </w:r>
-                </w:p>
-              </w:tc>
-              <w:tc>
-                <w:tcPr/>
-                <w:p>
-                  <w:pPr>
-                    <w:pStyle w:val="Compact"/>
-                    <w:jc w:val="right"/>
-                    <w:jc w:val="center"/>
-                  </w:pPr>
-                  <w:r>
-                    <w:t xml:space="preserve">Sandy</w:t>
-                  </w:r>
-                  <w:r>
-                    <w:t xml:space="preserve"> </w:t>
-                  </w:r>
-                  <w:r>
-                    <w:t xml:space="preserve">(%)</w:t>
-                  </w:r>
-                </w:p>
-              </w:tc>
-              <w:tc>
-                <w:tcPr/>
-                <w:p>
-                  <w:pPr>
-                    <w:pStyle w:val="Compact"/>
-                    <w:jc w:val="right"/>
-                    <w:jc w:val="center"/>
-                  </w:pPr>
-                  <w:r>
-                    <w:t xml:space="preserve">Rocky</w:t>
-                  </w:r>
-                  <w:r>
-                    <w:t xml:space="preserve"> </w:t>
-                  </w:r>
-                  <w:r>
-                    <w:t xml:space="preserve">(%)</w:t>
-                  </w:r>
-                </w:p>
-              </w:tc>
-              <w:tc>
-                <w:tcPr/>
-                <w:p>
-                  <w:pPr>
-                    <w:pStyle w:val="Compact"/>
-                    <w:jc w:val="right"/>
-                    <w:jc w:val="center"/>
-                  </w:pPr>
-                  <w:r>
-                    <w:t xml:space="preserve">Emergent</w:t>
-                  </w:r>
-                  <w:r>
-                    <w:t xml:space="preserve"> </w:t>
-                  </w:r>
-                  <w:r>
-                    <w:t xml:space="preserve">macrophytes</w:t>
-                  </w:r>
-                  <w:r>
-                    <w:t xml:space="preserve"> </w:t>
-                  </w:r>
-                  <w:r>
-                    <w:t xml:space="preserve">(%)</w:t>
+                    <w:t xml:space="preserve">Muddy (%)</w:t>
+                  </w:r>
+                </w:p>
+              </w:tc>
+              <w:tc>
+                <w:tcPr/>
+                <w:p>
+                  <w:pPr>
+                    <w:pStyle w:val="Compact"/>
+                    <w:jc w:val="right"/>
+                    <w:jc w:val="center"/>
+                  </w:pPr>
+                  <w:r>
+                    <w:t xml:space="preserve">Sandy (%)</w:t>
+                  </w:r>
+                </w:p>
+              </w:tc>
+              <w:tc>
+                <w:tcPr/>
+                <w:p>
+                  <w:pPr>
+                    <w:pStyle w:val="Compact"/>
+                    <w:jc w:val="right"/>
+                    <w:jc w:val="center"/>
+                  </w:pPr>
+                  <w:r>
+                    <w:t xml:space="preserve">Rocky (%)</w:t>
+                  </w:r>
+                </w:p>
+              </w:tc>
+              <w:tc>
+                <w:tcPr/>
+                <w:p>
+                  <w:pPr>
+                    <w:pStyle w:val="Compact"/>
+                    <w:jc w:val="right"/>
+                    <w:jc w:val="center"/>
+                  </w:pPr>
+                  <w:r>
+                    <w:t xml:space="preserve">Emergent macrophytes (%)</w:t>
                   </w:r>
                 </w:p>
               </w:tc>
@@ -2742,6 +2707,7 @@
                 <w:p>
                   <w:pPr>
                     <w:pStyle w:val="Compact"/>
+                    <w:jc w:val="left"/>
                     <w:jc w:val="center"/>
                   </w:pPr>
                   <w:r>
@@ -2758,13 +2724,7 @@
                     <w:jc w:val="center"/>
                   </w:pPr>
                   <w:r>
-                    <w:t xml:space="preserve">20/02/2025</w:t>
-                  </w:r>
-                  <w:r>
-                    <w:t xml:space="preserve"> </w:t>
-                  </w:r>
-                  <w:r>
-                    <w:t xml:space="preserve">(12)</w:t>
+                    <w:t xml:space="preserve">20/02/2025 (12)</w:t>
                   </w:r>
                 </w:p>
               </w:tc>
@@ -2931,6 +2891,7 @@
                 <w:p>
                   <w:pPr>
                     <w:pStyle w:val="Compact"/>
+                    <w:jc w:val="left"/>
                     <w:jc w:val="center"/>
                   </w:pPr>
                   <w:r>
@@ -2947,13 +2908,7 @@
                     <w:jc w:val="center"/>
                   </w:pPr>
                   <w:r>
-                    <w:t xml:space="preserve">15/01/2025</w:t>
-                  </w:r>
-                  <w:r>
-                    <w:t xml:space="preserve"> </w:t>
-                  </w:r>
-                  <w:r>
-                    <w:t xml:space="preserve">(12)</w:t>
+                    <w:t xml:space="preserve">15/01/2025 (12)</w:t>
                   </w:r>
                 </w:p>
               </w:tc>
@@ -3044,7 +2999,7 @@
                     <w:jc w:val="center"/>
                   </w:pPr>
                   <w:r>
-                    <w:t xml:space="preserve">Stratified</w:t>
+                    <w:t xml:space="preserve">Monomictic</w:t>
                   </w:r>
                 </w:p>
               </w:tc>
@@ -3120,6 +3075,7 @@
                 <w:p>
                   <w:pPr>
                     <w:pStyle w:val="Compact"/>
+                    <w:jc w:val="left"/>
                     <w:jc w:val="center"/>
                   </w:pPr>
                   <w:r>
@@ -3136,13 +3092,7 @@
                     <w:jc w:val="center"/>
                   </w:pPr>
                   <w:r>
-                    <w:t xml:space="preserve">10/12/2024</w:t>
-                  </w:r>
-                  <w:r>
-                    <w:t xml:space="preserve"> </w:t>
-                  </w:r>
-                  <w:r>
-                    <w:t xml:space="preserve">(12)</w:t>
+                    <w:t xml:space="preserve">10/12/2024 (12)</w:t>
                   </w:r>
                 </w:p>
               </w:tc>
@@ -3309,6 +3259,7 @@
                 <w:p>
                   <w:pPr>
                     <w:pStyle w:val="Compact"/>
+                    <w:jc w:val="left"/>
                     <w:jc w:val="center"/>
                   </w:pPr>
                   <w:r>
@@ -3325,13 +3276,7 @@
                     <w:jc w:val="center"/>
                   </w:pPr>
                   <w:r>
-                    <w:t xml:space="preserve">6/11/2024</w:t>
-                  </w:r>
-                  <w:r>
-                    <w:t xml:space="preserve"> </w:t>
-                  </w:r>
-                  <w:r>
-                    <w:t xml:space="preserve">(12)</w:t>
+                    <w:t xml:space="preserve">6/11/2024 (12)</w:t>
                   </w:r>
                 </w:p>
               </w:tc>
@@ -3422,7 +3367,7 @@
                     <w:jc w:val="center"/>
                   </w:pPr>
                   <w:r>
-                    <w:t xml:space="preserve">Stratified</w:t>
+                    <w:t xml:space="preserve">Monomictic</w:t>
                   </w:r>
                 </w:p>
               </w:tc>
@@ -3498,6 +3443,7 @@
                 <w:p>
                   <w:pPr>
                     <w:pStyle w:val="Compact"/>
+                    <w:jc w:val="left"/>
                     <w:jc w:val="center"/>
                   </w:pPr>
                   <w:r>
@@ -3514,25 +3460,7 @@
                     <w:jc w:val="center"/>
                   </w:pPr>
                   <w:r>
-                    <w:t xml:space="preserve">31/10/2024</w:t>
-                  </w:r>
-                  <w:r>
-                    <w:t xml:space="preserve"> </w:t>
-                  </w:r>
-                  <w:r>
-                    <w:t xml:space="preserve">(10),</w:t>
-                  </w:r>
-                  <w:r>
-                    <w:t xml:space="preserve"> </w:t>
-                  </w:r>
-                  <w:r>
-                    <w:t xml:space="preserve">22/01/2025</w:t>
-                  </w:r>
-                  <w:r>
-                    <w:t xml:space="preserve"> </w:t>
-                  </w:r>
-                  <w:r>
-                    <w:t xml:space="preserve">(2)</w:t>
+                    <w:t xml:space="preserve">31/10/2024 (10), 22/01/2025 (2)</w:t>
                   </w:r>
                 </w:p>
               </w:tc>
@@ -3623,7 +3551,7 @@
                     <w:jc w:val="center"/>
                   </w:pPr>
                   <w:r>
-                    <w:t xml:space="preserve">Stratified</w:t>
+                    <w:t xml:space="preserve">Monomictic</w:t>
                   </w:r>
                 </w:p>
               </w:tc>
@@ -3694,7 +3622,7 @@
               </w:tc>
             </w:tr>
           </w:tbl>
-          <w:bookmarkEnd w:id="36"/>
+          <w:bookmarkEnd w:id="39"/>
           <w:p/>
         </w:tc>
       </w:tr>
@@ -3715,15 +3643,23 @@
         </w:rPr>
         <w:t xml:space="preserve"> </w:t>
       </w:r>
-      <w:hyperlink r:id="rId37">
+      <w:hyperlink r:id="rId40">
         <w:r>
           <w:rPr>
             <w:rStyle w:val="Hyperlink"/>
             <w:vertAlign w:val="subscript"/>
           </w:rPr>
-          <w:t xml:space="preserve">Analysis Notebook</w:t>
+          <w:t xml:space="preserve">Article Notebook</w:t>
         </w:r>
       </w:hyperlink>
+    </w:p>
+    <w:p>
+      <w:pPr>
+        <w:pStyle w:val="BodyText"/>
+      </w:pPr>
+      <w:r>
+        <w:t xml:space="preserve"> </w:t>
+      </w:r>
     </w:p>
     <w:tbl>
       <w:tblPr>
@@ -3738,7 +3674,7 @@
       <w:tr>
         <w:tc>
           <w:tcPr/>
-          <w:bookmarkStart w:id="38" w:name="tbl-environmental-biotic-overview"/>
+          <w:bookmarkStart w:id="41" w:name="tbl-environmental-biotic-overview"/>
           <w:p>
             <w:pPr>
               <w:jc w:val="center"/>
@@ -3765,15 +3701,15 @@
           <w:tbl>
             <w:tblPr>
               <w:tblStyle w:val="Table"/>
-              <w:tblW w:type="pct" w:w="4880"/>
+              <w:tblW w:type="pct" w:w="5000"/>
               <w:tblLayout w:type="fixed"/>
               <w:tblLook w:firstRow="1" w:lastRow="0" w:firstColumn="0" w:lastColumn="0" w:noHBand="0" w:noVBand="0" w:val="0020"/>
             </w:tblPr>
             <w:tblGrid>
-              <w:gridCol w:w="1431"/>
-              <w:gridCol w:w="2003"/>
-              <w:gridCol w:w="2767"/>
-              <w:gridCol w:w="1526"/>
+              <w:gridCol w:w="660"/>
+              <w:gridCol w:w="2281"/>
+              <w:gridCol w:w="3224"/>
+              <w:gridCol w:w="1753"/>
             </w:tblGrid>
             <w:tr>
               <w:trPr>
@@ -3814,13 +3750,7 @@
                     <w:jc w:val="center"/>
                   </w:pPr>
                   <w:r>
-                    <w:t xml:space="preserve">Hypothesised importance for</w:t>
-                  </w:r>
-                  <w:r>
-                    <w:t xml:space="preserve"> </w:t>
-                  </w:r>
-                  <w:r>
-                    <w:t xml:space="preserve">kōura</w:t>
+                    <w:t xml:space="preserve">Hypothesised importance for kōura</w:t>
                   </w:r>
                 </w:p>
               </w:tc>
@@ -3861,69 +3791,33 @@
                     <w:jc w:val="center"/>
                   </w:pPr>
                   <w:r>
-                    <w:t xml:space="preserve">Categorical variable</w:t>
-                  </w:r>
-                  <w:r>
-                    <w:t xml:space="preserve"> </w:t>
-                  </w:r>
-                  <w:r>
-                    <w:t xml:space="preserve">identifying lake</w:t>
-                  </w:r>
-                </w:p>
-              </w:tc>
-              <w:tc>
-                <w:tcPr/>
-                <w:p>
-                  <w:pPr>
-                    <w:pStyle w:val="Compact"/>
-                    <w:jc w:val="left"/>
-                    <w:jc w:val="center"/>
-                  </w:pPr>
-                  <w:r>
-                    <w:t xml:space="preserve">Captures unmeasured</w:t>
-                  </w:r>
-                  <w:r>
-                    <w:t xml:space="preserve"> </w:t>
-                  </w:r>
-                  <w:r>
-                    <w:t xml:space="preserve">lake-specific differences in</w:t>
-                  </w:r>
-                  <w:r>
-                    <w:t xml:space="preserve"> </w:t>
-                  </w:r>
-                  <w:r>
-                    <w:t xml:space="preserve">water chemistry,</w:t>
-                  </w:r>
-                  <w:r>
-                    <w:t xml:space="preserve"> </w:t>
-                  </w:r>
-                  <w:r>
-                    <w:t xml:space="preserve">productivity, and catchment</w:t>
-                  </w:r>
-                  <w:r>
-                    <w:t xml:space="preserve"> </w:t>
-                  </w:r>
-                  <w:r>
-                    <w:t xml:space="preserve">characteristics.</w:t>
-                  </w:r>
-                </w:p>
-              </w:tc>
-              <w:tc>
-                <w:tcPr/>
-                <w:p>
-                  <w:pPr>
-                    <w:pStyle w:val="Compact"/>
-                    <w:jc w:val="left"/>
-                    <w:jc w:val="center"/>
-                  </w:pPr>
-                  <w:r>
-                    <w:t xml:space="preserve">Zuur et al.,</w:t>
-                  </w:r>
-                  <w:r>
-                    <w:t xml:space="preserve"> </w:t>
-                  </w:r>
-                  <w:r>
-                    <w:t xml:space="preserve">(2009)</w:t>
+                    <w:t xml:space="preserve">Categorical variable identifying lake</w:t>
+                  </w:r>
+                </w:p>
+              </w:tc>
+              <w:tc>
+                <w:tcPr/>
+                <w:p>
+                  <w:pPr>
+                    <w:pStyle w:val="Compact"/>
+                    <w:jc w:val="left"/>
+                    <w:jc w:val="center"/>
+                  </w:pPr>
+                  <w:r>
+                    <w:t xml:space="preserve">Captures unmeasured lake-specific differences in water chemistry, productivity, and catchment characteristics.</w:t>
+                  </w:r>
+                </w:p>
+              </w:tc>
+              <w:tc>
+                <w:tcPr/>
+                <w:p>
+                  <w:pPr>
+                    <w:pStyle w:val="Compact"/>
+                    <w:jc w:val="left"/>
+                    <w:jc w:val="center"/>
+                  </w:pPr>
+                  <w:r>
+                    <w:t xml:space="preserve">Zuur et al., (2009)</w:t>
                   </w:r>
                 </w:p>
               </w:tc>
@@ -3938,118 +3832,46 @@
                     <w:jc w:val="center"/>
                   </w:pPr>
                   <w:r>
-                    <w:t xml:space="preserve">Substrate</w:t>
-                  </w:r>
-                  <w:r>
-                    <w:t xml:space="preserve"> </w:t>
-                  </w:r>
-                  <w:r>
-                    <w:t xml:space="preserve">index</w:t>
-                  </w:r>
-                </w:p>
-              </w:tc>
-              <w:tc>
-                <w:tcPr/>
-                <w:p>
-                  <w:pPr>
-                    <w:pStyle w:val="Compact"/>
-                    <w:jc w:val="left"/>
-                    <w:jc w:val="center"/>
-                  </w:pPr>
-                  <w:r>
-                    <w:t xml:space="preserve">Index based on %</w:t>
-                  </w:r>
-                  <w:r>
-                    <w:t xml:space="preserve"> </w:t>
-                  </w:r>
-                  <w:r>
-                    <w:t xml:space="preserve">cover of bedrock,</w:t>
-                  </w:r>
-                  <w:r>
-                    <w:t xml:space="preserve"> </w:t>
-                  </w:r>
-                  <w:r>
-                    <w:t xml:space="preserve">boulders, cobble,</w:t>
-                  </w:r>
-                  <w:r>
-                    <w:t xml:space="preserve"> </w:t>
-                  </w:r>
-                  <w:r>
-                    <w:t xml:space="preserve">gravel, sand, mud,</w:t>
-                  </w:r>
-                  <w:r>
-                    <w:t xml:space="preserve"> </w:t>
-                  </w:r>
-                  <w:r>
-                    <w:t xml:space="preserve">and organic matter</w:t>
-                  </w:r>
-                </w:p>
-              </w:tc>
-              <w:tc>
-                <w:tcPr/>
-                <w:p>
-                  <w:pPr>
-                    <w:pStyle w:val="Compact"/>
-                    <w:jc w:val="left"/>
-                    <w:jc w:val="center"/>
-                  </w:pPr>
-                  <w:r>
-                    <w:t xml:space="preserve">Important for burrowing and</w:t>
-                  </w:r>
-                  <w:r>
-                    <w:t xml:space="preserve"> </w:t>
-                  </w:r>
-                  <w:r>
-                    <w:t xml:space="preserve">shelter availability.</w:t>
-                  </w:r>
-                  <w:r>
-                    <w:t xml:space="preserve"> </w:t>
-                  </w:r>
-                  <w:r>
-                    <w:t xml:space="preserve">Coarser substrates increase</w:t>
-                  </w:r>
-                  <w:r>
-                    <w:t xml:space="preserve"> </w:t>
-                  </w:r>
-                  <w:r>
-                    <w:t xml:space="preserve">shelter availability through</w:t>
-                  </w:r>
-                  <w:r>
-                    <w:t xml:space="preserve"> </w:t>
-                  </w:r>
-                  <w:r>
-                    <w:t xml:space="preserve">more crevices.</w:t>
-                  </w:r>
-                </w:p>
-              </w:tc>
-              <w:tc>
-                <w:tcPr/>
-                <w:p>
-                  <w:pPr>
-                    <w:pStyle w:val="Compact"/>
-                    <w:jc w:val="left"/>
-                    <w:jc w:val="center"/>
-                  </w:pPr>
-                  <w:r>
-                    <w:t xml:space="preserve">Usio &amp;</w:t>
-                  </w:r>
-                  <w:r>
-                    <w:t xml:space="preserve"> </w:t>
-                  </w:r>
-                  <w:r>
-                    <w:t xml:space="preserve">Townsend,</w:t>
-                  </w:r>
-                  <w:r>
-                    <w:t xml:space="preserve"> </w:t>
-                  </w:r>
-                  <w:r>
-                    <w:t xml:space="preserve">(2000); Kusabs</w:t>
-                  </w:r>
-                  <w:r>
-                    <w:t xml:space="preserve"> </w:t>
-                  </w:r>
-                  <w:r>
-                    <w:t xml:space="preserve">et al., (2015b)</w:t>
+                    <w:t xml:space="preserve">Substrate index</w:t>
+                  </w:r>
+                </w:p>
+              </w:tc>
+              <w:tc>
+                <w:tcPr/>
+                <w:p>
+                  <w:pPr>
+                    <w:pStyle w:val="Compact"/>
+                    <w:jc w:val="left"/>
+                    <w:jc w:val="center"/>
+                  </w:pPr>
+                  <w:r>
+                    <w:t xml:space="preserve">Index based on % cover of bedrock, boulders, cobble, gravel, sand, mud, and organic matter</w:t>
+                  </w:r>
+                </w:p>
+              </w:tc>
+              <w:tc>
+                <w:tcPr/>
+                <w:p>
+                  <w:pPr>
+                    <w:pStyle w:val="Compact"/>
+                    <w:jc w:val="left"/>
+                    <w:jc w:val="center"/>
+                  </w:pPr>
+                  <w:r>
+                    <w:t xml:space="preserve">Important for burrowing and shelter availability. Coarser substrates increase shelter availability through more crevices.</w:t>
+                  </w:r>
+                </w:p>
+              </w:tc>
+              <w:tc>
+                <w:tcPr/>
+                <w:p>
+                  <w:pPr>
+                    <w:pStyle w:val="Compact"/>
+                    <w:jc w:val="left"/>
+                    <w:jc w:val="center"/>
+                  </w:pPr>
+                  <w:r>
+                    <w:t xml:space="preserve">Usio &amp; Townsend, (2000); Kusabs et al., (2015b)</w:t>
                   </w:r>
                 </w:p>
               </w:tc>
@@ -4077,81 +3899,33 @@
                     <w:jc w:val="center"/>
                   </w:pPr>
                   <w:r>
-                    <w:t xml:space="preserve">Slope from shoreline</w:t>
-                  </w:r>
-                  <w:r>
-                    <w:t xml:space="preserve"> </w:t>
-                  </w:r>
-                  <w:r>
-                    <w:t xml:space="preserve">to the 5 m depth</w:t>
-                  </w:r>
-                  <w:r>
-                    <w:t xml:space="preserve"> </w:t>
-                  </w:r>
-                  <w:r>
-                    <w:t xml:space="preserve">contour</w:t>
-                  </w:r>
-                </w:p>
-              </w:tc>
-              <w:tc>
-                <w:tcPr/>
-                <w:p>
-                  <w:pPr>
-                    <w:pStyle w:val="Compact"/>
-                    <w:jc w:val="left"/>
-                    <w:jc w:val="center"/>
-                  </w:pPr>
-                  <w:r>
-                    <w:t xml:space="preserve">Steeper slopes facilitate</w:t>
-                  </w:r>
-                  <w:r>
-                    <w:t xml:space="preserve"> </w:t>
-                  </w:r>
-                  <w:r>
-                    <w:t xml:space="preserve">access to deeper water</w:t>
-                  </w:r>
-                  <w:r>
-                    <w:t xml:space="preserve"> </w:t>
-                  </w:r>
-                  <w:r>
-                    <w:t xml:space="preserve">during daylight refuging and</w:t>
-                  </w:r>
-                  <w:r>
-                    <w:t xml:space="preserve"> </w:t>
-                  </w:r>
-                  <w:r>
-                    <w:t xml:space="preserve">associate with coarser</w:t>
-                  </w:r>
-                  <w:r>
-                    <w:t xml:space="preserve"> </w:t>
-                  </w:r>
-                  <w:r>
-                    <w:t xml:space="preserve">substrates.</w:t>
-                  </w:r>
-                </w:p>
-              </w:tc>
-              <w:tc>
-                <w:tcPr/>
-                <w:p>
-                  <w:pPr>
-                    <w:pStyle w:val="Compact"/>
-                    <w:jc w:val="left"/>
-                    <w:jc w:val="center"/>
-                  </w:pPr>
-                  <w:r>
-                    <w:t xml:space="preserve">Devcich,</w:t>
-                  </w:r>
-                  <w:r>
-                    <w:t xml:space="preserve"> </w:t>
-                  </w:r>
-                  <w:r>
-                    <w:t xml:space="preserve">(1979); Kusabs</w:t>
-                  </w:r>
-                  <w:r>
-                    <w:t xml:space="preserve"> </w:t>
-                  </w:r>
-                  <w:r>
-                    <w:t xml:space="preserve">et al., (2015b)</w:t>
+                    <w:t xml:space="preserve">Slope from shoreline to the 5 m depth contour</w:t>
+                  </w:r>
+                </w:p>
+              </w:tc>
+              <w:tc>
+                <w:tcPr/>
+                <w:p>
+                  <w:pPr>
+                    <w:pStyle w:val="Compact"/>
+                    <w:jc w:val="left"/>
+                    <w:jc w:val="center"/>
+                  </w:pPr>
+                  <w:r>
+                    <w:t xml:space="preserve">Steeper slopes facilitate access to deeper water during daylight refuging and associate with coarser substrates.</w:t>
+                  </w:r>
+                </w:p>
+              </w:tc>
+              <w:tc>
+                <w:tcPr/>
+                <w:p>
+                  <w:pPr>
+                    <w:pStyle w:val="Compact"/>
+                    <w:jc w:val="left"/>
+                    <w:jc w:val="center"/>
+                  </w:pPr>
+                  <w:r>
+                    <w:t xml:space="preserve">Devcich, (1979); Kusabs et al., (2015b)</w:t>
                   </w:r>
                 </w:p>
               </w:tc>
@@ -4166,82 +3940,46 @@
                     <w:jc w:val="center"/>
                   </w:pPr>
                   <w:r>
-                    <w:t xml:space="preserve">Riparian</w:t>
-                  </w:r>
-                  <w:r>
-                    <w:t xml:space="preserve"> </w:t>
-                  </w:r>
-                  <w:r>
-                    <w:t xml:space="preserve">vegetation</w:t>
-                  </w:r>
-                </w:p>
-              </w:tc>
-              <w:tc>
-                <w:tcPr/>
-                <w:p>
-                  <w:pPr>
-                    <w:pStyle w:val="Compact"/>
-                    <w:jc w:val="left"/>
-                    <w:jc w:val="center"/>
-                  </w:pPr>
-                  <w:r>
-                    <w:t xml:space="preserve">Percentage cover of</w:t>
-                  </w:r>
-                  <w:r>
-                    <w:t xml:space="preserve"> </w:t>
-                  </w:r>
-                  <w:r>
-                    <w:t xml:space="preserve">vegetation growing</w:t>
-                  </w:r>
-                  <w:r>
-                    <w:t xml:space="preserve"> </w:t>
-                  </w:r>
-                  <w:r>
-                    <w:t xml:space="preserve">in the riparian zone</w:t>
-                  </w:r>
-                </w:p>
-              </w:tc>
-              <w:tc>
-                <w:tcPr/>
-                <w:p>
-                  <w:pPr>
-                    <w:pStyle w:val="Compact"/>
-                    <w:jc w:val="left"/>
-                    <w:jc w:val="center"/>
-                  </w:pPr>
-                  <w:r>
-                    <w:t xml:space="preserve">Contributes detrital inputs,</w:t>
-                  </w:r>
-                  <w:r>
-                    <w:t xml:space="preserve"> </w:t>
-                  </w:r>
-                  <w:r>
-                    <w:t xml:space="preserve">bank stability, and shading</w:t>
-                  </w:r>
-                  <w:r>
-                    <w:t xml:space="preserve"> </w:t>
-                  </w:r>
-                  <w:r>
-                    <w:t xml:space="preserve">at the water’s edge.</w:t>
-                  </w:r>
-                </w:p>
-              </w:tc>
-              <w:tc>
-                <w:tcPr/>
-                <w:p>
-                  <w:pPr>
-                    <w:pStyle w:val="Compact"/>
-                    <w:jc w:val="left"/>
-                    <w:jc w:val="center"/>
-                  </w:pPr>
-                  <w:r>
-                    <w:t xml:space="preserve">Parkyn et al.,</w:t>
-                  </w:r>
-                  <w:r>
-                    <w:t xml:space="preserve"> </w:t>
-                  </w:r>
-                  <w:r>
-                    <w:t xml:space="preserve">(2002)</w:t>
+                    <w:t xml:space="preserve">Riparian vegetation</w:t>
+                  </w:r>
+                </w:p>
+              </w:tc>
+              <w:tc>
+                <w:tcPr/>
+                <w:p>
+                  <w:pPr>
+                    <w:pStyle w:val="Compact"/>
+                    <w:jc w:val="left"/>
+                    <w:jc w:val="center"/>
+                  </w:pPr>
+                  <w:r>
+                    <w:t xml:space="preserve">Percentage cover of vegetation growing in the riparian zone</w:t>
+                  </w:r>
+                </w:p>
+              </w:tc>
+              <w:tc>
+                <w:tcPr/>
+                <w:p>
+                  <w:pPr>
+                    <w:pStyle w:val="Compact"/>
+                    <w:jc w:val="left"/>
+                    <w:jc w:val="center"/>
+                  </w:pPr>
+                  <w:r>
+                    <w:t xml:space="preserve">Contributes detrital inputs, bank stability, and shading at the water’s edge.</w:t>
+                  </w:r>
+                </w:p>
+              </w:tc>
+              <w:tc>
+                <w:tcPr/>
+                <w:p>
+                  <w:pPr>
+                    <w:pStyle w:val="Compact"/>
+                    <w:jc w:val="left"/>
+                    <w:jc w:val="center"/>
+                  </w:pPr>
+                  <w:r>
+                    <w:t xml:space="preserve">Parkyn et al., (2002)</w:t>
                   </w:r>
                 </w:p>
               </w:tc>
@@ -4256,88 +3994,46 @@
                     <w:jc w:val="center"/>
                   </w:pPr>
                   <w:r>
-                    <w:t xml:space="preserve">Overhanging</w:t>
-                  </w:r>
-                  <w:r>
-                    <w:t xml:space="preserve"> </w:t>
-                  </w:r>
-                  <w:r>
-                    <w:t xml:space="preserve">trees</w:t>
-                  </w:r>
-                </w:p>
-              </w:tc>
-              <w:tc>
-                <w:tcPr/>
-                <w:p>
-                  <w:pPr>
-                    <w:pStyle w:val="Compact"/>
-                    <w:jc w:val="left"/>
-                    <w:jc w:val="center"/>
-                  </w:pPr>
-                  <w:r>
-                    <w:t xml:space="preserve">Percentage cover of</w:t>
-                  </w:r>
-                  <w:r>
-                    <w:t xml:space="preserve"> </w:t>
-                  </w:r>
-                  <w:r>
-                    <w:t xml:space="preserve">trees hanging over</w:t>
-                  </w:r>
-                  <w:r>
-                    <w:t xml:space="preserve"> </w:t>
-                  </w:r>
-                  <w:r>
-                    <w:t xml:space="preserve">the shoreline</w:t>
-                  </w:r>
-                </w:p>
-              </w:tc>
-              <w:tc>
-                <w:tcPr/>
-                <w:p>
-                  <w:pPr>
-                    <w:pStyle w:val="Compact"/>
-                    <w:jc w:val="left"/>
-                    <w:jc w:val="center"/>
-                  </w:pPr>
-                  <w:r>
-                    <w:t xml:space="preserve">Provides direct shading and</w:t>
-                  </w:r>
-                  <w:r>
-                    <w:t xml:space="preserve"> </w:t>
-                  </w:r>
-                  <w:r>
-                    <w:t xml:space="preserve">structural inputs into</w:t>
-                  </w:r>
-                  <w:r>
-                    <w:t xml:space="preserve"> </w:t>
-                  </w:r>
-                  <w:r>
-                    <w:t xml:space="preserve">littoral habitats.</w:t>
-                  </w:r>
-                </w:p>
-              </w:tc>
-              <w:tc>
-                <w:tcPr/>
-                <w:p>
-                  <w:pPr>
-                    <w:pStyle w:val="Compact"/>
-                    <w:jc w:val="left"/>
-                    <w:jc w:val="center"/>
-                  </w:pPr>
-                  <w:r>
-                    <w:t xml:space="preserve">Smith et al.,</w:t>
-                  </w:r>
-                  <w:r>
-                    <w:t xml:space="preserve"> </w:t>
-                  </w:r>
-                  <w:r>
-                    <w:t xml:space="preserve">(1996); Vedia</w:t>
-                  </w:r>
-                  <w:r>
-                    <w:t xml:space="preserve"> </w:t>
-                  </w:r>
-                  <w:r>
-                    <w:t xml:space="preserve">et al., (2017)</w:t>
+                    <w:t xml:space="preserve">Overhanging trees</w:t>
+                  </w:r>
+                </w:p>
+              </w:tc>
+              <w:tc>
+                <w:tcPr/>
+                <w:p>
+                  <w:pPr>
+                    <w:pStyle w:val="Compact"/>
+                    <w:jc w:val="left"/>
+                    <w:jc w:val="center"/>
+                  </w:pPr>
+                  <w:r>
+                    <w:t xml:space="preserve">Percentage cover of trees hanging over the shoreline</w:t>
+                  </w:r>
+                </w:p>
+              </w:tc>
+              <w:tc>
+                <w:tcPr/>
+                <w:p>
+                  <w:pPr>
+                    <w:pStyle w:val="Compact"/>
+                    <w:jc w:val="left"/>
+                    <w:jc w:val="center"/>
+                  </w:pPr>
+                  <w:r>
+                    <w:t xml:space="preserve">Provides direct shading and structural inputs into littoral habitats.</w:t>
+                  </w:r>
+                </w:p>
+              </w:tc>
+              <w:tc>
+                <w:tcPr/>
+                <w:p>
+                  <w:pPr>
+                    <w:pStyle w:val="Compact"/>
+                    <w:jc w:val="left"/>
+                    <w:jc w:val="center"/>
+                  </w:pPr>
+                  <w:r>
+                    <w:t xml:space="preserve">Smith et al., (1996); Vedia et al., (2017)</w:t>
                   </w:r>
                 </w:p>
               </w:tc>
@@ -4365,69 +4061,33 @@
                     <w:jc w:val="center"/>
                   </w:pPr>
                   <w:r>
-                    <w:t xml:space="preserve">Cover of wooden logs</w:t>
-                  </w:r>
-                  <w:r>
-                    <w:t xml:space="preserve"> </w:t>
-                  </w:r>
-                  <w:r>
-                    <w:t xml:space="preserve">and tree branches in</w:t>
-                  </w:r>
-                  <w:r>
-                    <w:t xml:space="preserve"> </w:t>
-                  </w:r>
-                  <w:r>
-                    <w:t xml:space="preserve">the sample site</w:t>
-                  </w:r>
-                </w:p>
-              </w:tc>
-              <w:tc>
-                <w:tcPr/>
-                <w:p>
-                  <w:pPr>
-                    <w:pStyle w:val="Compact"/>
-                    <w:jc w:val="left"/>
-                    <w:jc w:val="center"/>
-                  </w:pPr>
-                  <w:r>
-                    <w:t xml:space="preserve">Provides physical structure</w:t>
-                  </w:r>
-                  <w:r>
-                    <w:t xml:space="preserve"> </w:t>
-                  </w:r>
-                  <w:r>
-                    <w:t xml:space="preserve">creating refuge spaces and</w:t>
-                  </w:r>
-                  <w:r>
-                    <w:t xml:space="preserve"> </w:t>
-                  </w:r>
-                  <w:r>
-                    <w:t xml:space="preserve">supports macroinvertebrate</w:t>
-                  </w:r>
-                  <w:r>
-                    <w:t xml:space="preserve"> </w:t>
-                  </w:r>
-                  <w:r>
-                    <w:t xml:space="preserve">prey availability.</w:t>
-                  </w:r>
-                </w:p>
-              </w:tc>
-              <w:tc>
-                <w:tcPr/>
-                <w:p>
-                  <w:pPr>
-                    <w:pStyle w:val="Compact"/>
-                    <w:jc w:val="left"/>
-                    <w:jc w:val="center"/>
-                  </w:pPr>
-                  <w:r>
-                    <w:t xml:space="preserve">Parkyn et al.,</w:t>
-                  </w:r>
-                  <w:r>
-                    <w:t xml:space="preserve"> </w:t>
-                  </w:r>
-                  <w:r>
-                    <w:t xml:space="preserve">(2009)</w:t>
+                    <w:t xml:space="preserve">Cover of wooden logs and tree branches in the sample site</w:t>
+                  </w:r>
+                </w:p>
+              </w:tc>
+              <w:tc>
+                <w:tcPr/>
+                <w:p>
+                  <w:pPr>
+                    <w:pStyle w:val="Compact"/>
+                    <w:jc w:val="left"/>
+                    <w:jc w:val="center"/>
+                  </w:pPr>
+                  <w:r>
+                    <w:t xml:space="preserve">Provides physical structure creating refuge spaces and supports macroinvertebrate prey availability.</w:t>
+                  </w:r>
+                </w:p>
+              </w:tc>
+              <w:tc>
+                <w:tcPr/>
+                <w:p>
+                  <w:pPr>
+                    <w:pStyle w:val="Compact"/>
+                    <w:jc w:val="left"/>
+                    <w:jc w:val="center"/>
+                  </w:pPr>
+                  <w:r>
+                    <w:t xml:space="preserve">Parkyn et al., (2009)</w:t>
                   </w:r>
                 </w:p>
               </w:tc>
@@ -4442,148 +4102,46 @@
                     <w:jc w:val="center"/>
                   </w:pPr>
                   <w:r>
-                    <w:t xml:space="preserve">Emergent and</w:t>
-                  </w:r>
-                  <w:r>
-                    <w:t xml:space="preserve"> </w:t>
-                  </w:r>
-                  <w:r>
-                    <w:t xml:space="preserve">submerged</w:t>
-                  </w:r>
-                  <w:r>
-                    <w:t xml:space="preserve"> </w:t>
-                  </w:r>
-                  <w:r>
-                    <w:t xml:space="preserve">macrophytes</w:t>
-                  </w:r>
-                </w:p>
-              </w:tc>
-              <w:tc>
-                <w:tcPr/>
-                <w:p>
-                  <w:pPr>
-                    <w:pStyle w:val="Compact"/>
-                    <w:jc w:val="left"/>
-                    <w:jc w:val="center"/>
-                  </w:pPr>
-                  <w:r>
-                    <w:t xml:space="preserve">Percentage cover of</w:t>
-                  </w:r>
-                  <w:r>
-                    <w:t xml:space="preserve"> </w:t>
-                  </w:r>
-                  <w:r>
-                    <w:t xml:space="preserve">macrophytes in the</w:t>
-                  </w:r>
-                  <w:r>
-                    <w:t xml:space="preserve"> </w:t>
-                  </w:r>
-                  <w:r>
-                    <w:t xml:space="preserve">sample site divided</w:t>
-                  </w:r>
-                  <w:r>
-                    <w:t xml:space="preserve"> </w:t>
-                  </w:r>
-                  <w:r>
-                    <w:t xml:space="preserve">over emergent and</w:t>
-                  </w:r>
-                  <w:r>
-                    <w:t xml:space="preserve"> </w:t>
-                  </w:r>
-                  <w:r>
-                    <w:t xml:space="preserve">submerged and native</w:t>
-                  </w:r>
-                  <w:r>
-                    <w:t xml:space="preserve"> </w:t>
-                  </w:r>
-                  <w:r>
-                    <w:t xml:space="preserve">and non-native</w:t>
-                  </w:r>
-                  <w:r>
-                    <w:t xml:space="preserve"> </w:t>
-                  </w:r>
-                  <w:r>
-                    <w:t xml:space="preserve">species</w:t>
-                  </w:r>
-                </w:p>
-              </w:tc>
-              <w:tc>
-                <w:tcPr/>
-                <w:p>
-                  <w:pPr>
-                    <w:pStyle w:val="Compact"/>
-                    <w:jc w:val="left"/>
-                    <w:jc w:val="center"/>
-                  </w:pPr>
-                  <w:r>
-                    <w:t xml:space="preserve">Native macrophytes can</w:t>
-                  </w:r>
-                  <w:r>
-                    <w:t xml:space="preserve"> </w:t>
-                  </w:r>
-                  <w:r>
-                    <w:t xml:space="preserve">provide cover and serve as a</w:t>
-                  </w:r>
-                  <w:r>
-                    <w:t xml:space="preserve"> </w:t>
-                  </w:r>
-                  <w:r>
-                    <w:t xml:space="preserve">food source. Non-native</w:t>
-                  </w:r>
-                  <w:r>
-                    <w:t xml:space="preserve"> </w:t>
-                  </w:r>
-                  <w:r>
-                    <w:t xml:space="preserve">macrophytes may alter</w:t>
-                  </w:r>
-                  <w:r>
-                    <w:t xml:space="preserve"> </w:t>
-                  </w:r>
-                  <w:r>
-                    <w:t xml:space="preserve">movement pathways and modify</w:t>
-                  </w:r>
-                  <w:r>
-                    <w:t xml:space="preserve"> </w:t>
-                  </w:r>
-                  <w:r>
-                    <w:t xml:space="preserve">local habitat and water</w:t>
-                  </w:r>
-                  <w:r>
-                    <w:t xml:space="preserve"> </w:t>
-                  </w:r>
-                  <w:r>
-                    <w:t xml:space="preserve">quality conditions.</w:t>
-                  </w:r>
-                </w:p>
-              </w:tc>
-              <w:tc>
-                <w:tcPr/>
-                <w:p>
-                  <w:pPr>
-                    <w:pStyle w:val="Compact"/>
-                    <w:jc w:val="left"/>
-                    <w:jc w:val="center"/>
-                  </w:pPr>
-                  <w:r>
-                    <w:t xml:space="preserve">Coffey &amp;</w:t>
-                  </w:r>
-                  <w:r>
-                    <w:t xml:space="preserve"> </w:t>
-                  </w:r>
-                  <w:r>
-                    <w:t xml:space="preserve">Clayton,</w:t>
-                  </w:r>
-                  <w:r>
-                    <w:t xml:space="preserve"> </w:t>
-                  </w:r>
-                  <w:r>
-                    <w:t xml:space="preserve">(1988); Kusabs</w:t>
-                  </w:r>
-                  <w:r>
-                    <w:t xml:space="preserve"> </w:t>
-                  </w:r>
-                  <w:r>
-                    <w:t xml:space="preserve">&amp; Quinn, (2009)</w:t>
+                    <w:t xml:space="preserve">Emergent and submerged macrophytes</w:t>
+                  </w:r>
+                </w:p>
+              </w:tc>
+              <w:tc>
+                <w:tcPr/>
+                <w:p>
+                  <w:pPr>
+                    <w:pStyle w:val="Compact"/>
+                    <w:jc w:val="left"/>
+                    <w:jc w:val="center"/>
+                  </w:pPr>
+                  <w:r>
+                    <w:t xml:space="preserve">Percentage cover of macrophytes in the sample site divided over emergent and submerged and native and non-native species</w:t>
+                  </w:r>
+                </w:p>
+              </w:tc>
+              <w:tc>
+                <w:tcPr/>
+                <w:p>
+                  <w:pPr>
+                    <w:pStyle w:val="Compact"/>
+                    <w:jc w:val="left"/>
+                    <w:jc w:val="center"/>
+                  </w:pPr>
+                  <w:r>
+                    <w:t xml:space="preserve">Native macrophytes can provide cover and serve as a food source. Non-native macrophytes may alter movement pathways and modify local habitat and water quality conditions.</w:t>
+                  </w:r>
+                </w:p>
+              </w:tc>
+              <w:tc>
+                <w:tcPr/>
+                <w:p>
+                  <w:pPr>
+                    <w:pStyle w:val="Compact"/>
+                    <w:jc w:val="left"/>
+                    <w:jc w:val="center"/>
+                  </w:pPr>
+                  <w:r>
+                    <w:t xml:space="preserve">Coffey &amp; Clayton, (1988); Kusabs &amp; Quinn, (2009)</w:t>
                   </w:r>
                 </w:p>
               </w:tc>
@@ -4611,99 +4169,33 @@
                     <w:jc w:val="center"/>
                   </w:pPr>
                   <w:r>
-                    <w:t xml:space="preserve">Temperature of</w:t>
-                  </w:r>
-                  <w:r>
-                    <w:t xml:space="preserve"> </w:t>
-                  </w:r>
-                  <w:r>
-                    <w:t xml:space="preserve">surface water in °C</w:t>
-                  </w:r>
-                </w:p>
-              </w:tc>
-              <w:tc>
-                <w:tcPr/>
-                <w:p>
-                  <w:pPr>
-                    <w:pStyle w:val="Compact"/>
-                    <w:jc w:val="left"/>
-                    <w:jc w:val="center"/>
-                  </w:pPr>
-                  <w:r>
-                    <w:t xml:space="preserve">Influences metabolic rate,</w:t>
-                  </w:r>
-                  <w:r>
-                    <w:t xml:space="preserve"> </w:t>
-                  </w:r>
-                  <w:r>
-                    <w:t xml:space="preserve">activity, physiological</w:t>
-                  </w:r>
-                  <w:r>
-                    <w:t xml:space="preserve"> </w:t>
-                  </w:r>
-                  <w:r>
-                    <w:t xml:space="preserve">stress, and habitat</w:t>
-                  </w:r>
-                  <w:r>
-                    <w:t xml:space="preserve"> </w:t>
-                  </w:r>
-                  <w:r>
-                    <w:t xml:space="preserve">suitability.</w:t>
-                  </w:r>
-                </w:p>
-              </w:tc>
-              <w:tc>
-                <w:tcPr/>
-                <w:p>
-                  <w:pPr>
-                    <w:pStyle w:val="Compact"/>
-                    <w:jc w:val="left"/>
-                    <w:jc w:val="center"/>
-                  </w:pPr>
-                  <w:r>
-                    <w:t xml:space="preserve">Devcich,</w:t>
-                  </w:r>
-                  <w:r>
-                    <w:t xml:space="preserve"> </w:t>
-                  </w:r>
-                  <w:r>
-                    <w:t xml:space="preserve">(1979); Hammond</w:t>
-                  </w:r>
-                  <w:r>
-                    <w:t xml:space="preserve"> </w:t>
-                  </w:r>
-                  <w:r>
-                    <w:t xml:space="preserve">et al., (2006);</w:t>
-                  </w:r>
-                  <w:r>
-                    <w:t xml:space="preserve"> </w:t>
-                  </w:r>
-                  <w:r>
-                    <w:t xml:space="preserve">Parkyn &amp;</w:t>
-                  </w:r>
-                  <w:r>
-                    <w:t xml:space="preserve"> </w:t>
-                  </w:r>
-                  <w:r>
-                    <w:t xml:space="preserve">Collier,</w:t>
-                  </w:r>
-                  <w:r>
-                    <w:t xml:space="preserve"> </w:t>
-                  </w:r>
-                  <w:r>
-                    <w:t xml:space="preserve">(2002);</w:t>
-                  </w:r>
-                  <w:r>
-                    <w:t xml:space="preserve"> </w:t>
-                  </w:r>
-                  <w:r>
-                    <w:t xml:space="preserve">Angilletta et</w:t>
-                  </w:r>
-                  <w:r>
-                    <w:t xml:space="preserve"> </w:t>
-                  </w:r>
-                  <w:r>
-                    <w:t xml:space="preserve">al., (2004)</w:t>
+                    <w:t xml:space="preserve">Temperature of surface water in °C</w:t>
+                  </w:r>
+                </w:p>
+              </w:tc>
+              <w:tc>
+                <w:tcPr/>
+                <w:p>
+                  <w:pPr>
+                    <w:pStyle w:val="Compact"/>
+                    <w:jc w:val="left"/>
+                    <w:jc w:val="center"/>
+                  </w:pPr>
+                  <w:r>
+                    <w:t xml:space="preserve">Influences metabolic rate, activity, physiological stress, and habitat suitability.</w:t>
+                  </w:r>
+                </w:p>
+              </w:tc>
+              <w:tc>
+                <w:tcPr/>
+                <w:p>
+                  <w:pPr>
+                    <w:pStyle w:val="Compact"/>
+                    <w:jc w:val="left"/>
+                    <w:jc w:val="center"/>
+                  </w:pPr>
+                  <w:r>
+                    <w:t xml:space="preserve">Devcich, (1979); Hammond et al., (2006); Parkyn &amp; Collier, (2002); Angilletta et al., (2004)</w:t>
                   </w:r>
                 </w:p>
               </w:tc>
@@ -4718,94 +4210,46 @@
                     <w:jc w:val="center"/>
                   </w:pPr>
                   <w:r>
-                    <w:t xml:space="preserve">Dissolved</w:t>
-                  </w:r>
-                  <w:r>
-                    <w:t xml:space="preserve"> </w:t>
-                  </w:r>
-                  <w:r>
-                    <w:t xml:space="preserve">oxygen</w:t>
-                  </w:r>
-                </w:p>
-              </w:tc>
-              <w:tc>
-                <w:tcPr/>
-                <w:p>
-                  <w:pPr>
-                    <w:pStyle w:val="Compact"/>
-                    <w:jc w:val="left"/>
-                    <w:jc w:val="center"/>
-                  </w:pPr>
-                  <w:r>
                     <w:t xml:space="preserve">Dissolved oxygen</w:t>
                   </w:r>
-                  <w:r>
-                    <w:t xml:space="preserve"> </w:t>
-                  </w:r>
-                  <w:r>
-                    <w:t xml:space="preserve">concentration in mg</w:t>
-                  </w:r>
-                  <w:r>
-                    <w:t xml:space="preserve"> </w:t>
-                  </w:r>
-                  <w:r>
-                    <w:t xml:space="preserve">L⁻¹</w:t>
-                  </w:r>
-                </w:p>
-              </w:tc>
-              <w:tc>
-                <w:tcPr/>
-                <w:p>
-                  <w:pPr>
-                    <w:pStyle w:val="Compact"/>
-                    <w:jc w:val="left"/>
-                    <w:jc w:val="center"/>
-                  </w:pPr>
-                  <w:r>
-                    <w:t xml:space="preserve">Essential for respiration;</w:t>
-                  </w:r>
-                  <w:r>
-                    <w:t xml:space="preserve"> </w:t>
-                  </w:r>
-                  <w:r>
-                    <w:t xml:space="preserve">reduced oxygen may constrain</w:t>
-                  </w:r>
-                  <w:r>
-                    <w:t xml:space="preserve"> </w:t>
-                  </w:r>
-                  <w:r>
-                    <w:t xml:space="preserve">activity and habitat use.</w:t>
-                  </w:r>
-                </w:p>
-              </w:tc>
-              <w:tc>
-                <w:tcPr/>
-                <w:p>
-                  <w:pPr>
-                    <w:pStyle w:val="Compact"/>
-                    <w:jc w:val="left"/>
-                    <w:jc w:val="center"/>
-                  </w:pPr>
-                  <w:r>
-                    <w:t xml:space="preserve">Hammond et al.,</w:t>
-                  </w:r>
-                  <w:r>
-                    <w:t xml:space="preserve"> </w:t>
-                  </w:r>
-                  <w:r>
-                    <w:t xml:space="preserve">(2006);</w:t>
-                  </w:r>
-                  <w:r>
-                    <w:t xml:space="preserve"> </w:t>
-                  </w:r>
-                  <w:r>
-                    <w:t xml:space="preserve">Broughton et</w:t>
-                  </w:r>
-                  <w:r>
-                    <w:t xml:space="preserve"> </w:t>
-                  </w:r>
-                  <w:r>
-                    <w:t xml:space="preserve">al., (2017)</w:t>
+                </w:p>
+              </w:tc>
+              <w:tc>
+                <w:tcPr/>
+                <w:p>
+                  <w:pPr>
+                    <w:pStyle w:val="Compact"/>
+                    <w:jc w:val="left"/>
+                    <w:jc w:val="center"/>
+                  </w:pPr>
+                  <w:r>
+                    <w:t xml:space="preserve">Dissolved oxygen concentration in mg L⁻¹</w:t>
+                  </w:r>
+                </w:p>
+              </w:tc>
+              <w:tc>
+                <w:tcPr/>
+                <w:p>
+                  <w:pPr>
+                    <w:pStyle w:val="Compact"/>
+                    <w:jc w:val="left"/>
+                    <w:jc w:val="center"/>
+                  </w:pPr>
+                  <w:r>
+                    <w:t xml:space="preserve">Essential for respiration; reduced oxygen may constrain activity and habitat use.</w:t>
+                  </w:r>
+                </w:p>
+              </w:tc>
+              <w:tc>
+                <w:tcPr/>
+                <w:p>
+                  <w:pPr>
+                    <w:pStyle w:val="Compact"/>
+                    <w:jc w:val="left"/>
+                    <w:jc w:val="center"/>
+                  </w:pPr>
+                  <w:r>
+                    <w:t xml:space="preserve">Hammond et al., (2006); Broughton et al., (2017)</w:t>
                   </w:r>
                 </w:p>
               </w:tc>
@@ -4820,63 +4264,33 @@
                     <w:jc w:val="center"/>
                   </w:pPr>
                   <w:r>
-                    <w:t xml:space="preserve">Specific</w:t>
-                  </w:r>
-                  <w:r>
-                    <w:t xml:space="preserve"> </w:t>
-                  </w:r>
-                  <w:r>
-                    <w:t xml:space="preserve">conductivity</w:t>
-                  </w:r>
-                </w:p>
-              </w:tc>
-              <w:tc>
-                <w:tcPr/>
-                <w:p>
-                  <w:pPr>
-                    <w:pStyle w:val="Compact"/>
-                    <w:jc w:val="left"/>
-                    <w:jc w:val="center"/>
-                  </w:pPr>
-                  <w:r>
-                    <w:t xml:space="preserve">Electrical</w:t>
-                  </w:r>
-                  <w:r>
-                    <w:t xml:space="preserve"> </w:t>
-                  </w:r>
-                  <w:r>
-                    <w:t xml:space="preserve">conductivity of the</w:t>
-                  </w:r>
-                  <w:r>
-                    <w:t xml:space="preserve"> </w:t>
-                  </w:r>
-                  <w:r>
-                    <w:t xml:space="preserve">water in µS cm⁻¹</w:t>
-                  </w:r>
-                </w:p>
-              </w:tc>
-              <w:tc>
-                <w:tcPr/>
-                <w:p>
-                  <w:pPr>
-                    <w:pStyle w:val="Compact"/>
-                    <w:jc w:val="left"/>
-                    <w:jc w:val="center"/>
-                  </w:pPr>
-                  <w:r>
-                    <w:t xml:space="preserve">Reflects overall lake</w:t>
-                  </w:r>
-                  <w:r>
-                    <w:t xml:space="preserve"> </w:t>
-                  </w:r>
-                  <w:r>
-                    <w:t xml:space="preserve">productivity, supporting</w:t>
-                  </w:r>
-                  <w:r>
-                    <w:t xml:space="preserve"> </w:t>
-                  </w:r>
-                  <w:r>
-                    <w:t xml:space="preserve">food availability.</w:t>
+                    <w:t xml:space="preserve">Specific conductivity</w:t>
+                  </w:r>
+                </w:p>
+              </w:tc>
+              <w:tc>
+                <w:tcPr/>
+                <w:p>
+                  <w:pPr>
+                    <w:pStyle w:val="Compact"/>
+                    <w:jc w:val="left"/>
+                    <w:jc w:val="center"/>
+                  </w:pPr>
+                  <w:r>
+                    <w:t xml:space="preserve">Electrical conductivity of the water in µS cm⁻¹</w:t>
+                  </w:r>
+                </w:p>
+              </w:tc>
+              <w:tc>
+                <w:tcPr/>
+                <w:p>
+                  <w:pPr>
+                    <w:pStyle w:val="Compact"/>
+                    <w:jc w:val="left"/>
+                    <w:jc w:val="center"/>
+                  </w:pPr>
+                  <w:r>
+                    <w:t xml:space="preserve">Reflects overall lake productivity, supporting food availability.</w:t>
                   </w:r>
                 </w:p>
               </w:tc>
@@ -4917,69 +4331,33 @@
                     <w:jc w:val="center"/>
                   </w:pPr>
                   <w:r>
-                    <w:t xml:space="preserve">Acidity or</w:t>
-                  </w:r>
-                  <w:r>
-                    <w:t xml:space="preserve"> </w:t>
-                  </w:r>
-                  <w:r>
-                    <w:t xml:space="preserve">alkalinity of the</w:t>
-                  </w:r>
-                  <w:r>
-                    <w:t xml:space="preserve"> </w:t>
-                  </w:r>
-                  <w:r>
-                    <w:t xml:space="preserve">water</w:t>
-                  </w:r>
-                </w:p>
-              </w:tc>
-              <w:tc>
-                <w:tcPr/>
-                <w:p>
-                  <w:pPr>
-                    <w:pStyle w:val="Compact"/>
-                    <w:jc w:val="left"/>
-                    <w:jc w:val="center"/>
-                  </w:pPr>
-                  <w:r>
-                    <w:t xml:space="preserve">Influences moulting success</w:t>
-                  </w:r>
-                  <w:r>
-                    <w:t xml:space="preserve"> </w:t>
-                  </w:r>
-                  <w:r>
-                    <w:t xml:space="preserve">and exoskeleton strength,</w:t>
-                  </w:r>
-                  <w:r>
-                    <w:t xml:space="preserve"> </w:t>
-                  </w:r>
-                  <w:r>
-                    <w:t xml:space="preserve">affected by acidity or</w:t>
-                  </w:r>
-                  <w:r>
-                    <w:t xml:space="preserve"> </w:t>
-                  </w:r>
-                  <w:r>
-                    <w:t xml:space="preserve">calcium levels.</w:t>
-                  </w:r>
-                </w:p>
-              </w:tc>
-              <w:tc>
-                <w:tcPr/>
-                <w:p>
-                  <w:pPr>
-                    <w:pStyle w:val="Compact"/>
-                    <w:jc w:val="left"/>
-                    <w:jc w:val="center"/>
-                  </w:pPr>
-                  <w:r>
-                    <w:t xml:space="preserve">Olsson et al.,</w:t>
-                  </w:r>
-                  <w:r>
-                    <w:t xml:space="preserve"> </w:t>
-                  </w:r>
-                  <w:r>
-                    <w:t xml:space="preserve">(2006)</w:t>
+                    <w:t xml:space="preserve">Acidity or alkalinity of the water</w:t>
+                  </w:r>
+                </w:p>
+              </w:tc>
+              <w:tc>
+                <w:tcPr/>
+                <w:p>
+                  <w:pPr>
+                    <w:pStyle w:val="Compact"/>
+                    <w:jc w:val="left"/>
+                    <w:jc w:val="center"/>
+                  </w:pPr>
+                  <w:r>
+                    <w:t xml:space="preserve">Influences moulting success and exoskeleton strength, affected by acidity or calcium levels.</w:t>
+                  </w:r>
+                </w:p>
+              </w:tc>
+              <w:tc>
+                <w:tcPr/>
+                <w:p>
+                  <w:pPr>
+                    <w:pStyle w:val="Compact"/>
+                    <w:jc w:val="left"/>
+                    <w:jc w:val="center"/>
+                  </w:pPr>
+                  <w:r>
+                    <w:t xml:space="preserve">Olsson et al., (2006)</w:t>
                   </w:r>
                 </w:p>
               </w:tc>
@@ -5007,99 +4385,39 @@
                     <w:jc w:val="center"/>
                   </w:pPr>
                   <w:r>
-                    <w:t xml:space="preserve">Presence/absence of</w:t>
-                  </w:r>
-                  <w:r>
-                    <w:t xml:space="preserve"> </w:t>
-                  </w:r>
-                  <w:r>
-                    <w:t xml:space="preserve">selected native and</w:t>
-                  </w:r>
-                  <w:r>
-                    <w:t xml:space="preserve"> </w:t>
-                  </w:r>
-                  <w:r>
-                    <w:t xml:space="preserve">non-native fish</w:t>
-                  </w:r>
-                  <w:r>
-                    <w:t xml:space="preserve"> </w:t>
-                  </w:r>
-                  <w:r>
-                    <w:t xml:space="preserve">species</w:t>
-                  </w:r>
-                </w:p>
-              </w:tc>
-              <w:tc>
-                <w:tcPr/>
-                <w:p>
-                  <w:pPr>
-                    <w:pStyle w:val="Compact"/>
-                    <w:jc w:val="left"/>
-                    <w:jc w:val="center"/>
-                  </w:pPr>
-                  <w:r>
-                    <w:t xml:space="preserve">Fish act as predators,</w:t>
-                  </w:r>
-                  <w:r>
-                    <w:t xml:space="preserve"> </w:t>
-                  </w:r>
-                  <w:r>
-                    <w:t xml:space="preserve">competitors, or indirectly</w:t>
-                  </w:r>
-                  <w:r>
-                    <w:t xml:space="preserve"> </w:t>
-                  </w:r>
-                  <w:r>
-                    <w:t xml:space="preserve">modify habitat structure.</w:t>
-                  </w:r>
-                </w:p>
-              </w:tc>
-              <w:tc>
-                <w:tcPr/>
-                <w:p>
-                  <w:pPr>
-                    <w:pStyle w:val="Compact"/>
-                    <w:jc w:val="left"/>
-                    <w:jc w:val="center"/>
-                  </w:pPr>
-                  <w:r>
-                    <w:t xml:space="preserve">Shave et al.,</w:t>
-                  </w:r>
-                  <w:r>
-                    <w:t xml:space="preserve"> </w:t>
-                  </w:r>
-                  <w:r>
-                    <w:t xml:space="preserve">(1994); Barnes,</w:t>
-                  </w:r>
-                  <w:r>
-                    <w:t xml:space="preserve"> </w:t>
-                  </w:r>
-                  <w:r>
-                    <w:t xml:space="preserve">(1996); Usio &amp;</w:t>
-                  </w:r>
-                  <w:r>
-                    <w:t xml:space="preserve"> </w:t>
-                  </w:r>
-                  <w:r>
-                    <w:t xml:space="preserve">Townsend,</w:t>
-                  </w:r>
-                  <w:r>
-                    <w:t xml:space="preserve"> </w:t>
-                  </w:r>
-                  <w:r>
-                    <w:t xml:space="preserve">(2000); Barnes</w:t>
-                  </w:r>
-                  <w:r>
-                    <w:t xml:space="preserve"> </w:t>
-                  </w:r>
-                  <w:r>
-                    <w:t xml:space="preserve">&amp; Hicks, (2003)</w:t>
+                    <w:t xml:space="preserve">Presence/absence of selected native and non-native fish species</w:t>
+                  </w:r>
+                </w:p>
+              </w:tc>
+              <w:tc>
+                <w:tcPr/>
+                <w:p>
+                  <w:pPr>
+                    <w:pStyle w:val="Compact"/>
+                    <w:jc w:val="left"/>
+                    <w:jc w:val="center"/>
+                  </w:pPr>
+                  <w:r>
+                    <w:t xml:space="preserve">Fish act as predators, competitors, or indirectly modify habitat structure.</w:t>
+                  </w:r>
+                </w:p>
+              </w:tc>
+              <w:tc>
+                <w:tcPr/>
+                <w:p>
+                  <w:pPr>
+                    <w:pStyle w:val="Compact"/>
+                    <w:jc w:val="left"/>
+                    <w:jc w:val="center"/>
+                  </w:pPr>
+                  <w:r>
+                    <w:t xml:space="preserve">Shave et al., (1994); Barnes, (1996); Usio &amp; Townsend, (2000); Barnes &amp; Hicks, (2003)</w:t>
                   </w:r>
                 </w:p>
               </w:tc>
             </w:tr>
           </w:tbl>
-          <w:bookmarkEnd w:id="38"/>
+          <w:bookmarkEnd w:id="41"/>
           <w:p/>
         </w:tc>
       </w:tr>
@@ -5120,21 +4438,21 @@
         </w:rPr>
         <w:t xml:space="preserve"> </w:t>
       </w:r>
-      <w:hyperlink r:id="rId39">
+      <w:hyperlink r:id="rId40">
         <w:r>
           <w:rPr>
             <w:rStyle w:val="Hyperlink"/>
             <w:vertAlign w:val="subscript"/>
           </w:rPr>
-          <w:t xml:space="preserve">Analysis Notebook</w:t>
+          <w:t xml:space="preserve">Article Notebook</w:t>
         </w:r>
       </w:hyperlink>
     </w:p>
-    <w:bookmarkEnd w:id="40"/>
-    <w:bookmarkStart w:id="65" w:name="figures"/>
+    <w:bookmarkEnd w:id="42"/>
+    <w:bookmarkStart w:id="63" w:name="figures"/>
     <w:p>
       <w:pPr>
-        <w:pStyle w:val="Heading1"/>
+        <w:pStyle w:val="Heading2"/>
       </w:pPr>
       <w:r>
         <w:t xml:space="preserve">Figures</w:t>
@@ -5153,7 +4471,7 @@
       <w:tr>
         <w:tc>
           <w:tcPr/>
-          <w:bookmarkStart w:id="44" w:name="fig-site-map"/>
+          <w:bookmarkStart w:id="46" w:name="fig-site-map"/>
           <w:p>
             <w:pPr>
               <w:pStyle w:val="Compact"/>
@@ -5164,18 +4482,18 @@
                 <wp:inline>
                   <wp:extent cx="5727700" cy="4050383"/>
                   <wp:effectExtent b="0" l="0" r="0" t="0"/>
-                  <wp:docPr descr="" title="" id="42" name="Picture"/>
+                  <wp:docPr descr="" title="" id="44" name="Picture"/>
                   <a:graphic>
                     <a:graphicData uri="http://schemas.openxmlformats.org/drawingml/2006/picture">
                       <pic:pic>
                         <pic:nvPicPr>
-                          <pic:cNvPr descr="images/Natural_habitat_map.png" id="43" name="Picture"/>
+                          <pic:cNvPr descr="images/Natural_habitat_map.png" id="45" name="Picture"/>
                           <pic:cNvPicPr>
                             <a:picLocks noChangeArrowheads="1" noChangeAspect="1"/>
                           </pic:cNvPicPr>
                         </pic:nvPicPr>
                         <pic:blipFill>
-                          <a:blip r:embed="rId41"/>
+                          <a:blip r:embed="rId43"/>
                           <a:stretch>
                             <a:fillRect/>
                           </a:stretch>
@@ -5215,10 +4533,18 @@
               <w:t xml:space="preserve">Figure 1: Map of the sampling locations with different dominant littoral habitat types classified. a) Overview map of the 5 lakes. Lakes where invasive catfish were detected are indicated. b) Zoom in of Lake Ōkāreka. c) Guidance map to show the lakes location (white square) on the North Island of Aotearoa New Zealand.</w:t>
             </w:r>
           </w:p>
-          <w:bookmarkEnd w:id="44"/>
+          <w:bookmarkEnd w:id="46"/>
         </w:tc>
       </w:tr>
     </w:tbl>
+    <w:p>
+      <w:pPr>
+        <w:pStyle w:val="BodyText"/>
+      </w:pPr>
+      <w:r>
+        <w:t xml:space="preserve"> </w:t>
+      </w:r>
+    </w:p>
     <w:tbl>
       <w:tblPr>
         <w:tblStyle w:val="Table"/>
@@ -5232,7 +4558,7 @@
       <w:tr>
         <w:tc>
           <w:tcPr/>
-          <w:bookmarkStart w:id="48" w:name="fig-koura-by-lake"/>
+          <w:bookmarkStart w:id="50" w:name="fig-koura-by-lake"/>
           <w:p>
             <w:pPr>
               <w:pStyle w:val="Compact"/>
@@ -5241,20 +4567,20 @@
             <w:r>
               <w:drawing>
                 <wp:inline>
-                  <wp:extent cx="2757562" cy="4595937"/>
+                  <wp:extent cx="2743200" cy="4572000"/>
                   <wp:effectExtent b="0" l="0" r="0" t="0"/>
-                  <wp:docPr descr="" title="" id="46" name="Picture"/>
+                  <wp:docPr descr="" title="" id="48" name="Picture"/>
                   <a:graphic>
                     <a:graphicData uri="http://schemas.openxmlformats.org/drawingml/2006/picture">
                       <pic:pic>
                         <pic:nvPicPr>
-                          <pic:cNvPr descr="index_files/figure-docx/analysis-fig-koura-by-lake-output-2.png" id="47" name="Picture"/>
+                          <pic:cNvPr descr="outputs/fig-koura-by-lake.png" id="49" name="Picture"/>
                           <pic:cNvPicPr>
                             <a:picLocks noChangeArrowheads="1" noChangeAspect="1"/>
                           </pic:cNvPicPr>
                         </pic:nvPicPr>
                         <pic:blipFill>
-                          <a:blip r:embed="rId45"/>
+                          <a:blip r:embed="rId47"/>
                           <a:stretch>
                             <a:fillRect/>
                           </a:stretch>
@@ -5262,7 +4588,7 @@
                         <pic:spPr bwMode="auto">
                           <a:xfrm>
                             <a:off x="0" y="0"/>
-                            <a:ext cx="2757562" cy="4595937"/>
+                            <a:ext cx="2743200" cy="4572000"/>
                           </a:xfrm>
                           <a:prstGeom prst="rect">
                             <a:avLst/>
@@ -5291,10 +4617,10 @@
               <w:pStyle w:val="ImageCaption"/>
             </w:pPr>
             <w:r>
-              <w:t xml:space="preserve">Figure 2: Fig. 2 Kōura presence, CPUE, and BPUE across lakes. The upper panel shows the proportion of sampled sites with kōura present in each lake, with error bars indicating 95% binomial confidence intervals. The middle and lower panels show the distribution of kōura CPUE and BPUE, respectively, across lakes using boxplots (median, interquartile range, and range).</w:t>
+              <w:t xml:space="preserve">Figure 2: Kōura presence, CPUE, and BPUE across lakes. The upper panel shows the proportion of sampled sites with kōura present in each lake, with error bars indicating 95% binomial confidence intervals. The middle and lower panels show the distribution of kōura CPUE and BPUE, respectively, across lakes using boxplots (median, interquartile range, and range).</w:t>
             </w:r>
           </w:p>
-          <w:bookmarkEnd w:id="48"/>
+          <w:bookmarkEnd w:id="50"/>
         </w:tc>
       </w:tr>
     </w:tbl>
@@ -5303,26 +4629,8 @@
         <w:pStyle w:val="BodyText"/>
       </w:pPr>
       <w:r>
-        <w:rPr>
-          <w:vertAlign w:val="subscript"/>
-        </w:rPr>
-        <w:t xml:space="preserve">Source:</w:t>
-      </w:r>
-      <w:r>
-        <w:rPr>
-          <w:vertAlign w:val="subscript"/>
-        </w:rPr>
-        <w:t xml:space="preserve"> </w:t>
-      </w:r>
-      <w:hyperlink r:id="rId49">
-        <w:r>
-          <w:rPr>
-            <w:rStyle w:val="Hyperlink"/>
-            <w:vertAlign w:val="subscript"/>
-          </w:rPr>
-          <w:t xml:space="preserve">Analysis Notebook</w:t>
-        </w:r>
-      </w:hyperlink>
+        <w:t xml:space="preserve"> </w:t>
+      </w:r>
     </w:p>
     <w:tbl>
       <w:tblPr>
@@ -5337,7 +4645,7 @@
       <w:tr>
         <w:tc>
           <w:tcPr/>
-          <w:bookmarkStart w:id="53" w:name="fig-occupancy-model"/>
+          <w:bookmarkStart w:id="54" w:name="fig-occupancy-model"/>
           <w:p>
             <w:pPr>
               <w:pStyle w:val="Compact"/>
@@ -5348,18 +4656,18 @@
                 <wp:inline>
                   <wp:extent cx="5727700" cy="4091214"/>
                   <wp:effectExtent b="0" l="0" r="0" t="0"/>
-                  <wp:docPr descr="" title="" id="51" name="Picture"/>
+                  <wp:docPr descr="" title="" id="52" name="Picture"/>
                   <a:graphic>
                     <a:graphicData uri="http://schemas.openxmlformats.org/drawingml/2006/picture">
                       <pic:pic>
                         <pic:nvPicPr>
-                          <pic:cNvPr descr="index_files/figure-docx/analysis-fig-occupancy-model-output-2.png" id="52" name="Picture"/>
+                          <pic:cNvPr descr="outputs/fig-occupancy-model.png" id="53" name="Picture"/>
                           <pic:cNvPicPr>
                             <a:picLocks noChangeArrowheads="1" noChangeAspect="1"/>
                           </pic:cNvPicPr>
                         </pic:nvPicPr>
                         <pic:blipFill>
-                          <a:blip r:embed="rId50"/>
+                          <a:blip r:embed="rId51"/>
                           <a:stretch>
                             <a:fillRect/>
                           </a:stretch>
@@ -5399,7 +4707,7 @@
               <w:t xml:space="preserve">Figure 3: Kōura occupancy GAMM results and model performance. a) Estimated smooth terms for riparian vegetation, substrate index, surface water temperature, and specific conductivity, shown as partial effects with 95% confidence intervals. See Fig. S2 for raw data underlying modelled relationships. b) Receiver operating characteristic (ROC) curve illustrating model discrimination, with the area under the curve (AUC) reported. c) Calibration plot based on five equal-frequency bins, comparing mean predicted occupancy probabilities with observed proportions of occupied sites; the dashed 1:1 line indicates perfect calibration.</w:t>
             </w:r>
           </w:p>
-          <w:bookmarkEnd w:id="53"/>
+          <w:bookmarkEnd w:id="54"/>
         </w:tc>
       </w:tr>
     </w:tbl>
@@ -5408,26 +4716,8 @@
         <w:pStyle w:val="BodyText"/>
       </w:pPr>
       <w:r>
-        <w:rPr>
-          <w:vertAlign w:val="subscript"/>
-        </w:rPr>
-        <w:t xml:space="preserve">Source:</w:t>
-      </w:r>
-      <w:r>
-        <w:rPr>
-          <w:vertAlign w:val="subscript"/>
-        </w:rPr>
-        <w:t xml:space="preserve"> </w:t>
-      </w:r>
-      <w:hyperlink r:id="rId54">
-        <w:r>
-          <w:rPr>
-            <w:rStyle w:val="Hyperlink"/>
-            <w:vertAlign w:val="subscript"/>
-          </w:rPr>
-          <w:t xml:space="preserve">Analysis Notebook</w:t>
-        </w:r>
-      </w:hyperlink>
+        <w:t xml:space="preserve"> </w:t>
+      </w:r>
     </w:p>
     <w:tbl>
       <w:tblPr>
@@ -5451,14 +4741,14 @@
             <w:r>
               <w:drawing>
                 <wp:inline>
-                  <wp:extent cx="5055530" cy="4595937"/>
+                  <wp:extent cx="5029200" cy="4571999"/>
                   <wp:effectExtent b="0" l="0" r="0" t="0"/>
                   <wp:docPr descr="" title="" id="56" name="Picture"/>
                   <a:graphic>
                     <a:graphicData uri="http://schemas.openxmlformats.org/drawingml/2006/picture">
                       <pic:pic>
                         <pic:nvPicPr>
-                          <pic:cNvPr descr="index_files/figure-docx/analysis-fig-cpue-hurdle-output-2.png" id="57" name="Picture"/>
+                          <pic:cNvPr descr="outputs/fig-cpue-hurdle.png" id="57" name="Picture"/>
                           <pic:cNvPicPr>
                             <a:picLocks noChangeArrowheads="1" noChangeAspect="1"/>
                           </pic:cNvPicPr>
@@ -5472,7 +4762,7 @@
                         <pic:spPr bwMode="auto">
                           <a:xfrm>
                             <a:off x="0" y="0"/>
-                            <a:ext cx="5055530" cy="4595937"/>
+                            <a:ext cx="5029200" cy="4571999"/>
                           </a:xfrm>
                           <a:prstGeom prst="rect">
                             <a:avLst/>
@@ -5513,26 +4803,8 @@
         <w:pStyle w:val="BodyText"/>
       </w:pPr>
       <w:r>
-        <w:rPr>
-          <w:vertAlign w:val="subscript"/>
-        </w:rPr>
-        <w:t xml:space="preserve">Source:</w:t>
-      </w:r>
-      <w:r>
-        <w:rPr>
-          <w:vertAlign w:val="subscript"/>
-        </w:rPr>
-        <w:t xml:space="preserve"> </w:t>
-      </w:r>
-      <w:hyperlink r:id="rId59">
-        <w:r>
-          <w:rPr>
-            <w:rStyle w:val="Hyperlink"/>
-            <w:vertAlign w:val="subscript"/>
-          </w:rPr>
-          <w:t xml:space="preserve">Analysis Notebook</w:t>
-        </w:r>
-      </w:hyperlink>
+        <w:t xml:space="preserve"> </w:t>
+      </w:r>
     </w:p>
     <w:tbl>
       <w:tblPr>
@@ -5547,7 +4819,7 @@
       <w:tr>
         <w:tc>
           <w:tcPr/>
-          <w:bookmarkStart w:id="63" w:name="fig-bpue-hurdle"/>
+          <w:bookmarkStart w:id="62" w:name="fig-bpue-hurdle"/>
           <w:p>
             <w:pPr>
               <w:pStyle w:val="Compact"/>
@@ -5556,20 +4828,20 @@
             <w:r>
               <w:drawing>
                 <wp:inline>
-                  <wp:extent cx="3676749" cy="4595937"/>
+                  <wp:extent cx="3657600" cy="4572000"/>
                   <wp:effectExtent b="0" l="0" r="0" t="0"/>
-                  <wp:docPr descr="" title="" id="61" name="Picture"/>
+                  <wp:docPr descr="" title="" id="60" name="Picture"/>
                   <a:graphic>
                     <a:graphicData uri="http://schemas.openxmlformats.org/drawingml/2006/picture">
                       <pic:pic>
                         <pic:nvPicPr>
-                          <pic:cNvPr descr="index_files/figure-docx/analysis-fig-bpue-hurdle-output-2.png" id="62" name="Picture"/>
+                          <pic:cNvPr descr="outputs/fig-bpue-hurdle.png" id="61" name="Picture"/>
                           <pic:cNvPicPr>
                             <a:picLocks noChangeArrowheads="1" noChangeAspect="1"/>
                           </pic:cNvPicPr>
                         </pic:nvPicPr>
                         <pic:blipFill>
-                          <a:blip r:embed="rId60"/>
+                          <a:blip r:embed="rId59"/>
                           <a:stretch>
                             <a:fillRect/>
                           </a:stretch>
@@ -5577,7 +4849,7 @@
                         <pic:spPr bwMode="auto">
                           <a:xfrm>
                             <a:off x="0" y="0"/>
-                            <a:ext cx="3676749" cy="4595937"/>
+                            <a:ext cx="3657600" cy="4572000"/>
                           </a:xfrm>
                           <a:prstGeom prst="rect">
                             <a:avLst/>
@@ -5609,41 +4881,15 @@
               <w:t xml:space="preserve">Figure 5: Kōura BPUE GAMM results and model performance. a) Estimated smooth terms for pH and emergent native macrophytes, shown with partial effects and 95% confidence intervals. See Fig. S2 for raw data underlying modelled relationships. b) Predicted versus observed BPUE from the positive (Gamma) component of the hurdle model, with predictions excluding the random lake effect. The dashed 1:1 line indicates perfect agreement; annotated values report R² and RMSE to summarise model fit.</w:t>
             </w:r>
           </w:p>
-          <w:bookmarkEnd w:id="63"/>
+          <w:bookmarkEnd w:id="62"/>
         </w:tc>
       </w:tr>
     </w:tbl>
+    <w:bookmarkEnd w:id="63"/>
+    <w:bookmarkStart w:id="221" w:name="supplementary-information"/>
     <w:p>
       <w:pPr>
-        <w:pStyle w:val="BodyText"/>
-      </w:pPr>
-      <w:r>
-        <w:rPr>
-          <w:vertAlign w:val="subscript"/>
-        </w:rPr>
-        <w:t xml:space="preserve">Source:</w:t>
-      </w:r>
-      <w:r>
-        <w:rPr>
-          <w:vertAlign w:val="subscript"/>
-        </w:rPr>
-        <w:t xml:space="preserve"> </w:t>
-      </w:r>
-      <w:hyperlink r:id="rId64">
-        <w:r>
-          <w:rPr>
-            <w:rStyle w:val="Hyperlink"/>
-            <w:vertAlign w:val="subscript"/>
-          </w:rPr>
-          <w:t xml:space="preserve">Analysis Notebook</w:t>
-        </w:r>
-      </w:hyperlink>
-    </w:p>
-    <w:bookmarkEnd w:id="65"/>
-    <w:bookmarkStart w:id="226" w:name="supplementary-information"/>
-    <w:p>
-      <w:pPr>
-        <w:pStyle w:val="Heading1"/>
+        <w:pStyle w:val="Heading2"/>
       </w:pPr>
       <w:r>
         <w:t xml:space="preserve">Supplementary information</w:t>
@@ -5662,7 +4908,7 @@
       <w:tr>
         <w:tc>
           <w:tcPr/>
-          <w:bookmarkStart w:id="69" w:name="fig-length-weight"/>
+          <w:bookmarkStart w:id="67" w:name="fig-length-weight"/>
           <w:p>
             <w:pPr>
               <w:pStyle w:val="Compact"/>
@@ -5673,18 +4919,18 @@
                 <wp:inline>
                   <wp:extent cx="5727700" cy="4091214"/>
                   <wp:effectExtent b="0" l="0" r="0" t="0"/>
-                  <wp:docPr descr="" title="" id="67" name="Picture"/>
+                  <wp:docPr descr="" title="" id="65" name="Picture"/>
                   <a:graphic>
                     <a:graphicData uri="http://schemas.openxmlformats.org/drawingml/2006/picture">
                       <pic:pic>
                         <pic:nvPicPr>
-                          <pic:cNvPr descr="index_files/figure-docx/analysis-fig-length-weight-output-2.png" id="68" name="Picture"/>
+                          <pic:cNvPr descr="outputs/fig-length-weight.png" id="66" name="Picture"/>
                           <pic:cNvPicPr>
                             <a:picLocks noChangeArrowheads="1" noChangeAspect="1"/>
                           </pic:cNvPicPr>
                         </pic:nvPicPr>
                         <pic:blipFill>
-                          <a:blip r:embed="rId66"/>
+                          <a:blip r:embed="rId64"/>
                           <a:stretch>
                             <a:fillRect/>
                           </a:stretch>
@@ -5724,7 +4970,7 @@
               <w:t xml:space="preserve">Figure 6: Length–weight relationship used to estimate missing kōura weights. Observed (measured) and model-predicted body weights are shown in relation to orbital carapace length (OCL). The log₁₀–log₁₀ regression was fitted to individuals with both length and weight measurements (n = 240) and used to estimate missing weights (n = 81). Predicted values were back-transformed using a lognormal bias correction factor. The fitted regression equation is shown on the plot.</w:t>
             </w:r>
           </w:p>
-          <w:bookmarkEnd w:id="69"/>
+          <w:bookmarkEnd w:id="67"/>
         </w:tc>
       </w:tr>
     </w:tbl>
@@ -5733,26 +4979,8 @@
         <w:pStyle w:val="BodyText"/>
       </w:pPr>
       <w:r>
-        <w:rPr>
-          <w:vertAlign w:val="subscript"/>
-        </w:rPr>
-        <w:t xml:space="preserve">Source:</w:t>
-      </w:r>
-      <w:r>
-        <w:rPr>
-          <w:vertAlign w:val="subscript"/>
-        </w:rPr>
-        <w:t xml:space="preserve"> </w:t>
-      </w:r>
-      <w:hyperlink r:id="rId70">
-        <w:r>
-          <w:rPr>
-            <w:rStyle w:val="Hyperlink"/>
-            <w:vertAlign w:val="subscript"/>
-          </w:rPr>
-          <w:t xml:space="preserve">Analysis Notebook</w:t>
-        </w:r>
-      </w:hyperlink>
+        <w:t xml:space="preserve"> </w:t>
+      </w:r>
     </w:p>
     <w:tbl>
       <w:tblPr>
@@ -5767,7 +4995,7 @@
       <w:tr>
         <w:tc>
           <w:tcPr/>
-          <w:bookmarkStart w:id="74" w:name="fig-raw-data-all-predictors"/>
+          <w:bookmarkStart w:id="71" w:name="fig-raw-data-all-predictors"/>
           <w:p>
             <w:pPr>
               <w:pStyle w:val="Compact"/>
@@ -5776,20 +5004,20 @@
             <w:r>
               <w:drawing>
                 <wp:inline>
-                  <wp:extent cx="4595937" cy="9191874"/>
+                  <wp:extent cx="4572000" cy="9144000"/>
                   <wp:effectExtent b="0" l="0" r="0" t="0"/>
-                  <wp:docPr descr="" title="" id="72" name="Picture"/>
+                  <wp:docPr descr="" title="" id="69" name="Picture"/>
                   <a:graphic>
                     <a:graphicData uri="http://schemas.openxmlformats.org/drawingml/2006/picture">
                       <pic:pic>
                         <pic:nvPicPr>
-                          <pic:cNvPr descr="index_files/figure-docx/analysis-fig-raw-data-all-predictors-output-2.png" id="73" name="Picture"/>
+                          <pic:cNvPr descr="outputs/fig-raw-data-all-predictors.png" id="70" name="Picture"/>
                           <pic:cNvPicPr>
                             <a:picLocks noChangeArrowheads="1" noChangeAspect="1"/>
                           </pic:cNvPicPr>
                         </pic:nvPicPr>
                         <pic:blipFill>
-                          <a:blip r:embed="rId71"/>
+                          <a:blip r:embed="rId68"/>
                           <a:stretch>
                             <a:fillRect/>
                           </a:stretch>
@@ -5797,7 +5025,7 @@
                         <pic:spPr bwMode="auto">
                           <a:xfrm>
                             <a:off x="0" y="0"/>
-                            <a:ext cx="4595937" cy="9191874"/>
+                            <a:ext cx="4572000" cy="9144000"/>
                           </a:xfrm>
                           <a:prstGeom prst="rect">
                             <a:avLst/>
@@ -5829,36 +5057,11 @@
               <w:t xml:space="preserve">Figure 7: Raw relationships between all environmental predictors examined and kōura occurrence, CPUE, and BPUE across all 60 surveyed littoral sites. Each panel shows observed values at individual sites (n = 60 for occurrence; n = 33 for CPUE and BPUE). Points are jittered slightly for occurrence data to reduce overplotting. Predictors highlighted in bold were retained in final GAM models.</w:t>
             </w:r>
           </w:p>
-          <w:bookmarkEnd w:id="74"/>
+          <w:bookmarkEnd w:id="71"/>
         </w:tc>
       </w:tr>
     </w:tbl>
-    <w:p>
-      <w:pPr>
-        <w:pStyle w:val="BodyText"/>
-      </w:pPr>
-      <w:r>
-        <w:rPr>
-          <w:vertAlign w:val="subscript"/>
-        </w:rPr>
-        <w:t xml:space="preserve">Source:</w:t>
-      </w:r>
-      <w:r>
-        <w:rPr>
-          <w:vertAlign w:val="subscript"/>
-        </w:rPr>
-        <w:t xml:space="preserve"> </w:t>
-      </w:r>
-      <w:hyperlink r:id="rId75">
-        <w:r>
-          <w:rPr>
-            <w:rStyle w:val="Hyperlink"/>
-            <w:vertAlign w:val="subscript"/>
-          </w:rPr>
-          <w:t xml:space="preserve">Analysis Notebook</w:t>
-        </w:r>
-      </w:hyperlink>
-    </w:p>
+    <w:p/>
     <w:tbl>
       <w:tblPr>
         <w:tblStyle w:val="Table"/>
@@ -5872,7 +5075,7 @@
       <w:tr>
         <w:tc>
           <w:tcPr/>
-          <w:bookmarkStart w:id="76" w:name="tbl-env-fish-summary-static"/>
+          <w:bookmarkStart w:id="72" w:name="tbl-env-fish-summary"/>
           <w:p>
             <w:pPr>
               <w:jc w:val="center"/>
@@ -5889,21 +5092,21 @@
           <w:tbl>
             <w:tblPr>
               <w:tblStyle w:val="Table"/>
-              <w:tblW w:type="pct" w:w="4898"/>
+              <w:tblW w:type="pct" w:w="5000"/>
               <w:tblLayout w:type="fixed"/>
               <w:tblLook w:firstRow="1" w:lastRow="0" w:firstColumn="0" w:lastColumn="0" w:noHBand="0" w:noVBand="0" w:val="0020"/>
             </w:tblPr>
             <w:tblGrid>
-              <w:gridCol w:w="808"/>
-              <w:gridCol w:w="1454"/>
-              <w:gridCol w:w="727"/>
-              <w:gridCol w:w="404"/>
-              <w:gridCol w:w="727"/>
-              <w:gridCol w:w="727"/>
-              <w:gridCol w:w="727"/>
-              <w:gridCol w:w="727"/>
-              <w:gridCol w:w="727"/>
-              <w:gridCol w:w="727"/>
+              <w:gridCol w:w="910"/>
+              <w:gridCol w:w="2002"/>
+              <w:gridCol w:w="819"/>
+              <w:gridCol w:w="273"/>
+              <w:gridCol w:w="637"/>
+              <w:gridCol w:w="637"/>
+              <w:gridCol w:w="637"/>
+              <w:gridCol w:w="637"/>
+              <w:gridCol w:w="637"/>
+              <w:gridCol w:w="728"/>
             </w:tblGrid>
             <w:tr>
               <w:trPr>
@@ -7587,13 +6790,7 @@
                     <w:jc w:val="center"/>
                   </w:pPr>
                   <w:r>
-                    <w:t xml:space="preserve">Riparian</w:t>
-                  </w:r>
-                  <w:r>
-                    <w:t xml:space="preserve"> </w:t>
-                  </w:r>
-                  <w:r>
-                    <w:t xml:space="preserve">vegetation</w:t>
+                    <w:t xml:space="preserve">Riparian vegetation</w:t>
                   </w:r>
                 </w:p>
               </w:tc>
@@ -7725,13 +6922,7 @@
                     <w:jc w:val="center"/>
                   </w:pPr>
                   <w:r>
-                    <w:t xml:space="preserve">Riparian</w:t>
-                  </w:r>
-                  <w:r>
-                    <w:t xml:space="preserve"> </w:t>
-                  </w:r>
-                  <w:r>
-                    <w:t xml:space="preserve">vegetation</w:t>
+                    <w:t xml:space="preserve">Riparian vegetation</w:t>
                   </w:r>
                 </w:p>
               </w:tc>
@@ -7863,13 +7054,7 @@
                     <w:jc w:val="center"/>
                   </w:pPr>
                   <w:r>
-                    <w:t xml:space="preserve">Riparian</w:t>
-                  </w:r>
-                  <w:r>
-                    <w:t xml:space="preserve"> </w:t>
-                  </w:r>
-                  <w:r>
-                    <w:t xml:space="preserve">vegetation</w:t>
+                    <w:t xml:space="preserve">Riparian vegetation</w:t>
                   </w:r>
                 </w:p>
               </w:tc>
@@ -8001,13 +7186,7 @@
                     <w:jc w:val="center"/>
                   </w:pPr>
                   <w:r>
-                    <w:t xml:space="preserve">Riparian</w:t>
-                  </w:r>
-                  <w:r>
-                    <w:t xml:space="preserve"> </w:t>
-                  </w:r>
-                  <w:r>
-                    <w:t xml:space="preserve">vegetation</w:t>
+                    <w:t xml:space="preserve">Riparian vegetation</w:t>
                   </w:r>
                 </w:p>
               </w:tc>
@@ -8139,13 +7318,7 @@
                     <w:jc w:val="center"/>
                   </w:pPr>
                   <w:r>
-                    <w:t xml:space="preserve">Riparian</w:t>
-                  </w:r>
-                  <w:r>
-                    <w:t xml:space="preserve"> </w:t>
-                  </w:r>
-                  <w:r>
-                    <w:t xml:space="preserve">vegetation</w:t>
+                    <w:t xml:space="preserve">Riparian vegetation</w:t>
                   </w:r>
                 </w:p>
               </w:tc>
@@ -8277,13 +7450,7 @@
                     <w:jc w:val="center"/>
                   </w:pPr>
                   <w:r>
-                    <w:t xml:space="preserve">Riparian</w:t>
-                  </w:r>
-                  <w:r>
-                    <w:t xml:space="preserve"> </w:t>
-                  </w:r>
-                  <w:r>
-                    <w:t xml:space="preserve">vegetation</w:t>
+                    <w:t xml:space="preserve">Riparian vegetation</w:t>
                   </w:r>
                 </w:p>
               </w:tc>
@@ -9999,13 +9166,7 @@
                     <w:jc w:val="center"/>
                   </w:pPr>
                   <w:r>
-                    <w:t xml:space="preserve">Emergent</w:t>
-                  </w:r>
-                  <w:r>
-                    <w:t xml:space="preserve"> </w:t>
-                  </w:r>
-                  <w:r>
-                    <w:t xml:space="preserve">macrophytes</w:t>
+                    <w:t xml:space="preserve">Emergent macrophytes</w:t>
                   </w:r>
                 </w:p>
               </w:tc>
@@ -10137,13 +9298,7 @@
                     <w:jc w:val="center"/>
                   </w:pPr>
                   <w:r>
-                    <w:t xml:space="preserve">Emergent</w:t>
-                  </w:r>
-                  <w:r>
-                    <w:t xml:space="preserve"> </w:t>
-                  </w:r>
-                  <w:r>
-                    <w:t xml:space="preserve">macrophytes</w:t>
+                    <w:t xml:space="preserve">Emergent macrophytes</w:t>
                   </w:r>
                 </w:p>
               </w:tc>
@@ -10275,13 +9430,7 @@
                     <w:jc w:val="center"/>
                   </w:pPr>
                   <w:r>
-                    <w:t xml:space="preserve">Emergent</w:t>
-                  </w:r>
-                  <w:r>
-                    <w:t xml:space="preserve"> </w:t>
-                  </w:r>
-                  <w:r>
-                    <w:t xml:space="preserve">macrophytes</w:t>
+                    <w:t xml:space="preserve">Emergent macrophytes</w:t>
                   </w:r>
                 </w:p>
               </w:tc>
@@ -10413,13 +9562,7 @@
                     <w:jc w:val="center"/>
                   </w:pPr>
                   <w:r>
-                    <w:t xml:space="preserve">Emergent</w:t>
-                  </w:r>
-                  <w:r>
-                    <w:t xml:space="preserve"> </w:t>
-                  </w:r>
-                  <w:r>
-                    <w:t xml:space="preserve">macrophytes</w:t>
+                    <w:t xml:space="preserve">Emergent macrophytes</w:t>
                   </w:r>
                 </w:p>
               </w:tc>
@@ -10551,13 +9694,7 @@
                     <w:jc w:val="center"/>
                   </w:pPr>
                   <w:r>
-                    <w:t xml:space="preserve">Emergent</w:t>
-                  </w:r>
-                  <w:r>
-                    <w:t xml:space="preserve"> </w:t>
-                  </w:r>
-                  <w:r>
-                    <w:t xml:space="preserve">macrophytes</w:t>
+                    <w:t xml:space="preserve">Emergent macrophytes</w:t>
                   </w:r>
                 </w:p>
               </w:tc>
@@ -10689,13 +9826,7 @@
                     <w:jc w:val="center"/>
                   </w:pPr>
                   <w:r>
-                    <w:t xml:space="preserve">Emergent</w:t>
-                  </w:r>
-                  <w:r>
-                    <w:t xml:space="preserve"> </w:t>
-                  </w:r>
-                  <w:r>
-                    <w:t xml:space="preserve">macrophytes</w:t>
+                    <w:t xml:space="preserve">Emergent macrophytes</w:t>
                   </w:r>
                 </w:p>
               </w:tc>
@@ -10827,13 +9958,7 @@
                     <w:jc w:val="center"/>
                   </w:pPr>
                   <w:r>
-                    <w:t xml:space="preserve">Submerged</w:t>
-                  </w:r>
-                  <w:r>
-                    <w:t xml:space="preserve"> </w:t>
-                  </w:r>
-                  <w:r>
-                    <w:t xml:space="preserve">macrophytes</w:t>
+                    <w:t xml:space="preserve">Submerged macrophytes</w:t>
                   </w:r>
                 </w:p>
               </w:tc>
@@ -10965,13 +10090,7 @@
                     <w:jc w:val="center"/>
                   </w:pPr>
                   <w:r>
-                    <w:t xml:space="preserve">Submerged</w:t>
-                  </w:r>
-                  <w:r>
-                    <w:t xml:space="preserve"> </w:t>
-                  </w:r>
-                  <w:r>
-                    <w:t xml:space="preserve">macrophytes</w:t>
+                    <w:t xml:space="preserve">Submerged macrophytes</w:t>
                   </w:r>
                 </w:p>
               </w:tc>
@@ -11103,13 +10222,7 @@
                     <w:jc w:val="center"/>
                   </w:pPr>
                   <w:r>
-                    <w:t xml:space="preserve">Submerged</w:t>
-                  </w:r>
-                  <w:r>
-                    <w:t xml:space="preserve"> </w:t>
-                  </w:r>
-                  <w:r>
-                    <w:t xml:space="preserve">macrophytes</w:t>
+                    <w:t xml:space="preserve">Submerged macrophytes</w:t>
                   </w:r>
                 </w:p>
               </w:tc>
@@ -11241,13 +10354,7 @@
                     <w:jc w:val="center"/>
                   </w:pPr>
                   <w:r>
-                    <w:t xml:space="preserve">Submerged</w:t>
-                  </w:r>
-                  <w:r>
-                    <w:t xml:space="preserve"> </w:t>
-                  </w:r>
-                  <w:r>
-                    <w:t xml:space="preserve">macrophytes</w:t>
+                    <w:t xml:space="preserve">Submerged macrophytes</w:t>
                   </w:r>
                 </w:p>
               </w:tc>
@@ -11379,13 +10486,7 @@
                     <w:jc w:val="center"/>
                   </w:pPr>
                   <w:r>
-                    <w:t xml:space="preserve">Submerged</w:t>
-                  </w:r>
-                  <w:r>
-                    <w:t xml:space="preserve"> </w:t>
-                  </w:r>
-                  <w:r>
-                    <w:t xml:space="preserve">macrophytes</w:t>
+                    <w:t xml:space="preserve">Submerged macrophytes</w:t>
                   </w:r>
                 </w:p>
               </w:tc>
@@ -11517,13 +10618,7 @@
                     <w:jc w:val="center"/>
                   </w:pPr>
                   <w:r>
-                    <w:t xml:space="preserve">Submerged</w:t>
-                  </w:r>
-                  <w:r>
-                    <w:t xml:space="preserve"> </w:t>
-                  </w:r>
-                  <w:r>
-                    <w:t xml:space="preserve">macrophytes</w:t>
+                    <w:t xml:space="preserve">Submerged macrophytes</w:t>
                   </w:r>
                 </w:p>
               </w:tc>
@@ -13239,13 +12334,7 @@
                     <w:jc w:val="center"/>
                   </w:pPr>
                   <w:r>
-                    <w:t xml:space="preserve">Specific</w:t>
-                  </w:r>
-                  <w:r>
-                    <w:t xml:space="preserve"> </w:t>
-                  </w:r>
-                  <w:r>
-                    <w:t xml:space="preserve">conductivity</w:t>
+                    <w:t xml:space="preserve">Specific conductivity</w:t>
                   </w:r>
                 </w:p>
               </w:tc>
@@ -13377,13 +12466,7 @@
                     <w:jc w:val="center"/>
                   </w:pPr>
                   <w:r>
-                    <w:t xml:space="preserve">Specific</w:t>
-                  </w:r>
-                  <w:r>
-                    <w:t xml:space="preserve"> </w:t>
-                  </w:r>
-                  <w:r>
-                    <w:t xml:space="preserve">conductivity</w:t>
+                    <w:t xml:space="preserve">Specific conductivity</w:t>
                   </w:r>
                 </w:p>
               </w:tc>
@@ -13515,13 +12598,7 @@
                     <w:jc w:val="center"/>
                   </w:pPr>
                   <w:r>
-                    <w:t xml:space="preserve">Specific</w:t>
-                  </w:r>
-                  <w:r>
-                    <w:t xml:space="preserve"> </w:t>
-                  </w:r>
-                  <w:r>
-                    <w:t xml:space="preserve">conductivity</w:t>
+                    <w:t xml:space="preserve">Specific conductivity</w:t>
                   </w:r>
                 </w:p>
               </w:tc>
@@ -13653,13 +12730,7 @@
                     <w:jc w:val="center"/>
                   </w:pPr>
                   <w:r>
-                    <w:t xml:space="preserve">Specific</w:t>
-                  </w:r>
-                  <w:r>
-                    <w:t xml:space="preserve"> </w:t>
-                  </w:r>
-                  <w:r>
-                    <w:t xml:space="preserve">conductivity</w:t>
+                    <w:t xml:space="preserve">Specific conductivity</w:t>
                   </w:r>
                 </w:p>
               </w:tc>
@@ -13791,13 +12862,7 @@
                     <w:jc w:val="center"/>
                   </w:pPr>
                   <w:r>
-                    <w:t xml:space="preserve">Specific</w:t>
-                  </w:r>
-                  <w:r>
-                    <w:t xml:space="preserve"> </w:t>
-                  </w:r>
-                  <w:r>
-                    <w:t xml:space="preserve">conductivity</w:t>
+                    <w:t xml:space="preserve">Specific conductivity</w:t>
                   </w:r>
                 </w:p>
               </w:tc>
@@ -13929,13 +12994,7 @@
                     <w:jc w:val="center"/>
                   </w:pPr>
                   <w:r>
-                    <w:t xml:space="preserve">Specific</w:t>
-                  </w:r>
-                  <w:r>
-                    <w:t xml:space="preserve"> </w:t>
-                  </w:r>
-                  <w:r>
-                    <w:t xml:space="preserve">conductivity</w:t>
+                    <w:t xml:space="preserve">Specific conductivity</w:t>
                   </w:r>
                 </w:p>
               </w:tc>
@@ -17115,13 +16174,7 @@
                     <w:jc w:val="center"/>
                   </w:pPr>
                   <w:r>
-                    <w:t xml:space="preserve">Presence Common</w:t>
-                  </w:r>
-                  <w:r>
-                    <w:t xml:space="preserve"> </w:t>
-                  </w:r>
-                  <w:r>
-                    <w:t xml:space="preserve">smelt</w:t>
+                    <w:t xml:space="preserve">Presence Common smelt</w:t>
                   </w:r>
                 </w:p>
               </w:tc>
@@ -17248,13 +16301,7 @@
                     <w:jc w:val="center"/>
                   </w:pPr>
                   <w:r>
-                    <w:t xml:space="preserve">Presence Common</w:t>
-                  </w:r>
-                  <w:r>
-                    <w:t xml:space="preserve"> </w:t>
-                  </w:r>
-                  <w:r>
-                    <w:t xml:space="preserve">smelt</w:t>
+                    <w:t xml:space="preserve">Presence Common smelt</w:t>
                   </w:r>
                 </w:p>
               </w:tc>
@@ -17381,13 +16428,7 @@
                     <w:jc w:val="center"/>
                   </w:pPr>
                   <w:r>
-                    <w:t xml:space="preserve">Presence Common</w:t>
-                  </w:r>
-                  <w:r>
-                    <w:t xml:space="preserve"> </w:t>
-                  </w:r>
-                  <w:r>
-                    <w:t xml:space="preserve">smelt</w:t>
+                    <w:t xml:space="preserve">Presence Common smelt</w:t>
                   </w:r>
                 </w:p>
               </w:tc>
@@ -17514,13 +16555,7 @@
                     <w:jc w:val="center"/>
                   </w:pPr>
                   <w:r>
-                    <w:t xml:space="preserve">Presence Common</w:t>
-                  </w:r>
-                  <w:r>
-                    <w:t xml:space="preserve"> </w:t>
-                  </w:r>
-                  <w:r>
-                    <w:t xml:space="preserve">smelt</w:t>
+                    <w:t xml:space="preserve">Presence Common smelt</w:t>
                   </w:r>
                 </w:p>
               </w:tc>
@@ -17647,13 +16682,7 @@
                     <w:jc w:val="center"/>
                   </w:pPr>
                   <w:r>
-                    <w:t xml:space="preserve">Presence Common</w:t>
-                  </w:r>
-                  <w:r>
-                    <w:t xml:space="preserve"> </w:t>
-                  </w:r>
-                  <w:r>
-                    <w:t xml:space="preserve">smelt</w:t>
+                    <w:t xml:space="preserve">Presence Common smelt</w:t>
                   </w:r>
                 </w:p>
               </w:tc>
@@ -17780,13 +16809,7 @@
                     <w:jc w:val="center"/>
                   </w:pPr>
                   <w:r>
-                    <w:t xml:space="preserve">Presence Common</w:t>
-                  </w:r>
-                  <w:r>
-                    <w:t xml:space="preserve"> </w:t>
-                  </w:r>
-                  <w:r>
-                    <w:t xml:space="preserve">smelt</w:t>
+                    <w:t xml:space="preserve">Presence Common smelt</w:t>
                   </w:r>
                 </w:p>
               </w:tc>
@@ -19415,39 +18438,13 @@
               </w:tc>
             </w:tr>
           </w:tbl>
-          <w:bookmarkEnd w:id="76"/>
+          <w:bookmarkEnd w:id="72"/>
           <w:p/>
         </w:tc>
       </w:tr>
     </w:tbl>
-    <w:p>
-      <w:pPr>
-        <w:pStyle w:val="BodyText"/>
-      </w:pPr>
-      <w:r>
-        <w:rPr>
-          <w:vertAlign w:val="subscript"/>
-        </w:rPr>
-        <w:t xml:space="preserve">Source:</w:t>
-      </w:r>
-      <w:r>
-        <w:rPr>
-          <w:vertAlign w:val="subscript"/>
-        </w:rPr>
-        <w:t xml:space="preserve"> </w:t>
-      </w:r>
-      <w:hyperlink r:id="rId77">
-        <w:r>
-          <w:rPr>
-            <w:rStyle w:val="Hyperlink"/>
-            <w:vertAlign w:val="subscript"/>
-          </w:rPr>
-          <w:t xml:space="preserve">Article Notebook</w:t>
-        </w:r>
-      </w:hyperlink>
-    </w:p>
-    <w:bookmarkStart w:id="225" w:name="refs"/>
-    <w:bookmarkStart w:id="79" w:name="ref-Albertson2018"/>
+    <w:bookmarkStart w:id="220" w:name="refs"/>
+    <w:bookmarkStart w:id="74" w:name="ref-Albertson2018"/>
     <w:p>
       <w:pPr>
         <w:pStyle w:val="Bibliography"/>
@@ -19458,7 +18455,7 @@
       <w:r>
         <w:t xml:space="preserve"> </w:t>
       </w:r>
-      <w:hyperlink r:id="rId78">
+      <w:hyperlink r:id="rId73">
         <w:r>
           <w:rPr>
             <w:rStyle w:val="Hyperlink"/>
@@ -19470,8 +18467,8 @@
         <w:t xml:space="preserve">.</w:t>
       </w:r>
     </w:p>
-    <w:bookmarkEnd w:id="79"/>
-    <w:bookmarkStart w:id="81" w:name="ref-Angilletta2004"/>
+    <w:bookmarkEnd w:id="74"/>
+    <w:bookmarkStart w:id="76" w:name="ref-Angilletta2004"/>
     <w:p>
       <w:pPr>
         <w:pStyle w:val="Bibliography"/>
@@ -19482,7 +18479,7 @@
       <w:r>
         <w:t xml:space="preserve"> </w:t>
       </w:r>
-      <w:hyperlink r:id="rId80">
+      <w:hyperlink r:id="rId75">
         <w:r>
           <w:rPr>
             <w:rStyle w:val="Hyperlink"/>
@@ -19494,8 +18491,8 @@
         <w:t xml:space="preserve">.</w:t>
       </w:r>
     </w:p>
-    <w:bookmarkEnd w:id="81"/>
-    <w:bookmarkStart w:id="83" w:name="ref-Barnes1996"/>
+    <w:bookmarkEnd w:id="76"/>
+    <w:bookmarkStart w:id="78" w:name="ref-Barnes1996"/>
     <w:p>
       <w:pPr>
         <w:pStyle w:val="Bibliography"/>
@@ -19506,7 +18503,7 @@
       <w:r>
         <w:t xml:space="preserve"> </w:t>
       </w:r>
-      <w:hyperlink r:id="rId82">
+      <w:hyperlink r:id="rId77">
         <w:r>
           <w:rPr>
             <w:rStyle w:val="Hyperlink"/>
@@ -19544,8 +18541,8 @@
         <w:t xml:space="preserve">. Master of Science thesis, University of Waikato.</w:t>
       </w:r>
     </w:p>
-    <w:bookmarkEnd w:id="83"/>
-    <w:bookmarkStart w:id="84" w:name="ref-Barnes2003"/>
+    <w:bookmarkEnd w:id="78"/>
+    <w:bookmarkStart w:id="79" w:name="ref-Barnes2003"/>
     <w:p>
       <w:pPr>
         <w:pStyle w:val="Bibliography"/>
@@ -19600,8 +18597,8 @@
         <w:t xml:space="preserve">. Department of Conservation.</w:t>
       </w:r>
     </w:p>
-    <w:bookmarkEnd w:id="84"/>
-    <w:bookmarkStart w:id="86" w:name="ref-Bolker2009"/>
+    <w:bookmarkEnd w:id="79"/>
+    <w:bookmarkStart w:id="81" w:name="ref-Bolker2009"/>
     <w:p>
       <w:pPr>
         <w:pStyle w:val="Bibliography"/>
@@ -19612,7 +18609,7 @@
       <w:r>
         <w:t xml:space="preserve"> </w:t>
       </w:r>
-      <w:hyperlink r:id="rId85">
+      <w:hyperlink r:id="rId80">
         <w:r>
           <w:rPr>
             <w:rStyle w:val="Hyperlink"/>
@@ -19624,44 +18621,32 @@
         <w:t xml:space="preserve">.</w:t>
       </w:r>
     </w:p>
-    <w:bookmarkEnd w:id="86"/>
-    <w:bookmarkStart w:id="88" w:name="ref-Brooks2017"/>
+    <w:bookmarkEnd w:id="81"/>
+    <w:bookmarkStart w:id="83" w:name="ref-Brooks2017"/>
     <w:p>
       <w:pPr>
         <w:pStyle w:val="Bibliography"/>
       </w:pPr>
       <w:r>
-        <w:t xml:space="preserve">Brooks, M. E., K. Kristensen, K. J. van Benthem, A. Magnusson, C. W. Berg, A. Nielsen, H. J. Skaug, M. Mächler, &amp; B. M. Bolker, 2017.</w:t>
-      </w:r>
-      <w:r>
-        <w:t xml:space="preserve"> </w:t>
-      </w:r>
-      <w:r>
-        <w:t xml:space="preserve">glmmTMB</w:t>
-      </w:r>
-      <w:r>
-        <w:t xml:space="preserve"> </w:t>
-      </w:r>
-      <w:r>
-        <w:t xml:space="preserve">balances speed and flexibility among packages for zero-inflated generalized linear mixed modeling. The R Journal 9: 378–400.</w:t>
-      </w:r>
-      <w:r>
-        <w:t xml:space="preserve"> </w:t>
-      </w:r>
-      <w:hyperlink r:id="rId87">
+        <w:t xml:space="preserve">Brooks, M., B. Bolker, K. Kristensen, M. Maechler, A. Magnusson, H. Skaug, A. Nielsen, C. Berg, &amp; K. van Bentham, 2017.</w:t>
+      </w:r>
+      <w:r>
+        <w:t xml:space="preserve"> </w:t>
+      </w:r>
+      <w:hyperlink r:id="rId82">
         <w:r>
           <w:rPr>
             <w:rStyle w:val="Hyperlink"/>
           </w:rPr>
-          <w:t xml:space="preserve">https://doi.org/10.32614/RJ-2017-066</w:t>
+          <w:t xml:space="preserve">glmmTMB: Generalized linear mixed models using template model builder</w:t>
         </w:r>
       </w:hyperlink>
       <w:r>
         <w:t xml:space="preserve">.</w:t>
       </w:r>
     </w:p>
-    <w:bookmarkEnd w:id="88"/>
-    <w:bookmarkStart w:id="90" w:name="ref-Broughton2017"/>
+    <w:bookmarkEnd w:id="83"/>
+    <w:bookmarkStart w:id="85" w:name="ref-Broughton2017"/>
     <w:p>
       <w:pPr>
         <w:pStyle w:val="Bibliography"/>
@@ -19685,7 +18670,7 @@
       <w:r>
         <w:t xml:space="preserve"> </w:t>
       </w:r>
-      <w:hyperlink r:id="rId89">
+      <w:hyperlink r:id="rId84">
         <w:r>
           <w:rPr>
             <w:rStyle w:val="Hyperlink"/>
@@ -19697,8 +18682,8 @@
         <w:t xml:space="preserve">.</w:t>
       </w:r>
     </w:p>
-    <w:bookmarkEnd w:id="90"/>
-    <w:bookmarkStart w:id="92" w:name="ref-Bunch2010"/>
+    <w:bookmarkEnd w:id="85"/>
+    <w:bookmarkStart w:id="87" w:name="ref-Bunch2010"/>
     <w:p>
       <w:pPr>
         <w:pStyle w:val="Bibliography"/>
@@ -19721,7 +18706,7 @@
       <w:r>
         <w:t xml:space="preserve"> </w:t>
       </w:r>
-      <w:hyperlink r:id="rId91">
+      <w:hyperlink r:id="rId86">
         <w:r>
           <w:rPr>
             <w:rStyle w:val="Hyperlink"/>
@@ -19733,8 +18718,8 @@
         <w:t xml:space="preserve">.</w:t>
       </w:r>
     </w:p>
-    <w:bookmarkEnd w:id="92"/>
-    <w:bookmarkStart w:id="94" w:name="ref-Capinha2013"/>
+    <w:bookmarkEnd w:id="87"/>
+    <w:bookmarkStart w:id="89" w:name="ref-Capinha2013"/>
     <w:p>
       <w:pPr>
         <w:pStyle w:val="Bibliography"/>
@@ -19757,7 +18742,7 @@
       <w:r>
         <w:t xml:space="preserve"> </w:t>
       </w:r>
-      <w:hyperlink r:id="rId93">
+      <w:hyperlink r:id="rId88">
         <w:r>
           <w:rPr>
             <w:rStyle w:val="Hyperlink"/>
@@ -19769,8 +18754,8 @@
         <w:t xml:space="preserve">.</w:t>
       </w:r>
     </w:p>
-    <w:bookmarkEnd w:id="94"/>
-    <w:bookmarkStart w:id="96" w:name="ref-Chambers1987"/>
+    <w:bookmarkEnd w:id="89"/>
+    <w:bookmarkStart w:id="91" w:name="ref-Chambers1987"/>
     <w:p>
       <w:pPr>
         <w:pStyle w:val="Bibliography"/>
@@ -19781,7 +18766,7 @@
       <w:r>
         <w:t xml:space="preserve"> </w:t>
       </w:r>
-      <w:hyperlink r:id="rId95">
+      <w:hyperlink r:id="rId90">
         <w:r>
           <w:rPr>
             <w:rStyle w:val="Hyperlink"/>
@@ -19793,8 +18778,8 @@
         <w:t xml:space="preserve">.</w:t>
       </w:r>
     </w:p>
-    <w:bookmarkEnd w:id="96"/>
-    <w:bookmarkStart w:id="98" w:name="ref-Coffey1988"/>
+    <w:bookmarkEnd w:id="91"/>
+    <w:bookmarkStart w:id="93" w:name="ref-Coffey1988"/>
     <w:p>
       <w:pPr>
         <w:pStyle w:val="Bibliography"/>
@@ -19833,7 +18818,7 @@
       <w:r>
         <w:t xml:space="preserve"> </w:t>
       </w:r>
-      <w:hyperlink r:id="rId97">
+      <w:hyperlink r:id="rId92">
         <w:r>
           <w:rPr>
             <w:rStyle w:val="Hyperlink"/>
@@ -19845,8 +18830,8 @@
         <w:t xml:space="preserve">.</w:t>
       </w:r>
     </w:p>
-    <w:bookmarkEnd w:id="98"/>
-    <w:bookmarkStart w:id="99" w:name="ref-Collier1997"/>
+    <w:bookmarkEnd w:id="93"/>
+    <w:bookmarkStart w:id="94" w:name="ref-Collier1997"/>
     <w:p>
       <w:pPr>
         <w:pStyle w:val="Bibliography"/>
@@ -19855,8 +18840,8 @@
         <w:t xml:space="preserve">Collier, K. J., S. M. Parkyn, &amp; C. F. Rabeni, 1997. Koura: A keystone species. Water and Atmosphere 5: 18–20.</w:t>
       </w:r>
     </w:p>
-    <w:bookmarkEnd w:id="99"/>
-    <w:bookmarkStart w:id="101" w:name="ref-Creed2004"/>
+    <w:bookmarkEnd w:id="94"/>
+    <w:bookmarkStart w:id="96" w:name="ref-Creed2004"/>
     <w:p>
       <w:pPr>
         <w:pStyle w:val="Bibliography"/>
@@ -19867,7 +18852,7 @@
       <w:r>
         <w:t xml:space="preserve"> </w:t>
       </w:r>
-      <w:hyperlink r:id="rId100">
+      <w:hyperlink r:id="rId95">
         <w:r>
           <w:rPr>
             <w:rStyle w:val="Hyperlink"/>
@@ -19879,8 +18864,8 @@
         <w:t xml:space="preserve">.</w:t>
       </w:r>
     </w:p>
-    <w:bookmarkEnd w:id="101"/>
-    <w:bookmarkStart w:id="103" w:name="ref-Danilovic2022"/>
+    <w:bookmarkEnd w:id="96"/>
+    <w:bookmarkStart w:id="98" w:name="ref-Danilovic2022"/>
     <w:p>
       <w:pPr>
         <w:pStyle w:val="Bibliography"/>
@@ -19900,7 +18885,7 @@
       <w:r>
         <w:t xml:space="preserve"> </w:t>
       </w:r>
-      <w:hyperlink r:id="rId102">
+      <w:hyperlink r:id="rId97">
         <w:r>
           <w:rPr>
             <w:rStyle w:val="Hyperlink"/>
@@ -19912,112 +18897,78 @@
         <w:t xml:space="preserve">.</w:t>
       </w:r>
     </w:p>
-    <w:bookmarkEnd w:id="103"/>
-    <w:bookmarkStart w:id="105" w:name="ref-Dedual2002"/>
+    <w:bookmarkEnd w:id="98"/>
+    <w:bookmarkStart w:id="100" w:name="ref-Dedual2002"/>
     <w:p>
       <w:pPr>
         <w:pStyle w:val="Bibliography"/>
       </w:pPr>
       <w:r>
-        <w:t xml:space="preserve">Dedual, M., 2002.</w:t>
-      </w:r>
-      <w:r>
-        <w:t xml:space="preserve"> </w:t>
-      </w:r>
-      <w:hyperlink r:id="rId104">
+        <w:t xml:space="preserve">Dedual, M., 2002. Vertical distribution and movements of brown bullhead (</w:t>
+      </w:r>
+      <w:r>
+        <w:rPr>
+          <w:i/>
+          <w:iCs/>
+        </w:rPr>
+        <w:t xml:space="preserve">Ameiurus nebulosus</w:t>
+      </w:r>
+      <w:r>
+        <w:t xml:space="preserve"> </w:t>
+      </w:r>
+      <w:r>
+        <w:t xml:space="preserve">Lesueur</w:t>
+      </w:r>
+      <w:r>
+        <w:t xml:space="preserve"> </w:t>
+      </w:r>
+      <w:r>
+        <w:t xml:space="preserve">1819) in</w:t>
+      </w:r>
+      <w:r>
+        <w:t xml:space="preserve"> </w:t>
+      </w:r>
+      <w:r>
+        <w:t xml:space="preserve">Motuoapa Bay</w:t>
+      </w:r>
+      <w:r>
+        <w:t xml:space="preserve">, southern</w:t>
+      </w:r>
+      <w:r>
+        <w:t xml:space="preserve"> </w:t>
+      </w:r>
+      <w:r>
+        <w:t xml:space="preserve">Lake Taupo</w:t>
+      </w:r>
+      <w:r>
+        <w:t xml:space="preserve">,</w:t>
+      </w:r>
+      <w:r>
+        <w:t xml:space="preserve"> </w:t>
+      </w:r>
+      <w:r>
+        <w:t xml:space="preserve">New Zealand</w:t>
+      </w:r>
+      <w:r>
+        <w:t xml:space="preserve">. Hydrobiologia 483: 129–135.</w:t>
+      </w:r>
+      <w:r>
+        <w:t xml:space="preserve"> </w:t>
+      </w:r>
+      <w:hyperlink r:id="rId99">
         <w:r>
           <w:rPr>
             <w:rStyle w:val="Hyperlink"/>
           </w:rPr>
-          <w:t xml:space="preserve">Vertical distribution and movements of brown bullhead (</w:t>
-        </w:r>
-        <w:r>
-          <w:rPr>
-            <w:rStyle w:val="Hyperlink"/>
-            <w:i/>
-            <w:iCs/>
-          </w:rPr>
-          <w:t xml:space="preserve">Ameiurus nebulosus</w:t>
-        </w:r>
-        <w:r>
-          <w:rPr>
-            <w:rStyle w:val="Hyperlink"/>
-          </w:rPr>
-          <w:t xml:space="preserve"> </w:t>
-        </w:r>
-        <w:r>
-          <w:rPr>
-            <w:rStyle w:val="Hyperlink"/>
-          </w:rPr>
-          <w:t xml:space="preserve">Lesueur</w:t>
-        </w:r>
-        <w:r>
-          <w:rPr>
-            <w:rStyle w:val="Hyperlink"/>
-          </w:rPr>
-          <w:t xml:space="preserve"> </w:t>
-        </w:r>
-        <w:r>
-          <w:rPr>
-            <w:rStyle w:val="Hyperlink"/>
-          </w:rPr>
-          <w:t xml:space="preserve">1819) in</w:t>
-        </w:r>
-        <w:r>
-          <w:rPr>
-            <w:rStyle w:val="Hyperlink"/>
-          </w:rPr>
-          <w:t xml:space="preserve"> </w:t>
-        </w:r>
-        <w:r>
-          <w:rPr>
-            <w:rStyle w:val="Hyperlink"/>
-          </w:rPr>
-          <w:t xml:space="preserve">Motuoapa Bay</w:t>
-        </w:r>
-        <w:r>
-          <w:rPr>
-            <w:rStyle w:val="Hyperlink"/>
-          </w:rPr>
-          <w:t xml:space="preserve">, southern</w:t>
-        </w:r>
-        <w:r>
-          <w:rPr>
-            <w:rStyle w:val="Hyperlink"/>
-          </w:rPr>
-          <w:t xml:space="preserve"> </w:t>
-        </w:r>
-        <w:r>
-          <w:rPr>
-            <w:rStyle w:val="Hyperlink"/>
-          </w:rPr>
-          <w:t xml:space="preserve">Lake Taupo</w:t>
-        </w:r>
-        <w:r>
-          <w:rPr>
-            <w:rStyle w:val="Hyperlink"/>
-          </w:rPr>
-          <w:t xml:space="preserve">,</w:t>
-        </w:r>
-        <w:r>
-          <w:rPr>
-            <w:rStyle w:val="Hyperlink"/>
-          </w:rPr>
-          <w:t xml:space="preserve"> </w:t>
-        </w:r>
-        <w:r>
-          <w:rPr>
-            <w:rStyle w:val="Hyperlink"/>
-          </w:rPr>
-          <w:t xml:space="preserve">New Zealand</w:t>
+          <w:t xml:space="preserve">https://doi.org/10.1007/978-94-017-0771-8_15</w:t>
         </w:r>
       </w:hyperlink>
       <w:r>
-        <w:t xml:space="preserve">. In Thorstad, E. B., I. A. Fleming, &amp; T. F. Næsje (eds) Aquatic telemetry. Springer Netherlands. pp. 129–135.</w:t>
+        <w:t xml:space="preserve">.</w:t>
       </w:r>
     </w:p>
-    <w:bookmarkEnd w:id="105"/>
-    <w:bookmarkStart w:id="106" w:name="ref-Devcich1979"/>
+    <w:bookmarkEnd w:id="100"/>
+    <w:bookmarkStart w:id="101" w:name="ref-Devcich1979"/>
     <w:p>
       <w:pPr>
         <w:pStyle w:val="Bibliography"/>
@@ -20081,8 +19032,8 @@
         <w:t xml:space="preserve">. PhD thesis, University of Waikato.</w:t>
       </w:r>
     </w:p>
-    <w:bookmarkEnd w:id="106"/>
-    <w:bookmarkStart w:id="108" w:name="ref-Dumelle2023"/>
+    <w:bookmarkEnd w:id="101"/>
+    <w:bookmarkStart w:id="103" w:name="ref-Dumelle2023"/>
     <w:p>
       <w:pPr>
         <w:pStyle w:val="Bibliography"/>
@@ -20102,7 +19053,7 @@
       <w:r>
         <w:t xml:space="preserve"> </w:t>
       </w:r>
-      <w:hyperlink r:id="rId107">
+      <w:hyperlink r:id="rId102">
         <w:r>
           <w:rPr>
             <w:rStyle w:val="Hyperlink"/>
@@ -20114,8 +19065,8 @@
         <w:t xml:space="preserve">.</w:t>
       </w:r>
     </w:p>
-    <w:bookmarkEnd w:id="108"/>
-    <w:bookmarkStart w:id="110" w:name="ref-Fielding1997"/>
+    <w:bookmarkEnd w:id="103"/>
+    <w:bookmarkStart w:id="105" w:name="ref-Fielding1997"/>
     <w:p>
       <w:pPr>
         <w:pStyle w:val="Bibliography"/>
@@ -20126,7 +19077,7 @@
       <w:r>
         <w:t xml:space="preserve"> </w:t>
       </w:r>
-      <w:hyperlink r:id="rId109">
+      <w:hyperlink r:id="rId104">
         <w:r>
           <w:rPr>
             <w:rStyle w:val="Hyperlink"/>
@@ -20138,8 +19089,8 @@
         <w:t xml:space="preserve">.</w:t>
       </w:r>
     </w:p>
-    <w:bookmarkEnd w:id="110"/>
-    <w:bookmarkStart w:id="112" w:name="ref-Ford2005"/>
+    <w:bookmarkEnd w:id="105"/>
+    <w:bookmarkStart w:id="107" w:name="ref-Ford2005"/>
     <w:p>
       <w:pPr>
         <w:pStyle w:val="Bibliography"/>
@@ -20163,7 +19114,7 @@
       <w:r>
         <w:t xml:space="preserve"> </w:t>
       </w:r>
-      <w:hyperlink r:id="rId111">
+      <w:hyperlink r:id="rId106">
         <w:r>
           <w:rPr>
             <w:rStyle w:val="Hyperlink"/>
@@ -20175,8 +19126,8 @@
         <w:t xml:space="preserve">.</w:t>
       </w:r>
     </w:p>
-    <w:bookmarkEnd w:id="112"/>
-    <w:bookmarkStart w:id="114" w:name="ref-Francis2019"/>
+    <w:bookmarkEnd w:id="107"/>
+    <w:bookmarkStart w:id="109" w:name="ref-Francis2019"/>
     <w:p>
       <w:pPr>
         <w:pStyle w:val="Bibliography"/>
@@ -20187,7 +19138,7 @@
       <w:r>
         <w:t xml:space="preserve"> </w:t>
       </w:r>
-      <w:hyperlink r:id="rId113">
+      <w:hyperlink r:id="rId108">
         <w:r>
           <w:rPr>
             <w:rStyle w:val="Hyperlink"/>
@@ -20257,8 +19208,8 @@
         <w:t xml:space="preserve">. Master’s thesis, University of Waikato.</w:t>
       </w:r>
     </w:p>
-    <w:bookmarkEnd w:id="114"/>
-    <w:bookmarkStart w:id="116" w:name="ref-Froese2006"/>
+    <w:bookmarkEnd w:id="109"/>
+    <w:bookmarkStart w:id="111" w:name="ref-Froese2006"/>
     <w:p>
       <w:pPr>
         <w:pStyle w:val="Bibliography"/>
@@ -20269,7 +19220,7 @@
       <w:r>
         <w:t xml:space="preserve"> </w:t>
       </w:r>
-      <w:hyperlink r:id="rId115">
+      <w:hyperlink r:id="rId110">
         <w:r>
           <w:rPr>
             <w:rStyle w:val="Hyperlink"/>
@@ -20281,8 +19232,8 @@
         <w:t xml:space="preserve">.</w:t>
       </w:r>
     </w:p>
-    <w:bookmarkEnd w:id="116"/>
-    <w:bookmarkStart w:id="118" w:name="ref-Fry1948"/>
+    <w:bookmarkEnd w:id="111"/>
+    <w:bookmarkStart w:id="113" w:name="ref-Fry1948"/>
     <w:p>
       <w:pPr>
         <w:pStyle w:val="Bibliography"/>
@@ -20293,7 +19244,7 @@
       <w:r>
         <w:t xml:space="preserve"> </w:t>
       </w:r>
-      <w:hyperlink r:id="rId117">
+      <w:hyperlink r:id="rId112">
         <w:r>
           <w:rPr>
             <w:rStyle w:val="Hyperlink"/>
@@ -20305,8 +19256,8 @@
         <w:t xml:space="preserve">.</w:t>
       </w:r>
     </w:p>
-    <w:bookmarkEnd w:id="118"/>
-    <w:bookmarkStart w:id="120" w:name="ref-Grayling2020"/>
+    <w:bookmarkEnd w:id="113"/>
+    <w:bookmarkStart w:id="115" w:name="ref-Grayling2020"/>
     <w:p>
       <w:pPr>
         <w:pStyle w:val="Bibliography"/>
@@ -20317,7 +19268,7 @@
       <w:r>
         <w:t xml:space="preserve"> </w:t>
       </w:r>
-      <w:hyperlink r:id="rId119">
+      <w:hyperlink r:id="rId114">
         <w:r>
           <w:rPr>
             <w:rStyle w:val="Hyperlink"/>
@@ -20341,8 +19292,8 @@
         <w:t xml:space="preserve">. Bay of Plenty Regional Council.</w:t>
       </w:r>
     </w:p>
-    <w:bookmarkEnd w:id="120"/>
-    <w:bookmarkStart w:id="121" w:name="ref-Greenaway1985"/>
+    <w:bookmarkEnd w:id="115"/>
+    <w:bookmarkStart w:id="116" w:name="ref-Greenaway1985"/>
     <w:p>
       <w:pPr>
         <w:pStyle w:val="Bibliography"/>
@@ -20360,8 +19311,8 @@
         <w:t xml:space="preserve">. Biological Reviews 60: 425–454.</w:t>
       </w:r>
     </w:p>
-    <w:bookmarkEnd w:id="121"/>
-    <w:bookmarkStart w:id="122" w:name="ref-Hamilton2005"/>
+    <w:bookmarkEnd w:id="116"/>
+    <w:bookmarkStart w:id="117" w:name="ref-Hamilton2005"/>
     <w:p>
       <w:pPr>
         <w:pStyle w:val="Bibliography"/>
@@ -20403,8 +19354,8 @@
         <w:t xml:space="preserve">. NIWA &amp; University of Waikato.</w:t>
       </w:r>
     </w:p>
-    <w:bookmarkEnd w:id="122"/>
-    <w:bookmarkStart w:id="124" w:name="ref-Hammond2006"/>
+    <w:bookmarkEnd w:id="117"/>
+    <w:bookmarkStart w:id="119" w:name="ref-Hammond2006"/>
     <w:p>
       <w:pPr>
         <w:pStyle w:val="Bibliography"/>
@@ -20428,7 +19379,7 @@
       <w:r>
         <w:t xml:space="preserve"> </w:t>
       </w:r>
-      <w:hyperlink r:id="rId123">
+      <w:hyperlink r:id="rId118">
         <w:r>
           <w:rPr>
             <w:rStyle w:val="Hyperlink"/>
@@ -20440,8 +19391,8 @@
         <w:t xml:space="preserve">.</w:t>
       </w:r>
     </w:p>
-    <w:bookmarkEnd w:id="124"/>
-    <w:bookmarkStart w:id="125" w:name="ref-Harding2009"/>
+    <w:bookmarkEnd w:id="119"/>
+    <w:bookmarkStart w:id="120" w:name="ref-Harding2009"/>
     <w:p>
       <w:pPr>
         <w:pStyle w:val="Bibliography"/>
@@ -20459,8 +19410,8 @@
         <w:t xml:space="preserve">. School of Biological Sciences, University of Canterbury.</w:t>
       </w:r>
     </w:p>
-    <w:bookmarkEnd w:id="125"/>
-    <w:bookmarkStart w:id="127" w:name="ref-Haschenburger2009"/>
+    <w:bookmarkEnd w:id="120"/>
+    <w:bookmarkStart w:id="122" w:name="ref-Haschenburger2009"/>
     <w:p>
       <w:pPr>
         <w:pStyle w:val="Bibliography"/>
@@ -20471,7 +19422,7 @@
       <w:r>
         <w:t xml:space="preserve"> </w:t>
       </w:r>
-      <w:hyperlink r:id="rId126">
+      <w:hyperlink r:id="rId121">
         <w:r>
           <w:rPr>
             <w:rStyle w:val="Hyperlink"/>
@@ -20483,8 +19434,8 @@
         <w:t xml:space="preserve">.</w:t>
       </w:r>
     </w:p>
-    <w:bookmarkEnd w:id="127"/>
-    <w:bookmarkStart w:id="129" w:name="ref-Hesni2009"/>
+    <w:bookmarkEnd w:id="122"/>
+    <w:bookmarkStart w:id="124" w:name="ref-Hesni2009"/>
     <w:p>
       <w:pPr>
         <w:pStyle w:val="Bibliography"/>
@@ -20529,7 +19480,7 @@
       <w:r>
         <w:t xml:space="preserve"> </w:t>
       </w:r>
-      <w:hyperlink r:id="rId128">
+      <w:hyperlink r:id="rId123">
         <w:r>
           <w:rPr>
             <w:rStyle w:val="Hyperlink"/>
@@ -20541,8 +19492,8 @@
         <w:t xml:space="preserve">.</w:t>
       </w:r>
     </w:p>
-    <w:bookmarkEnd w:id="129"/>
-    <w:bookmarkStart w:id="131" w:name="ref-Hessen2004"/>
+    <w:bookmarkEnd w:id="124"/>
+    <w:bookmarkStart w:id="126" w:name="ref-Hessen2004"/>
     <w:p>
       <w:pPr>
         <w:pStyle w:val="Bibliography"/>
@@ -20553,7 +19504,7 @@
       <w:r>
         <w:t xml:space="preserve"> </w:t>
       </w:r>
-      <w:hyperlink r:id="rId130">
+      <w:hyperlink r:id="rId125">
         <w:r>
           <w:rPr>
             <w:rStyle w:val="Hyperlink"/>
@@ -20565,8 +19516,8 @@
         <w:t xml:space="preserve">.</w:t>
       </w:r>
     </w:p>
-    <w:bookmarkEnd w:id="131"/>
-    <w:bookmarkStart w:id="132" w:name="ref-Hiroa1921"/>
+    <w:bookmarkEnd w:id="126"/>
+    <w:bookmarkStart w:id="127" w:name="ref-Hiroa1921"/>
     <w:p>
       <w:pPr>
         <w:pStyle w:val="Bibliography"/>
@@ -20590,8 +19541,8 @@
         <w:t xml:space="preserve">, with methods of obtaining them, and usages and customs appertaining thereto. Transactions and Proceedings of the Royal Society of New Zealand 1868-1961 53: 433–451.</w:t>
       </w:r>
     </w:p>
-    <w:bookmarkEnd w:id="132"/>
-    <w:bookmarkStart w:id="134" w:name="ref-Hopkins1970"/>
+    <w:bookmarkEnd w:id="127"/>
+    <w:bookmarkStart w:id="129" w:name="ref-Hopkins1970"/>
     <w:p>
       <w:pPr>
         <w:pStyle w:val="Bibliography"/>
@@ -20654,7 +19605,7 @@
       <w:r>
         <w:t xml:space="preserve"> </w:t>
       </w:r>
-      <w:hyperlink r:id="rId133">
+      <w:hyperlink r:id="rId128">
         <w:r>
           <w:rPr>
             <w:rStyle w:val="Hyperlink"/>
@@ -20666,8 +19617,8 @@
         <w:t xml:space="preserve">.</w:t>
       </w:r>
     </w:p>
-    <w:bookmarkEnd w:id="134"/>
-    <w:bookmarkStart w:id="136" w:name="ref-Jane2021"/>
+    <w:bookmarkEnd w:id="129"/>
+    <w:bookmarkStart w:id="131" w:name="ref-Jane2021"/>
     <w:p>
       <w:pPr>
         <w:pStyle w:val="Bibliography"/>
@@ -20681,7 +19632,7 @@
       <w:r>
         <w:t xml:space="preserve"> </w:t>
       </w:r>
-      <w:hyperlink r:id="rId135">
+      <w:hyperlink r:id="rId130">
         <w:r>
           <w:rPr>
             <w:rStyle w:val="Hyperlink"/>
@@ -20693,8 +19644,8 @@
         <w:t xml:space="preserve">.</w:t>
       </w:r>
     </w:p>
-    <w:bookmarkEnd w:id="136"/>
-    <w:bookmarkStart w:id="137" w:name="ref-Johnsen2008"/>
+    <w:bookmarkEnd w:id="131"/>
+    <w:bookmarkStart w:id="132" w:name="ref-Johnsen2008"/>
     <w:p>
       <w:pPr>
         <w:pStyle w:val="Bibliography"/>
@@ -20703,8 +19654,8 @@
         <w:t xml:space="preserve">Johnsen, S. I., &amp; T. Taugbøl, 2008. Add stones, get crayfish - is it that simple? Freshwater Crayfish 16: 47–50.</w:t>
       </w:r>
     </w:p>
-    <w:bookmarkEnd w:id="137"/>
-    <w:bookmarkStart w:id="139" w:name="ref-Jowett2008"/>
+    <w:bookmarkEnd w:id="132"/>
+    <w:bookmarkStart w:id="134" w:name="ref-Jowett2008"/>
     <w:p>
       <w:pPr>
         <w:pStyle w:val="Bibliography"/>
@@ -20743,7 +19694,7 @@
       <w:r>
         <w:t xml:space="preserve"> </w:t>
       </w:r>
-      <w:hyperlink r:id="rId138">
+      <w:hyperlink r:id="rId133">
         <w:r>
           <w:rPr>
             <w:rStyle w:val="Hyperlink"/>
@@ -20755,8 +19706,8 @@
         <w:t xml:space="preserve">.</w:t>
       </w:r>
     </w:p>
-    <w:bookmarkEnd w:id="139"/>
-    <w:bookmarkStart w:id="141" w:name="ref-Jowett1990"/>
+    <w:bookmarkEnd w:id="134"/>
+    <w:bookmarkStart w:id="136" w:name="ref-Jowett1990"/>
     <w:p>
       <w:pPr>
         <w:pStyle w:val="Bibliography"/>
@@ -20795,7 +19746,7 @@
       <w:r>
         <w:t xml:space="preserve"> </w:t>
       </w:r>
-      <w:hyperlink r:id="rId140">
+      <w:hyperlink r:id="rId135">
         <w:r>
           <w:rPr>
             <w:rStyle w:val="Hyperlink"/>
@@ -20807,8 +19758,8 @@
         <w:t xml:space="preserve">.</w:t>
       </w:r>
     </w:p>
-    <w:bookmarkEnd w:id="141"/>
-    <w:bookmarkStart w:id="143" w:name="ref-Kusabs2026"/>
+    <w:bookmarkEnd w:id="136"/>
+    <w:bookmarkStart w:id="138" w:name="ref-Kusabs2026"/>
     <w:p>
       <w:pPr>
         <w:pStyle w:val="Bibliography"/>
@@ -20831,7 +19782,7 @@
       <w:r>
         <w:t xml:space="preserve"> </w:t>
       </w:r>
-      <w:hyperlink r:id="rId142">
+      <w:hyperlink r:id="rId137">
         <w:r>
           <w:rPr>
             <w:rStyle w:val="Hyperlink"/>
@@ -20843,8 +19794,8 @@
         <w:t xml:space="preserve">.</w:t>
       </w:r>
     </w:p>
-    <w:bookmarkEnd w:id="143"/>
-    <w:bookmarkStart w:id="145" w:name="ref-Kusabs2015a"/>
+    <w:bookmarkEnd w:id="138"/>
+    <w:bookmarkStart w:id="140" w:name="ref-Kusabs2015a"/>
     <w:p>
       <w:pPr>
         <w:pStyle w:val="Bibliography"/>
@@ -20901,7 +19852,7 @@
       <w:r>
         <w:t xml:space="preserve"> </w:t>
       </w:r>
-      <w:hyperlink r:id="rId144">
+      <w:hyperlink r:id="rId139">
         <w:r>
           <w:rPr>
             <w:rStyle w:val="Hyperlink"/>
@@ -20913,8 +19864,8 @@
         <w:t xml:space="preserve">.</w:t>
       </w:r>
     </w:p>
-    <w:bookmarkEnd w:id="145"/>
-    <w:bookmarkStart w:id="147" w:name="ref-Kusabs2009"/>
+    <w:bookmarkEnd w:id="140"/>
+    <w:bookmarkStart w:id="142" w:name="ref-Kusabs2009"/>
     <w:p>
       <w:pPr>
         <w:pStyle w:val="Bibliography"/>
@@ -20980,7 +19931,7 @@
       <w:r>
         <w:t xml:space="preserve"> </w:t>
       </w:r>
-      <w:hyperlink r:id="rId146">
+      <w:hyperlink r:id="rId141">
         <w:r>
           <w:rPr>
             <w:rStyle w:val="Hyperlink"/>
@@ -20992,8 +19943,8 @@
         <w:t xml:space="preserve">.</w:t>
       </w:r>
     </w:p>
-    <w:bookmarkEnd w:id="147"/>
-    <w:bookmarkStart w:id="149" w:name="ref-Kusabs2015b"/>
+    <w:bookmarkEnd w:id="142"/>
+    <w:bookmarkStart w:id="144" w:name="ref-Kusabs2015b"/>
     <w:p>
       <w:pPr>
         <w:pStyle w:val="Bibliography"/>
@@ -21050,7 +20001,7 @@
       <w:r>
         <w:t xml:space="preserve"> </w:t>
       </w:r>
-      <w:hyperlink r:id="rId148">
+      <w:hyperlink r:id="rId143">
         <w:r>
           <w:rPr>
             <w:rStyle w:val="Hyperlink"/>
@@ -21062,8 +20013,8 @@
         <w:t xml:space="preserve">.</w:t>
       </w:r>
     </w:p>
-    <w:bookmarkEnd w:id="149"/>
-    <w:bookmarkStart w:id="150" w:name="ref-Kutner2005"/>
+    <w:bookmarkEnd w:id="144"/>
+    <w:bookmarkStart w:id="145" w:name="ref-Kutner2005"/>
     <w:p>
       <w:pPr>
         <w:pStyle w:val="Bibliography"/>
@@ -21072,8 +20023,8 @@
         <w:t xml:space="preserve">Kutner, M. H., C. J. Nachtsheim, J. Neter, &amp; W. Li, 2005. Applied linear statistical models. McGraw-Hill Irwin.</w:t>
       </w:r>
     </w:p>
-    <w:bookmarkEnd w:id="150"/>
-    <w:bookmarkStart w:id="152" w:name="ref-LAWA2025"/>
+    <w:bookmarkEnd w:id="145"/>
+    <w:bookmarkStart w:id="147" w:name="ref-LAWA2025"/>
     <w:p>
       <w:pPr>
         <w:pStyle w:val="Bibliography"/>
@@ -21096,7 +20047,7 @@
       <w:r>
         <w:t xml:space="preserve"> </w:t>
       </w:r>
-      <w:hyperlink r:id="rId151">
+      <w:hyperlink r:id="rId146">
         <w:r>
           <w:rPr>
             <w:rStyle w:val="Hyperlink"/>
@@ -21108,8 +20059,8 @@
         <w:t xml:space="preserve">.</w:t>
       </w:r>
     </w:p>
-    <w:bookmarkEnd w:id="152"/>
-    <w:bookmarkStart w:id="154" w:name="ref-Lee2025"/>
+    <w:bookmarkEnd w:id="147"/>
+    <w:bookmarkStart w:id="149" w:name="ref-Lee2025"/>
     <w:p>
       <w:pPr>
         <w:pStyle w:val="Bibliography"/>
@@ -21120,7 +20071,7 @@
       <w:r>
         <w:t xml:space="preserve"> </w:t>
       </w:r>
-      <w:hyperlink r:id="rId153">
+      <w:hyperlink r:id="rId148">
         <w:r>
           <w:rPr>
             <w:rStyle w:val="Hyperlink"/>
@@ -21132,8 +20083,8 @@
         <w:t xml:space="preserve">.</w:t>
       </w:r>
     </w:p>
-    <w:bookmarkEnd w:id="154"/>
-    <w:bookmarkStart w:id="156" w:name="ref-Levin1992"/>
+    <w:bookmarkEnd w:id="149"/>
+    <w:bookmarkStart w:id="151" w:name="ref-Levin1992"/>
     <w:p>
       <w:pPr>
         <w:pStyle w:val="Bibliography"/>
@@ -21156,7 +20107,7 @@
       <w:r>
         <w:t xml:space="preserve"> </w:t>
       </w:r>
-      <w:hyperlink r:id="rId155">
+      <w:hyperlink r:id="rId150">
         <w:r>
           <w:rPr>
             <w:rStyle w:val="Hyperlink"/>
@@ -21168,8 +20119,8 @@
         <w:t xml:space="preserve">.</w:t>
       </w:r>
     </w:p>
-    <w:bookmarkEnd w:id="156"/>
-    <w:bookmarkStart w:id="158" w:name="ref-Lishawa2023"/>
+    <w:bookmarkEnd w:id="151"/>
+    <w:bookmarkStart w:id="153" w:name="ref-Lishawa2023"/>
     <w:p>
       <w:pPr>
         <w:pStyle w:val="Bibliography"/>
@@ -21205,7 +20156,7 @@
       <w:r>
         <w:t xml:space="preserve"> </w:t>
       </w:r>
-      <w:hyperlink r:id="rId157">
+      <w:hyperlink r:id="rId152">
         <w:r>
           <w:rPr>
             <w:rStyle w:val="Hyperlink"/>
@@ -21217,8 +20168,8 @@
         <w:t xml:space="preserve">.</w:t>
       </w:r>
     </w:p>
-    <w:bookmarkEnd w:id="158"/>
-    <w:bookmarkStart w:id="160" w:name="ref-Meerhoff2022"/>
+    <w:bookmarkEnd w:id="153"/>
+    <w:bookmarkStart w:id="155" w:name="ref-Meerhoff2022"/>
     <w:p>
       <w:pPr>
         <w:pStyle w:val="Bibliography"/>
@@ -21229,7 +20180,7 @@
       <w:r>
         <w:t xml:space="preserve"> </w:t>
       </w:r>
-      <w:hyperlink r:id="rId159">
+      <w:hyperlink r:id="rId154">
         <w:r>
           <w:rPr>
             <w:rStyle w:val="Hyperlink"/>
@@ -21241,8 +20192,8 @@
         <w:t xml:space="preserve">.</w:t>
       </w:r>
     </w:p>
-    <w:bookmarkEnd w:id="160"/>
-    <w:bookmarkStart w:id="162" w:name="ref-Momot1995"/>
+    <w:bookmarkEnd w:id="155"/>
+    <w:bookmarkStart w:id="157" w:name="ref-Momot1995"/>
     <w:p>
       <w:pPr>
         <w:pStyle w:val="Bibliography"/>
@@ -21253,7 +20204,7 @@
       <w:r>
         <w:t xml:space="preserve"> </w:t>
       </w:r>
-      <w:hyperlink r:id="rId161">
+      <w:hyperlink r:id="rId156">
         <w:r>
           <w:rPr>
             <w:rStyle w:val="Hyperlink"/>
@@ -21265,8 +20216,8 @@
         <w:t xml:space="preserve">.</w:t>
       </w:r>
     </w:p>
-    <w:bookmarkEnd w:id="162"/>
-    <w:bookmarkStart w:id="164" w:name="ref-Nystrom2006"/>
+    <w:bookmarkEnd w:id="157"/>
+    <w:bookmarkStart w:id="159" w:name="ref-Nystrom2006"/>
     <w:p>
       <w:pPr>
         <w:pStyle w:val="Bibliography"/>
@@ -21277,7 +20228,7 @@
       <w:r>
         <w:t xml:space="preserve"> </w:t>
       </w:r>
-      <w:hyperlink r:id="rId163">
+      <w:hyperlink r:id="rId158">
         <w:r>
           <w:rPr>
             <w:rStyle w:val="Hyperlink"/>
@@ -21289,8 +20240,8 @@
         <w:t xml:space="preserve">.</w:t>
       </w:r>
     </w:p>
-    <w:bookmarkEnd w:id="164"/>
-    <w:bookmarkStart w:id="166" w:name="ref-Olsson2006"/>
+    <w:bookmarkEnd w:id="159"/>
+    <w:bookmarkStart w:id="161" w:name="ref-Olsson2006"/>
     <w:p>
       <w:pPr>
         <w:pStyle w:val="Bibliography"/>
@@ -21313,7 +20264,7 @@
       <w:r>
         <w:t xml:space="preserve"> </w:t>
       </w:r>
-      <w:hyperlink r:id="rId165">
+      <w:hyperlink r:id="rId160">
         <w:r>
           <w:rPr>
             <w:rStyle w:val="Hyperlink"/>
@@ -21325,8 +20276,8 @@
         <w:t xml:space="preserve">.</w:t>
       </w:r>
     </w:p>
-    <w:bookmarkEnd w:id="166"/>
-    <w:bookmarkStart w:id="167" w:name="ref-Parkyn2002"/>
+    <w:bookmarkEnd w:id="161"/>
+    <w:bookmarkStart w:id="162" w:name="ref-Parkyn2002"/>
     <w:p>
       <w:pPr>
         <w:pStyle w:val="Bibliography"/>
@@ -21345,8 +20296,8 @@
         <w:t xml:space="preserve">) growth: Leaf detritus versus invertebrate food sources at two diurnally varying temperatures. Freshwater Crayfish 13: 371–382.</w:t>
       </w:r>
     </w:p>
-    <w:bookmarkEnd w:id="167"/>
-    <w:bookmarkStart w:id="169" w:name="ref-Parkyn2004"/>
+    <w:bookmarkEnd w:id="162"/>
+    <w:bookmarkStart w:id="164" w:name="ref-Parkyn2004"/>
     <w:p>
       <w:pPr>
         <w:pStyle w:val="Bibliography"/>
@@ -21357,7 +20308,7 @@
       <w:r>
         <w:t xml:space="preserve"> </w:t>
       </w:r>
-      <w:hyperlink r:id="rId168">
+      <w:hyperlink r:id="rId163">
         <w:r>
           <w:rPr>
             <w:rStyle w:val="Hyperlink"/>
@@ -21369,8 +20320,8 @@
         <w:t xml:space="preserve">.</w:t>
       </w:r>
     </w:p>
-    <w:bookmarkEnd w:id="169"/>
-    <w:bookmarkStart w:id="171" w:name="ref-Parkyn2001"/>
+    <w:bookmarkEnd w:id="164"/>
+    <w:bookmarkStart w:id="166" w:name="ref-Parkyn2001"/>
     <w:p>
       <w:pPr>
         <w:pStyle w:val="Bibliography"/>
@@ -21393,7 +20344,7 @@
       <w:r>
         <w:t xml:space="preserve"> </w:t>
       </w:r>
-      <w:hyperlink r:id="rId170">
+      <w:hyperlink r:id="rId165">
         <w:r>
           <w:rPr>
             <w:rStyle w:val="Hyperlink"/>
@@ -21405,8 +20356,8 @@
         <w:t xml:space="preserve">.</w:t>
       </w:r>
     </w:p>
-    <w:bookmarkEnd w:id="171"/>
-    <w:bookmarkStart w:id="173" w:name="ref-Parkyn2009"/>
+    <w:bookmarkEnd w:id="166"/>
+    <w:bookmarkStart w:id="168" w:name="ref-Parkyn2009"/>
     <w:p>
       <w:pPr>
         <w:pStyle w:val="Bibliography"/>
@@ -21427,7 +20378,7 @@
       <w:r>
         <w:t xml:space="preserve"> </w:t>
       </w:r>
-      <w:hyperlink r:id="rId172">
+      <w:hyperlink r:id="rId167">
         <w:r>
           <w:rPr>
             <w:rStyle w:val="Hyperlink"/>
@@ -21439,8 +20390,8 @@
         <w:t xml:space="preserve">.</w:t>
       </w:r>
     </w:p>
-    <w:bookmarkEnd w:id="173"/>
-    <w:bookmarkStart w:id="174" w:name="ref-Quinn2002"/>
+    <w:bookmarkEnd w:id="168"/>
+    <w:bookmarkStart w:id="169" w:name="ref-Quinn2002"/>
     <w:p>
       <w:pPr>
         <w:pStyle w:val="Bibliography"/>
@@ -21449,8 +20400,8 @@
         <w:t xml:space="preserve">Quinn, G. P., &amp; M. J. Keough, 2002. Experimental design and data analysis for biologists. Cambridge University Press.</w:t>
       </w:r>
     </w:p>
-    <w:bookmarkEnd w:id="174"/>
-    <w:bookmarkStart w:id="176" w:name="ref-Quinn1990"/>
+    <w:bookmarkEnd w:id="169"/>
+    <w:bookmarkStart w:id="171" w:name="ref-Quinn1990"/>
     <w:p>
       <w:pPr>
         <w:pStyle w:val="Bibliography"/>
@@ -21473,7 +20424,7 @@
       <w:r>
         <w:t xml:space="preserve"> </w:t>
       </w:r>
-      <w:hyperlink r:id="rId175">
+      <w:hyperlink r:id="rId170">
         <w:r>
           <w:rPr>
             <w:rStyle w:val="Hyperlink"/>
@@ -21485,8 +20436,8 @@
         <w:t xml:space="preserve">.</w:t>
       </w:r>
     </w:p>
-    <w:bookmarkEnd w:id="176"/>
-    <w:bookmarkStart w:id="178" w:name="ref-RCoreTeam2025"/>
+    <w:bookmarkEnd w:id="171"/>
+    <w:bookmarkStart w:id="173" w:name="ref-RCoreTeam2025"/>
     <w:p>
       <w:pPr>
         <w:pStyle w:val="Bibliography"/>
@@ -21497,7 +20448,7 @@
       <w:r>
         <w:t xml:space="preserve"> </w:t>
       </w:r>
-      <w:hyperlink r:id="rId177">
+      <w:hyperlink r:id="rId172">
         <w:r>
           <w:rPr>
             <w:rStyle w:val="Hyperlink"/>
@@ -21515,8 +20466,8 @@
         <w:t xml:space="preserve">. R Foundation for Statistical Computing, Vienna, Austria.</w:t>
       </w:r>
     </w:p>
-    <w:bookmarkEnd w:id="178"/>
-    <w:bookmarkStart w:id="180" w:name="ref-Richman2015"/>
+    <w:bookmarkEnd w:id="173"/>
+    <w:bookmarkStart w:id="175" w:name="ref-Richman2015"/>
     <w:p>
       <w:pPr>
         <w:pStyle w:val="Bibliography"/>
@@ -21545,7 +20496,7 @@
       <w:r>
         <w:t xml:space="preserve"> </w:t>
       </w:r>
-      <w:hyperlink r:id="rId179">
+      <w:hyperlink r:id="rId174">
         <w:r>
           <w:rPr>
             <w:rStyle w:val="Hyperlink"/>
@@ -21557,8 +20508,8 @@
         <w:t xml:space="preserve">.</w:t>
       </w:r>
     </w:p>
-    <w:bookmarkEnd w:id="180"/>
-    <w:bookmarkStart w:id="182" w:name="ref-Rosewarne2013"/>
+    <w:bookmarkEnd w:id="175"/>
+    <w:bookmarkStart w:id="177" w:name="ref-Rosewarne2013"/>
     <w:p>
       <w:pPr>
         <w:pStyle w:val="Bibliography"/>
@@ -21579,7 +20530,7 @@
       <w:r>
         <w:t xml:space="preserve"> </w:t>
       </w:r>
-      <w:hyperlink r:id="rId181">
+      <w:hyperlink r:id="rId176">
         <w:r>
           <w:rPr>
             <w:rStyle w:val="Hyperlink"/>
@@ -21591,8 +20542,8 @@
         <w:t xml:space="preserve">.</w:t>
       </w:r>
     </w:p>
-    <w:bookmarkEnd w:id="182"/>
-    <w:bookmarkStart w:id="184" w:name="ref-Rowe1993"/>
+    <w:bookmarkEnd w:id="177"/>
+    <w:bookmarkStart w:id="179" w:name="ref-Rowe1993"/>
     <w:p>
       <w:pPr>
         <w:pStyle w:val="Bibliography"/>
@@ -21621,7 +20572,7 @@
       <w:r>
         <w:t xml:space="preserve"> </w:t>
       </w:r>
-      <w:hyperlink r:id="rId183">
+      <w:hyperlink r:id="rId178">
         <w:r>
           <w:rPr>
             <w:rStyle w:val="Hyperlink"/>
@@ -21633,8 +20584,8 @@
         <w:t xml:space="preserve">.</w:t>
       </w:r>
     </w:p>
-    <w:bookmarkEnd w:id="184"/>
-    <w:bookmarkStart w:id="186" w:name="ref-Schoen2015"/>
+    <w:bookmarkEnd w:id="179"/>
+    <w:bookmarkStart w:id="181" w:name="ref-Schoen2015"/>
     <w:p>
       <w:pPr>
         <w:pStyle w:val="Bibliography"/>
@@ -21661,7 +20612,7 @@
       <w:r>
         <w:t xml:space="preserve"> </w:t>
       </w:r>
-      <w:hyperlink r:id="rId185">
+      <w:hyperlink r:id="rId180">
         <w:r>
           <w:rPr>
             <w:rStyle w:val="Hyperlink"/>
@@ -21673,8 +20624,8 @@
         <w:t xml:space="preserve">.</w:t>
       </w:r>
     </w:p>
-    <w:bookmarkEnd w:id="186"/>
-    <w:bookmarkStart w:id="188" w:name="ref-Schrank2019"/>
+    <w:bookmarkEnd w:id="181"/>
+    <w:bookmarkStart w:id="183" w:name="ref-Schrank2019"/>
     <w:p>
       <w:pPr>
         <w:pStyle w:val="Bibliography"/>
@@ -21697,7 +20648,7 @@
       <w:r>
         <w:t xml:space="preserve"> </w:t>
       </w:r>
-      <w:hyperlink r:id="rId187">
+      <w:hyperlink r:id="rId182">
         <w:r>
           <w:rPr>
             <w:rStyle w:val="Hyperlink"/>
@@ -21709,8 +20660,8 @@
         <w:t xml:space="preserve">.</w:t>
       </w:r>
     </w:p>
-    <w:bookmarkEnd w:id="188"/>
-    <w:bookmarkStart w:id="189" w:name="ref-Shave1994"/>
+    <w:bookmarkEnd w:id="183"/>
+    <w:bookmarkStart w:id="184" w:name="ref-Shave1994"/>
     <w:p>
       <w:pPr>
         <w:pStyle w:val="Bibliography"/>
@@ -21729,8 +20680,8 @@
         <w:t xml:space="preserve">) to a native and an introduced predator. New Zealand Journal of Ecology 18: 1–10.</w:t>
       </w:r>
     </w:p>
-    <w:bookmarkEnd w:id="189"/>
-    <w:bookmarkStart w:id="191" w:name="ref-Shono2008"/>
+    <w:bookmarkEnd w:id="184"/>
+    <w:bookmarkStart w:id="186" w:name="ref-Shono2008"/>
     <w:p>
       <w:pPr>
         <w:pStyle w:val="Bibliography"/>
@@ -21765,7 +20716,7 @@
       <w:r>
         <w:t xml:space="preserve"> </w:t>
       </w:r>
-      <w:hyperlink r:id="rId190">
+      <w:hyperlink r:id="rId185">
         <w:r>
           <w:rPr>
             <w:rStyle w:val="Hyperlink"/>
@@ -21777,8 +20728,8 @@
         <w:t xml:space="preserve">.</w:t>
       </w:r>
     </w:p>
-    <w:bookmarkEnd w:id="191"/>
-    <w:bookmarkStart w:id="193" w:name="ref-Smith1996"/>
+    <w:bookmarkEnd w:id="186"/>
+    <w:bookmarkStart w:id="188" w:name="ref-Smith1996"/>
     <w:p>
       <w:pPr>
         <w:pStyle w:val="Bibliography"/>
@@ -21814,7 +20765,7 @@
       <w:r>
         <w:t xml:space="preserve"> </w:t>
       </w:r>
-      <w:hyperlink r:id="rId192">
+      <w:hyperlink r:id="rId187">
         <w:r>
           <w:rPr>
             <w:rStyle w:val="Hyperlink"/>
@@ -21826,8 +20777,8 @@
         <w:t xml:space="preserve">.</w:t>
       </w:r>
     </w:p>
-    <w:bookmarkEnd w:id="193"/>
-    <w:bookmarkStart w:id="195" w:name="ref-Statzner2003"/>
+    <w:bookmarkEnd w:id="188"/>
+    <w:bookmarkStart w:id="190" w:name="ref-Statzner2003"/>
     <w:p>
       <w:pPr>
         <w:pStyle w:val="Bibliography"/>
@@ -21838,7 +20789,7 @@
       <w:r>
         <w:t xml:space="preserve"> </w:t>
       </w:r>
-      <w:hyperlink r:id="rId194">
+      <w:hyperlink r:id="rId189">
         <w:r>
           <w:rPr>
             <w:rStyle w:val="Hyperlink"/>
@@ -21850,8 +20801,8 @@
         <w:t xml:space="preserve">.</w:t>
       </w:r>
     </w:p>
-    <w:bookmarkEnd w:id="195"/>
-    <w:bookmarkStart w:id="197" w:name="ref-Stevens2004"/>
+    <w:bookmarkEnd w:id="190"/>
+    <w:bookmarkStart w:id="192" w:name="ref-Stevens2004"/>
     <w:p>
       <w:pPr>
         <w:pStyle w:val="Bibliography"/>
@@ -21862,7 +20813,7 @@
       <w:r>
         <w:t xml:space="preserve"> </w:t>
       </w:r>
-      <w:hyperlink r:id="rId196">
+      <w:hyperlink r:id="rId191">
         <w:r>
           <w:rPr>
             <w:rStyle w:val="Hyperlink"/>
@@ -21874,8 +20825,8 @@
         <w:t xml:space="preserve">.</w:t>
       </w:r>
     </w:p>
-    <w:bookmarkEnd w:id="197"/>
-    <w:bookmarkStart w:id="199" w:name="ref-Strayer2010"/>
+    <w:bookmarkEnd w:id="192"/>
+    <w:bookmarkStart w:id="194" w:name="ref-Strayer2010"/>
     <w:p>
       <w:pPr>
         <w:pStyle w:val="Bibliography"/>
@@ -21886,7 +20837,7 @@
       <w:r>
         <w:t xml:space="preserve"> </w:t>
       </w:r>
-      <w:hyperlink r:id="rId198">
+      <w:hyperlink r:id="rId193">
         <w:r>
           <w:rPr>
             <w:rStyle w:val="Hyperlink"/>
@@ -21898,8 +20849,8 @@
         <w:t xml:space="preserve">.</w:t>
       </w:r>
     </w:p>
-    <w:bookmarkEnd w:id="199"/>
-    <w:bookmarkStart w:id="201" w:name="ref-Taylor2019"/>
+    <w:bookmarkEnd w:id="194"/>
+    <w:bookmarkStart w:id="196" w:name="ref-Taylor2019"/>
     <w:p>
       <w:pPr>
         <w:pStyle w:val="Bibliography"/>
@@ -21919,7 +20870,7 @@
       <w:r>
         <w:t xml:space="preserve"> </w:t>
       </w:r>
-      <w:hyperlink r:id="rId200">
+      <w:hyperlink r:id="rId195">
         <w:r>
           <w:rPr>
             <w:rStyle w:val="Hyperlink"/>
@@ -21931,8 +20882,8 @@
         <w:t xml:space="preserve">.</w:t>
       </w:r>
     </w:p>
-    <w:bookmarkEnd w:id="201"/>
-    <w:bookmarkStart w:id="203" w:name="ref-Usio2000"/>
+    <w:bookmarkEnd w:id="196"/>
+    <w:bookmarkStart w:id="198" w:name="ref-Usio2000"/>
     <w:p>
       <w:pPr>
         <w:pStyle w:val="Bibliography"/>
@@ -21965,7 +20916,7 @@
       <w:r>
         <w:t xml:space="preserve"> </w:t>
       </w:r>
-      <w:hyperlink r:id="rId202">
+      <w:hyperlink r:id="rId197">
         <w:r>
           <w:rPr>
             <w:rStyle w:val="Hyperlink"/>
@@ -21977,8 +20928,8 @@
         <w:t xml:space="preserve">.</w:t>
       </w:r>
     </w:p>
-    <w:bookmarkEnd w:id="203"/>
-    <w:bookmarkStart w:id="205" w:name="ref-Usio2004"/>
+    <w:bookmarkEnd w:id="198"/>
+    <w:bookmarkStart w:id="200" w:name="ref-Usio2004"/>
     <w:p>
       <w:pPr>
         <w:pStyle w:val="Bibliography"/>
@@ -21989,7 +20940,7 @@
       <w:r>
         <w:t xml:space="preserve"> </w:t>
       </w:r>
-      <w:hyperlink r:id="rId204">
+      <w:hyperlink r:id="rId199">
         <w:r>
           <w:rPr>
             <w:rStyle w:val="Hyperlink"/>
@@ -22001,8 +20952,8 @@
         <w:t xml:space="preserve">.</w:t>
       </w:r>
     </w:p>
-    <w:bookmarkEnd w:id="205"/>
-    <w:bookmarkStart w:id="207" w:name="ref-Vedia2017"/>
+    <w:bookmarkEnd w:id="200"/>
+    <w:bookmarkStart w:id="202" w:name="ref-Vedia2017"/>
     <w:p>
       <w:pPr>
         <w:pStyle w:val="Bibliography"/>
@@ -22022,7 +20973,7 @@
       <w:r>
         <w:t xml:space="preserve"> </w:t>
       </w:r>
-      <w:hyperlink r:id="rId206">
+      <w:hyperlink r:id="rId201">
         <w:r>
           <w:rPr>
             <w:rStyle w:val="Hyperlink"/>
@@ -22034,8 +20985,8 @@
         <w:t xml:space="preserve">.</w:t>
       </w:r>
     </w:p>
-    <w:bookmarkEnd w:id="207"/>
-    <w:bookmarkStart w:id="209" w:name="ref-Vincent1984"/>
+    <w:bookmarkEnd w:id="202"/>
+    <w:bookmarkStart w:id="204" w:name="ref-Vincent1984"/>
     <w:p>
       <w:pPr>
         <w:pStyle w:val="Bibliography"/>
@@ -22076,7 +21027,7 @@
       <w:r>
         <w:t xml:space="preserve"> </w:t>
       </w:r>
-      <w:hyperlink r:id="rId208">
+      <w:hyperlink r:id="rId203">
         <w:r>
           <w:rPr>
             <w:rStyle w:val="Hyperlink"/>
@@ -22088,8 +21039,8 @@
         <w:t xml:space="preserve">.</w:t>
       </w:r>
     </w:p>
-    <w:bookmarkEnd w:id="209"/>
-    <w:bookmarkStart w:id="211" w:name="ref-vonWesternhagen2010"/>
+    <w:bookmarkEnd w:id="204"/>
+    <w:bookmarkStart w:id="206" w:name="ref-vonWesternhagen2010"/>
     <w:p>
       <w:pPr>
         <w:pStyle w:val="Bibliography"/>
@@ -22109,7 +21060,7 @@
       <w:r>
         <w:t xml:space="preserve"> </w:t>
       </w:r>
-      <w:hyperlink r:id="rId210">
+      <w:hyperlink r:id="rId205">
         <w:r>
           <w:rPr>
             <w:rStyle w:val="Hyperlink"/>
@@ -22121,8 +21072,8 @@
         <w:t xml:space="preserve">.</w:t>
       </w:r>
     </w:p>
-    <w:bookmarkEnd w:id="211"/>
-    <w:bookmarkStart w:id="212" w:name="ref-Wetzel2001"/>
+    <w:bookmarkEnd w:id="206"/>
+    <w:bookmarkStart w:id="207" w:name="ref-Wetzel2001"/>
     <w:p>
       <w:pPr>
         <w:pStyle w:val="Bibliography"/>
@@ -22131,8 +21082,8 @@
         <w:t xml:space="preserve">Wetzel, R. G., 2001. Limnology: Lake and river ecosystems. Gulf Professional Publishing.</w:t>
       </w:r>
     </w:p>
-    <w:bookmarkEnd w:id="212"/>
-    <w:bookmarkStart w:id="214" w:name="ref-White2003"/>
+    <w:bookmarkEnd w:id="207"/>
+    <w:bookmarkStart w:id="209" w:name="ref-White2003"/>
     <w:p>
       <w:pPr>
         <w:pStyle w:val="Bibliography"/>
@@ -22143,7 +21094,7 @@
       <w:r>
         <w:t xml:space="preserve"> </w:t>
       </w:r>
-      <w:hyperlink r:id="rId213">
+      <w:hyperlink r:id="rId208">
         <w:r>
           <w:rPr>
             <w:rStyle w:val="Hyperlink"/>
@@ -22155,8 +21106,8 @@
         <w:t xml:space="preserve">.</w:t>
       </w:r>
     </w:p>
-    <w:bookmarkEnd w:id="214"/>
-    <w:bookmarkStart w:id="216" w:name="ref-Wood2004"/>
+    <w:bookmarkEnd w:id="209"/>
+    <w:bookmarkStart w:id="211" w:name="ref-Wood2004"/>
     <w:p>
       <w:pPr>
         <w:pStyle w:val="Bibliography"/>
@@ -22167,7 +21118,7 @@
       <w:r>
         <w:t xml:space="preserve"> </w:t>
       </w:r>
-      <w:hyperlink r:id="rId215">
+      <w:hyperlink r:id="rId210">
         <w:r>
           <w:rPr>
             <w:rStyle w:val="Hyperlink"/>
@@ -22179,8 +21130,8 @@
         <w:t xml:space="preserve">.</w:t>
       </w:r>
     </w:p>
-    <w:bookmarkEnd w:id="216"/>
-    <w:bookmarkStart w:id="218" w:name="ref-Wood2017"/>
+    <w:bookmarkEnd w:id="211"/>
+    <w:bookmarkStart w:id="213" w:name="ref-Wood2017"/>
     <w:p>
       <w:pPr>
         <w:pStyle w:val="Bibliography"/>
@@ -22191,7 +21142,7 @@
       <w:r>
         <w:t xml:space="preserve"> </w:t>
       </w:r>
-      <w:hyperlink r:id="rId217">
+      <w:hyperlink r:id="rId212">
         <w:r>
           <w:rPr>
             <w:rStyle w:val="Hyperlink"/>
@@ -22215,8 +21166,8 @@
         <w:t xml:space="preserve">. Chapman; Hall/CRC.</w:t>
       </w:r>
     </w:p>
-    <w:bookmarkEnd w:id="218"/>
-    <w:bookmarkStart w:id="220" w:name="ref-Woolway2021"/>
+    <w:bookmarkEnd w:id="213"/>
+    <w:bookmarkStart w:id="215" w:name="ref-Woolway2021"/>
     <w:p>
       <w:pPr>
         <w:pStyle w:val="Bibliography"/>
@@ -22230,7 +21181,7 @@
       <w:r>
         <w:t xml:space="preserve"> </w:t>
       </w:r>
-      <w:hyperlink r:id="rId219">
+      <w:hyperlink r:id="rId214">
         <w:r>
           <w:rPr>
             <w:rStyle w:val="Hyperlink"/>
@@ -22242,8 +21193,8 @@
         <w:t xml:space="preserve">.</w:t>
       </w:r>
     </w:p>
-    <w:bookmarkEnd w:id="220"/>
-    <w:bookmarkStart w:id="222" w:name="ref-Zhang2024"/>
+    <w:bookmarkEnd w:id="215"/>
+    <w:bookmarkStart w:id="217" w:name="ref-Zhang2024"/>
     <w:p>
       <w:pPr>
         <w:pStyle w:val="Bibliography"/>
@@ -22254,7 +21205,7 @@
       <w:r>
         <w:t xml:space="preserve"> </w:t>
       </w:r>
-      <w:hyperlink r:id="rId221">
+      <w:hyperlink r:id="rId216">
         <w:r>
           <w:rPr>
             <w:rStyle w:val="Hyperlink"/>
@@ -22266,8 +21217,8 @@
         <w:t xml:space="preserve">.</w:t>
       </w:r>
     </w:p>
-    <w:bookmarkEnd w:id="222"/>
-    <w:bookmarkStart w:id="224" w:name="ref-Zuur2009"/>
+    <w:bookmarkEnd w:id="217"/>
+    <w:bookmarkStart w:id="219" w:name="ref-Zuur2009"/>
     <w:p>
       <w:pPr>
         <w:pStyle w:val="Bibliography"/>
@@ -22278,7 +21229,7 @@
       <w:r>
         <w:t xml:space="preserve"> </w:t>
       </w:r>
-      <w:hyperlink r:id="rId223">
+      <w:hyperlink r:id="rId218">
         <w:r>
           <w:rPr>
             <w:rStyle w:val="Hyperlink"/>
@@ -22302,9 +21253,9 @@
         <w:t xml:space="preserve">. Springer.</w:t>
       </w:r>
     </w:p>
-    <w:bookmarkEnd w:id="224"/>
-    <w:bookmarkEnd w:id="225"/>
-    <w:bookmarkEnd w:id="226"/>
+    <w:bookmarkEnd w:id="219"/>
+    <w:bookmarkEnd w:id="220"/>
+    <w:bookmarkEnd w:id="221"/>
     <w:sectPr>
       <w:footerReference r:id="rId7" w:type="default"/>
       <w:pgSz w:h="16838" w:w="11906"/>

--- a/docs/index.docx
+++ b/docs/index.docx
@@ -227,7 +227,7 @@
               <a:graphicData uri="http://schemas.openxmlformats.org/drawingml/2006/picture">
                 <pic:pic>
                   <pic:nvPicPr>
-                    <pic:cNvPr descr="../images/ch3_cover.jpg" id="18" name="Picture"/>
+                    <pic:cNvPr descr="images/ch3_cover.jpg" id="18" name="Picture"/>
                     <pic:cNvPicPr>
                       <a:picLocks noChangeArrowheads="1" noChangeAspect="1"/>
                     </pic:cNvPicPr>

--- a/docs/index.docx
+++ b/docs/index.docx
@@ -270,6 +270,11 @@
           <w:iCs/>
         </w:rPr>
         <w:t xml:space="preserve">Which natural shoreline features do kōura prefer?</w:t>
+      </w:r>
+    </w:p>
+    <w:p>
+      <w:r>
+        <w:br w:type="page"/>
       </w:r>
     </w:p>
     <w:bookmarkStart w:id="19" w:name="introduction"/>
@@ -21865,7 +21870,7 @@
     <w:uiPriority w:val="9"/>
     <w:unhideWhenUsed/>
     <w:qFormat/>
-    <w:rsid w:val="00FB5FD4"/>
+    <w:rsid w:val="00C65F9F"/>
     <w:pPr>
       <w:keepNext/>
       <w:keepLines/>
@@ -21875,7 +21880,7 @@
     <w:rPr>
       <w:rFonts w:cstheme="majorBidi" w:eastAsiaTheme="majorEastAsia"/>
       <w:b/>
-      <w:sz w:val="24"/>
+      <w:sz w:val="28"/>
       <w:szCs w:val="32"/>
     </w:rPr>
   </w:style>
@@ -21885,20 +21890,19 @@
     <w:next w:val="Normal"/>
     <w:link w:val="Heading3Char"/>
     <w:uiPriority w:val="9"/>
-    <w:semiHidden/>
     <w:unhideWhenUsed/>
     <w:qFormat/>
-    <w:rsid w:val="009B7F83"/>
+    <w:rsid w:val="0031244A"/>
     <w:pPr>
       <w:keepNext/>
       <w:keepLines/>
-      <w:spacing w:after="80" w:before="160"/>
+      <w:spacing w:after="120" w:before="120" w:line="240" w:lineRule="auto"/>
       <w:outlineLvl w:val="2"/>
     </w:pPr>
     <w:rPr>
       <w:rFonts w:cstheme="majorBidi" w:eastAsiaTheme="majorEastAsia"/>
-      <w:color w:themeColor="accent1" w:themeShade="BF" w:val="2F5496"/>
-      <w:sz w:val="28"/>
+      <w:b/>
+      <w:sz w:val="24"/>
       <w:szCs w:val="28"/>
     </w:rPr>
   </w:style>
@@ -21911,18 +21915,18 @@
     <w:semiHidden/>
     <w:unhideWhenUsed/>
     <w:qFormat/>
-    <w:rsid w:val="009B7F83"/>
+    <w:rsid w:val="0031244A"/>
     <w:pPr>
       <w:keepNext/>
       <w:keepLines/>
-      <w:spacing w:after="40" w:before="80"/>
+      <w:spacing w:after="120" w:before="120" w:line="240" w:lineRule="auto"/>
       <w:outlineLvl w:val="3"/>
     </w:pPr>
     <w:rPr>
       <w:rFonts w:cstheme="majorBidi" w:eastAsiaTheme="majorEastAsia"/>
-      <w:i/>
+      <w:b/>
       <w:iCs/>
-      <w:color w:themeColor="accent1" w:themeShade="BF" w:val="2F5496"/>
+      <w:sz w:val="24"/>
     </w:rPr>
   </w:style>
   <w:style w:styleId="Heading5" w:type="paragraph">
@@ -22080,11 +22084,11 @@
     <w:basedOn w:val="DefaultParagraphFont"/>
     <w:link w:val="Heading2"/>
     <w:uiPriority w:val="9"/>
-    <w:rsid w:val="00FB5FD4"/>
+    <w:rsid w:val="00C65F9F"/>
     <w:rPr>
       <w:rFonts w:cstheme="majorBidi" w:eastAsiaTheme="majorEastAsia"/>
       <w:b/>
-      <w:sz w:val="24"/>
+      <w:sz w:val="28"/>
       <w:szCs w:val="32"/>
       <w:lang w:val="en-GB"/>
     </w:rPr>
@@ -22094,12 +22098,11 @@
     <w:basedOn w:val="DefaultParagraphFont"/>
     <w:link w:val="Heading3"/>
     <w:uiPriority w:val="9"/>
-    <w:semiHidden/>
-    <w:rsid w:val="009B7F83"/>
+    <w:rsid w:val="0031244A"/>
     <w:rPr>
       <w:rFonts w:cstheme="majorBidi" w:eastAsiaTheme="majorEastAsia"/>
-      <w:color w:themeColor="accent1" w:themeShade="BF" w:val="2F5496"/>
-      <w:sz w:val="28"/>
+      <w:b/>
+      <w:sz w:val="24"/>
       <w:szCs w:val="28"/>
       <w:lang w:val="en-GB"/>
     </w:rPr>
@@ -22110,12 +22113,12 @@
     <w:link w:val="Heading4"/>
     <w:uiPriority w:val="9"/>
     <w:semiHidden/>
-    <w:rsid w:val="009B7F83"/>
+    <w:rsid w:val="0031244A"/>
     <w:rPr>
       <w:rFonts w:cstheme="majorBidi" w:eastAsiaTheme="majorEastAsia"/>
-      <w:i/>
+      <w:b/>
       <w:iCs/>
-      <w:color w:themeColor="accent1" w:themeShade="BF" w:val="2F5496"/>
+      <w:sz w:val="24"/>
       <w:lang w:val="en-GB"/>
     </w:rPr>
   </w:style>

--- a/docs/index.docx
+++ b/docs/index.docx
@@ -7,6 +7,14 @@
         <w:pStyle w:val="Title"/>
       </w:pPr>
       <w:r>
+        <w:t xml:space="preserve">Where do Kōura Live?</w:t>
+      </w:r>
+    </w:p>
+    <w:p>
+      <w:pPr>
+        <w:pStyle w:val="Subtitle"/>
+      </w:pPr>
+      <w:r>
         <w:t xml:space="preserve">Littoral habitat structure influences freshwater crayfish populations in five volcanic lakes of Aotearoa New Zealand</w:t>
       </w:r>
     </w:p>
@@ -220,7 +228,7 @@
       <w:r>
         <w:drawing>
           <wp:inline>
-            <wp:extent cx="5727700" cy="4295775"/>
+            <wp:extent cx="5399999" cy="4049999"/>
             <wp:effectExtent b="0" l="0" r="0" t="0"/>
             <wp:docPr descr="" title="" id="17" name="Picture"/>
             <a:graphic>
@@ -241,7 +249,7 @@
                   <pic:spPr bwMode="auto">
                     <a:xfrm>
                       <a:off x="0" y="0"/>
-                      <a:ext cx="5727700" cy="4295775"/>
+                      <a:ext cx="5399999" cy="4049999"/>
                     </a:xfrm>
                     <a:prstGeom prst="rect">
                       <a:avLst/>
@@ -265,11 +273,25 @@
         <w:pStyle w:val="BodyText"/>
       </w:pPr>
       <w:r>
+        <w:t xml:space="preserve">Olivier V. Raven, Francis J. Burdon, Ian A. K. Kusabs, Robin Holmes &amp; Deniz Özkundakci</w:t>
+      </w:r>
+    </w:p>
+    <w:p>
+      <w:pPr>
+        <w:pStyle w:val="BodyText"/>
+      </w:pPr>
+      <w:r>
         <w:rPr>
           <w:i/>
           <w:iCs/>
         </w:rPr>
-        <w:t xml:space="preserve">Which natural shoreline features do kōura prefer?</w:t>
+        <w:t xml:space="preserve">Hydrobiologia</w:t>
+      </w:r>
+      <w:r>
+        <w:t xml:space="preserve"> </w:t>
+      </w:r>
+      <w:r>
+        <w:t xml:space="preserve">— Accepted</w:t>
       </w:r>
     </w:p>
     <w:p>
@@ -277,13 +299,13 @@
         <w:br w:type="page"/>
       </w:r>
     </w:p>
-    <w:bookmarkStart w:id="19" w:name="introduction"/>
+    <w:bookmarkStart w:id="19" w:name="abstract"/>
     <w:p>
       <w:pPr>
         <w:pStyle w:val="Heading2"/>
       </w:pPr>
       <w:r>
-        <w:t xml:space="preserve">Introduction</w:t>
+        <w:t xml:space="preserve">Abstract</w:t>
       </w:r>
     </w:p>
     <w:p>
@@ -291,6 +313,40 @@
         <w:pStyle w:val="FirstParagraph"/>
       </w:pPr>
       <w:r>
+        <w:t xml:space="preserve">Freshwater crayfish are increasingly threatened by habitat degradation, declining water quality, and invasive species. In Aotearoa New Zealand, lake populations of the endemic northern freshwater crayfish</w:t>
+      </w:r>
+      <w:r>
+        <w:t xml:space="preserve"> </w:t>
+      </w:r>
+      <w:r>
+        <w:rPr>
+          <w:i/>
+          <w:iCs/>
+        </w:rPr>
+        <w:t xml:space="preserve">Paranephrops planifrons</w:t>
+      </w:r>
+      <w:r>
+        <w:t xml:space="preserve"> </w:t>
+      </w:r>
+      <w:r>
+        <w:t xml:space="preserve">(kōura) have declined by up to 91 %. Identifying key habitat requirements is essential to improve the conservation of crayfish facing multiple threats. To assess littoral habitat associations, we surveyed shoreline habitats in five Aotearoa lakes and modelled kōura occupancy, abundance, and biomass using generalised additive mixed models. Kōura occupancy increased with shoreline habitat complexity, particularly coarser substrate types and greater riparian vegetation cover. Elevated summer surface water temperatures were negatively associated with kōura occupancy and abundance, indicating reduced habitat suitability during warm periods. pH was positively correlated with kōura abundance and biomass. Our results suggest that the composition and physical structure of littoral habitats are important drivers of kōura distribution and abundance. As climatic drivers resulting in warmer water temperatures and reduced dissolved oxygen are difficult to manage, targeted protection and restoration of coarse substrate shoreline habitats may provide a practical conservation response.</w:t>
+      </w:r>
+    </w:p>
+    <w:bookmarkEnd w:id="19"/>
+    <w:bookmarkStart w:id="20" w:name="introduction"/>
+    <w:p>
+      <w:pPr>
+        <w:pStyle w:val="Heading2"/>
+      </w:pPr>
+      <w:r>
+        <w:t xml:space="preserve">Introduction</w:t>
+      </w:r>
+    </w:p>
+    <w:p>
+      <w:pPr>
+        <w:pStyle w:val="FirstParagraph"/>
+      </w:pPr>
+      <w:r>
         <w:t xml:space="preserve">Freshwater crayfish (Astacidea) play a vital role in freshwater ecosystems</w:t>
       </w:r>
       <w:r>
@@ -590,8 +646,8 @@
         <w:t xml:space="preserve">In this study, we examine which littoral habitat characteristics are associated with kōura occurrence, abundance and biomass across five Rotorua Te Arawa Lakes. We hypothesised that structurally diverse littoral habitats, including coarse substrates and native macrophytes, would be positively associated with kōura occurrence and abundance, as they provide physical refuge and foraging opportunities. Conversely, invasive submerged macrophytes were expected to have negative associations with kōura as these dense macrophytes hinder movement and reduce native biodiversity by displacing native macrophytes, altering habitat structure, and modifying ecological processes. We further expected that kōura abundance would be lower in lakes where catfish are present, as catfish are a known predator on benthic invertebrates and native fauna. By quantifying these habitat associations within the littoral zone, this study aims to inform targeted habitat protection and restoration strategies for the conservation of this culturally and ecologically important species.</w:t>
       </w:r>
     </w:p>
-    <w:bookmarkEnd w:id="19"/>
-    <w:bookmarkStart w:id="23" w:name="materials-and-methods"/>
+    <w:bookmarkEnd w:id="20"/>
+    <w:bookmarkStart w:id="31" w:name="materials-and-methods"/>
     <w:p>
       <w:pPr>
         <w:pStyle w:val="Heading2"/>
@@ -600,7 +656,7 @@
         <w:t xml:space="preserve">Materials and Methods</w:t>
       </w:r>
     </w:p>
-    <w:bookmarkStart w:id="20" w:name="study-location"/>
+    <w:bookmarkStart w:id="27" w:name="study-location"/>
     <w:p>
       <w:pPr>
         <w:pStyle w:val="Heading3"/>
@@ -614,7 +670,21 @@
         <w:pStyle w:val="FirstParagraph"/>
       </w:pPr>
       <w:r>
-        <w:t xml:space="preserve">Study sites were selected in five lakes located in the Rotorua Te Arawa Lakes area in the North Island of Aotearoa. The Lakes Rotorua, Rotoiti, Rotoehu, Rotomā, and Ōkāreka are located on a warm- temperate volcanic plateau (280-355 m) where winters are mild and year-round temperatures typically varies from 4°C to 24°C. The lakes span a wide range of morphometric and trophic conditions from shallow polymictic eutrophic systems (Rotoehu, maximum depth 14 m) to deep stratified oligotrophic lakes (Rotomā, maximum depth 83 m). Shorelines are characterised by a mix of native riparian vegetation, exotic pasture, and low-density residential development, with several lakes also supporting stands of emergent macrophytes. Detailed lake characteristics and shoreline composition are summarised in Table 1. All five lakes have populations of kōura, and brown bullhead catfish was present in Lakes Rotorua and Rotoiti at time of sampling</w:t>
+        <w:t xml:space="preserve">Study sites were selected in five lakes located in the Rotorua Te Arawa Lakes area in the North Island of Aotearoa. The Lakes Rotorua, Rotoiti, Rotoehu, Rotomā, and Ōkāreka are located on a warm- temperate volcanic plateau (280-355 m) where winters are mild and year-round temperatures typically varies from 4°C to 24°C. The lakes span a wide range of morphometric and trophic conditions from shallow polymictic eutrophic systems (Rotoehu, maximum depth 14 m) to deep stratified oligotrophic lakes (Rotomā, maximum depth 83 m). Shorelines are characterised by a mix of native riparian vegetation, exotic pasture, and low-density residential development, with several lakes also supporting stands of emergent macrophytes. Detailed lake characteristics and shoreline composition are summarised in</w:t>
+      </w:r>
+      <w:r>
+        <w:t xml:space="preserve"> </w:t>
+      </w:r>
+      <w:hyperlink w:anchor="tbl-lake-overview">
+        <w:r>
+          <w:rPr>
+            <w:rStyle w:val="Hyperlink"/>
+          </w:rPr>
+          <w:t xml:space="preserve">Table 1</w:t>
+        </w:r>
+      </w:hyperlink>
+      <w:r>
+        <w:t xml:space="preserve">. All five lakes have populations of kōura, and brown bullhead catfish was present in Lakes Rotorua and Rotoiti at time of sampling</w:t>
       </w:r>
       <w:r>
         <w:t xml:space="preserve"> </w:t>
@@ -674,8 +744,1296 @@
         <w:t xml:space="preserve">).</w:t>
       </w:r>
     </w:p>
-    <w:bookmarkEnd w:id="20"/>
-    <w:bookmarkStart w:id="21" w:name="data-collection"/>
+    <w:tbl>
+      <w:tblPr>
+        <w:tblStyle w:val="Table"/>
+        <w:tblW w:type="pct" w:w="5000"/>
+        <w:tblLayout w:type="fixed"/>
+        <w:tblLook w:firstRow="0" w:lastRow="0" w:firstColumn="0" w:lastColumn="0" w:noHBand="0" w:noVBand="0" w:val="0000"/>
+      </w:tblPr>
+      <w:tblGrid>
+        <w:gridCol w:w="7920"/>
+      </w:tblGrid>
+      <w:tr>
+        <w:tc>
+          <w:tcPr/>
+          <w:bookmarkStart w:id="21" w:name="tbl-lake-overview"/>
+          <w:p>
+            <w:pPr>
+              <w:jc w:val="center"/>
+            </w:pPr>
+            <w:pPr>
+              <w:jc w:val="left"/>
+              <w:spacing w:before="200"/>
+              <w:pStyle w:val="ImageCaption"/>
+            </w:pPr>
+            <w:r>
+              <w:t xml:space="preserve">Table 1: Physical, morphometric, and trophic characteristics of the five Rotorua Te Arawa lakes surveyed, including sampling dates and number of littoral sites sampled per lake. Lake surface area, perimeter length, catchment area, depth, elevation, mixing regime, and trophic state for 2024 are derived from the</w:t>
+            </w:r>
+            <w:r>
+              <w:t xml:space="preserve"> </w:t>
+            </w:r>
+            <w:r>
+              <w:t xml:space="preserve">Land, Air, Water Aotearoa (LAWA) (2025)</w:t>
+            </w:r>
+            <w:r>
+              <w:t xml:space="preserve"> </w:t>
+            </w:r>
+            <w:r>
+              <w:t xml:space="preserve">database. Shoreline composition percentages are calculated from useable shoreline only, excluding geothermal and cliff sections.</w:t>
+            </w:r>
+          </w:p>
+          <w:tbl>
+            <w:tblPr>
+              <w:tblStyle w:val="Table"/>
+              <w:tblW w:type="pct" w:w="5000"/>
+              <w:tblLayout w:type="fixed"/>
+              <w:tblLook w:firstRow="1" w:lastRow="0" w:firstColumn="0" w:lastColumn="0" w:noHBand="0" w:noVBand="0" w:val="0020"/>
+            </w:tblPr>
+            <w:tblGrid>
+              <w:gridCol w:w="338"/>
+              <w:gridCol w:w="1083"/>
+              <w:gridCol w:w="643"/>
+              <w:gridCol w:w="744"/>
+              <w:gridCol w:w="710"/>
+              <w:gridCol w:w="507"/>
+              <w:gridCol w:w="609"/>
+              <w:gridCol w:w="473"/>
+              <w:gridCol w:w="473"/>
+              <w:gridCol w:w="473"/>
+              <w:gridCol w:w="338"/>
+              <w:gridCol w:w="338"/>
+              <w:gridCol w:w="338"/>
+              <w:gridCol w:w="846"/>
+            </w:tblGrid>
+            <w:tr>
+              <w:trPr>
+                <w:tblHeader w:val="on"/>
+              </w:trPr>
+              <w:tc>
+                <w:tcPr/>
+                <w:p>
+                  <w:pPr>
+                    <w:pStyle w:val="Compact"/>
+                    <w:jc w:val="left"/>
+                    <w:jc w:val="center"/>
+                  </w:pPr>
+                  <w:r>
+                    <w:t xml:space="preserve">Lake name</w:t>
+                  </w:r>
+                </w:p>
+              </w:tc>
+              <w:tc>
+                <w:tcPr/>
+                <w:p>
+                  <w:pPr>
+                    <w:pStyle w:val="Compact"/>
+                    <w:jc w:val="left"/>
+                    <w:jc w:val="center"/>
+                  </w:pPr>
+                  <w:r>
+                    <w:t xml:space="preserve">Sampling date (n sites)</w:t>
+                  </w:r>
+                </w:p>
+              </w:tc>
+              <w:tc>
+                <w:tcPr/>
+                <w:p>
+                  <w:pPr>
+                    <w:pStyle w:val="Compact"/>
+                    <w:jc w:val="right"/>
+                    <w:jc w:val="center"/>
+                  </w:pPr>
+                  <w:r>
+                    <w:t xml:space="preserve">Surface area (km²)</w:t>
+                  </w:r>
+                </w:p>
+              </w:tc>
+              <w:tc>
+                <w:tcPr/>
+                <w:p>
+                  <w:pPr>
+                    <w:pStyle w:val="Compact"/>
+                    <w:jc w:val="right"/>
+                    <w:jc w:val="center"/>
+                  </w:pPr>
+                  <w:r>
+                    <w:t xml:space="preserve">Perimeter length (km)</w:t>
+                  </w:r>
+                </w:p>
+              </w:tc>
+              <w:tc>
+                <w:tcPr/>
+                <w:p>
+                  <w:pPr>
+                    <w:pStyle w:val="Compact"/>
+                    <w:jc w:val="right"/>
+                    <w:jc w:val="center"/>
+                  </w:pPr>
+                  <w:r>
+                    <w:t xml:space="preserve">Catchment area (km²)</w:t>
+                  </w:r>
+                </w:p>
+              </w:tc>
+              <w:tc>
+                <w:tcPr/>
+                <w:p>
+                  <w:pPr>
+                    <w:pStyle w:val="Compact"/>
+                    <w:jc w:val="right"/>
+                    <w:jc w:val="center"/>
+                  </w:pPr>
+                  <w:r>
+                    <w:t xml:space="preserve">Mean depth (m)</w:t>
+                  </w:r>
+                </w:p>
+              </w:tc>
+              <w:tc>
+                <w:tcPr/>
+                <w:p>
+                  <w:pPr>
+                    <w:pStyle w:val="Compact"/>
+                    <w:jc w:val="right"/>
+                    <w:jc w:val="center"/>
+                  </w:pPr>
+                  <w:r>
+                    <w:t xml:space="preserve">Maximum depth (m)</w:t>
+                  </w:r>
+                </w:p>
+              </w:tc>
+              <w:tc>
+                <w:tcPr/>
+                <w:p>
+                  <w:pPr>
+                    <w:pStyle w:val="Compact"/>
+                    <w:jc w:val="right"/>
+                    <w:jc w:val="center"/>
+                  </w:pPr>
+                  <w:r>
+                    <w:t xml:space="preserve">Elevation (m)</w:t>
+                  </w:r>
+                </w:p>
+              </w:tc>
+              <w:tc>
+                <w:tcPr/>
+                <w:p>
+                  <w:pPr>
+                    <w:pStyle w:val="Compact"/>
+                    <w:jc w:val="left"/>
+                    <w:jc w:val="center"/>
+                  </w:pPr>
+                  <w:r>
+                    <w:t xml:space="preserve">Mixing regime</w:t>
+                  </w:r>
+                </w:p>
+              </w:tc>
+              <w:tc>
+                <w:tcPr/>
+                <w:p>
+                  <w:pPr>
+                    <w:pStyle w:val="Compact"/>
+                    <w:jc w:val="left"/>
+                    <w:jc w:val="center"/>
+                  </w:pPr>
+                  <w:r>
+                    <w:t xml:space="preserve">Trophic state</w:t>
+                  </w:r>
+                </w:p>
+              </w:tc>
+              <w:tc>
+                <w:tcPr/>
+                <w:p>
+                  <w:pPr>
+                    <w:pStyle w:val="Compact"/>
+                    <w:jc w:val="right"/>
+                    <w:jc w:val="center"/>
+                  </w:pPr>
+                  <w:r>
+                    <w:t xml:space="preserve">Muddy (%)</w:t>
+                  </w:r>
+                </w:p>
+              </w:tc>
+              <w:tc>
+                <w:tcPr/>
+                <w:p>
+                  <w:pPr>
+                    <w:pStyle w:val="Compact"/>
+                    <w:jc w:val="right"/>
+                    <w:jc w:val="center"/>
+                  </w:pPr>
+                  <w:r>
+                    <w:t xml:space="preserve">Sandy (%)</w:t>
+                  </w:r>
+                </w:p>
+              </w:tc>
+              <w:tc>
+                <w:tcPr/>
+                <w:p>
+                  <w:pPr>
+                    <w:pStyle w:val="Compact"/>
+                    <w:jc w:val="right"/>
+                    <w:jc w:val="center"/>
+                  </w:pPr>
+                  <w:r>
+                    <w:t xml:space="preserve">Rocky (%)</w:t>
+                  </w:r>
+                </w:p>
+              </w:tc>
+              <w:tc>
+                <w:tcPr/>
+                <w:p>
+                  <w:pPr>
+                    <w:pStyle w:val="Compact"/>
+                    <w:jc w:val="right"/>
+                    <w:jc w:val="center"/>
+                  </w:pPr>
+                  <w:r>
+                    <w:t xml:space="preserve">Emergent macrophytes (%)</w:t>
+                  </w:r>
+                </w:p>
+              </w:tc>
+            </w:tr>
+            <w:tr>
+              <w:tc>
+                <w:tcPr/>
+                <w:p>
+                  <w:pPr>
+                    <w:pStyle w:val="Compact"/>
+                    <w:jc w:val="left"/>
+                    <w:jc w:val="center"/>
+                  </w:pPr>
+                  <w:r>
+                    <w:t xml:space="preserve">Rotorua</w:t>
+                  </w:r>
+                </w:p>
+              </w:tc>
+              <w:tc>
+                <w:tcPr/>
+                <w:p>
+                  <w:pPr>
+                    <w:pStyle w:val="Compact"/>
+                    <w:jc w:val="left"/>
+                    <w:jc w:val="center"/>
+                  </w:pPr>
+                  <w:r>
+                    <w:t xml:space="preserve">20/02/2025 (12)</w:t>
+                  </w:r>
+                </w:p>
+              </w:tc>
+              <w:tc>
+                <w:tcPr/>
+                <w:p>
+                  <w:pPr>
+                    <w:pStyle w:val="Compact"/>
+                    <w:jc w:val="right"/>
+                    <w:jc w:val="center"/>
+                  </w:pPr>
+                  <w:r>
+                    <w:t xml:space="preserve">81</w:t>
+                  </w:r>
+                </w:p>
+              </w:tc>
+              <w:tc>
+                <w:tcPr/>
+                <w:p>
+                  <w:pPr>
+                    <w:pStyle w:val="Compact"/>
+                    <w:jc w:val="right"/>
+                    <w:jc w:val="center"/>
+                  </w:pPr>
+                  <w:r>
+                    <w:t xml:space="preserve">45</w:t>
+                  </w:r>
+                </w:p>
+              </w:tc>
+              <w:tc>
+                <w:tcPr/>
+                <w:p>
+                  <w:pPr>
+                    <w:pStyle w:val="Compact"/>
+                    <w:jc w:val="right"/>
+                    <w:jc w:val="center"/>
+                  </w:pPr>
+                  <w:r>
+                    <w:t xml:space="preserve">508.0</w:t>
+                  </w:r>
+                </w:p>
+              </w:tc>
+              <w:tc>
+                <w:tcPr/>
+                <w:p>
+                  <w:pPr>
+                    <w:pStyle w:val="Compact"/>
+                    <w:jc w:val="right"/>
+                    <w:jc w:val="center"/>
+                  </w:pPr>
+                  <w:r>
+                    <w:t xml:space="preserve">11.0</w:t>
+                  </w:r>
+                </w:p>
+              </w:tc>
+              <w:tc>
+                <w:tcPr/>
+                <w:p>
+                  <w:pPr>
+                    <w:pStyle w:val="Compact"/>
+                    <w:jc w:val="right"/>
+                    <w:jc w:val="center"/>
+                  </w:pPr>
+                  <w:r>
+                    <w:t xml:space="preserve">45.0</w:t>
+                  </w:r>
+                </w:p>
+              </w:tc>
+              <w:tc>
+                <w:tcPr/>
+                <w:p>
+                  <w:pPr>
+                    <w:pStyle w:val="Compact"/>
+                    <w:jc w:val="right"/>
+                    <w:jc w:val="center"/>
+                  </w:pPr>
+                  <w:r>
+                    <w:t xml:space="preserve">280</w:t>
+                  </w:r>
+                </w:p>
+              </w:tc>
+              <w:tc>
+                <w:tcPr/>
+                <w:p>
+                  <w:pPr>
+                    <w:pStyle w:val="Compact"/>
+                    <w:jc w:val="left"/>
+                    <w:jc w:val="center"/>
+                  </w:pPr>
+                  <w:r>
+                    <w:t xml:space="preserve">Polymictic</w:t>
+                  </w:r>
+                </w:p>
+              </w:tc>
+              <w:tc>
+                <w:tcPr/>
+                <w:p>
+                  <w:pPr>
+                    <w:pStyle w:val="Compact"/>
+                    <w:jc w:val="left"/>
+                    <w:jc w:val="center"/>
+                  </w:pPr>
+                  <w:r>
+                    <w:t xml:space="preserve">Eutrophic</w:t>
+                  </w:r>
+                </w:p>
+              </w:tc>
+              <w:tc>
+                <w:tcPr/>
+                <w:p>
+                  <w:pPr>
+                    <w:pStyle w:val="Compact"/>
+                    <w:jc w:val="right"/>
+                    <w:jc w:val="center"/>
+                  </w:pPr>
+                  <w:r>
+                    <w:t xml:space="preserve">0.0</w:t>
+                  </w:r>
+                </w:p>
+              </w:tc>
+              <w:tc>
+                <w:tcPr/>
+                <w:p>
+                  <w:pPr>
+                    <w:pStyle w:val="Compact"/>
+                    <w:jc w:val="right"/>
+                    <w:jc w:val="center"/>
+                  </w:pPr>
+                  <w:r>
+                    <w:t xml:space="preserve">82.8</w:t>
+                  </w:r>
+                </w:p>
+              </w:tc>
+              <w:tc>
+                <w:tcPr/>
+                <w:p>
+                  <w:pPr>
+                    <w:pStyle w:val="Compact"/>
+                    <w:jc w:val="right"/>
+                    <w:jc w:val="center"/>
+                  </w:pPr>
+                  <w:r>
+                    <w:t xml:space="preserve">17.2</w:t>
+                  </w:r>
+                </w:p>
+              </w:tc>
+              <w:tc>
+                <w:tcPr/>
+                <w:p>
+                  <w:pPr>
+                    <w:pStyle w:val="Compact"/>
+                    <w:jc w:val="right"/>
+                    <w:jc w:val="center"/>
+                  </w:pPr>
+                  <w:r>
+                    <w:t xml:space="preserve">0.0</w:t>
+                  </w:r>
+                </w:p>
+              </w:tc>
+            </w:tr>
+            <w:tr>
+              <w:tc>
+                <w:tcPr/>
+                <w:p>
+                  <w:pPr>
+                    <w:pStyle w:val="Compact"/>
+                    <w:jc w:val="left"/>
+                    <w:jc w:val="center"/>
+                  </w:pPr>
+                  <w:r>
+                    <w:t xml:space="preserve">Rotoiti</w:t>
+                  </w:r>
+                </w:p>
+              </w:tc>
+              <w:tc>
+                <w:tcPr/>
+                <w:p>
+                  <w:pPr>
+                    <w:pStyle w:val="Compact"/>
+                    <w:jc w:val="left"/>
+                    <w:jc w:val="center"/>
+                  </w:pPr>
+                  <w:r>
+                    <w:t xml:space="preserve">15/01/2025 (12)</w:t>
+                  </w:r>
+                </w:p>
+              </w:tc>
+              <w:tc>
+                <w:tcPr/>
+                <w:p>
+                  <w:pPr>
+                    <w:pStyle w:val="Compact"/>
+                    <w:jc w:val="right"/>
+                    <w:jc w:val="center"/>
+                  </w:pPr>
+                  <w:r>
+                    <w:t xml:space="preserve">34</w:t>
+                  </w:r>
+                </w:p>
+              </w:tc>
+              <w:tc>
+                <w:tcPr/>
+                <w:p>
+                  <w:pPr>
+                    <w:pStyle w:val="Compact"/>
+                    <w:jc w:val="right"/>
+                    <w:jc w:val="center"/>
+                  </w:pPr>
+                  <w:r>
+                    <w:t xml:space="preserve">61</w:t>
+                  </w:r>
+                </w:p>
+              </w:tc>
+              <w:tc>
+                <w:tcPr/>
+                <w:p>
+                  <w:pPr>
+                    <w:pStyle w:val="Compact"/>
+                    <w:jc w:val="right"/>
+                    <w:jc w:val="center"/>
+                  </w:pPr>
+                  <w:r>
+                    <w:t xml:space="preserve">123.7</w:t>
+                  </w:r>
+                </w:p>
+              </w:tc>
+              <w:tc>
+                <w:tcPr/>
+                <w:p>
+                  <w:pPr>
+                    <w:pStyle w:val="Compact"/>
+                    <w:jc w:val="right"/>
+                    <w:jc w:val="center"/>
+                  </w:pPr>
+                  <w:r>
+                    <w:t xml:space="preserve">31.5</w:t>
+                  </w:r>
+                </w:p>
+              </w:tc>
+              <w:tc>
+                <w:tcPr/>
+                <w:p>
+                  <w:pPr>
+                    <w:pStyle w:val="Compact"/>
+                    <w:jc w:val="right"/>
+                    <w:jc w:val="center"/>
+                  </w:pPr>
+                  <w:r>
+                    <w:t xml:space="preserve">124.0</w:t>
+                  </w:r>
+                </w:p>
+              </w:tc>
+              <w:tc>
+                <w:tcPr/>
+                <w:p>
+                  <w:pPr>
+                    <w:pStyle w:val="Compact"/>
+                    <w:jc w:val="right"/>
+                    <w:jc w:val="center"/>
+                  </w:pPr>
+                  <w:r>
+                    <w:t xml:space="preserve">279</w:t>
+                  </w:r>
+                </w:p>
+              </w:tc>
+              <w:tc>
+                <w:tcPr/>
+                <w:p>
+                  <w:pPr>
+                    <w:pStyle w:val="Compact"/>
+                    <w:jc w:val="left"/>
+                    <w:jc w:val="center"/>
+                  </w:pPr>
+                  <w:r>
+                    <w:t xml:space="preserve">Monomictic</w:t>
+                  </w:r>
+                </w:p>
+              </w:tc>
+              <w:tc>
+                <w:tcPr/>
+                <w:p>
+                  <w:pPr>
+                    <w:pStyle w:val="Compact"/>
+                    <w:jc w:val="left"/>
+                    <w:jc w:val="center"/>
+                  </w:pPr>
+                  <w:r>
+                    <w:t xml:space="preserve">Mesotrophic</w:t>
+                  </w:r>
+                </w:p>
+              </w:tc>
+              <w:tc>
+                <w:tcPr/>
+                <w:p>
+                  <w:pPr>
+                    <w:pStyle w:val="Compact"/>
+                    <w:jc w:val="right"/>
+                    <w:jc w:val="center"/>
+                  </w:pPr>
+                  <w:r>
+                    <w:t xml:space="preserve">0.0</w:t>
+                  </w:r>
+                </w:p>
+              </w:tc>
+              <w:tc>
+                <w:tcPr/>
+                <w:p>
+                  <w:pPr>
+                    <w:pStyle w:val="Compact"/>
+                    <w:jc w:val="right"/>
+                    <w:jc w:val="center"/>
+                  </w:pPr>
+                  <w:r>
+                    <w:t xml:space="preserve">68.5</w:t>
+                  </w:r>
+                </w:p>
+              </w:tc>
+              <w:tc>
+                <w:tcPr/>
+                <w:p>
+                  <w:pPr>
+                    <w:pStyle w:val="Compact"/>
+                    <w:jc w:val="right"/>
+                    <w:jc w:val="center"/>
+                  </w:pPr>
+                  <w:r>
+                    <w:t xml:space="preserve">21.8</w:t>
+                  </w:r>
+                </w:p>
+              </w:tc>
+              <w:tc>
+                <w:tcPr/>
+                <w:p>
+                  <w:pPr>
+                    <w:pStyle w:val="Compact"/>
+                    <w:jc w:val="right"/>
+                    <w:jc w:val="center"/>
+                  </w:pPr>
+                  <w:r>
+                    <w:t xml:space="preserve">9.7</w:t>
+                  </w:r>
+                </w:p>
+              </w:tc>
+            </w:tr>
+            <w:tr>
+              <w:tc>
+                <w:tcPr/>
+                <w:p>
+                  <w:pPr>
+                    <w:pStyle w:val="Compact"/>
+                    <w:jc w:val="left"/>
+                    <w:jc w:val="center"/>
+                  </w:pPr>
+                  <w:r>
+                    <w:t xml:space="preserve">Rotoehu</w:t>
+                  </w:r>
+                </w:p>
+              </w:tc>
+              <w:tc>
+                <w:tcPr/>
+                <w:p>
+                  <w:pPr>
+                    <w:pStyle w:val="Compact"/>
+                    <w:jc w:val="left"/>
+                    <w:jc w:val="center"/>
+                  </w:pPr>
+                  <w:r>
+                    <w:t xml:space="preserve">10/12/2024 (12)</w:t>
+                  </w:r>
+                </w:p>
+              </w:tc>
+              <w:tc>
+                <w:tcPr/>
+                <w:p>
+                  <w:pPr>
+                    <w:pStyle w:val="Compact"/>
+                    <w:jc w:val="right"/>
+                    <w:jc w:val="center"/>
+                  </w:pPr>
+                  <w:r>
+                    <w:t xml:space="preserve">8</w:t>
+                  </w:r>
+                </w:p>
+              </w:tc>
+              <w:tc>
+                <w:tcPr/>
+                <w:p>
+                  <w:pPr>
+                    <w:pStyle w:val="Compact"/>
+                    <w:jc w:val="right"/>
+                    <w:jc w:val="center"/>
+                  </w:pPr>
+                  <w:r>
+                    <w:t xml:space="preserve">40</w:t>
+                  </w:r>
+                </w:p>
+              </w:tc>
+              <w:tc>
+                <w:tcPr/>
+                <w:p>
+                  <w:pPr>
+                    <w:pStyle w:val="Compact"/>
+                    <w:jc w:val="right"/>
+                    <w:jc w:val="center"/>
+                  </w:pPr>
+                  <w:r>
+                    <w:t xml:space="preserve">49.2</w:t>
+                  </w:r>
+                </w:p>
+              </w:tc>
+              <w:tc>
+                <w:tcPr/>
+                <w:p>
+                  <w:pPr>
+                    <w:pStyle w:val="Compact"/>
+                    <w:jc w:val="right"/>
+                    <w:jc w:val="center"/>
+                  </w:pPr>
+                  <w:r>
+                    <w:t xml:space="preserve">8.0</w:t>
+                  </w:r>
+                </w:p>
+              </w:tc>
+              <w:tc>
+                <w:tcPr/>
+                <w:p>
+                  <w:pPr>
+                    <w:pStyle w:val="Compact"/>
+                    <w:jc w:val="right"/>
+                    <w:jc w:val="center"/>
+                  </w:pPr>
+                  <w:r>
+                    <w:t xml:space="preserve">13.5</w:t>
+                  </w:r>
+                </w:p>
+              </w:tc>
+              <w:tc>
+                <w:tcPr/>
+                <w:p>
+                  <w:pPr>
+                    <w:pStyle w:val="Compact"/>
+                    <w:jc w:val="right"/>
+                    <w:jc w:val="center"/>
+                  </w:pPr>
+                  <w:r>
+                    <w:t xml:space="preserve">295</w:t>
+                  </w:r>
+                </w:p>
+              </w:tc>
+              <w:tc>
+                <w:tcPr/>
+                <w:p>
+                  <w:pPr>
+                    <w:pStyle w:val="Compact"/>
+                    <w:jc w:val="left"/>
+                    <w:jc w:val="center"/>
+                  </w:pPr>
+                  <w:r>
+                    <w:t xml:space="preserve">Polymictic</w:t>
+                  </w:r>
+                </w:p>
+              </w:tc>
+              <w:tc>
+                <w:tcPr/>
+                <w:p>
+                  <w:pPr>
+                    <w:pStyle w:val="Compact"/>
+                    <w:jc w:val="left"/>
+                    <w:jc w:val="center"/>
+                  </w:pPr>
+                  <w:r>
+                    <w:t xml:space="preserve">Eutrophic</w:t>
+                  </w:r>
+                </w:p>
+              </w:tc>
+              <w:tc>
+                <w:tcPr/>
+                <w:p>
+                  <w:pPr>
+                    <w:pStyle w:val="Compact"/>
+                    <w:jc w:val="right"/>
+                    <w:jc w:val="center"/>
+                  </w:pPr>
+                  <w:r>
+                    <w:t xml:space="preserve">3.3</w:t>
+                  </w:r>
+                </w:p>
+              </w:tc>
+              <w:tc>
+                <w:tcPr/>
+                <w:p>
+                  <w:pPr>
+                    <w:pStyle w:val="Compact"/>
+                    <w:jc w:val="right"/>
+                    <w:jc w:val="center"/>
+                  </w:pPr>
+                  <w:r>
+                    <w:t xml:space="preserve">91.2</w:t>
+                  </w:r>
+                </w:p>
+              </w:tc>
+              <w:tc>
+                <w:tcPr/>
+                <w:p>
+                  <w:pPr>
+                    <w:pStyle w:val="Compact"/>
+                    <w:jc w:val="right"/>
+                    <w:jc w:val="center"/>
+                  </w:pPr>
+                  <w:r>
+                    <w:t xml:space="preserve">1.7</w:t>
+                  </w:r>
+                </w:p>
+              </w:tc>
+              <w:tc>
+                <w:tcPr/>
+                <w:p>
+                  <w:pPr>
+                    <w:pStyle w:val="Compact"/>
+                    <w:jc w:val="right"/>
+                    <w:jc w:val="center"/>
+                  </w:pPr>
+                  <w:r>
+                    <w:t xml:space="preserve">3.8</w:t>
+                  </w:r>
+                </w:p>
+              </w:tc>
+            </w:tr>
+            <w:tr>
+              <w:tc>
+                <w:tcPr/>
+                <w:p>
+                  <w:pPr>
+                    <w:pStyle w:val="Compact"/>
+                    <w:jc w:val="left"/>
+                    <w:jc w:val="center"/>
+                  </w:pPr>
+                  <w:r>
+                    <w:t xml:space="preserve">Rotomā</w:t>
+                  </w:r>
+                </w:p>
+              </w:tc>
+              <w:tc>
+                <w:tcPr/>
+                <w:p>
+                  <w:pPr>
+                    <w:pStyle w:val="Compact"/>
+                    <w:jc w:val="left"/>
+                    <w:jc w:val="center"/>
+                  </w:pPr>
+                  <w:r>
+                    <w:t xml:space="preserve">6/11/2024 (12)</w:t>
+                  </w:r>
+                </w:p>
+              </w:tc>
+              <w:tc>
+                <w:tcPr/>
+                <w:p>
+                  <w:pPr>
+                    <w:pStyle w:val="Compact"/>
+                    <w:jc w:val="right"/>
+                    <w:jc w:val="center"/>
+                  </w:pPr>
+                  <w:r>
+                    <w:t xml:space="preserve">11</w:t>
+                  </w:r>
+                </w:p>
+              </w:tc>
+              <w:tc>
+                <w:tcPr/>
+                <w:p>
+                  <w:pPr>
+                    <w:pStyle w:val="Compact"/>
+                    <w:jc w:val="right"/>
+                    <w:jc w:val="center"/>
+                  </w:pPr>
+                  <w:r>
+                    <w:t xml:space="preserve">24</w:t>
+                  </w:r>
+                </w:p>
+              </w:tc>
+              <w:tc>
+                <w:tcPr/>
+                <w:p>
+                  <w:pPr>
+                    <w:pStyle w:val="Compact"/>
+                    <w:jc w:val="right"/>
+                    <w:jc w:val="center"/>
+                  </w:pPr>
+                  <w:r>
+                    <w:t xml:space="preserve">27.8</w:t>
+                  </w:r>
+                </w:p>
+              </w:tc>
+              <w:tc>
+                <w:tcPr/>
+                <w:p>
+                  <w:pPr>
+                    <w:pStyle w:val="Compact"/>
+                    <w:jc w:val="right"/>
+                    <w:jc w:val="center"/>
+                  </w:pPr>
+                  <w:r>
+                    <w:t xml:space="preserve">36.9</w:t>
+                  </w:r>
+                </w:p>
+              </w:tc>
+              <w:tc>
+                <w:tcPr/>
+                <w:p>
+                  <w:pPr>
+                    <w:pStyle w:val="Compact"/>
+                    <w:jc w:val="right"/>
+                    <w:jc w:val="center"/>
+                  </w:pPr>
+                  <w:r>
+                    <w:t xml:space="preserve">83.0</w:t>
+                  </w:r>
+                </w:p>
+              </w:tc>
+              <w:tc>
+                <w:tcPr/>
+                <w:p>
+                  <w:pPr>
+                    <w:pStyle w:val="Compact"/>
+                    <w:jc w:val="right"/>
+                    <w:jc w:val="center"/>
+                  </w:pPr>
+                  <w:r>
+                    <w:t xml:space="preserve">316</w:t>
+                  </w:r>
+                </w:p>
+              </w:tc>
+              <w:tc>
+                <w:tcPr/>
+                <w:p>
+                  <w:pPr>
+                    <w:pStyle w:val="Compact"/>
+                    <w:jc w:val="left"/>
+                    <w:jc w:val="center"/>
+                  </w:pPr>
+                  <w:r>
+                    <w:t xml:space="preserve">Monomictic</w:t>
+                  </w:r>
+                </w:p>
+              </w:tc>
+              <w:tc>
+                <w:tcPr/>
+                <w:p>
+                  <w:pPr>
+                    <w:pStyle w:val="Compact"/>
+                    <w:jc w:val="left"/>
+                    <w:jc w:val="center"/>
+                  </w:pPr>
+                  <w:r>
+                    <w:t xml:space="preserve">Oligotrophic</w:t>
+                  </w:r>
+                </w:p>
+              </w:tc>
+              <w:tc>
+                <w:tcPr/>
+                <w:p>
+                  <w:pPr>
+                    <w:pStyle w:val="Compact"/>
+                    <w:jc w:val="right"/>
+                    <w:jc w:val="center"/>
+                  </w:pPr>
+                  <w:r>
+                    <w:t xml:space="preserve">0.0</w:t>
+                  </w:r>
+                </w:p>
+              </w:tc>
+              <w:tc>
+                <w:tcPr/>
+                <w:p>
+                  <w:pPr>
+                    <w:pStyle w:val="Compact"/>
+                    <w:jc w:val="right"/>
+                    <w:jc w:val="center"/>
+                  </w:pPr>
+                  <w:r>
+                    <w:t xml:space="preserve">62.0</w:t>
+                  </w:r>
+                </w:p>
+              </w:tc>
+              <w:tc>
+                <w:tcPr/>
+                <w:p>
+                  <w:pPr>
+                    <w:pStyle w:val="Compact"/>
+                    <w:jc w:val="right"/>
+                    <w:jc w:val="center"/>
+                  </w:pPr>
+                  <w:r>
+                    <w:t xml:space="preserve">17.7</w:t>
+                  </w:r>
+                </w:p>
+              </w:tc>
+              <w:tc>
+                <w:tcPr/>
+                <w:p>
+                  <w:pPr>
+                    <w:pStyle w:val="Compact"/>
+                    <w:jc w:val="right"/>
+                    <w:jc w:val="center"/>
+                  </w:pPr>
+                  <w:r>
+                    <w:t xml:space="preserve">20.4</w:t>
+                  </w:r>
+                </w:p>
+              </w:tc>
+            </w:tr>
+            <w:tr>
+              <w:tc>
+                <w:tcPr/>
+                <w:p>
+                  <w:pPr>
+                    <w:pStyle w:val="Compact"/>
+                    <w:jc w:val="left"/>
+                    <w:jc w:val="center"/>
+                  </w:pPr>
+                  <w:r>
+                    <w:t xml:space="preserve">Ōkāreka</w:t>
+                  </w:r>
+                </w:p>
+              </w:tc>
+              <w:tc>
+                <w:tcPr/>
+                <w:p>
+                  <w:pPr>
+                    <w:pStyle w:val="Compact"/>
+                    <w:jc w:val="left"/>
+                    <w:jc w:val="center"/>
+                  </w:pPr>
+                  <w:r>
+                    <w:t xml:space="preserve">31/10/2024 (10), 22/01/2025 (2)</w:t>
+                  </w:r>
+                </w:p>
+              </w:tc>
+              <w:tc>
+                <w:tcPr/>
+                <w:p>
+                  <w:pPr>
+                    <w:pStyle w:val="Compact"/>
+                    <w:jc w:val="right"/>
+                    <w:jc w:val="center"/>
+                  </w:pPr>
+                  <w:r>
+                    <w:t xml:space="preserve">3</w:t>
+                  </w:r>
+                </w:p>
+              </w:tc>
+              <w:tc>
+                <w:tcPr/>
+                <w:p>
+                  <w:pPr>
+                    <w:pStyle w:val="Compact"/>
+                    <w:jc w:val="right"/>
+                    <w:jc w:val="center"/>
+                  </w:pPr>
+                  <w:r>
+                    <w:t xml:space="preserve">11</w:t>
+                  </w:r>
+                </w:p>
+              </w:tc>
+              <w:tc>
+                <w:tcPr/>
+                <w:p>
+                  <w:pPr>
+                    <w:pStyle w:val="Compact"/>
+                    <w:jc w:val="right"/>
+                    <w:jc w:val="center"/>
+                  </w:pPr>
+                  <w:r>
+                    <w:t xml:space="preserve">19.6</w:t>
+                  </w:r>
+                </w:p>
+              </w:tc>
+              <w:tc>
+                <w:tcPr/>
+                <w:p>
+                  <w:pPr>
+                    <w:pStyle w:val="Compact"/>
+                    <w:jc w:val="right"/>
+                    <w:jc w:val="center"/>
+                  </w:pPr>
+                  <w:r>
+                    <w:t xml:space="preserve">20.0</w:t>
+                  </w:r>
+                </w:p>
+              </w:tc>
+              <w:tc>
+                <w:tcPr/>
+                <w:p>
+                  <w:pPr>
+                    <w:pStyle w:val="Compact"/>
+                    <w:jc w:val="right"/>
+                    <w:jc w:val="center"/>
+                  </w:pPr>
+                  <w:r>
+                    <w:t xml:space="preserve">33.5</w:t>
+                  </w:r>
+                </w:p>
+              </w:tc>
+              <w:tc>
+                <w:tcPr/>
+                <w:p>
+                  <w:pPr>
+                    <w:pStyle w:val="Compact"/>
+                    <w:jc w:val="right"/>
+                    <w:jc w:val="center"/>
+                  </w:pPr>
+                  <w:r>
+                    <w:t xml:space="preserve">355</w:t>
+                  </w:r>
+                </w:p>
+              </w:tc>
+              <w:tc>
+                <w:tcPr/>
+                <w:p>
+                  <w:pPr>
+                    <w:pStyle w:val="Compact"/>
+                    <w:jc w:val="left"/>
+                    <w:jc w:val="center"/>
+                  </w:pPr>
+                  <w:r>
+                    <w:t xml:space="preserve">Monomictic</w:t>
+                  </w:r>
+                </w:p>
+              </w:tc>
+              <w:tc>
+                <w:tcPr/>
+                <w:p>
+                  <w:pPr>
+                    <w:pStyle w:val="Compact"/>
+                    <w:jc w:val="left"/>
+                    <w:jc w:val="center"/>
+                  </w:pPr>
+                  <w:r>
+                    <w:t xml:space="preserve">Mesotrophic</w:t>
+                  </w:r>
+                </w:p>
+              </w:tc>
+              <w:tc>
+                <w:tcPr/>
+                <w:p>
+                  <w:pPr>
+                    <w:pStyle w:val="Compact"/>
+                    <w:jc w:val="right"/>
+                    <w:jc w:val="center"/>
+                  </w:pPr>
+                  <w:r>
+                    <w:t xml:space="preserve">8.9</w:t>
+                  </w:r>
+                </w:p>
+              </w:tc>
+              <w:tc>
+                <w:tcPr/>
+                <w:p>
+                  <w:pPr>
+                    <w:pStyle w:val="Compact"/>
+                    <w:jc w:val="right"/>
+                    <w:jc w:val="center"/>
+                  </w:pPr>
+                  <w:r>
+                    <w:t xml:space="preserve">45.1</w:t>
+                  </w:r>
+                </w:p>
+              </w:tc>
+              <w:tc>
+                <w:tcPr/>
+                <w:p>
+                  <w:pPr>
+                    <w:pStyle w:val="Compact"/>
+                    <w:jc w:val="right"/>
+                    <w:jc w:val="center"/>
+                  </w:pPr>
+                  <w:r>
+                    <w:t xml:space="preserve">20.2</w:t>
+                  </w:r>
+                </w:p>
+              </w:tc>
+              <w:tc>
+                <w:tcPr/>
+                <w:p>
+                  <w:pPr>
+                    <w:pStyle w:val="Compact"/>
+                    <w:jc w:val="right"/>
+                    <w:jc w:val="center"/>
+                  </w:pPr>
+                  <w:r>
+                    <w:t xml:space="preserve">25.8</w:t>
+                  </w:r>
+                </w:p>
+              </w:tc>
+            </w:tr>
+          </w:tbl>
+          <w:bookmarkEnd w:id="21"/>
+          <w:p/>
+        </w:tc>
+      </w:tr>
+    </w:tbl>
+    <w:p>
+      <w:pPr>
+        <w:pStyle w:val="BodyText"/>
+      </w:pPr>
+      <w:r>
+        <w:rPr>
+          <w:vertAlign w:val="subscript"/>
+        </w:rPr>
+        <w:t xml:space="preserve">Source:</w:t>
+      </w:r>
+      <w:r>
+        <w:rPr>
+          <w:vertAlign w:val="subscript"/>
+        </w:rPr>
+        <w:t xml:space="preserve"> </w:t>
+      </w:r>
+      <w:hyperlink r:id="rId22">
+        <w:r>
+          <w:rPr>
+            <w:rStyle w:val="Hyperlink"/>
+            <w:vertAlign w:val="subscript"/>
+          </w:rPr>
+          <w:t xml:space="preserve">Article Notebook</w:t>
+        </w:r>
+      </w:hyperlink>
+    </w:p>
+    <w:p>
+      <w:pPr>
+        <w:pStyle w:val="BodyText"/>
+      </w:pPr>
+      <w:r>
+        <w:t xml:space="preserve"> </w:t>
+      </w:r>
+    </w:p>
+    <w:tbl>
+      <w:tblPr>
+        <w:tblStyle w:val="Table"/>
+        <w:tblW w:type="pct" w:w="5000"/>
+        <w:tblLayout w:type="fixed"/>
+        <w:tblLook w:firstRow="0" w:lastRow="0" w:firstColumn="0" w:lastColumn="0" w:noHBand="0" w:noVBand="0" w:val="0000"/>
+      </w:tblPr>
+      <w:tblGrid>
+        <w:gridCol w:w="7920"/>
+      </w:tblGrid>
+      <w:tr>
+        <w:tc>
+          <w:tcPr/>
+          <w:bookmarkStart w:id="26" w:name="fig-site-map"/>
+          <w:p>
+            <w:pPr>
+              <w:pStyle w:val="Compact"/>
+              <w:jc w:val="center"/>
+            </w:pPr>
+            <w:r>
+              <w:drawing>
+                <wp:inline>
+                  <wp:extent cx="5727700" cy="4050383"/>
+                  <wp:effectExtent b="0" l="0" r="0" t="0"/>
+                  <wp:docPr descr="" title="" id="24" name="Picture"/>
+                  <a:graphic>
+                    <a:graphicData uri="http://schemas.openxmlformats.org/drawingml/2006/picture">
+                      <pic:pic>
+                        <pic:nvPicPr>
+                          <pic:cNvPr descr="images/Natural_habitat_map.png" id="25" name="Picture"/>
+                          <pic:cNvPicPr>
+                            <a:picLocks noChangeArrowheads="1" noChangeAspect="1"/>
+                          </pic:cNvPicPr>
+                        </pic:nvPicPr>
+                        <pic:blipFill>
+                          <a:blip r:embed="rId23"/>
+                          <a:stretch>
+                            <a:fillRect/>
+                          </a:stretch>
+                        </pic:blipFill>
+                        <pic:spPr bwMode="auto">
+                          <a:xfrm>
+                            <a:off x="0" y="0"/>
+                            <a:ext cx="5727700" cy="4050383"/>
+                          </a:xfrm>
+                          <a:prstGeom prst="rect">
+                            <a:avLst/>
+                          </a:prstGeom>
+                          <a:noFill/>
+                          <a:ln w="9525">
+                            <a:noFill/>
+                            <a:headEnd/>
+                            <a:tailEnd/>
+                          </a:ln>
+                        </pic:spPr>
+                      </pic:pic>
+                    </a:graphicData>
+                  </a:graphic>
+                </wp:inline>
+              </w:drawing>
+            </w:r>
+          </w:p>
+          <w:p>
+            <w:pPr>
+              <w:jc w:val="center"/>
+            </w:pPr>
+            <w:pPr>
+              <w:jc w:val="left"/>
+              <w:spacing w:before="200"/>
+              <w:pStyle w:val="ImageCaption"/>
+            </w:pPr>
+            <w:r>
+              <w:t xml:space="preserve">Figure 1: Map of the sampling locations with different dominant littoral habitat types classified. a) Overview map of the 5 lakes. Lakes where invasive catfish were detected are indicated. b) Zoom in of Lake Ōkāreka. c) Guidance map to show the lakes location (white square) on the North Island of Aotearoa New Zealand.</w:t>
+            </w:r>
+          </w:p>
+          <w:bookmarkEnd w:id="26"/>
+        </w:tc>
+      </w:tr>
+    </w:tbl>
+    <w:bookmarkEnd w:id="27"/>
+    <w:bookmarkStart w:id="29" w:name="data-collection"/>
     <w:p>
       <w:pPr>
         <w:pStyle w:val="Heading3"/>
@@ -702,6 +2060,793 @@
       <w:r>
         <w:t xml:space="preserve">).</w:t>
       </w:r>
+    </w:p>
+    <w:tbl>
+      <w:tblPr>
+        <w:tblStyle w:val="Table"/>
+        <w:tblW w:type="pct" w:w="5000"/>
+        <w:tblLayout w:type="fixed"/>
+        <w:tblLook w:firstRow="0" w:lastRow="0" w:firstColumn="0" w:lastColumn="0" w:noHBand="0" w:noVBand="0" w:val="0000"/>
+      </w:tblPr>
+      <w:tblGrid>
+        <w:gridCol w:w="7920"/>
+      </w:tblGrid>
+      <w:tr>
+        <w:tc>
+          <w:tcPr/>
+          <w:bookmarkStart w:id="28" w:name="tbl-environmental-biotic-overview"/>
+          <w:p>
+            <w:pPr>
+              <w:jc w:val="center"/>
+            </w:pPr>
+            <w:pPr>
+              <w:jc w:val="left"/>
+              <w:spacing w:before="200"/>
+              <w:pStyle w:val="ImageCaption"/>
+            </w:pPr>
+            <w:r>
+              <w:t xml:space="preserve">Table 2: Overview of environmental and biotic variables measured at littoral sampling sites, including variable descriptions, units, and hypothesised relevance for kōura (</w:t>
+            </w:r>
+            <w:r>
+              <w:rPr>
+                <w:i/>
+                <w:iCs/>
+              </w:rPr>
+              <w:t xml:space="preserve">Paranephrops planifrons</w:t>
+            </w:r>
+            <w:r>
+              <w:t xml:space="preserve">). Variables were selected a priori based on known habitat requirements, physiological constraints, and potential biotic interactions influencing kōura occurrence, abundance, and biomass in lake littoral zones.</w:t>
+            </w:r>
+          </w:p>
+          <w:tbl>
+            <w:tblPr>
+              <w:tblStyle w:val="Table"/>
+              <w:tblW w:type="pct" w:w="5000"/>
+              <w:tblLayout w:type="fixed"/>
+              <w:tblLook w:firstRow="1" w:lastRow="0" w:firstColumn="0" w:lastColumn="0" w:noHBand="0" w:noVBand="0" w:val="0020"/>
+            </w:tblPr>
+            <w:tblGrid>
+              <w:gridCol w:w="660"/>
+              <w:gridCol w:w="2281"/>
+              <w:gridCol w:w="3224"/>
+              <w:gridCol w:w="1753"/>
+            </w:tblGrid>
+            <w:tr>
+              <w:trPr>
+                <w:tblHeader w:val="on"/>
+              </w:trPr>
+              <w:tc>
+                <w:tcPr/>
+                <w:p>
+                  <w:pPr>
+                    <w:pStyle w:val="Compact"/>
+                    <w:jc w:val="left"/>
+                    <w:jc w:val="center"/>
+                  </w:pPr>
+                  <w:r>
+                    <w:t xml:space="preserve">Variable</w:t>
+                  </w:r>
+                </w:p>
+              </w:tc>
+              <w:tc>
+                <w:tcPr/>
+                <w:p>
+                  <w:pPr>
+                    <w:pStyle w:val="Compact"/>
+                    <w:jc w:val="left"/>
+                    <w:jc w:val="center"/>
+                  </w:pPr>
+                  <w:r>
+                    <w:t xml:space="preserve">Description / Unit</w:t>
+                  </w:r>
+                </w:p>
+              </w:tc>
+              <w:tc>
+                <w:tcPr/>
+                <w:p>
+                  <w:pPr>
+                    <w:pStyle w:val="Compact"/>
+                    <w:jc w:val="left"/>
+                    <w:jc w:val="center"/>
+                  </w:pPr>
+                  <w:r>
+                    <w:t xml:space="preserve">Hypothesised importance for kōura</w:t>
+                  </w:r>
+                </w:p>
+              </w:tc>
+              <w:tc>
+                <w:tcPr/>
+                <w:p>
+                  <w:pPr>
+                    <w:pStyle w:val="Compact"/>
+                    <w:jc w:val="left"/>
+                    <w:jc w:val="center"/>
+                  </w:pPr>
+                  <w:r>
+                    <w:t xml:space="preserve">References</w:t>
+                  </w:r>
+                </w:p>
+              </w:tc>
+            </w:tr>
+            <w:tr>
+              <w:tc>
+                <w:tcPr/>
+                <w:p>
+                  <w:pPr>
+                    <w:pStyle w:val="Compact"/>
+                    <w:jc w:val="left"/>
+                    <w:jc w:val="center"/>
+                  </w:pPr>
+                  <w:r>
+                    <w:t xml:space="preserve">Lake identity</w:t>
+                  </w:r>
+                </w:p>
+              </w:tc>
+              <w:tc>
+                <w:tcPr/>
+                <w:p>
+                  <w:pPr>
+                    <w:pStyle w:val="Compact"/>
+                    <w:jc w:val="left"/>
+                    <w:jc w:val="center"/>
+                  </w:pPr>
+                  <w:r>
+                    <w:t xml:space="preserve">Categorical variable identifying lake</w:t>
+                  </w:r>
+                </w:p>
+              </w:tc>
+              <w:tc>
+                <w:tcPr/>
+                <w:p>
+                  <w:pPr>
+                    <w:pStyle w:val="Compact"/>
+                    <w:jc w:val="left"/>
+                    <w:jc w:val="center"/>
+                  </w:pPr>
+                  <w:r>
+                    <w:t xml:space="preserve">Captures unmeasured lake-specific differences in water chemistry, productivity, and catchment characteristics.</w:t>
+                  </w:r>
+                </w:p>
+              </w:tc>
+              <w:tc>
+                <w:tcPr/>
+                <w:p>
+                  <w:pPr>
+                    <w:pStyle w:val="Compact"/>
+                    <w:jc w:val="left"/>
+                    <w:jc w:val="center"/>
+                  </w:pPr>
+                  <w:r>
+                    <w:t xml:space="preserve">Zuur et al., (2009)</w:t>
+                  </w:r>
+                </w:p>
+              </w:tc>
+            </w:tr>
+            <w:tr>
+              <w:tc>
+                <w:tcPr/>
+                <w:p>
+                  <w:pPr>
+                    <w:pStyle w:val="Compact"/>
+                    <w:jc w:val="left"/>
+                    <w:jc w:val="center"/>
+                  </w:pPr>
+                  <w:r>
+                    <w:t xml:space="preserve">Substrate index</w:t>
+                  </w:r>
+                </w:p>
+              </w:tc>
+              <w:tc>
+                <w:tcPr/>
+                <w:p>
+                  <w:pPr>
+                    <w:pStyle w:val="Compact"/>
+                    <w:jc w:val="left"/>
+                    <w:jc w:val="center"/>
+                  </w:pPr>
+                  <w:r>
+                    <w:t xml:space="preserve">Index based on % cover of bedrock, boulders, cobble, gravel, sand, mud, and organic matter</w:t>
+                  </w:r>
+                </w:p>
+              </w:tc>
+              <w:tc>
+                <w:tcPr/>
+                <w:p>
+                  <w:pPr>
+                    <w:pStyle w:val="Compact"/>
+                    <w:jc w:val="left"/>
+                    <w:jc w:val="center"/>
+                  </w:pPr>
+                  <w:r>
+                    <w:t xml:space="preserve">Important for burrowing and shelter availability. Coarser substrates increase shelter availability through more crevices.</w:t>
+                  </w:r>
+                </w:p>
+              </w:tc>
+              <w:tc>
+                <w:tcPr/>
+                <w:p>
+                  <w:pPr>
+                    <w:pStyle w:val="Compact"/>
+                    <w:jc w:val="left"/>
+                    <w:jc w:val="center"/>
+                  </w:pPr>
+                  <w:r>
+                    <w:t xml:space="preserve">Usio &amp; Townsend, (2000); Kusabs et al., (2015b)</w:t>
+                  </w:r>
+                </w:p>
+              </w:tc>
+            </w:tr>
+            <w:tr>
+              <w:tc>
+                <w:tcPr/>
+                <w:p>
+                  <w:pPr>
+                    <w:pStyle w:val="Compact"/>
+                    <w:jc w:val="left"/>
+                    <w:jc w:val="center"/>
+                  </w:pPr>
+                  <w:r>
+                    <w:t xml:space="preserve">Slope</w:t>
+                  </w:r>
+                </w:p>
+              </w:tc>
+              <w:tc>
+                <w:tcPr/>
+                <w:p>
+                  <w:pPr>
+                    <w:pStyle w:val="Compact"/>
+                    <w:jc w:val="left"/>
+                    <w:jc w:val="center"/>
+                  </w:pPr>
+                  <w:r>
+                    <w:t xml:space="preserve">Slope from shoreline to the 5 m depth contour</w:t>
+                  </w:r>
+                </w:p>
+              </w:tc>
+              <w:tc>
+                <w:tcPr/>
+                <w:p>
+                  <w:pPr>
+                    <w:pStyle w:val="Compact"/>
+                    <w:jc w:val="left"/>
+                    <w:jc w:val="center"/>
+                  </w:pPr>
+                  <w:r>
+                    <w:t xml:space="preserve">Steeper slopes facilitate access to deeper water during daylight refuging and associate with coarser substrates.</w:t>
+                  </w:r>
+                </w:p>
+              </w:tc>
+              <w:tc>
+                <w:tcPr/>
+                <w:p>
+                  <w:pPr>
+                    <w:pStyle w:val="Compact"/>
+                    <w:jc w:val="left"/>
+                    <w:jc w:val="center"/>
+                  </w:pPr>
+                  <w:r>
+                    <w:t xml:space="preserve">Devcich, (1979); Kusabs et al., (2015b)</w:t>
+                  </w:r>
+                </w:p>
+              </w:tc>
+            </w:tr>
+            <w:tr>
+              <w:tc>
+                <w:tcPr/>
+                <w:p>
+                  <w:pPr>
+                    <w:pStyle w:val="Compact"/>
+                    <w:jc w:val="left"/>
+                    <w:jc w:val="center"/>
+                  </w:pPr>
+                  <w:r>
+                    <w:t xml:space="preserve">Riparian vegetation</w:t>
+                  </w:r>
+                </w:p>
+              </w:tc>
+              <w:tc>
+                <w:tcPr/>
+                <w:p>
+                  <w:pPr>
+                    <w:pStyle w:val="Compact"/>
+                    <w:jc w:val="left"/>
+                    <w:jc w:val="center"/>
+                  </w:pPr>
+                  <w:r>
+                    <w:t xml:space="preserve">Percentage cover of vegetation growing in the riparian zone</w:t>
+                  </w:r>
+                </w:p>
+              </w:tc>
+              <w:tc>
+                <w:tcPr/>
+                <w:p>
+                  <w:pPr>
+                    <w:pStyle w:val="Compact"/>
+                    <w:jc w:val="left"/>
+                    <w:jc w:val="center"/>
+                  </w:pPr>
+                  <w:r>
+                    <w:t xml:space="preserve">Contributes detrital inputs, bank stability, and shading at the water’s edge.</w:t>
+                  </w:r>
+                </w:p>
+              </w:tc>
+              <w:tc>
+                <w:tcPr/>
+                <w:p>
+                  <w:pPr>
+                    <w:pStyle w:val="Compact"/>
+                    <w:jc w:val="left"/>
+                    <w:jc w:val="center"/>
+                  </w:pPr>
+                  <w:r>
+                    <w:t xml:space="preserve">Parkyn et al., (2002)</w:t>
+                  </w:r>
+                </w:p>
+              </w:tc>
+            </w:tr>
+            <w:tr>
+              <w:tc>
+                <w:tcPr/>
+                <w:p>
+                  <w:pPr>
+                    <w:pStyle w:val="Compact"/>
+                    <w:jc w:val="left"/>
+                    <w:jc w:val="center"/>
+                  </w:pPr>
+                  <w:r>
+                    <w:t xml:space="preserve">Overhanging trees</w:t>
+                  </w:r>
+                </w:p>
+              </w:tc>
+              <w:tc>
+                <w:tcPr/>
+                <w:p>
+                  <w:pPr>
+                    <w:pStyle w:val="Compact"/>
+                    <w:jc w:val="left"/>
+                    <w:jc w:val="center"/>
+                  </w:pPr>
+                  <w:r>
+                    <w:t xml:space="preserve">Percentage cover of trees hanging over the shoreline</w:t>
+                  </w:r>
+                </w:p>
+              </w:tc>
+              <w:tc>
+                <w:tcPr/>
+                <w:p>
+                  <w:pPr>
+                    <w:pStyle w:val="Compact"/>
+                    <w:jc w:val="left"/>
+                    <w:jc w:val="center"/>
+                  </w:pPr>
+                  <w:r>
+                    <w:t xml:space="preserve">Provides direct shading and structural inputs into littoral habitats.</w:t>
+                  </w:r>
+                </w:p>
+              </w:tc>
+              <w:tc>
+                <w:tcPr/>
+                <w:p>
+                  <w:pPr>
+                    <w:pStyle w:val="Compact"/>
+                    <w:jc w:val="left"/>
+                    <w:jc w:val="center"/>
+                  </w:pPr>
+                  <w:r>
+                    <w:t xml:space="preserve">Smith et al., (1996); Vedia et al., (2017)</w:t>
+                  </w:r>
+                </w:p>
+              </w:tc>
+            </w:tr>
+            <w:tr>
+              <w:tc>
+                <w:tcPr/>
+                <w:p>
+                  <w:pPr>
+                    <w:pStyle w:val="Compact"/>
+                    <w:jc w:val="left"/>
+                    <w:jc w:val="center"/>
+                  </w:pPr>
+                  <w:r>
+                    <w:t xml:space="preserve">Wood cover</w:t>
+                  </w:r>
+                </w:p>
+              </w:tc>
+              <w:tc>
+                <w:tcPr/>
+                <w:p>
+                  <w:pPr>
+                    <w:pStyle w:val="Compact"/>
+                    <w:jc w:val="left"/>
+                    <w:jc w:val="center"/>
+                  </w:pPr>
+                  <w:r>
+                    <w:t xml:space="preserve">Cover of wooden logs and tree branches in the sample site</w:t>
+                  </w:r>
+                </w:p>
+              </w:tc>
+              <w:tc>
+                <w:tcPr/>
+                <w:p>
+                  <w:pPr>
+                    <w:pStyle w:val="Compact"/>
+                    <w:jc w:val="left"/>
+                    <w:jc w:val="center"/>
+                  </w:pPr>
+                  <w:r>
+                    <w:t xml:space="preserve">Provides physical structure creating refuge spaces and supports macroinvertebrate prey availability.</w:t>
+                  </w:r>
+                </w:p>
+              </w:tc>
+              <w:tc>
+                <w:tcPr/>
+                <w:p>
+                  <w:pPr>
+                    <w:pStyle w:val="Compact"/>
+                    <w:jc w:val="left"/>
+                    <w:jc w:val="center"/>
+                  </w:pPr>
+                  <w:r>
+                    <w:t xml:space="preserve">Parkyn et al., (2009)</w:t>
+                  </w:r>
+                </w:p>
+              </w:tc>
+            </w:tr>
+            <w:tr>
+              <w:tc>
+                <w:tcPr/>
+                <w:p>
+                  <w:pPr>
+                    <w:pStyle w:val="Compact"/>
+                    <w:jc w:val="left"/>
+                    <w:jc w:val="center"/>
+                  </w:pPr>
+                  <w:r>
+                    <w:t xml:space="preserve">Emergent and submerged macrophytes</w:t>
+                  </w:r>
+                </w:p>
+              </w:tc>
+              <w:tc>
+                <w:tcPr/>
+                <w:p>
+                  <w:pPr>
+                    <w:pStyle w:val="Compact"/>
+                    <w:jc w:val="left"/>
+                    <w:jc w:val="center"/>
+                  </w:pPr>
+                  <w:r>
+                    <w:t xml:space="preserve">Percentage cover of macrophytes in the sample site divided over emergent and submerged and native and non-native species</w:t>
+                  </w:r>
+                </w:p>
+              </w:tc>
+              <w:tc>
+                <w:tcPr/>
+                <w:p>
+                  <w:pPr>
+                    <w:pStyle w:val="Compact"/>
+                    <w:jc w:val="left"/>
+                    <w:jc w:val="center"/>
+                  </w:pPr>
+                  <w:r>
+                    <w:t xml:space="preserve">Native macrophytes can provide cover and serve as a food source. Non-native macrophytes may alter movement pathways and modify local habitat and water quality conditions.</w:t>
+                  </w:r>
+                </w:p>
+              </w:tc>
+              <w:tc>
+                <w:tcPr/>
+                <w:p>
+                  <w:pPr>
+                    <w:pStyle w:val="Compact"/>
+                    <w:jc w:val="left"/>
+                    <w:jc w:val="center"/>
+                  </w:pPr>
+                  <w:r>
+                    <w:t xml:space="preserve">Coffey &amp; Clayton, (1988); Kusabs &amp; Quinn, (2009)</w:t>
+                  </w:r>
+                </w:p>
+              </w:tc>
+            </w:tr>
+            <w:tr>
+              <w:tc>
+                <w:tcPr/>
+                <w:p>
+                  <w:pPr>
+                    <w:pStyle w:val="Compact"/>
+                    <w:jc w:val="left"/>
+                    <w:jc w:val="center"/>
+                  </w:pPr>
+                  <w:r>
+                    <w:t xml:space="preserve">Temperature</w:t>
+                  </w:r>
+                </w:p>
+              </w:tc>
+              <w:tc>
+                <w:tcPr/>
+                <w:p>
+                  <w:pPr>
+                    <w:pStyle w:val="Compact"/>
+                    <w:jc w:val="left"/>
+                    <w:jc w:val="center"/>
+                  </w:pPr>
+                  <w:r>
+                    <w:t xml:space="preserve">Temperature of surface water in °C</w:t>
+                  </w:r>
+                </w:p>
+              </w:tc>
+              <w:tc>
+                <w:tcPr/>
+                <w:p>
+                  <w:pPr>
+                    <w:pStyle w:val="Compact"/>
+                    <w:jc w:val="left"/>
+                    <w:jc w:val="center"/>
+                  </w:pPr>
+                  <w:r>
+                    <w:t xml:space="preserve">Influences metabolic rate, activity, physiological stress, and habitat suitability.</w:t>
+                  </w:r>
+                </w:p>
+              </w:tc>
+              <w:tc>
+                <w:tcPr/>
+                <w:p>
+                  <w:pPr>
+                    <w:pStyle w:val="Compact"/>
+                    <w:jc w:val="left"/>
+                    <w:jc w:val="center"/>
+                  </w:pPr>
+                  <w:r>
+                    <w:t xml:space="preserve">Devcich, (1979); Hammond et al., (2006); Parkyn &amp; Collier, (2002); Angilletta et al., (2004)</w:t>
+                  </w:r>
+                </w:p>
+              </w:tc>
+            </w:tr>
+            <w:tr>
+              <w:tc>
+                <w:tcPr/>
+                <w:p>
+                  <w:pPr>
+                    <w:pStyle w:val="Compact"/>
+                    <w:jc w:val="left"/>
+                    <w:jc w:val="center"/>
+                  </w:pPr>
+                  <w:r>
+                    <w:t xml:space="preserve">Dissolved oxygen</w:t>
+                  </w:r>
+                </w:p>
+              </w:tc>
+              <w:tc>
+                <w:tcPr/>
+                <w:p>
+                  <w:pPr>
+                    <w:pStyle w:val="Compact"/>
+                    <w:jc w:val="left"/>
+                    <w:jc w:val="center"/>
+                  </w:pPr>
+                  <w:r>
+                    <w:t xml:space="preserve">Dissolved oxygen concentration in mg L⁻¹</w:t>
+                  </w:r>
+                </w:p>
+              </w:tc>
+              <w:tc>
+                <w:tcPr/>
+                <w:p>
+                  <w:pPr>
+                    <w:pStyle w:val="Compact"/>
+                    <w:jc w:val="left"/>
+                    <w:jc w:val="center"/>
+                  </w:pPr>
+                  <w:r>
+                    <w:t xml:space="preserve">Essential for respiration; reduced oxygen may constrain activity and habitat use.</w:t>
+                  </w:r>
+                </w:p>
+              </w:tc>
+              <w:tc>
+                <w:tcPr/>
+                <w:p>
+                  <w:pPr>
+                    <w:pStyle w:val="Compact"/>
+                    <w:jc w:val="left"/>
+                    <w:jc w:val="center"/>
+                  </w:pPr>
+                  <w:r>
+                    <w:t xml:space="preserve">Hammond et al., (2006); Broughton et al., (2017)</w:t>
+                  </w:r>
+                </w:p>
+              </w:tc>
+            </w:tr>
+            <w:tr>
+              <w:tc>
+                <w:tcPr/>
+                <w:p>
+                  <w:pPr>
+                    <w:pStyle w:val="Compact"/>
+                    <w:jc w:val="left"/>
+                    <w:jc w:val="center"/>
+                  </w:pPr>
+                  <w:r>
+                    <w:t xml:space="preserve">Specific conductivity</w:t>
+                  </w:r>
+                </w:p>
+              </w:tc>
+              <w:tc>
+                <w:tcPr/>
+                <w:p>
+                  <w:pPr>
+                    <w:pStyle w:val="Compact"/>
+                    <w:jc w:val="left"/>
+                    <w:jc w:val="center"/>
+                  </w:pPr>
+                  <w:r>
+                    <w:t xml:space="preserve">Electrical conductivity of the water in µS cm⁻¹</w:t>
+                  </w:r>
+                </w:p>
+              </w:tc>
+              <w:tc>
+                <w:tcPr/>
+                <w:p>
+                  <w:pPr>
+                    <w:pStyle w:val="Compact"/>
+                    <w:jc w:val="left"/>
+                    <w:jc w:val="center"/>
+                  </w:pPr>
+                  <w:r>
+                    <w:t xml:space="preserve">Reflects overall lake productivity, supporting food availability.</w:t>
+                  </w:r>
+                </w:p>
+              </w:tc>
+              <w:tc>
+                <w:tcPr/>
+                <w:p>
+                  <w:pPr>
+                    <w:pStyle w:val="Compact"/>
+                    <w:jc w:val="left"/>
+                    <w:jc w:val="center"/>
+                  </w:pPr>
+                  <w:r>
+                    <w:t xml:space="preserve">Devcich, (1979)</w:t>
+                  </w:r>
+                </w:p>
+              </w:tc>
+            </w:tr>
+            <w:tr>
+              <w:tc>
+                <w:tcPr/>
+                <w:p>
+                  <w:pPr>
+                    <w:pStyle w:val="Compact"/>
+                    <w:jc w:val="left"/>
+                    <w:jc w:val="center"/>
+                  </w:pPr>
+                  <w:r>
+                    <w:t xml:space="preserve">pH</w:t>
+                  </w:r>
+                </w:p>
+              </w:tc>
+              <w:tc>
+                <w:tcPr/>
+                <w:p>
+                  <w:pPr>
+                    <w:pStyle w:val="Compact"/>
+                    <w:jc w:val="left"/>
+                    <w:jc w:val="center"/>
+                  </w:pPr>
+                  <w:r>
+                    <w:t xml:space="preserve">Acidity or alkalinity of the water</w:t>
+                  </w:r>
+                </w:p>
+              </w:tc>
+              <w:tc>
+                <w:tcPr/>
+                <w:p>
+                  <w:pPr>
+                    <w:pStyle w:val="Compact"/>
+                    <w:jc w:val="left"/>
+                    <w:jc w:val="center"/>
+                  </w:pPr>
+                  <w:r>
+                    <w:t xml:space="preserve">Influences moulting success and exoskeleton strength, affected by acidity or calcium levels.</w:t>
+                  </w:r>
+                </w:p>
+              </w:tc>
+              <w:tc>
+                <w:tcPr/>
+                <w:p>
+                  <w:pPr>
+                    <w:pStyle w:val="Compact"/>
+                    <w:jc w:val="left"/>
+                    <w:jc w:val="center"/>
+                  </w:pPr>
+                  <w:r>
+                    <w:t xml:space="preserve">Olsson et al., (2006)</w:t>
+                  </w:r>
+                </w:p>
+              </w:tc>
+            </w:tr>
+            <w:tr>
+              <w:tc>
+                <w:tcPr/>
+                <w:p>
+                  <w:pPr>
+                    <w:pStyle w:val="Compact"/>
+                    <w:jc w:val="left"/>
+                    <w:jc w:val="center"/>
+                  </w:pPr>
+                  <w:r>
+                    <w:t xml:space="preserve">Fish presence</w:t>
+                  </w:r>
+                </w:p>
+              </w:tc>
+              <w:tc>
+                <w:tcPr/>
+                <w:p>
+                  <w:pPr>
+                    <w:pStyle w:val="Compact"/>
+                    <w:jc w:val="left"/>
+                    <w:jc w:val="center"/>
+                  </w:pPr>
+                  <w:r>
+                    <w:t xml:space="preserve">Presence/absence of selected native and non-native fish species</w:t>
+                  </w:r>
+                </w:p>
+              </w:tc>
+              <w:tc>
+                <w:tcPr/>
+                <w:p>
+                  <w:pPr>
+                    <w:pStyle w:val="Compact"/>
+                    <w:jc w:val="left"/>
+                    <w:jc w:val="center"/>
+                  </w:pPr>
+                  <w:r>
+                    <w:t xml:space="preserve">Fish act as predators, competitors, or indirectly modify habitat structure.</w:t>
+                  </w:r>
+                </w:p>
+              </w:tc>
+              <w:tc>
+                <w:tcPr/>
+                <w:p>
+                  <w:pPr>
+                    <w:pStyle w:val="Compact"/>
+                    <w:jc w:val="left"/>
+                    <w:jc w:val="center"/>
+                  </w:pPr>
+                  <w:r>
+                    <w:t xml:space="preserve">Shave et al., (1994); Barnes, (1996); Usio &amp; Townsend, (2000); Barnes &amp; Hicks, (2003)</w:t>
+                  </w:r>
+                </w:p>
+              </w:tc>
+            </w:tr>
+          </w:tbl>
+          <w:bookmarkEnd w:id="28"/>
+          <w:p/>
+        </w:tc>
+      </w:tr>
+    </w:tbl>
+    <w:p>
+      <w:pPr>
+        <w:pStyle w:val="BodyText"/>
+      </w:pPr>
+      <w:r>
+        <w:rPr>
+          <w:vertAlign w:val="subscript"/>
+        </w:rPr>
+        <w:t xml:space="preserve">Source:</w:t>
+      </w:r>
+      <w:r>
+        <w:rPr>
+          <w:vertAlign w:val="subscript"/>
+        </w:rPr>
+        <w:t xml:space="preserve"> </w:t>
+      </w:r>
+      <w:hyperlink r:id="rId22">
+        <w:r>
+          <w:rPr>
+            <w:rStyle w:val="Hyperlink"/>
+            <w:vertAlign w:val="subscript"/>
+          </w:rPr>
+          <w:t xml:space="preserve">Article Notebook</w:t>
+        </w:r>
+      </w:hyperlink>
     </w:p>
     <w:p>
       <w:pPr>
@@ -1243,8 +3388,8 @@
         </m:oMath>
       </m:oMathPara>
     </w:p>
-    <w:bookmarkEnd w:id="21"/>
-    <w:bookmarkStart w:id="22" w:name="data-analyses"/>
+    <w:bookmarkEnd w:id="29"/>
+    <w:bookmarkStart w:id="30" w:name="data-analyses"/>
     <w:p>
       <w:pPr>
         <w:pStyle w:val="Heading3"/>
@@ -1446,9 +3591,9 @@
         <w:t xml:space="preserve">To provide context for the association between catfish presence and kōura metrics detected in the GAMM, a descriptive comparison of kōura presence rate, CPUE, and BPUE was conducted across catfish-present and catfish-absent sites, and across lakes with and without catfish.</w:t>
       </w:r>
     </w:p>
-    <w:bookmarkEnd w:id="22"/>
-    <w:bookmarkEnd w:id="23"/>
-    <w:bookmarkStart w:id="27" w:name="results"/>
+    <w:bookmarkEnd w:id="30"/>
+    <w:bookmarkEnd w:id="31"/>
+    <w:bookmarkStart w:id="51" w:name="results"/>
     <w:p>
       <w:pPr>
         <w:pStyle w:val="Heading2"/>
@@ -1525,936 +3670,6 @@
       </w:hyperlink>
       <w:r>
         <w:t xml:space="preserve">).</w:t>
-      </w:r>
-    </w:p>
-    <w:p>
-      <w:pPr>
-        <w:pStyle w:val="BodyText"/>
-      </w:pPr>
-      <w:r>
-        <w:t xml:space="preserve">The five lakes differed substantially in environmental and biotic characteristics (</w:t>
-      </w:r>
-      <w:hyperlink w:anchor="tbl-env-fish-summary">
-        <w:r>
-          <w:rPr>
-            <w:rStyle w:val="Hyperlink"/>
-          </w:rPr>
-          <w:t xml:space="preserve">Table 3</w:t>
-        </w:r>
-      </w:hyperlink>
-      <w:r>
-        <w:t xml:space="preserve">). Physical habitat structure varied among lakes, with differences in substrate index, nearshore slope, and littoral vegetation cover. Emergent macrophytes were absent from Lake Rotorua but present in the other lakes, particularly Ōkāreka, while submerged macrophyte cover at the shore was rare in Rotorua and Rotoiti but more extensive in Rotoehu and Rotomā. Water chemistry also differed markedly among lakes. Surface water temperatures were highest in Rotorua and lowest in Rotomā and Ōkāreka, while pH ranged from circum-neutral conditions in Rotorua to more alkaline conditions in Rotoehu and Rotoiti. Specific conductivity showed strong contrasts, being highest in Rotoehu and lowest in Ōkāreka. Dissolved oxygen concentrations in the littoral zone varied less among lakes but were generally lowest in Rotorua. Fish populations differed between lakes, reflecting invasion history. Catfish were detected only in Lakes Rotorua and Rotoiti, whereas goldfish occurred in all lakes but were most abundant in Rotoehu. Common bullies were found in every survey location. Trout were found sporadically in Rotorua, Rotoiti and Ōkāreka and kōaro were only caught from Ōkāreka.</w:t>
-      </w:r>
-    </w:p>
-    <w:bookmarkStart w:id="24" w:name="kōura-occupancy"/>
-    <w:p>
-      <w:pPr>
-        <w:pStyle w:val="Heading3"/>
-      </w:pPr>
-      <w:r>
-        <w:t xml:space="preserve">Kōura occupancy</w:t>
-      </w:r>
-    </w:p>
-    <w:p>
-      <w:pPr>
-        <w:pStyle w:val="FirstParagraph"/>
-      </w:pPr>
-      <w:r>
-        <w:t xml:space="preserve">The full binomial GAMM for kōura occupancy explained 65 % of the deviance (AIC = 51; adj. R² = 0.647). Stepwise ML reduction (</w:t>
-      </w:r>
-      <w:r>
-        <w:rPr>
-          <w:i/>
-          <w:iCs/>
-        </w:rPr>
-        <w:t xml:space="preserve">α</w:t>
-      </w:r>
-      <w:r>
-        <w:t xml:space="preserve"> </w:t>
-      </w:r>
-      <w:r>
-        <w:t xml:space="preserve">= 0.05) retained riparian vegetation, substrate index, temperature, and specific conductivity as smoother terms, lake identity as a random effect, and the presence of goldfish (negative) and catfish (positive) as parametric terms. The final model refitted using REML explained 57.9 % of the deviance (adj. R² = 0.592) and retained positive influences of riparian vegetation (</w:t>
-      </w:r>
-      <w:r>
-        <w:rPr>
-          <w:i/>
-          <w:iCs/>
-        </w:rPr>
-        <w:t xml:space="preserve">p</w:t>
-      </w:r>
-      <w:r>
-        <w:t xml:space="preserve"> </w:t>
-      </w:r>
-      <w:r>
-        <w:t xml:space="preserve">= 0.026), substrate index (</w:t>
-      </w:r>
-      <w:r>
-        <w:rPr>
-          <w:i/>
-          <w:iCs/>
-        </w:rPr>
-        <w:t xml:space="preserve">p</w:t>
-      </w:r>
-      <w:r>
-        <w:t xml:space="preserve"> </w:t>
-      </w:r>
-      <w:r>
-        <w:t xml:space="preserve">= 0.001), specific conductivity (</w:t>
-      </w:r>
-      <w:r>
-        <w:rPr>
-          <w:i/>
-          <w:iCs/>
-        </w:rPr>
-        <w:t xml:space="preserve">p</w:t>
-      </w:r>
-      <w:r>
-        <w:t xml:space="preserve"> </w:t>
-      </w:r>
-      <w:r>
-        <w:t xml:space="preserve">= 0.002) and a negative influence of temperature (</w:t>
-      </w:r>
-      <w:r>
-        <w:rPr>
-          <w:i/>
-          <w:iCs/>
-        </w:rPr>
-        <w:t xml:space="preserve">p</w:t>
-      </w:r>
-      <w:r>
-        <w:t xml:space="preserve"> </w:t>
-      </w:r>
-      <w:r>
-        <w:t xml:space="preserve">&lt; 0.001), as significant smoother terms (</w:t>
-      </w:r>
-      <w:hyperlink w:anchor="fig-occupancy-model">
-        <w:r>
-          <w:rPr>
-            <w:rStyle w:val="Hyperlink"/>
-          </w:rPr>
-          <w:t xml:space="preserve">Figure 3</w:t>
-        </w:r>
-      </w:hyperlink>
-      <w:r>
-        <w:t xml:space="preserve"> </w:t>
-      </w:r>
-      <w:r>
-        <w:t xml:space="preserve">a). The random effect of lake identity was not statistically significant (</w:t>
-      </w:r>
-      <w:r>
-        <w:rPr>
-          <w:i/>
-          <w:iCs/>
-        </w:rPr>
-        <w:t xml:space="preserve">p</w:t>
-      </w:r>
-      <w:r>
-        <w:t xml:space="preserve"> </w:t>
-      </w:r>
-      <w:r>
-        <w:t xml:space="preserve">= 0.622), indicating limited residual variation between lakes after accounting for environmental and biotic predictors. Among the parametric covariates, goldfish had a significant negative relationship (</w:t>
-      </w:r>
-      <w:r>
-        <w:rPr>
-          <w:i/>
-          <w:iCs/>
-        </w:rPr>
-        <w:t xml:space="preserve">p</w:t>
-      </w:r>
-      <w:r>
-        <w:t xml:space="preserve"> </w:t>
-      </w:r>
-      <w:r>
-        <w:t xml:space="preserve">= 0.017), and catfish presence showed a significant positive relationship (</w:t>
-      </w:r>
-      <w:r>
-        <w:rPr>
-          <w:i/>
-          <w:iCs/>
-        </w:rPr>
-        <w:t xml:space="preserve">p</w:t>
-      </w:r>
-      <w:r>
-        <w:t xml:space="preserve"> </w:t>
-      </w:r>
-      <w:r>
-        <w:t xml:space="preserve">= 0.014). Model diagnostics showed no evidence of overfitting (edf &lt; k) and good discrimination (AUC = 0.946;</w:t>
-      </w:r>
-      <w:r>
-        <w:t xml:space="preserve"> </w:t>
-      </w:r>
-      <w:hyperlink w:anchor="fig-occupancy-model">
-        <w:r>
-          <w:rPr>
-            <w:rStyle w:val="Hyperlink"/>
-          </w:rPr>
-          <w:t xml:space="preserve">Figure 3</w:t>
-        </w:r>
-      </w:hyperlink>
-      <w:r>
-        <w:t xml:space="preserve"> </w:t>
-      </w:r>
-      <w:r>
-        <w:t xml:space="preserve">b). Concurvity diagnostics revealed high collinearity between specific conductivity and lake identity (worst-case = 1.00, observed = 0.94), and between temperature and lake identity (worst-case = 0.95, observed = 0.88), suggesting both predictors partly reflect between-lake differences. Residual diagnostics showed no systematic patterns in variance across fitted values, consistent with acceptable model fit for a binomial GAMM. The calibration plot indicated slight under-prediction at low probabilities and slight over-prediction at mid-range probabilities (</w:t>
-      </w:r>
-      <w:hyperlink w:anchor="fig-occupancy-model">
-        <w:r>
-          <w:rPr>
-            <w:rStyle w:val="Hyperlink"/>
-          </w:rPr>
-          <w:t xml:space="preserve">Figure 3</w:t>
-        </w:r>
-      </w:hyperlink>
-      <w:r>
-        <w:t xml:space="preserve"> </w:t>
-      </w:r>
-      <w:r>
-        <w:t xml:space="preserve">c). The binomial components of the CPUE and BPUE hurdle models produced the same structure and effect directions as the occupancy model, so only the positive Gamma components are reported here.</w:t>
-      </w:r>
-    </w:p>
-    <w:bookmarkEnd w:id="24"/>
-    <w:bookmarkStart w:id="25" w:name="kōura-cpue"/>
-    <w:p>
-      <w:pPr>
-        <w:pStyle w:val="Heading3"/>
-      </w:pPr>
-      <w:r>
-        <w:t xml:space="preserve">Kōura CPUE</w:t>
-      </w:r>
-    </w:p>
-    <w:p>
-      <w:pPr>
-        <w:pStyle w:val="FirstParagraph"/>
-      </w:pPr>
-      <w:r>
-        <w:t xml:space="preserve">The full Gamma GAMM for positive CPUE explained 48.4 % of the deviance (AIC = 122; adj. R² = 0.19; n = 33). Stepwise selection (</w:t>
-      </w:r>
-      <w:r>
-        <w:rPr>
-          <w:i/>
-          <w:iCs/>
-        </w:rPr>
-        <w:t xml:space="preserve">α</w:t>
-      </w:r>
-      <w:r>
-        <w:t xml:space="preserve"> </w:t>
-      </w:r>
-      <w:r>
-        <w:t xml:space="preserve">= 0.05) reduced the model to temperature, pH, and emergent native macrophytes as smoother terms, lake identity as a random effect, and the presence of common smelt (negative) as a parametric effect. This reduced model achieved a lower AIC (115) and explained 47.3 % of the deviance (adj. R² = 0.194). Likelihood ratio tests indicated that the reduced model was statistically equivalent to the full model (</w:t>
-      </w:r>
-      <w:r>
-        <w:rPr>
-          <w:i/>
-          <w:iCs/>
-        </w:rPr>
-        <w:t xml:space="preserve">p</w:t>
-      </w:r>
-      <w:r>
-        <w:t xml:space="preserve"> </w:t>
-      </w:r>
-      <w:r>
-        <w:t xml:space="preserve">= 0.950), and it was therefore selected as the final CPUE model.</w:t>
-      </w:r>
-    </w:p>
-    <w:p>
-      <w:pPr>
-        <w:pStyle w:val="BodyText"/>
-      </w:pPr>
-      <w:r>
-        <w:t xml:space="preserve">The final REML-fitted model explained 47.3 % of the deviance (adj. R² = 0.195) and retained positive influence of pH (</w:t>
-      </w:r>
-      <w:r>
-        <w:rPr>
-          <w:i/>
-          <w:iCs/>
-        </w:rPr>
-        <w:t xml:space="preserve">p</w:t>
-      </w:r>
-      <w:r>
-        <w:t xml:space="preserve"> </w:t>
-      </w:r>
-      <w:r>
-        <w:t xml:space="preserve">&lt; 0.001) and negative influence of temperature (</w:t>
-      </w:r>
-      <w:r>
-        <w:rPr>
-          <w:i/>
-          <w:iCs/>
-        </w:rPr>
-        <w:t xml:space="preserve">p</w:t>
-      </w:r>
-      <w:r>
-        <w:t xml:space="preserve"> </w:t>
-      </w:r>
-      <w:r>
-        <w:t xml:space="preserve">= 0.019) and emergent native macrophytes (</w:t>
-      </w:r>
-      <w:r>
-        <w:rPr>
-          <w:i/>
-          <w:iCs/>
-        </w:rPr>
-        <w:t xml:space="preserve">p</w:t>
-      </w:r>
-      <w:r>
-        <w:t xml:space="preserve"> </w:t>
-      </w:r>
-      <w:r>
-        <w:t xml:space="preserve">&lt; 0.001) as significant smooth predictors (</w:t>
-      </w:r>
-      <w:hyperlink w:anchor="fig-cpue-hurdle">
-        <w:r>
-          <w:rPr>
-            <w:rStyle w:val="Hyperlink"/>
-          </w:rPr>
-          <w:t xml:space="preserve">Figure 4</w:t>
-        </w:r>
-      </w:hyperlink>
-      <w:r>
-        <w:t xml:space="preserve"> </w:t>
-      </w:r>
-      <w:r>
-        <w:t xml:space="preserve">a). The lake identity random effect was not significant (</w:t>
-      </w:r>
-      <w:r>
-        <w:rPr>
-          <w:i/>
-          <w:iCs/>
-        </w:rPr>
-        <w:t xml:space="preserve">p</w:t>
-      </w:r>
-      <w:r>
-        <w:t xml:space="preserve"> </w:t>
-      </w:r>
-      <w:r>
-        <w:t xml:space="preserve">= 0.482), indicating minimal additional between lake variation once environmental covariates were included. Presence of common smelt had a significant negative parametric relationship (</w:t>
-      </w:r>
-      <w:r>
-        <w:rPr>
-          <w:i/>
-          <w:iCs/>
-        </w:rPr>
-        <w:t xml:space="preserve">p</w:t>
-      </w:r>
-      <w:r>
-        <w:t xml:space="preserve"> </w:t>
-      </w:r>
-      <w:r>
-        <w:t xml:space="preserve">= 0.041). Concurvity diagnostics indicated strong correlation between temperature and pH, but both variables were retained because they were ecologically interpretable and contributed significantly to model fit. Model diagnostics showed no evidence of overfitting (edf &lt; k), and predictive accuracy was moderate (</w:t>
-      </w:r>
-      <w:hyperlink w:anchor="fig-cpue-hurdle">
-        <w:r>
-          <w:rPr>
-            <w:rStyle w:val="Hyperlink"/>
-          </w:rPr>
-          <w:t xml:space="preserve">Figure 4</w:t>
-        </w:r>
-      </w:hyperlink>
-      <w:r>
-        <w:t xml:space="preserve"> </w:t>
-      </w:r>
-      <w:r>
-        <w:t xml:space="preserve">b). Residual diagnostics showed no systematic patterns in residual variance across fitted values. The model tended to slightly over-predict very low CPUE values and under predict the highest observations.</w:t>
-      </w:r>
-    </w:p>
-    <w:bookmarkEnd w:id="25"/>
-    <w:bookmarkStart w:id="26" w:name="kōura-bpue"/>
-    <w:p>
-      <w:pPr>
-        <w:pStyle w:val="Heading3"/>
-      </w:pPr>
-      <w:r>
-        <w:t xml:space="preserve">Kōura BPUE</w:t>
-      </w:r>
-    </w:p>
-    <w:p>
-      <w:pPr>
-        <w:pStyle w:val="FirstParagraph"/>
-      </w:pPr>
-      <w:r>
-        <w:t xml:space="preserve">The full Gamma GAMM for positive BPUE explained 97.4 % of the deviance (AIC = 266; adj. R² = 0.76; n = 33). Stepwise ML selection (</w:t>
-      </w:r>
-      <w:r>
-        <w:rPr>
-          <w:i/>
-          <w:iCs/>
-        </w:rPr>
-        <w:t xml:space="preserve">α</w:t>
-      </w:r>
-      <w:r>
-        <w:t xml:space="preserve"> </w:t>
-      </w:r>
-      <w:r>
-        <w:t xml:space="preserve">= 0.05) retained pH, emergent native macrophytes, and the lake identity random effect. The resulting reduced model had a higher AIC (318) and explained 26 % of the deviance (adj. R² = 0.141). As the full model was overfitting the data the reduced model was chosen for inference.</w:t>
-      </w:r>
-      <w:r>
-        <w:t xml:space="preserve"> </w:t>
-      </w:r>
-      <w:r>
-        <w:t xml:space="preserve">The final REML-fitted BPUE model explained 25.9 % of the deviance (adj. R² = 0.14) and retained a positive influence of pH (</w:t>
-      </w:r>
-      <w:r>
-        <w:rPr>
-          <w:i/>
-          <w:iCs/>
-        </w:rPr>
-        <w:t xml:space="preserve">p</w:t>
-      </w:r>
-      <w:r>
-        <w:t xml:space="preserve"> </w:t>
-      </w:r>
-      <w:r>
-        <w:t xml:space="preserve">= 0.002) and a negative influence of emergent native macrophytes (</w:t>
-      </w:r>
-      <w:r>
-        <w:rPr>
-          <w:i/>
-          <w:iCs/>
-        </w:rPr>
-        <w:t xml:space="preserve">p</w:t>
-      </w:r>
-      <w:r>
-        <w:t xml:space="preserve"> </w:t>
-      </w:r>
-      <w:r>
-        <w:t xml:space="preserve">= 0.041) as significant, near-linear smoothing (</w:t>
-      </w:r>
-      <w:hyperlink w:anchor="fig-bpue-hurdle">
-        <w:r>
-          <w:rPr>
-            <w:rStyle w:val="Hyperlink"/>
-          </w:rPr>
-          <w:t xml:space="preserve">Figure 5</w:t>
-        </w:r>
-      </w:hyperlink>
-      <w:r>
-        <w:t xml:space="preserve"> </w:t>
-      </w:r>
-      <w:r>
-        <w:t xml:space="preserve">a). The emergent macrophyte effect, while statistically significant, was close to the threshold and should be interpreted with caution given the distributional limitations of the model. The lake identity random effect was not significant (</w:t>
-      </w:r>
-      <w:r>
-        <w:rPr>
-          <w:i/>
-          <w:iCs/>
-        </w:rPr>
-        <w:t xml:space="preserve">p</w:t>
-      </w:r>
-      <w:r>
-        <w:t xml:space="preserve"> </w:t>
-      </w:r>
-      <w:r>
-        <w:t xml:space="preserve">= 0.607), indicating minimal additional between lake variation after accounting for environmental predictors. Diagnostic checks showed appropriate basis dimensions (edf &lt; k), stable convergence, and acceptable levels of observed concurvity, though minor departure from distributional assumptions was noted at the lower tail, likely reflecting a small number of high-biomass sites. Predictive accuracy was moderate (</w:t>
-      </w:r>
-      <w:hyperlink w:anchor="fig-bpue-hurdle">
-        <w:r>
-          <w:rPr>
-            <w:rStyle w:val="Hyperlink"/>
-          </w:rPr>
-          <w:t xml:space="preserve">Figure 5</w:t>
-        </w:r>
-      </w:hyperlink>
-      <w:r>
-        <w:t xml:space="preserve"> </w:t>
-      </w:r>
-      <w:r>
-        <w:t xml:space="preserve">b), with a tendency for the model to under predict the highest BPUE values.</w:t>
-      </w:r>
-    </w:p>
-    <w:bookmarkEnd w:id="26"/>
-    <w:bookmarkEnd w:id="27"/>
-    <w:bookmarkStart w:id="32" w:name="discussion"/>
-    <w:p>
-      <w:pPr>
-        <w:pStyle w:val="Heading2"/>
-      </w:pPr>
-      <w:r>
-        <w:t xml:space="preserve">Discussion</w:t>
-      </w:r>
-    </w:p>
-    <w:p>
-      <w:pPr>
-        <w:pStyle w:val="FirstParagraph"/>
-      </w:pPr>
-      <w:r>
-        <w:t xml:space="preserve">We found that local and site-scale habitat characteristics were consistently associated with kōura occurrence and abundance across the five surveyed lakes. Although initial mixed-effects models identified significant differences in kōura occupancy, Catch Per Unit Effort (CPUE), and Biomass Per Unit Effort (BPUE) among lakes, these differences were no longer evident once local environmental and biotic predictors were incorporated into the Generalised Additive Mixed-Models (GAMMs). However, interpreting the non-significance of lake identity in the final models requires caution. In the occupancy model, both temperature and specific conductivity showed near-perfect collinearity with lake identity, suggesting these predictors likely absorbed between-lake differences rather than capturing purely within-lake habitat associations. Given that predictors were often correlated at the site scale, the GAMMs are best interpreted as identifying habitat associations rather than mechanistic drivers of kōura distribution. The predictors substrate index and riparian vegetation cover, which varied considerably within lakes, likely reflect genuine within-lake habitat associations. Consequently, targeted management actions that improve local habitat structure and address key biotic pressures at finer spatial scales have the potential to deliver local gains, particularly where whole-lake interventions are not feasible or where local habitat degradation is the dominant stressor.</w:t>
-      </w:r>
-    </w:p>
-    <w:bookmarkStart w:id="28" w:name="habitat-associations-with-kōura"/>
-    <w:p>
-      <w:pPr>
-        <w:pStyle w:val="Heading3"/>
-      </w:pPr>
-      <w:r>
-        <w:t xml:space="preserve">Habitat associations with kōura</w:t>
-      </w:r>
-    </w:p>
-    <w:p>
-      <w:pPr>
-        <w:pStyle w:val="FirstParagraph"/>
-      </w:pPr>
-      <w:r>
-        <w:t xml:space="preserve">Kōura occurrence was consistently associated with coarser substrate types and greater riparian vegetation cover. Substrate heterogeneity was moderately negatively correlated with the substrate index (r = −0.48), indicating that the index reflects dominance of coarse substrates rather than proportional mixing of particle sizes. Higher substrate index values therefore reflect the presence of large particles like bedrock, boulders and cobbles, which create large interstitial pore spaces that function as physical refugia, providing shelter from predators</w:t>
-      </w:r>
-      <w:r>
-        <w:t xml:space="preserve"> </w:t>
-      </w:r>
-      <w:r>
-        <w:t xml:space="preserve">(Kusabs et al., 2015b; White &amp; Irvine, 2003; Haschenburger &amp; Roest, 2009)</w:t>
-      </w:r>
-      <w:r>
-        <w:t xml:space="preserve">. The relationship between substrate size and benthic invertebrates is not linear</w:t>
-      </w:r>
-      <w:r>
-        <w:t xml:space="preserve"> </w:t>
-      </w:r>
-      <w:r>
-        <w:t xml:space="preserve">(Quinn &amp; Hickey, 1990)</w:t>
-      </w:r>
-      <w:r>
-        <w:t xml:space="preserve">, where larger pore spaces between coarse particles may favour adult kōura, smaller interstitial spaces within mixed substrates may provide refugia for juveniles, suggesting that heterogenous substrates support kōura across life stages. However, mixed substrates containing both coarse and fine particles can reduce pore space availability as smaller particles infill void spaces between larger ones</w:t>
-      </w:r>
-      <w:r>
-        <w:t xml:space="preserve"> </w:t>
-      </w:r>
-      <w:r>
-        <w:t xml:space="preserve">(Haschenburger &amp; Roest, 2009)</w:t>
-      </w:r>
-      <w:r>
-        <w:t xml:space="preserve">, meaning that dominance of coarse substrate rather than substrate heterogeneity is the more relevant driver of refugia availability for adults. Additionally coarse substrates may facilitate burrowing by kōura at the margins of rocky areas where softer sediments are accessible, providing an additional form of refuge</w:t>
-      </w:r>
-      <w:r>
-        <w:t xml:space="preserve"> </w:t>
-      </w:r>
-      <w:r>
-        <w:t xml:space="preserve">(Usio &amp; Townsend, 2000)</w:t>
-      </w:r>
-      <w:r>
-        <w:t xml:space="preserve">. Similar preferences for coarse substrates have been reported in stream environments</w:t>
-      </w:r>
-      <w:r>
-        <w:t xml:space="preserve"> </w:t>
-      </w:r>
-      <w:r>
-        <w:t xml:space="preserve">(Olsson et al., 2006; Jowett et al., 2008)</w:t>
-      </w:r>
-      <w:r>
-        <w:t xml:space="preserve">, although the optimal substrate size may differ between habitat types. In streams, kōura show a non-linear response to substrate size with an optimum around 130 mm, with probability of occurrence declining at boulder substrates larger than 256 mm, likely because larger substrates are associated with higher flow velocities that kōura actively avoid</w:t>
-      </w:r>
-      <w:r>
-        <w:t xml:space="preserve"> </w:t>
-      </w:r>
-      <w:r>
-        <w:t xml:space="preserve">(Jowett et al., 2008)</w:t>
-      </w:r>
-      <w:r>
-        <w:t xml:space="preserve">. Coarse particles in streams are also relatively stable under typical flow conditions, as their size reduces the likelihood of transport during high flows. In lakes, where flow is minimal, kōura may preferentially use larger substrates such as boulders, as this constraint is removed and larger particles create more accessible interstitial refugia. However, substrate stability in these volcanic lakes remains relevant in wave-exposed littoral zones, as pumice substrates, being lighter than other lithologies of similar size, are more likely to redistribution during wave action, potentially reducing the stability of interstitial refugia. Although fyke net deployment is more challenging in highly structured rocky habitats and may lead to conservative abundance estimates, the consistent positive association with the substrate index across all five lakes highlights the importance of coarse littoral substrates for kōura.</w:t>
-      </w:r>
-    </w:p>
-    <w:p>
-      <w:pPr>
-        <w:pStyle w:val="BodyText"/>
-      </w:pPr>
-      <w:r>
-        <w:t xml:space="preserve">This refugia mechanism also helps explain why emergent macrophyte habitats were negatively associated with kōura abundance and biomass despite providing vertical structure. Emergent native macrophytes, including raupō (</w:t>
-      </w:r>
-      <w:r>
-        <w:rPr>
-          <w:i/>
-          <w:iCs/>
-        </w:rPr>
-        <w:t xml:space="preserve">Typha orientalis</w:t>
-      </w:r>
-      <w:r>
-        <w:t xml:space="preserve"> </w:t>
-      </w:r>
-      <w:r>
-        <w:t xml:space="preserve">C.Presl) and giant spike rush (</w:t>
-      </w:r>
-      <w:r>
-        <w:rPr>
-          <w:i/>
-          <w:iCs/>
-        </w:rPr>
-        <w:t xml:space="preserve">Eleocharis sphacelata</w:t>
-      </w:r>
-      <w:r>
-        <w:t xml:space="preserve"> </w:t>
-      </w:r>
-      <w:r>
-        <w:t xml:space="preserve">R.Br.), often form in relatively homogeneous habitats, characterised by fine sediments and high organic matter accumulation in sheltered littoral areas</w:t>
-      </w:r>
-      <w:r>
-        <w:t xml:space="preserve"> </w:t>
-      </w:r>
-      <w:r>
-        <w:t xml:space="preserve">(Chambers, 1987; Lishawa et al., 2023)</w:t>
-      </w:r>
-      <w:r>
-        <w:t xml:space="preserve">. Such conditions may limit the availability of effective refuges, reduce foraging efficiency, and increase oxygen demand associated with organic decomposition, with dissolved oxygen also likely to exhibit greater unmeasured daily variability within macrophyte stands</w:t>
-      </w:r>
-      <w:r>
-        <w:t xml:space="preserve"> </w:t>
-      </w:r>
-      <w:r>
-        <w:t xml:space="preserve">(Bunch et al., 2010; Schrank &amp; Lishawa, 2019)</w:t>
-      </w:r>
-      <w:r>
-        <w:t xml:space="preserve">. Therefore, rocky shorelines maintain accessible interstitial pore spaces that function as refugia, whereas macrophyte-dominated habitats accumulate fine sediments that infill potential void spaces and reduce refugia availability. However, the negative association between emergent native macrophytes and kōura abundance and biomass should be interpreted with caution. Only 15 of 60 sites had emergent macrophyte cover and in the CPUE and BPUE models this was 7 of 33 positive sites, meaning model estimates for this predictor carry greater uncertainty than the smooth term confidence intervals suggest. That a consistent negative effect was nonetheless detected across both CPUE and BPUE models suggests the relationship is ecologically meaningful despite the limited representation of this habitat type in the dataset.</w:t>
-      </w:r>
-    </w:p>
-    <w:bookmarkEnd w:id="28"/>
-    <w:bookmarkStart w:id="29" w:name="X61cae3b2b5c2a0550140f780c2cb718d38018b0"/>
-    <w:p>
-      <w:pPr>
-        <w:pStyle w:val="Heading3"/>
-      </w:pPr>
-      <w:r>
-        <w:t xml:space="preserve">Fish associations as indicator of habitat quality</w:t>
-      </w:r>
-    </w:p>
-    <w:p>
-      <w:pPr>
-        <w:pStyle w:val="FirstParagraph"/>
-      </w:pPr>
-      <w:r>
-        <w:t xml:space="preserve">Associations between kōura abundance and the presence of certain fish species further support the importance of habitat-mediated processes rather than direct biotic interactions. Goldfish presence was negatively associated with kōura occupancy, and common smelt presence was negatively associated with kōura CPUE. Goldfish are typically associated with warmer, vegetated littoral habitats with finer substrates</w:t>
-      </w:r>
-      <w:r>
-        <w:t xml:space="preserve"> </w:t>
-      </w:r>
-      <w:r>
-        <w:t xml:space="preserve">(Fry &amp; Hart, 1948; Ford &amp; Beitinger, 2005)</w:t>
-      </w:r>
-      <w:r>
-        <w:t xml:space="preserve">, conditions that were also unfavourable for kōura in this study. Goldfish presence is therefore best interpreted as an indicator of habitat conditions that are unsuitable for kōura rather than as a direct driver of kōura distribution. Similarly, common smelt are primarily pelagic</w:t>
-      </w:r>
-      <w:r>
-        <w:t xml:space="preserve"> </w:t>
-      </w:r>
-      <w:r>
-        <w:t xml:space="preserve">(Rowe, 1993)</w:t>
-      </w:r>
-      <w:r>
-        <w:t xml:space="preserve">, and their association with reduced kōura abundance is unlikely to reflect direct interactions. Instead, this pattern may reflect broader lake-scale trophic or environmental gradients, such as increased predation pressure mediated through shared predators</w:t>
-      </w:r>
-      <w:r>
-        <w:t xml:space="preserve"> </w:t>
-      </w:r>
-      <w:r>
-        <w:t xml:space="preserve">(Schoen et al., 2015)</w:t>
-      </w:r>
-      <w:r>
-        <w:t xml:space="preserve">.</w:t>
-      </w:r>
-    </w:p>
-    <w:p>
-      <w:pPr>
-        <w:pStyle w:val="BodyText"/>
-      </w:pPr>
-      <w:r>
-        <w:t xml:space="preserve">A weak positive association between catfish presence and kōura occupancy was detected in the GAMM, although this pattern should be interpreted cautiously. Catfish were restricted to lakes Rotorua and Rotoiti, occurring at only 6 of 24 sites within these two lakes. Examining this association across multiple spatial scales reveals a scale-dependent pattern consistent with</w:t>
-      </w:r>
-      <w:r>
-        <w:t xml:space="preserve"> </w:t>
-      </w:r>
-      <w:r>
-        <w:t xml:space="preserve">(Levin, 1992)</w:t>
-      </w:r>
-      <w:r>
-        <w:t xml:space="preserve">, who demonstrated that ecological relationships could shift direction depending on the scale of analysis. At the lake scale, kōura presence, CPUE, and BPUE were all substantially lower in catfish-invaded lakes than in catfish-free lakes, suggesting a negative association. At the site scale within invaded lakes, catfish-present sites also had lower kōura presence rates and abundance than catfish-absent sites. The positive parametric term in the GAMM therefore likely resulted from habitat covariate adjustment, where catfish and kōura co-occur in coarse substrate littoral habitats that support higher benthic invertebrate biomass and historically higher kōura densities</w:t>
-      </w:r>
-      <w:r>
-        <w:t xml:space="preserve"> </w:t>
-      </w:r>
-      <w:r>
-        <w:t xml:space="preserve">(Barnes, 1996; Barnes &amp; Hicks, 2003)</w:t>
-      </w:r>
-      <w:r>
-        <w:t xml:space="preserve">. Importantly, the positive GAMM term does not preclude strong negative impacts of catfish during earlier stages of invasion; instead, current distributions may represent a residual distribution following substantial historical declines, with kōura persisting at reduced densities in habitats where stable coexistence is possible</w:t>
-      </w:r>
-      <w:r>
-        <w:t xml:space="preserve"> </w:t>
-      </w:r>
-      <w:r>
-        <w:t xml:space="preserve">(Kusabs et al., 2026)</w:t>
-      </w:r>
-      <w:r>
-        <w:t xml:space="preserve">. Overall, fish associations observed in this study appear to reflect shared responses to habitat structure and productivity rather than direct biotic regulation of kōura populations.</w:t>
-      </w:r>
-    </w:p>
-    <w:bookmarkEnd w:id="29"/>
-    <w:bookmarkStart w:id="30" w:name="X3f13229c6364c9f00772bb367f7d3fa50a81988"/>
-    <w:p>
-      <w:pPr>
-        <w:pStyle w:val="Heading3"/>
-      </w:pPr>
-      <w:r>
-        <w:t xml:space="preserve">Associations with physico-chemical drivers</w:t>
-      </w:r>
-    </w:p>
-    <w:p>
-      <w:pPr>
-        <w:pStyle w:val="FirstParagraph"/>
-      </w:pPr>
-      <w:r>
-        <w:t xml:space="preserve">Elevated summer water temperatures were negatively associated with kōura abundance in both occupancy and CPUE models, indicating that thermal conditions impose an important constraint on littoral habitat suitability. Lakes were surveyed at different times across the spring-summer period, so between-lake temperature differences partly reflect when each lake was sampled, not only differences in thermal regime. Kōura are known to be temperature-sensitive, with activity increasing above approximately 10 °C and temperatures exceeding ~21 °C considered thermally stressful, and probably leading to aestivation</w:t>
-      </w:r>
-      <w:r>
-        <w:t xml:space="preserve"> </w:t>
-      </w:r>
-      <w:r>
-        <w:t xml:space="preserve">(Devcich, 1979; Angilletta et al., 2004; Hammond et al., 2006; Hesni et al., 2009)</w:t>
-      </w:r>
-      <w:r>
-        <w:t xml:space="preserve">. During the study period, surface water temperatures in several lakes exceeded this threshold, including a mean summer temperature of 23.15 °C in Lake Rotorua, conditions likely to reduce suitable habitat availability during warm periods.</w:t>
-      </w:r>
-    </w:p>
-    <w:p>
-      <w:pPr>
-        <w:pStyle w:val="BodyText"/>
-      </w:pPr>
-      <w:r>
-        <w:t xml:space="preserve">In stratified lakes, elevated surface temperatures may further constrain kōura habitat by intensifying thermal stratification and limiting oxygen availability in deeper waters</w:t>
-      </w:r>
-      <w:r>
-        <w:t xml:space="preserve"> </w:t>
-      </w:r>
-      <w:r>
-        <w:t xml:space="preserve">(Wetzel, 2001)</w:t>
-      </w:r>
-      <w:r>
-        <w:t xml:space="preserve">. Lake Rotoiti and Ōkāreka, for example, experience extended stratification and reduced bottom-water oxygen concentrations during the summer periods</w:t>
-      </w:r>
-      <w:r>
-        <w:t xml:space="preserve"> </w:t>
-      </w:r>
-      <w:r>
-        <w:t xml:space="preserve">(Westernhagen et al., 2010)</w:t>
-      </w:r>
-      <w:r>
-        <w:t xml:space="preserve">, conditions that may restrict kōura to warmer nearshore or surface habitats where thermal stress is also elevated. Although vertical movements and depth-specific habitat use were not assessed directly, the negative association between temperature and kōura abundance observed here is consistent with broader constraints on habitat suitability arising from the combined effects of thermal stress and reduced oxygen availability during prolonged stratification, rather than from surface temperature alone. Importantly, this temperature effect was detected independently of littoral habitat structure, suggesting that elevated summer temperatures may compress kōura into a narrower subset of thermally and structurally suitable microhabitats, where local habitat characteristics may provide limited buffering but also increase vulnerability to predation and other stressors.</w:t>
-      </w:r>
-    </w:p>
-    <w:p>
-      <w:pPr>
-        <w:pStyle w:val="BodyText"/>
-      </w:pPr>
-      <w:r>
-        <w:t xml:space="preserve">Because sampling was restricted to the spring/summer period, seasonal shifts in temperature tolerance and habitat use could not be evaluated. Nevertheless, projected climate warming is expected to increase surface water temperatures and extend the duration of thermal stratification in lakes, thereby intensifying summer thermal stress in shallow littoral zones and further reducing suitable kōura habitat during summer and autumn</w:t>
-      </w:r>
-      <w:r>
-        <w:t xml:space="preserve"> </w:t>
-      </w:r>
-      <w:r>
-        <w:t xml:space="preserve">(</w:t>
-      </w:r>
-      <w:r>
-        <w:t xml:space="preserve">Jane et al.</w:t>
-      </w:r>
-      <w:r>
-        <w:t xml:space="preserve">, 2021)</w:t>
-      </w:r>
-      <w:r>
-        <w:t xml:space="preserve">.</w:t>
-      </w:r>
-    </w:p>
-    <w:p>
-      <w:pPr>
-        <w:pStyle w:val="BodyText"/>
-      </w:pPr>
-      <w:r>
-        <w:t xml:space="preserve">In contrast to temperature effects on occurrence and abundance, water chemistry variables were more strongly associated with kōura abundance and biomass. They increased with higher pH and specific conductivity, with pH showing positive associations in both CPUE and BPUE models and conductivity positively associated with occupancy. Elevated pH values indicate carbonate-rich conditions that may enhance calcium availability, which is essential for exoskeleton formation, moulting, and growth in kōura</w:t>
-      </w:r>
-      <w:r>
-        <w:t xml:space="preserve"> </w:t>
-      </w:r>
-      <w:r>
-        <w:t xml:space="preserve">(Hammond et al., 2006)</w:t>
-      </w:r>
-      <w:r>
-        <w:t xml:space="preserve">. Further, specific conductivity reflects the overall ionic composition of the water, which in volcanic lake systems may indicate differences in catchment geology and geothermal inputs, though given its near-perfect collinearity with lake identity the mechanistic interpretation of this association remains uncertain. Favourable chemical conditions are more likely to influence the amount of biomass that littoral habitats can support, rather than acting as strict determinants of kōura presence. This interpretation is consistent with physiological constraints associated with calcification and moulting, processes that become increasingly demanding as individuals increase in size</w:t>
-      </w:r>
-      <w:r>
-        <w:t xml:space="preserve"> </w:t>
-      </w:r>
-      <w:r>
-        <w:t xml:space="preserve">(Greenaway, 1985)</w:t>
-      </w:r>
-      <w:r>
-        <w:t xml:space="preserve">.</w:t>
-      </w:r>
-    </w:p>
-    <w:bookmarkEnd w:id="30"/>
-    <w:bookmarkStart w:id="31" w:name="conclusions"/>
-    <w:p>
-      <w:pPr>
-        <w:pStyle w:val="Heading3"/>
-      </w:pPr>
-      <w:r>
-        <w:t xml:space="preserve">Conclusions</w:t>
-      </w:r>
-    </w:p>
-    <w:p>
-      <w:pPr>
-        <w:pStyle w:val="FirstParagraph"/>
-      </w:pPr>
-      <w:r>
-        <w:t xml:space="preserve">Our study found that local littoral habitat complexity, particularly coarse substrate availability and riparian vegetation cover, were consistently associated with kōura occurrence and abundance in nearshore habitats. Elevated summer water temperature was negatively associated with kōura occurrence and abundance, consistent with thermal sensitivity of kōura, though this association partly reflects between-lakes differences and should be interpreted cautiously. Together, these findings suggest that both local habitat complexity and thermal conditions shape kōura distribution within the littoral zone. This study contributes to understanding of how habitat complexity structures influence freshwater crayfish populations and demonstrates that not all forms of structural complexity equally support biodiversity. Different forms of structural complexity likely support different species and ecological functions, meaning that maintaining diversity of habitat types within the littoral zone is important for broader biodiversity conservation</w:t>
-      </w:r>
-      <w:r>
-        <w:t xml:space="preserve"> </w:t>
-      </w:r>
-      <w:r>
-        <w:t xml:space="preserve">(Meerhoff &amp; González-Sagrario, 2022)</w:t>
-      </w:r>
-      <w:r>
-        <w:t xml:space="preserve">. As shoreline modification, sedimentation, and invasive macrophyte expansion continue to reduce variation and structural diversity in littoral habitats, understanding which components of habitat complexity are functionally important for target species becomes critical for effective restoration planning.</w:t>
-      </w:r>
-    </w:p>
-    <w:p>
-      <w:pPr>
-        <w:pStyle w:val="BodyText"/>
-      </w:pPr>
-      <w:r>
-        <w:t xml:space="preserve">Climate warming is expected to impose increasing constraints on freshwater crayfish populations through rising summer water temperatures, prolonged periods of thermal stratification, and intensified interactions with non-native species that are better adapted to warmer conditions</w:t>
-      </w:r>
-      <w:r>
-        <w:t xml:space="preserve"> </w:t>
-      </w:r>
-      <w:r>
-        <w:t xml:space="preserve">(Capinha et al., 2013; Lee et al., 2025)</w:t>
-      </w:r>
-      <w:r>
-        <w:t xml:space="preserve">. While such broad-scale drivers are difficult to manage directly, local habitat conditions represent a tractable management lever. The strong association between kōura occurrence and coarse substrate availability suggests that an absence of interstitial refuge availability may act as a limiting factor freshwater crayfish populations in these systems. Accordingly, management actions that prioritise the protection and enhancement of coarse littoral substrates and riparian vegetation, including the targeted placement of rocks in areas already used by freshwater crayfish</w:t>
-      </w:r>
-      <w:r>
-        <w:t xml:space="preserve"> </w:t>
-      </w:r>
-      <w:r>
-        <w:t xml:space="preserve">(Johnsen &amp; Taugbøl, 2008)</w:t>
-      </w:r>
-      <w:r>
-        <w:t xml:space="preserve">, may help support the persistence and local recovery of populations in lakes and represent a practical approach to conserving functionally important habitat complexity in littoral ecosystems.</w:t>
-      </w:r>
-    </w:p>
-    <w:bookmarkEnd w:id="31"/>
-    <w:bookmarkEnd w:id="32"/>
-    <w:bookmarkStart w:id="38" w:name="acknowledgements"/>
-    <w:p>
-      <w:pPr>
-        <w:pStyle w:val="Heading2"/>
-      </w:pPr>
-      <w:r>
-        <w:t xml:space="preserve">Acknowledgements</w:t>
-      </w:r>
-    </w:p>
-    <w:p>
-      <w:pPr>
-        <w:pStyle w:val="FirstParagraph"/>
-      </w:pPr>
-      <w:r>
-        <w:t xml:space="preserve">We thank Te Arawa Lakes Trust and Te Komiti Whakahaere for the opportunity to study kōura in the Rotorua Te Arawa lakes. We are grateful to Soweeta Fort-D’ath and William Anaru (Te Arawa Lakes Trust), and Tihini Grant (Ngāti Pikiao), for facilitating access to the lakes and supporting the field programme. We appreciate Joe Butterworth’s assistance with fieldwork, and the support of Andy Bruere and the Bay of Plenty Regional Council in helping to fund the fieldwork. We thank Calum MacNeil and three anonymous reviewers for feedback on an earlier version of this manuscript.</w:t>
-      </w:r>
-    </w:p>
-    <w:bookmarkStart w:id="33" w:name="funding-statement"/>
-    <w:p>
-      <w:pPr>
-        <w:pStyle w:val="Heading3"/>
-      </w:pPr>
-      <w:r>
-        <w:t xml:space="preserve">Funding statement</w:t>
-      </w:r>
-    </w:p>
-    <w:p>
-      <w:pPr>
-        <w:pStyle w:val="FirstParagraph"/>
-      </w:pPr>
-      <w:r>
-        <w:t xml:space="preserve">This research was supported by the Fish Futures programme funded through a Ministry of Business, Innovation and Employment grant (CAWX2101) with additional funding provided by the Bay of Plenty Regional Council under the Toihuarewa Waimāori - Bay of Plenty Regional Council Chair in Lake and Freshwater Science programme.</w:t>
-      </w:r>
-    </w:p>
-    <w:bookmarkEnd w:id="33"/>
-    <w:bookmarkStart w:id="34" w:name="authors-contributions"/>
-    <w:p>
-      <w:pPr>
-        <w:pStyle w:val="Heading3"/>
-      </w:pPr>
-      <w:r>
-        <w:t xml:space="preserve">Authors’ contributions</w:t>
-      </w:r>
-    </w:p>
-    <w:p>
-      <w:pPr>
-        <w:pStyle w:val="FirstParagraph"/>
-      </w:pPr>
-      <w:r>
-        <w:t xml:space="preserve">Study conception and design were undertaken by O.V.R., F.J.B., I.A.K.K., R.H., and D.Ö. Fieldwork was conducted by O.V.R. Data analysis was performed by O.V.R., with statistical advice from F.J.B. Local ecological and traditional knowledge was contributed by I.A.K.K. and R.H. Manuscript drafting was led by O.V.R. All authors contributed to manuscript revision, approved the results, and the final manuscript.</w:t>
-      </w:r>
-    </w:p>
-    <w:bookmarkEnd w:id="34"/>
-    <w:bookmarkStart w:id="35" w:name="ethical-approval"/>
-    <w:p>
-      <w:pPr>
-        <w:pStyle w:val="Heading3"/>
-      </w:pPr>
-      <w:r>
-        <w:t xml:space="preserve">Ethical approval</w:t>
-      </w:r>
-    </w:p>
-    <w:p>
-      <w:pPr>
-        <w:pStyle w:val="FirstParagraph"/>
-      </w:pPr>
-      <w:r>
-        <w:t xml:space="preserve">This study did not involve experimentation on humans or animals. Kōura and fish were captured using standard fisheries sampling methods. Permission to conduct field sampling and handle aquatic fauna was granted by Te Arawa Lakes Trust and Te Komiti Whakahaere. Formal institutional ethical approval was not required.</w:t>
-      </w:r>
-    </w:p>
-    <w:bookmarkEnd w:id="35"/>
-    <w:bookmarkStart w:id="36" w:name="declarations"/>
-    <w:p>
-      <w:pPr>
-        <w:pStyle w:val="Heading3"/>
-      </w:pPr>
-      <w:r>
-        <w:t xml:space="preserve">Declarations</w:t>
-      </w:r>
-    </w:p>
-    <w:p>
-      <w:pPr>
-        <w:pStyle w:val="FirstParagraph"/>
-      </w:pPr>
-      <w:r>
-        <w:t xml:space="preserve">The corresponding author has declared that none of the authors has any competing interests.</w:t>
-      </w:r>
-    </w:p>
-    <w:bookmarkEnd w:id="36"/>
-    <w:bookmarkStart w:id="37" w:name="data-availability-statement"/>
-    <w:p>
-      <w:pPr>
-        <w:pStyle w:val="Heading3"/>
-      </w:pPr>
-      <w:r>
-        <w:t xml:space="preserve">Data availability statement</w:t>
-      </w:r>
-    </w:p>
-    <w:p>
-      <w:pPr>
-        <w:pStyle w:val="FirstParagraph"/>
-      </w:pPr>
-      <w:r>
-        <w:t xml:space="preserve">The code and derived data supporting the findings of this study are openly available on GitHub (https://github.com/OlivierRaven/Koura_shoreline_habitats) and a rendered version of the analysis is hosted at https://olivierraven.github.io/Koura_shoreline_habitats/. The primary raw dataset and code are archived on Zenodo (https://doi.org/10.5281/zenodo.19476793). Peer review documents, including the cover letter and reviewer responses, are available in the manuscript repository in the interest of open and transparent science.</w:t>
-      </w:r>
-    </w:p>
-    <w:bookmarkEnd w:id="37"/>
-    <w:bookmarkEnd w:id="38"/>
-    <w:bookmarkStart w:id="42" w:name="tables"/>
-    <w:p>
-      <w:pPr>
-        <w:pStyle w:val="Heading2"/>
-      </w:pPr>
-      <w:r>
-        <w:t xml:space="preserve">Tables</w:t>
       </w:r>
     </w:p>
     <w:tbl>
@@ -2470,2100 +3685,7 @@
       <w:tr>
         <w:tc>
           <w:tcPr/>
-          <w:bookmarkStart w:id="39" w:name="tbl-lake-overview"/>
-          <w:p>
-            <w:pPr>
-              <w:jc w:val="center"/>
-            </w:pPr>
-            <w:pPr>
-              <w:jc w:val="left"/>
-              <w:spacing w:before="200"/>
-              <w:pStyle w:val="ImageCaption"/>
-            </w:pPr>
-            <w:r>
-              <w:t xml:space="preserve">Table 1: Physical, morphometric, and trophic characteristics of the five Rotorua Te Arawa lakes surveyed, including sampling dates and number of littoral sites sampled per lake. Lake surface area, perimeter length, catchment area, depth, elevation, mixing regime, and trophic state for 2024 are derived from the</w:t>
-            </w:r>
-            <w:r>
-              <w:t xml:space="preserve"> </w:t>
-            </w:r>
-            <w:r>
-              <w:t xml:space="preserve">Land, Air, Water Aotearoa (LAWA) (2025)</w:t>
-            </w:r>
-            <w:r>
-              <w:t xml:space="preserve"> </w:t>
-            </w:r>
-            <w:r>
-              <w:t xml:space="preserve">database. Shoreline composition percentages are calculated from useable shoreline only, excluding geothermal and cliff sections.</w:t>
-            </w:r>
-          </w:p>
-          <w:tbl>
-            <w:tblPr>
-              <w:tblStyle w:val="Table"/>
-              <w:tblW w:type="pct" w:w="5000"/>
-              <w:tblLayout w:type="fixed"/>
-              <w:tblLook w:firstRow="1" w:lastRow="0" w:firstColumn="0" w:lastColumn="0" w:noHBand="0" w:noVBand="0" w:val="0020"/>
-            </w:tblPr>
-            <w:tblGrid>
-              <w:gridCol w:w="338"/>
-              <w:gridCol w:w="1083"/>
-              <w:gridCol w:w="643"/>
-              <w:gridCol w:w="744"/>
-              <w:gridCol w:w="710"/>
-              <w:gridCol w:w="507"/>
-              <w:gridCol w:w="609"/>
-              <w:gridCol w:w="473"/>
-              <w:gridCol w:w="473"/>
-              <w:gridCol w:w="473"/>
-              <w:gridCol w:w="338"/>
-              <w:gridCol w:w="338"/>
-              <w:gridCol w:w="338"/>
-              <w:gridCol w:w="846"/>
-            </w:tblGrid>
-            <w:tr>
-              <w:trPr>
-                <w:tblHeader w:val="on"/>
-              </w:trPr>
-              <w:tc>
-                <w:tcPr/>
-                <w:p>
-                  <w:pPr>
-                    <w:pStyle w:val="Compact"/>
-                    <w:jc w:val="left"/>
-                    <w:jc w:val="center"/>
-                  </w:pPr>
-                  <w:r>
-                    <w:t xml:space="preserve">Lake name</w:t>
-                  </w:r>
-                </w:p>
-              </w:tc>
-              <w:tc>
-                <w:tcPr/>
-                <w:p>
-                  <w:pPr>
-                    <w:pStyle w:val="Compact"/>
-                    <w:jc w:val="left"/>
-                    <w:jc w:val="center"/>
-                  </w:pPr>
-                  <w:r>
-                    <w:t xml:space="preserve">Sampling date (n sites)</w:t>
-                  </w:r>
-                </w:p>
-              </w:tc>
-              <w:tc>
-                <w:tcPr/>
-                <w:p>
-                  <w:pPr>
-                    <w:pStyle w:val="Compact"/>
-                    <w:jc w:val="right"/>
-                    <w:jc w:val="center"/>
-                  </w:pPr>
-                  <w:r>
-                    <w:t xml:space="preserve">Surface area (km²)</w:t>
-                  </w:r>
-                </w:p>
-              </w:tc>
-              <w:tc>
-                <w:tcPr/>
-                <w:p>
-                  <w:pPr>
-                    <w:pStyle w:val="Compact"/>
-                    <w:jc w:val="right"/>
-                    <w:jc w:val="center"/>
-                  </w:pPr>
-                  <w:r>
-                    <w:t xml:space="preserve">Perimeter length (km)</w:t>
-                  </w:r>
-                </w:p>
-              </w:tc>
-              <w:tc>
-                <w:tcPr/>
-                <w:p>
-                  <w:pPr>
-                    <w:pStyle w:val="Compact"/>
-                    <w:jc w:val="right"/>
-                    <w:jc w:val="center"/>
-                  </w:pPr>
-                  <w:r>
-                    <w:t xml:space="preserve">Catchment area (km²)</w:t>
-                  </w:r>
-                </w:p>
-              </w:tc>
-              <w:tc>
-                <w:tcPr/>
-                <w:p>
-                  <w:pPr>
-                    <w:pStyle w:val="Compact"/>
-                    <w:jc w:val="right"/>
-                    <w:jc w:val="center"/>
-                  </w:pPr>
-                  <w:r>
-                    <w:t xml:space="preserve">Mean depth (m)</w:t>
-                  </w:r>
-                </w:p>
-              </w:tc>
-              <w:tc>
-                <w:tcPr/>
-                <w:p>
-                  <w:pPr>
-                    <w:pStyle w:val="Compact"/>
-                    <w:jc w:val="right"/>
-                    <w:jc w:val="center"/>
-                  </w:pPr>
-                  <w:r>
-                    <w:t xml:space="preserve">Maximum depth (m)</w:t>
-                  </w:r>
-                </w:p>
-              </w:tc>
-              <w:tc>
-                <w:tcPr/>
-                <w:p>
-                  <w:pPr>
-                    <w:pStyle w:val="Compact"/>
-                    <w:jc w:val="right"/>
-                    <w:jc w:val="center"/>
-                  </w:pPr>
-                  <w:r>
-                    <w:t xml:space="preserve">Elevation (m)</w:t>
-                  </w:r>
-                </w:p>
-              </w:tc>
-              <w:tc>
-                <w:tcPr/>
-                <w:p>
-                  <w:pPr>
-                    <w:pStyle w:val="Compact"/>
-                    <w:jc w:val="left"/>
-                    <w:jc w:val="center"/>
-                  </w:pPr>
-                  <w:r>
-                    <w:t xml:space="preserve">Mixing regime</w:t>
-                  </w:r>
-                </w:p>
-              </w:tc>
-              <w:tc>
-                <w:tcPr/>
-                <w:p>
-                  <w:pPr>
-                    <w:pStyle w:val="Compact"/>
-                    <w:jc w:val="left"/>
-                    <w:jc w:val="center"/>
-                  </w:pPr>
-                  <w:r>
-                    <w:t xml:space="preserve">Trophic state</w:t>
-                  </w:r>
-                </w:p>
-              </w:tc>
-              <w:tc>
-                <w:tcPr/>
-                <w:p>
-                  <w:pPr>
-                    <w:pStyle w:val="Compact"/>
-                    <w:jc w:val="right"/>
-                    <w:jc w:val="center"/>
-                  </w:pPr>
-                  <w:r>
-                    <w:t xml:space="preserve">Muddy (%)</w:t>
-                  </w:r>
-                </w:p>
-              </w:tc>
-              <w:tc>
-                <w:tcPr/>
-                <w:p>
-                  <w:pPr>
-                    <w:pStyle w:val="Compact"/>
-                    <w:jc w:val="right"/>
-                    <w:jc w:val="center"/>
-                  </w:pPr>
-                  <w:r>
-                    <w:t xml:space="preserve">Sandy (%)</w:t>
-                  </w:r>
-                </w:p>
-              </w:tc>
-              <w:tc>
-                <w:tcPr/>
-                <w:p>
-                  <w:pPr>
-                    <w:pStyle w:val="Compact"/>
-                    <w:jc w:val="right"/>
-                    <w:jc w:val="center"/>
-                  </w:pPr>
-                  <w:r>
-                    <w:t xml:space="preserve">Rocky (%)</w:t>
-                  </w:r>
-                </w:p>
-              </w:tc>
-              <w:tc>
-                <w:tcPr/>
-                <w:p>
-                  <w:pPr>
-                    <w:pStyle w:val="Compact"/>
-                    <w:jc w:val="right"/>
-                    <w:jc w:val="center"/>
-                  </w:pPr>
-                  <w:r>
-                    <w:t xml:space="preserve">Emergent macrophytes (%)</w:t>
-                  </w:r>
-                </w:p>
-              </w:tc>
-            </w:tr>
-            <w:tr>
-              <w:tc>
-                <w:tcPr/>
-                <w:p>
-                  <w:pPr>
-                    <w:pStyle w:val="Compact"/>
-                    <w:jc w:val="left"/>
-                    <w:jc w:val="center"/>
-                  </w:pPr>
-                  <w:r>
-                    <w:t xml:space="preserve">Rotorua</w:t>
-                  </w:r>
-                </w:p>
-              </w:tc>
-              <w:tc>
-                <w:tcPr/>
-                <w:p>
-                  <w:pPr>
-                    <w:pStyle w:val="Compact"/>
-                    <w:jc w:val="left"/>
-                    <w:jc w:val="center"/>
-                  </w:pPr>
-                  <w:r>
-                    <w:t xml:space="preserve">20/02/2025 (12)</w:t>
-                  </w:r>
-                </w:p>
-              </w:tc>
-              <w:tc>
-                <w:tcPr/>
-                <w:p>
-                  <w:pPr>
-                    <w:pStyle w:val="Compact"/>
-                    <w:jc w:val="right"/>
-                    <w:jc w:val="center"/>
-                  </w:pPr>
-                  <w:r>
-                    <w:t xml:space="preserve">81</w:t>
-                  </w:r>
-                </w:p>
-              </w:tc>
-              <w:tc>
-                <w:tcPr/>
-                <w:p>
-                  <w:pPr>
-                    <w:pStyle w:val="Compact"/>
-                    <w:jc w:val="right"/>
-                    <w:jc w:val="center"/>
-                  </w:pPr>
-                  <w:r>
-                    <w:t xml:space="preserve">45</w:t>
-                  </w:r>
-                </w:p>
-              </w:tc>
-              <w:tc>
-                <w:tcPr/>
-                <w:p>
-                  <w:pPr>
-                    <w:pStyle w:val="Compact"/>
-                    <w:jc w:val="right"/>
-                    <w:jc w:val="center"/>
-                  </w:pPr>
-                  <w:r>
-                    <w:t xml:space="preserve">508.0</w:t>
-                  </w:r>
-                </w:p>
-              </w:tc>
-              <w:tc>
-                <w:tcPr/>
-                <w:p>
-                  <w:pPr>
-                    <w:pStyle w:val="Compact"/>
-                    <w:jc w:val="right"/>
-                    <w:jc w:val="center"/>
-                  </w:pPr>
-                  <w:r>
-                    <w:t xml:space="preserve">11.0</w:t>
-                  </w:r>
-                </w:p>
-              </w:tc>
-              <w:tc>
-                <w:tcPr/>
-                <w:p>
-                  <w:pPr>
-                    <w:pStyle w:val="Compact"/>
-                    <w:jc w:val="right"/>
-                    <w:jc w:val="center"/>
-                  </w:pPr>
-                  <w:r>
-                    <w:t xml:space="preserve">45.0</w:t>
-                  </w:r>
-                </w:p>
-              </w:tc>
-              <w:tc>
-                <w:tcPr/>
-                <w:p>
-                  <w:pPr>
-                    <w:pStyle w:val="Compact"/>
-                    <w:jc w:val="right"/>
-                    <w:jc w:val="center"/>
-                  </w:pPr>
-                  <w:r>
-                    <w:t xml:space="preserve">280</w:t>
-                  </w:r>
-                </w:p>
-              </w:tc>
-              <w:tc>
-                <w:tcPr/>
-                <w:p>
-                  <w:pPr>
-                    <w:pStyle w:val="Compact"/>
-                    <w:jc w:val="left"/>
-                    <w:jc w:val="center"/>
-                  </w:pPr>
-                  <w:r>
-                    <w:t xml:space="preserve">Polymictic</w:t>
-                  </w:r>
-                </w:p>
-              </w:tc>
-              <w:tc>
-                <w:tcPr/>
-                <w:p>
-                  <w:pPr>
-                    <w:pStyle w:val="Compact"/>
-                    <w:jc w:val="left"/>
-                    <w:jc w:val="center"/>
-                  </w:pPr>
-                  <w:r>
-                    <w:t xml:space="preserve">Eutrophic</w:t>
-                  </w:r>
-                </w:p>
-              </w:tc>
-              <w:tc>
-                <w:tcPr/>
-                <w:p>
-                  <w:pPr>
-                    <w:pStyle w:val="Compact"/>
-                    <w:jc w:val="right"/>
-                    <w:jc w:val="center"/>
-                  </w:pPr>
-                  <w:r>
-                    <w:t xml:space="preserve">0.0</w:t>
-                  </w:r>
-                </w:p>
-              </w:tc>
-              <w:tc>
-                <w:tcPr/>
-                <w:p>
-                  <w:pPr>
-                    <w:pStyle w:val="Compact"/>
-                    <w:jc w:val="right"/>
-                    <w:jc w:val="center"/>
-                  </w:pPr>
-                  <w:r>
-                    <w:t xml:space="preserve">82.8</w:t>
-                  </w:r>
-                </w:p>
-              </w:tc>
-              <w:tc>
-                <w:tcPr/>
-                <w:p>
-                  <w:pPr>
-                    <w:pStyle w:val="Compact"/>
-                    <w:jc w:val="right"/>
-                    <w:jc w:val="center"/>
-                  </w:pPr>
-                  <w:r>
-                    <w:t xml:space="preserve">17.2</w:t>
-                  </w:r>
-                </w:p>
-              </w:tc>
-              <w:tc>
-                <w:tcPr/>
-                <w:p>
-                  <w:pPr>
-                    <w:pStyle w:val="Compact"/>
-                    <w:jc w:val="right"/>
-                    <w:jc w:val="center"/>
-                  </w:pPr>
-                  <w:r>
-                    <w:t xml:space="preserve">0.0</w:t>
-                  </w:r>
-                </w:p>
-              </w:tc>
-            </w:tr>
-            <w:tr>
-              <w:tc>
-                <w:tcPr/>
-                <w:p>
-                  <w:pPr>
-                    <w:pStyle w:val="Compact"/>
-                    <w:jc w:val="left"/>
-                    <w:jc w:val="center"/>
-                  </w:pPr>
-                  <w:r>
-                    <w:t xml:space="preserve">Rotoiti</w:t>
-                  </w:r>
-                </w:p>
-              </w:tc>
-              <w:tc>
-                <w:tcPr/>
-                <w:p>
-                  <w:pPr>
-                    <w:pStyle w:val="Compact"/>
-                    <w:jc w:val="left"/>
-                    <w:jc w:val="center"/>
-                  </w:pPr>
-                  <w:r>
-                    <w:t xml:space="preserve">15/01/2025 (12)</w:t>
-                  </w:r>
-                </w:p>
-              </w:tc>
-              <w:tc>
-                <w:tcPr/>
-                <w:p>
-                  <w:pPr>
-                    <w:pStyle w:val="Compact"/>
-                    <w:jc w:val="right"/>
-                    <w:jc w:val="center"/>
-                  </w:pPr>
-                  <w:r>
-                    <w:t xml:space="preserve">34</w:t>
-                  </w:r>
-                </w:p>
-              </w:tc>
-              <w:tc>
-                <w:tcPr/>
-                <w:p>
-                  <w:pPr>
-                    <w:pStyle w:val="Compact"/>
-                    <w:jc w:val="right"/>
-                    <w:jc w:val="center"/>
-                  </w:pPr>
-                  <w:r>
-                    <w:t xml:space="preserve">61</w:t>
-                  </w:r>
-                </w:p>
-              </w:tc>
-              <w:tc>
-                <w:tcPr/>
-                <w:p>
-                  <w:pPr>
-                    <w:pStyle w:val="Compact"/>
-                    <w:jc w:val="right"/>
-                    <w:jc w:val="center"/>
-                  </w:pPr>
-                  <w:r>
-                    <w:t xml:space="preserve">123.7</w:t>
-                  </w:r>
-                </w:p>
-              </w:tc>
-              <w:tc>
-                <w:tcPr/>
-                <w:p>
-                  <w:pPr>
-                    <w:pStyle w:val="Compact"/>
-                    <w:jc w:val="right"/>
-                    <w:jc w:val="center"/>
-                  </w:pPr>
-                  <w:r>
-                    <w:t xml:space="preserve">31.5</w:t>
-                  </w:r>
-                </w:p>
-              </w:tc>
-              <w:tc>
-                <w:tcPr/>
-                <w:p>
-                  <w:pPr>
-                    <w:pStyle w:val="Compact"/>
-                    <w:jc w:val="right"/>
-                    <w:jc w:val="center"/>
-                  </w:pPr>
-                  <w:r>
-                    <w:t xml:space="preserve">124.0</w:t>
-                  </w:r>
-                </w:p>
-              </w:tc>
-              <w:tc>
-                <w:tcPr/>
-                <w:p>
-                  <w:pPr>
-                    <w:pStyle w:val="Compact"/>
-                    <w:jc w:val="right"/>
-                    <w:jc w:val="center"/>
-                  </w:pPr>
-                  <w:r>
-                    <w:t xml:space="preserve">279</w:t>
-                  </w:r>
-                </w:p>
-              </w:tc>
-              <w:tc>
-                <w:tcPr/>
-                <w:p>
-                  <w:pPr>
-                    <w:pStyle w:val="Compact"/>
-                    <w:jc w:val="left"/>
-                    <w:jc w:val="center"/>
-                  </w:pPr>
-                  <w:r>
-                    <w:t xml:space="preserve">Monomictic</w:t>
-                  </w:r>
-                </w:p>
-              </w:tc>
-              <w:tc>
-                <w:tcPr/>
-                <w:p>
-                  <w:pPr>
-                    <w:pStyle w:val="Compact"/>
-                    <w:jc w:val="left"/>
-                    <w:jc w:val="center"/>
-                  </w:pPr>
-                  <w:r>
-                    <w:t xml:space="preserve">Mesotrophic</w:t>
-                  </w:r>
-                </w:p>
-              </w:tc>
-              <w:tc>
-                <w:tcPr/>
-                <w:p>
-                  <w:pPr>
-                    <w:pStyle w:val="Compact"/>
-                    <w:jc w:val="right"/>
-                    <w:jc w:val="center"/>
-                  </w:pPr>
-                  <w:r>
-                    <w:t xml:space="preserve">0.0</w:t>
-                  </w:r>
-                </w:p>
-              </w:tc>
-              <w:tc>
-                <w:tcPr/>
-                <w:p>
-                  <w:pPr>
-                    <w:pStyle w:val="Compact"/>
-                    <w:jc w:val="right"/>
-                    <w:jc w:val="center"/>
-                  </w:pPr>
-                  <w:r>
-                    <w:t xml:space="preserve">68.5</w:t>
-                  </w:r>
-                </w:p>
-              </w:tc>
-              <w:tc>
-                <w:tcPr/>
-                <w:p>
-                  <w:pPr>
-                    <w:pStyle w:val="Compact"/>
-                    <w:jc w:val="right"/>
-                    <w:jc w:val="center"/>
-                  </w:pPr>
-                  <w:r>
-                    <w:t xml:space="preserve">21.8</w:t>
-                  </w:r>
-                </w:p>
-              </w:tc>
-              <w:tc>
-                <w:tcPr/>
-                <w:p>
-                  <w:pPr>
-                    <w:pStyle w:val="Compact"/>
-                    <w:jc w:val="right"/>
-                    <w:jc w:val="center"/>
-                  </w:pPr>
-                  <w:r>
-                    <w:t xml:space="preserve">9.7</w:t>
-                  </w:r>
-                </w:p>
-              </w:tc>
-            </w:tr>
-            <w:tr>
-              <w:tc>
-                <w:tcPr/>
-                <w:p>
-                  <w:pPr>
-                    <w:pStyle w:val="Compact"/>
-                    <w:jc w:val="left"/>
-                    <w:jc w:val="center"/>
-                  </w:pPr>
-                  <w:r>
-                    <w:t xml:space="preserve">Rotoehu</w:t>
-                  </w:r>
-                </w:p>
-              </w:tc>
-              <w:tc>
-                <w:tcPr/>
-                <w:p>
-                  <w:pPr>
-                    <w:pStyle w:val="Compact"/>
-                    <w:jc w:val="left"/>
-                    <w:jc w:val="center"/>
-                  </w:pPr>
-                  <w:r>
-                    <w:t xml:space="preserve">10/12/2024 (12)</w:t>
-                  </w:r>
-                </w:p>
-              </w:tc>
-              <w:tc>
-                <w:tcPr/>
-                <w:p>
-                  <w:pPr>
-                    <w:pStyle w:val="Compact"/>
-                    <w:jc w:val="right"/>
-                    <w:jc w:val="center"/>
-                  </w:pPr>
-                  <w:r>
-                    <w:t xml:space="preserve">8</w:t>
-                  </w:r>
-                </w:p>
-              </w:tc>
-              <w:tc>
-                <w:tcPr/>
-                <w:p>
-                  <w:pPr>
-                    <w:pStyle w:val="Compact"/>
-                    <w:jc w:val="right"/>
-                    <w:jc w:val="center"/>
-                  </w:pPr>
-                  <w:r>
-                    <w:t xml:space="preserve">40</w:t>
-                  </w:r>
-                </w:p>
-              </w:tc>
-              <w:tc>
-                <w:tcPr/>
-                <w:p>
-                  <w:pPr>
-                    <w:pStyle w:val="Compact"/>
-                    <w:jc w:val="right"/>
-                    <w:jc w:val="center"/>
-                  </w:pPr>
-                  <w:r>
-                    <w:t xml:space="preserve">49.2</w:t>
-                  </w:r>
-                </w:p>
-              </w:tc>
-              <w:tc>
-                <w:tcPr/>
-                <w:p>
-                  <w:pPr>
-                    <w:pStyle w:val="Compact"/>
-                    <w:jc w:val="right"/>
-                    <w:jc w:val="center"/>
-                  </w:pPr>
-                  <w:r>
-                    <w:t xml:space="preserve">8.0</w:t>
-                  </w:r>
-                </w:p>
-              </w:tc>
-              <w:tc>
-                <w:tcPr/>
-                <w:p>
-                  <w:pPr>
-                    <w:pStyle w:val="Compact"/>
-                    <w:jc w:val="right"/>
-                    <w:jc w:val="center"/>
-                  </w:pPr>
-                  <w:r>
-                    <w:t xml:space="preserve">13.5</w:t>
-                  </w:r>
-                </w:p>
-              </w:tc>
-              <w:tc>
-                <w:tcPr/>
-                <w:p>
-                  <w:pPr>
-                    <w:pStyle w:val="Compact"/>
-                    <w:jc w:val="right"/>
-                    <w:jc w:val="center"/>
-                  </w:pPr>
-                  <w:r>
-                    <w:t xml:space="preserve">295</w:t>
-                  </w:r>
-                </w:p>
-              </w:tc>
-              <w:tc>
-                <w:tcPr/>
-                <w:p>
-                  <w:pPr>
-                    <w:pStyle w:val="Compact"/>
-                    <w:jc w:val="left"/>
-                    <w:jc w:val="center"/>
-                  </w:pPr>
-                  <w:r>
-                    <w:t xml:space="preserve">Polymictic</w:t>
-                  </w:r>
-                </w:p>
-              </w:tc>
-              <w:tc>
-                <w:tcPr/>
-                <w:p>
-                  <w:pPr>
-                    <w:pStyle w:val="Compact"/>
-                    <w:jc w:val="left"/>
-                    <w:jc w:val="center"/>
-                  </w:pPr>
-                  <w:r>
-                    <w:t xml:space="preserve">Eutrophic</w:t>
-                  </w:r>
-                </w:p>
-              </w:tc>
-              <w:tc>
-                <w:tcPr/>
-                <w:p>
-                  <w:pPr>
-                    <w:pStyle w:val="Compact"/>
-                    <w:jc w:val="right"/>
-                    <w:jc w:val="center"/>
-                  </w:pPr>
-                  <w:r>
-                    <w:t xml:space="preserve">3.3</w:t>
-                  </w:r>
-                </w:p>
-              </w:tc>
-              <w:tc>
-                <w:tcPr/>
-                <w:p>
-                  <w:pPr>
-                    <w:pStyle w:val="Compact"/>
-                    <w:jc w:val="right"/>
-                    <w:jc w:val="center"/>
-                  </w:pPr>
-                  <w:r>
-                    <w:t xml:space="preserve">91.2</w:t>
-                  </w:r>
-                </w:p>
-              </w:tc>
-              <w:tc>
-                <w:tcPr/>
-                <w:p>
-                  <w:pPr>
-                    <w:pStyle w:val="Compact"/>
-                    <w:jc w:val="right"/>
-                    <w:jc w:val="center"/>
-                  </w:pPr>
-                  <w:r>
-                    <w:t xml:space="preserve">1.7</w:t>
-                  </w:r>
-                </w:p>
-              </w:tc>
-              <w:tc>
-                <w:tcPr/>
-                <w:p>
-                  <w:pPr>
-                    <w:pStyle w:val="Compact"/>
-                    <w:jc w:val="right"/>
-                    <w:jc w:val="center"/>
-                  </w:pPr>
-                  <w:r>
-                    <w:t xml:space="preserve">3.8</w:t>
-                  </w:r>
-                </w:p>
-              </w:tc>
-            </w:tr>
-            <w:tr>
-              <w:tc>
-                <w:tcPr/>
-                <w:p>
-                  <w:pPr>
-                    <w:pStyle w:val="Compact"/>
-                    <w:jc w:val="left"/>
-                    <w:jc w:val="center"/>
-                  </w:pPr>
-                  <w:r>
-                    <w:t xml:space="preserve">Rotomā</w:t>
-                  </w:r>
-                </w:p>
-              </w:tc>
-              <w:tc>
-                <w:tcPr/>
-                <w:p>
-                  <w:pPr>
-                    <w:pStyle w:val="Compact"/>
-                    <w:jc w:val="left"/>
-                    <w:jc w:val="center"/>
-                  </w:pPr>
-                  <w:r>
-                    <w:t xml:space="preserve">6/11/2024 (12)</w:t>
-                  </w:r>
-                </w:p>
-              </w:tc>
-              <w:tc>
-                <w:tcPr/>
-                <w:p>
-                  <w:pPr>
-                    <w:pStyle w:val="Compact"/>
-                    <w:jc w:val="right"/>
-                    <w:jc w:val="center"/>
-                  </w:pPr>
-                  <w:r>
-                    <w:t xml:space="preserve">11</w:t>
-                  </w:r>
-                </w:p>
-              </w:tc>
-              <w:tc>
-                <w:tcPr/>
-                <w:p>
-                  <w:pPr>
-                    <w:pStyle w:val="Compact"/>
-                    <w:jc w:val="right"/>
-                    <w:jc w:val="center"/>
-                  </w:pPr>
-                  <w:r>
-                    <w:t xml:space="preserve">24</w:t>
-                  </w:r>
-                </w:p>
-              </w:tc>
-              <w:tc>
-                <w:tcPr/>
-                <w:p>
-                  <w:pPr>
-                    <w:pStyle w:val="Compact"/>
-                    <w:jc w:val="right"/>
-                    <w:jc w:val="center"/>
-                  </w:pPr>
-                  <w:r>
-                    <w:t xml:space="preserve">27.8</w:t>
-                  </w:r>
-                </w:p>
-              </w:tc>
-              <w:tc>
-                <w:tcPr/>
-                <w:p>
-                  <w:pPr>
-                    <w:pStyle w:val="Compact"/>
-                    <w:jc w:val="right"/>
-                    <w:jc w:val="center"/>
-                  </w:pPr>
-                  <w:r>
-                    <w:t xml:space="preserve">36.9</w:t>
-                  </w:r>
-                </w:p>
-              </w:tc>
-              <w:tc>
-                <w:tcPr/>
-                <w:p>
-                  <w:pPr>
-                    <w:pStyle w:val="Compact"/>
-                    <w:jc w:val="right"/>
-                    <w:jc w:val="center"/>
-                  </w:pPr>
-                  <w:r>
-                    <w:t xml:space="preserve">83.0</w:t>
-                  </w:r>
-                </w:p>
-              </w:tc>
-              <w:tc>
-                <w:tcPr/>
-                <w:p>
-                  <w:pPr>
-                    <w:pStyle w:val="Compact"/>
-                    <w:jc w:val="right"/>
-                    <w:jc w:val="center"/>
-                  </w:pPr>
-                  <w:r>
-                    <w:t xml:space="preserve">316</w:t>
-                  </w:r>
-                </w:p>
-              </w:tc>
-              <w:tc>
-                <w:tcPr/>
-                <w:p>
-                  <w:pPr>
-                    <w:pStyle w:val="Compact"/>
-                    <w:jc w:val="left"/>
-                    <w:jc w:val="center"/>
-                  </w:pPr>
-                  <w:r>
-                    <w:t xml:space="preserve">Monomictic</w:t>
-                  </w:r>
-                </w:p>
-              </w:tc>
-              <w:tc>
-                <w:tcPr/>
-                <w:p>
-                  <w:pPr>
-                    <w:pStyle w:val="Compact"/>
-                    <w:jc w:val="left"/>
-                    <w:jc w:val="center"/>
-                  </w:pPr>
-                  <w:r>
-                    <w:t xml:space="preserve">Oligotrophic</w:t>
-                  </w:r>
-                </w:p>
-              </w:tc>
-              <w:tc>
-                <w:tcPr/>
-                <w:p>
-                  <w:pPr>
-                    <w:pStyle w:val="Compact"/>
-                    <w:jc w:val="right"/>
-                    <w:jc w:val="center"/>
-                  </w:pPr>
-                  <w:r>
-                    <w:t xml:space="preserve">0.0</w:t>
-                  </w:r>
-                </w:p>
-              </w:tc>
-              <w:tc>
-                <w:tcPr/>
-                <w:p>
-                  <w:pPr>
-                    <w:pStyle w:val="Compact"/>
-                    <w:jc w:val="right"/>
-                    <w:jc w:val="center"/>
-                  </w:pPr>
-                  <w:r>
-                    <w:t xml:space="preserve">62.0</w:t>
-                  </w:r>
-                </w:p>
-              </w:tc>
-              <w:tc>
-                <w:tcPr/>
-                <w:p>
-                  <w:pPr>
-                    <w:pStyle w:val="Compact"/>
-                    <w:jc w:val="right"/>
-                    <w:jc w:val="center"/>
-                  </w:pPr>
-                  <w:r>
-                    <w:t xml:space="preserve">17.7</w:t>
-                  </w:r>
-                </w:p>
-              </w:tc>
-              <w:tc>
-                <w:tcPr/>
-                <w:p>
-                  <w:pPr>
-                    <w:pStyle w:val="Compact"/>
-                    <w:jc w:val="right"/>
-                    <w:jc w:val="center"/>
-                  </w:pPr>
-                  <w:r>
-                    <w:t xml:space="preserve">20.4</w:t>
-                  </w:r>
-                </w:p>
-              </w:tc>
-            </w:tr>
-            <w:tr>
-              <w:tc>
-                <w:tcPr/>
-                <w:p>
-                  <w:pPr>
-                    <w:pStyle w:val="Compact"/>
-                    <w:jc w:val="left"/>
-                    <w:jc w:val="center"/>
-                  </w:pPr>
-                  <w:r>
-                    <w:t xml:space="preserve">Ōkāreka</w:t>
-                  </w:r>
-                </w:p>
-              </w:tc>
-              <w:tc>
-                <w:tcPr/>
-                <w:p>
-                  <w:pPr>
-                    <w:pStyle w:val="Compact"/>
-                    <w:jc w:val="left"/>
-                    <w:jc w:val="center"/>
-                  </w:pPr>
-                  <w:r>
-                    <w:t xml:space="preserve">31/10/2024 (10), 22/01/2025 (2)</w:t>
-                  </w:r>
-                </w:p>
-              </w:tc>
-              <w:tc>
-                <w:tcPr/>
-                <w:p>
-                  <w:pPr>
-                    <w:pStyle w:val="Compact"/>
-                    <w:jc w:val="right"/>
-                    <w:jc w:val="center"/>
-                  </w:pPr>
-                  <w:r>
-                    <w:t xml:space="preserve">3</w:t>
-                  </w:r>
-                </w:p>
-              </w:tc>
-              <w:tc>
-                <w:tcPr/>
-                <w:p>
-                  <w:pPr>
-                    <w:pStyle w:val="Compact"/>
-                    <w:jc w:val="right"/>
-                    <w:jc w:val="center"/>
-                  </w:pPr>
-                  <w:r>
-                    <w:t xml:space="preserve">11</w:t>
-                  </w:r>
-                </w:p>
-              </w:tc>
-              <w:tc>
-                <w:tcPr/>
-                <w:p>
-                  <w:pPr>
-                    <w:pStyle w:val="Compact"/>
-                    <w:jc w:val="right"/>
-                    <w:jc w:val="center"/>
-                  </w:pPr>
-                  <w:r>
-                    <w:t xml:space="preserve">19.6</w:t>
-                  </w:r>
-                </w:p>
-              </w:tc>
-              <w:tc>
-                <w:tcPr/>
-                <w:p>
-                  <w:pPr>
-                    <w:pStyle w:val="Compact"/>
-                    <w:jc w:val="right"/>
-                    <w:jc w:val="center"/>
-                  </w:pPr>
-                  <w:r>
-                    <w:t xml:space="preserve">20.0</w:t>
-                  </w:r>
-                </w:p>
-              </w:tc>
-              <w:tc>
-                <w:tcPr/>
-                <w:p>
-                  <w:pPr>
-                    <w:pStyle w:val="Compact"/>
-                    <w:jc w:val="right"/>
-                    <w:jc w:val="center"/>
-                  </w:pPr>
-                  <w:r>
-                    <w:t xml:space="preserve">33.5</w:t>
-                  </w:r>
-                </w:p>
-              </w:tc>
-              <w:tc>
-                <w:tcPr/>
-                <w:p>
-                  <w:pPr>
-                    <w:pStyle w:val="Compact"/>
-                    <w:jc w:val="right"/>
-                    <w:jc w:val="center"/>
-                  </w:pPr>
-                  <w:r>
-                    <w:t xml:space="preserve">355</w:t>
-                  </w:r>
-                </w:p>
-              </w:tc>
-              <w:tc>
-                <w:tcPr/>
-                <w:p>
-                  <w:pPr>
-                    <w:pStyle w:val="Compact"/>
-                    <w:jc w:val="left"/>
-                    <w:jc w:val="center"/>
-                  </w:pPr>
-                  <w:r>
-                    <w:t xml:space="preserve">Monomictic</w:t>
-                  </w:r>
-                </w:p>
-              </w:tc>
-              <w:tc>
-                <w:tcPr/>
-                <w:p>
-                  <w:pPr>
-                    <w:pStyle w:val="Compact"/>
-                    <w:jc w:val="left"/>
-                    <w:jc w:val="center"/>
-                  </w:pPr>
-                  <w:r>
-                    <w:t xml:space="preserve">Mesotrophic</w:t>
-                  </w:r>
-                </w:p>
-              </w:tc>
-              <w:tc>
-                <w:tcPr/>
-                <w:p>
-                  <w:pPr>
-                    <w:pStyle w:val="Compact"/>
-                    <w:jc w:val="right"/>
-                    <w:jc w:val="center"/>
-                  </w:pPr>
-                  <w:r>
-                    <w:t xml:space="preserve">8.9</w:t>
-                  </w:r>
-                </w:p>
-              </w:tc>
-              <w:tc>
-                <w:tcPr/>
-                <w:p>
-                  <w:pPr>
-                    <w:pStyle w:val="Compact"/>
-                    <w:jc w:val="right"/>
-                    <w:jc w:val="center"/>
-                  </w:pPr>
-                  <w:r>
-                    <w:t xml:space="preserve">45.1</w:t>
-                  </w:r>
-                </w:p>
-              </w:tc>
-              <w:tc>
-                <w:tcPr/>
-                <w:p>
-                  <w:pPr>
-                    <w:pStyle w:val="Compact"/>
-                    <w:jc w:val="right"/>
-                    <w:jc w:val="center"/>
-                  </w:pPr>
-                  <w:r>
-                    <w:t xml:space="preserve">20.2</w:t>
-                  </w:r>
-                </w:p>
-              </w:tc>
-              <w:tc>
-                <w:tcPr/>
-                <w:p>
-                  <w:pPr>
-                    <w:pStyle w:val="Compact"/>
-                    <w:jc w:val="right"/>
-                    <w:jc w:val="center"/>
-                  </w:pPr>
-                  <w:r>
-                    <w:t xml:space="preserve">25.8</w:t>
-                  </w:r>
-                </w:p>
-              </w:tc>
-            </w:tr>
-          </w:tbl>
-          <w:bookmarkEnd w:id="39"/>
-          <w:p/>
-        </w:tc>
-      </w:tr>
-    </w:tbl>
-    <w:p>
-      <w:pPr>
-        <w:pStyle w:val="BodyText"/>
-      </w:pPr>
-      <w:r>
-        <w:rPr>
-          <w:vertAlign w:val="subscript"/>
-        </w:rPr>
-        <w:t xml:space="preserve">Source:</w:t>
-      </w:r>
-      <w:r>
-        <w:rPr>
-          <w:vertAlign w:val="subscript"/>
-        </w:rPr>
-        <w:t xml:space="preserve"> </w:t>
-      </w:r>
-      <w:hyperlink r:id="rId40">
-        <w:r>
-          <w:rPr>
-            <w:rStyle w:val="Hyperlink"/>
-            <w:vertAlign w:val="subscript"/>
-          </w:rPr>
-          <w:t xml:space="preserve">Article Notebook</w:t>
-        </w:r>
-      </w:hyperlink>
-    </w:p>
-    <w:p>
-      <w:pPr>
-        <w:pStyle w:val="BodyText"/>
-      </w:pPr>
-      <w:r>
-        <w:t xml:space="preserve"> </w:t>
-      </w:r>
-    </w:p>
-    <w:tbl>
-      <w:tblPr>
-        <w:tblStyle w:val="Table"/>
-        <w:tblW w:type="pct" w:w="5000"/>
-        <w:tblLayout w:type="fixed"/>
-        <w:tblLook w:firstRow="0" w:lastRow="0" w:firstColumn="0" w:lastColumn="0" w:noHBand="0" w:noVBand="0" w:val="0000"/>
-      </w:tblPr>
-      <w:tblGrid>
-        <w:gridCol w:w="7920"/>
-      </w:tblGrid>
-      <w:tr>
-        <w:tc>
-          <w:tcPr/>
-          <w:bookmarkStart w:id="41" w:name="tbl-environmental-biotic-overview"/>
-          <w:p>
-            <w:pPr>
-              <w:jc w:val="center"/>
-            </w:pPr>
-            <w:pPr>
-              <w:jc w:val="left"/>
-              <w:spacing w:before="200"/>
-              <w:pStyle w:val="ImageCaption"/>
-            </w:pPr>
-            <w:r>
-              <w:t xml:space="preserve">Table 2: Overview of environmental and biotic variables measured at littoral sampling sites, including variable descriptions, units, and hypothesised relevance for kōura (</w:t>
-            </w:r>
-            <w:r>
-              <w:rPr>
-                <w:i/>
-                <w:iCs/>
-              </w:rPr>
-              <w:t xml:space="preserve">Paranephrops planifrons</w:t>
-            </w:r>
-            <w:r>
-              <w:t xml:space="preserve">). Variables were selected a priori based on known habitat requirements, physiological constraints, and potential biotic interactions influencing kōura occurrence, abundance, and biomass in lake littoral zones.</w:t>
-            </w:r>
-          </w:p>
-          <w:tbl>
-            <w:tblPr>
-              <w:tblStyle w:val="Table"/>
-              <w:tblW w:type="pct" w:w="5000"/>
-              <w:tblLayout w:type="fixed"/>
-              <w:tblLook w:firstRow="1" w:lastRow="0" w:firstColumn="0" w:lastColumn="0" w:noHBand="0" w:noVBand="0" w:val="0020"/>
-            </w:tblPr>
-            <w:tblGrid>
-              <w:gridCol w:w="660"/>
-              <w:gridCol w:w="2281"/>
-              <w:gridCol w:w="3224"/>
-              <w:gridCol w:w="1753"/>
-            </w:tblGrid>
-            <w:tr>
-              <w:trPr>
-                <w:tblHeader w:val="on"/>
-              </w:trPr>
-              <w:tc>
-                <w:tcPr/>
-                <w:p>
-                  <w:pPr>
-                    <w:pStyle w:val="Compact"/>
-                    <w:jc w:val="left"/>
-                    <w:jc w:val="center"/>
-                  </w:pPr>
-                  <w:r>
-                    <w:t xml:space="preserve">Variable</w:t>
-                  </w:r>
-                </w:p>
-              </w:tc>
-              <w:tc>
-                <w:tcPr/>
-                <w:p>
-                  <w:pPr>
-                    <w:pStyle w:val="Compact"/>
-                    <w:jc w:val="left"/>
-                    <w:jc w:val="center"/>
-                  </w:pPr>
-                  <w:r>
-                    <w:t xml:space="preserve">Description / Unit</w:t>
-                  </w:r>
-                </w:p>
-              </w:tc>
-              <w:tc>
-                <w:tcPr/>
-                <w:p>
-                  <w:pPr>
-                    <w:pStyle w:val="Compact"/>
-                    <w:jc w:val="left"/>
-                    <w:jc w:val="center"/>
-                  </w:pPr>
-                  <w:r>
-                    <w:t xml:space="preserve">Hypothesised importance for kōura</w:t>
-                  </w:r>
-                </w:p>
-              </w:tc>
-              <w:tc>
-                <w:tcPr/>
-                <w:p>
-                  <w:pPr>
-                    <w:pStyle w:val="Compact"/>
-                    <w:jc w:val="left"/>
-                    <w:jc w:val="center"/>
-                  </w:pPr>
-                  <w:r>
-                    <w:t xml:space="preserve">References</w:t>
-                  </w:r>
-                </w:p>
-              </w:tc>
-            </w:tr>
-            <w:tr>
-              <w:tc>
-                <w:tcPr/>
-                <w:p>
-                  <w:pPr>
-                    <w:pStyle w:val="Compact"/>
-                    <w:jc w:val="left"/>
-                    <w:jc w:val="center"/>
-                  </w:pPr>
-                  <w:r>
-                    <w:t xml:space="preserve">Lake identity</w:t>
-                  </w:r>
-                </w:p>
-              </w:tc>
-              <w:tc>
-                <w:tcPr/>
-                <w:p>
-                  <w:pPr>
-                    <w:pStyle w:val="Compact"/>
-                    <w:jc w:val="left"/>
-                    <w:jc w:val="center"/>
-                  </w:pPr>
-                  <w:r>
-                    <w:t xml:space="preserve">Categorical variable identifying lake</w:t>
-                  </w:r>
-                </w:p>
-              </w:tc>
-              <w:tc>
-                <w:tcPr/>
-                <w:p>
-                  <w:pPr>
-                    <w:pStyle w:val="Compact"/>
-                    <w:jc w:val="left"/>
-                    <w:jc w:val="center"/>
-                  </w:pPr>
-                  <w:r>
-                    <w:t xml:space="preserve">Captures unmeasured lake-specific differences in water chemistry, productivity, and catchment characteristics.</w:t>
-                  </w:r>
-                </w:p>
-              </w:tc>
-              <w:tc>
-                <w:tcPr/>
-                <w:p>
-                  <w:pPr>
-                    <w:pStyle w:val="Compact"/>
-                    <w:jc w:val="left"/>
-                    <w:jc w:val="center"/>
-                  </w:pPr>
-                  <w:r>
-                    <w:t xml:space="preserve">Zuur et al., (2009)</w:t>
-                  </w:r>
-                </w:p>
-              </w:tc>
-            </w:tr>
-            <w:tr>
-              <w:tc>
-                <w:tcPr/>
-                <w:p>
-                  <w:pPr>
-                    <w:pStyle w:val="Compact"/>
-                    <w:jc w:val="left"/>
-                    <w:jc w:val="center"/>
-                  </w:pPr>
-                  <w:r>
-                    <w:t xml:space="preserve">Substrate index</w:t>
-                  </w:r>
-                </w:p>
-              </w:tc>
-              <w:tc>
-                <w:tcPr/>
-                <w:p>
-                  <w:pPr>
-                    <w:pStyle w:val="Compact"/>
-                    <w:jc w:val="left"/>
-                    <w:jc w:val="center"/>
-                  </w:pPr>
-                  <w:r>
-                    <w:t xml:space="preserve">Index based on % cover of bedrock, boulders, cobble, gravel, sand, mud, and organic matter</w:t>
-                  </w:r>
-                </w:p>
-              </w:tc>
-              <w:tc>
-                <w:tcPr/>
-                <w:p>
-                  <w:pPr>
-                    <w:pStyle w:val="Compact"/>
-                    <w:jc w:val="left"/>
-                    <w:jc w:val="center"/>
-                  </w:pPr>
-                  <w:r>
-                    <w:t xml:space="preserve">Important for burrowing and shelter availability. Coarser substrates increase shelter availability through more crevices.</w:t>
-                  </w:r>
-                </w:p>
-              </w:tc>
-              <w:tc>
-                <w:tcPr/>
-                <w:p>
-                  <w:pPr>
-                    <w:pStyle w:val="Compact"/>
-                    <w:jc w:val="left"/>
-                    <w:jc w:val="center"/>
-                  </w:pPr>
-                  <w:r>
-                    <w:t xml:space="preserve">Usio &amp; Townsend, (2000); Kusabs et al., (2015b)</w:t>
-                  </w:r>
-                </w:p>
-              </w:tc>
-            </w:tr>
-            <w:tr>
-              <w:tc>
-                <w:tcPr/>
-                <w:p>
-                  <w:pPr>
-                    <w:pStyle w:val="Compact"/>
-                    <w:jc w:val="left"/>
-                    <w:jc w:val="center"/>
-                  </w:pPr>
-                  <w:r>
-                    <w:t xml:space="preserve">Slope</w:t>
-                  </w:r>
-                </w:p>
-              </w:tc>
-              <w:tc>
-                <w:tcPr/>
-                <w:p>
-                  <w:pPr>
-                    <w:pStyle w:val="Compact"/>
-                    <w:jc w:val="left"/>
-                    <w:jc w:val="center"/>
-                  </w:pPr>
-                  <w:r>
-                    <w:t xml:space="preserve">Slope from shoreline to the 5 m depth contour</w:t>
-                  </w:r>
-                </w:p>
-              </w:tc>
-              <w:tc>
-                <w:tcPr/>
-                <w:p>
-                  <w:pPr>
-                    <w:pStyle w:val="Compact"/>
-                    <w:jc w:val="left"/>
-                    <w:jc w:val="center"/>
-                  </w:pPr>
-                  <w:r>
-                    <w:t xml:space="preserve">Steeper slopes facilitate access to deeper water during daylight refuging and associate with coarser substrates.</w:t>
-                  </w:r>
-                </w:p>
-              </w:tc>
-              <w:tc>
-                <w:tcPr/>
-                <w:p>
-                  <w:pPr>
-                    <w:pStyle w:val="Compact"/>
-                    <w:jc w:val="left"/>
-                    <w:jc w:val="center"/>
-                  </w:pPr>
-                  <w:r>
-                    <w:t xml:space="preserve">Devcich, (1979); Kusabs et al., (2015b)</w:t>
-                  </w:r>
-                </w:p>
-              </w:tc>
-            </w:tr>
-            <w:tr>
-              <w:tc>
-                <w:tcPr/>
-                <w:p>
-                  <w:pPr>
-                    <w:pStyle w:val="Compact"/>
-                    <w:jc w:val="left"/>
-                    <w:jc w:val="center"/>
-                  </w:pPr>
-                  <w:r>
-                    <w:t xml:space="preserve">Riparian vegetation</w:t>
-                  </w:r>
-                </w:p>
-              </w:tc>
-              <w:tc>
-                <w:tcPr/>
-                <w:p>
-                  <w:pPr>
-                    <w:pStyle w:val="Compact"/>
-                    <w:jc w:val="left"/>
-                    <w:jc w:val="center"/>
-                  </w:pPr>
-                  <w:r>
-                    <w:t xml:space="preserve">Percentage cover of vegetation growing in the riparian zone</w:t>
-                  </w:r>
-                </w:p>
-              </w:tc>
-              <w:tc>
-                <w:tcPr/>
-                <w:p>
-                  <w:pPr>
-                    <w:pStyle w:val="Compact"/>
-                    <w:jc w:val="left"/>
-                    <w:jc w:val="center"/>
-                  </w:pPr>
-                  <w:r>
-                    <w:t xml:space="preserve">Contributes detrital inputs, bank stability, and shading at the water’s edge.</w:t>
-                  </w:r>
-                </w:p>
-              </w:tc>
-              <w:tc>
-                <w:tcPr/>
-                <w:p>
-                  <w:pPr>
-                    <w:pStyle w:val="Compact"/>
-                    <w:jc w:val="left"/>
-                    <w:jc w:val="center"/>
-                  </w:pPr>
-                  <w:r>
-                    <w:t xml:space="preserve">Parkyn et al., (2002)</w:t>
-                  </w:r>
-                </w:p>
-              </w:tc>
-            </w:tr>
-            <w:tr>
-              <w:tc>
-                <w:tcPr/>
-                <w:p>
-                  <w:pPr>
-                    <w:pStyle w:val="Compact"/>
-                    <w:jc w:val="left"/>
-                    <w:jc w:val="center"/>
-                  </w:pPr>
-                  <w:r>
-                    <w:t xml:space="preserve">Overhanging trees</w:t>
-                  </w:r>
-                </w:p>
-              </w:tc>
-              <w:tc>
-                <w:tcPr/>
-                <w:p>
-                  <w:pPr>
-                    <w:pStyle w:val="Compact"/>
-                    <w:jc w:val="left"/>
-                    <w:jc w:val="center"/>
-                  </w:pPr>
-                  <w:r>
-                    <w:t xml:space="preserve">Percentage cover of trees hanging over the shoreline</w:t>
-                  </w:r>
-                </w:p>
-              </w:tc>
-              <w:tc>
-                <w:tcPr/>
-                <w:p>
-                  <w:pPr>
-                    <w:pStyle w:val="Compact"/>
-                    <w:jc w:val="left"/>
-                    <w:jc w:val="center"/>
-                  </w:pPr>
-                  <w:r>
-                    <w:t xml:space="preserve">Provides direct shading and structural inputs into littoral habitats.</w:t>
-                  </w:r>
-                </w:p>
-              </w:tc>
-              <w:tc>
-                <w:tcPr/>
-                <w:p>
-                  <w:pPr>
-                    <w:pStyle w:val="Compact"/>
-                    <w:jc w:val="left"/>
-                    <w:jc w:val="center"/>
-                  </w:pPr>
-                  <w:r>
-                    <w:t xml:space="preserve">Smith et al., (1996); Vedia et al., (2017)</w:t>
-                  </w:r>
-                </w:p>
-              </w:tc>
-            </w:tr>
-            <w:tr>
-              <w:tc>
-                <w:tcPr/>
-                <w:p>
-                  <w:pPr>
-                    <w:pStyle w:val="Compact"/>
-                    <w:jc w:val="left"/>
-                    <w:jc w:val="center"/>
-                  </w:pPr>
-                  <w:r>
-                    <w:t xml:space="preserve">Wood cover</w:t>
-                  </w:r>
-                </w:p>
-              </w:tc>
-              <w:tc>
-                <w:tcPr/>
-                <w:p>
-                  <w:pPr>
-                    <w:pStyle w:val="Compact"/>
-                    <w:jc w:val="left"/>
-                    <w:jc w:val="center"/>
-                  </w:pPr>
-                  <w:r>
-                    <w:t xml:space="preserve">Cover of wooden logs and tree branches in the sample site</w:t>
-                  </w:r>
-                </w:p>
-              </w:tc>
-              <w:tc>
-                <w:tcPr/>
-                <w:p>
-                  <w:pPr>
-                    <w:pStyle w:val="Compact"/>
-                    <w:jc w:val="left"/>
-                    <w:jc w:val="center"/>
-                  </w:pPr>
-                  <w:r>
-                    <w:t xml:space="preserve">Provides physical structure creating refuge spaces and supports macroinvertebrate prey availability.</w:t>
-                  </w:r>
-                </w:p>
-              </w:tc>
-              <w:tc>
-                <w:tcPr/>
-                <w:p>
-                  <w:pPr>
-                    <w:pStyle w:val="Compact"/>
-                    <w:jc w:val="left"/>
-                    <w:jc w:val="center"/>
-                  </w:pPr>
-                  <w:r>
-                    <w:t xml:space="preserve">Parkyn et al., (2009)</w:t>
-                  </w:r>
-                </w:p>
-              </w:tc>
-            </w:tr>
-            <w:tr>
-              <w:tc>
-                <w:tcPr/>
-                <w:p>
-                  <w:pPr>
-                    <w:pStyle w:val="Compact"/>
-                    <w:jc w:val="left"/>
-                    <w:jc w:val="center"/>
-                  </w:pPr>
-                  <w:r>
-                    <w:t xml:space="preserve">Emergent and submerged macrophytes</w:t>
-                  </w:r>
-                </w:p>
-              </w:tc>
-              <w:tc>
-                <w:tcPr/>
-                <w:p>
-                  <w:pPr>
-                    <w:pStyle w:val="Compact"/>
-                    <w:jc w:val="left"/>
-                    <w:jc w:val="center"/>
-                  </w:pPr>
-                  <w:r>
-                    <w:t xml:space="preserve">Percentage cover of macrophytes in the sample site divided over emergent and submerged and native and non-native species</w:t>
-                  </w:r>
-                </w:p>
-              </w:tc>
-              <w:tc>
-                <w:tcPr/>
-                <w:p>
-                  <w:pPr>
-                    <w:pStyle w:val="Compact"/>
-                    <w:jc w:val="left"/>
-                    <w:jc w:val="center"/>
-                  </w:pPr>
-                  <w:r>
-                    <w:t xml:space="preserve">Native macrophytes can provide cover and serve as a food source. Non-native macrophytes may alter movement pathways and modify local habitat and water quality conditions.</w:t>
-                  </w:r>
-                </w:p>
-              </w:tc>
-              <w:tc>
-                <w:tcPr/>
-                <w:p>
-                  <w:pPr>
-                    <w:pStyle w:val="Compact"/>
-                    <w:jc w:val="left"/>
-                    <w:jc w:val="center"/>
-                  </w:pPr>
-                  <w:r>
-                    <w:t xml:space="preserve">Coffey &amp; Clayton, (1988); Kusabs &amp; Quinn, (2009)</w:t>
-                  </w:r>
-                </w:p>
-              </w:tc>
-            </w:tr>
-            <w:tr>
-              <w:tc>
-                <w:tcPr/>
-                <w:p>
-                  <w:pPr>
-                    <w:pStyle w:val="Compact"/>
-                    <w:jc w:val="left"/>
-                    <w:jc w:val="center"/>
-                  </w:pPr>
-                  <w:r>
-                    <w:t xml:space="preserve">Temperature</w:t>
-                  </w:r>
-                </w:p>
-              </w:tc>
-              <w:tc>
-                <w:tcPr/>
-                <w:p>
-                  <w:pPr>
-                    <w:pStyle w:val="Compact"/>
-                    <w:jc w:val="left"/>
-                    <w:jc w:val="center"/>
-                  </w:pPr>
-                  <w:r>
-                    <w:t xml:space="preserve">Temperature of surface water in °C</w:t>
-                  </w:r>
-                </w:p>
-              </w:tc>
-              <w:tc>
-                <w:tcPr/>
-                <w:p>
-                  <w:pPr>
-                    <w:pStyle w:val="Compact"/>
-                    <w:jc w:val="left"/>
-                    <w:jc w:val="center"/>
-                  </w:pPr>
-                  <w:r>
-                    <w:t xml:space="preserve">Influences metabolic rate, activity, physiological stress, and habitat suitability.</w:t>
-                  </w:r>
-                </w:p>
-              </w:tc>
-              <w:tc>
-                <w:tcPr/>
-                <w:p>
-                  <w:pPr>
-                    <w:pStyle w:val="Compact"/>
-                    <w:jc w:val="left"/>
-                    <w:jc w:val="center"/>
-                  </w:pPr>
-                  <w:r>
-                    <w:t xml:space="preserve">Devcich, (1979); Hammond et al., (2006); Parkyn &amp; Collier, (2002); Angilletta et al., (2004)</w:t>
-                  </w:r>
-                </w:p>
-              </w:tc>
-            </w:tr>
-            <w:tr>
-              <w:tc>
-                <w:tcPr/>
-                <w:p>
-                  <w:pPr>
-                    <w:pStyle w:val="Compact"/>
-                    <w:jc w:val="left"/>
-                    <w:jc w:val="center"/>
-                  </w:pPr>
-                  <w:r>
-                    <w:t xml:space="preserve">Dissolved oxygen</w:t>
-                  </w:r>
-                </w:p>
-              </w:tc>
-              <w:tc>
-                <w:tcPr/>
-                <w:p>
-                  <w:pPr>
-                    <w:pStyle w:val="Compact"/>
-                    <w:jc w:val="left"/>
-                    <w:jc w:val="center"/>
-                  </w:pPr>
-                  <w:r>
-                    <w:t xml:space="preserve">Dissolved oxygen concentration in mg L⁻¹</w:t>
-                  </w:r>
-                </w:p>
-              </w:tc>
-              <w:tc>
-                <w:tcPr/>
-                <w:p>
-                  <w:pPr>
-                    <w:pStyle w:val="Compact"/>
-                    <w:jc w:val="left"/>
-                    <w:jc w:val="center"/>
-                  </w:pPr>
-                  <w:r>
-                    <w:t xml:space="preserve">Essential for respiration; reduced oxygen may constrain activity and habitat use.</w:t>
-                  </w:r>
-                </w:p>
-              </w:tc>
-              <w:tc>
-                <w:tcPr/>
-                <w:p>
-                  <w:pPr>
-                    <w:pStyle w:val="Compact"/>
-                    <w:jc w:val="left"/>
-                    <w:jc w:val="center"/>
-                  </w:pPr>
-                  <w:r>
-                    <w:t xml:space="preserve">Hammond et al., (2006); Broughton et al., (2017)</w:t>
-                  </w:r>
-                </w:p>
-              </w:tc>
-            </w:tr>
-            <w:tr>
-              <w:tc>
-                <w:tcPr/>
-                <w:p>
-                  <w:pPr>
-                    <w:pStyle w:val="Compact"/>
-                    <w:jc w:val="left"/>
-                    <w:jc w:val="center"/>
-                  </w:pPr>
-                  <w:r>
-                    <w:t xml:space="preserve">Specific conductivity</w:t>
-                  </w:r>
-                </w:p>
-              </w:tc>
-              <w:tc>
-                <w:tcPr/>
-                <w:p>
-                  <w:pPr>
-                    <w:pStyle w:val="Compact"/>
-                    <w:jc w:val="left"/>
-                    <w:jc w:val="center"/>
-                  </w:pPr>
-                  <w:r>
-                    <w:t xml:space="preserve">Electrical conductivity of the water in µS cm⁻¹</w:t>
-                  </w:r>
-                </w:p>
-              </w:tc>
-              <w:tc>
-                <w:tcPr/>
-                <w:p>
-                  <w:pPr>
-                    <w:pStyle w:val="Compact"/>
-                    <w:jc w:val="left"/>
-                    <w:jc w:val="center"/>
-                  </w:pPr>
-                  <w:r>
-                    <w:t xml:space="preserve">Reflects overall lake productivity, supporting food availability.</w:t>
-                  </w:r>
-                </w:p>
-              </w:tc>
-              <w:tc>
-                <w:tcPr/>
-                <w:p>
-                  <w:pPr>
-                    <w:pStyle w:val="Compact"/>
-                    <w:jc w:val="left"/>
-                    <w:jc w:val="center"/>
-                  </w:pPr>
-                  <w:r>
-                    <w:t xml:space="preserve">Devcich, (1979)</w:t>
-                  </w:r>
-                </w:p>
-              </w:tc>
-            </w:tr>
-            <w:tr>
-              <w:tc>
-                <w:tcPr/>
-                <w:p>
-                  <w:pPr>
-                    <w:pStyle w:val="Compact"/>
-                    <w:jc w:val="left"/>
-                    <w:jc w:val="center"/>
-                  </w:pPr>
-                  <w:r>
-                    <w:t xml:space="preserve">pH</w:t>
-                  </w:r>
-                </w:p>
-              </w:tc>
-              <w:tc>
-                <w:tcPr/>
-                <w:p>
-                  <w:pPr>
-                    <w:pStyle w:val="Compact"/>
-                    <w:jc w:val="left"/>
-                    <w:jc w:val="center"/>
-                  </w:pPr>
-                  <w:r>
-                    <w:t xml:space="preserve">Acidity or alkalinity of the water</w:t>
-                  </w:r>
-                </w:p>
-              </w:tc>
-              <w:tc>
-                <w:tcPr/>
-                <w:p>
-                  <w:pPr>
-                    <w:pStyle w:val="Compact"/>
-                    <w:jc w:val="left"/>
-                    <w:jc w:val="center"/>
-                  </w:pPr>
-                  <w:r>
-                    <w:t xml:space="preserve">Influences moulting success and exoskeleton strength, affected by acidity or calcium levels.</w:t>
-                  </w:r>
-                </w:p>
-              </w:tc>
-              <w:tc>
-                <w:tcPr/>
-                <w:p>
-                  <w:pPr>
-                    <w:pStyle w:val="Compact"/>
-                    <w:jc w:val="left"/>
-                    <w:jc w:val="center"/>
-                  </w:pPr>
-                  <w:r>
-                    <w:t xml:space="preserve">Olsson et al., (2006)</w:t>
-                  </w:r>
-                </w:p>
-              </w:tc>
-            </w:tr>
-            <w:tr>
-              <w:tc>
-                <w:tcPr/>
-                <w:p>
-                  <w:pPr>
-                    <w:pStyle w:val="Compact"/>
-                    <w:jc w:val="left"/>
-                    <w:jc w:val="center"/>
-                  </w:pPr>
-                  <w:r>
-                    <w:t xml:space="preserve">Fish presence</w:t>
-                  </w:r>
-                </w:p>
-              </w:tc>
-              <w:tc>
-                <w:tcPr/>
-                <w:p>
-                  <w:pPr>
-                    <w:pStyle w:val="Compact"/>
-                    <w:jc w:val="left"/>
-                    <w:jc w:val="center"/>
-                  </w:pPr>
-                  <w:r>
-                    <w:t xml:space="preserve">Presence/absence of selected native and non-native fish species</w:t>
-                  </w:r>
-                </w:p>
-              </w:tc>
-              <w:tc>
-                <w:tcPr/>
-                <w:p>
-                  <w:pPr>
-                    <w:pStyle w:val="Compact"/>
-                    <w:jc w:val="left"/>
-                    <w:jc w:val="center"/>
-                  </w:pPr>
-                  <w:r>
-                    <w:t xml:space="preserve">Fish act as predators, competitors, or indirectly modify habitat structure.</w:t>
-                  </w:r>
-                </w:p>
-              </w:tc>
-              <w:tc>
-                <w:tcPr/>
-                <w:p>
-                  <w:pPr>
-                    <w:pStyle w:val="Compact"/>
-                    <w:jc w:val="left"/>
-                    <w:jc w:val="center"/>
-                  </w:pPr>
-                  <w:r>
-                    <w:t xml:space="preserve">Shave et al., (1994); Barnes, (1996); Usio &amp; Townsend, (2000); Barnes &amp; Hicks, (2003)</w:t>
-                  </w:r>
-                </w:p>
-              </w:tc>
-            </w:tr>
-          </w:tbl>
-          <w:bookmarkEnd w:id="41"/>
-          <w:p/>
-        </w:tc>
-      </w:tr>
-    </w:tbl>
-    <w:p>
-      <w:pPr>
-        <w:pStyle w:val="BodyText"/>
-      </w:pPr>
-      <w:r>
-        <w:rPr>
-          <w:vertAlign w:val="subscript"/>
-        </w:rPr>
-        <w:t xml:space="preserve">Source:</w:t>
-      </w:r>
-      <w:r>
-        <w:rPr>
-          <w:vertAlign w:val="subscript"/>
-        </w:rPr>
-        <w:t xml:space="preserve"> </w:t>
-      </w:r>
-      <w:hyperlink r:id="rId40">
-        <w:r>
-          <w:rPr>
-            <w:rStyle w:val="Hyperlink"/>
-            <w:vertAlign w:val="subscript"/>
-          </w:rPr>
-          <w:t xml:space="preserve">Article Notebook</w:t>
-        </w:r>
-      </w:hyperlink>
-    </w:p>
-    <w:bookmarkEnd w:id="42"/>
-    <w:bookmarkStart w:id="63" w:name="figures"/>
-    <w:p>
-      <w:pPr>
-        <w:pStyle w:val="Heading2"/>
-      </w:pPr>
-      <w:r>
-        <w:t xml:space="preserve">Figures</w:t>
-      </w:r>
-    </w:p>
-    <w:tbl>
-      <w:tblPr>
-        <w:tblStyle w:val="Table"/>
-        <w:tblW w:type="pct" w:w="5000"/>
-        <w:tblLayout w:type="fixed"/>
-        <w:tblLook w:firstRow="0" w:lastRow="0" w:firstColumn="0" w:lastColumn="0" w:noHBand="0" w:noVBand="0" w:val="0000"/>
-      </w:tblPr>
-      <w:tblGrid>
-        <w:gridCol w:w="7920"/>
-      </w:tblGrid>
-      <w:tr>
-        <w:tc>
-          <w:tcPr/>
-          <w:bookmarkStart w:id="46" w:name="fig-site-map"/>
-          <w:p>
-            <w:pPr>
-              <w:pStyle w:val="Compact"/>
-              <w:jc w:val="center"/>
-            </w:pPr>
-            <w:r>
-              <w:drawing>
-                <wp:inline>
-                  <wp:extent cx="5727700" cy="4050383"/>
-                  <wp:effectExtent b="0" l="0" r="0" t="0"/>
-                  <wp:docPr descr="" title="" id="44" name="Picture"/>
-                  <a:graphic>
-                    <a:graphicData uri="http://schemas.openxmlformats.org/drawingml/2006/picture">
-                      <pic:pic>
-                        <pic:nvPicPr>
-                          <pic:cNvPr descr="images/Natural_habitat_map.png" id="45" name="Picture"/>
-                          <pic:cNvPicPr>
-                            <a:picLocks noChangeArrowheads="1" noChangeAspect="1"/>
-                          </pic:cNvPicPr>
-                        </pic:nvPicPr>
-                        <pic:blipFill>
-                          <a:blip r:embed="rId43"/>
-                          <a:stretch>
-                            <a:fillRect/>
-                          </a:stretch>
-                        </pic:blipFill>
-                        <pic:spPr bwMode="auto">
-                          <a:xfrm>
-                            <a:off x="0" y="0"/>
-                            <a:ext cx="5727700" cy="4050383"/>
-                          </a:xfrm>
-                          <a:prstGeom prst="rect">
-                            <a:avLst/>
-                          </a:prstGeom>
-                          <a:noFill/>
-                          <a:ln w="9525">
-                            <a:noFill/>
-                            <a:headEnd/>
-                            <a:tailEnd/>
-                          </a:ln>
-                        </pic:spPr>
-                      </pic:pic>
-                    </a:graphicData>
-                  </a:graphic>
-                </wp:inline>
-              </w:drawing>
-            </w:r>
-          </w:p>
-          <w:p>
-            <w:pPr>
-              <w:jc w:val="center"/>
-            </w:pPr>
-            <w:pPr>
-              <w:jc w:val="left"/>
-              <w:spacing w:before="200"/>
-              <w:pStyle w:val="ImageCaption"/>
-            </w:pPr>
-            <w:r>
-              <w:t xml:space="preserve">Figure 1: Map of the sampling locations with different dominant littoral habitat types classified. a) Overview map of the 5 lakes. Lakes where invasive catfish were detected are indicated. b) Zoom in of Lake Ōkāreka. c) Guidance map to show the lakes location (white square) on the North Island of Aotearoa New Zealand.</w:t>
-            </w:r>
-          </w:p>
-          <w:bookmarkEnd w:id="46"/>
-        </w:tc>
-      </w:tr>
-    </w:tbl>
-    <w:p>
-      <w:pPr>
-        <w:pStyle w:val="BodyText"/>
-      </w:pPr>
-      <w:r>
-        <w:t xml:space="preserve"> </w:t>
-      </w:r>
-    </w:p>
-    <w:tbl>
-      <w:tblPr>
-        <w:tblStyle w:val="Table"/>
-        <w:tblW w:type="pct" w:w="5000"/>
-        <w:tblLayout w:type="fixed"/>
-        <w:tblLook w:firstRow="0" w:lastRow="0" w:firstColumn="0" w:lastColumn="0" w:noHBand="0" w:noVBand="0" w:val="0000"/>
-      </w:tblPr>
-      <w:tblGrid>
-        <w:gridCol w:w="7920"/>
-      </w:tblGrid>
-      <w:tr>
-        <w:tc>
-          <w:tcPr/>
-          <w:bookmarkStart w:id="50" w:name="fig-koura-by-lake"/>
+          <w:bookmarkStart w:id="35" w:name="fig-koura-by-lake"/>
           <w:p>
             <w:pPr>
               <w:pStyle w:val="Compact"/>
@@ -4574,18 +3696,18 @@
                 <wp:inline>
                   <wp:extent cx="2743200" cy="4572000"/>
                   <wp:effectExtent b="0" l="0" r="0" t="0"/>
-                  <wp:docPr descr="" title="" id="48" name="Picture"/>
+                  <wp:docPr descr="" title="" id="33" name="Picture"/>
                   <a:graphic>
                     <a:graphicData uri="http://schemas.openxmlformats.org/drawingml/2006/picture">
                       <pic:pic>
                         <pic:nvPicPr>
-                          <pic:cNvPr descr="outputs/fig-koura-by-lake.png" id="49" name="Picture"/>
+                          <pic:cNvPr descr="outputs/fig-koura-by-lake.png" id="34" name="Picture"/>
                           <pic:cNvPicPr>
                             <a:picLocks noChangeArrowheads="1" noChangeAspect="1"/>
                           </pic:cNvPicPr>
                         </pic:nvPicPr>
                         <pic:blipFill>
-                          <a:blip r:embed="rId47"/>
+                          <a:blip r:embed="rId32"/>
                           <a:stretch>
                             <a:fillRect/>
                           </a:stretch>
@@ -4625,7 +3747,7 @@
               <w:t xml:space="preserve">Figure 2: Kōura presence, CPUE, and BPUE across lakes. The upper panel shows the proportion of sampled sites with kōura present in each lake, with error bars indicating 95% binomial confidence intervals. The middle and lower panels show the distribution of kōura CPUE and BPUE, respectively, across lakes using boxplots (median, interquartile range, and range).</w:t>
             </w:r>
           </w:p>
-          <w:bookmarkEnd w:id="50"/>
+          <w:bookmarkEnd w:id="35"/>
         </w:tc>
       </w:tr>
     </w:tbl>
@@ -4634,7 +3756,184 @@
         <w:pStyle w:val="BodyText"/>
       </w:pPr>
       <w:r>
-        <w:t xml:space="preserve"> </w:t>
+        <w:t xml:space="preserve">The five lakes differed substantially in environmental and biotic characteristics (</w:t>
+      </w:r>
+      <w:hyperlink w:anchor="tbl-an-env-fish-summary">
+        <w:r>
+          <w:rPr>
+            <w:rStyle w:val="Hyperlink"/>
+          </w:rPr>
+          <w:t xml:space="preserve">Table 3</w:t>
+        </w:r>
+      </w:hyperlink>
+      <w:r>
+        <w:t xml:space="preserve">). Physical habitat structure varied among lakes, with differences in substrate index, nearshore slope, and littoral vegetation cover. Emergent macrophytes were absent from Lake Rotorua but present in the other lakes, particularly Ōkāreka, while submerged macrophyte cover at the shore was rare in Rotorua and Rotoiti but more extensive in Rotoehu and Rotomā. Water chemistry also differed markedly among lakes. Surface water temperatures were highest in Rotorua and lowest in Rotomā and Ōkāreka, while pH ranged from circum-neutral conditions in Rotorua to more alkaline conditions in Rotoehu and Rotoiti. Specific conductivity showed strong contrasts, being highest in Rotoehu and lowest in Ōkāreka. Dissolved oxygen concentrations in the littoral zone varied less among lakes but were generally lowest in Rotorua. Fish populations differed between lakes, reflecting invasion history. Catfish were detected only in Lakes Rotorua and Rotoiti, whereas goldfish occurred in all lakes but were most abundant in Rotoehu. Common bullies were found in every survey location. Trout were found sporadically in Rotorua, Rotoiti and Ōkāreka and kōaro were only caught from Ōkāreka.</w:t>
+      </w:r>
+    </w:p>
+    <w:bookmarkStart w:id="40" w:name="kōura-occupancy"/>
+    <w:p>
+      <w:pPr>
+        <w:pStyle w:val="Heading3"/>
+      </w:pPr>
+      <w:r>
+        <w:t xml:space="preserve">Kōura occupancy</w:t>
+      </w:r>
+    </w:p>
+    <w:p>
+      <w:pPr>
+        <w:pStyle w:val="FirstParagraph"/>
+      </w:pPr>
+      <w:r>
+        <w:t xml:space="preserve">The full binomial GAMM for kōura occupancy explained 65 % of the deviance (AIC = 51; adj. R² = 0.647). Stepwise ML reduction (</w:t>
+      </w:r>
+      <w:r>
+        <w:rPr>
+          <w:i/>
+          <w:iCs/>
+        </w:rPr>
+        <w:t xml:space="preserve">α</w:t>
+      </w:r>
+      <w:r>
+        <w:t xml:space="preserve"> </w:t>
+      </w:r>
+      <w:r>
+        <w:t xml:space="preserve">= 0.05) retained riparian vegetation, substrate index, temperature, and specific conductivity as smoother terms, lake identity as a random effect, and the presence of goldfish (negative) and catfish (positive) as parametric terms. The final model refitted using REML explained 57.9 % of the deviance (adj. R² = 0.592) and retained positive influences of riparian vegetation (</w:t>
+      </w:r>
+      <w:r>
+        <w:rPr>
+          <w:i/>
+          <w:iCs/>
+        </w:rPr>
+        <w:t xml:space="preserve">p</w:t>
+      </w:r>
+      <w:r>
+        <w:t xml:space="preserve"> </w:t>
+      </w:r>
+      <w:r>
+        <w:t xml:space="preserve">= 0.026), substrate index (</w:t>
+      </w:r>
+      <w:r>
+        <w:rPr>
+          <w:i/>
+          <w:iCs/>
+        </w:rPr>
+        <w:t xml:space="preserve">p</w:t>
+      </w:r>
+      <w:r>
+        <w:t xml:space="preserve"> </w:t>
+      </w:r>
+      <w:r>
+        <w:t xml:space="preserve">= 0.001), specific conductivity (</w:t>
+      </w:r>
+      <w:r>
+        <w:rPr>
+          <w:i/>
+          <w:iCs/>
+        </w:rPr>
+        <w:t xml:space="preserve">p</w:t>
+      </w:r>
+      <w:r>
+        <w:t xml:space="preserve"> </w:t>
+      </w:r>
+      <w:r>
+        <w:t xml:space="preserve">= 0.002) and a negative influence of temperature (</w:t>
+      </w:r>
+      <w:r>
+        <w:rPr>
+          <w:i/>
+          <w:iCs/>
+        </w:rPr>
+        <w:t xml:space="preserve">p</w:t>
+      </w:r>
+      <w:r>
+        <w:t xml:space="preserve"> </w:t>
+      </w:r>
+      <w:r>
+        <w:t xml:space="preserve">&lt; 0.001), as significant smoother terms (</w:t>
+      </w:r>
+      <w:hyperlink w:anchor="fig-occupancy-model">
+        <w:r>
+          <w:rPr>
+            <w:rStyle w:val="Hyperlink"/>
+          </w:rPr>
+          <w:t xml:space="preserve">Figure 3</w:t>
+        </w:r>
+      </w:hyperlink>
+      <w:r>
+        <w:t xml:space="preserve"> </w:t>
+      </w:r>
+      <w:r>
+        <w:t xml:space="preserve">a). The random effect of lake identity was not statistically significant (</w:t>
+      </w:r>
+      <w:r>
+        <w:rPr>
+          <w:i/>
+          <w:iCs/>
+        </w:rPr>
+        <w:t xml:space="preserve">p</w:t>
+      </w:r>
+      <w:r>
+        <w:t xml:space="preserve"> </w:t>
+      </w:r>
+      <w:r>
+        <w:t xml:space="preserve">= 0.622), indicating limited residual variation between lakes after accounting for environmental and biotic predictors. Among the parametric covariates, goldfish had a significant negative relationship (</w:t>
+      </w:r>
+      <w:r>
+        <w:rPr>
+          <w:i/>
+          <w:iCs/>
+        </w:rPr>
+        <w:t xml:space="preserve">p</w:t>
+      </w:r>
+      <w:r>
+        <w:t xml:space="preserve"> </w:t>
+      </w:r>
+      <w:r>
+        <w:t xml:space="preserve">= 0.017), and catfish presence showed a significant positive relationship (</w:t>
+      </w:r>
+      <w:r>
+        <w:rPr>
+          <w:i/>
+          <w:iCs/>
+        </w:rPr>
+        <w:t xml:space="preserve">p</w:t>
+      </w:r>
+      <w:r>
+        <w:t xml:space="preserve"> </w:t>
+      </w:r>
+      <w:r>
+        <w:t xml:space="preserve">= 0.014). Model diagnostics showed no evidence of overfitting (edf &lt; k) and good discrimination (AUC = 0.946;</w:t>
+      </w:r>
+      <w:r>
+        <w:t xml:space="preserve"> </w:t>
+      </w:r>
+      <w:hyperlink w:anchor="fig-occupancy-model">
+        <w:r>
+          <w:rPr>
+            <w:rStyle w:val="Hyperlink"/>
+          </w:rPr>
+          <w:t xml:space="preserve">Figure 3</w:t>
+        </w:r>
+      </w:hyperlink>
+      <w:r>
+        <w:t xml:space="preserve"> </w:t>
+      </w:r>
+      <w:r>
+        <w:t xml:space="preserve">b). Concurvity diagnostics revealed high collinearity between specific conductivity and lake identity (worst-case = 1.00, observed = 0.94), and between temperature and lake identity (worst-case = 0.95, observed = 0.88), suggesting both predictors partly reflect between-lake differences. Residual diagnostics showed no systematic patterns in variance across fitted values, consistent with acceptable model fit for a binomial GAMM. The calibration plot indicated slight under-prediction at low probabilities and slight over-prediction at mid-range probabilities (</w:t>
+      </w:r>
+      <w:hyperlink w:anchor="fig-occupancy-model">
+        <w:r>
+          <w:rPr>
+            <w:rStyle w:val="Hyperlink"/>
+          </w:rPr>
+          <w:t xml:space="preserve">Figure 3</w:t>
+        </w:r>
+      </w:hyperlink>
+      <w:r>
+        <w:t xml:space="preserve"> </w:t>
+      </w:r>
+      <w:r>
+        <w:t xml:space="preserve">c). The binomial components of the CPUE and BPUE hurdle models produced the same structure and effect directions as the occupancy model, so only the positive Gamma components are reported here.</w:t>
       </w:r>
     </w:p>
     <w:tbl>
@@ -4650,7 +3949,7 @@
       <w:tr>
         <w:tc>
           <w:tcPr/>
-          <w:bookmarkStart w:id="54" w:name="fig-occupancy-model"/>
+          <w:bookmarkStart w:id="39" w:name="fig-occupancy-model"/>
           <w:p>
             <w:pPr>
               <w:pStyle w:val="Compact"/>
@@ -4661,18 +3960,18 @@
                 <wp:inline>
                   <wp:extent cx="5727700" cy="4091214"/>
                   <wp:effectExtent b="0" l="0" r="0" t="0"/>
-                  <wp:docPr descr="" title="" id="52" name="Picture"/>
+                  <wp:docPr descr="" title="" id="37" name="Picture"/>
                   <a:graphic>
                     <a:graphicData uri="http://schemas.openxmlformats.org/drawingml/2006/picture">
                       <pic:pic>
                         <pic:nvPicPr>
-                          <pic:cNvPr descr="outputs/fig-occupancy-model.png" id="53" name="Picture"/>
+                          <pic:cNvPr descr="outputs/fig-occupancy-model.png" id="38" name="Picture"/>
                           <pic:cNvPicPr>
                             <a:picLocks noChangeArrowheads="1" noChangeAspect="1"/>
                           </pic:cNvPicPr>
                         </pic:nvPicPr>
                         <pic:blipFill>
-                          <a:blip r:embed="rId51"/>
+                          <a:blip r:embed="rId36"/>
                           <a:stretch>
                             <a:fillRect/>
                           </a:stretch>
@@ -4712,16 +4011,153 @@
               <w:t xml:space="preserve">Figure 3: Kōura occupancy GAMM results and model performance. a) Estimated smooth terms for riparian vegetation, substrate index, surface water temperature, and specific conductivity, shown as partial effects with 95% confidence intervals. See Fig. S2 for raw data underlying modelled relationships. b) Receiver operating characteristic (ROC) curve illustrating model discrimination, with the area under the curve (AUC) reported. c) Calibration plot based on five equal-frequency bins, comparing mean predicted occupancy probabilities with observed proportions of occupied sites; the dashed 1:1 line indicates perfect calibration.</w:t>
             </w:r>
           </w:p>
-          <w:bookmarkEnd w:id="54"/>
+          <w:bookmarkEnd w:id="39"/>
         </w:tc>
       </w:tr>
     </w:tbl>
+    <w:bookmarkEnd w:id="40"/>
+    <w:bookmarkStart w:id="45" w:name="kōura-cpue"/>
+    <w:p>
+      <w:pPr>
+        <w:pStyle w:val="Heading3"/>
+      </w:pPr>
+      <w:r>
+        <w:t xml:space="preserve">Kōura CPUE</w:t>
+      </w:r>
+    </w:p>
+    <w:p>
+      <w:pPr>
+        <w:pStyle w:val="FirstParagraph"/>
+      </w:pPr>
+      <w:r>
+        <w:t xml:space="preserve">The full Gamma GAMM for positive CPUE explained 48.4 % of the deviance (AIC = 122; adj. R² = 0.19; n = 33). Stepwise selection (</w:t>
+      </w:r>
+      <w:r>
+        <w:rPr>
+          <w:i/>
+          <w:iCs/>
+        </w:rPr>
+        <w:t xml:space="preserve">α</w:t>
+      </w:r>
+      <w:r>
+        <w:t xml:space="preserve"> </w:t>
+      </w:r>
+      <w:r>
+        <w:t xml:space="preserve">= 0.05) reduced the model to temperature, pH, and emergent native macrophytes as smoother terms, lake identity as a random effect, and the presence of common smelt (negative) as a parametric effect. This reduced model achieved a lower AIC (115) and explained 47.3 % of the deviance (adj. R² = 0.194). Likelihood ratio tests indicated that the reduced model was statistically equivalent to the full model (</w:t>
+      </w:r>
+      <w:r>
+        <w:rPr>
+          <w:i/>
+          <w:iCs/>
+        </w:rPr>
+        <w:t xml:space="preserve">p</w:t>
+      </w:r>
+      <w:r>
+        <w:t xml:space="preserve"> </w:t>
+      </w:r>
+      <w:r>
+        <w:t xml:space="preserve">= 0.950), and it was therefore selected as the final CPUE model.</w:t>
+      </w:r>
+    </w:p>
     <w:p>
       <w:pPr>
         <w:pStyle w:val="BodyText"/>
       </w:pPr>
       <w:r>
-        <w:t xml:space="preserve"> </w:t>
+        <w:t xml:space="preserve">The final REML-fitted model explained 47.3 % of the deviance (adj. R² = 0.195) and retained positive influence of pH (</w:t>
+      </w:r>
+      <w:r>
+        <w:rPr>
+          <w:i/>
+          <w:iCs/>
+        </w:rPr>
+        <w:t xml:space="preserve">p</w:t>
+      </w:r>
+      <w:r>
+        <w:t xml:space="preserve"> </w:t>
+      </w:r>
+      <w:r>
+        <w:t xml:space="preserve">&lt; 0.001) and negative influence of temperature (</w:t>
+      </w:r>
+      <w:r>
+        <w:rPr>
+          <w:i/>
+          <w:iCs/>
+        </w:rPr>
+        <w:t xml:space="preserve">p</w:t>
+      </w:r>
+      <w:r>
+        <w:t xml:space="preserve"> </w:t>
+      </w:r>
+      <w:r>
+        <w:t xml:space="preserve">= 0.019) and emergent native macrophytes (</w:t>
+      </w:r>
+      <w:r>
+        <w:rPr>
+          <w:i/>
+          <w:iCs/>
+        </w:rPr>
+        <w:t xml:space="preserve">p</w:t>
+      </w:r>
+      <w:r>
+        <w:t xml:space="preserve"> </w:t>
+      </w:r>
+      <w:r>
+        <w:t xml:space="preserve">&lt; 0.001) as significant smooth predictors (</w:t>
+      </w:r>
+      <w:hyperlink w:anchor="fig-cpue-hurdle">
+        <w:r>
+          <w:rPr>
+            <w:rStyle w:val="Hyperlink"/>
+          </w:rPr>
+          <w:t xml:space="preserve">Figure 4</w:t>
+        </w:r>
+      </w:hyperlink>
+      <w:r>
+        <w:t xml:space="preserve"> </w:t>
+      </w:r>
+      <w:r>
+        <w:t xml:space="preserve">a). The lake identity random effect was not significant (</w:t>
+      </w:r>
+      <w:r>
+        <w:rPr>
+          <w:i/>
+          <w:iCs/>
+        </w:rPr>
+        <w:t xml:space="preserve">p</w:t>
+      </w:r>
+      <w:r>
+        <w:t xml:space="preserve"> </w:t>
+      </w:r>
+      <w:r>
+        <w:t xml:space="preserve">= 0.482), indicating minimal additional between lake variation once environmental covariates were included. Presence of common smelt had a significant negative parametric relationship (</w:t>
+      </w:r>
+      <w:r>
+        <w:rPr>
+          <w:i/>
+          <w:iCs/>
+        </w:rPr>
+        <w:t xml:space="preserve">p</w:t>
+      </w:r>
+      <w:r>
+        <w:t xml:space="preserve"> </w:t>
+      </w:r>
+      <w:r>
+        <w:t xml:space="preserve">= 0.041). Concurvity diagnostics indicated strong correlation between temperature and pH, but both variables were retained because they were ecologically interpretable and contributed significantly to model fit. Model diagnostics showed no evidence of overfitting (edf &lt; k), and predictive accuracy was moderate (</w:t>
+      </w:r>
+      <w:hyperlink w:anchor="fig-cpue-hurdle">
+        <w:r>
+          <w:rPr>
+            <w:rStyle w:val="Hyperlink"/>
+          </w:rPr>
+          <w:t xml:space="preserve">Figure 4</w:t>
+        </w:r>
+      </w:hyperlink>
+      <w:r>
+        <w:t xml:space="preserve"> </w:t>
+      </w:r>
+      <w:r>
+        <w:t xml:space="preserve">b). Residual diagnostics showed no systematic patterns in residual variance across fitted values. The model tended to slightly over-predict very low CPUE values and under predict the highest observations.</w:t>
       </w:r>
     </w:p>
     <w:tbl>
@@ -4737,7 +4173,7 @@
       <w:tr>
         <w:tc>
           <w:tcPr/>
-          <w:bookmarkStart w:id="58" w:name="fig-cpue-hurdle"/>
+          <w:bookmarkStart w:id="44" w:name="fig-cpue-hurdle"/>
           <w:p>
             <w:pPr>
               <w:pStyle w:val="Compact"/>
@@ -4748,18 +4184,18 @@
                 <wp:inline>
                   <wp:extent cx="5029200" cy="4571999"/>
                   <wp:effectExtent b="0" l="0" r="0" t="0"/>
-                  <wp:docPr descr="" title="" id="56" name="Picture"/>
+                  <wp:docPr descr="" title="" id="42" name="Picture"/>
                   <a:graphic>
                     <a:graphicData uri="http://schemas.openxmlformats.org/drawingml/2006/picture">
                       <pic:pic>
                         <pic:nvPicPr>
-                          <pic:cNvPr descr="outputs/fig-cpue-hurdle.png" id="57" name="Picture"/>
+                          <pic:cNvPr descr="outputs/fig-cpue-hurdle.png" id="43" name="Picture"/>
                           <pic:cNvPicPr>
                             <a:picLocks noChangeArrowheads="1" noChangeAspect="1"/>
                           </pic:cNvPicPr>
                         </pic:nvPicPr>
                         <pic:blipFill>
-                          <a:blip r:embed="rId55"/>
+                          <a:blip r:embed="rId41"/>
                           <a:stretch>
                             <a:fillRect/>
                           </a:stretch>
@@ -4799,16 +4235,112 @@
               <w:t xml:space="preserve">Figure 4: Kōura CPUE GAMM results and model performance. a) Estimated smooth terms for surface water temperature, pH, and emergent native macrophytes, shown with partial effects and 95% confidence intervals. See Fig. S2 for raw data underlying modelled relationships. b) Predicted versus observed CPUE from the positive (Gamma) component of the hurdle model, with predictions excluding the random lake effect. The dashed 1:1 line indicates perfect agreement; annotated values report R² and RMSE to summarise model fit.</w:t>
             </w:r>
           </w:p>
-          <w:bookmarkEnd w:id="58"/>
+          <w:bookmarkEnd w:id="44"/>
         </w:tc>
       </w:tr>
     </w:tbl>
+    <w:bookmarkEnd w:id="45"/>
+    <w:bookmarkStart w:id="50" w:name="kōura-bpue"/>
     <w:p>
       <w:pPr>
-        <w:pStyle w:val="BodyText"/>
+        <w:pStyle w:val="Heading3"/>
       </w:pPr>
       <w:r>
-        <w:t xml:space="preserve"> </w:t>
+        <w:t xml:space="preserve">Kōura BPUE</w:t>
+      </w:r>
+    </w:p>
+    <w:p>
+      <w:pPr>
+        <w:pStyle w:val="FirstParagraph"/>
+      </w:pPr>
+      <w:r>
+        <w:t xml:space="preserve">The full Gamma GAMM for positive BPUE explained 97.4 % of the deviance (AIC = 266; adj. R² = 0.76; n = 33). Stepwise ML selection (</w:t>
+      </w:r>
+      <w:r>
+        <w:rPr>
+          <w:i/>
+          <w:iCs/>
+        </w:rPr>
+        <w:t xml:space="preserve">α</w:t>
+      </w:r>
+      <w:r>
+        <w:t xml:space="preserve"> </w:t>
+      </w:r>
+      <w:r>
+        <w:t xml:space="preserve">= 0.05) retained pH, emergent native macrophytes, and the lake identity random effect. The resulting reduced model had a higher AIC (318) and explained 26 % of the deviance (adj. R² = 0.141). As the full model was overfitting the data the reduced model was chosen for inference.</w:t>
+      </w:r>
+      <w:r>
+        <w:t xml:space="preserve"> </w:t>
+      </w:r>
+      <w:r>
+        <w:t xml:space="preserve">The final REML-fitted BPUE model explained 25.9 % of the deviance (adj. R² = 0.14) and retained a positive influence of pH (</w:t>
+      </w:r>
+      <w:r>
+        <w:rPr>
+          <w:i/>
+          <w:iCs/>
+        </w:rPr>
+        <w:t xml:space="preserve">p</w:t>
+      </w:r>
+      <w:r>
+        <w:t xml:space="preserve"> </w:t>
+      </w:r>
+      <w:r>
+        <w:t xml:space="preserve">= 0.002) and a negative influence of emergent native macrophytes (</w:t>
+      </w:r>
+      <w:r>
+        <w:rPr>
+          <w:i/>
+          <w:iCs/>
+        </w:rPr>
+        <w:t xml:space="preserve">p</w:t>
+      </w:r>
+      <w:r>
+        <w:t xml:space="preserve"> </w:t>
+      </w:r>
+      <w:r>
+        <w:t xml:space="preserve">= 0.041) as significant, near-linear smoothing (</w:t>
+      </w:r>
+      <w:hyperlink w:anchor="fig-bpue-hurdle">
+        <w:r>
+          <w:rPr>
+            <w:rStyle w:val="Hyperlink"/>
+          </w:rPr>
+          <w:t xml:space="preserve">Figure 5</w:t>
+        </w:r>
+      </w:hyperlink>
+      <w:r>
+        <w:t xml:space="preserve"> </w:t>
+      </w:r>
+      <w:r>
+        <w:t xml:space="preserve">a). The emergent macrophyte effect, while statistically significant, was close to the threshold and should be interpreted with caution given the distributional limitations of the model. The lake identity random effect was not significant (</w:t>
+      </w:r>
+      <w:r>
+        <w:rPr>
+          <w:i/>
+          <w:iCs/>
+        </w:rPr>
+        <w:t xml:space="preserve">p</w:t>
+      </w:r>
+      <w:r>
+        <w:t xml:space="preserve"> </w:t>
+      </w:r>
+      <w:r>
+        <w:t xml:space="preserve">= 0.607), indicating minimal additional between lake variation after accounting for environmental predictors. Diagnostic checks showed appropriate basis dimensions (edf &lt; k), stable convergence, and acceptable levels of observed concurvity, though minor departure from distributional assumptions was noted at the lower tail, likely reflecting a small number of high-biomass sites. Predictive accuracy was moderate (</w:t>
+      </w:r>
+      <w:hyperlink w:anchor="fig-bpue-hurdle">
+        <w:r>
+          <w:rPr>
+            <w:rStyle w:val="Hyperlink"/>
+          </w:rPr>
+          <w:t xml:space="preserve">Figure 5</w:t>
+        </w:r>
+      </w:hyperlink>
+      <w:r>
+        <w:t xml:space="preserve"> </w:t>
+      </w:r>
+      <w:r>
+        <w:t xml:space="preserve">b), with a tendency for the model to under predict the highest BPUE values.</w:t>
       </w:r>
     </w:p>
     <w:tbl>
@@ -4824,7 +4356,7 @@
       <w:tr>
         <w:tc>
           <w:tcPr/>
-          <w:bookmarkStart w:id="62" w:name="fig-bpue-hurdle"/>
+          <w:bookmarkStart w:id="49" w:name="fig-bpue-hurdle"/>
           <w:p>
             <w:pPr>
               <w:pStyle w:val="Compact"/>
@@ -4835,18 +4367,18 @@
                 <wp:inline>
                   <wp:extent cx="3657600" cy="4572000"/>
                   <wp:effectExtent b="0" l="0" r="0" t="0"/>
-                  <wp:docPr descr="" title="" id="60" name="Picture"/>
+                  <wp:docPr descr="" title="" id="47" name="Picture"/>
                   <a:graphic>
                     <a:graphicData uri="http://schemas.openxmlformats.org/drawingml/2006/picture">
                       <pic:pic>
                         <pic:nvPicPr>
-                          <pic:cNvPr descr="outputs/fig-bpue-hurdle.png" id="61" name="Picture"/>
+                          <pic:cNvPr descr="outputs/fig-bpue-hurdle.png" id="48" name="Picture"/>
                           <pic:cNvPicPr>
                             <a:picLocks noChangeArrowheads="1" noChangeAspect="1"/>
                           </pic:cNvPicPr>
                         </pic:nvPicPr>
                         <pic:blipFill>
-                          <a:blip r:embed="rId59"/>
+                          <a:blip r:embed="rId46"/>
                           <a:stretch>
                             <a:fillRect/>
                           </a:stretch>
@@ -4886,12 +4418,498 @@
               <w:t xml:space="preserve">Figure 5: Kōura BPUE GAMM results and model performance. a) Estimated smooth terms for pH and emergent native macrophytes, shown with partial effects and 95% confidence intervals. See Fig. S2 for raw data underlying modelled relationships. b) Predicted versus observed BPUE from the positive (Gamma) component of the hurdle model, with predictions excluding the random lake effect. The dashed 1:1 line indicates perfect agreement; annotated values report R² and RMSE to summarise model fit.</w:t>
             </w:r>
           </w:p>
-          <w:bookmarkEnd w:id="62"/>
+          <w:bookmarkEnd w:id="49"/>
         </w:tc>
       </w:tr>
     </w:tbl>
-    <w:bookmarkEnd w:id="63"/>
-    <w:bookmarkStart w:id="221" w:name="supplementary-information"/>
+    <w:bookmarkEnd w:id="50"/>
+    <w:bookmarkEnd w:id="51"/>
+    <w:bookmarkStart w:id="56" w:name="discussion"/>
+    <w:p>
+      <w:pPr>
+        <w:pStyle w:val="Heading2"/>
+      </w:pPr>
+      <w:r>
+        <w:t xml:space="preserve">Discussion</w:t>
+      </w:r>
+    </w:p>
+    <w:p>
+      <w:pPr>
+        <w:pStyle w:val="FirstParagraph"/>
+      </w:pPr>
+      <w:r>
+        <w:t xml:space="preserve">We found that local and site-scale habitat characteristics were consistently associated with kōura occurrence and abundance across the five surveyed lakes. Although initial mixed-effects models identified significant differences in kōura occupancy, Catch Per Unit Effort (CPUE), and Biomass Per Unit Effort (BPUE) among lakes, these differences were no longer evident once local environmental and biotic predictors were incorporated into the Generalised Additive Mixed-Models (GAMMs). However, interpreting the non-significance of lake identity in the final models requires caution. In the occupancy model, both temperature and specific conductivity showed near-perfect collinearity with lake identity, suggesting these predictors likely absorbed between-lake differences rather than capturing purely within-lake habitat associations. Given that predictors were often correlated at the site scale, the GAMMs are best interpreted as identifying habitat associations rather than mechanistic drivers of kōura distribution. The predictors substrate index and riparian vegetation cover, which varied considerably within lakes, likely reflect genuine within-lake habitat associations. Consequently, targeted management actions that improve local habitat structure and address key biotic pressures at finer spatial scales have the potential to deliver local gains, particularly where whole-lake interventions are not feasible or where local habitat degradation is the dominant stressor.</w:t>
+      </w:r>
+    </w:p>
+    <w:bookmarkStart w:id="52" w:name="habitat-associations-with-kōura"/>
+    <w:p>
+      <w:pPr>
+        <w:pStyle w:val="Heading3"/>
+      </w:pPr>
+      <w:r>
+        <w:t xml:space="preserve">Habitat associations with kōura</w:t>
+      </w:r>
+    </w:p>
+    <w:p>
+      <w:pPr>
+        <w:pStyle w:val="FirstParagraph"/>
+      </w:pPr>
+      <w:r>
+        <w:t xml:space="preserve">Kōura occurrence was consistently associated with coarser substrate types and greater riparian vegetation cover. Substrate heterogeneity was moderately negatively correlated with the substrate index (r = −0.48), indicating that the index reflects dominance of coarse substrates rather than proportional mixing of particle sizes. Higher substrate index values therefore reflect the presence of large particles like bedrock, boulders and cobbles, which create large interstitial pore spaces that function as physical refugia, providing shelter from predators</w:t>
+      </w:r>
+      <w:r>
+        <w:t xml:space="preserve"> </w:t>
+      </w:r>
+      <w:r>
+        <w:t xml:space="preserve">(Kusabs et al., 2015b; White &amp; Irvine, 2003; Haschenburger &amp; Roest, 2009)</w:t>
+      </w:r>
+      <w:r>
+        <w:t xml:space="preserve">. The relationship between substrate size and benthic invertebrates is not linear</w:t>
+      </w:r>
+      <w:r>
+        <w:t xml:space="preserve"> </w:t>
+      </w:r>
+      <w:r>
+        <w:t xml:space="preserve">(Quinn &amp; Hickey, 1990)</w:t>
+      </w:r>
+      <w:r>
+        <w:t xml:space="preserve">, where larger pore spaces between coarse particles may favour adult kōura, smaller interstitial spaces within mixed substrates may provide refugia for juveniles, suggesting that heterogenous substrates support kōura across life stages. However, mixed substrates containing both coarse and fine particles can reduce pore space availability as smaller particles infill void spaces between larger ones</w:t>
+      </w:r>
+      <w:r>
+        <w:t xml:space="preserve"> </w:t>
+      </w:r>
+      <w:r>
+        <w:t xml:space="preserve">(Haschenburger &amp; Roest, 2009)</w:t>
+      </w:r>
+      <w:r>
+        <w:t xml:space="preserve">, meaning that dominance of coarse substrate rather than substrate heterogeneity is the more relevant driver of refugia availability for adults. Additionally coarse substrates may facilitate burrowing by kōura at the margins of rocky areas where softer sediments are accessible, providing an additional form of refuge</w:t>
+      </w:r>
+      <w:r>
+        <w:t xml:space="preserve"> </w:t>
+      </w:r>
+      <w:r>
+        <w:t xml:space="preserve">(Usio &amp; Townsend, 2000)</w:t>
+      </w:r>
+      <w:r>
+        <w:t xml:space="preserve">. Similar preferences for coarse substrates have been reported in stream environments</w:t>
+      </w:r>
+      <w:r>
+        <w:t xml:space="preserve"> </w:t>
+      </w:r>
+      <w:r>
+        <w:t xml:space="preserve">(Olsson et al., 2006; Jowett et al., 2008)</w:t>
+      </w:r>
+      <w:r>
+        <w:t xml:space="preserve">, although the optimal substrate size may differ between habitat types. In streams, kōura show a non-linear response to substrate size with an optimum around 130 mm, with probability of occurrence declining at boulder substrates larger than 256 mm, likely because larger substrates are associated with higher flow velocities that kōura actively avoid</w:t>
+      </w:r>
+      <w:r>
+        <w:t xml:space="preserve"> </w:t>
+      </w:r>
+      <w:r>
+        <w:t xml:space="preserve">(Jowett et al., 2008)</w:t>
+      </w:r>
+      <w:r>
+        <w:t xml:space="preserve">. Coarse particles in streams are also relatively stable under typical flow conditions, as their size reduces the likelihood of transport during high flows. In lakes, where flow is minimal, kōura may preferentially use larger substrates such as boulders, as this constraint is removed and larger particles create more accessible interstitial refugia. However, substrate stability in these volcanic lakes remains relevant in wave-exposed littoral zones, as pumice substrates, being lighter than other lithologies of similar size, are more likely to redistribution during wave action, potentially reducing the stability of interstitial refugia. Although fyke net deployment is more challenging in highly structured rocky habitats and may lead to conservative abundance estimates, the consistent positive association with the substrate index across all five lakes highlights the importance of coarse littoral substrates for kōura.</w:t>
+      </w:r>
+    </w:p>
+    <w:p>
+      <w:pPr>
+        <w:pStyle w:val="BodyText"/>
+      </w:pPr>
+      <w:r>
+        <w:t xml:space="preserve">This refugia mechanism also helps explain why emergent macrophyte habitats were negatively associated with kōura abundance and biomass despite providing vertical structure. Emergent native macrophytes, including raupō (</w:t>
+      </w:r>
+      <w:r>
+        <w:rPr>
+          <w:i/>
+          <w:iCs/>
+        </w:rPr>
+        <w:t xml:space="preserve">Typha orientalis</w:t>
+      </w:r>
+      <w:r>
+        <w:t xml:space="preserve"> </w:t>
+      </w:r>
+      <w:r>
+        <w:t xml:space="preserve">C.Presl) and giant spike rush (</w:t>
+      </w:r>
+      <w:r>
+        <w:rPr>
+          <w:i/>
+          <w:iCs/>
+        </w:rPr>
+        <w:t xml:space="preserve">Eleocharis sphacelata</w:t>
+      </w:r>
+      <w:r>
+        <w:t xml:space="preserve"> </w:t>
+      </w:r>
+      <w:r>
+        <w:t xml:space="preserve">R.Br.), often form in relatively homogeneous habitats, characterised by fine sediments and high organic matter accumulation in sheltered littoral areas</w:t>
+      </w:r>
+      <w:r>
+        <w:t xml:space="preserve"> </w:t>
+      </w:r>
+      <w:r>
+        <w:t xml:space="preserve">(Chambers, 1987; Lishawa et al., 2023)</w:t>
+      </w:r>
+      <w:r>
+        <w:t xml:space="preserve">. Such conditions may limit the availability of effective refuges, reduce foraging efficiency, and increase oxygen demand associated with organic decomposition, with dissolved oxygen also likely to exhibit greater unmeasured daily variability within macrophyte stands</w:t>
+      </w:r>
+      <w:r>
+        <w:t xml:space="preserve"> </w:t>
+      </w:r>
+      <w:r>
+        <w:t xml:space="preserve">(Bunch et al., 2010; Schrank &amp; Lishawa, 2019)</w:t>
+      </w:r>
+      <w:r>
+        <w:t xml:space="preserve">. Therefore, rocky shorelines maintain accessible interstitial pore spaces that function as refugia, whereas macrophyte-dominated habitats accumulate fine sediments that infill potential void spaces and reduce refugia availability. However, the negative association between emergent native macrophytes and kōura abundance and biomass should be interpreted with caution. Only 15 of 60 sites had emergent macrophyte cover and in the CPUE and BPUE models this was 7 of 33 positive sites, meaning model estimates for this predictor carry greater uncertainty than the smooth term confidence intervals suggest. That a consistent negative effect was nonetheless detected across both CPUE and BPUE models suggests the relationship is ecologically meaningful despite the limited representation of this habitat type in the dataset.</w:t>
+      </w:r>
+    </w:p>
+    <w:bookmarkEnd w:id="52"/>
+    <w:bookmarkStart w:id="53" w:name="X61cae3b2b5c2a0550140f780c2cb718d38018b0"/>
+    <w:p>
+      <w:pPr>
+        <w:pStyle w:val="Heading3"/>
+      </w:pPr>
+      <w:r>
+        <w:t xml:space="preserve">Fish associations as indicator of habitat quality</w:t>
+      </w:r>
+    </w:p>
+    <w:p>
+      <w:pPr>
+        <w:pStyle w:val="FirstParagraph"/>
+      </w:pPr>
+      <w:r>
+        <w:t xml:space="preserve">Associations between kōura abundance and the presence of certain fish species further support the importance of habitat-mediated processes rather than direct biotic interactions. Goldfish presence was negatively associated with kōura occupancy, and common smelt presence was negatively associated with kōura CPUE. Goldfish are typically associated with warmer, vegetated littoral habitats with finer substrates</w:t>
+      </w:r>
+      <w:r>
+        <w:t xml:space="preserve"> </w:t>
+      </w:r>
+      <w:r>
+        <w:t xml:space="preserve">(Fry &amp; Hart, 1948; Ford &amp; Beitinger, 2005)</w:t>
+      </w:r>
+      <w:r>
+        <w:t xml:space="preserve">, conditions that were also unfavourable for kōura in this study. Goldfish presence is therefore best interpreted as an indicator of habitat conditions that are unsuitable for kōura rather than as a direct driver of kōura distribution. Similarly, common smelt are primarily pelagic</w:t>
+      </w:r>
+      <w:r>
+        <w:t xml:space="preserve"> </w:t>
+      </w:r>
+      <w:r>
+        <w:t xml:space="preserve">(Rowe, 1993)</w:t>
+      </w:r>
+      <w:r>
+        <w:t xml:space="preserve">, and their association with reduced kōura abundance is unlikely to reflect direct interactions. Instead, this pattern may reflect broader lake-scale trophic or environmental gradients, such as increased predation pressure mediated through shared predators</w:t>
+      </w:r>
+      <w:r>
+        <w:t xml:space="preserve"> </w:t>
+      </w:r>
+      <w:r>
+        <w:t xml:space="preserve">(Schoen et al., 2015)</w:t>
+      </w:r>
+      <w:r>
+        <w:t xml:space="preserve">.</w:t>
+      </w:r>
+    </w:p>
+    <w:p>
+      <w:pPr>
+        <w:pStyle w:val="BodyText"/>
+      </w:pPr>
+      <w:r>
+        <w:t xml:space="preserve">A weak positive association between catfish presence and kōura occupancy was detected in the GAMM, although this pattern should be interpreted cautiously. Catfish were restricted to lakes Rotorua and Rotoiti, occurring at only 6 of 24 sites within these two lakes. Examining this association across multiple spatial scales reveals a scale-dependent pattern consistent with</w:t>
+      </w:r>
+      <w:r>
+        <w:t xml:space="preserve"> </w:t>
+      </w:r>
+      <w:r>
+        <w:t xml:space="preserve">(Levin, 1992)</w:t>
+      </w:r>
+      <w:r>
+        <w:t xml:space="preserve">, who demonstrated that ecological relationships could shift direction depending on the scale of analysis. At the lake scale, kōura presence, CPUE, and BPUE were all substantially lower in catfish-invaded lakes than in catfish-free lakes, suggesting a negative association. At the site scale within invaded lakes, catfish-present sites also had lower kōura presence rates and abundance than catfish-absent sites. The positive parametric term in the GAMM therefore likely resulted from habitat covariate adjustment, where catfish and kōura co-occur in coarse substrate littoral habitats that support higher benthic invertebrate biomass and historically higher kōura densities</w:t>
+      </w:r>
+      <w:r>
+        <w:t xml:space="preserve"> </w:t>
+      </w:r>
+      <w:r>
+        <w:t xml:space="preserve">(Barnes, 1996; Barnes &amp; Hicks, 2003)</w:t>
+      </w:r>
+      <w:r>
+        <w:t xml:space="preserve">. Importantly, the positive GAMM term does not preclude strong negative impacts of catfish during earlier stages of invasion; instead, current distributions may represent a residual distribution following substantial historical declines, with kōura persisting at reduced densities in habitats where stable coexistence is possible</w:t>
+      </w:r>
+      <w:r>
+        <w:t xml:space="preserve"> </w:t>
+      </w:r>
+      <w:r>
+        <w:t xml:space="preserve">(Kusabs et al., 2026)</w:t>
+      </w:r>
+      <w:r>
+        <w:t xml:space="preserve">. Overall, fish associations observed in this study appear to reflect shared responses to habitat structure and productivity rather than direct biotic regulation of kōura populations.</w:t>
+      </w:r>
+    </w:p>
+    <w:bookmarkEnd w:id="53"/>
+    <w:bookmarkStart w:id="54" w:name="X3f13229c6364c9f00772bb367f7d3fa50a81988"/>
+    <w:p>
+      <w:pPr>
+        <w:pStyle w:val="Heading3"/>
+      </w:pPr>
+      <w:r>
+        <w:t xml:space="preserve">Associations with physico-chemical drivers</w:t>
+      </w:r>
+    </w:p>
+    <w:p>
+      <w:pPr>
+        <w:pStyle w:val="FirstParagraph"/>
+      </w:pPr>
+      <w:r>
+        <w:t xml:space="preserve">Elevated summer water temperatures were negatively associated with kōura abundance in both occupancy and CPUE models, indicating that thermal conditions impose an important constraint on littoral habitat suitability. Lakes were surveyed at different times across the spring-summer period, so between-lake temperature differences partly reflect when each lake was sampled, not only differences in thermal regime. Kōura are known to be temperature-sensitive, with activity increasing above approximately 10 °C and temperatures exceeding ~21 °C considered thermally stressful, and probably leading to aestivation</w:t>
+      </w:r>
+      <w:r>
+        <w:t xml:space="preserve"> </w:t>
+      </w:r>
+      <w:r>
+        <w:t xml:space="preserve">(Devcich, 1979; Angilletta et al., 2004; Hammond et al., 2006; Hesni et al., 2009)</w:t>
+      </w:r>
+      <w:r>
+        <w:t xml:space="preserve">. During the study period, surface water temperatures in several lakes exceeded this threshold, including a mean summer temperature of 23.15 °C in Lake Rotorua, conditions likely to reduce suitable habitat availability during warm periods.</w:t>
+      </w:r>
+    </w:p>
+    <w:p>
+      <w:pPr>
+        <w:pStyle w:val="BodyText"/>
+      </w:pPr>
+      <w:r>
+        <w:t xml:space="preserve">In stratified lakes, elevated surface temperatures may further constrain kōura habitat by intensifying thermal stratification and limiting oxygen availability in deeper waters</w:t>
+      </w:r>
+      <w:r>
+        <w:t xml:space="preserve"> </w:t>
+      </w:r>
+      <w:r>
+        <w:t xml:space="preserve">(Wetzel, 2001)</w:t>
+      </w:r>
+      <w:r>
+        <w:t xml:space="preserve">. Lake Rotoiti and Ōkāreka, for example, experience extended stratification and reduced bottom-water oxygen concentrations during the summer periods</w:t>
+      </w:r>
+      <w:r>
+        <w:t xml:space="preserve"> </w:t>
+      </w:r>
+      <w:r>
+        <w:t xml:space="preserve">(Westernhagen et al., 2010)</w:t>
+      </w:r>
+      <w:r>
+        <w:t xml:space="preserve">, conditions that may restrict kōura to warmer nearshore or surface habitats where thermal stress is also elevated. Although vertical movements and depth-specific habitat use were not assessed directly, the negative association between temperature and kōura abundance observed here is consistent with broader constraints on habitat suitability arising from the combined effects of thermal stress and reduced oxygen availability during prolonged stratification, rather than from surface temperature alone. Importantly, this temperature effect was detected independently of littoral habitat structure, suggesting that elevated summer temperatures may compress kōura into a narrower subset of thermally and structurally suitable microhabitats, where local habitat characteristics may provide limited buffering but also increase vulnerability to predation and other stressors.</w:t>
+      </w:r>
+    </w:p>
+    <w:p>
+      <w:pPr>
+        <w:pStyle w:val="BodyText"/>
+      </w:pPr>
+      <w:r>
+        <w:t xml:space="preserve">Because sampling was restricted to the spring/summer period, seasonal shifts in temperature tolerance and habitat use could not be evaluated. Nevertheless, projected climate warming is expected to increase surface water temperatures and extend the duration of thermal stratification in lakes, thereby intensifying summer thermal stress in shallow littoral zones and further reducing suitable kōura habitat during summer and autumn</w:t>
+      </w:r>
+      <w:r>
+        <w:t xml:space="preserve"> </w:t>
+      </w:r>
+      <w:r>
+        <w:t xml:space="preserve">(</w:t>
+      </w:r>
+      <w:r>
+        <w:t xml:space="preserve">Jane et al.</w:t>
+      </w:r>
+      <w:r>
+        <w:t xml:space="preserve">, 2021)</w:t>
+      </w:r>
+      <w:r>
+        <w:t xml:space="preserve">.</w:t>
+      </w:r>
+    </w:p>
+    <w:p>
+      <w:pPr>
+        <w:pStyle w:val="BodyText"/>
+      </w:pPr>
+      <w:r>
+        <w:t xml:space="preserve">In contrast to temperature effects on occurrence and abundance, water chemistry variables were more strongly associated with kōura abundance and biomass. They increased with higher pH and specific conductivity, with pH showing positive associations in both CPUE and BPUE models and conductivity positively associated with occupancy. Elevated pH values indicate carbonate-rich conditions that may enhance calcium availability, which is essential for exoskeleton formation, moulting, and growth in kōura</w:t>
+      </w:r>
+      <w:r>
+        <w:t xml:space="preserve"> </w:t>
+      </w:r>
+      <w:r>
+        <w:t xml:space="preserve">(Hammond et al., 2006)</w:t>
+      </w:r>
+      <w:r>
+        <w:t xml:space="preserve">. Further, specific conductivity reflects the overall ionic composition of the water, which in volcanic lake systems may indicate differences in catchment geology and geothermal inputs, though given its near-perfect collinearity with lake identity the mechanistic interpretation of this association remains uncertain. Favourable chemical conditions are more likely to influence the amount of biomass that littoral habitats can support, rather than acting as strict determinants of kōura presence. This interpretation is consistent with physiological constraints associated with calcification and moulting, processes that become increasingly demanding as individuals increase in size</w:t>
+      </w:r>
+      <w:r>
+        <w:t xml:space="preserve"> </w:t>
+      </w:r>
+      <w:r>
+        <w:t xml:space="preserve">(Greenaway, 1985)</w:t>
+      </w:r>
+      <w:r>
+        <w:t xml:space="preserve">.</w:t>
+      </w:r>
+    </w:p>
+    <w:bookmarkEnd w:id="54"/>
+    <w:bookmarkStart w:id="55" w:name="conclusions"/>
+    <w:p>
+      <w:pPr>
+        <w:pStyle w:val="Heading3"/>
+      </w:pPr>
+      <w:r>
+        <w:t xml:space="preserve">Conclusions</w:t>
+      </w:r>
+    </w:p>
+    <w:p>
+      <w:pPr>
+        <w:pStyle w:val="FirstParagraph"/>
+      </w:pPr>
+      <w:r>
+        <w:t xml:space="preserve">Our study found that local littoral habitat complexity, particularly coarse substrate availability and riparian vegetation cover, were consistently associated with kōura occurrence and abundance in nearshore habitats. Elevated summer water temperature was negatively associated with kōura occurrence and abundance, consistent with thermal sensitivity of kōura, though this association partly reflects between-lakes differences and should be interpreted cautiously. Together, these findings suggest that both local habitat complexity and thermal conditions shape kōura distribution within the littoral zone. This study contributes to understanding of how habitat complexity structures influence freshwater crayfish populations and demonstrates that not all forms of structural complexity equally support biodiversity. Different forms of structural complexity likely support different species and ecological functions, meaning that maintaining diversity of habitat types within the littoral zone is important for broader biodiversity conservation</w:t>
+      </w:r>
+      <w:r>
+        <w:t xml:space="preserve"> </w:t>
+      </w:r>
+      <w:r>
+        <w:t xml:space="preserve">(Meerhoff &amp; González-Sagrario, 2022)</w:t>
+      </w:r>
+      <w:r>
+        <w:t xml:space="preserve">. As shoreline modification, sedimentation, and invasive macrophyte expansion continue to reduce variation and structural diversity in littoral habitats, understanding which components of habitat complexity are functionally important for target species becomes critical for effective restoration planning.</w:t>
+      </w:r>
+    </w:p>
+    <w:p>
+      <w:pPr>
+        <w:pStyle w:val="BodyText"/>
+      </w:pPr>
+      <w:r>
+        <w:t xml:space="preserve">Climate warming is expected to impose increasing constraints on freshwater crayfish populations through rising summer water temperatures, prolonged periods of thermal stratification, and intensified interactions with non-native species that are better adapted to warmer conditions</w:t>
+      </w:r>
+      <w:r>
+        <w:t xml:space="preserve"> </w:t>
+      </w:r>
+      <w:r>
+        <w:t xml:space="preserve">(Capinha et al., 2013; Lee et al., 2025)</w:t>
+      </w:r>
+      <w:r>
+        <w:t xml:space="preserve">. While such broad-scale drivers are difficult to manage directly, local habitat conditions represent a tractable management lever. The strong association between kōura occurrence and coarse substrate availability suggests that an absence of interstitial refuge availability may act as a limiting factor freshwater crayfish populations in these systems. Accordingly, management actions that prioritise the protection and enhancement of coarse littoral substrates and riparian vegetation, including the targeted placement of rocks in areas already used by freshwater crayfish</w:t>
+      </w:r>
+      <w:r>
+        <w:t xml:space="preserve"> </w:t>
+      </w:r>
+      <w:r>
+        <w:t xml:space="preserve">(Johnsen &amp; Taugbøl, 2008)</w:t>
+      </w:r>
+      <w:r>
+        <w:t xml:space="preserve">, may help support the persistence and local recovery of populations in lakes and represent a practical approach to conserving functionally important habitat complexity in littoral ecosystems.</w:t>
+      </w:r>
+    </w:p>
+    <w:bookmarkEnd w:id="55"/>
+    <w:bookmarkEnd w:id="56"/>
+    <w:bookmarkStart w:id="62" w:name="acknowledgements"/>
+    <w:p>
+      <w:pPr>
+        <w:pStyle w:val="Heading2"/>
+      </w:pPr>
+      <w:r>
+        <w:t xml:space="preserve">Acknowledgements</w:t>
+      </w:r>
+    </w:p>
+    <w:p>
+      <w:pPr>
+        <w:pStyle w:val="FirstParagraph"/>
+      </w:pPr>
+      <w:r>
+        <w:t xml:space="preserve">We thank Te Arawa Lakes Trust and Te Komiti Whakahaere for the opportunity to study kōura in the Rotorua Te Arawa lakes. We are grateful to Soweeta Fort-D’ath and William Anaru (Te Arawa Lakes Trust), and Tihini Grant (Ngāti Pikiao), for facilitating access to the lakes and supporting the field programme. We appreciate Joe Butterworth’s assistance with fieldwork, and the support of Andy Bruere and the Bay of Plenty Regional Council in helping to fund the fieldwork. We thank Calum MacNeil and three anonymous reviewers for feedback on an earlier version of this manuscript.</w:t>
+      </w:r>
+    </w:p>
+    <w:bookmarkStart w:id="57" w:name="funding-statement"/>
+    <w:p>
+      <w:pPr>
+        <w:pStyle w:val="Heading3"/>
+      </w:pPr>
+      <w:r>
+        <w:t xml:space="preserve">Funding statement</w:t>
+      </w:r>
+    </w:p>
+    <w:p>
+      <w:pPr>
+        <w:pStyle w:val="FirstParagraph"/>
+      </w:pPr>
+      <w:r>
+        <w:t xml:space="preserve">This research was supported by the Fish Futures programme funded through a Ministry of Business, Innovation and Employment grant (CAWX2101) with additional funding provided by the Bay of Plenty Regional Council under the Toihuarewa Waimāori - Bay of Plenty Regional Council Chair in Lake and Freshwater Science programme.</w:t>
+      </w:r>
+    </w:p>
+    <w:bookmarkEnd w:id="57"/>
+    <w:bookmarkStart w:id="58" w:name="authors-contributions"/>
+    <w:p>
+      <w:pPr>
+        <w:pStyle w:val="Heading3"/>
+      </w:pPr>
+      <w:r>
+        <w:t xml:space="preserve">Authors’ contributions</w:t>
+      </w:r>
+    </w:p>
+    <w:p>
+      <w:pPr>
+        <w:pStyle w:val="FirstParagraph"/>
+      </w:pPr>
+      <w:r>
+        <w:t xml:space="preserve">Study conception and design were undertaken by O.V.R., F.J.B., I.A.K.K., R.H., and D.Ö. Fieldwork was conducted by O.V.R. Data analysis was performed by O.V.R., with statistical advice from F.J.B. Local ecological and traditional knowledge was contributed by I.A.K.K. and R.H. Manuscript drafting was led by O.V.R. All authors contributed to manuscript revision, approved the results, and the final manuscript.</w:t>
+      </w:r>
+    </w:p>
+    <w:bookmarkEnd w:id="58"/>
+    <w:bookmarkStart w:id="59" w:name="ethical-approval"/>
+    <w:p>
+      <w:pPr>
+        <w:pStyle w:val="Heading3"/>
+      </w:pPr>
+      <w:r>
+        <w:t xml:space="preserve">Ethical approval</w:t>
+      </w:r>
+    </w:p>
+    <w:p>
+      <w:pPr>
+        <w:pStyle w:val="FirstParagraph"/>
+      </w:pPr>
+      <w:r>
+        <w:t xml:space="preserve">This study did not involve experimentation on humans or animals. Kōura and fish were captured using standard fisheries sampling methods. Permission to conduct field sampling and handle aquatic fauna was granted by Te Arawa Lakes Trust and Te Komiti Whakahaere. Formal institutional ethical approval was not required.</w:t>
+      </w:r>
+    </w:p>
+    <w:bookmarkEnd w:id="59"/>
+    <w:bookmarkStart w:id="60" w:name="declarations"/>
+    <w:p>
+      <w:pPr>
+        <w:pStyle w:val="Heading3"/>
+      </w:pPr>
+      <w:r>
+        <w:t xml:space="preserve">Declarations</w:t>
+      </w:r>
+    </w:p>
+    <w:p>
+      <w:pPr>
+        <w:pStyle w:val="FirstParagraph"/>
+      </w:pPr>
+      <w:r>
+        <w:t xml:space="preserve">The corresponding author has declared that none of the authors has any competing interests.</w:t>
+      </w:r>
+    </w:p>
+    <w:bookmarkEnd w:id="60"/>
+    <w:bookmarkStart w:id="61" w:name="data-availability-statement"/>
+    <w:p>
+      <w:pPr>
+        <w:pStyle w:val="Heading3"/>
+      </w:pPr>
+      <w:r>
+        <w:t xml:space="preserve">Data availability statement</w:t>
+      </w:r>
+    </w:p>
+    <w:p>
+      <w:pPr>
+        <w:pStyle w:val="FirstParagraph"/>
+      </w:pPr>
+      <w:r>
+        <w:t xml:space="preserve">The code and derived data supporting the findings of this study are openly available on GitHub (https://github.com/OlivierRaven/Koura_shoreline_habitats) and a rendered version of the analysis is hosted at https://olivierraven.github.io/Koura_shoreline_habitats/. The primary raw dataset and code are archived on Zenodo (https://doi.org/10.5281/zenodo.19476793). Peer review documents, including the cover letter and reviewer responses, are available in the manuscript repository in the interest of open and transparent science.</w:t>
+      </w:r>
+    </w:p>
+    <w:bookmarkEnd w:id="61"/>
+    <w:bookmarkEnd w:id="62"/>
+    <w:bookmarkStart w:id="220" w:name="supplementary-information"/>
     <w:p>
       <w:pPr>
         <w:pStyle w:val="Heading2"/>
@@ -4913,7 +4931,7 @@
       <w:tr>
         <w:tc>
           <w:tcPr/>
-          <w:bookmarkStart w:id="67" w:name="fig-length-weight"/>
+          <w:bookmarkStart w:id="66" w:name="fig-length-weight"/>
           <w:p>
             <w:pPr>
               <w:pStyle w:val="Compact"/>
@@ -4924,18 +4942,18 @@
                 <wp:inline>
                   <wp:extent cx="5727700" cy="4091214"/>
                   <wp:effectExtent b="0" l="0" r="0" t="0"/>
-                  <wp:docPr descr="" title="" id="65" name="Picture"/>
+                  <wp:docPr descr="" title="" id="64" name="Picture"/>
                   <a:graphic>
                     <a:graphicData uri="http://schemas.openxmlformats.org/drawingml/2006/picture">
                       <pic:pic>
                         <pic:nvPicPr>
-                          <pic:cNvPr descr="outputs/fig-length-weight.png" id="66" name="Picture"/>
+                          <pic:cNvPr descr="outputs/fig-length-weight.png" id="65" name="Picture"/>
                           <pic:cNvPicPr>
                             <a:picLocks noChangeArrowheads="1" noChangeAspect="1"/>
                           </pic:cNvPicPr>
                         </pic:nvPicPr>
                         <pic:blipFill>
-                          <a:blip r:embed="rId64"/>
+                          <a:blip r:embed="rId63"/>
                           <a:stretch>
                             <a:fillRect/>
                           </a:stretch>
@@ -4975,7 +4993,7 @@
               <w:t xml:space="preserve">Figure 6: Length–weight relationship used to estimate missing kōura weights. Observed (measured) and model-predicted body weights are shown in relation to orbital carapace length (OCL). The log₁₀–log₁₀ regression was fitted to individuals with both length and weight measurements (n = 240) and used to estimate missing weights (n = 81). Predicted values were back-transformed using a lognormal bias correction factor. The fitted regression equation is shown on the plot.</w:t>
             </w:r>
           </w:p>
-          <w:bookmarkEnd w:id="67"/>
+          <w:bookmarkEnd w:id="66"/>
         </w:tc>
       </w:tr>
     </w:tbl>
@@ -5000,7 +5018,7 @@
       <w:tr>
         <w:tc>
           <w:tcPr/>
-          <w:bookmarkStart w:id="71" w:name="fig-raw-data-all-predictors"/>
+          <w:bookmarkStart w:id="70" w:name="fig-raw-data-all-predictors"/>
           <w:p>
             <w:pPr>
               <w:pStyle w:val="Compact"/>
@@ -5011,18 +5029,18 @@
                 <wp:inline>
                   <wp:extent cx="4572000" cy="9144000"/>
                   <wp:effectExtent b="0" l="0" r="0" t="0"/>
-                  <wp:docPr descr="" title="" id="69" name="Picture"/>
+                  <wp:docPr descr="" title="" id="68" name="Picture"/>
                   <a:graphic>
                     <a:graphicData uri="http://schemas.openxmlformats.org/drawingml/2006/picture">
                       <pic:pic>
                         <pic:nvPicPr>
-                          <pic:cNvPr descr="outputs/fig-raw-data-all-predictors.png" id="70" name="Picture"/>
+                          <pic:cNvPr descr="outputs/fig-raw-data-all-predictors.png" id="69" name="Picture"/>
                           <pic:cNvPicPr>
                             <a:picLocks noChangeArrowheads="1" noChangeAspect="1"/>
                           </pic:cNvPicPr>
                         </pic:nvPicPr>
                         <pic:blipFill>
-                          <a:blip r:embed="rId68"/>
+                          <a:blip r:embed="rId67"/>
                           <a:stretch>
                             <a:fillRect/>
                           </a:stretch>
@@ -5062,11 +5080,18 @@
               <w:t xml:space="preserve">Figure 7: Raw relationships between all environmental predictors examined and kōura occurrence, CPUE, and BPUE across all 60 surveyed littoral sites. Each panel shows observed values at individual sites (n = 60 for occurrence; n = 33 for CPUE and BPUE). Points are jittered slightly for occurrence data to reduce overplotting. Predictors highlighted in bold were retained in final GAM models.</w:t>
             </w:r>
           </w:p>
-          <w:bookmarkEnd w:id="71"/>
+          <w:bookmarkEnd w:id="70"/>
         </w:tc>
       </w:tr>
     </w:tbl>
-    <w:p/>
+    <w:p>
+      <w:pPr>
+        <w:pStyle w:val="BodyText"/>
+      </w:pPr>
+      <w:r>
+        <w:t xml:space="preserve"> </w:t>
+      </w:r>
+    </w:p>
     <w:tbl>
       <w:tblPr>
         <w:tblStyle w:val="Table"/>
@@ -5080,7 +5105,7 @@
       <w:tr>
         <w:tc>
           <w:tcPr/>
-          <w:bookmarkStart w:id="72" w:name="tbl-env-fish-summary"/>
+          <w:bookmarkStart w:id="71" w:name="tbl-an-env-fish-summary"/>
           <w:p>
             <w:pPr>
               <w:jc w:val="center"/>
@@ -18443,13 +18468,39 @@
               </w:tc>
             </w:tr>
           </w:tbl>
-          <w:bookmarkEnd w:id="72"/>
+          <w:bookmarkEnd w:id="71"/>
           <w:p/>
         </w:tc>
       </w:tr>
     </w:tbl>
-    <w:bookmarkStart w:id="220" w:name="refs"/>
-    <w:bookmarkStart w:id="74" w:name="ref-Albertson2018"/>
+    <w:p>
+      <w:pPr>
+        <w:pStyle w:val="BodyText"/>
+      </w:pPr>
+      <w:r>
+        <w:rPr>
+          <w:vertAlign w:val="subscript"/>
+        </w:rPr>
+        <w:t xml:space="preserve">Source:</w:t>
+      </w:r>
+      <w:r>
+        <w:rPr>
+          <w:vertAlign w:val="subscript"/>
+        </w:rPr>
+        <w:t xml:space="preserve"> </w:t>
+      </w:r>
+      <w:hyperlink r:id="rId22">
+        <w:r>
+          <w:rPr>
+            <w:rStyle w:val="Hyperlink"/>
+            <w:vertAlign w:val="subscript"/>
+          </w:rPr>
+          <w:t xml:space="preserve">Article Notebook</w:t>
+        </w:r>
+      </w:hyperlink>
+    </w:p>
+    <w:bookmarkStart w:id="219" w:name="refs"/>
+    <w:bookmarkStart w:id="73" w:name="ref-Albertson2018"/>
     <w:p>
       <w:pPr>
         <w:pStyle w:val="Bibliography"/>
@@ -18460,7 +18511,7 @@
       <w:r>
         <w:t xml:space="preserve"> </w:t>
       </w:r>
-      <w:hyperlink r:id="rId73">
+      <w:hyperlink r:id="rId72">
         <w:r>
           <w:rPr>
             <w:rStyle w:val="Hyperlink"/>
@@ -18472,8 +18523,8 @@
         <w:t xml:space="preserve">.</w:t>
       </w:r>
     </w:p>
-    <w:bookmarkEnd w:id="74"/>
-    <w:bookmarkStart w:id="76" w:name="ref-Angilletta2004"/>
+    <w:bookmarkEnd w:id="73"/>
+    <w:bookmarkStart w:id="75" w:name="ref-Angilletta2004"/>
     <w:p>
       <w:pPr>
         <w:pStyle w:val="Bibliography"/>
@@ -18484,7 +18535,7 @@
       <w:r>
         <w:t xml:space="preserve"> </w:t>
       </w:r>
-      <w:hyperlink r:id="rId75">
+      <w:hyperlink r:id="rId74">
         <w:r>
           <w:rPr>
             <w:rStyle w:val="Hyperlink"/>
@@ -18496,8 +18547,8 @@
         <w:t xml:space="preserve">.</w:t>
       </w:r>
     </w:p>
-    <w:bookmarkEnd w:id="76"/>
-    <w:bookmarkStart w:id="78" w:name="ref-Barnes1996"/>
+    <w:bookmarkEnd w:id="75"/>
+    <w:bookmarkStart w:id="77" w:name="ref-Barnes1996"/>
     <w:p>
       <w:pPr>
         <w:pStyle w:val="Bibliography"/>
@@ -18508,7 +18559,7 @@
       <w:r>
         <w:t xml:space="preserve"> </w:t>
       </w:r>
-      <w:hyperlink r:id="rId77">
+      <w:hyperlink r:id="rId76">
         <w:r>
           <w:rPr>
             <w:rStyle w:val="Hyperlink"/>
@@ -18546,8 +18597,8 @@
         <w:t xml:space="preserve">. Master of Science thesis, University of Waikato.</w:t>
       </w:r>
     </w:p>
-    <w:bookmarkEnd w:id="78"/>
-    <w:bookmarkStart w:id="79" w:name="ref-Barnes2003"/>
+    <w:bookmarkEnd w:id="77"/>
+    <w:bookmarkStart w:id="78" w:name="ref-Barnes2003"/>
     <w:p>
       <w:pPr>
         <w:pStyle w:val="Bibliography"/>
@@ -18602,8 +18653,8 @@
         <w:t xml:space="preserve">. Department of Conservation.</w:t>
       </w:r>
     </w:p>
-    <w:bookmarkEnd w:id="79"/>
-    <w:bookmarkStart w:id="81" w:name="ref-Bolker2009"/>
+    <w:bookmarkEnd w:id="78"/>
+    <w:bookmarkStart w:id="80" w:name="ref-Bolker2009"/>
     <w:p>
       <w:pPr>
         <w:pStyle w:val="Bibliography"/>
@@ -18614,7 +18665,7 @@
       <w:r>
         <w:t xml:space="preserve"> </w:t>
       </w:r>
-      <w:hyperlink r:id="rId80">
+      <w:hyperlink r:id="rId79">
         <w:r>
           <w:rPr>
             <w:rStyle w:val="Hyperlink"/>
@@ -18626,8 +18677,8 @@
         <w:t xml:space="preserve">.</w:t>
       </w:r>
     </w:p>
-    <w:bookmarkEnd w:id="81"/>
-    <w:bookmarkStart w:id="83" w:name="ref-Brooks2017"/>
+    <w:bookmarkEnd w:id="80"/>
+    <w:bookmarkStart w:id="82" w:name="ref-Brooks2017"/>
     <w:p>
       <w:pPr>
         <w:pStyle w:val="Bibliography"/>
@@ -18638,7 +18689,7 @@
       <w:r>
         <w:t xml:space="preserve"> </w:t>
       </w:r>
-      <w:hyperlink r:id="rId82">
+      <w:hyperlink r:id="rId81">
         <w:r>
           <w:rPr>
             <w:rStyle w:val="Hyperlink"/>
@@ -18650,8 +18701,8 @@
         <w:t xml:space="preserve">.</w:t>
       </w:r>
     </w:p>
-    <w:bookmarkEnd w:id="83"/>
-    <w:bookmarkStart w:id="85" w:name="ref-Broughton2017"/>
+    <w:bookmarkEnd w:id="82"/>
+    <w:bookmarkStart w:id="84" w:name="ref-Broughton2017"/>
     <w:p>
       <w:pPr>
         <w:pStyle w:val="Bibliography"/>
@@ -18675,7 +18726,7 @@
       <w:r>
         <w:t xml:space="preserve"> </w:t>
       </w:r>
-      <w:hyperlink r:id="rId84">
+      <w:hyperlink r:id="rId83">
         <w:r>
           <w:rPr>
             <w:rStyle w:val="Hyperlink"/>
@@ -18687,8 +18738,8 @@
         <w:t xml:space="preserve">.</w:t>
       </w:r>
     </w:p>
-    <w:bookmarkEnd w:id="85"/>
-    <w:bookmarkStart w:id="87" w:name="ref-Bunch2010"/>
+    <w:bookmarkEnd w:id="84"/>
+    <w:bookmarkStart w:id="86" w:name="ref-Bunch2010"/>
     <w:p>
       <w:pPr>
         <w:pStyle w:val="Bibliography"/>
@@ -18711,7 +18762,7 @@
       <w:r>
         <w:t xml:space="preserve"> </w:t>
       </w:r>
-      <w:hyperlink r:id="rId86">
+      <w:hyperlink r:id="rId85">
         <w:r>
           <w:rPr>
             <w:rStyle w:val="Hyperlink"/>
@@ -18723,8 +18774,8 @@
         <w:t xml:space="preserve">.</w:t>
       </w:r>
     </w:p>
-    <w:bookmarkEnd w:id="87"/>
-    <w:bookmarkStart w:id="89" w:name="ref-Capinha2013"/>
+    <w:bookmarkEnd w:id="86"/>
+    <w:bookmarkStart w:id="88" w:name="ref-Capinha2013"/>
     <w:p>
       <w:pPr>
         <w:pStyle w:val="Bibliography"/>
@@ -18747,7 +18798,7 @@
       <w:r>
         <w:t xml:space="preserve"> </w:t>
       </w:r>
-      <w:hyperlink r:id="rId88">
+      <w:hyperlink r:id="rId87">
         <w:r>
           <w:rPr>
             <w:rStyle w:val="Hyperlink"/>
@@ -18759,8 +18810,8 @@
         <w:t xml:space="preserve">.</w:t>
       </w:r>
     </w:p>
-    <w:bookmarkEnd w:id="89"/>
-    <w:bookmarkStart w:id="91" w:name="ref-Chambers1987"/>
+    <w:bookmarkEnd w:id="88"/>
+    <w:bookmarkStart w:id="90" w:name="ref-Chambers1987"/>
     <w:p>
       <w:pPr>
         <w:pStyle w:val="Bibliography"/>
@@ -18771,7 +18822,7 @@
       <w:r>
         <w:t xml:space="preserve"> </w:t>
       </w:r>
-      <w:hyperlink r:id="rId90">
+      <w:hyperlink r:id="rId89">
         <w:r>
           <w:rPr>
             <w:rStyle w:val="Hyperlink"/>
@@ -18783,8 +18834,8 @@
         <w:t xml:space="preserve">.</w:t>
       </w:r>
     </w:p>
-    <w:bookmarkEnd w:id="91"/>
-    <w:bookmarkStart w:id="93" w:name="ref-Coffey1988"/>
+    <w:bookmarkEnd w:id="90"/>
+    <w:bookmarkStart w:id="92" w:name="ref-Coffey1988"/>
     <w:p>
       <w:pPr>
         <w:pStyle w:val="Bibliography"/>
@@ -18823,7 +18874,7 @@
       <w:r>
         <w:t xml:space="preserve"> </w:t>
       </w:r>
-      <w:hyperlink r:id="rId92">
+      <w:hyperlink r:id="rId91">
         <w:r>
           <w:rPr>
             <w:rStyle w:val="Hyperlink"/>
@@ -18835,8 +18886,8 @@
         <w:t xml:space="preserve">.</w:t>
       </w:r>
     </w:p>
-    <w:bookmarkEnd w:id="93"/>
-    <w:bookmarkStart w:id="94" w:name="ref-Collier1997"/>
+    <w:bookmarkEnd w:id="92"/>
+    <w:bookmarkStart w:id="93" w:name="ref-Collier1997"/>
     <w:p>
       <w:pPr>
         <w:pStyle w:val="Bibliography"/>
@@ -18845,8 +18896,8 @@
         <w:t xml:space="preserve">Collier, K. J., S. M. Parkyn, &amp; C. F. Rabeni, 1997. Koura: A keystone species. Water and Atmosphere 5: 18–20.</w:t>
       </w:r>
     </w:p>
-    <w:bookmarkEnd w:id="94"/>
-    <w:bookmarkStart w:id="96" w:name="ref-Creed2004"/>
+    <w:bookmarkEnd w:id="93"/>
+    <w:bookmarkStart w:id="95" w:name="ref-Creed2004"/>
     <w:p>
       <w:pPr>
         <w:pStyle w:val="Bibliography"/>
@@ -18857,7 +18908,7 @@
       <w:r>
         <w:t xml:space="preserve"> </w:t>
       </w:r>
-      <w:hyperlink r:id="rId95">
+      <w:hyperlink r:id="rId94">
         <w:r>
           <w:rPr>
             <w:rStyle w:val="Hyperlink"/>
@@ -18869,8 +18920,8 @@
         <w:t xml:space="preserve">.</w:t>
       </w:r>
     </w:p>
-    <w:bookmarkEnd w:id="96"/>
-    <w:bookmarkStart w:id="98" w:name="ref-Danilovic2022"/>
+    <w:bookmarkEnd w:id="95"/>
+    <w:bookmarkStart w:id="97" w:name="ref-Danilovic2022"/>
     <w:p>
       <w:pPr>
         <w:pStyle w:val="Bibliography"/>
@@ -18890,7 +18941,7 @@
       <w:r>
         <w:t xml:space="preserve"> </w:t>
       </w:r>
-      <w:hyperlink r:id="rId97">
+      <w:hyperlink r:id="rId96">
         <w:r>
           <w:rPr>
             <w:rStyle w:val="Hyperlink"/>
@@ -18902,8 +18953,8 @@
         <w:t xml:space="preserve">.</w:t>
       </w:r>
     </w:p>
-    <w:bookmarkEnd w:id="98"/>
-    <w:bookmarkStart w:id="100" w:name="ref-Dedual2002"/>
+    <w:bookmarkEnd w:id="97"/>
+    <w:bookmarkStart w:id="99" w:name="ref-Dedual2002"/>
     <w:p>
       <w:pPr>
         <w:pStyle w:val="Bibliography"/>
@@ -18960,7 +19011,7 @@
       <w:r>
         <w:t xml:space="preserve"> </w:t>
       </w:r>
-      <w:hyperlink r:id="rId99">
+      <w:hyperlink r:id="rId98">
         <w:r>
           <w:rPr>
             <w:rStyle w:val="Hyperlink"/>
@@ -18972,8 +19023,8 @@
         <w:t xml:space="preserve">.</w:t>
       </w:r>
     </w:p>
-    <w:bookmarkEnd w:id="100"/>
-    <w:bookmarkStart w:id="101" w:name="ref-Devcich1979"/>
+    <w:bookmarkEnd w:id="99"/>
+    <w:bookmarkStart w:id="100" w:name="ref-Devcich1979"/>
     <w:p>
       <w:pPr>
         <w:pStyle w:val="Bibliography"/>
@@ -19037,8 +19088,8 @@
         <w:t xml:space="preserve">. PhD thesis, University of Waikato.</w:t>
       </w:r>
     </w:p>
-    <w:bookmarkEnd w:id="101"/>
-    <w:bookmarkStart w:id="103" w:name="ref-Dumelle2023"/>
+    <w:bookmarkEnd w:id="100"/>
+    <w:bookmarkStart w:id="102" w:name="ref-Dumelle2023"/>
     <w:p>
       <w:pPr>
         <w:pStyle w:val="Bibliography"/>
@@ -19058,7 +19109,7 @@
       <w:r>
         <w:t xml:space="preserve"> </w:t>
       </w:r>
-      <w:hyperlink r:id="rId102">
+      <w:hyperlink r:id="rId101">
         <w:r>
           <w:rPr>
             <w:rStyle w:val="Hyperlink"/>
@@ -19070,8 +19121,8 @@
         <w:t xml:space="preserve">.</w:t>
       </w:r>
     </w:p>
-    <w:bookmarkEnd w:id="103"/>
-    <w:bookmarkStart w:id="105" w:name="ref-Fielding1997"/>
+    <w:bookmarkEnd w:id="102"/>
+    <w:bookmarkStart w:id="104" w:name="ref-Fielding1997"/>
     <w:p>
       <w:pPr>
         <w:pStyle w:val="Bibliography"/>
@@ -19082,7 +19133,7 @@
       <w:r>
         <w:t xml:space="preserve"> </w:t>
       </w:r>
-      <w:hyperlink r:id="rId104">
+      <w:hyperlink r:id="rId103">
         <w:r>
           <w:rPr>
             <w:rStyle w:val="Hyperlink"/>
@@ -19094,8 +19145,8 @@
         <w:t xml:space="preserve">.</w:t>
       </w:r>
     </w:p>
-    <w:bookmarkEnd w:id="105"/>
-    <w:bookmarkStart w:id="107" w:name="ref-Ford2005"/>
+    <w:bookmarkEnd w:id="104"/>
+    <w:bookmarkStart w:id="106" w:name="ref-Ford2005"/>
     <w:p>
       <w:pPr>
         <w:pStyle w:val="Bibliography"/>
@@ -19119,7 +19170,7 @@
       <w:r>
         <w:t xml:space="preserve"> </w:t>
       </w:r>
-      <w:hyperlink r:id="rId106">
+      <w:hyperlink r:id="rId105">
         <w:r>
           <w:rPr>
             <w:rStyle w:val="Hyperlink"/>
@@ -19131,8 +19182,8 @@
         <w:t xml:space="preserve">.</w:t>
       </w:r>
     </w:p>
-    <w:bookmarkEnd w:id="107"/>
-    <w:bookmarkStart w:id="109" w:name="ref-Francis2019"/>
+    <w:bookmarkEnd w:id="106"/>
+    <w:bookmarkStart w:id="108" w:name="ref-Francis2019"/>
     <w:p>
       <w:pPr>
         <w:pStyle w:val="Bibliography"/>
@@ -19143,7 +19194,7 @@
       <w:r>
         <w:t xml:space="preserve"> </w:t>
       </w:r>
-      <w:hyperlink r:id="rId108">
+      <w:hyperlink r:id="rId107">
         <w:r>
           <w:rPr>
             <w:rStyle w:val="Hyperlink"/>
@@ -19213,8 +19264,8 @@
         <w:t xml:space="preserve">. Master’s thesis, University of Waikato.</w:t>
       </w:r>
     </w:p>
-    <w:bookmarkEnd w:id="109"/>
-    <w:bookmarkStart w:id="111" w:name="ref-Froese2006"/>
+    <w:bookmarkEnd w:id="108"/>
+    <w:bookmarkStart w:id="110" w:name="ref-Froese2006"/>
     <w:p>
       <w:pPr>
         <w:pStyle w:val="Bibliography"/>
@@ -19225,7 +19276,7 @@
       <w:r>
         <w:t xml:space="preserve"> </w:t>
       </w:r>
-      <w:hyperlink r:id="rId110">
+      <w:hyperlink r:id="rId109">
         <w:r>
           <w:rPr>
             <w:rStyle w:val="Hyperlink"/>
@@ -19237,8 +19288,8 @@
         <w:t xml:space="preserve">.</w:t>
       </w:r>
     </w:p>
-    <w:bookmarkEnd w:id="111"/>
-    <w:bookmarkStart w:id="113" w:name="ref-Fry1948"/>
+    <w:bookmarkEnd w:id="110"/>
+    <w:bookmarkStart w:id="112" w:name="ref-Fry1948"/>
     <w:p>
       <w:pPr>
         <w:pStyle w:val="Bibliography"/>
@@ -19249,7 +19300,7 @@
       <w:r>
         <w:t xml:space="preserve"> </w:t>
       </w:r>
-      <w:hyperlink r:id="rId112">
+      <w:hyperlink r:id="rId111">
         <w:r>
           <w:rPr>
             <w:rStyle w:val="Hyperlink"/>
@@ -19261,8 +19312,8 @@
         <w:t xml:space="preserve">.</w:t>
       </w:r>
     </w:p>
-    <w:bookmarkEnd w:id="113"/>
-    <w:bookmarkStart w:id="115" w:name="ref-Grayling2020"/>
+    <w:bookmarkEnd w:id="112"/>
+    <w:bookmarkStart w:id="114" w:name="ref-Grayling2020"/>
     <w:p>
       <w:pPr>
         <w:pStyle w:val="Bibliography"/>
@@ -19273,7 +19324,7 @@
       <w:r>
         <w:t xml:space="preserve"> </w:t>
       </w:r>
-      <w:hyperlink r:id="rId114">
+      <w:hyperlink r:id="rId113">
         <w:r>
           <w:rPr>
             <w:rStyle w:val="Hyperlink"/>
@@ -19297,8 +19348,8 @@
         <w:t xml:space="preserve">. Bay of Plenty Regional Council.</w:t>
       </w:r>
     </w:p>
-    <w:bookmarkEnd w:id="115"/>
-    <w:bookmarkStart w:id="116" w:name="ref-Greenaway1985"/>
+    <w:bookmarkEnd w:id="114"/>
+    <w:bookmarkStart w:id="115" w:name="ref-Greenaway1985"/>
     <w:p>
       <w:pPr>
         <w:pStyle w:val="Bibliography"/>
@@ -19316,8 +19367,8 @@
         <w:t xml:space="preserve">. Biological Reviews 60: 425–454.</w:t>
       </w:r>
     </w:p>
-    <w:bookmarkEnd w:id="116"/>
-    <w:bookmarkStart w:id="117" w:name="ref-Hamilton2005"/>
+    <w:bookmarkEnd w:id="115"/>
+    <w:bookmarkStart w:id="116" w:name="ref-Hamilton2005"/>
     <w:p>
       <w:pPr>
         <w:pStyle w:val="Bibliography"/>
@@ -19359,8 +19410,8 @@
         <w:t xml:space="preserve">. NIWA &amp; University of Waikato.</w:t>
       </w:r>
     </w:p>
-    <w:bookmarkEnd w:id="117"/>
-    <w:bookmarkStart w:id="119" w:name="ref-Hammond2006"/>
+    <w:bookmarkEnd w:id="116"/>
+    <w:bookmarkStart w:id="118" w:name="ref-Hammond2006"/>
     <w:p>
       <w:pPr>
         <w:pStyle w:val="Bibliography"/>
@@ -19384,7 +19435,7 @@
       <w:r>
         <w:t xml:space="preserve"> </w:t>
       </w:r>
-      <w:hyperlink r:id="rId118">
+      <w:hyperlink r:id="rId117">
         <w:r>
           <w:rPr>
             <w:rStyle w:val="Hyperlink"/>
@@ -19396,8 +19447,8 @@
         <w:t xml:space="preserve">.</w:t>
       </w:r>
     </w:p>
-    <w:bookmarkEnd w:id="119"/>
-    <w:bookmarkStart w:id="120" w:name="ref-Harding2009"/>
+    <w:bookmarkEnd w:id="118"/>
+    <w:bookmarkStart w:id="119" w:name="ref-Harding2009"/>
     <w:p>
       <w:pPr>
         <w:pStyle w:val="Bibliography"/>
@@ -19415,8 +19466,8 @@
         <w:t xml:space="preserve">. School of Biological Sciences, University of Canterbury.</w:t>
       </w:r>
     </w:p>
-    <w:bookmarkEnd w:id="120"/>
-    <w:bookmarkStart w:id="122" w:name="ref-Haschenburger2009"/>
+    <w:bookmarkEnd w:id="119"/>
+    <w:bookmarkStart w:id="121" w:name="ref-Haschenburger2009"/>
     <w:p>
       <w:pPr>
         <w:pStyle w:val="Bibliography"/>
@@ -19427,7 +19478,7 @@
       <w:r>
         <w:t xml:space="preserve"> </w:t>
       </w:r>
-      <w:hyperlink r:id="rId121">
+      <w:hyperlink r:id="rId120">
         <w:r>
           <w:rPr>
             <w:rStyle w:val="Hyperlink"/>
@@ -19439,8 +19490,8 @@
         <w:t xml:space="preserve">.</w:t>
       </w:r>
     </w:p>
-    <w:bookmarkEnd w:id="122"/>
-    <w:bookmarkStart w:id="124" w:name="ref-Hesni2009"/>
+    <w:bookmarkEnd w:id="121"/>
+    <w:bookmarkStart w:id="123" w:name="ref-Hesni2009"/>
     <w:p>
       <w:pPr>
         <w:pStyle w:val="Bibliography"/>
@@ -19485,7 +19536,7 @@
       <w:r>
         <w:t xml:space="preserve"> </w:t>
       </w:r>
-      <w:hyperlink r:id="rId123">
+      <w:hyperlink r:id="rId122">
         <w:r>
           <w:rPr>
             <w:rStyle w:val="Hyperlink"/>
@@ -19497,8 +19548,8 @@
         <w:t xml:space="preserve">.</w:t>
       </w:r>
     </w:p>
-    <w:bookmarkEnd w:id="124"/>
-    <w:bookmarkStart w:id="126" w:name="ref-Hessen2004"/>
+    <w:bookmarkEnd w:id="123"/>
+    <w:bookmarkStart w:id="125" w:name="ref-Hessen2004"/>
     <w:p>
       <w:pPr>
         <w:pStyle w:val="Bibliography"/>
@@ -19509,7 +19560,7 @@
       <w:r>
         <w:t xml:space="preserve"> </w:t>
       </w:r>
-      <w:hyperlink r:id="rId125">
+      <w:hyperlink r:id="rId124">
         <w:r>
           <w:rPr>
             <w:rStyle w:val="Hyperlink"/>
@@ -19521,8 +19572,8 @@
         <w:t xml:space="preserve">.</w:t>
       </w:r>
     </w:p>
-    <w:bookmarkEnd w:id="126"/>
-    <w:bookmarkStart w:id="127" w:name="ref-Hiroa1921"/>
+    <w:bookmarkEnd w:id="125"/>
+    <w:bookmarkStart w:id="126" w:name="ref-Hiroa1921"/>
     <w:p>
       <w:pPr>
         <w:pStyle w:val="Bibliography"/>
@@ -19546,8 +19597,8 @@
         <w:t xml:space="preserve">, with methods of obtaining them, and usages and customs appertaining thereto. Transactions and Proceedings of the Royal Society of New Zealand 1868-1961 53: 433–451.</w:t>
       </w:r>
     </w:p>
-    <w:bookmarkEnd w:id="127"/>
-    <w:bookmarkStart w:id="129" w:name="ref-Hopkins1970"/>
+    <w:bookmarkEnd w:id="126"/>
+    <w:bookmarkStart w:id="128" w:name="ref-Hopkins1970"/>
     <w:p>
       <w:pPr>
         <w:pStyle w:val="Bibliography"/>
@@ -19610,7 +19661,7 @@
       <w:r>
         <w:t xml:space="preserve"> </w:t>
       </w:r>
-      <w:hyperlink r:id="rId128">
+      <w:hyperlink r:id="rId127">
         <w:r>
           <w:rPr>
             <w:rStyle w:val="Hyperlink"/>
@@ -19622,8 +19673,8 @@
         <w:t xml:space="preserve">.</w:t>
       </w:r>
     </w:p>
-    <w:bookmarkEnd w:id="129"/>
-    <w:bookmarkStart w:id="131" w:name="ref-Jane2021"/>
+    <w:bookmarkEnd w:id="128"/>
+    <w:bookmarkStart w:id="130" w:name="ref-Jane2021"/>
     <w:p>
       <w:pPr>
         <w:pStyle w:val="Bibliography"/>
@@ -19637,7 +19688,7 @@
       <w:r>
         <w:t xml:space="preserve"> </w:t>
       </w:r>
-      <w:hyperlink r:id="rId130">
+      <w:hyperlink r:id="rId129">
         <w:r>
           <w:rPr>
             <w:rStyle w:val="Hyperlink"/>
@@ -19649,8 +19700,8 @@
         <w:t xml:space="preserve">.</w:t>
       </w:r>
     </w:p>
-    <w:bookmarkEnd w:id="131"/>
-    <w:bookmarkStart w:id="132" w:name="ref-Johnsen2008"/>
+    <w:bookmarkEnd w:id="130"/>
+    <w:bookmarkStart w:id="131" w:name="ref-Johnsen2008"/>
     <w:p>
       <w:pPr>
         <w:pStyle w:val="Bibliography"/>
@@ -19659,8 +19710,8 @@
         <w:t xml:space="preserve">Johnsen, S. I., &amp; T. Taugbøl, 2008. Add stones, get crayfish - is it that simple? Freshwater Crayfish 16: 47–50.</w:t>
       </w:r>
     </w:p>
-    <w:bookmarkEnd w:id="132"/>
-    <w:bookmarkStart w:id="134" w:name="ref-Jowett2008"/>
+    <w:bookmarkEnd w:id="131"/>
+    <w:bookmarkStart w:id="133" w:name="ref-Jowett2008"/>
     <w:p>
       <w:pPr>
         <w:pStyle w:val="Bibliography"/>
@@ -19699,7 +19750,7 @@
       <w:r>
         <w:t xml:space="preserve"> </w:t>
       </w:r>
-      <w:hyperlink r:id="rId133">
+      <w:hyperlink r:id="rId132">
         <w:r>
           <w:rPr>
             <w:rStyle w:val="Hyperlink"/>
@@ -19711,8 +19762,8 @@
         <w:t xml:space="preserve">.</w:t>
       </w:r>
     </w:p>
-    <w:bookmarkEnd w:id="134"/>
-    <w:bookmarkStart w:id="136" w:name="ref-Jowett1990"/>
+    <w:bookmarkEnd w:id="133"/>
+    <w:bookmarkStart w:id="135" w:name="ref-Jowett1990"/>
     <w:p>
       <w:pPr>
         <w:pStyle w:val="Bibliography"/>
@@ -19751,7 +19802,7 @@
       <w:r>
         <w:t xml:space="preserve"> </w:t>
       </w:r>
-      <w:hyperlink r:id="rId135">
+      <w:hyperlink r:id="rId134">
         <w:r>
           <w:rPr>
             <w:rStyle w:val="Hyperlink"/>
@@ -19763,8 +19814,8 @@
         <w:t xml:space="preserve">.</w:t>
       </w:r>
     </w:p>
-    <w:bookmarkEnd w:id="136"/>
-    <w:bookmarkStart w:id="138" w:name="ref-Kusabs2026"/>
+    <w:bookmarkEnd w:id="135"/>
+    <w:bookmarkStart w:id="137" w:name="ref-Kusabs2026"/>
     <w:p>
       <w:pPr>
         <w:pStyle w:val="Bibliography"/>
@@ -19787,7 +19838,7 @@
       <w:r>
         <w:t xml:space="preserve"> </w:t>
       </w:r>
-      <w:hyperlink r:id="rId137">
+      <w:hyperlink r:id="rId136">
         <w:r>
           <w:rPr>
             <w:rStyle w:val="Hyperlink"/>
@@ -19799,8 +19850,8 @@
         <w:t xml:space="preserve">.</w:t>
       </w:r>
     </w:p>
-    <w:bookmarkEnd w:id="138"/>
-    <w:bookmarkStart w:id="140" w:name="ref-Kusabs2015a"/>
+    <w:bookmarkEnd w:id="137"/>
+    <w:bookmarkStart w:id="139" w:name="ref-Kusabs2015a"/>
     <w:p>
       <w:pPr>
         <w:pStyle w:val="Bibliography"/>
@@ -19857,7 +19908,7 @@
       <w:r>
         <w:t xml:space="preserve"> </w:t>
       </w:r>
-      <w:hyperlink r:id="rId139">
+      <w:hyperlink r:id="rId138">
         <w:r>
           <w:rPr>
             <w:rStyle w:val="Hyperlink"/>
@@ -19869,8 +19920,8 @@
         <w:t xml:space="preserve">.</w:t>
       </w:r>
     </w:p>
-    <w:bookmarkEnd w:id="140"/>
-    <w:bookmarkStart w:id="142" w:name="ref-Kusabs2009"/>
+    <w:bookmarkEnd w:id="139"/>
+    <w:bookmarkStart w:id="141" w:name="ref-Kusabs2009"/>
     <w:p>
       <w:pPr>
         <w:pStyle w:val="Bibliography"/>
@@ -19936,7 +19987,7 @@
       <w:r>
         <w:t xml:space="preserve"> </w:t>
       </w:r>
-      <w:hyperlink r:id="rId141">
+      <w:hyperlink r:id="rId140">
         <w:r>
           <w:rPr>
             <w:rStyle w:val="Hyperlink"/>
@@ -19948,8 +19999,8 @@
         <w:t xml:space="preserve">.</w:t>
       </w:r>
     </w:p>
-    <w:bookmarkEnd w:id="142"/>
-    <w:bookmarkStart w:id="144" w:name="ref-Kusabs2015b"/>
+    <w:bookmarkEnd w:id="141"/>
+    <w:bookmarkStart w:id="143" w:name="ref-Kusabs2015b"/>
     <w:p>
       <w:pPr>
         <w:pStyle w:val="Bibliography"/>
@@ -20006,7 +20057,7 @@
       <w:r>
         <w:t xml:space="preserve"> </w:t>
       </w:r>
-      <w:hyperlink r:id="rId143">
+      <w:hyperlink r:id="rId142">
         <w:r>
           <w:rPr>
             <w:rStyle w:val="Hyperlink"/>
@@ -20018,8 +20069,8 @@
         <w:t xml:space="preserve">.</w:t>
       </w:r>
     </w:p>
-    <w:bookmarkEnd w:id="144"/>
-    <w:bookmarkStart w:id="145" w:name="ref-Kutner2005"/>
+    <w:bookmarkEnd w:id="143"/>
+    <w:bookmarkStart w:id="144" w:name="ref-Kutner2005"/>
     <w:p>
       <w:pPr>
         <w:pStyle w:val="Bibliography"/>
@@ -20028,8 +20079,8 @@
         <w:t xml:space="preserve">Kutner, M. H., C. J. Nachtsheim, J. Neter, &amp; W. Li, 2005. Applied linear statistical models. McGraw-Hill Irwin.</w:t>
       </w:r>
     </w:p>
-    <w:bookmarkEnd w:id="145"/>
-    <w:bookmarkStart w:id="147" w:name="ref-LAWA2025"/>
+    <w:bookmarkEnd w:id="144"/>
+    <w:bookmarkStart w:id="146" w:name="ref-LAWA2025"/>
     <w:p>
       <w:pPr>
         <w:pStyle w:val="Bibliography"/>
@@ -20052,7 +20103,7 @@
       <w:r>
         <w:t xml:space="preserve"> </w:t>
       </w:r>
-      <w:hyperlink r:id="rId146">
+      <w:hyperlink r:id="rId145">
         <w:r>
           <w:rPr>
             <w:rStyle w:val="Hyperlink"/>
@@ -20064,8 +20115,8 @@
         <w:t xml:space="preserve">.</w:t>
       </w:r>
     </w:p>
-    <w:bookmarkEnd w:id="147"/>
-    <w:bookmarkStart w:id="149" w:name="ref-Lee2025"/>
+    <w:bookmarkEnd w:id="146"/>
+    <w:bookmarkStart w:id="148" w:name="ref-Lee2025"/>
     <w:p>
       <w:pPr>
         <w:pStyle w:val="Bibliography"/>
@@ -20076,7 +20127,7 @@
       <w:r>
         <w:t xml:space="preserve"> </w:t>
       </w:r>
-      <w:hyperlink r:id="rId148">
+      <w:hyperlink r:id="rId147">
         <w:r>
           <w:rPr>
             <w:rStyle w:val="Hyperlink"/>
@@ -20088,8 +20139,8 @@
         <w:t xml:space="preserve">.</w:t>
       </w:r>
     </w:p>
-    <w:bookmarkEnd w:id="149"/>
-    <w:bookmarkStart w:id="151" w:name="ref-Levin1992"/>
+    <w:bookmarkEnd w:id="148"/>
+    <w:bookmarkStart w:id="150" w:name="ref-Levin1992"/>
     <w:p>
       <w:pPr>
         <w:pStyle w:val="Bibliography"/>
@@ -20112,7 +20163,7 @@
       <w:r>
         <w:t xml:space="preserve"> </w:t>
       </w:r>
-      <w:hyperlink r:id="rId150">
+      <w:hyperlink r:id="rId149">
         <w:r>
           <w:rPr>
             <w:rStyle w:val="Hyperlink"/>
@@ -20124,8 +20175,8 @@
         <w:t xml:space="preserve">.</w:t>
       </w:r>
     </w:p>
-    <w:bookmarkEnd w:id="151"/>
-    <w:bookmarkStart w:id="153" w:name="ref-Lishawa2023"/>
+    <w:bookmarkEnd w:id="150"/>
+    <w:bookmarkStart w:id="152" w:name="ref-Lishawa2023"/>
     <w:p>
       <w:pPr>
         <w:pStyle w:val="Bibliography"/>
@@ -20161,7 +20212,7 @@
       <w:r>
         <w:t xml:space="preserve"> </w:t>
       </w:r>
-      <w:hyperlink r:id="rId152">
+      <w:hyperlink r:id="rId151">
         <w:r>
           <w:rPr>
             <w:rStyle w:val="Hyperlink"/>
@@ -20173,8 +20224,8 @@
         <w:t xml:space="preserve">.</w:t>
       </w:r>
     </w:p>
-    <w:bookmarkEnd w:id="153"/>
-    <w:bookmarkStart w:id="155" w:name="ref-Meerhoff2022"/>
+    <w:bookmarkEnd w:id="152"/>
+    <w:bookmarkStart w:id="154" w:name="ref-Meerhoff2022"/>
     <w:p>
       <w:pPr>
         <w:pStyle w:val="Bibliography"/>
@@ -20185,7 +20236,7 @@
       <w:r>
         <w:t xml:space="preserve"> </w:t>
       </w:r>
-      <w:hyperlink r:id="rId154">
+      <w:hyperlink r:id="rId153">
         <w:r>
           <w:rPr>
             <w:rStyle w:val="Hyperlink"/>
@@ -20197,8 +20248,8 @@
         <w:t xml:space="preserve">.</w:t>
       </w:r>
     </w:p>
-    <w:bookmarkEnd w:id="155"/>
-    <w:bookmarkStart w:id="157" w:name="ref-Momot1995"/>
+    <w:bookmarkEnd w:id="154"/>
+    <w:bookmarkStart w:id="156" w:name="ref-Momot1995"/>
     <w:p>
       <w:pPr>
         <w:pStyle w:val="Bibliography"/>
@@ -20209,7 +20260,7 @@
       <w:r>
         <w:t xml:space="preserve"> </w:t>
       </w:r>
-      <w:hyperlink r:id="rId156">
+      <w:hyperlink r:id="rId155">
         <w:r>
           <w:rPr>
             <w:rStyle w:val="Hyperlink"/>
@@ -20221,8 +20272,8 @@
         <w:t xml:space="preserve">.</w:t>
       </w:r>
     </w:p>
-    <w:bookmarkEnd w:id="157"/>
-    <w:bookmarkStart w:id="159" w:name="ref-Nystrom2006"/>
+    <w:bookmarkEnd w:id="156"/>
+    <w:bookmarkStart w:id="158" w:name="ref-Nystrom2006"/>
     <w:p>
       <w:pPr>
         <w:pStyle w:val="Bibliography"/>
@@ -20233,7 +20284,7 @@
       <w:r>
         <w:t xml:space="preserve"> </w:t>
       </w:r>
-      <w:hyperlink r:id="rId158">
+      <w:hyperlink r:id="rId157">
         <w:r>
           <w:rPr>
             <w:rStyle w:val="Hyperlink"/>
@@ -20245,8 +20296,8 @@
         <w:t xml:space="preserve">.</w:t>
       </w:r>
     </w:p>
-    <w:bookmarkEnd w:id="159"/>
-    <w:bookmarkStart w:id="161" w:name="ref-Olsson2006"/>
+    <w:bookmarkEnd w:id="158"/>
+    <w:bookmarkStart w:id="160" w:name="ref-Olsson2006"/>
     <w:p>
       <w:pPr>
         <w:pStyle w:val="Bibliography"/>
@@ -20269,7 +20320,7 @@
       <w:r>
         <w:t xml:space="preserve"> </w:t>
       </w:r>
-      <w:hyperlink r:id="rId160">
+      <w:hyperlink r:id="rId159">
         <w:r>
           <w:rPr>
             <w:rStyle w:val="Hyperlink"/>
@@ -20281,8 +20332,8 @@
         <w:t xml:space="preserve">.</w:t>
       </w:r>
     </w:p>
-    <w:bookmarkEnd w:id="161"/>
-    <w:bookmarkStart w:id="162" w:name="ref-Parkyn2002"/>
+    <w:bookmarkEnd w:id="160"/>
+    <w:bookmarkStart w:id="161" w:name="ref-Parkyn2002"/>
     <w:p>
       <w:pPr>
         <w:pStyle w:val="Bibliography"/>
@@ -20301,8 +20352,8 @@
         <w:t xml:space="preserve">) growth: Leaf detritus versus invertebrate food sources at two diurnally varying temperatures. Freshwater Crayfish 13: 371–382.</w:t>
       </w:r>
     </w:p>
-    <w:bookmarkEnd w:id="162"/>
-    <w:bookmarkStart w:id="164" w:name="ref-Parkyn2004"/>
+    <w:bookmarkEnd w:id="161"/>
+    <w:bookmarkStart w:id="163" w:name="ref-Parkyn2004"/>
     <w:p>
       <w:pPr>
         <w:pStyle w:val="Bibliography"/>
@@ -20313,7 +20364,7 @@
       <w:r>
         <w:t xml:space="preserve"> </w:t>
       </w:r>
-      <w:hyperlink r:id="rId163">
+      <w:hyperlink r:id="rId162">
         <w:r>
           <w:rPr>
             <w:rStyle w:val="Hyperlink"/>
@@ -20325,8 +20376,8 @@
         <w:t xml:space="preserve">.</w:t>
       </w:r>
     </w:p>
-    <w:bookmarkEnd w:id="164"/>
-    <w:bookmarkStart w:id="166" w:name="ref-Parkyn2001"/>
+    <w:bookmarkEnd w:id="163"/>
+    <w:bookmarkStart w:id="165" w:name="ref-Parkyn2001"/>
     <w:p>
       <w:pPr>
         <w:pStyle w:val="Bibliography"/>
@@ -20349,7 +20400,7 @@
       <w:r>
         <w:t xml:space="preserve"> </w:t>
       </w:r>
-      <w:hyperlink r:id="rId165">
+      <w:hyperlink r:id="rId164">
         <w:r>
           <w:rPr>
             <w:rStyle w:val="Hyperlink"/>
@@ -20361,8 +20412,8 @@
         <w:t xml:space="preserve">.</w:t>
       </w:r>
     </w:p>
-    <w:bookmarkEnd w:id="166"/>
-    <w:bookmarkStart w:id="168" w:name="ref-Parkyn2009"/>
+    <w:bookmarkEnd w:id="165"/>
+    <w:bookmarkStart w:id="167" w:name="ref-Parkyn2009"/>
     <w:p>
       <w:pPr>
         <w:pStyle w:val="Bibliography"/>
@@ -20383,7 +20434,7 @@
       <w:r>
         <w:t xml:space="preserve"> </w:t>
       </w:r>
-      <w:hyperlink r:id="rId167">
+      <w:hyperlink r:id="rId166">
         <w:r>
           <w:rPr>
             <w:rStyle w:val="Hyperlink"/>
@@ -20395,8 +20446,8 @@
         <w:t xml:space="preserve">.</w:t>
       </w:r>
     </w:p>
-    <w:bookmarkEnd w:id="168"/>
-    <w:bookmarkStart w:id="169" w:name="ref-Quinn2002"/>
+    <w:bookmarkEnd w:id="167"/>
+    <w:bookmarkStart w:id="168" w:name="ref-Quinn2002"/>
     <w:p>
       <w:pPr>
         <w:pStyle w:val="Bibliography"/>
@@ -20405,8 +20456,8 @@
         <w:t xml:space="preserve">Quinn, G. P., &amp; M. J. Keough, 2002. Experimental design and data analysis for biologists. Cambridge University Press.</w:t>
       </w:r>
     </w:p>
-    <w:bookmarkEnd w:id="169"/>
-    <w:bookmarkStart w:id="171" w:name="ref-Quinn1990"/>
+    <w:bookmarkEnd w:id="168"/>
+    <w:bookmarkStart w:id="170" w:name="ref-Quinn1990"/>
     <w:p>
       <w:pPr>
         <w:pStyle w:val="Bibliography"/>
@@ -20429,7 +20480,7 @@
       <w:r>
         <w:t xml:space="preserve"> </w:t>
       </w:r>
-      <w:hyperlink r:id="rId170">
+      <w:hyperlink r:id="rId169">
         <w:r>
           <w:rPr>
             <w:rStyle w:val="Hyperlink"/>
@@ -20441,8 +20492,8 @@
         <w:t xml:space="preserve">.</w:t>
       </w:r>
     </w:p>
-    <w:bookmarkEnd w:id="171"/>
-    <w:bookmarkStart w:id="173" w:name="ref-RCoreTeam2025"/>
+    <w:bookmarkEnd w:id="170"/>
+    <w:bookmarkStart w:id="172" w:name="ref-RCoreTeam2025"/>
     <w:p>
       <w:pPr>
         <w:pStyle w:val="Bibliography"/>
@@ -20453,7 +20504,7 @@
       <w:r>
         <w:t xml:space="preserve"> </w:t>
       </w:r>
-      <w:hyperlink r:id="rId172">
+      <w:hyperlink r:id="rId171">
         <w:r>
           <w:rPr>
             <w:rStyle w:val="Hyperlink"/>
@@ -20471,8 +20522,8 @@
         <w:t xml:space="preserve">. R Foundation for Statistical Computing, Vienna, Austria.</w:t>
       </w:r>
     </w:p>
-    <w:bookmarkEnd w:id="173"/>
-    <w:bookmarkStart w:id="175" w:name="ref-Richman2015"/>
+    <w:bookmarkEnd w:id="172"/>
+    <w:bookmarkStart w:id="174" w:name="ref-Richman2015"/>
     <w:p>
       <w:pPr>
         <w:pStyle w:val="Bibliography"/>
@@ -20501,7 +20552,7 @@
       <w:r>
         <w:t xml:space="preserve"> </w:t>
       </w:r>
-      <w:hyperlink r:id="rId174">
+      <w:hyperlink r:id="rId173">
         <w:r>
           <w:rPr>
             <w:rStyle w:val="Hyperlink"/>
@@ -20513,8 +20564,8 @@
         <w:t xml:space="preserve">.</w:t>
       </w:r>
     </w:p>
-    <w:bookmarkEnd w:id="175"/>
-    <w:bookmarkStart w:id="177" w:name="ref-Rosewarne2013"/>
+    <w:bookmarkEnd w:id="174"/>
+    <w:bookmarkStart w:id="176" w:name="ref-Rosewarne2013"/>
     <w:p>
       <w:pPr>
         <w:pStyle w:val="Bibliography"/>
@@ -20535,7 +20586,7 @@
       <w:r>
         <w:t xml:space="preserve"> </w:t>
       </w:r>
-      <w:hyperlink r:id="rId176">
+      <w:hyperlink r:id="rId175">
         <w:r>
           <w:rPr>
             <w:rStyle w:val="Hyperlink"/>
@@ -20547,8 +20598,8 @@
         <w:t xml:space="preserve">.</w:t>
       </w:r>
     </w:p>
-    <w:bookmarkEnd w:id="177"/>
-    <w:bookmarkStart w:id="179" w:name="ref-Rowe1993"/>
+    <w:bookmarkEnd w:id="176"/>
+    <w:bookmarkStart w:id="178" w:name="ref-Rowe1993"/>
     <w:p>
       <w:pPr>
         <w:pStyle w:val="Bibliography"/>
@@ -20577,7 +20628,7 @@
       <w:r>
         <w:t xml:space="preserve"> </w:t>
       </w:r>
-      <w:hyperlink r:id="rId178">
+      <w:hyperlink r:id="rId177">
         <w:r>
           <w:rPr>
             <w:rStyle w:val="Hyperlink"/>
@@ -20589,8 +20640,8 @@
         <w:t xml:space="preserve">.</w:t>
       </w:r>
     </w:p>
-    <w:bookmarkEnd w:id="179"/>
-    <w:bookmarkStart w:id="181" w:name="ref-Schoen2015"/>
+    <w:bookmarkEnd w:id="178"/>
+    <w:bookmarkStart w:id="180" w:name="ref-Schoen2015"/>
     <w:p>
       <w:pPr>
         <w:pStyle w:val="Bibliography"/>
@@ -20617,7 +20668,7 @@
       <w:r>
         <w:t xml:space="preserve"> </w:t>
       </w:r>
-      <w:hyperlink r:id="rId180">
+      <w:hyperlink r:id="rId179">
         <w:r>
           <w:rPr>
             <w:rStyle w:val="Hyperlink"/>
@@ -20629,8 +20680,8 @@
         <w:t xml:space="preserve">.</w:t>
       </w:r>
     </w:p>
-    <w:bookmarkEnd w:id="181"/>
-    <w:bookmarkStart w:id="183" w:name="ref-Schrank2019"/>
+    <w:bookmarkEnd w:id="180"/>
+    <w:bookmarkStart w:id="182" w:name="ref-Schrank2019"/>
     <w:p>
       <w:pPr>
         <w:pStyle w:val="Bibliography"/>
@@ -20653,7 +20704,7 @@
       <w:r>
         <w:t xml:space="preserve"> </w:t>
       </w:r>
-      <w:hyperlink r:id="rId182">
+      <w:hyperlink r:id="rId181">
         <w:r>
           <w:rPr>
             <w:rStyle w:val="Hyperlink"/>
@@ -20665,8 +20716,8 @@
         <w:t xml:space="preserve">.</w:t>
       </w:r>
     </w:p>
-    <w:bookmarkEnd w:id="183"/>
-    <w:bookmarkStart w:id="184" w:name="ref-Shave1994"/>
+    <w:bookmarkEnd w:id="182"/>
+    <w:bookmarkStart w:id="183" w:name="ref-Shave1994"/>
     <w:p>
       <w:pPr>
         <w:pStyle w:val="Bibliography"/>
@@ -20685,8 +20736,8 @@
         <w:t xml:space="preserve">) to a native and an introduced predator. New Zealand Journal of Ecology 18: 1–10.</w:t>
       </w:r>
     </w:p>
-    <w:bookmarkEnd w:id="184"/>
-    <w:bookmarkStart w:id="186" w:name="ref-Shono2008"/>
+    <w:bookmarkEnd w:id="183"/>
+    <w:bookmarkStart w:id="185" w:name="ref-Shono2008"/>
     <w:p>
       <w:pPr>
         <w:pStyle w:val="Bibliography"/>
@@ -20721,7 +20772,7 @@
       <w:r>
         <w:t xml:space="preserve"> </w:t>
       </w:r>
-      <w:hyperlink r:id="rId185">
+      <w:hyperlink r:id="rId184">
         <w:r>
           <w:rPr>
             <w:rStyle w:val="Hyperlink"/>
@@ -20733,8 +20784,8 @@
         <w:t xml:space="preserve">.</w:t>
       </w:r>
     </w:p>
-    <w:bookmarkEnd w:id="186"/>
-    <w:bookmarkStart w:id="188" w:name="ref-Smith1996"/>
+    <w:bookmarkEnd w:id="185"/>
+    <w:bookmarkStart w:id="187" w:name="ref-Smith1996"/>
     <w:p>
       <w:pPr>
         <w:pStyle w:val="Bibliography"/>
@@ -20770,7 +20821,7 @@
       <w:r>
         <w:t xml:space="preserve"> </w:t>
       </w:r>
-      <w:hyperlink r:id="rId187">
+      <w:hyperlink r:id="rId186">
         <w:r>
           <w:rPr>
             <w:rStyle w:val="Hyperlink"/>
@@ -20782,8 +20833,8 @@
         <w:t xml:space="preserve">.</w:t>
       </w:r>
     </w:p>
-    <w:bookmarkEnd w:id="188"/>
-    <w:bookmarkStart w:id="190" w:name="ref-Statzner2003"/>
+    <w:bookmarkEnd w:id="187"/>
+    <w:bookmarkStart w:id="189" w:name="ref-Statzner2003"/>
     <w:p>
       <w:pPr>
         <w:pStyle w:val="Bibliography"/>
@@ -20794,7 +20845,7 @@
       <w:r>
         <w:t xml:space="preserve"> </w:t>
       </w:r>
-      <w:hyperlink r:id="rId189">
+      <w:hyperlink r:id="rId188">
         <w:r>
           <w:rPr>
             <w:rStyle w:val="Hyperlink"/>
@@ -20806,8 +20857,8 @@
         <w:t xml:space="preserve">.</w:t>
       </w:r>
     </w:p>
-    <w:bookmarkEnd w:id="190"/>
-    <w:bookmarkStart w:id="192" w:name="ref-Stevens2004"/>
+    <w:bookmarkEnd w:id="189"/>
+    <w:bookmarkStart w:id="191" w:name="ref-Stevens2004"/>
     <w:p>
       <w:pPr>
         <w:pStyle w:val="Bibliography"/>
@@ -20818,7 +20869,7 @@
       <w:r>
         <w:t xml:space="preserve"> </w:t>
       </w:r>
-      <w:hyperlink r:id="rId191">
+      <w:hyperlink r:id="rId190">
         <w:r>
           <w:rPr>
             <w:rStyle w:val="Hyperlink"/>
@@ -20830,8 +20881,8 @@
         <w:t xml:space="preserve">.</w:t>
       </w:r>
     </w:p>
-    <w:bookmarkEnd w:id="192"/>
-    <w:bookmarkStart w:id="194" w:name="ref-Strayer2010"/>
+    <w:bookmarkEnd w:id="191"/>
+    <w:bookmarkStart w:id="193" w:name="ref-Strayer2010"/>
     <w:p>
       <w:pPr>
         <w:pStyle w:val="Bibliography"/>
@@ -20842,7 +20893,7 @@
       <w:r>
         <w:t xml:space="preserve"> </w:t>
       </w:r>
-      <w:hyperlink r:id="rId193">
+      <w:hyperlink r:id="rId192">
         <w:r>
           <w:rPr>
             <w:rStyle w:val="Hyperlink"/>
@@ -20854,8 +20905,8 @@
         <w:t xml:space="preserve">.</w:t>
       </w:r>
     </w:p>
-    <w:bookmarkEnd w:id="194"/>
-    <w:bookmarkStart w:id="196" w:name="ref-Taylor2019"/>
+    <w:bookmarkEnd w:id="193"/>
+    <w:bookmarkStart w:id="195" w:name="ref-Taylor2019"/>
     <w:p>
       <w:pPr>
         <w:pStyle w:val="Bibliography"/>
@@ -20875,7 +20926,7 @@
       <w:r>
         <w:t xml:space="preserve"> </w:t>
       </w:r>
-      <w:hyperlink r:id="rId195">
+      <w:hyperlink r:id="rId194">
         <w:r>
           <w:rPr>
             <w:rStyle w:val="Hyperlink"/>
@@ -20887,8 +20938,8 @@
         <w:t xml:space="preserve">.</w:t>
       </w:r>
     </w:p>
-    <w:bookmarkEnd w:id="196"/>
-    <w:bookmarkStart w:id="198" w:name="ref-Usio2000"/>
+    <w:bookmarkEnd w:id="195"/>
+    <w:bookmarkStart w:id="197" w:name="ref-Usio2000"/>
     <w:p>
       <w:pPr>
         <w:pStyle w:val="Bibliography"/>
@@ -20921,7 +20972,7 @@
       <w:r>
         <w:t xml:space="preserve"> </w:t>
       </w:r>
-      <w:hyperlink r:id="rId197">
+      <w:hyperlink r:id="rId196">
         <w:r>
           <w:rPr>
             <w:rStyle w:val="Hyperlink"/>
@@ -20933,8 +20984,8 @@
         <w:t xml:space="preserve">.</w:t>
       </w:r>
     </w:p>
-    <w:bookmarkEnd w:id="198"/>
-    <w:bookmarkStart w:id="200" w:name="ref-Usio2004"/>
+    <w:bookmarkEnd w:id="197"/>
+    <w:bookmarkStart w:id="199" w:name="ref-Usio2004"/>
     <w:p>
       <w:pPr>
         <w:pStyle w:val="Bibliography"/>
@@ -20945,7 +20996,7 @@
       <w:r>
         <w:t xml:space="preserve"> </w:t>
       </w:r>
-      <w:hyperlink r:id="rId199">
+      <w:hyperlink r:id="rId198">
         <w:r>
           <w:rPr>
             <w:rStyle w:val="Hyperlink"/>
@@ -20957,8 +21008,8 @@
         <w:t xml:space="preserve">.</w:t>
       </w:r>
     </w:p>
-    <w:bookmarkEnd w:id="200"/>
-    <w:bookmarkStart w:id="202" w:name="ref-Vedia2017"/>
+    <w:bookmarkEnd w:id="199"/>
+    <w:bookmarkStart w:id="201" w:name="ref-Vedia2017"/>
     <w:p>
       <w:pPr>
         <w:pStyle w:val="Bibliography"/>
@@ -20978,7 +21029,7 @@
       <w:r>
         <w:t xml:space="preserve"> </w:t>
       </w:r>
-      <w:hyperlink r:id="rId201">
+      <w:hyperlink r:id="rId200">
         <w:r>
           <w:rPr>
             <w:rStyle w:val="Hyperlink"/>
@@ -20990,8 +21041,8 @@
         <w:t xml:space="preserve">.</w:t>
       </w:r>
     </w:p>
-    <w:bookmarkEnd w:id="202"/>
-    <w:bookmarkStart w:id="204" w:name="ref-Vincent1984"/>
+    <w:bookmarkEnd w:id="201"/>
+    <w:bookmarkStart w:id="203" w:name="ref-Vincent1984"/>
     <w:p>
       <w:pPr>
         <w:pStyle w:val="Bibliography"/>
@@ -21032,7 +21083,7 @@
       <w:r>
         <w:t xml:space="preserve"> </w:t>
       </w:r>
-      <w:hyperlink r:id="rId203">
+      <w:hyperlink r:id="rId202">
         <w:r>
           <w:rPr>
             <w:rStyle w:val="Hyperlink"/>
@@ -21044,8 +21095,8 @@
         <w:t xml:space="preserve">.</w:t>
       </w:r>
     </w:p>
-    <w:bookmarkEnd w:id="204"/>
-    <w:bookmarkStart w:id="206" w:name="ref-vonWesternhagen2010"/>
+    <w:bookmarkEnd w:id="203"/>
+    <w:bookmarkStart w:id="205" w:name="ref-vonWesternhagen2010"/>
     <w:p>
       <w:pPr>
         <w:pStyle w:val="Bibliography"/>
@@ -21065,7 +21116,7 @@
       <w:r>
         <w:t xml:space="preserve"> </w:t>
       </w:r>
-      <w:hyperlink r:id="rId205">
+      <w:hyperlink r:id="rId204">
         <w:r>
           <w:rPr>
             <w:rStyle w:val="Hyperlink"/>
@@ -21077,8 +21128,8 @@
         <w:t xml:space="preserve">.</w:t>
       </w:r>
     </w:p>
-    <w:bookmarkEnd w:id="206"/>
-    <w:bookmarkStart w:id="207" w:name="ref-Wetzel2001"/>
+    <w:bookmarkEnd w:id="205"/>
+    <w:bookmarkStart w:id="206" w:name="ref-Wetzel2001"/>
     <w:p>
       <w:pPr>
         <w:pStyle w:val="Bibliography"/>
@@ -21087,8 +21138,8 @@
         <w:t xml:space="preserve">Wetzel, R. G., 2001. Limnology: Lake and river ecosystems. Gulf Professional Publishing.</w:t>
       </w:r>
     </w:p>
-    <w:bookmarkEnd w:id="207"/>
-    <w:bookmarkStart w:id="209" w:name="ref-White2003"/>
+    <w:bookmarkEnd w:id="206"/>
+    <w:bookmarkStart w:id="208" w:name="ref-White2003"/>
     <w:p>
       <w:pPr>
         <w:pStyle w:val="Bibliography"/>
@@ -21099,7 +21150,7 @@
       <w:r>
         <w:t xml:space="preserve"> </w:t>
       </w:r>
-      <w:hyperlink r:id="rId208">
+      <w:hyperlink r:id="rId207">
         <w:r>
           <w:rPr>
             <w:rStyle w:val="Hyperlink"/>
@@ -21111,8 +21162,8 @@
         <w:t xml:space="preserve">.</w:t>
       </w:r>
     </w:p>
-    <w:bookmarkEnd w:id="209"/>
-    <w:bookmarkStart w:id="211" w:name="ref-Wood2004"/>
+    <w:bookmarkEnd w:id="208"/>
+    <w:bookmarkStart w:id="210" w:name="ref-Wood2004"/>
     <w:p>
       <w:pPr>
         <w:pStyle w:val="Bibliography"/>
@@ -21123,7 +21174,7 @@
       <w:r>
         <w:t xml:space="preserve"> </w:t>
       </w:r>
-      <w:hyperlink r:id="rId210">
+      <w:hyperlink r:id="rId209">
         <w:r>
           <w:rPr>
             <w:rStyle w:val="Hyperlink"/>
@@ -21135,8 +21186,8 @@
         <w:t xml:space="preserve">.</w:t>
       </w:r>
     </w:p>
-    <w:bookmarkEnd w:id="211"/>
-    <w:bookmarkStart w:id="213" w:name="ref-Wood2017"/>
+    <w:bookmarkEnd w:id="210"/>
+    <w:bookmarkStart w:id="212" w:name="ref-Wood2017"/>
     <w:p>
       <w:pPr>
         <w:pStyle w:val="Bibliography"/>
@@ -21147,7 +21198,7 @@
       <w:r>
         <w:t xml:space="preserve"> </w:t>
       </w:r>
-      <w:hyperlink r:id="rId212">
+      <w:hyperlink r:id="rId211">
         <w:r>
           <w:rPr>
             <w:rStyle w:val="Hyperlink"/>
@@ -21171,8 +21222,8 @@
         <w:t xml:space="preserve">. Chapman; Hall/CRC.</w:t>
       </w:r>
     </w:p>
-    <w:bookmarkEnd w:id="213"/>
-    <w:bookmarkStart w:id="215" w:name="ref-Woolway2021"/>
+    <w:bookmarkEnd w:id="212"/>
+    <w:bookmarkStart w:id="214" w:name="ref-Woolway2021"/>
     <w:p>
       <w:pPr>
         <w:pStyle w:val="Bibliography"/>
@@ -21186,7 +21237,7 @@
       <w:r>
         <w:t xml:space="preserve"> </w:t>
       </w:r>
-      <w:hyperlink r:id="rId214">
+      <w:hyperlink r:id="rId213">
         <w:r>
           <w:rPr>
             <w:rStyle w:val="Hyperlink"/>
@@ -21198,8 +21249,8 @@
         <w:t xml:space="preserve">.</w:t>
       </w:r>
     </w:p>
-    <w:bookmarkEnd w:id="215"/>
-    <w:bookmarkStart w:id="217" w:name="ref-Zhang2024"/>
+    <w:bookmarkEnd w:id="214"/>
+    <w:bookmarkStart w:id="216" w:name="ref-Zhang2024"/>
     <w:p>
       <w:pPr>
         <w:pStyle w:val="Bibliography"/>
@@ -21210,7 +21261,7 @@
       <w:r>
         <w:t xml:space="preserve"> </w:t>
       </w:r>
-      <w:hyperlink r:id="rId216">
+      <w:hyperlink r:id="rId215">
         <w:r>
           <w:rPr>
             <w:rStyle w:val="Hyperlink"/>
@@ -21222,8 +21273,8 @@
         <w:t xml:space="preserve">.</w:t>
       </w:r>
     </w:p>
-    <w:bookmarkEnd w:id="217"/>
-    <w:bookmarkStart w:id="219" w:name="ref-Zuur2009"/>
+    <w:bookmarkEnd w:id="216"/>
+    <w:bookmarkStart w:id="218" w:name="ref-Zuur2009"/>
     <w:p>
       <w:pPr>
         <w:pStyle w:val="Bibliography"/>
@@ -21234,7 +21285,7 @@
       <w:r>
         <w:t xml:space="preserve"> </w:t>
       </w:r>
-      <w:hyperlink r:id="rId218">
+      <w:hyperlink r:id="rId217">
         <w:r>
           <w:rPr>
             <w:rStyle w:val="Hyperlink"/>
@@ -21258,9 +21309,9 @@
         <w:t xml:space="preserve">. Springer.</w:t>
       </w:r>
     </w:p>
+    <w:bookmarkEnd w:id="218"/>
     <w:bookmarkEnd w:id="219"/>
     <w:bookmarkEnd w:id="220"/>
-    <w:bookmarkEnd w:id="221"/>
     <w:sectPr>
       <w:footerReference r:id="rId7" w:type="default"/>
       <w:pgSz w:h="16838" w:w="11906"/>

--- a/docs/index.docx
+++ b/docs/index.docx
@@ -4016,14 +4016,13 @@
       <w:r>
         <w:t xml:space="preserve">The five lakes differed substantially in environmental and biotic characteristics (</w:t>
       </w:r>
-      <w:hyperlink w:anchor="tbl-an-env-fish-summary">
-        <w:r>
-          <w:rPr>
-            <w:rStyle w:val="Hyperlink"/>
-          </w:rPr>
-          <w:t xml:space="preserve">Table 3</w:t>
-        </w:r>
-      </w:hyperlink>
+      <w:r>
+        <w:rPr>
+          <w:b/>
+          <w:bCs/>
+        </w:rPr>
+        <w:t xml:space="preserve">?@tbl-an-env-fish-summary</w:t>
+      </w:r>
       <w:r>
         <w:t xml:space="preserve">). Physical habitat structure varied among lakes, with differences in substrate index, nearshore slope, and littoral vegetation cover. Emergent macrophytes were absent from Lake Rotorua but present in the other lakes, particularly Ōkāreka, while submerged macrophyte cover at the shore was rare in Rotorua and Rotoiti but more extensive in Rotoehu and Rotomā. Water chemistry also differed markedly among lakes. Surface water temperatures were highest in Rotorua and lowest in Rotomā and Ōkāreka, while pH ranged from circum-neutral conditions in Rotorua to more alkaline conditions in Rotoehu and Rotoiti. Specific conductivity showed strong contrasts, being highest in Rotoehu and lowest in Ōkāreka. Dissolved oxygen concentrations in the littoral zone varied less among lakes but were generally lowest in Rotorua. Fish populations differed between lakes, reflecting invasion history. Catfish were detected only in Lakes Rotorua and Rotoiti, whereas goldfish occurred in all lakes but were most abundant in Rotoehu. Common bullies were found in every survey location. Trout were found sporadically in Rotorua, Rotoiti and Ōkāreka and kōaro were only caught from Ōkāreka.</w:t>
       </w:r>
@@ -4448,7 +4447,7 @@
             <w:r>
               <w:drawing>
                 <wp:inline>
-                  <wp:extent cx="5029200" cy="4571999"/>
+                  <wp:extent cx="4572000" cy="4156363"/>
                   <wp:effectExtent b="0" l="0" r="0" t="0"/>
                   <wp:docPr descr="" title="" id="42" name="Picture"/>
                   <a:graphic>
@@ -4469,7 +4468,7 @@
                         <pic:spPr bwMode="auto">
                           <a:xfrm>
                             <a:off x="0" y="0"/>
-                            <a:ext cx="5029200" cy="4571999"/>
+                            <a:ext cx="4572000" cy="4156363"/>
                           </a:xfrm>
                           <a:prstGeom prst="rect">
                             <a:avLst/>
@@ -5188,264 +5187,21 @@
         <w:t xml:space="preserve">Supplementary information</w:t>
       </w:r>
     </w:p>
+    <w:p>
+      <w:pPr>
+        <w:pStyle w:val="FirstParagraph"/>
+      </w:pPr>
+      <w:r>
+        <w:rPr>
+          <w:i/>
+          <w:iCs/>
+        </w:rPr>
+        <w:t xml:space="preserve">Supplementary figures and tables are provided in the appendices.</w:t>
+      </w:r>
+    </w:p>
     <w:bookmarkEnd w:id="63"/>
-    <w:bookmarkStart w:id="76" w:name="chapter-3-supplementary-information"/>
-    <w:p>
-      <w:pPr>
-        <w:pStyle w:val="Heading2"/>
-      </w:pPr>
-      <w:r>
-        <w:t xml:space="preserve">Chapter 3 — Supplementary information</w:t>
-      </w:r>
-    </w:p>
-    <w:tbl>
-      <w:tblPr>
-        <w:tblStyle w:val="Table"/>
-        <w:tblW w:type="pct" w:w="5000"/>
-        <w:tblLayout w:type="fixed"/>
-        <w:tblLook w:firstRow="0" w:lastRow="0" w:firstColumn="0" w:lastColumn="0" w:noHBand="0" w:noVBand="0" w:val="0000"/>
-      </w:tblPr>
-      <w:tblGrid>
-        <w:gridCol w:w="7920"/>
-      </w:tblGrid>
-      <w:tr>
-        <w:tc>
-          <w:tcPr/>
-          <w:bookmarkStart w:id="67" w:name="fig-length-weight-ch3"/>
-          <w:p>
-            <w:pPr>
-              <w:pStyle w:val="Compact"/>
-              <w:jc w:val="center"/>
-            </w:pPr>
-            <w:r>
-              <w:drawing>
-                <wp:inline>
-                  <wp:extent cx="5727700" cy="4091214"/>
-                  <wp:effectExtent b="0" l="0" r="0" t="0"/>
-                  <wp:docPr descr="" title="" id="65" name="Picture"/>
-                  <a:graphic>
-                    <a:graphicData uri="http://schemas.openxmlformats.org/drawingml/2006/picture">
-                      <pic:pic>
-                        <pic:nvPicPr>
-                          <pic:cNvPr descr="outputs/fig-length-weight.png" id="66" name="Picture"/>
-                          <pic:cNvPicPr>
-                            <a:picLocks noChangeArrowheads="1" noChangeAspect="1"/>
-                          </pic:cNvPicPr>
-                        </pic:nvPicPr>
-                        <pic:blipFill>
-                          <a:blip r:embed="rId64"/>
-                          <a:stretch>
-                            <a:fillRect/>
-                          </a:stretch>
-                        </pic:blipFill>
-                        <pic:spPr bwMode="auto">
-                          <a:xfrm>
-                            <a:off x="0" y="0"/>
-                            <a:ext cx="5727700" cy="4091214"/>
-                          </a:xfrm>
-                          <a:prstGeom prst="rect">
-                            <a:avLst/>
-                          </a:prstGeom>
-                          <a:noFill/>
-                          <a:ln w="9525">
-                            <a:noFill/>
-                            <a:headEnd/>
-                            <a:tailEnd/>
-                          </a:ln>
-                        </pic:spPr>
-                      </pic:pic>
-                    </a:graphicData>
-                  </a:graphic>
-                </wp:inline>
-              </w:drawing>
-            </w:r>
-          </w:p>
-          <w:p>
-            <w:pPr>
-              <w:jc w:val="center"/>
-            </w:pPr>
-            <w:pPr>
-              <w:jc w:val="left"/>
-              <w:spacing w:before="200"/>
-              <w:pStyle w:val="ImageCaption"/>
-            </w:pPr>
-            <w:r>
-              <w:t xml:space="preserve">Figure 6: Length–weight relationship used to estimate missing kōura weights. Observed (measured) and model-predicted body weights are shown in relation to orbital carapace length (OCL). The log₁₀–log₁₀ regression was fitted to individuals with both length and weight measurements (n = 240) and used to estimate missing weights (n = 81). Predicted values were back-transformed using a lognormal bias correction factor. The fitted regression equation is shown on the plot.</w:t>
-            </w:r>
-          </w:p>
-          <w:bookmarkEnd w:id="67"/>
-        </w:tc>
-      </w:tr>
-    </w:tbl>
-    <w:p>
-      <w:pPr>
-        <w:pStyle w:val="BodyText"/>
-      </w:pPr>
-      <w:r>
-        <w:t xml:space="preserve"> </w:t>
-      </w:r>
-    </w:p>
-    <w:tbl>
-      <w:tblPr>
-        <w:tblStyle w:val="Table"/>
-        <w:tblW w:type="pct" w:w="5000"/>
-        <w:tblLayout w:type="fixed"/>
-        <w:tblLook w:firstRow="0" w:lastRow="0" w:firstColumn="0" w:lastColumn="0" w:noHBand="0" w:noVBand="0" w:val="0000"/>
-      </w:tblPr>
-      <w:tblGrid>
-        <w:gridCol w:w="7920"/>
-      </w:tblGrid>
-      <w:tr>
-        <w:tc>
-          <w:tcPr/>
-          <w:bookmarkStart w:id="71" w:name="fig-raw-data-all-predictors-ch3"/>
-          <w:p>
-            <w:pPr>
-              <w:pStyle w:val="Compact"/>
-              <w:jc w:val="center"/>
-            </w:pPr>
-            <w:r>
-              <w:drawing>
-                <wp:inline>
-                  <wp:extent cx="4572000" cy="9144000"/>
-                  <wp:effectExtent b="0" l="0" r="0" t="0"/>
-                  <wp:docPr descr="" title="" id="69" name="Picture"/>
-                  <a:graphic>
-                    <a:graphicData uri="http://schemas.openxmlformats.org/drawingml/2006/picture">
-                      <pic:pic>
-                        <pic:nvPicPr>
-                          <pic:cNvPr descr="outputs/fig-raw-data-all-predictors.png" id="70" name="Picture"/>
-                          <pic:cNvPicPr>
-                            <a:picLocks noChangeArrowheads="1" noChangeAspect="1"/>
-                          </pic:cNvPicPr>
-                        </pic:nvPicPr>
-                        <pic:blipFill>
-                          <a:blip r:embed="rId68"/>
-                          <a:stretch>
-                            <a:fillRect/>
-                          </a:stretch>
-                        </pic:blipFill>
-                        <pic:spPr bwMode="auto">
-                          <a:xfrm>
-                            <a:off x="0" y="0"/>
-                            <a:ext cx="4572000" cy="9144000"/>
-                          </a:xfrm>
-                          <a:prstGeom prst="rect">
-                            <a:avLst/>
-                          </a:prstGeom>
-                          <a:noFill/>
-                          <a:ln w="9525">
-                            <a:noFill/>
-                            <a:headEnd/>
-                            <a:tailEnd/>
-                          </a:ln>
-                        </pic:spPr>
-                      </pic:pic>
-                    </a:graphicData>
-                  </a:graphic>
-                </wp:inline>
-              </w:drawing>
-            </w:r>
-          </w:p>
-          <w:p>
-            <w:pPr>
-              <w:jc w:val="center"/>
-            </w:pPr>
-            <w:pPr>
-              <w:jc w:val="left"/>
-              <w:spacing w:before="200"/>
-              <w:pStyle w:val="ImageCaption"/>
-            </w:pPr>
-            <w:r>
-              <w:t xml:space="preserve">Figure 7: Raw relationships between all environmental predictors examined and kōura occurrence, CPUE, and BPUE across all 60 surveyed littoral sites. Each panel shows observed values at individual sites (n = 60 for occurrence; n = 33 for CPUE and BPUE). Points are jittered slightly for occurrence data to reduce overplotting. Predictors highlighted in bold were retained in final GAM models.</w:t>
-            </w:r>
-          </w:p>
-          <w:bookmarkEnd w:id="71"/>
-        </w:tc>
-      </w:tr>
-    </w:tbl>
-    <w:p/>
-    <w:tbl>
-      <w:tblPr>
-        <w:tblStyle w:val="Table"/>
-        <w:tblW w:type="pct" w:w="5000"/>
-        <w:tblLayout w:type="fixed"/>
-        <w:tblLook w:firstRow="0" w:lastRow="0" w:firstColumn="0" w:lastColumn="0" w:noHBand="0" w:noVBand="0" w:val="0000"/>
-      </w:tblPr>
-      <w:tblGrid>
-        <w:gridCol w:w="7920"/>
-      </w:tblGrid>
-      <w:tr>
-        <w:tc>
-          <w:tcPr/>
-          <w:bookmarkStart w:id="75" w:name="tbl-an-env-fish-summary"/>
-          <w:p>
-            <w:pPr>
-              <w:jc w:val="center"/>
-            </w:pPr>
-            <w:pPr>
-              <w:jc w:val="left"/>
-              <w:spacing w:before="200"/>
-              <w:pStyle w:val="ImageCaption"/>
-            </w:pPr>
-            <w:r>
-              <w:t xml:space="preserve">Table 3: Distribution of environmental and biotic variables measured at littoral sampling sites across five Te Arawa lakes in the Rotorua region of Aotearoa New Zealand.</w:t>
-            </w:r>
-          </w:p>
-          <w:p>
-            <w:pPr>
-              <w:jc w:val="center"/>
-            </w:pPr>
-            <w:r>
-              <w:drawing>
-                <wp:inline>
-                  <wp:extent cx="5727700" cy="9371216"/>
-                  <wp:effectExtent b="0" l="0" r="0" t="0"/>
-                  <wp:docPr descr="" title="" id="73" name="Picture"/>
-                  <a:graphic>
-                    <a:graphicData uri="http://schemas.openxmlformats.org/drawingml/2006/picture">
-                      <pic:pic>
-                        <pic:nvPicPr>
-                          <pic:cNvPr descr="index_files/figure-docx/tbl-an-env-fish-summary-1.png" id="74" name="Picture"/>
-                          <pic:cNvPicPr>
-                            <a:picLocks noChangeArrowheads="1" noChangeAspect="1"/>
-                          </pic:cNvPicPr>
-                        </pic:nvPicPr>
-                        <pic:blipFill>
-                          <a:blip r:embed="rId72"/>
-                          <a:stretch>
-                            <a:fillRect/>
-                          </a:stretch>
-                        </pic:blipFill>
-                        <pic:spPr bwMode="auto">
-                          <a:xfrm>
-                            <a:off x="0" y="0"/>
-                            <a:ext cx="5727700" cy="9371216"/>
-                          </a:xfrm>
-                          <a:prstGeom prst="rect">
-                            <a:avLst/>
-                          </a:prstGeom>
-                          <a:noFill/>
-                          <a:ln w="9525">
-                            <a:noFill/>
-                            <a:headEnd/>
-                            <a:tailEnd/>
-                          </a:ln>
-                        </pic:spPr>
-                      </pic:pic>
-                    </a:graphicData>
-                  </a:graphic>
-                </wp:inline>
-              </w:drawing>
-            </w:r>
-          </w:p>
-          <w:bookmarkEnd w:id="75"/>
-        </w:tc>
-      </w:tr>
-    </w:tbl>
-    <w:bookmarkEnd w:id="76"/>
-    <w:bookmarkStart w:id="224" w:name="refs"/>
-    <w:bookmarkStart w:id="78" w:name="ref-Albertson2018"/>
+    <w:bookmarkStart w:id="211" w:name="refs"/>
+    <w:bookmarkStart w:id="65" w:name="ref-Albertson2018"/>
     <w:p>
       <w:pPr>
         <w:pStyle w:val="Bibliography"/>
@@ -5456,7 +5212,7 @@
       <w:r>
         <w:t xml:space="preserve"> </w:t>
       </w:r>
-      <w:hyperlink r:id="rId77">
+      <w:hyperlink r:id="rId64">
         <w:r>
           <w:rPr>
             <w:rStyle w:val="Hyperlink"/>
@@ -5468,8 +5224,8 @@
         <w:t xml:space="preserve">.</w:t>
       </w:r>
     </w:p>
-    <w:bookmarkEnd w:id="78"/>
-    <w:bookmarkStart w:id="80" w:name="ref-Angilletta2004"/>
+    <w:bookmarkEnd w:id="65"/>
+    <w:bookmarkStart w:id="67" w:name="ref-Angilletta2004"/>
     <w:p>
       <w:pPr>
         <w:pStyle w:val="Bibliography"/>
@@ -5480,7 +5236,7 @@
       <w:r>
         <w:t xml:space="preserve"> </w:t>
       </w:r>
-      <w:hyperlink r:id="rId79">
+      <w:hyperlink r:id="rId66">
         <w:r>
           <w:rPr>
             <w:rStyle w:val="Hyperlink"/>
@@ -5492,8 +5248,8 @@
         <w:t xml:space="preserve">.</w:t>
       </w:r>
     </w:p>
-    <w:bookmarkEnd w:id="80"/>
-    <w:bookmarkStart w:id="82" w:name="ref-Barnes1996"/>
+    <w:bookmarkEnd w:id="67"/>
+    <w:bookmarkStart w:id="69" w:name="ref-Barnes1996"/>
     <w:p>
       <w:pPr>
         <w:pStyle w:val="Bibliography"/>
@@ -5504,7 +5260,7 @@
       <w:r>
         <w:t xml:space="preserve"> </w:t>
       </w:r>
-      <w:hyperlink r:id="rId81">
+      <w:hyperlink r:id="rId68">
         <w:r>
           <w:rPr>
             <w:rStyle w:val="Hyperlink"/>
@@ -5542,8 +5298,8 @@
         <w:t xml:space="preserve">. Master of Science thesis, University of Waikato.</w:t>
       </w:r>
     </w:p>
-    <w:bookmarkEnd w:id="82"/>
-    <w:bookmarkStart w:id="83" w:name="ref-Barnes2003"/>
+    <w:bookmarkEnd w:id="69"/>
+    <w:bookmarkStart w:id="70" w:name="ref-Barnes2003"/>
     <w:p>
       <w:pPr>
         <w:pStyle w:val="Bibliography"/>
@@ -5598,8 +5354,8 @@
         <w:t xml:space="preserve">. Department of Conservation.</w:t>
       </w:r>
     </w:p>
-    <w:bookmarkEnd w:id="83"/>
-    <w:bookmarkStart w:id="85" w:name="ref-Bolker2009"/>
+    <w:bookmarkEnd w:id="70"/>
+    <w:bookmarkStart w:id="72" w:name="ref-Bolker2009"/>
     <w:p>
       <w:pPr>
         <w:pStyle w:val="Bibliography"/>
@@ -5610,7 +5366,7 @@
       <w:r>
         <w:t xml:space="preserve"> </w:t>
       </w:r>
-      <w:hyperlink r:id="rId84">
+      <w:hyperlink r:id="rId71">
         <w:r>
           <w:rPr>
             <w:rStyle w:val="Hyperlink"/>
@@ -5622,8 +5378,8 @@
         <w:t xml:space="preserve">.</w:t>
       </w:r>
     </w:p>
-    <w:bookmarkEnd w:id="85"/>
-    <w:bookmarkStart w:id="87" w:name="ref-Brooks2017"/>
+    <w:bookmarkEnd w:id="72"/>
+    <w:bookmarkStart w:id="74" w:name="ref-Brooks2017"/>
     <w:p>
       <w:pPr>
         <w:pStyle w:val="Bibliography"/>
@@ -5634,7 +5390,7 @@
       <w:r>
         <w:t xml:space="preserve"> </w:t>
       </w:r>
-      <w:hyperlink r:id="rId86">
+      <w:hyperlink r:id="rId73">
         <w:r>
           <w:rPr>
             <w:rStyle w:val="Hyperlink"/>
@@ -5646,8 +5402,8 @@
         <w:t xml:space="preserve">.</w:t>
       </w:r>
     </w:p>
-    <w:bookmarkEnd w:id="87"/>
-    <w:bookmarkStart w:id="89" w:name="ref-Broughton2017"/>
+    <w:bookmarkEnd w:id="74"/>
+    <w:bookmarkStart w:id="76" w:name="ref-Broughton2017"/>
     <w:p>
       <w:pPr>
         <w:pStyle w:val="Bibliography"/>
@@ -5671,7 +5427,7 @@
       <w:r>
         <w:t xml:space="preserve"> </w:t>
       </w:r>
-      <w:hyperlink r:id="rId88">
+      <w:hyperlink r:id="rId75">
         <w:r>
           <w:rPr>
             <w:rStyle w:val="Hyperlink"/>
@@ -5683,8 +5439,8 @@
         <w:t xml:space="preserve">.</w:t>
       </w:r>
     </w:p>
-    <w:bookmarkEnd w:id="89"/>
-    <w:bookmarkStart w:id="91" w:name="ref-Bunch2010"/>
+    <w:bookmarkEnd w:id="76"/>
+    <w:bookmarkStart w:id="78" w:name="ref-Bunch2010"/>
     <w:p>
       <w:pPr>
         <w:pStyle w:val="Bibliography"/>
@@ -5707,7 +5463,7 @@
       <w:r>
         <w:t xml:space="preserve"> </w:t>
       </w:r>
-      <w:hyperlink r:id="rId90">
+      <w:hyperlink r:id="rId77">
         <w:r>
           <w:rPr>
             <w:rStyle w:val="Hyperlink"/>
@@ -5719,8 +5475,8 @@
         <w:t xml:space="preserve">.</w:t>
       </w:r>
     </w:p>
-    <w:bookmarkEnd w:id="91"/>
-    <w:bookmarkStart w:id="93" w:name="ref-Capinha2013"/>
+    <w:bookmarkEnd w:id="78"/>
+    <w:bookmarkStart w:id="80" w:name="ref-Capinha2013"/>
     <w:p>
       <w:pPr>
         <w:pStyle w:val="Bibliography"/>
@@ -5743,7 +5499,7 @@
       <w:r>
         <w:t xml:space="preserve"> </w:t>
       </w:r>
-      <w:hyperlink r:id="rId92">
+      <w:hyperlink r:id="rId79">
         <w:r>
           <w:rPr>
             <w:rStyle w:val="Hyperlink"/>
@@ -5755,8 +5511,8 @@
         <w:t xml:space="preserve">.</w:t>
       </w:r>
     </w:p>
-    <w:bookmarkEnd w:id="93"/>
-    <w:bookmarkStart w:id="95" w:name="ref-Chambers1987"/>
+    <w:bookmarkEnd w:id="80"/>
+    <w:bookmarkStart w:id="82" w:name="ref-Chambers1987"/>
     <w:p>
       <w:pPr>
         <w:pStyle w:val="Bibliography"/>
@@ -5767,7 +5523,7 @@
       <w:r>
         <w:t xml:space="preserve"> </w:t>
       </w:r>
-      <w:hyperlink r:id="rId94">
+      <w:hyperlink r:id="rId81">
         <w:r>
           <w:rPr>
             <w:rStyle w:val="Hyperlink"/>
@@ -5779,8 +5535,8 @@
         <w:t xml:space="preserve">.</w:t>
       </w:r>
     </w:p>
-    <w:bookmarkEnd w:id="95"/>
-    <w:bookmarkStart w:id="97" w:name="ref-Coffey1988"/>
+    <w:bookmarkEnd w:id="82"/>
+    <w:bookmarkStart w:id="84" w:name="ref-Coffey1988"/>
     <w:p>
       <w:pPr>
         <w:pStyle w:val="Bibliography"/>
@@ -5819,7 +5575,7 @@
       <w:r>
         <w:t xml:space="preserve"> </w:t>
       </w:r>
-      <w:hyperlink r:id="rId96">
+      <w:hyperlink r:id="rId83">
         <w:r>
           <w:rPr>
             <w:rStyle w:val="Hyperlink"/>
@@ -5831,8 +5587,8 @@
         <w:t xml:space="preserve">.</w:t>
       </w:r>
     </w:p>
-    <w:bookmarkEnd w:id="97"/>
-    <w:bookmarkStart w:id="98" w:name="ref-Collier1997"/>
+    <w:bookmarkEnd w:id="84"/>
+    <w:bookmarkStart w:id="85" w:name="ref-Collier1997"/>
     <w:p>
       <w:pPr>
         <w:pStyle w:val="Bibliography"/>
@@ -5841,8 +5597,8 @@
         <w:t xml:space="preserve">Collier, K. J., S. M. Parkyn, &amp; C. F. Rabeni, 1997. Koura: A keystone species. Water and Atmosphere 5: 18–20.</w:t>
       </w:r>
     </w:p>
-    <w:bookmarkEnd w:id="98"/>
-    <w:bookmarkStart w:id="100" w:name="ref-Creed2004"/>
+    <w:bookmarkEnd w:id="85"/>
+    <w:bookmarkStart w:id="87" w:name="ref-Creed2004"/>
     <w:p>
       <w:pPr>
         <w:pStyle w:val="Bibliography"/>
@@ -5853,7 +5609,7 @@
       <w:r>
         <w:t xml:space="preserve"> </w:t>
       </w:r>
-      <w:hyperlink r:id="rId99">
+      <w:hyperlink r:id="rId86">
         <w:r>
           <w:rPr>
             <w:rStyle w:val="Hyperlink"/>
@@ -5865,8 +5621,8 @@
         <w:t xml:space="preserve">.</w:t>
       </w:r>
     </w:p>
-    <w:bookmarkEnd w:id="100"/>
-    <w:bookmarkStart w:id="102" w:name="ref-Danilovic2022"/>
+    <w:bookmarkEnd w:id="87"/>
+    <w:bookmarkStart w:id="89" w:name="ref-Danilovic2022"/>
     <w:p>
       <w:pPr>
         <w:pStyle w:val="Bibliography"/>
@@ -5886,7 +5642,7 @@
       <w:r>
         <w:t xml:space="preserve"> </w:t>
       </w:r>
-      <w:hyperlink r:id="rId101">
+      <w:hyperlink r:id="rId88">
         <w:r>
           <w:rPr>
             <w:rStyle w:val="Hyperlink"/>
@@ -5898,8 +5654,8 @@
         <w:t xml:space="preserve">.</w:t>
       </w:r>
     </w:p>
-    <w:bookmarkEnd w:id="102"/>
-    <w:bookmarkStart w:id="104" w:name="ref-Dedual2002"/>
+    <w:bookmarkEnd w:id="89"/>
+    <w:bookmarkStart w:id="91" w:name="ref-Dedual2002"/>
     <w:p>
       <w:pPr>
         <w:pStyle w:val="Bibliography"/>
@@ -5956,7 +5712,7 @@
       <w:r>
         <w:t xml:space="preserve"> </w:t>
       </w:r>
-      <w:hyperlink r:id="rId103">
+      <w:hyperlink r:id="rId90">
         <w:r>
           <w:rPr>
             <w:rStyle w:val="Hyperlink"/>
@@ -5968,8 +5724,8 @@
         <w:t xml:space="preserve">.</w:t>
       </w:r>
     </w:p>
-    <w:bookmarkEnd w:id="104"/>
-    <w:bookmarkStart w:id="105" w:name="ref-Devcich1979"/>
+    <w:bookmarkEnd w:id="91"/>
+    <w:bookmarkStart w:id="92" w:name="ref-Devcich1979"/>
     <w:p>
       <w:pPr>
         <w:pStyle w:val="Bibliography"/>
@@ -6033,8 +5789,8 @@
         <w:t xml:space="preserve">. PhD thesis, University of Waikato.</w:t>
       </w:r>
     </w:p>
-    <w:bookmarkEnd w:id="105"/>
-    <w:bookmarkStart w:id="107" w:name="ref-Dumelle2023"/>
+    <w:bookmarkEnd w:id="92"/>
+    <w:bookmarkStart w:id="94" w:name="ref-Dumelle2023"/>
     <w:p>
       <w:pPr>
         <w:pStyle w:val="Bibliography"/>
@@ -6054,7 +5810,7 @@
       <w:r>
         <w:t xml:space="preserve"> </w:t>
       </w:r>
-      <w:hyperlink r:id="rId106">
+      <w:hyperlink r:id="rId93">
         <w:r>
           <w:rPr>
             <w:rStyle w:val="Hyperlink"/>
@@ -6066,8 +5822,8 @@
         <w:t xml:space="preserve">.</w:t>
       </w:r>
     </w:p>
-    <w:bookmarkEnd w:id="107"/>
-    <w:bookmarkStart w:id="109" w:name="ref-Fielding1997"/>
+    <w:bookmarkEnd w:id="94"/>
+    <w:bookmarkStart w:id="96" w:name="ref-Fielding1997"/>
     <w:p>
       <w:pPr>
         <w:pStyle w:val="Bibliography"/>
@@ -6078,7 +5834,7 @@
       <w:r>
         <w:t xml:space="preserve"> </w:t>
       </w:r>
-      <w:hyperlink r:id="rId108">
+      <w:hyperlink r:id="rId95">
         <w:r>
           <w:rPr>
             <w:rStyle w:val="Hyperlink"/>
@@ -6090,8 +5846,8 @@
         <w:t xml:space="preserve">.</w:t>
       </w:r>
     </w:p>
-    <w:bookmarkEnd w:id="109"/>
-    <w:bookmarkStart w:id="111" w:name="ref-Ford2005"/>
+    <w:bookmarkEnd w:id="96"/>
+    <w:bookmarkStart w:id="98" w:name="ref-Ford2005"/>
     <w:p>
       <w:pPr>
         <w:pStyle w:val="Bibliography"/>
@@ -6115,7 +5871,7 @@
       <w:r>
         <w:t xml:space="preserve"> </w:t>
       </w:r>
-      <w:hyperlink r:id="rId110">
+      <w:hyperlink r:id="rId97">
         <w:r>
           <w:rPr>
             <w:rStyle w:val="Hyperlink"/>
@@ -6127,8 +5883,8 @@
         <w:t xml:space="preserve">.</w:t>
       </w:r>
     </w:p>
-    <w:bookmarkEnd w:id="111"/>
-    <w:bookmarkStart w:id="113" w:name="ref-Francis2019"/>
+    <w:bookmarkEnd w:id="98"/>
+    <w:bookmarkStart w:id="100" w:name="ref-Francis2019"/>
     <w:p>
       <w:pPr>
         <w:pStyle w:val="Bibliography"/>
@@ -6139,7 +5895,7 @@
       <w:r>
         <w:t xml:space="preserve"> </w:t>
       </w:r>
-      <w:hyperlink r:id="rId112">
+      <w:hyperlink r:id="rId99">
         <w:r>
           <w:rPr>
             <w:rStyle w:val="Hyperlink"/>
@@ -6209,8 +5965,8 @@
         <w:t xml:space="preserve">. Master’s thesis, University of Waikato.</w:t>
       </w:r>
     </w:p>
-    <w:bookmarkEnd w:id="113"/>
-    <w:bookmarkStart w:id="115" w:name="ref-Froese2006"/>
+    <w:bookmarkEnd w:id="100"/>
+    <w:bookmarkStart w:id="102" w:name="ref-Froese2006"/>
     <w:p>
       <w:pPr>
         <w:pStyle w:val="Bibliography"/>
@@ -6221,7 +5977,7 @@
       <w:r>
         <w:t xml:space="preserve"> </w:t>
       </w:r>
-      <w:hyperlink r:id="rId114">
+      <w:hyperlink r:id="rId101">
         <w:r>
           <w:rPr>
             <w:rStyle w:val="Hyperlink"/>
@@ -6233,8 +5989,8 @@
         <w:t xml:space="preserve">.</w:t>
       </w:r>
     </w:p>
-    <w:bookmarkEnd w:id="115"/>
-    <w:bookmarkStart w:id="117" w:name="ref-Fry1948"/>
+    <w:bookmarkEnd w:id="102"/>
+    <w:bookmarkStart w:id="104" w:name="ref-Fry1948"/>
     <w:p>
       <w:pPr>
         <w:pStyle w:val="Bibliography"/>
@@ -6245,7 +6001,7 @@
       <w:r>
         <w:t xml:space="preserve"> </w:t>
       </w:r>
-      <w:hyperlink r:id="rId116">
+      <w:hyperlink r:id="rId103">
         <w:r>
           <w:rPr>
             <w:rStyle w:val="Hyperlink"/>
@@ -6257,8 +6013,8 @@
         <w:t xml:space="preserve">.</w:t>
       </w:r>
     </w:p>
-    <w:bookmarkEnd w:id="117"/>
-    <w:bookmarkStart w:id="119" w:name="ref-Grayling2020"/>
+    <w:bookmarkEnd w:id="104"/>
+    <w:bookmarkStart w:id="106" w:name="ref-Grayling2020"/>
     <w:p>
       <w:pPr>
         <w:pStyle w:val="Bibliography"/>
@@ -6269,7 +6025,7 @@
       <w:r>
         <w:t xml:space="preserve"> </w:t>
       </w:r>
-      <w:hyperlink r:id="rId118">
+      <w:hyperlink r:id="rId105">
         <w:r>
           <w:rPr>
             <w:rStyle w:val="Hyperlink"/>
@@ -6293,8 +6049,8 @@
         <w:t xml:space="preserve">. Bay of Plenty Regional Council.</w:t>
       </w:r>
     </w:p>
-    <w:bookmarkEnd w:id="119"/>
-    <w:bookmarkStart w:id="120" w:name="ref-Greenaway1985"/>
+    <w:bookmarkEnd w:id="106"/>
+    <w:bookmarkStart w:id="107" w:name="ref-Greenaway1985"/>
     <w:p>
       <w:pPr>
         <w:pStyle w:val="Bibliography"/>
@@ -6312,8 +6068,8 @@
         <w:t xml:space="preserve">. Biological Reviews 60: 425–454.</w:t>
       </w:r>
     </w:p>
-    <w:bookmarkEnd w:id="120"/>
-    <w:bookmarkStart w:id="121" w:name="ref-Hamilton2005"/>
+    <w:bookmarkEnd w:id="107"/>
+    <w:bookmarkStart w:id="108" w:name="ref-Hamilton2005"/>
     <w:p>
       <w:pPr>
         <w:pStyle w:val="Bibliography"/>
@@ -6355,8 +6111,8 @@
         <w:t xml:space="preserve">. NIWA &amp; University of Waikato.</w:t>
       </w:r>
     </w:p>
-    <w:bookmarkEnd w:id="121"/>
-    <w:bookmarkStart w:id="123" w:name="ref-Hammond2006"/>
+    <w:bookmarkEnd w:id="108"/>
+    <w:bookmarkStart w:id="110" w:name="ref-Hammond2006"/>
     <w:p>
       <w:pPr>
         <w:pStyle w:val="Bibliography"/>
@@ -6380,7 +6136,7 @@
       <w:r>
         <w:t xml:space="preserve"> </w:t>
       </w:r>
-      <w:hyperlink r:id="rId122">
+      <w:hyperlink r:id="rId109">
         <w:r>
           <w:rPr>
             <w:rStyle w:val="Hyperlink"/>
@@ -6392,8 +6148,8 @@
         <w:t xml:space="preserve">.</w:t>
       </w:r>
     </w:p>
-    <w:bookmarkEnd w:id="123"/>
-    <w:bookmarkStart w:id="124" w:name="ref-Harding2009"/>
+    <w:bookmarkEnd w:id="110"/>
+    <w:bookmarkStart w:id="111" w:name="ref-Harding2009"/>
     <w:p>
       <w:pPr>
         <w:pStyle w:val="Bibliography"/>
@@ -6411,8 +6167,8 @@
         <w:t xml:space="preserve">. School of Biological Sciences, University of Canterbury.</w:t>
       </w:r>
     </w:p>
-    <w:bookmarkEnd w:id="124"/>
-    <w:bookmarkStart w:id="126" w:name="ref-Haschenburger2009"/>
+    <w:bookmarkEnd w:id="111"/>
+    <w:bookmarkStart w:id="113" w:name="ref-Haschenburger2009"/>
     <w:p>
       <w:pPr>
         <w:pStyle w:val="Bibliography"/>
@@ -6423,7 +6179,7 @@
       <w:r>
         <w:t xml:space="preserve"> </w:t>
       </w:r>
-      <w:hyperlink r:id="rId125">
+      <w:hyperlink r:id="rId112">
         <w:r>
           <w:rPr>
             <w:rStyle w:val="Hyperlink"/>
@@ -6435,8 +6191,8 @@
         <w:t xml:space="preserve">.</w:t>
       </w:r>
     </w:p>
-    <w:bookmarkEnd w:id="126"/>
-    <w:bookmarkStart w:id="128" w:name="ref-Hesni2009"/>
+    <w:bookmarkEnd w:id="113"/>
+    <w:bookmarkStart w:id="115" w:name="ref-Hesni2009"/>
     <w:p>
       <w:pPr>
         <w:pStyle w:val="Bibliography"/>
@@ -6481,7 +6237,7 @@
       <w:r>
         <w:t xml:space="preserve"> </w:t>
       </w:r>
-      <w:hyperlink r:id="rId127">
+      <w:hyperlink r:id="rId114">
         <w:r>
           <w:rPr>
             <w:rStyle w:val="Hyperlink"/>
@@ -6493,8 +6249,8 @@
         <w:t xml:space="preserve">.</w:t>
       </w:r>
     </w:p>
-    <w:bookmarkEnd w:id="128"/>
-    <w:bookmarkStart w:id="130" w:name="ref-Hessen2004"/>
+    <w:bookmarkEnd w:id="115"/>
+    <w:bookmarkStart w:id="117" w:name="ref-Hessen2004"/>
     <w:p>
       <w:pPr>
         <w:pStyle w:val="Bibliography"/>
@@ -6505,7 +6261,7 @@
       <w:r>
         <w:t xml:space="preserve"> </w:t>
       </w:r>
-      <w:hyperlink r:id="rId129">
+      <w:hyperlink r:id="rId116">
         <w:r>
           <w:rPr>
             <w:rStyle w:val="Hyperlink"/>
@@ -6517,8 +6273,8 @@
         <w:t xml:space="preserve">.</w:t>
       </w:r>
     </w:p>
-    <w:bookmarkEnd w:id="130"/>
-    <w:bookmarkStart w:id="131" w:name="ref-Hiroa1921"/>
+    <w:bookmarkEnd w:id="117"/>
+    <w:bookmarkStart w:id="118" w:name="ref-Hiroa1921"/>
     <w:p>
       <w:pPr>
         <w:pStyle w:val="Bibliography"/>
@@ -6542,8 +6298,8 @@
         <w:t xml:space="preserve">, with methods of obtaining them, and usages and customs appertaining thereto. Transactions and Proceedings of the Royal Society of New Zealand 1868-1961 53: 433–451.</w:t>
       </w:r>
     </w:p>
-    <w:bookmarkEnd w:id="131"/>
-    <w:bookmarkStart w:id="133" w:name="ref-Hopkins1970"/>
+    <w:bookmarkEnd w:id="118"/>
+    <w:bookmarkStart w:id="120" w:name="ref-Hopkins1970"/>
     <w:p>
       <w:pPr>
         <w:pStyle w:val="Bibliography"/>
@@ -6606,7 +6362,7 @@
       <w:r>
         <w:t xml:space="preserve"> </w:t>
       </w:r>
-      <w:hyperlink r:id="rId132">
+      <w:hyperlink r:id="rId119">
         <w:r>
           <w:rPr>
             <w:rStyle w:val="Hyperlink"/>
@@ -6618,8 +6374,8 @@
         <w:t xml:space="preserve">.</w:t>
       </w:r>
     </w:p>
-    <w:bookmarkEnd w:id="133"/>
-    <w:bookmarkStart w:id="135" w:name="ref-Jane2021"/>
+    <w:bookmarkEnd w:id="120"/>
+    <w:bookmarkStart w:id="122" w:name="ref-Jane2021"/>
     <w:p>
       <w:pPr>
         <w:pStyle w:val="Bibliography"/>
@@ -6633,7 +6389,7 @@
       <w:r>
         <w:t xml:space="preserve"> </w:t>
       </w:r>
-      <w:hyperlink r:id="rId134">
+      <w:hyperlink r:id="rId121">
         <w:r>
           <w:rPr>
             <w:rStyle w:val="Hyperlink"/>
@@ -6645,8 +6401,8 @@
         <w:t xml:space="preserve">.</w:t>
       </w:r>
     </w:p>
-    <w:bookmarkEnd w:id="135"/>
-    <w:bookmarkStart w:id="136" w:name="ref-Johnsen2008"/>
+    <w:bookmarkEnd w:id="122"/>
+    <w:bookmarkStart w:id="123" w:name="ref-Johnsen2008"/>
     <w:p>
       <w:pPr>
         <w:pStyle w:val="Bibliography"/>
@@ -6655,8 +6411,8 @@
         <w:t xml:space="preserve">Johnsen, S. I., &amp; T. Taugbøl, 2008. Add stones, get crayfish - is it that simple? Freshwater Crayfish 16: 47–50.</w:t>
       </w:r>
     </w:p>
-    <w:bookmarkEnd w:id="136"/>
-    <w:bookmarkStart w:id="138" w:name="ref-Jowett2008"/>
+    <w:bookmarkEnd w:id="123"/>
+    <w:bookmarkStart w:id="125" w:name="ref-Jowett2008"/>
     <w:p>
       <w:pPr>
         <w:pStyle w:val="Bibliography"/>
@@ -6695,7 +6451,7 @@
       <w:r>
         <w:t xml:space="preserve"> </w:t>
       </w:r>
-      <w:hyperlink r:id="rId137">
+      <w:hyperlink r:id="rId124">
         <w:r>
           <w:rPr>
             <w:rStyle w:val="Hyperlink"/>
@@ -6707,8 +6463,8 @@
         <w:t xml:space="preserve">.</w:t>
       </w:r>
     </w:p>
-    <w:bookmarkEnd w:id="138"/>
-    <w:bookmarkStart w:id="140" w:name="ref-Jowett1990"/>
+    <w:bookmarkEnd w:id="125"/>
+    <w:bookmarkStart w:id="127" w:name="ref-Jowett1990"/>
     <w:p>
       <w:pPr>
         <w:pStyle w:val="Bibliography"/>
@@ -6747,7 +6503,7 @@
       <w:r>
         <w:t xml:space="preserve"> </w:t>
       </w:r>
-      <w:hyperlink r:id="rId139">
+      <w:hyperlink r:id="rId126">
         <w:r>
           <w:rPr>
             <w:rStyle w:val="Hyperlink"/>
@@ -6759,8 +6515,8 @@
         <w:t xml:space="preserve">.</w:t>
       </w:r>
     </w:p>
-    <w:bookmarkEnd w:id="140"/>
-    <w:bookmarkStart w:id="142" w:name="ref-Kusabs2026"/>
+    <w:bookmarkEnd w:id="127"/>
+    <w:bookmarkStart w:id="129" w:name="ref-Kusabs2026"/>
     <w:p>
       <w:pPr>
         <w:pStyle w:val="Bibliography"/>
@@ -6783,7 +6539,7 @@
       <w:r>
         <w:t xml:space="preserve"> </w:t>
       </w:r>
-      <w:hyperlink r:id="rId141">
+      <w:hyperlink r:id="rId128">
         <w:r>
           <w:rPr>
             <w:rStyle w:val="Hyperlink"/>
@@ -6795,8 +6551,8 @@
         <w:t xml:space="preserve">.</w:t>
       </w:r>
     </w:p>
-    <w:bookmarkEnd w:id="142"/>
-    <w:bookmarkStart w:id="144" w:name="ref-Kusabs2015a"/>
+    <w:bookmarkEnd w:id="129"/>
+    <w:bookmarkStart w:id="131" w:name="ref-Kusabs2015a"/>
     <w:p>
       <w:pPr>
         <w:pStyle w:val="Bibliography"/>
@@ -6853,7 +6609,7 @@
       <w:r>
         <w:t xml:space="preserve"> </w:t>
       </w:r>
-      <w:hyperlink r:id="rId143">
+      <w:hyperlink r:id="rId130">
         <w:r>
           <w:rPr>
             <w:rStyle w:val="Hyperlink"/>
@@ -6865,8 +6621,8 @@
         <w:t xml:space="preserve">.</w:t>
       </w:r>
     </w:p>
-    <w:bookmarkEnd w:id="144"/>
-    <w:bookmarkStart w:id="146" w:name="ref-Kusabs2009"/>
+    <w:bookmarkEnd w:id="131"/>
+    <w:bookmarkStart w:id="133" w:name="ref-Kusabs2009"/>
     <w:p>
       <w:pPr>
         <w:pStyle w:val="Bibliography"/>
@@ -6932,7 +6688,7 @@
       <w:r>
         <w:t xml:space="preserve"> </w:t>
       </w:r>
-      <w:hyperlink r:id="rId145">
+      <w:hyperlink r:id="rId132">
         <w:r>
           <w:rPr>
             <w:rStyle w:val="Hyperlink"/>
@@ -6944,8 +6700,8 @@
         <w:t xml:space="preserve">.</w:t>
       </w:r>
     </w:p>
-    <w:bookmarkEnd w:id="146"/>
-    <w:bookmarkStart w:id="148" w:name="ref-Kusabs2015b"/>
+    <w:bookmarkEnd w:id="133"/>
+    <w:bookmarkStart w:id="135" w:name="ref-Kusabs2015b"/>
     <w:p>
       <w:pPr>
         <w:pStyle w:val="Bibliography"/>
@@ -7002,7 +6758,7 @@
       <w:r>
         <w:t xml:space="preserve"> </w:t>
       </w:r>
-      <w:hyperlink r:id="rId147">
+      <w:hyperlink r:id="rId134">
         <w:r>
           <w:rPr>
             <w:rStyle w:val="Hyperlink"/>
@@ -7014,8 +6770,8 @@
         <w:t xml:space="preserve">.</w:t>
       </w:r>
     </w:p>
-    <w:bookmarkEnd w:id="148"/>
-    <w:bookmarkStart w:id="149" w:name="ref-Kutner2005"/>
+    <w:bookmarkEnd w:id="135"/>
+    <w:bookmarkStart w:id="136" w:name="ref-Kutner2005"/>
     <w:p>
       <w:pPr>
         <w:pStyle w:val="Bibliography"/>
@@ -7024,8 +6780,8 @@
         <w:t xml:space="preserve">Kutner, M. H., C. J. Nachtsheim, J. Neter, &amp; W. Li, 2005. Applied linear statistical models. McGraw-Hill Irwin.</w:t>
       </w:r>
     </w:p>
-    <w:bookmarkEnd w:id="149"/>
-    <w:bookmarkStart w:id="151" w:name="ref-LAWA2025"/>
+    <w:bookmarkEnd w:id="136"/>
+    <w:bookmarkStart w:id="138" w:name="ref-LAWA2025"/>
     <w:p>
       <w:pPr>
         <w:pStyle w:val="Bibliography"/>
@@ -7048,7 +6804,7 @@
       <w:r>
         <w:t xml:space="preserve"> </w:t>
       </w:r>
-      <w:hyperlink r:id="rId150">
+      <w:hyperlink r:id="rId137">
         <w:r>
           <w:rPr>
             <w:rStyle w:val="Hyperlink"/>
@@ -7060,8 +6816,8 @@
         <w:t xml:space="preserve">.</w:t>
       </w:r>
     </w:p>
-    <w:bookmarkEnd w:id="151"/>
-    <w:bookmarkStart w:id="153" w:name="ref-Lee2025"/>
+    <w:bookmarkEnd w:id="138"/>
+    <w:bookmarkStart w:id="140" w:name="ref-Lee2025"/>
     <w:p>
       <w:pPr>
         <w:pStyle w:val="Bibliography"/>
@@ -7072,7 +6828,7 @@
       <w:r>
         <w:t xml:space="preserve"> </w:t>
       </w:r>
-      <w:hyperlink r:id="rId152">
+      <w:hyperlink r:id="rId139">
         <w:r>
           <w:rPr>
             <w:rStyle w:val="Hyperlink"/>
@@ -7084,8 +6840,8 @@
         <w:t xml:space="preserve">.</w:t>
       </w:r>
     </w:p>
-    <w:bookmarkEnd w:id="153"/>
-    <w:bookmarkStart w:id="155" w:name="ref-Levin1992"/>
+    <w:bookmarkEnd w:id="140"/>
+    <w:bookmarkStart w:id="142" w:name="ref-Levin1992"/>
     <w:p>
       <w:pPr>
         <w:pStyle w:val="Bibliography"/>
@@ -7108,7 +6864,7 @@
       <w:r>
         <w:t xml:space="preserve"> </w:t>
       </w:r>
-      <w:hyperlink r:id="rId154">
+      <w:hyperlink r:id="rId141">
         <w:r>
           <w:rPr>
             <w:rStyle w:val="Hyperlink"/>
@@ -7120,8 +6876,8 @@
         <w:t xml:space="preserve">.</w:t>
       </w:r>
     </w:p>
-    <w:bookmarkEnd w:id="155"/>
-    <w:bookmarkStart w:id="157" w:name="ref-Lishawa2023"/>
+    <w:bookmarkEnd w:id="142"/>
+    <w:bookmarkStart w:id="144" w:name="ref-Lishawa2023"/>
     <w:p>
       <w:pPr>
         <w:pStyle w:val="Bibliography"/>
@@ -7157,7 +6913,7 @@
       <w:r>
         <w:t xml:space="preserve"> </w:t>
       </w:r>
-      <w:hyperlink r:id="rId156">
+      <w:hyperlink r:id="rId143">
         <w:r>
           <w:rPr>
             <w:rStyle w:val="Hyperlink"/>
@@ -7169,8 +6925,8 @@
         <w:t xml:space="preserve">.</w:t>
       </w:r>
     </w:p>
-    <w:bookmarkEnd w:id="157"/>
-    <w:bookmarkStart w:id="159" w:name="ref-Meerhoff2022"/>
+    <w:bookmarkEnd w:id="144"/>
+    <w:bookmarkStart w:id="146" w:name="ref-Meerhoff2022"/>
     <w:p>
       <w:pPr>
         <w:pStyle w:val="Bibliography"/>
@@ -7181,7 +6937,7 @@
       <w:r>
         <w:t xml:space="preserve"> </w:t>
       </w:r>
-      <w:hyperlink r:id="rId158">
+      <w:hyperlink r:id="rId145">
         <w:r>
           <w:rPr>
             <w:rStyle w:val="Hyperlink"/>
@@ -7193,8 +6949,8 @@
         <w:t xml:space="preserve">.</w:t>
       </w:r>
     </w:p>
-    <w:bookmarkEnd w:id="159"/>
-    <w:bookmarkStart w:id="161" w:name="ref-Momot1995"/>
+    <w:bookmarkEnd w:id="146"/>
+    <w:bookmarkStart w:id="148" w:name="ref-Momot1995"/>
     <w:p>
       <w:pPr>
         <w:pStyle w:val="Bibliography"/>
@@ -7205,7 +6961,7 @@
       <w:r>
         <w:t xml:space="preserve"> </w:t>
       </w:r>
-      <w:hyperlink r:id="rId160">
+      <w:hyperlink r:id="rId147">
         <w:r>
           <w:rPr>
             <w:rStyle w:val="Hyperlink"/>
@@ -7217,8 +6973,8 @@
         <w:t xml:space="preserve">.</w:t>
       </w:r>
     </w:p>
-    <w:bookmarkEnd w:id="161"/>
-    <w:bookmarkStart w:id="163" w:name="ref-Nystrom2006"/>
+    <w:bookmarkEnd w:id="148"/>
+    <w:bookmarkStart w:id="150" w:name="ref-Nystrom2006"/>
     <w:p>
       <w:pPr>
         <w:pStyle w:val="Bibliography"/>
@@ -7229,7 +6985,7 @@
       <w:r>
         <w:t xml:space="preserve"> </w:t>
       </w:r>
-      <w:hyperlink r:id="rId162">
+      <w:hyperlink r:id="rId149">
         <w:r>
           <w:rPr>
             <w:rStyle w:val="Hyperlink"/>
@@ -7241,8 +6997,8 @@
         <w:t xml:space="preserve">.</w:t>
       </w:r>
     </w:p>
-    <w:bookmarkEnd w:id="163"/>
-    <w:bookmarkStart w:id="165" w:name="ref-Olsson2006"/>
+    <w:bookmarkEnd w:id="150"/>
+    <w:bookmarkStart w:id="152" w:name="ref-Olsson2006"/>
     <w:p>
       <w:pPr>
         <w:pStyle w:val="Bibliography"/>
@@ -7265,7 +7021,7 @@
       <w:r>
         <w:t xml:space="preserve"> </w:t>
       </w:r>
-      <w:hyperlink r:id="rId164">
+      <w:hyperlink r:id="rId151">
         <w:r>
           <w:rPr>
             <w:rStyle w:val="Hyperlink"/>
@@ -7277,8 +7033,8 @@
         <w:t xml:space="preserve">.</w:t>
       </w:r>
     </w:p>
-    <w:bookmarkEnd w:id="165"/>
-    <w:bookmarkStart w:id="166" w:name="ref-Parkyn2002"/>
+    <w:bookmarkEnd w:id="152"/>
+    <w:bookmarkStart w:id="153" w:name="ref-Parkyn2002"/>
     <w:p>
       <w:pPr>
         <w:pStyle w:val="Bibliography"/>
@@ -7297,8 +7053,8 @@
         <w:t xml:space="preserve">) growth: Leaf detritus versus invertebrate food sources at two diurnally varying temperatures. Freshwater Crayfish 13: 371–382.</w:t>
       </w:r>
     </w:p>
-    <w:bookmarkEnd w:id="166"/>
-    <w:bookmarkStart w:id="168" w:name="ref-Parkyn2004"/>
+    <w:bookmarkEnd w:id="153"/>
+    <w:bookmarkStart w:id="155" w:name="ref-Parkyn2004"/>
     <w:p>
       <w:pPr>
         <w:pStyle w:val="Bibliography"/>
@@ -7309,7 +7065,7 @@
       <w:r>
         <w:t xml:space="preserve"> </w:t>
       </w:r>
-      <w:hyperlink r:id="rId167">
+      <w:hyperlink r:id="rId154">
         <w:r>
           <w:rPr>
             <w:rStyle w:val="Hyperlink"/>
@@ -7321,8 +7077,8 @@
         <w:t xml:space="preserve">.</w:t>
       </w:r>
     </w:p>
-    <w:bookmarkEnd w:id="168"/>
-    <w:bookmarkStart w:id="170" w:name="ref-Parkyn2001"/>
+    <w:bookmarkEnd w:id="155"/>
+    <w:bookmarkStart w:id="157" w:name="ref-Parkyn2001"/>
     <w:p>
       <w:pPr>
         <w:pStyle w:val="Bibliography"/>
@@ -7345,7 +7101,7 @@
       <w:r>
         <w:t xml:space="preserve"> </w:t>
       </w:r>
-      <w:hyperlink r:id="rId169">
+      <w:hyperlink r:id="rId156">
         <w:r>
           <w:rPr>
             <w:rStyle w:val="Hyperlink"/>
@@ -7357,8 +7113,8 @@
         <w:t xml:space="preserve">.</w:t>
       </w:r>
     </w:p>
-    <w:bookmarkEnd w:id="170"/>
-    <w:bookmarkStart w:id="172" w:name="ref-Parkyn2009"/>
+    <w:bookmarkEnd w:id="157"/>
+    <w:bookmarkStart w:id="159" w:name="ref-Parkyn2009"/>
     <w:p>
       <w:pPr>
         <w:pStyle w:val="Bibliography"/>
@@ -7379,7 +7135,7 @@
       <w:r>
         <w:t xml:space="preserve"> </w:t>
       </w:r>
-      <w:hyperlink r:id="rId171">
+      <w:hyperlink r:id="rId158">
         <w:r>
           <w:rPr>
             <w:rStyle w:val="Hyperlink"/>
@@ -7391,8 +7147,8 @@
         <w:t xml:space="preserve">.</w:t>
       </w:r>
     </w:p>
-    <w:bookmarkEnd w:id="172"/>
-    <w:bookmarkStart w:id="173" w:name="ref-Quinn2002"/>
+    <w:bookmarkEnd w:id="159"/>
+    <w:bookmarkStart w:id="160" w:name="ref-Quinn2002"/>
     <w:p>
       <w:pPr>
         <w:pStyle w:val="Bibliography"/>
@@ -7401,8 +7157,8 @@
         <w:t xml:space="preserve">Quinn, G. P., &amp; M. J. Keough, 2002. Experimental design and data analysis for biologists. Cambridge University Press.</w:t>
       </w:r>
     </w:p>
-    <w:bookmarkEnd w:id="173"/>
-    <w:bookmarkStart w:id="175" w:name="ref-Quinn1990"/>
+    <w:bookmarkEnd w:id="160"/>
+    <w:bookmarkStart w:id="162" w:name="ref-Quinn1990"/>
     <w:p>
       <w:pPr>
         <w:pStyle w:val="Bibliography"/>
@@ -7425,7 +7181,7 @@
       <w:r>
         <w:t xml:space="preserve"> </w:t>
       </w:r>
-      <w:hyperlink r:id="rId174">
+      <w:hyperlink r:id="rId161">
         <w:r>
           <w:rPr>
             <w:rStyle w:val="Hyperlink"/>
@@ -7437,8 +7193,8 @@
         <w:t xml:space="preserve">.</w:t>
       </w:r>
     </w:p>
-    <w:bookmarkEnd w:id="175"/>
-    <w:bookmarkStart w:id="177" w:name="ref-RCoreTeam2025"/>
+    <w:bookmarkEnd w:id="162"/>
+    <w:bookmarkStart w:id="164" w:name="ref-RCoreTeam2025"/>
     <w:p>
       <w:pPr>
         <w:pStyle w:val="Bibliography"/>
@@ -7449,7 +7205,7 @@
       <w:r>
         <w:t xml:space="preserve"> </w:t>
       </w:r>
-      <w:hyperlink r:id="rId176">
+      <w:hyperlink r:id="rId163">
         <w:r>
           <w:rPr>
             <w:rStyle w:val="Hyperlink"/>
@@ -7467,8 +7223,8 @@
         <w:t xml:space="preserve">. R Foundation for Statistical Computing, Vienna, Austria.</w:t>
       </w:r>
     </w:p>
-    <w:bookmarkEnd w:id="177"/>
-    <w:bookmarkStart w:id="179" w:name="ref-Richman2015"/>
+    <w:bookmarkEnd w:id="164"/>
+    <w:bookmarkStart w:id="166" w:name="ref-Richman2015"/>
     <w:p>
       <w:pPr>
         <w:pStyle w:val="Bibliography"/>
@@ -7497,7 +7253,7 @@
       <w:r>
         <w:t xml:space="preserve"> </w:t>
       </w:r>
-      <w:hyperlink r:id="rId178">
+      <w:hyperlink r:id="rId165">
         <w:r>
           <w:rPr>
             <w:rStyle w:val="Hyperlink"/>
@@ -7509,8 +7265,8 @@
         <w:t xml:space="preserve">.</w:t>
       </w:r>
     </w:p>
-    <w:bookmarkEnd w:id="179"/>
-    <w:bookmarkStart w:id="181" w:name="ref-Rosewarne2013"/>
+    <w:bookmarkEnd w:id="166"/>
+    <w:bookmarkStart w:id="168" w:name="ref-Rosewarne2013"/>
     <w:p>
       <w:pPr>
         <w:pStyle w:val="Bibliography"/>
@@ -7531,7 +7287,7 @@
       <w:r>
         <w:t xml:space="preserve"> </w:t>
       </w:r>
-      <w:hyperlink r:id="rId180">
+      <w:hyperlink r:id="rId167">
         <w:r>
           <w:rPr>
             <w:rStyle w:val="Hyperlink"/>
@@ -7543,8 +7299,8 @@
         <w:t xml:space="preserve">.</w:t>
       </w:r>
     </w:p>
-    <w:bookmarkEnd w:id="181"/>
-    <w:bookmarkStart w:id="183" w:name="ref-Rowe1993"/>
+    <w:bookmarkEnd w:id="168"/>
+    <w:bookmarkStart w:id="170" w:name="ref-Rowe1993"/>
     <w:p>
       <w:pPr>
         <w:pStyle w:val="Bibliography"/>
@@ -7573,7 +7329,7 @@
       <w:r>
         <w:t xml:space="preserve"> </w:t>
       </w:r>
-      <w:hyperlink r:id="rId182">
+      <w:hyperlink r:id="rId169">
         <w:r>
           <w:rPr>
             <w:rStyle w:val="Hyperlink"/>
@@ -7585,8 +7341,8 @@
         <w:t xml:space="preserve">.</w:t>
       </w:r>
     </w:p>
-    <w:bookmarkEnd w:id="183"/>
-    <w:bookmarkStart w:id="185" w:name="ref-Schoen2015"/>
+    <w:bookmarkEnd w:id="170"/>
+    <w:bookmarkStart w:id="172" w:name="ref-Schoen2015"/>
     <w:p>
       <w:pPr>
         <w:pStyle w:val="Bibliography"/>
@@ -7613,7 +7369,7 @@
       <w:r>
         <w:t xml:space="preserve"> </w:t>
       </w:r>
-      <w:hyperlink r:id="rId184">
+      <w:hyperlink r:id="rId171">
         <w:r>
           <w:rPr>
             <w:rStyle w:val="Hyperlink"/>
@@ -7625,8 +7381,8 @@
         <w:t xml:space="preserve">.</w:t>
       </w:r>
     </w:p>
-    <w:bookmarkEnd w:id="185"/>
-    <w:bookmarkStart w:id="187" w:name="ref-Schrank2019"/>
+    <w:bookmarkEnd w:id="172"/>
+    <w:bookmarkStart w:id="174" w:name="ref-Schrank2019"/>
     <w:p>
       <w:pPr>
         <w:pStyle w:val="Bibliography"/>
@@ -7649,7 +7405,7 @@
       <w:r>
         <w:t xml:space="preserve"> </w:t>
       </w:r>
-      <w:hyperlink r:id="rId186">
+      <w:hyperlink r:id="rId173">
         <w:r>
           <w:rPr>
             <w:rStyle w:val="Hyperlink"/>
@@ -7661,8 +7417,8 @@
         <w:t xml:space="preserve">.</w:t>
       </w:r>
     </w:p>
-    <w:bookmarkEnd w:id="187"/>
-    <w:bookmarkStart w:id="188" w:name="ref-Shave1994"/>
+    <w:bookmarkEnd w:id="174"/>
+    <w:bookmarkStart w:id="175" w:name="ref-Shave1994"/>
     <w:p>
       <w:pPr>
         <w:pStyle w:val="Bibliography"/>
@@ -7681,8 +7437,8 @@
         <w:t xml:space="preserve">) to a native and an introduced predator. New Zealand Journal of Ecology 18: 1–10.</w:t>
       </w:r>
     </w:p>
-    <w:bookmarkEnd w:id="188"/>
-    <w:bookmarkStart w:id="190" w:name="ref-Shono2008"/>
+    <w:bookmarkEnd w:id="175"/>
+    <w:bookmarkStart w:id="177" w:name="ref-Shono2008"/>
     <w:p>
       <w:pPr>
         <w:pStyle w:val="Bibliography"/>
@@ -7717,7 +7473,7 @@
       <w:r>
         <w:t xml:space="preserve"> </w:t>
       </w:r>
-      <w:hyperlink r:id="rId189">
+      <w:hyperlink r:id="rId176">
         <w:r>
           <w:rPr>
             <w:rStyle w:val="Hyperlink"/>
@@ -7729,8 +7485,8 @@
         <w:t xml:space="preserve">.</w:t>
       </w:r>
     </w:p>
-    <w:bookmarkEnd w:id="190"/>
-    <w:bookmarkStart w:id="192" w:name="ref-Smith1996"/>
+    <w:bookmarkEnd w:id="177"/>
+    <w:bookmarkStart w:id="179" w:name="ref-Smith1996"/>
     <w:p>
       <w:pPr>
         <w:pStyle w:val="Bibliography"/>
@@ -7766,7 +7522,7 @@
       <w:r>
         <w:t xml:space="preserve"> </w:t>
       </w:r>
-      <w:hyperlink r:id="rId191">
+      <w:hyperlink r:id="rId178">
         <w:r>
           <w:rPr>
             <w:rStyle w:val="Hyperlink"/>
@@ -7778,8 +7534,8 @@
         <w:t xml:space="preserve">.</w:t>
       </w:r>
     </w:p>
-    <w:bookmarkEnd w:id="192"/>
-    <w:bookmarkStart w:id="194" w:name="ref-Statzner2003"/>
+    <w:bookmarkEnd w:id="179"/>
+    <w:bookmarkStart w:id="181" w:name="ref-Statzner2003"/>
     <w:p>
       <w:pPr>
         <w:pStyle w:val="Bibliography"/>
@@ -7790,7 +7546,7 @@
       <w:r>
         <w:t xml:space="preserve"> </w:t>
       </w:r>
-      <w:hyperlink r:id="rId193">
+      <w:hyperlink r:id="rId180">
         <w:r>
           <w:rPr>
             <w:rStyle w:val="Hyperlink"/>
@@ -7802,8 +7558,8 @@
         <w:t xml:space="preserve">.</w:t>
       </w:r>
     </w:p>
-    <w:bookmarkEnd w:id="194"/>
-    <w:bookmarkStart w:id="196" w:name="ref-Stevens2004"/>
+    <w:bookmarkEnd w:id="181"/>
+    <w:bookmarkStart w:id="183" w:name="ref-Stevens2004"/>
     <w:p>
       <w:pPr>
         <w:pStyle w:val="Bibliography"/>
@@ -7814,7 +7570,7 @@
       <w:r>
         <w:t xml:space="preserve"> </w:t>
       </w:r>
-      <w:hyperlink r:id="rId195">
+      <w:hyperlink r:id="rId182">
         <w:r>
           <w:rPr>
             <w:rStyle w:val="Hyperlink"/>
@@ -7826,8 +7582,8 @@
         <w:t xml:space="preserve">.</w:t>
       </w:r>
     </w:p>
-    <w:bookmarkEnd w:id="196"/>
-    <w:bookmarkStart w:id="198" w:name="ref-Strayer2010"/>
+    <w:bookmarkEnd w:id="183"/>
+    <w:bookmarkStart w:id="185" w:name="ref-Strayer2010"/>
     <w:p>
       <w:pPr>
         <w:pStyle w:val="Bibliography"/>
@@ -7838,7 +7594,7 @@
       <w:r>
         <w:t xml:space="preserve"> </w:t>
       </w:r>
-      <w:hyperlink r:id="rId197">
+      <w:hyperlink r:id="rId184">
         <w:r>
           <w:rPr>
             <w:rStyle w:val="Hyperlink"/>
@@ -7850,8 +7606,8 @@
         <w:t xml:space="preserve">.</w:t>
       </w:r>
     </w:p>
-    <w:bookmarkEnd w:id="198"/>
-    <w:bookmarkStart w:id="200" w:name="ref-Taylor2019"/>
+    <w:bookmarkEnd w:id="185"/>
+    <w:bookmarkStart w:id="187" w:name="ref-Taylor2019"/>
     <w:p>
       <w:pPr>
         <w:pStyle w:val="Bibliography"/>
@@ -7871,7 +7627,7 @@
       <w:r>
         <w:t xml:space="preserve"> </w:t>
       </w:r>
-      <w:hyperlink r:id="rId199">
+      <w:hyperlink r:id="rId186">
         <w:r>
           <w:rPr>
             <w:rStyle w:val="Hyperlink"/>
@@ -7883,8 +7639,8 @@
         <w:t xml:space="preserve">.</w:t>
       </w:r>
     </w:p>
-    <w:bookmarkEnd w:id="200"/>
-    <w:bookmarkStart w:id="202" w:name="ref-Usio2000"/>
+    <w:bookmarkEnd w:id="187"/>
+    <w:bookmarkStart w:id="189" w:name="ref-Usio2000"/>
     <w:p>
       <w:pPr>
         <w:pStyle w:val="Bibliography"/>
@@ -7917,12 +7673,214 @@
       <w:r>
         <w:t xml:space="preserve"> </w:t>
       </w:r>
+      <w:hyperlink r:id="rId188">
+        <w:r>
+          <w:rPr>
+            <w:rStyle w:val="Hyperlink"/>
+          </w:rPr>
+          <w:t xml:space="preserve">https://doi.org/10.1080/00288330.2000.9516957</w:t>
+        </w:r>
+      </w:hyperlink>
+      <w:r>
+        <w:t xml:space="preserve">.</w:t>
+      </w:r>
+    </w:p>
+    <w:bookmarkEnd w:id="189"/>
+    <w:bookmarkStart w:id="191" w:name="ref-Usio2004"/>
+    <w:p>
+      <w:pPr>
+        <w:pStyle w:val="Bibliography"/>
+      </w:pPr>
+      <w:r>
+        <w:t xml:space="preserve">Usio, N., &amp; C. R. Townsend, 2004. Roles of crayfish: Consequences of predation and bioturbation for stream invertebrates. Ecology 85: 807–822.</w:t>
+      </w:r>
+      <w:r>
+        <w:t xml:space="preserve"> </w:t>
+      </w:r>
+      <w:hyperlink r:id="rId190">
+        <w:r>
+          <w:rPr>
+            <w:rStyle w:val="Hyperlink"/>
+          </w:rPr>
+          <w:t xml:space="preserve">https://doi.org/10.1890/02-0618</w:t>
+        </w:r>
+      </w:hyperlink>
+      <w:r>
+        <w:t xml:space="preserve">.</w:t>
+      </w:r>
+    </w:p>
+    <w:bookmarkEnd w:id="191"/>
+    <w:bookmarkStart w:id="193" w:name="ref-Vedia2017"/>
+    <w:p>
+      <w:pPr>
+        <w:pStyle w:val="Bibliography"/>
+      </w:pPr>
+      <w:r>
+        <w:t xml:space="preserve">Vedia, I., D. Galicia, E. Baquero, J. Oscoz, &amp; R. Miranda, 2017. Environmental factors influencing the distribution and abundance of the introduced signal crayfish in the north of</w:t>
+      </w:r>
+      <w:r>
+        <w:t xml:space="preserve"> </w:t>
+      </w:r>
+      <w:r>
+        <w:t xml:space="preserve">Iberian Peninsula</w:t>
+      </w:r>
+      <w:r>
+        <w:t xml:space="preserve">. Marine and Freshwater Research 68: 900–908.</w:t>
+      </w:r>
+      <w:r>
+        <w:t xml:space="preserve"> </w:t>
+      </w:r>
+      <w:hyperlink r:id="rId192">
+        <w:r>
+          <w:rPr>
+            <w:rStyle w:val="Hyperlink"/>
+          </w:rPr>
+          <w:t xml:space="preserve">https://doi.org/10.1071/MF16020</w:t>
+        </w:r>
+      </w:hyperlink>
+      <w:r>
+        <w:t xml:space="preserve">.</w:t>
+      </w:r>
+    </w:p>
+    <w:bookmarkEnd w:id="193"/>
+    <w:bookmarkStart w:id="195" w:name="ref-Vincent1984"/>
+    <w:p>
+      <w:pPr>
+        <w:pStyle w:val="Bibliography"/>
+      </w:pPr>
+      <w:r>
+        <w:t xml:space="preserve">Vincent, W. F., M. M. Gibbs, &amp; S. J. Dryden, 1984. Accelerated eutrophication in a</w:t>
+      </w:r>
+      <w:r>
+        <w:t xml:space="preserve"> </w:t>
+      </w:r>
+      <w:r>
+        <w:t xml:space="preserve">New Zealand</w:t>
+      </w:r>
+      <w:r>
+        <w:t xml:space="preserve"> </w:t>
+      </w:r>
+      <w:r>
+        <w:t xml:space="preserve">lake:</w:t>
+      </w:r>
+      <w:r>
+        <w:t xml:space="preserve"> </w:t>
+      </w:r>
+      <w:r>
+        <w:t xml:space="preserve">Lake Rotoiti</w:t>
+      </w:r>
+      <w:r>
+        <w:t xml:space="preserve">, central</w:t>
+      </w:r>
+      <w:r>
+        <w:t xml:space="preserve"> </w:t>
+      </w:r>
+      <w:r>
+        <w:t xml:space="preserve">North Island</w:t>
+      </w:r>
+      <w:r>
+        <w:t xml:space="preserve">. New Zealand Journal of Marine and Freshwater Research 18: 431–440.</w:t>
+      </w:r>
+      <w:r>
+        <w:t xml:space="preserve"> </w:t>
+      </w:r>
+      <w:hyperlink r:id="rId194">
+        <w:r>
+          <w:rPr>
+            <w:rStyle w:val="Hyperlink"/>
+          </w:rPr>
+          <w:t xml:space="preserve">https://doi.org/10.1080/00288330.1984.9516064</w:t>
+        </w:r>
+      </w:hyperlink>
+      <w:r>
+        <w:t xml:space="preserve">.</w:t>
+      </w:r>
+    </w:p>
+    <w:bookmarkEnd w:id="195"/>
+    <w:bookmarkStart w:id="197" w:name="ref-vonWesternhagen2010"/>
+    <w:p>
+      <w:pPr>
+        <w:pStyle w:val="Bibliography"/>
+      </w:pPr>
+      <w:r>
+        <w:t xml:space="preserve">Westernhagen, N. von, D. P. Hamilton, &amp; C. A. Pilditch, 2010. Temporal and spatial variations in phytoplankton productivity in surface waters of a warm-temperate, monomictic lake in</w:t>
+      </w:r>
+      <w:r>
+        <w:t xml:space="preserve"> </w:t>
+      </w:r>
+      <w:r>
+        <w:t xml:space="preserve">New Zealand</w:t>
+      </w:r>
+      <w:r>
+        <w:t xml:space="preserve">. Hydrobiologia 652: 57–70.</w:t>
+      </w:r>
+      <w:r>
+        <w:t xml:space="preserve"> </w:t>
+      </w:r>
+      <w:hyperlink r:id="rId196">
+        <w:r>
+          <w:rPr>
+            <w:rStyle w:val="Hyperlink"/>
+          </w:rPr>
+          <w:t xml:space="preserve">https://doi.org/10.1007/s10750-010-0318-4</w:t>
+        </w:r>
+      </w:hyperlink>
+      <w:r>
+        <w:t xml:space="preserve">.</w:t>
+      </w:r>
+    </w:p>
+    <w:bookmarkEnd w:id="197"/>
+    <w:bookmarkStart w:id="198" w:name="ref-Wetzel2001"/>
+    <w:p>
+      <w:pPr>
+        <w:pStyle w:val="Bibliography"/>
+      </w:pPr>
+      <w:r>
+        <w:t xml:space="preserve">Wetzel, R. G., 2001. Limnology: Lake and river ecosystems. Gulf Professional Publishing.</w:t>
+      </w:r>
+    </w:p>
+    <w:bookmarkEnd w:id="198"/>
+    <w:bookmarkStart w:id="200" w:name="ref-White2003"/>
+    <w:p>
+      <w:pPr>
+        <w:pStyle w:val="Bibliography"/>
+      </w:pPr>
+      <w:r>
+        <w:t xml:space="preserve">White, J., &amp; K. Irvine, 2003. The use of littoral mesohabitats and their macroinvertebrate assemblages in the ecological assessment of lakes. Aquatic Conservation: Marine and Freshwater Ecosystems 13: 331–351.</w:t>
+      </w:r>
+      <w:r>
+        <w:t xml:space="preserve"> </w:t>
+      </w:r>
+      <w:hyperlink r:id="rId199">
+        <w:r>
+          <w:rPr>
+            <w:rStyle w:val="Hyperlink"/>
+          </w:rPr>
+          <w:t xml:space="preserve">https://doi.org/10.1002/aqc.586</w:t>
+        </w:r>
+      </w:hyperlink>
+      <w:r>
+        <w:t xml:space="preserve">.</w:t>
+      </w:r>
+    </w:p>
+    <w:bookmarkEnd w:id="200"/>
+    <w:bookmarkStart w:id="202" w:name="ref-Wood2004"/>
+    <w:p>
+      <w:pPr>
+        <w:pStyle w:val="Bibliography"/>
+      </w:pPr>
+      <w:r>
+        <w:t xml:space="preserve">Wood, S. N., 2004. Stable and efficient multiple smoothing parameter estimation for generalized additive models. Journal of the American Statistical Association 99: 673–686.</w:t>
+      </w:r>
+      <w:r>
+        <w:t xml:space="preserve"> </w:t>
+      </w:r>
       <w:hyperlink r:id="rId201">
         <w:r>
           <w:rPr>
             <w:rStyle w:val="Hyperlink"/>
           </w:rPr>
-          <w:t xml:space="preserve">https://doi.org/10.1080/00288330.2000.9516957</w:t>
+          <w:t xml:space="preserve">https://doi.org/10.1198/016214504000000980</w:t>
         </w:r>
       </w:hyperlink>
       <w:r>
@@ -7930,13 +7888,13 @@
       </w:r>
     </w:p>
     <w:bookmarkEnd w:id="202"/>
-    <w:bookmarkStart w:id="204" w:name="ref-Usio2004"/>
+    <w:bookmarkStart w:id="204" w:name="ref-Wood2017"/>
     <w:p>
       <w:pPr>
         <w:pStyle w:val="Bibliography"/>
       </w:pPr>
       <w:r>
-        <w:t xml:space="preserve">Usio, N., &amp; C. R. Townsend, 2004. Roles of crayfish: Consequences of predation and bioturbation for stream invertebrates. Ecology 85: 807–822.</w:t>
+        <w:t xml:space="preserve">Wood, S. N., 2017.</w:t>
       </w:r>
       <w:r>
         <w:t xml:space="preserve"> </w:t>
@@ -7946,316 +7904,114 @@
           <w:rPr>
             <w:rStyle w:val="Hyperlink"/>
           </w:rPr>
-          <w:t xml:space="preserve">https://doi.org/10.1890/02-0618</w:t>
+          <w:t xml:space="preserve">Generalized additive models: An introduction with</w:t>
+        </w:r>
+        <w:r>
+          <w:rPr>
+            <w:rStyle w:val="Hyperlink"/>
+          </w:rPr>
+          <w:t xml:space="preserve"> </w:t>
+        </w:r>
+        <w:r>
+          <w:rPr>
+            <w:rStyle w:val="Hyperlink"/>
+          </w:rPr>
+          <w:t xml:space="preserve">R</w:t>
         </w:r>
       </w:hyperlink>
       <w:r>
+        <w:t xml:space="preserve">. Chapman; Hall/CRC.</w:t>
+      </w:r>
+    </w:p>
+    <w:bookmarkEnd w:id="204"/>
+    <w:bookmarkStart w:id="206" w:name="ref-Woolway2021"/>
+    <w:p>
+      <w:pPr>
+        <w:pStyle w:val="Bibliography"/>
+      </w:pPr>
+      <w:r>
+        <w:t xml:space="preserve">Woolway, R. I., S. Sharma, G. A. Weyhenmeyer, A. Debolskiy, M. Golub, D. Mercado-Bettín, M. Perroud, V. Stepanenko, Z. Tan, L. Grant, &amp; others</w:t>
+      </w:r>
+      <w:r>
+        <w:t xml:space="preserve">, 2021. Phenological shifts in lake stratification under climate change. Nature Communications 12: 2318.</w:t>
+      </w:r>
+      <w:r>
+        <w:t xml:space="preserve"> </w:t>
+      </w:r>
+      <w:hyperlink r:id="rId205">
+        <w:r>
+          <w:rPr>
+            <w:rStyle w:val="Hyperlink"/>
+          </w:rPr>
+          <w:t xml:space="preserve">https://doi.org/10.1038/s41467-021-22657-4</w:t>
+        </w:r>
+      </w:hyperlink>
+      <w:r>
         <w:t xml:space="preserve">.</w:t>
       </w:r>
     </w:p>
-    <w:bookmarkEnd w:id="204"/>
-    <w:bookmarkStart w:id="206" w:name="ref-Vedia2017"/>
+    <w:bookmarkEnd w:id="206"/>
+    <w:bookmarkStart w:id="208" w:name="ref-Zhang2024"/>
     <w:p>
       <w:pPr>
         <w:pStyle w:val="Bibliography"/>
       </w:pPr>
       <w:r>
-        <w:t xml:space="preserve">Vedia, I., D. Galicia, E. Baquero, J. Oscoz, &amp; R. Miranda, 2017. Environmental factors influencing the distribution and abundance of the introduced signal crayfish in the north of</w:t>
-      </w:r>
-      <w:r>
-        <w:t xml:space="preserve"> </w:t>
-      </w:r>
-      <w:r>
-        <w:t xml:space="preserve">Iberian Peninsula</w:t>
-      </w:r>
-      <w:r>
-        <w:t xml:space="preserve">. Marine and Freshwater Research 68: 900–908.</w:t>
-      </w:r>
-      <w:r>
-        <w:t xml:space="preserve"> </w:t>
-      </w:r>
-      <w:hyperlink r:id="rId205">
-        <w:r>
-          <w:rPr>
-            <w:rStyle w:val="Hyperlink"/>
-          </w:rPr>
-          <w:t xml:space="preserve">https://doi.org/10.1071/MF16020</w:t>
+        <w:t xml:space="preserve">Zhang, Y., J. Shen, L. He, J. Feng, L. Chi, &amp; X. Wang, 2024. Challenge to lake ecosystems: Changes in thermal structure triggered by climate change. Water 16: 888.</w:t>
+      </w:r>
+      <w:r>
+        <w:t xml:space="preserve"> </w:t>
+      </w:r>
+      <w:hyperlink r:id="rId207">
+        <w:r>
+          <w:rPr>
+            <w:rStyle w:val="Hyperlink"/>
+          </w:rPr>
+          <w:t xml:space="preserve">https://doi.org/10.3390/w16060888</w:t>
         </w:r>
       </w:hyperlink>
       <w:r>
         <w:t xml:space="preserve">.</w:t>
       </w:r>
     </w:p>
-    <w:bookmarkEnd w:id="206"/>
-    <w:bookmarkStart w:id="208" w:name="ref-Vincent1984"/>
+    <w:bookmarkEnd w:id="208"/>
+    <w:bookmarkStart w:id="210" w:name="ref-Zuur2009"/>
     <w:p>
       <w:pPr>
         <w:pStyle w:val="Bibliography"/>
       </w:pPr>
       <w:r>
-        <w:t xml:space="preserve">Vincent, W. F., M. M. Gibbs, &amp; S. J. Dryden, 1984. Accelerated eutrophication in a</w:t>
-      </w:r>
-      <w:r>
-        <w:t xml:space="preserve"> </w:t>
-      </w:r>
-      <w:r>
-        <w:t xml:space="preserve">New Zealand</w:t>
-      </w:r>
-      <w:r>
-        <w:t xml:space="preserve"> </w:t>
-      </w:r>
-      <w:r>
-        <w:t xml:space="preserve">lake:</w:t>
-      </w:r>
-      <w:r>
-        <w:t xml:space="preserve"> </w:t>
-      </w:r>
-      <w:r>
-        <w:t xml:space="preserve">Lake Rotoiti</w:t>
-      </w:r>
-      <w:r>
-        <w:t xml:space="preserve">, central</w:t>
-      </w:r>
-      <w:r>
-        <w:t xml:space="preserve"> </w:t>
-      </w:r>
-      <w:r>
-        <w:t xml:space="preserve">North Island</w:t>
-      </w:r>
-      <w:r>
-        <w:t xml:space="preserve">. New Zealand Journal of Marine and Freshwater Research 18: 431–440.</w:t>
-      </w:r>
-      <w:r>
-        <w:t xml:space="preserve"> </w:t>
-      </w:r>
-      <w:hyperlink r:id="rId207">
-        <w:r>
-          <w:rPr>
-            <w:rStyle w:val="Hyperlink"/>
-          </w:rPr>
-          <w:t xml:space="preserve">https://doi.org/10.1080/00288330.1984.9516064</w:t>
+        <w:t xml:space="preserve">Zuur, A. F., E. N. Ieno, N. Walker, A. A. Saveliev, &amp; G. M. Smith, 2009.</w:t>
+      </w:r>
+      <w:r>
+        <w:t xml:space="preserve"> </w:t>
+      </w:r>
+      <w:hyperlink r:id="rId209">
+        <w:r>
+          <w:rPr>
+            <w:rStyle w:val="Hyperlink"/>
+          </w:rPr>
+          <w:t xml:space="preserve">Mixed effects models and extensions in ecology with</w:t>
+        </w:r>
+        <w:r>
+          <w:rPr>
+            <w:rStyle w:val="Hyperlink"/>
+          </w:rPr>
+          <w:t xml:space="preserve"> </w:t>
+        </w:r>
+        <w:r>
+          <w:rPr>
+            <w:rStyle w:val="Hyperlink"/>
+          </w:rPr>
+          <w:t xml:space="preserve">R</w:t>
         </w:r>
       </w:hyperlink>
       <w:r>
-        <w:t xml:space="preserve">.</w:t>
-      </w:r>
-    </w:p>
-    <w:bookmarkEnd w:id="208"/>
-    <w:bookmarkStart w:id="210" w:name="ref-vonWesternhagen2010"/>
-    <w:p>
-      <w:pPr>
-        <w:pStyle w:val="Bibliography"/>
-      </w:pPr>
-      <w:r>
-        <w:t xml:space="preserve">Westernhagen, N. von, D. P. Hamilton, &amp; C. A. Pilditch, 2010. Temporal and spatial variations in phytoplankton productivity in surface waters of a warm-temperate, monomictic lake in</w:t>
-      </w:r>
-      <w:r>
-        <w:t xml:space="preserve"> </w:t>
-      </w:r>
-      <w:r>
-        <w:t xml:space="preserve">New Zealand</w:t>
-      </w:r>
-      <w:r>
-        <w:t xml:space="preserve">. Hydrobiologia 652: 57–70.</w:t>
-      </w:r>
-      <w:r>
-        <w:t xml:space="preserve"> </w:t>
-      </w:r>
-      <w:hyperlink r:id="rId209">
-        <w:r>
-          <w:rPr>
-            <w:rStyle w:val="Hyperlink"/>
-          </w:rPr>
-          <w:t xml:space="preserve">https://doi.org/10.1007/s10750-010-0318-4</w:t>
-        </w:r>
-      </w:hyperlink>
-      <w:r>
-        <w:t xml:space="preserve">.</w:t>
+        <w:t xml:space="preserve">. Springer.</w:t>
       </w:r>
     </w:p>
     <w:bookmarkEnd w:id="210"/>
-    <w:bookmarkStart w:id="211" w:name="ref-Wetzel2001"/>
-    <w:p>
-      <w:pPr>
-        <w:pStyle w:val="Bibliography"/>
-      </w:pPr>
-      <w:r>
-        <w:t xml:space="preserve">Wetzel, R. G., 2001. Limnology: Lake and river ecosystems. Gulf Professional Publishing.</w:t>
-      </w:r>
-    </w:p>
     <w:bookmarkEnd w:id="211"/>
-    <w:bookmarkStart w:id="213" w:name="ref-White2003"/>
-    <w:p>
-      <w:pPr>
-        <w:pStyle w:val="Bibliography"/>
-      </w:pPr>
-      <w:r>
-        <w:t xml:space="preserve">White, J., &amp; K. Irvine, 2003. The use of littoral mesohabitats and their macroinvertebrate assemblages in the ecological assessment of lakes. Aquatic Conservation: Marine and Freshwater Ecosystems 13: 331–351.</w:t>
-      </w:r>
-      <w:r>
-        <w:t xml:space="preserve"> </w:t>
-      </w:r>
-      <w:hyperlink r:id="rId212">
-        <w:r>
-          <w:rPr>
-            <w:rStyle w:val="Hyperlink"/>
-          </w:rPr>
-          <w:t xml:space="preserve">https://doi.org/10.1002/aqc.586</w:t>
-        </w:r>
-      </w:hyperlink>
-      <w:r>
-        <w:t xml:space="preserve">.</w:t>
-      </w:r>
-    </w:p>
-    <w:bookmarkEnd w:id="213"/>
-    <w:bookmarkStart w:id="215" w:name="ref-Wood2004"/>
-    <w:p>
-      <w:pPr>
-        <w:pStyle w:val="Bibliography"/>
-      </w:pPr>
-      <w:r>
-        <w:t xml:space="preserve">Wood, S. N., 2004. Stable and efficient multiple smoothing parameter estimation for generalized additive models. Journal of the American Statistical Association 99: 673–686.</w:t>
-      </w:r>
-      <w:r>
-        <w:t xml:space="preserve"> </w:t>
-      </w:r>
-      <w:hyperlink r:id="rId214">
-        <w:r>
-          <w:rPr>
-            <w:rStyle w:val="Hyperlink"/>
-          </w:rPr>
-          <w:t xml:space="preserve">https://doi.org/10.1198/016214504000000980</w:t>
-        </w:r>
-      </w:hyperlink>
-      <w:r>
-        <w:t xml:space="preserve">.</w:t>
-      </w:r>
-    </w:p>
-    <w:bookmarkEnd w:id="215"/>
-    <w:bookmarkStart w:id="217" w:name="ref-Wood2017"/>
-    <w:p>
-      <w:pPr>
-        <w:pStyle w:val="Bibliography"/>
-      </w:pPr>
-      <w:r>
-        <w:t xml:space="preserve">Wood, S. N., 2017.</w:t>
-      </w:r>
-      <w:r>
-        <w:t xml:space="preserve"> </w:t>
-      </w:r>
-      <w:hyperlink r:id="rId216">
-        <w:r>
-          <w:rPr>
-            <w:rStyle w:val="Hyperlink"/>
-          </w:rPr>
-          <w:t xml:space="preserve">Generalized additive models: An introduction with</w:t>
-        </w:r>
-        <w:r>
-          <w:rPr>
-            <w:rStyle w:val="Hyperlink"/>
-          </w:rPr>
-          <w:t xml:space="preserve"> </w:t>
-        </w:r>
-        <w:r>
-          <w:rPr>
-            <w:rStyle w:val="Hyperlink"/>
-          </w:rPr>
-          <w:t xml:space="preserve">R</w:t>
-        </w:r>
-      </w:hyperlink>
-      <w:r>
-        <w:t xml:space="preserve">. Chapman; Hall/CRC.</w:t>
-      </w:r>
-    </w:p>
-    <w:bookmarkEnd w:id="217"/>
-    <w:bookmarkStart w:id="219" w:name="ref-Woolway2021"/>
-    <w:p>
-      <w:pPr>
-        <w:pStyle w:val="Bibliography"/>
-      </w:pPr>
-      <w:r>
-        <w:t xml:space="preserve">Woolway, R. I., S. Sharma, G. A. Weyhenmeyer, A. Debolskiy, M. Golub, D. Mercado-Bettín, M. Perroud, V. Stepanenko, Z. Tan, L. Grant, &amp; others</w:t>
-      </w:r>
-      <w:r>
-        <w:t xml:space="preserve">, 2021. Phenological shifts in lake stratification under climate change. Nature Communications 12: 2318.</w:t>
-      </w:r>
-      <w:r>
-        <w:t xml:space="preserve"> </w:t>
-      </w:r>
-      <w:hyperlink r:id="rId218">
-        <w:r>
-          <w:rPr>
-            <w:rStyle w:val="Hyperlink"/>
-          </w:rPr>
-          <w:t xml:space="preserve">https://doi.org/10.1038/s41467-021-22657-4</w:t>
-        </w:r>
-      </w:hyperlink>
-      <w:r>
-        <w:t xml:space="preserve">.</w:t>
-      </w:r>
-    </w:p>
-    <w:bookmarkEnd w:id="219"/>
-    <w:bookmarkStart w:id="221" w:name="ref-Zhang2024"/>
-    <w:p>
-      <w:pPr>
-        <w:pStyle w:val="Bibliography"/>
-      </w:pPr>
-      <w:r>
-        <w:t xml:space="preserve">Zhang, Y., J. Shen, L. He, J. Feng, L. Chi, &amp; X. Wang, 2024. Challenge to lake ecosystems: Changes in thermal structure triggered by climate change. Water 16: 888.</w:t>
-      </w:r>
-      <w:r>
-        <w:t xml:space="preserve"> </w:t>
-      </w:r>
-      <w:hyperlink r:id="rId220">
-        <w:r>
-          <w:rPr>
-            <w:rStyle w:val="Hyperlink"/>
-          </w:rPr>
-          <w:t xml:space="preserve">https://doi.org/10.3390/w16060888</w:t>
-        </w:r>
-      </w:hyperlink>
-      <w:r>
-        <w:t xml:space="preserve">.</w:t>
-      </w:r>
-    </w:p>
-    <w:bookmarkEnd w:id="221"/>
-    <w:bookmarkStart w:id="223" w:name="ref-Zuur2009"/>
-    <w:p>
-      <w:pPr>
-        <w:pStyle w:val="Bibliography"/>
-      </w:pPr>
-      <w:r>
-        <w:t xml:space="preserve">Zuur, A. F., E. N. Ieno, N. Walker, A. A. Saveliev, &amp; G. M. Smith, 2009.</w:t>
-      </w:r>
-      <w:r>
-        <w:t xml:space="preserve"> </w:t>
-      </w:r>
-      <w:hyperlink r:id="rId222">
-        <w:r>
-          <w:rPr>
-            <w:rStyle w:val="Hyperlink"/>
-          </w:rPr>
-          <w:t xml:space="preserve">Mixed effects models and extensions in ecology with</w:t>
-        </w:r>
-        <w:r>
-          <w:rPr>
-            <w:rStyle w:val="Hyperlink"/>
-          </w:rPr>
-          <w:t xml:space="preserve"> </w:t>
-        </w:r>
-        <w:r>
-          <w:rPr>
-            <w:rStyle w:val="Hyperlink"/>
-          </w:rPr>
-          <w:t xml:space="preserve">R</w:t>
-        </w:r>
-      </w:hyperlink>
-      <w:r>
-        <w:t xml:space="preserve">. Springer.</w:t>
-      </w:r>
-    </w:p>
-    <w:bookmarkEnd w:id="223"/>
-    <w:bookmarkEnd w:id="224"/>
     <w:sectPr>
       <w:footerReference r:id="rId7" w:type="default"/>
       <w:pgSz w:h="16838" w:w="11906"/>

--- a/docs/index.docx
+++ b/docs/index.docx
@@ -750,7 +750,7 @@
               <w:pStyle w:val="ImageCaption"/>
             </w:pPr>
             <w:r>
-              <w:t xml:space="preserve">Table 1: Physical, morphometric, and trophic characteristics of the five Rotorua Te Arawa lakes surveyed, including sampling dates and number of littoral sites sampled per lake. Lake surface area, perimeter length, catchment area, depth, elevation, mixing regime, and trophic state for 2024 are derived from the</w:t>
+              <w:t xml:space="preserve">Table 1: Physical, morphometric, and trophic characteristics of the five Rotorua Te Arawa Lakes surveyed, including sampling dates and number of littoral sites sampled per lake. Lake surface area, perimeter length, catchment area, depth, elevation, mixing regime, and trophic state for 2024 are derived from the</w:t>
             </w:r>
             <w:r>
               <w:t xml:space="preserve"> </w:t>
@@ -3301,13 +3301,14 @@
       <w:r>
         <w:t xml:space="preserve">. Missing kōura weights due to failure of scale (n = 81) were estimated using a log₁₀–log₁₀ length–weight regression fitted to individuals with both measurements (n = 240), following standard approaches for weight length relationships in aquatic organisms (</w:t>
       </w:r>
-      <w:r>
-        <w:rPr>
-          <w:b/>
-          <w:bCs/>
-        </w:rPr>
-        <w:t xml:space="preserve">?@fig-length-weight</w:t>
-      </w:r>
+      <w:hyperlink w:anchor="fig-length-weight">
+        <w:r>
+          <w:rPr>
+            <w:rStyle w:val="Hyperlink"/>
+          </w:rPr>
+          <w:t xml:space="preserve">Figure 6</w:t>
+        </w:r>
+      </w:hyperlink>
       <w:r>
         <w:t xml:space="preserve">)</w:t>
       </w:r>
@@ -3763,7 +3764,7 @@
         <w:pStyle w:val="FirstParagraph"/>
       </w:pPr>
       <w:r>
-        <w:t xml:space="preserve">A total of 321 kōura were captured across 33 of the 60 surveyed sites within the five Rotorua Te Arawa lakes. Kōura OCL ranged from 7–53 mm and individual body mass from 0.2–87 g. Kōura were detected in all five lakes; however, abundance varied among lakes, with total counts ranging from 19 to 112 individuals. Mixed-effects models indicated a significant effect of lake on kōura occupancy (binomial GLMM: likelihood ratio test,</w:t>
+        <w:t xml:space="preserve">A total of 321 kōura were captured across 33 of the 60 surveyed sites within the five Rotorua Te Arawa Lakes. Kōura OCL ranged from 7–53 mm and individual body mass from 0.2–87 g. Kōura were detected in all five lakes; however, abundance varied among lakes, with total counts ranging from 19 to 112 individuals. Mixed-effects models indicated a significant effect of lake on kōura occupancy (binomial GLMM: likelihood ratio test,</w:t>
       </w:r>
       <w:r>
         <w:t xml:space="preserve"> </w:t>
@@ -4016,13 +4017,14 @@
       <w:r>
         <w:t xml:space="preserve">The five lakes differed substantially in environmental and biotic characteristics (</w:t>
       </w:r>
-      <w:r>
-        <w:rPr>
-          <w:b/>
-          <w:bCs/>
-        </w:rPr>
-        <w:t xml:space="preserve">?@tbl-an-env-fish-summary</w:t>
-      </w:r>
+      <w:hyperlink w:anchor="tbl-an-env-fish-summary">
+        <w:r>
+          <w:rPr>
+            <w:rStyle w:val="Hyperlink"/>
+          </w:rPr>
+          <w:t xml:space="preserve">Table 3</w:t>
+        </w:r>
+      </w:hyperlink>
       <w:r>
         <w:t xml:space="preserve">). Physical habitat structure varied among lakes, with differences in substrate index, nearshore slope, and littoral vegetation cover. Emergent macrophytes were absent from Lake Rotorua but present in the other lakes, particularly Ōkāreka, while submerged macrophyte cover at the shore was rare in Rotorua and Rotoiti but more extensive in Rotoehu and Rotomā. Water chemistry also differed markedly among lakes. Surface water temperatures were highest in Rotorua and lowest in Rotomā and Ōkāreka, while pH ranged from circum-neutral conditions in Rotorua to more alkaline conditions in Rotoehu and Rotoiti. Specific conductivity showed strong contrasts, being highest in Rotoehu and lowest in Ōkāreka. Dissolved oxygen concentrations in the littoral zone varied less among lakes but were generally lowest in Rotorua. Fish populations differed between lakes, reflecting invasion history. Catfish were detected only in Lakes Rotorua and Rotoiti, whereas goldfish occurred in all lakes but were most abundant in Rotoehu. Common bullies were found in every survey location. Trout were found sporadically in Rotorua, Rotoiti and Ōkāreka and kōaro were only caught from Ōkāreka.</w:t>
       </w:r>
@@ -5084,7 +5086,7 @@
         <w:pStyle w:val="FirstParagraph"/>
       </w:pPr>
       <w:r>
-        <w:t xml:space="preserve">We thank Te Arawa Lakes Trust and Te Komiti Whakahaere for the opportunity to study kōura in the Rotorua Te Arawa lakes. We are grateful to Soweeta Fort-D’ath and William Anaru (Te Arawa Lakes Trust), and Tihini Grant (Ngāti Pikiao), for facilitating access to the lakes and supporting the field programme. We appreciate Joe Butterworth’s assistance with fieldwork, and the support of Andy Bruere and the Bay of Plenty Regional Council in helping to fund the fieldwork. We thank Calum MacNeil and three anonymous reviewers for feedback on an earlier version of this manuscript.</w:t>
+        <w:t xml:space="preserve">We thank Te Arawa Lakes Trust and Te Komiti Whakahaere for the opportunity to study kōura in the Rotorua Te Arawa Lakes. We are grateful to Soweeta Fort-D’ath and William Anaru (Te Arawa Lakes Trust), and Tihini Grant (Ngāti Pikiao), for facilitating access to the lakes and supporting the field programme. We appreciate Joe Butterworth’s assistance with fieldwork, and the support of Andy Bruere and the Bay of Plenty Regional Council in helping to fund the fieldwork. We thank Calum MacNeil and three anonymous reviewers for feedback on an earlier version of this manuscript.</w:t>
       </w:r>
     </w:p>
     <w:bookmarkStart w:id="57" w:name="funding-statement"/>
@@ -5178,30 +5180,262 @@
     </w:p>
     <w:bookmarkEnd w:id="61"/>
     <w:bookmarkEnd w:id="62"/>
-    <w:bookmarkStart w:id="63" w:name="supplementary-information"/>
+    <w:bookmarkStart w:id="223" w:name="chapter-3-supplementary-information"/>
     <w:p>
       <w:pPr>
         <w:pStyle w:val="Heading2"/>
       </w:pPr>
       <w:r>
-        <w:t xml:space="preserve">Supplementary information</w:t>
-      </w:r>
-    </w:p>
-    <w:p>
-      <w:pPr>
-        <w:pStyle w:val="FirstParagraph"/>
-      </w:pPr>
-      <w:r>
-        <w:rPr>
-          <w:i/>
-          <w:iCs/>
-        </w:rPr>
-        <w:t xml:space="preserve">Supplementary figures and tables are provided in the appendices.</w:t>
-      </w:r>
-    </w:p>
-    <w:bookmarkEnd w:id="63"/>
-    <w:bookmarkStart w:id="211" w:name="refs"/>
-    <w:bookmarkStart w:id="65" w:name="ref-Albertson2018"/>
+        <w:t xml:space="preserve">Chapter 3 — Supplementary information</w:t>
+      </w:r>
+    </w:p>
+    <w:tbl>
+      <w:tblPr>
+        <w:tblStyle w:val="Table"/>
+        <w:tblW w:type="pct" w:w="5000"/>
+        <w:tblLayout w:type="fixed"/>
+        <w:tblLook w:firstRow="0" w:lastRow="0" w:firstColumn="0" w:lastColumn="0" w:noHBand="0" w:noVBand="0" w:val="0000"/>
+      </w:tblPr>
+      <w:tblGrid>
+        <w:gridCol w:w="7920"/>
+      </w:tblGrid>
+      <w:tr>
+        <w:tc>
+          <w:tcPr/>
+          <w:bookmarkStart w:id="66" w:name="fig-length-weight"/>
+          <w:p>
+            <w:pPr>
+              <w:pStyle w:val="Compact"/>
+              <w:jc w:val="center"/>
+            </w:pPr>
+            <w:r>
+              <w:drawing>
+                <wp:inline>
+                  <wp:extent cx="5727700" cy="4091214"/>
+                  <wp:effectExtent b="0" l="0" r="0" t="0"/>
+                  <wp:docPr descr="" title="" id="64" name="Picture"/>
+                  <a:graphic>
+                    <a:graphicData uri="http://schemas.openxmlformats.org/drawingml/2006/picture">
+                      <pic:pic>
+                        <pic:nvPicPr>
+                          <pic:cNvPr descr="outputs/fig-length-weight.png" id="65" name="Picture"/>
+                          <pic:cNvPicPr>
+                            <a:picLocks noChangeArrowheads="1" noChangeAspect="1"/>
+                          </pic:cNvPicPr>
+                        </pic:nvPicPr>
+                        <pic:blipFill>
+                          <a:blip r:embed="rId63"/>
+                          <a:stretch>
+                            <a:fillRect/>
+                          </a:stretch>
+                        </pic:blipFill>
+                        <pic:spPr bwMode="auto">
+                          <a:xfrm>
+                            <a:off x="0" y="0"/>
+                            <a:ext cx="5727700" cy="4091214"/>
+                          </a:xfrm>
+                          <a:prstGeom prst="rect">
+                            <a:avLst/>
+                          </a:prstGeom>
+                          <a:noFill/>
+                          <a:ln w="9525">
+                            <a:noFill/>
+                            <a:headEnd/>
+                            <a:tailEnd/>
+                          </a:ln>
+                        </pic:spPr>
+                      </pic:pic>
+                    </a:graphicData>
+                  </a:graphic>
+                </wp:inline>
+              </w:drawing>
+            </w:r>
+          </w:p>
+          <w:p>
+            <w:pPr>
+              <w:jc w:val="center"/>
+            </w:pPr>
+            <w:pPr>
+              <w:jc w:val="left"/>
+              <w:spacing w:before="200"/>
+              <w:pStyle w:val="ImageCaption"/>
+            </w:pPr>
+            <w:r>
+              <w:t xml:space="preserve">Figure 6: Length–weight relationship used to estimate missing kōura weights. Observed (measured) and model-predicted body weights are shown in relation to orbital carapace length (OCL). The log₁₀–log₁₀ regression was fitted to individuals with both length and weight measurements (n = 240) and used to estimate missing weights (n = 81). Predicted values were back-transformed using a lognormal bias correction factor. The fitted regression equation is shown on the plot.</w:t>
+            </w:r>
+          </w:p>
+          <w:bookmarkEnd w:id="66"/>
+        </w:tc>
+      </w:tr>
+    </w:tbl>
+    <w:p>
+      <w:pPr>
+        <w:pStyle w:val="BodyText"/>
+      </w:pPr>
+      <w:r>
+        <w:t xml:space="preserve"> </w:t>
+      </w:r>
+    </w:p>
+    <w:tbl>
+      <w:tblPr>
+        <w:tblStyle w:val="Table"/>
+        <w:tblW w:type="pct" w:w="5000"/>
+        <w:tblLayout w:type="fixed"/>
+        <w:tblLook w:firstRow="0" w:lastRow="0" w:firstColumn="0" w:lastColumn="0" w:noHBand="0" w:noVBand="0" w:val="0000"/>
+      </w:tblPr>
+      <w:tblGrid>
+        <w:gridCol w:w="7920"/>
+      </w:tblGrid>
+      <w:tr>
+        <w:tc>
+          <w:tcPr/>
+          <w:bookmarkStart w:id="70" w:name="fig-raw-data-all-predictors"/>
+          <w:p>
+            <w:pPr>
+              <w:pStyle w:val="Compact"/>
+              <w:jc w:val="center"/>
+            </w:pPr>
+            <w:r>
+              <w:drawing>
+                <wp:inline>
+                  <wp:extent cx="4572000" cy="9144000"/>
+                  <wp:effectExtent b="0" l="0" r="0" t="0"/>
+                  <wp:docPr descr="" title="" id="68" name="Picture"/>
+                  <a:graphic>
+                    <a:graphicData uri="http://schemas.openxmlformats.org/drawingml/2006/picture">
+                      <pic:pic>
+                        <pic:nvPicPr>
+                          <pic:cNvPr descr="outputs/fig-raw-data-all-predictors.png" id="69" name="Picture"/>
+                          <pic:cNvPicPr>
+                            <a:picLocks noChangeArrowheads="1" noChangeAspect="1"/>
+                          </pic:cNvPicPr>
+                        </pic:nvPicPr>
+                        <pic:blipFill>
+                          <a:blip r:embed="rId67"/>
+                          <a:stretch>
+                            <a:fillRect/>
+                          </a:stretch>
+                        </pic:blipFill>
+                        <pic:spPr bwMode="auto">
+                          <a:xfrm>
+                            <a:off x="0" y="0"/>
+                            <a:ext cx="4572000" cy="9144000"/>
+                          </a:xfrm>
+                          <a:prstGeom prst="rect">
+                            <a:avLst/>
+                          </a:prstGeom>
+                          <a:noFill/>
+                          <a:ln w="9525">
+                            <a:noFill/>
+                            <a:headEnd/>
+                            <a:tailEnd/>
+                          </a:ln>
+                        </pic:spPr>
+                      </pic:pic>
+                    </a:graphicData>
+                  </a:graphic>
+                </wp:inline>
+              </w:drawing>
+            </w:r>
+          </w:p>
+          <w:p>
+            <w:pPr>
+              <w:jc w:val="center"/>
+            </w:pPr>
+            <w:pPr>
+              <w:jc w:val="left"/>
+              <w:spacing w:before="200"/>
+              <w:pStyle w:val="ImageCaption"/>
+            </w:pPr>
+            <w:r>
+              <w:t xml:space="preserve">Figure 7: Raw relationships between all environmental predictors examined and kōura occurrence, CPUE, and BPUE across all 60 surveyed littoral sites. Each panel shows observed values at individual sites (n = 60 for occurrence; n = 33 for CPUE and BPUE). Points are jittered slightly for occurrence data to reduce overplotting. Predictors highlighted in bold were retained in final GAM models.</w:t>
+            </w:r>
+          </w:p>
+          <w:bookmarkEnd w:id="70"/>
+        </w:tc>
+      </w:tr>
+    </w:tbl>
+    <w:p/>
+    <w:tbl>
+      <w:tblPr>
+        <w:tblStyle w:val="Table"/>
+        <w:tblW w:type="pct" w:w="5000"/>
+        <w:tblLayout w:type="fixed"/>
+        <w:tblLook w:firstRow="0" w:lastRow="0" w:firstColumn="0" w:lastColumn="0" w:noHBand="0" w:noVBand="0" w:val="0000"/>
+      </w:tblPr>
+      <w:tblGrid>
+        <w:gridCol w:w="7920"/>
+      </w:tblGrid>
+      <w:tr>
+        <w:tc>
+          <w:tcPr/>
+          <w:bookmarkStart w:id="74" w:name="tbl-an-env-fish-summary"/>
+          <w:p>
+            <w:pPr>
+              <w:jc w:val="center"/>
+            </w:pPr>
+            <w:pPr>
+              <w:jc w:val="left"/>
+              <w:spacing w:before="200"/>
+              <w:pStyle w:val="ImageCaption"/>
+            </w:pPr>
+            <w:r>
+              <w:t xml:space="preserve">Table 3: Distribution of environmental and biotic variables measured at littoral sampling sites across five Te Arawa lakes in the Rotorua region of Aotearoa New Zealand.</w:t>
+            </w:r>
+          </w:p>
+          <w:p>
+            <w:pPr>
+              <w:jc w:val="center"/>
+            </w:pPr>
+            <w:r>
+              <w:drawing>
+                <wp:inline>
+                  <wp:extent cx="5727700" cy="9371216"/>
+                  <wp:effectExtent b="0" l="0" r="0" t="0"/>
+                  <wp:docPr descr="" title="" id="72" name="Picture"/>
+                  <a:graphic>
+                    <a:graphicData uri="http://schemas.openxmlformats.org/drawingml/2006/picture">
+                      <pic:pic>
+                        <pic:nvPicPr>
+                          <pic:cNvPr descr="index_files/figure-docx/tbl-an-env-fish-summary-1.png" id="73" name="Picture"/>
+                          <pic:cNvPicPr>
+                            <a:picLocks noChangeArrowheads="1" noChangeAspect="1"/>
+                          </pic:cNvPicPr>
+                        </pic:nvPicPr>
+                        <pic:blipFill>
+                          <a:blip r:embed="rId71"/>
+                          <a:stretch>
+                            <a:fillRect/>
+                          </a:stretch>
+                        </pic:blipFill>
+                        <pic:spPr bwMode="auto">
+                          <a:xfrm>
+                            <a:off x="0" y="0"/>
+                            <a:ext cx="5727700" cy="9371216"/>
+                          </a:xfrm>
+                          <a:prstGeom prst="rect">
+                            <a:avLst/>
+                          </a:prstGeom>
+                          <a:noFill/>
+                          <a:ln w="9525">
+                            <a:noFill/>
+                            <a:headEnd/>
+                            <a:tailEnd/>
+                          </a:ln>
+                        </pic:spPr>
+                      </pic:pic>
+                    </a:graphicData>
+                  </a:graphic>
+                </wp:inline>
+              </w:drawing>
+            </w:r>
+          </w:p>
+          <w:bookmarkEnd w:id="74"/>
+        </w:tc>
+      </w:tr>
+    </w:tbl>
+    <w:bookmarkStart w:id="222" w:name="refs"/>
+    <w:bookmarkStart w:id="76" w:name="ref-Albertson2018"/>
     <w:p>
       <w:pPr>
         <w:pStyle w:val="Bibliography"/>
@@ -5212,7 +5446,7 @@
       <w:r>
         <w:t xml:space="preserve"> </w:t>
       </w:r>
-      <w:hyperlink r:id="rId64">
+      <w:hyperlink r:id="rId75">
         <w:r>
           <w:rPr>
             <w:rStyle w:val="Hyperlink"/>
@@ -5224,8 +5458,8 @@
         <w:t xml:space="preserve">.</w:t>
       </w:r>
     </w:p>
-    <w:bookmarkEnd w:id="65"/>
-    <w:bookmarkStart w:id="67" w:name="ref-Angilletta2004"/>
+    <w:bookmarkEnd w:id="76"/>
+    <w:bookmarkStart w:id="78" w:name="ref-Angilletta2004"/>
     <w:p>
       <w:pPr>
         <w:pStyle w:val="Bibliography"/>
@@ -5236,7 +5470,7 @@
       <w:r>
         <w:t xml:space="preserve"> </w:t>
       </w:r>
-      <w:hyperlink r:id="rId66">
+      <w:hyperlink r:id="rId77">
         <w:r>
           <w:rPr>
             <w:rStyle w:val="Hyperlink"/>
@@ -5248,8 +5482,8 @@
         <w:t xml:space="preserve">.</w:t>
       </w:r>
     </w:p>
-    <w:bookmarkEnd w:id="67"/>
-    <w:bookmarkStart w:id="69" w:name="ref-Barnes1996"/>
+    <w:bookmarkEnd w:id="78"/>
+    <w:bookmarkStart w:id="80" w:name="ref-Barnes1996"/>
     <w:p>
       <w:pPr>
         <w:pStyle w:val="Bibliography"/>
@@ -5260,7 +5494,7 @@
       <w:r>
         <w:t xml:space="preserve"> </w:t>
       </w:r>
-      <w:hyperlink r:id="rId68">
+      <w:hyperlink r:id="rId79">
         <w:r>
           <w:rPr>
             <w:rStyle w:val="Hyperlink"/>
@@ -5298,8 +5532,8 @@
         <w:t xml:space="preserve">. Master of Science thesis, University of Waikato.</w:t>
       </w:r>
     </w:p>
-    <w:bookmarkEnd w:id="69"/>
-    <w:bookmarkStart w:id="70" w:name="ref-Barnes2003"/>
+    <w:bookmarkEnd w:id="80"/>
+    <w:bookmarkStart w:id="81" w:name="ref-Barnes2003"/>
     <w:p>
       <w:pPr>
         <w:pStyle w:val="Bibliography"/>
@@ -5354,8 +5588,8 @@
         <w:t xml:space="preserve">. Department of Conservation.</w:t>
       </w:r>
     </w:p>
-    <w:bookmarkEnd w:id="70"/>
-    <w:bookmarkStart w:id="72" w:name="ref-Bolker2009"/>
+    <w:bookmarkEnd w:id="81"/>
+    <w:bookmarkStart w:id="83" w:name="ref-Bolker2009"/>
     <w:p>
       <w:pPr>
         <w:pStyle w:val="Bibliography"/>
@@ -5366,7 +5600,7 @@
       <w:r>
         <w:t xml:space="preserve"> </w:t>
       </w:r>
-      <w:hyperlink r:id="rId71">
+      <w:hyperlink r:id="rId82">
         <w:r>
           <w:rPr>
             <w:rStyle w:val="Hyperlink"/>
@@ -5378,8 +5612,8 @@
         <w:t xml:space="preserve">.</w:t>
       </w:r>
     </w:p>
-    <w:bookmarkEnd w:id="72"/>
-    <w:bookmarkStart w:id="74" w:name="ref-Brooks2017"/>
+    <w:bookmarkEnd w:id="83"/>
+    <w:bookmarkStart w:id="85" w:name="ref-Brooks2017"/>
     <w:p>
       <w:pPr>
         <w:pStyle w:val="Bibliography"/>
@@ -5390,7 +5624,7 @@
       <w:r>
         <w:t xml:space="preserve"> </w:t>
       </w:r>
-      <w:hyperlink r:id="rId73">
+      <w:hyperlink r:id="rId84">
         <w:r>
           <w:rPr>
             <w:rStyle w:val="Hyperlink"/>
@@ -5402,8 +5636,8 @@
         <w:t xml:space="preserve">.</w:t>
       </w:r>
     </w:p>
-    <w:bookmarkEnd w:id="74"/>
-    <w:bookmarkStart w:id="76" w:name="ref-Broughton2017"/>
+    <w:bookmarkEnd w:id="85"/>
+    <w:bookmarkStart w:id="87" w:name="ref-Broughton2017"/>
     <w:p>
       <w:pPr>
         <w:pStyle w:val="Bibliography"/>
@@ -5427,7 +5661,7 @@
       <w:r>
         <w:t xml:space="preserve"> </w:t>
       </w:r>
-      <w:hyperlink r:id="rId75">
+      <w:hyperlink r:id="rId86">
         <w:r>
           <w:rPr>
             <w:rStyle w:val="Hyperlink"/>
@@ -5439,8 +5673,8 @@
         <w:t xml:space="preserve">.</w:t>
       </w:r>
     </w:p>
-    <w:bookmarkEnd w:id="76"/>
-    <w:bookmarkStart w:id="78" w:name="ref-Bunch2010"/>
+    <w:bookmarkEnd w:id="87"/>
+    <w:bookmarkStart w:id="89" w:name="ref-Bunch2010"/>
     <w:p>
       <w:pPr>
         <w:pStyle w:val="Bibliography"/>
@@ -5463,7 +5697,7 @@
       <w:r>
         <w:t xml:space="preserve"> </w:t>
       </w:r>
-      <w:hyperlink r:id="rId77">
+      <w:hyperlink r:id="rId88">
         <w:r>
           <w:rPr>
             <w:rStyle w:val="Hyperlink"/>
@@ -5475,8 +5709,8 @@
         <w:t xml:space="preserve">.</w:t>
       </w:r>
     </w:p>
-    <w:bookmarkEnd w:id="78"/>
-    <w:bookmarkStart w:id="80" w:name="ref-Capinha2013"/>
+    <w:bookmarkEnd w:id="89"/>
+    <w:bookmarkStart w:id="91" w:name="ref-Capinha2013"/>
     <w:p>
       <w:pPr>
         <w:pStyle w:val="Bibliography"/>
@@ -5499,7 +5733,7 @@
       <w:r>
         <w:t xml:space="preserve"> </w:t>
       </w:r>
-      <w:hyperlink r:id="rId79">
+      <w:hyperlink r:id="rId90">
         <w:r>
           <w:rPr>
             <w:rStyle w:val="Hyperlink"/>
@@ -5511,8 +5745,8 @@
         <w:t xml:space="preserve">.</w:t>
       </w:r>
     </w:p>
-    <w:bookmarkEnd w:id="80"/>
-    <w:bookmarkStart w:id="82" w:name="ref-Chambers1987"/>
+    <w:bookmarkEnd w:id="91"/>
+    <w:bookmarkStart w:id="93" w:name="ref-Chambers1987"/>
     <w:p>
       <w:pPr>
         <w:pStyle w:val="Bibliography"/>
@@ -5523,7 +5757,7 @@
       <w:r>
         <w:t xml:space="preserve"> </w:t>
       </w:r>
-      <w:hyperlink r:id="rId81">
+      <w:hyperlink r:id="rId92">
         <w:r>
           <w:rPr>
             <w:rStyle w:val="Hyperlink"/>
@@ -5535,8 +5769,8 @@
         <w:t xml:space="preserve">.</w:t>
       </w:r>
     </w:p>
-    <w:bookmarkEnd w:id="82"/>
-    <w:bookmarkStart w:id="84" w:name="ref-Coffey1988"/>
+    <w:bookmarkEnd w:id="93"/>
+    <w:bookmarkStart w:id="95" w:name="ref-Coffey1988"/>
     <w:p>
       <w:pPr>
         <w:pStyle w:val="Bibliography"/>
@@ -5575,7 +5809,7 @@
       <w:r>
         <w:t xml:space="preserve"> </w:t>
       </w:r>
-      <w:hyperlink r:id="rId83">
+      <w:hyperlink r:id="rId94">
         <w:r>
           <w:rPr>
             <w:rStyle w:val="Hyperlink"/>
@@ -5587,8 +5821,8 @@
         <w:t xml:space="preserve">.</w:t>
       </w:r>
     </w:p>
-    <w:bookmarkEnd w:id="84"/>
-    <w:bookmarkStart w:id="85" w:name="ref-Collier1997"/>
+    <w:bookmarkEnd w:id="95"/>
+    <w:bookmarkStart w:id="96" w:name="ref-Collier1997"/>
     <w:p>
       <w:pPr>
         <w:pStyle w:val="Bibliography"/>
@@ -5597,8 +5831,8 @@
         <w:t xml:space="preserve">Collier, K. J., S. M. Parkyn, &amp; C. F. Rabeni, 1997. Koura: A keystone species. Water and Atmosphere 5: 18–20.</w:t>
       </w:r>
     </w:p>
-    <w:bookmarkEnd w:id="85"/>
-    <w:bookmarkStart w:id="87" w:name="ref-Creed2004"/>
+    <w:bookmarkEnd w:id="96"/>
+    <w:bookmarkStart w:id="98" w:name="ref-Creed2004"/>
     <w:p>
       <w:pPr>
         <w:pStyle w:val="Bibliography"/>
@@ -5609,7 +5843,7 @@
       <w:r>
         <w:t xml:space="preserve"> </w:t>
       </w:r>
-      <w:hyperlink r:id="rId86">
+      <w:hyperlink r:id="rId97">
         <w:r>
           <w:rPr>
             <w:rStyle w:val="Hyperlink"/>
@@ -5621,8 +5855,8 @@
         <w:t xml:space="preserve">.</w:t>
       </w:r>
     </w:p>
-    <w:bookmarkEnd w:id="87"/>
-    <w:bookmarkStart w:id="89" w:name="ref-Danilovic2022"/>
+    <w:bookmarkEnd w:id="98"/>
+    <w:bookmarkStart w:id="100" w:name="ref-Danilovic2022"/>
     <w:p>
       <w:pPr>
         <w:pStyle w:val="Bibliography"/>
@@ -5642,7 +5876,7 @@
       <w:r>
         <w:t xml:space="preserve"> </w:t>
       </w:r>
-      <w:hyperlink r:id="rId88">
+      <w:hyperlink r:id="rId99">
         <w:r>
           <w:rPr>
             <w:rStyle w:val="Hyperlink"/>
@@ -5654,8 +5888,8 @@
         <w:t xml:space="preserve">.</w:t>
       </w:r>
     </w:p>
-    <w:bookmarkEnd w:id="89"/>
-    <w:bookmarkStart w:id="91" w:name="ref-Dedual2002"/>
+    <w:bookmarkEnd w:id="100"/>
+    <w:bookmarkStart w:id="102" w:name="ref-Dedual2002"/>
     <w:p>
       <w:pPr>
         <w:pStyle w:val="Bibliography"/>
@@ -5712,7 +5946,7 @@
       <w:r>
         <w:t xml:space="preserve"> </w:t>
       </w:r>
-      <w:hyperlink r:id="rId90">
+      <w:hyperlink r:id="rId101">
         <w:r>
           <w:rPr>
             <w:rStyle w:val="Hyperlink"/>
@@ -5724,8 +5958,8 @@
         <w:t xml:space="preserve">.</w:t>
       </w:r>
     </w:p>
-    <w:bookmarkEnd w:id="91"/>
-    <w:bookmarkStart w:id="92" w:name="ref-Devcich1979"/>
+    <w:bookmarkEnd w:id="102"/>
+    <w:bookmarkStart w:id="103" w:name="ref-Devcich1979"/>
     <w:p>
       <w:pPr>
         <w:pStyle w:val="Bibliography"/>
@@ -5789,8 +6023,8 @@
         <w:t xml:space="preserve">. PhD thesis, University of Waikato.</w:t>
       </w:r>
     </w:p>
-    <w:bookmarkEnd w:id="92"/>
-    <w:bookmarkStart w:id="94" w:name="ref-Dumelle2023"/>
+    <w:bookmarkEnd w:id="103"/>
+    <w:bookmarkStart w:id="105" w:name="ref-Dumelle2023"/>
     <w:p>
       <w:pPr>
         <w:pStyle w:val="Bibliography"/>
@@ -5810,7 +6044,7 @@
       <w:r>
         <w:t xml:space="preserve"> </w:t>
       </w:r>
-      <w:hyperlink r:id="rId93">
+      <w:hyperlink r:id="rId104">
         <w:r>
           <w:rPr>
             <w:rStyle w:val="Hyperlink"/>
@@ -5822,8 +6056,8 @@
         <w:t xml:space="preserve">.</w:t>
       </w:r>
     </w:p>
-    <w:bookmarkEnd w:id="94"/>
-    <w:bookmarkStart w:id="96" w:name="ref-Fielding1997"/>
+    <w:bookmarkEnd w:id="105"/>
+    <w:bookmarkStart w:id="107" w:name="ref-Fielding1997"/>
     <w:p>
       <w:pPr>
         <w:pStyle w:val="Bibliography"/>
@@ -5834,7 +6068,7 @@
       <w:r>
         <w:t xml:space="preserve"> </w:t>
       </w:r>
-      <w:hyperlink r:id="rId95">
+      <w:hyperlink r:id="rId106">
         <w:r>
           <w:rPr>
             <w:rStyle w:val="Hyperlink"/>
@@ -5846,8 +6080,8 @@
         <w:t xml:space="preserve">.</w:t>
       </w:r>
     </w:p>
-    <w:bookmarkEnd w:id="96"/>
-    <w:bookmarkStart w:id="98" w:name="ref-Ford2005"/>
+    <w:bookmarkEnd w:id="107"/>
+    <w:bookmarkStart w:id="109" w:name="ref-Ford2005"/>
     <w:p>
       <w:pPr>
         <w:pStyle w:val="Bibliography"/>
@@ -5871,7 +6105,7 @@
       <w:r>
         <w:t xml:space="preserve"> </w:t>
       </w:r>
-      <w:hyperlink r:id="rId97">
+      <w:hyperlink r:id="rId108">
         <w:r>
           <w:rPr>
             <w:rStyle w:val="Hyperlink"/>
@@ -5883,8 +6117,8 @@
         <w:t xml:space="preserve">.</w:t>
       </w:r>
     </w:p>
-    <w:bookmarkEnd w:id="98"/>
-    <w:bookmarkStart w:id="100" w:name="ref-Francis2019"/>
+    <w:bookmarkEnd w:id="109"/>
+    <w:bookmarkStart w:id="111" w:name="ref-Francis2019"/>
     <w:p>
       <w:pPr>
         <w:pStyle w:val="Bibliography"/>
@@ -5895,7 +6129,7 @@
       <w:r>
         <w:t xml:space="preserve"> </w:t>
       </w:r>
-      <w:hyperlink r:id="rId99">
+      <w:hyperlink r:id="rId110">
         <w:r>
           <w:rPr>
             <w:rStyle w:val="Hyperlink"/>
@@ -5965,8 +6199,8 @@
         <w:t xml:space="preserve">. Master’s thesis, University of Waikato.</w:t>
       </w:r>
     </w:p>
-    <w:bookmarkEnd w:id="100"/>
-    <w:bookmarkStart w:id="102" w:name="ref-Froese2006"/>
+    <w:bookmarkEnd w:id="111"/>
+    <w:bookmarkStart w:id="113" w:name="ref-Froese2006"/>
     <w:p>
       <w:pPr>
         <w:pStyle w:val="Bibliography"/>
@@ -5977,7 +6211,7 @@
       <w:r>
         <w:t xml:space="preserve"> </w:t>
       </w:r>
-      <w:hyperlink r:id="rId101">
+      <w:hyperlink r:id="rId112">
         <w:r>
           <w:rPr>
             <w:rStyle w:val="Hyperlink"/>
@@ -5989,8 +6223,8 @@
         <w:t xml:space="preserve">.</w:t>
       </w:r>
     </w:p>
-    <w:bookmarkEnd w:id="102"/>
-    <w:bookmarkStart w:id="104" w:name="ref-Fry1948"/>
+    <w:bookmarkEnd w:id="113"/>
+    <w:bookmarkStart w:id="115" w:name="ref-Fry1948"/>
     <w:p>
       <w:pPr>
         <w:pStyle w:val="Bibliography"/>
@@ -6001,7 +6235,7 @@
       <w:r>
         <w:t xml:space="preserve"> </w:t>
       </w:r>
-      <w:hyperlink r:id="rId103">
+      <w:hyperlink r:id="rId114">
         <w:r>
           <w:rPr>
             <w:rStyle w:val="Hyperlink"/>
@@ -6013,8 +6247,8 @@
         <w:t xml:space="preserve">.</w:t>
       </w:r>
     </w:p>
-    <w:bookmarkEnd w:id="104"/>
-    <w:bookmarkStart w:id="106" w:name="ref-Grayling2020"/>
+    <w:bookmarkEnd w:id="115"/>
+    <w:bookmarkStart w:id="117" w:name="ref-Grayling2020"/>
     <w:p>
       <w:pPr>
         <w:pStyle w:val="Bibliography"/>
@@ -6025,7 +6259,7 @@
       <w:r>
         <w:t xml:space="preserve"> </w:t>
       </w:r>
-      <w:hyperlink r:id="rId105">
+      <w:hyperlink r:id="rId116">
         <w:r>
           <w:rPr>
             <w:rStyle w:val="Hyperlink"/>
@@ -6049,8 +6283,8 @@
         <w:t xml:space="preserve">. Bay of Plenty Regional Council.</w:t>
       </w:r>
     </w:p>
-    <w:bookmarkEnd w:id="106"/>
-    <w:bookmarkStart w:id="107" w:name="ref-Greenaway1985"/>
+    <w:bookmarkEnd w:id="117"/>
+    <w:bookmarkStart w:id="118" w:name="ref-Greenaway1985"/>
     <w:p>
       <w:pPr>
         <w:pStyle w:val="Bibliography"/>
@@ -6068,8 +6302,8 @@
         <w:t xml:space="preserve">. Biological Reviews 60: 425–454.</w:t>
       </w:r>
     </w:p>
-    <w:bookmarkEnd w:id="107"/>
-    <w:bookmarkStart w:id="108" w:name="ref-Hamilton2005"/>
+    <w:bookmarkEnd w:id="118"/>
+    <w:bookmarkStart w:id="119" w:name="ref-Hamilton2005"/>
     <w:p>
       <w:pPr>
         <w:pStyle w:val="Bibliography"/>
@@ -6111,8 +6345,8 @@
         <w:t xml:space="preserve">. NIWA &amp; University of Waikato.</w:t>
       </w:r>
     </w:p>
-    <w:bookmarkEnd w:id="108"/>
-    <w:bookmarkStart w:id="110" w:name="ref-Hammond2006"/>
+    <w:bookmarkEnd w:id="119"/>
+    <w:bookmarkStart w:id="121" w:name="ref-Hammond2006"/>
     <w:p>
       <w:pPr>
         <w:pStyle w:val="Bibliography"/>
@@ -6136,7 +6370,7 @@
       <w:r>
         <w:t xml:space="preserve"> </w:t>
       </w:r>
-      <w:hyperlink r:id="rId109">
+      <w:hyperlink r:id="rId120">
         <w:r>
           <w:rPr>
             <w:rStyle w:val="Hyperlink"/>
@@ -6148,8 +6382,8 @@
         <w:t xml:space="preserve">.</w:t>
       </w:r>
     </w:p>
-    <w:bookmarkEnd w:id="110"/>
-    <w:bookmarkStart w:id="111" w:name="ref-Harding2009"/>
+    <w:bookmarkEnd w:id="121"/>
+    <w:bookmarkStart w:id="122" w:name="ref-Harding2009"/>
     <w:p>
       <w:pPr>
         <w:pStyle w:val="Bibliography"/>
@@ -6167,8 +6401,8 @@
         <w:t xml:space="preserve">. School of Biological Sciences, University of Canterbury.</w:t>
       </w:r>
     </w:p>
-    <w:bookmarkEnd w:id="111"/>
-    <w:bookmarkStart w:id="113" w:name="ref-Haschenburger2009"/>
+    <w:bookmarkEnd w:id="122"/>
+    <w:bookmarkStart w:id="124" w:name="ref-Haschenburger2009"/>
     <w:p>
       <w:pPr>
         <w:pStyle w:val="Bibliography"/>
@@ -6179,7 +6413,7 @@
       <w:r>
         <w:t xml:space="preserve"> </w:t>
       </w:r>
-      <w:hyperlink r:id="rId112">
+      <w:hyperlink r:id="rId123">
         <w:r>
           <w:rPr>
             <w:rStyle w:val="Hyperlink"/>
@@ -6191,8 +6425,8 @@
         <w:t xml:space="preserve">.</w:t>
       </w:r>
     </w:p>
-    <w:bookmarkEnd w:id="113"/>
-    <w:bookmarkStart w:id="115" w:name="ref-Hesni2009"/>
+    <w:bookmarkEnd w:id="124"/>
+    <w:bookmarkStart w:id="126" w:name="ref-Hesni2009"/>
     <w:p>
       <w:pPr>
         <w:pStyle w:val="Bibliography"/>
@@ -6237,7 +6471,7 @@
       <w:r>
         <w:t xml:space="preserve"> </w:t>
       </w:r>
-      <w:hyperlink r:id="rId114">
+      <w:hyperlink r:id="rId125">
         <w:r>
           <w:rPr>
             <w:rStyle w:val="Hyperlink"/>
@@ -6249,8 +6483,8 @@
         <w:t xml:space="preserve">.</w:t>
       </w:r>
     </w:p>
-    <w:bookmarkEnd w:id="115"/>
-    <w:bookmarkStart w:id="117" w:name="ref-Hessen2004"/>
+    <w:bookmarkEnd w:id="126"/>
+    <w:bookmarkStart w:id="128" w:name="ref-Hessen2004"/>
     <w:p>
       <w:pPr>
         <w:pStyle w:val="Bibliography"/>
@@ -6261,7 +6495,7 @@
       <w:r>
         <w:t xml:space="preserve"> </w:t>
       </w:r>
-      <w:hyperlink r:id="rId116">
+      <w:hyperlink r:id="rId127">
         <w:r>
           <w:rPr>
             <w:rStyle w:val="Hyperlink"/>
@@ -6273,8 +6507,8 @@
         <w:t xml:space="preserve">.</w:t>
       </w:r>
     </w:p>
-    <w:bookmarkEnd w:id="117"/>
-    <w:bookmarkStart w:id="118" w:name="ref-Hiroa1921"/>
+    <w:bookmarkEnd w:id="128"/>
+    <w:bookmarkStart w:id="129" w:name="ref-Hiroa1921"/>
     <w:p>
       <w:pPr>
         <w:pStyle w:val="Bibliography"/>
@@ -6298,8 +6532,8 @@
         <w:t xml:space="preserve">, with methods of obtaining them, and usages and customs appertaining thereto. Transactions and Proceedings of the Royal Society of New Zealand 1868-1961 53: 433–451.</w:t>
       </w:r>
     </w:p>
-    <w:bookmarkEnd w:id="118"/>
-    <w:bookmarkStart w:id="120" w:name="ref-Hopkins1970"/>
+    <w:bookmarkEnd w:id="129"/>
+    <w:bookmarkStart w:id="131" w:name="ref-Hopkins1970"/>
     <w:p>
       <w:pPr>
         <w:pStyle w:val="Bibliography"/>
@@ -6362,7 +6596,7 @@
       <w:r>
         <w:t xml:space="preserve"> </w:t>
       </w:r>
-      <w:hyperlink r:id="rId119">
+      <w:hyperlink r:id="rId130">
         <w:r>
           <w:rPr>
             <w:rStyle w:val="Hyperlink"/>
@@ -6374,8 +6608,8 @@
         <w:t xml:space="preserve">.</w:t>
       </w:r>
     </w:p>
-    <w:bookmarkEnd w:id="120"/>
-    <w:bookmarkStart w:id="122" w:name="ref-Jane2021"/>
+    <w:bookmarkEnd w:id="131"/>
+    <w:bookmarkStart w:id="133" w:name="ref-Jane2021"/>
     <w:p>
       <w:pPr>
         <w:pStyle w:val="Bibliography"/>
@@ -6389,7 +6623,7 @@
       <w:r>
         <w:t xml:space="preserve"> </w:t>
       </w:r>
-      <w:hyperlink r:id="rId121">
+      <w:hyperlink r:id="rId132">
         <w:r>
           <w:rPr>
             <w:rStyle w:val="Hyperlink"/>
@@ -6401,8 +6635,8 @@
         <w:t xml:space="preserve">.</w:t>
       </w:r>
     </w:p>
-    <w:bookmarkEnd w:id="122"/>
-    <w:bookmarkStart w:id="123" w:name="ref-Johnsen2008"/>
+    <w:bookmarkEnd w:id="133"/>
+    <w:bookmarkStart w:id="134" w:name="ref-Johnsen2008"/>
     <w:p>
       <w:pPr>
         <w:pStyle w:val="Bibliography"/>
@@ -6411,8 +6645,8 @@
         <w:t xml:space="preserve">Johnsen, S. I., &amp; T. Taugbøl, 2008. Add stones, get crayfish - is it that simple? Freshwater Crayfish 16: 47–50.</w:t>
       </w:r>
     </w:p>
-    <w:bookmarkEnd w:id="123"/>
-    <w:bookmarkStart w:id="125" w:name="ref-Jowett2008"/>
+    <w:bookmarkEnd w:id="134"/>
+    <w:bookmarkStart w:id="136" w:name="ref-Jowett2008"/>
     <w:p>
       <w:pPr>
         <w:pStyle w:val="Bibliography"/>
@@ -6451,7 +6685,7 @@
       <w:r>
         <w:t xml:space="preserve"> </w:t>
       </w:r>
-      <w:hyperlink r:id="rId124">
+      <w:hyperlink r:id="rId135">
         <w:r>
           <w:rPr>
             <w:rStyle w:val="Hyperlink"/>
@@ -6463,8 +6697,8 @@
         <w:t xml:space="preserve">.</w:t>
       </w:r>
     </w:p>
-    <w:bookmarkEnd w:id="125"/>
-    <w:bookmarkStart w:id="127" w:name="ref-Jowett1990"/>
+    <w:bookmarkEnd w:id="136"/>
+    <w:bookmarkStart w:id="138" w:name="ref-Jowett1990"/>
     <w:p>
       <w:pPr>
         <w:pStyle w:val="Bibliography"/>
@@ -6503,7 +6737,7 @@
       <w:r>
         <w:t xml:space="preserve"> </w:t>
       </w:r>
-      <w:hyperlink r:id="rId126">
+      <w:hyperlink r:id="rId137">
         <w:r>
           <w:rPr>
             <w:rStyle w:val="Hyperlink"/>
@@ -6515,8 +6749,8 @@
         <w:t xml:space="preserve">.</w:t>
       </w:r>
     </w:p>
-    <w:bookmarkEnd w:id="127"/>
-    <w:bookmarkStart w:id="129" w:name="ref-Kusabs2026"/>
+    <w:bookmarkEnd w:id="138"/>
+    <w:bookmarkStart w:id="140" w:name="ref-Kusabs2026"/>
     <w:p>
       <w:pPr>
         <w:pStyle w:val="Bibliography"/>
@@ -6539,7 +6773,7 @@
       <w:r>
         <w:t xml:space="preserve"> </w:t>
       </w:r>
-      <w:hyperlink r:id="rId128">
+      <w:hyperlink r:id="rId139">
         <w:r>
           <w:rPr>
             <w:rStyle w:val="Hyperlink"/>
@@ -6551,8 +6785,8 @@
         <w:t xml:space="preserve">.</w:t>
       </w:r>
     </w:p>
-    <w:bookmarkEnd w:id="129"/>
-    <w:bookmarkStart w:id="131" w:name="ref-Kusabs2015a"/>
+    <w:bookmarkEnd w:id="140"/>
+    <w:bookmarkStart w:id="142" w:name="ref-Kusabs2015a"/>
     <w:p>
       <w:pPr>
         <w:pStyle w:val="Bibliography"/>
@@ -6609,7 +6843,7 @@
       <w:r>
         <w:t xml:space="preserve"> </w:t>
       </w:r>
-      <w:hyperlink r:id="rId130">
+      <w:hyperlink r:id="rId141">
         <w:r>
           <w:rPr>
             <w:rStyle w:val="Hyperlink"/>
@@ -6621,8 +6855,8 @@
         <w:t xml:space="preserve">.</w:t>
       </w:r>
     </w:p>
-    <w:bookmarkEnd w:id="131"/>
-    <w:bookmarkStart w:id="133" w:name="ref-Kusabs2009"/>
+    <w:bookmarkEnd w:id="142"/>
+    <w:bookmarkStart w:id="144" w:name="ref-Kusabs2009"/>
     <w:p>
       <w:pPr>
         <w:pStyle w:val="Bibliography"/>
@@ -6688,7 +6922,7 @@
       <w:r>
         <w:t xml:space="preserve"> </w:t>
       </w:r>
-      <w:hyperlink r:id="rId132">
+      <w:hyperlink r:id="rId143">
         <w:r>
           <w:rPr>
             <w:rStyle w:val="Hyperlink"/>
@@ -6700,8 +6934,8 @@
         <w:t xml:space="preserve">.</w:t>
       </w:r>
     </w:p>
-    <w:bookmarkEnd w:id="133"/>
-    <w:bookmarkStart w:id="135" w:name="ref-Kusabs2015b"/>
+    <w:bookmarkEnd w:id="144"/>
+    <w:bookmarkStart w:id="146" w:name="ref-Kusabs2015b"/>
     <w:p>
       <w:pPr>
         <w:pStyle w:val="Bibliography"/>
@@ -6758,7 +6992,7 @@
       <w:r>
         <w:t xml:space="preserve"> </w:t>
       </w:r>
-      <w:hyperlink r:id="rId134">
+      <w:hyperlink r:id="rId145">
         <w:r>
           <w:rPr>
             <w:rStyle w:val="Hyperlink"/>
@@ -6770,8 +7004,8 @@
         <w:t xml:space="preserve">.</w:t>
       </w:r>
     </w:p>
-    <w:bookmarkEnd w:id="135"/>
-    <w:bookmarkStart w:id="136" w:name="ref-Kutner2005"/>
+    <w:bookmarkEnd w:id="146"/>
+    <w:bookmarkStart w:id="147" w:name="ref-Kutner2005"/>
     <w:p>
       <w:pPr>
         <w:pStyle w:val="Bibliography"/>
@@ -6780,8 +7014,8 @@
         <w:t xml:space="preserve">Kutner, M. H., C. J. Nachtsheim, J. Neter, &amp; W. Li, 2005. Applied linear statistical models. McGraw-Hill Irwin.</w:t>
       </w:r>
     </w:p>
-    <w:bookmarkEnd w:id="136"/>
-    <w:bookmarkStart w:id="138" w:name="ref-LAWA2025"/>
+    <w:bookmarkEnd w:id="147"/>
+    <w:bookmarkStart w:id="149" w:name="ref-LAWA2025"/>
     <w:p>
       <w:pPr>
         <w:pStyle w:val="Bibliography"/>
@@ -6804,7 +7038,7 @@
       <w:r>
         <w:t xml:space="preserve"> </w:t>
       </w:r>
-      <w:hyperlink r:id="rId137">
+      <w:hyperlink r:id="rId148">
         <w:r>
           <w:rPr>
             <w:rStyle w:val="Hyperlink"/>
@@ -6816,8 +7050,8 @@
         <w:t xml:space="preserve">.</w:t>
       </w:r>
     </w:p>
-    <w:bookmarkEnd w:id="138"/>
-    <w:bookmarkStart w:id="140" w:name="ref-Lee2025"/>
+    <w:bookmarkEnd w:id="149"/>
+    <w:bookmarkStart w:id="151" w:name="ref-Lee2025"/>
     <w:p>
       <w:pPr>
         <w:pStyle w:val="Bibliography"/>
@@ -6828,7 +7062,7 @@
       <w:r>
         <w:t xml:space="preserve"> </w:t>
       </w:r>
-      <w:hyperlink r:id="rId139">
+      <w:hyperlink r:id="rId150">
         <w:r>
           <w:rPr>
             <w:rStyle w:val="Hyperlink"/>
@@ -6840,8 +7074,8 @@
         <w:t xml:space="preserve">.</w:t>
       </w:r>
     </w:p>
-    <w:bookmarkEnd w:id="140"/>
-    <w:bookmarkStart w:id="142" w:name="ref-Levin1992"/>
+    <w:bookmarkEnd w:id="151"/>
+    <w:bookmarkStart w:id="153" w:name="ref-Levin1992"/>
     <w:p>
       <w:pPr>
         <w:pStyle w:val="Bibliography"/>
@@ -6864,7 +7098,7 @@
       <w:r>
         <w:t xml:space="preserve"> </w:t>
       </w:r>
-      <w:hyperlink r:id="rId141">
+      <w:hyperlink r:id="rId152">
         <w:r>
           <w:rPr>
             <w:rStyle w:val="Hyperlink"/>
@@ -6876,8 +7110,8 @@
         <w:t xml:space="preserve">.</w:t>
       </w:r>
     </w:p>
-    <w:bookmarkEnd w:id="142"/>
-    <w:bookmarkStart w:id="144" w:name="ref-Lishawa2023"/>
+    <w:bookmarkEnd w:id="153"/>
+    <w:bookmarkStart w:id="155" w:name="ref-Lishawa2023"/>
     <w:p>
       <w:pPr>
         <w:pStyle w:val="Bibliography"/>
@@ -6913,7 +7147,7 @@
       <w:r>
         <w:t xml:space="preserve"> </w:t>
       </w:r>
-      <w:hyperlink r:id="rId143">
+      <w:hyperlink r:id="rId154">
         <w:r>
           <w:rPr>
             <w:rStyle w:val="Hyperlink"/>
@@ -6925,8 +7159,8 @@
         <w:t xml:space="preserve">.</w:t>
       </w:r>
     </w:p>
-    <w:bookmarkEnd w:id="144"/>
-    <w:bookmarkStart w:id="146" w:name="ref-Meerhoff2022"/>
+    <w:bookmarkEnd w:id="155"/>
+    <w:bookmarkStart w:id="157" w:name="ref-Meerhoff2022"/>
     <w:p>
       <w:pPr>
         <w:pStyle w:val="Bibliography"/>
@@ -6937,7 +7171,7 @@
       <w:r>
         <w:t xml:space="preserve"> </w:t>
       </w:r>
-      <w:hyperlink r:id="rId145">
+      <w:hyperlink r:id="rId156">
         <w:r>
           <w:rPr>
             <w:rStyle w:val="Hyperlink"/>
@@ -6949,8 +7183,8 @@
         <w:t xml:space="preserve">.</w:t>
       </w:r>
     </w:p>
-    <w:bookmarkEnd w:id="146"/>
-    <w:bookmarkStart w:id="148" w:name="ref-Momot1995"/>
+    <w:bookmarkEnd w:id="157"/>
+    <w:bookmarkStart w:id="159" w:name="ref-Momot1995"/>
     <w:p>
       <w:pPr>
         <w:pStyle w:val="Bibliography"/>
@@ -6961,7 +7195,7 @@
       <w:r>
         <w:t xml:space="preserve"> </w:t>
       </w:r>
-      <w:hyperlink r:id="rId147">
+      <w:hyperlink r:id="rId158">
         <w:r>
           <w:rPr>
             <w:rStyle w:val="Hyperlink"/>
@@ -6973,8 +7207,8 @@
         <w:t xml:space="preserve">.</w:t>
       </w:r>
     </w:p>
-    <w:bookmarkEnd w:id="148"/>
-    <w:bookmarkStart w:id="150" w:name="ref-Nystrom2006"/>
+    <w:bookmarkEnd w:id="159"/>
+    <w:bookmarkStart w:id="161" w:name="ref-Nystrom2006"/>
     <w:p>
       <w:pPr>
         <w:pStyle w:val="Bibliography"/>
@@ -6985,7 +7219,7 @@
       <w:r>
         <w:t xml:space="preserve"> </w:t>
       </w:r>
-      <w:hyperlink r:id="rId149">
+      <w:hyperlink r:id="rId160">
         <w:r>
           <w:rPr>
             <w:rStyle w:val="Hyperlink"/>
@@ -6997,8 +7231,8 @@
         <w:t xml:space="preserve">.</w:t>
       </w:r>
     </w:p>
-    <w:bookmarkEnd w:id="150"/>
-    <w:bookmarkStart w:id="152" w:name="ref-Olsson2006"/>
+    <w:bookmarkEnd w:id="161"/>
+    <w:bookmarkStart w:id="163" w:name="ref-Olsson2006"/>
     <w:p>
       <w:pPr>
         <w:pStyle w:val="Bibliography"/>
@@ -7021,7 +7255,7 @@
       <w:r>
         <w:t xml:space="preserve"> </w:t>
       </w:r>
-      <w:hyperlink r:id="rId151">
+      <w:hyperlink r:id="rId162">
         <w:r>
           <w:rPr>
             <w:rStyle w:val="Hyperlink"/>
@@ -7033,8 +7267,8 @@
         <w:t xml:space="preserve">.</w:t>
       </w:r>
     </w:p>
-    <w:bookmarkEnd w:id="152"/>
-    <w:bookmarkStart w:id="153" w:name="ref-Parkyn2002"/>
+    <w:bookmarkEnd w:id="163"/>
+    <w:bookmarkStart w:id="164" w:name="ref-Parkyn2002"/>
     <w:p>
       <w:pPr>
         <w:pStyle w:val="Bibliography"/>
@@ -7053,8 +7287,8 @@
         <w:t xml:space="preserve">) growth: Leaf detritus versus invertebrate food sources at two diurnally varying temperatures. Freshwater Crayfish 13: 371–382.</w:t>
       </w:r>
     </w:p>
-    <w:bookmarkEnd w:id="153"/>
-    <w:bookmarkStart w:id="155" w:name="ref-Parkyn2004"/>
+    <w:bookmarkEnd w:id="164"/>
+    <w:bookmarkStart w:id="166" w:name="ref-Parkyn2004"/>
     <w:p>
       <w:pPr>
         <w:pStyle w:val="Bibliography"/>
@@ -7065,7 +7299,7 @@
       <w:r>
         <w:t xml:space="preserve"> </w:t>
       </w:r>
-      <w:hyperlink r:id="rId154">
+      <w:hyperlink r:id="rId165">
         <w:r>
           <w:rPr>
             <w:rStyle w:val="Hyperlink"/>
@@ -7077,8 +7311,8 @@
         <w:t xml:space="preserve">.</w:t>
       </w:r>
     </w:p>
-    <w:bookmarkEnd w:id="155"/>
-    <w:bookmarkStart w:id="157" w:name="ref-Parkyn2001"/>
+    <w:bookmarkEnd w:id="166"/>
+    <w:bookmarkStart w:id="168" w:name="ref-Parkyn2001"/>
     <w:p>
       <w:pPr>
         <w:pStyle w:val="Bibliography"/>
@@ -7101,7 +7335,7 @@
       <w:r>
         <w:t xml:space="preserve"> </w:t>
       </w:r>
-      <w:hyperlink r:id="rId156">
+      <w:hyperlink r:id="rId167">
         <w:r>
           <w:rPr>
             <w:rStyle w:val="Hyperlink"/>
@@ -7113,8 +7347,8 @@
         <w:t xml:space="preserve">.</w:t>
       </w:r>
     </w:p>
-    <w:bookmarkEnd w:id="157"/>
-    <w:bookmarkStart w:id="159" w:name="ref-Parkyn2009"/>
+    <w:bookmarkEnd w:id="168"/>
+    <w:bookmarkStart w:id="170" w:name="ref-Parkyn2009"/>
     <w:p>
       <w:pPr>
         <w:pStyle w:val="Bibliography"/>
@@ -7135,7 +7369,7 @@
       <w:r>
         <w:t xml:space="preserve"> </w:t>
       </w:r>
-      <w:hyperlink r:id="rId158">
+      <w:hyperlink r:id="rId169">
         <w:r>
           <w:rPr>
             <w:rStyle w:val="Hyperlink"/>
@@ -7147,8 +7381,8 @@
         <w:t xml:space="preserve">.</w:t>
       </w:r>
     </w:p>
-    <w:bookmarkEnd w:id="159"/>
-    <w:bookmarkStart w:id="160" w:name="ref-Quinn2002"/>
+    <w:bookmarkEnd w:id="170"/>
+    <w:bookmarkStart w:id="171" w:name="ref-Quinn2002"/>
     <w:p>
       <w:pPr>
         <w:pStyle w:val="Bibliography"/>
@@ -7157,8 +7391,8 @@
         <w:t xml:space="preserve">Quinn, G. P., &amp; M. J. Keough, 2002. Experimental design and data analysis for biologists. Cambridge University Press.</w:t>
       </w:r>
     </w:p>
-    <w:bookmarkEnd w:id="160"/>
-    <w:bookmarkStart w:id="162" w:name="ref-Quinn1990"/>
+    <w:bookmarkEnd w:id="171"/>
+    <w:bookmarkStart w:id="173" w:name="ref-Quinn1990"/>
     <w:p>
       <w:pPr>
         <w:pStyle w:val="Bibliography"/>
@@ -7181,7 +7415,7 @@
       <w:r>
         <w:t xml:space="preserve"> </w:t>
       </w:r>
-      <w:hyperlink r:id="rId161">
+      <w:hyperlink r:id="rId172">
         <w:r>
           <w:rPr>
             <w:rStyle w:val="Hyperlink"/>
@@ -7193,8 +7427,8 @@
         <w:t xml:space="preserve">.</w:t>
       </w:r>
     </w:p>
-    <w:bookmarkEnd w:id="162"/>
-    <w:bookmarkStart w:id="164" w:name="ref-RCoreTeam2025"/>
+    <w:bookmarkEnd w:id="173"/>
+    <w:bookmarkStart w:id="175" w:name="ref-RCoreTeam2025"/>
     <w:p>
       <w:pPr>
         <w:pStyle w:val="Bibliography"/>
@@ -7205,7 +7439,7 @@
       <w:r>
         <w:t xml:space="preserve"> </w:t>
       </w:r>
-      <w:hyperlink r:id="rId163">
+      <w:hyperlink r:id="rId174">
         <w:r>
           <w:rPr>
             <w:rStyle w:val="Hyperlink"/>
@@ -7223,8 +7457,8 @@
         <w:t xml:space="preserve">. R Foundation for Statistical Computing, Vienna, Austria.</w:t>
       </w:r>
     </w:p>
-    <w:bookmarkEnd w:id="164"/>
-    <w:bookmarkStart w:id="166" w:name="ref-Richman2015"/>
+    <w:bookmarkEnd w:id="175"/>
+    <w:bookmarkStart w:id="177" w:name="ref-Richman2015"/>
     <w:p>
       <w:pPr>
         <w:pStyle w:val="Bibliography"/>
@@ -7253,7 +7487,7 @@
       <w:r>
         <w:t xml:space="preserve"> </w:t>
       </w:r>
-      <w:hyperlink r:id="rId165">
+      <w:hyperlink r:id="rId176">
         <w:r>
           <w:rPr>
             <w:rStyle w:val="Hyperlink"/>
@@ -7265,8 +7499,8 @@
         <w:t xml:space="preserve">.</w:t>
       </w:r>
     </w:p>
-    <w:bookmarkEnd w:id="166"/>
-    <w:bookmarkStart w:id="168" w:name="ref-Rosewarne2013"/>
+    <w:bookmarkEnd w:id="177"/>
+    <w:bookmarkStart w:id="179" w:name="ref-Rosewarne2013"/>
     <w:p>
       <w:pPr>
         <w:pStyle w:val="Bibliography"/>
@@ -7287,7 +7521,7 @@
       <w:r>
         <w:t xml:space="preserve"> </w:t>
       </w:r>
-      <w:hyperlink r:id="rId167">
+      <w:hyperlink r:id="rId178">
         <w:r>
           <w:rPr>
             <w:rStyle w:val="Hyperlink"/>
@@ -7299,8 +7533,8 @@
         <w:t xml:space="preserve">.</w:t>
       </w:r>
     </w:p>
-    <w:bookmarkEnd w:id="168"/>
-    <w:bookmarkStart w:id="170" w:name="ref-Rowe1993"/>
+    <w:bookmarkEnd w:id="179"/>
+    <w:bookmarkStart w:id="181" w:name="ref-Rowe1993"/>
     <w:p>
       <w:pPr>
         <w:pStyle w:val="Bibliography"/>
@@ -7329,7 +7563,7 @@
       <w:r>
         <w:t xml:space="preserve"> </w:t>
       </w:r>
-      <w:hyperlink r:id="rId169">
+      <w:hyperlink r:id="rId180">
         <w:r>
           <w:rPr>
             <w:rStyle w:val="Hyperlink"/>
@@ -7341,8 +7575,8 @@
         <w:t xml:space="preserve">.</w:t>
       </w:r>
     </w:p>
-    <w:bookmarkEnd w:id="170"/>
-    <w:bookmarkStart w:id="172" w:name="ref-Schoen2015"/>
+    <w:bookmarkEnd w:id="181"/>
+    <w:bookmarkStart w:id="183" w:name="ref-Schoen2015"/>
     <w:p>
       <w:pPr>
         <w:pStyle w:val="Bibliography"/>
@@ -7369,7 +7603,7 @@
       <w:r>
         <w:t xml:space="preserve"> </w:t>
       </w:r>
-      <w:hyperlink r:id="rId171">
+      <w:hyperlink r:id="rId182">
         <w:r>
           <w:rPr>
             <w:rStyle w:val="Hyperlink"/>
@@ -7381,8 +7615,8 @@
         <w:t xml:space="preserve">.</w:t>
       </w:r>
     </w:p>
-    <w:bookmarkEnd w:id="172"/>
-    <w:bookmarkStart w:id="174" w:name="ref-Schrank2019"/>
+    <w:bookmarkEnd w:id="183"/>
+    <w:bookmarkStart w:id="185" w:name="ref-Schrank2019"/>
     <w:p>
       <w:pPr>
         <w:pStyle w:val="Bibliography"/>
@@ -7405,7 +7639,7 @@
       <w:r>
         <w:t xml:space="preserve"> </w:t>
       </w:r>
-      <w:hyperlink r:id="rId173">
+      <w:hyperlink r:id="rId184">
         <w:r>
           <w:rPr>
             <w:rStyle w:val="Hyperlink"/>
@@ -7417,8 +7651,8 @@
         <w:t xml:space="preserve">.</w:t>
       </w:r>
     </w:p>
-    <w:bookmarkEnd w:id="174"/>
-    <w:bookmarkStart w:id="175" w:name="ref-Shave1994"/>
+    <w:bookmarkEnd w:id="185"/>
+    <w:bookmarkStart w:id="186" w:name="ref-Shave1994"/>
     <w:p>
       <w:pPr>
         <w:pStyle w:val="Bibliography"/>
@@ -7437,8 +7671,8 @@
         <w:t xml:space="preserve">) to a native and an introduced predator. New Zealand Journal of Ecology 18: 1–10.</w:t>
       </w:r>
     </w:p>
-    <w:bookmarkEnd w:id="175"/>
-    <w:bookmarkStart w:id="177" w:name="ref-Shono2008"/>
+    <w:bookmarkEnd w:id="186"/>
+    <w:bookmarkStart w:id="188" w:name="ref-Shono2008"/>
     <w:p>
       <w:pPr>
         <w:pStyle w:val="Bibliography"/>
@@ -7473,7 +7707,7 @@
       <w:r>
         <w:t xml:space="preserve"> </w:t>
       </w:r>
-      <w:hyperlink r:id="rId176">
+      <w:hyperlink r:id="rId187">
         <w:r>
           <w:rPr>
             <w:rStyle w:val="Hyperlink"/>
@@ -7485,8 +7719,8 @@
         <w:t xml:space="preserve">.</w:t>
       </w:r>
     </w:p>
-    <w:bookmarkEnd w:id="177"/>
-    <w:bookmarkStart w:id="179" w:name="ref-Smith1996"/>
+    <w:bookmarkEnd w:id="188"/>
+    <w:bookmarkStart w:id="190" w:name="ref-Smith1996"/>
     <w:p>
       <w:pPr>
         <w:pStyle w:val="Bibliography"/>
@@ -7522,7 +7756,7 @@
       <w:r>
         <w:t xml:space="preserve"> </w:t>
       </w:r>
-      <w:hyperlink r:id="rId178">
+      <w:hyperlink r:id="rId189">
         <w:r>
           <w:rPr>
             <w:rStyle w:val="Hyperlink"/>
@@ -7534,8 +7768,8 @@
         <w:t xml:space="preserve">.</w:t>
       </w:r>
     </w:p>
-    <w:bookmarkEnd w:id="179"/>
-    <w:bookmarkStart w:id="181" w:name="ref-Statzner2003"/>
+    <w:bookmarkEnd w:id="190"/>
+    <w:bookmarkStart w:id="192" w:name="ref-Statzner2003"/>
     <w:p>
       <w:pPr>
         <w:pStyle w:val="Bibliography"/>
@@ -7546,7 +7780,7 @@
       <w:r>
         <w:t xml:space="preserve"> </w:t>
       </w:r>
-      <w:hyperlink r:id="rId180">
+      <w:hyperlink r:id="rId191">
         <w:r>
           <w:rPr>
             <w:rStyle w:val="Hyperlink"/>
@@ -7558,8 +7792,8 @@
         <w:t xml:space="preserve">.</w:t>
       </w:r>
     </w:p>
-    <w:bookmarkEnd w:id="181"/>
-    <w:bookmarkStart w:id="183" w:name="ref-Stevens2004"/>
+    <w:bookmarkEnd w:id="192"/>
+    <w:bookmarkStart w:id="194" w:name="ref-Stevens2004"/>
     <w:p>
       <w:pPr>
         <w:pStyle w:val="Bibliography"/>
@@ -7570,7 +7804,7 @@
       <w:r>
         <w:t xml:space="preserve"> </w:t>
       </w:r>
-      <w:hyperlink r:id="rId182">
+      <w:hyperlink r:id="rId193">
         <w:r>
           <w:rPr>
             <w:rStyle w:val="Hyperlink"/>
@@ -7582,8 +7816,8 @@
         <w:t xml:space="preserve">.</w:t>
       </w:r>
     </w:p>
-    <w:bookmarkEnd w:id="183"/>
-    <w:bookmarkStart w:id="185" w:name="ref-Strayer2010"/>
+    <w:bookmarkEnd w:id="194"/>
+    <w:bookmarkStart w:id="196" w:name="ref-Strayer2010"/>
     <w:p>
       <w:pPr>
         <w:pStyle w:val="Bibliography"/>
@@ -7594,7 +7828,7 @@
       <w:r>
         <w:t xml:space="preserve"> </w:t>
       </w:r>
-      <w:hyperlink r:id="rId184">
+      <w:hyperlink r:id="rId195">
         <w:r>
           <w:rPr>
             <w:rStyle w:val="Hyperlink"/>
@@ -7606,8 +7840,8 @@
         <w:t xml:space="preserve">.</w:t>
       </w:r>
     </w:p>
-    <w:bookmarkEnd w:id="185"/>
-    <w:bookmarkStart w:id="187" w:name="ref-Taylor2019"/>
+    <w:bookmarkEnd w:id="196"/>
+    <w:bookmarkStart w:id="198" w:name="ref-Taylor2019"/>
     <w:p>
       <w:pPr>
         <w:pStyle w:val="Bibliography"/>
@@ -7627,7 +7861,7 @@
       <w:r>
         <w:t xml:space="preserve"> </w:t>
       </w:r>
-      <w:hyperlink r:id="rId186">
+      <w:hyperlink r:id="rId197">
         <w:r>
           <w:rPr>
             <w:rStyle w:val="Hyperlink"/>
@@ -7639,8 +7873,8 @@
         <w:t xml:space="preserve">.</w:t>
       </w:r>
     </w:p>
-    <w:bookmarkEnd w:id="187"/>
-    <w:bookmarkStart w:id="189" w:name="ref-Usio2000"/>
+    <w:bookmarkEnd w:id="198"/>
+    <w:bookmarkStart w:id="200" w:name="ref-Usio2000"/>
     <w:p>
       <w:pPr>
         <w:pStyle w:val="Bibliography"/>
@@ -7673,7 +7907,7 @@
       <w:r>
         <w:t xml:space="preserve"> </w:t>
       </w:r>
-      <w:hyperlink r:id="rId188">
+      <w:hyperlink r:id="rId199">
         <w:r>
           <w:rPr>
             <w:rStyle w:val="Hyperlink"/>
@@ -7685,8 +7919,8 @@
         <w:t xml:space="preserve">.</w:t>
       </w:r>
     </w:p>
-    <w:bookmarkEnd w:id="189"/>
-    <w:bookmarkStart w:id="191" w:name="ref-Usio2004"/>
+    <w:bookmarkEnd w:id="200"/>
+    <w:bookmarkStart w:id="202" w:name="ref-Usio2004"/>
     <w:p>
       <w:pPr>
         <w:pStyle w:val="Bibliography"/>
@@ -7697,7 +7931,7 @@
       <w:r>
         <w:t xml:space="preserve"> </w:t>
       </w:r>
-      <w:hyperlink r:id="rId190">
+      <w:hyperlink r:id="rId201">
         <w:r>
           <w:rPr>
             <w:rStyle w:val="Hyperlink"/>
@@ -7709,8 +7943,8 @@
         <w:t xml:space="preserve">.</w:t>
       </w:r>
     </w:p>
-    <w:bookmarkEnd w:id="191"/>
-    <w:bookmarkStart w:id="193" w:name="ref-Vedia2017"/>
+    <w:bookmarkEnd w:id="202"/>
+    <w:bookmarkStart w:id="204" w:name="ref-Vedia2017"/>
     <w:p>
       <w:pPr>
         <w:pStyle w:val="Bibliography"/>
@@ -7730,7 +7964,7 @@
       <w:r>
         <w:t xml:space="preserve"> </w:t>
       </w:r>
-      <w:hyperlink r:id="rId192">
+      <w:hyperlink r:id="rId203">
         <w:r>
           <w:rPr>
             <w:rStyle w:val="Hyperlink"/>
@@ -7742,8 +7976,8 @@
         <w:t xml:space="preserve">.</w:t>
       </w:r>
     </w:p>
-    <w:bookmarkEnd w:id="193"/>
-    <w:bookmarkStart w:id="195" w:name="ref-Vincent1984"/>
+    <w:bookmarkEnd w:id="204"/>
+    <w:bookmarkStart w:id="206" w:name="ref-Vincent1984"/>
     <w:p>
       <w:pPr>
         <w:pStyle w:val="Bibliography"/>
@@ -7784,7 +8018,7 @@
       <w:r>
         <w:t xml:space="preserve"> </w:t>
       </w:r>
-      <w:hyperlink r:id="rId194">
+      <w:hyperlink r:id="rId205">
         <w:r>
           <w:rPr>
             <w:rStyle w:val="Hyperlink"/>
@@ -7796,8 +8030,8 @@
         <w:t xml:space="preserve">.</w:t>
       </w:r>
     </w:p>
-    <w:bookmarkEnd w:id="195"/>
-    <w:bookmarkStart w:id="197" w:name="ref-vonWesternhagen2010"/>
+    <w:bookmarkEnd w:id="206"/>
+    <w:bookmarkStart w:id="208" w:name="ref-vonWesternhagen2010"/>
     <w:p>
       <w:pPr>
         <w:pStyle w:val="Bibliography"/>
@@ -7817,7 +8051,7 @@
       <w:r>
         <w:t xml:space="preserve"> </w:t>
       </w:r>
-      <w:hyperlink r:id="rId196">
+      <w:hyperlink r:id="rId207">
         <w:r>
           <w:rPr>
             <w:rStyle w:val="Hyperlink"/>
@@ -7829,8 +8063,8 @@
         <w:t xml:space="preserve">.</w:t>
       </w:r>
     </w:p>
-    <w:bookmarkEnd w:id="197"/>
-    <w:bookmarkStart w:id="198" w:name="ref-Wetzel2001"/>
+    <w:bookmarkEnd w:id="208"/>
+    <w:bookmarkStart w:id="209" w:name="ref-Wetzel2001"/>
     <w:p>
       <w:pPr>
         <w:pStyle w:val="Bibliography"/>
@@ -7839,8 +8073,8 @@
         <w:t xml:space="preserve">Wetzel, R. G., 2001. Limnology: Lake and river ecosystems. Gulf Professional Publishing.</w:t>
       </w:r>
     </w:p>
-    <w:bookmarkEnd w:id="198"/>
-    <w:bookmarkStart w:id="200" w:name="ref-White2003"/>
+    <w:bookmarkEnd w:id="209"/>
+    <w:bookmarkStart w:id="211" w:name="ref-White2003"/>
     <w:p>
       <w:pPr>
         <w:pStyle w:val="Bibliography"/>
@@ -7851,7 +8085,7 @@
       <w:r>
         <w:t xml:space="preserve"> </w:t>
       </w:r>
-      <w:hyperlink r:id="rId199">
+      <w:hyperlink r:id="rId210">
         <w:r>
           <w:rPr>
             <w:rStyle w:val="Hyperlink"/>
@@ -7863,8 +8097,8 @@
         <w:t xml:space="preserve">.</w:t>
       </w:r>
     </w:p>
-    <w:bookmarkEnd w:id="200"/>
-    <w:bookmarkStart w:id="202" w:name="ref-Wood2004"/>
+    <w:bookmarkEnd w:id="211"/>
+    <w:bookmarkStart w:id="213" w:name="ref-Wood2004"/>
     <w:p>
       <w:pPr>
         <w:pStyle w:val="Bibliography"/>
@@ -7875,7 +8109,7 @@
       <w:r>
         <w:t xml:space="preserve"> </w:t>
       </w:r>
-      <w:hyperlink r:id="rId201">
+      <w:hyperlink r:id="rId212">
         <w:r>
           <w:rPr>
             <w:rStyle w:val="Hyperlink"/>
@@ -7887,8 +8121,8 @@
         <w:t xml:space="preserve">.</w:t>
       </w:r>
     </w:p>
-    <w:bookmarkEnd w:id="202"/>
-    <w:bookmarkStart w:id="204" w:name="ref-Wood2017"/>
+    <w:bookmarkEnd w:id="213"/>
+    <w:bookmarkStart w:id="215" w:name="ref-Wood2017"/>
     <w:p>
       <w:pPr>
         <w:pStyle w:val="Bibliography"/>
@@ -7899,7 +8133,7 @@
       <w:r>
         <w:t xml:space="preserve"> </w:t>
       </w:r>
-      <w:hyperlink r:id="rId203">
+      <w:hyperlink r:id="rId214">
         <w:r>
           <w:rPr>
             <w:rStyle w:val="Hyperlink"/>
@@ -7923,8 +8157,8 @@
         <w:t xml:space="preserve">. Chapman; Hall/CRC.</w:t>
       </w:r>
     </w:p>
-    <w:bookmarkEnd w:id="204"/>
-    <w:bookmarkStart w:id="206" w:name="ref-Woolway2021"/>
+    <w:bookmarkEnd w:id="215"/>
+    <w:bookmarkStart w:id="217" w:name="ref-Woolway2021"/>
     <w:p>
       <w:pPr>
         <w:pStyle w:val="Bibliography"/>
@@ -7938,7 +8172,7 @@
       <w:r>
         <w:t xml:space="preserve"> </w:t>
       </w:r>
-      <w:hyperlink r:id="rId205">
+      <w:hyperlink r:id="rId216">
         <w:r>
           <w:rPr>
             <w:rStyle w:val="Hyperlink"/>
@@ -7950,8 +8184,8 @@
         <w:t xml:space="preserve">.</w:t>
       </w:r>
     </w:p>
-    <w:bookmarkEnd w:id="206"/>
-    <w:bookmarkStart w:id="208" w:name="ref-Zhang2024"/>
+    <w:bookmarkEnd w:id="217"/>
+    <w:bookmarkStart w:id="219" w:name="ref-Zhang2024"/>
     <w:p>
       <w:pPr>
         <w:pStyle w:val="Bibliography"/>
@@ -7962,7 +8196,7 @@
       <w:r>
         <w:t xml:space="preserve"> </w:t>
       </w:r>
-      <w:hyperlink r:id="rId207">
+      <w:hyperlink r:id="rId218">
         <w:r>
           <w:rPr>
             <w:rStyle w:val="Hyperlink"/>
@@ -7974,8 +8208,8 @@
         <w:t xml:space="preserve">.</w:t>
       </w:r>
     </w:p>
-    <w:bookmarkEnd w:id="208"/>
-    <w:bookmarkStart w:id="210" w:name="ref-Zuur2009"/>
+    <w:bookmarkEnd w:id="219"/>
+    <w:bookmarkStart w:id="221" w:name="ref-Zuur2009"/>
     <w:p>
       <w:pPr>
         <w:pStyle w:val="Bibliography"/>
@@ -7986,7 +8220,7 @@
       <w:r>
         <w:t xml:space="preserve"> </w:t>
       </w:r>
-      <w:hyperlink r:id="rId209">
+      <w:hyperlink r:id="rId220">
         <w:r>
           <w:rPr>
             <w:rStyle w:val="Hyperlink"/>
@@ -8010,8 +8244,9 @@
         <w:t xml:space="preserve">. Springer.</w:t>
       </w:r>
     </w:p>
-    <w:bookmarkEnd w:id="210"/>
-    <w:bookmarkEnd w:id="211"/>
+    <w:bookmarkEnd w:id="221"/>
+    <w:bookmarkEnd w:id="222"/>
+    <w:bookmarkEnd w:id="223"/>
     <w:sectPr>
       <w:footerReference r:id="rId7" w:type="default"/>
       <w:pgSz w:h="16838" w:w="11906"/>

--- a/docs/index.docx
+++ b/docs/index.docx
@@ -3301,14 +3301,9 @@
       <w:r>
         <w:t xml:space="preserve">. Missing kōura weights due to failure of scale (n = 81) were estimated using a log₁₀–log₁₀ length–weight regression fitted to individuals with both measurements (n = 240), following standard approaches for weight length relationships in aquatic organisms (</w:t>
       </w:r>
-      <w:hyperlink w:anchor="fig-length-weight">
-        <w:r>
-          <w:rPr>
-            <w:rStyle w:val="Hyperlink"/>
-          </w:rPr>
-          <w:t xml:space="preserve">Figure 6</w:t>
-        </w:r>
-      </w:hyperlink>
+      <w:r>
+        <w:t xml:space="preserve">(Fig. S1)</w:t>
+      </w:r>
       <w:r>
         <w:t xml:space="preserve">)</w:t>
       </w:r>
@@ -4017,14 +4012,9 @@
       <w:r>
         <w:t xml:space="preserve">The five lakes differed substantially in environmental and biotic characteristics (</w:t>
       </w:r>
-      <w:hyperlink w:anchor="tbl-an-env-fish-summary">
-        <w:r>
-          <w:rPr>
-            <w:rStyle w:val="Hyperlink"/>
-          </w:rPr>
-          <w:t xml:space="preserve">Table 3</w:t>
-        </w:r>
-      </w:hyperlink>
+      <w:r>
+        <w:t xml:space="preserve">(Table S1)</w:t>
+      </w:r>
       <w:r>
         <w:t xml:space="preserve">). Physical habitat structure varied among lakes, with differences in substrate index, nearshore slope, and littoral vegetation cover. Emergent macrophytes were absent from Lake Rotorua but present in the other lakes, particularly Ōkāreka, while submerged macrophyte cover at the shore was rare in Rotorua and Rotoiti but more extensive in Rotoehu and Rotomā. Water chemistry also differed markedly among lakes. Surface water temperatures were highest in Rotorua and lowest in Rotomā and Ōkāreka, while pH ranged from circum-neutral conditions in Rotorua to more alkaline conditions in Rotoehu and Rotoiti. Specific conductivity showed strong contrasts, being highest in Rotoehu and lowest in Ōkāreka. Dissolved oxygen concentrations in the littoral zone varied less among lakes but were generally lowest in Rotorua. Fish populations differed between lakes, reflecting invasion history. Catfish were detected only in Lakes Rotorua and Rotoiti, whereas goldfish occurred in all lakes but were most abundant in Rotoehu. Common bullies were found in every survey location. Trout were found sporadically in Rotorua, Rotoiti and Ōkāreka and kōaro were only caught from Ōkāreka.</w:t>
       </w:r>
@@ -5072,7 +5062,7 @@
     </w:p>
     <w:bookmarkEnd w:id="55"/>
     <w:bookmarkEnd w:id="56"/>
-    <w:bookmarkStart w:id="62" w:name="acknowledgements"/>
+    <w:bookmarkStart w:id="210" w:name="acknowledgements"/>
     <w:p>
       <w:pPr>
         <w:pStyle w:val="Heading2"/>
@@ -5179,263 +5169,8 @@
       </w:r>
     </w:p>
     <w:bookmarkEnd w:id="61"/>
-    <w:bookmarkEnd w:id="62"/>
-    <w:bookmarkStart w:id="223" w:name="chapter-3-supplementary-information"/>
-    <w:p>
-      <w:pPr>
-        <w:pStyle w:val="Heading2"/>
-      </w:pPr>
-      <w:r>
-        <w:t xml:space="preserve">Chapter 3 — Supplementary information</w:t>
-      </w:r>
-    </w:p>
-    <w:tbl>
-      <w:tblPr>
-        <w:tblStyle w:val="Table"/>
-        <w:tblW w:type="pct" w:w="5000"/>
-        <w:tblLayout w:type="fixed"/>
-        <w:tblLook w:firstRow="0" w:lastRow="0" w:firstColumn="0" w:lastColumn="0" w:noHBand="0" w:noVBand="0" w:val="0000"/>
-      </w:tblPr>
-      <w:tblGrid>
-        <w:gridCol w:w="7920"/>
-      </w:tblGrid>
-      <w:tr>
-        <w:tc>
-          <w:tcPr/>
-          <w:bookmarkStart w:id="66" w:name="fig-length-weight"/>
-          <w:p>
-            <w:pPr>
-              <w:pStyle w:val="Compact"/>
-              <w:jc w:val="center"/>
-            </w:pPr>
-            <w:r>
-              <w:drawing>
-                <wp:inline>
-                  <wp:extent cx="5727700" cy="4091214"/>
-                  <wp:effectExtent b="0" l="0" r="0" t="0"/>
-                  <wp:docPr descr="" title="" id="64" name="Picture"/>
-                  <a:graphic>
-                    <a:graphicData uri="http://schemas.openxmlformats.org/drawingml/2006/picture">
-                      <pic:pic>
-                        <pic:nvPicPr>
-                          <pic:cNvPr descr="outputs/fig-length-weight.png" id="65" name="Picture"/>
-                          <pic:cNvPicPr>
-                            <a:picLocks noChangeArrowheads="1" noChangeAspect="1"/>
-                          </pic:cNvPicPr>
-                        </pic:nvPicPr>
-                        <pic:blipFill>
-                          <a:blip r:embed="rId63"/>
-                          <a:stretch>
-                            <a:fillRect/>
-                          </a:stretch>
-                        </pic:blipFill>
-                        <pic:spPr bwMode="auto">
-                          <a:xfrm>
-                            <a:off x="0" y="0"/>
-                            <a:ext cx="5727700" cy="4091214"/>
-                          </a:xfrm>
-                          <a:prstGeom prst="rect">
-                            <a:avLst/>
-                          </a:prstGeom>
-                          <a:noFill/>
-                          <a:ln w="9525">
-                            <a:noFill/>
-                            <a:headEnd/>
-                            <a:tailEnd/>
-                          </a:ln>
-                        </pic:spPr>
-                      </pic:pic>
-                    </a:graphicData>
-                  </a:graphic>
-                </wp:inline>
-              </w:drawing>
-            </w:r>
-          </w:p>
-          <w:p>
-            <w:pPr>
-              <w:jc w:val="center"/>
-            </w:pPr>
-            <w:pPr>
-              <w:jc w:val="left"/>
-              <w:spacing w:before="200"/>
-              <w:pStyle w:val="ImageCaption"/>
-            </w:pPr>
-            <w:r>
-              <w:t xml:space="preserve">Figure 6: Length–weight relationship used to estimate missing kōura weights. Observed (measured) and model-predicted body weights are shown in relation to orbital carapace length (OCL). The log₁₀–log₁₀ regression was fitted to individuals with both length and weight measurements (n = 240) and used to estimate missing weights (n = 81). Predicted values were back-transformed using a lognormal bias correction factor. The fitted regression equation is shown on the plot.</w:t>
-            </w:r>
-          </w:p>
-          <w:bookmarkEnd w:id="66"/>
-        </w:tc>
-      </w:tr>
-    </w:tbl>
-    <w:p>
-      <w:pPr>
-        <w:pStyle w:val="BodyText"/>
-      </w:pPr>
-      <w:r>
-        <w:t xml:space="preserve"> </w:t>
-      </w:r>
-    </w:p>
-    <w:tbl>
-      <w:tblPr>
-        <w:tblStyle w:val="Table"/>
-        <w:tblW w:type="pct" w:w="5000"/>
-        <w:tblLayout w:type="fixed"/>
-        <w:tblLook w:firstRow="0" w:lastRow="0" w:firstColumn="0" w:lastColumn="0" w:noHBand="0" w:noVBand="0" w:val="0000"/>
-      </w:tblPr>
-      <w:tblGrid>
-        <w:gridCol w:w="7920"/>
-      </w:tblGrid>
-      <w:tr>
-        <w:tc>
-          <w:tcPr/>
-          <w:bookmarkStart w:id="70" w:name="fig-raw-data-all-predictors"/>
-          <w:p>
-            <w:pPr>
-              <w:pStyle w:val="Compact"/>
-              <w:jc w:val="center"/>
-            </w:pPr>
-            <w:r>
-              <w:drawing>
-                <wp:inline>
-                  <wp:extent cx="4572000" cy="9144000"/>
-                  <wp:effectExtent b="0" l="0" r="0" t="0"/>
-                  <wp:docPr descr="" title="" id="68" name="Picture"/>
-                  <a:graphic>
-                    <a:graphicData uri="http://schemas.openxmlformats.org/drawingml/2006/picture">
-                      <pic:pic>
-                        <pic:nvPicPr>
-                          <pic:cNvPr descr="outputs/fig-raw-data-all-predictors.png" id="69" name="Picture"/>
-                          <pic:cNvPicPr>
-                            <a:picLocks noChangeArrowheads="1" noChangeAspect="1"/>
-                          </pic:cNvPicPr>
-                        </pic:nvPicPr>
-                        <pic:blipFill>
-                          <a:blip r:embed="rId67"/>
-                          <a:stretch>
-                            <a:fillRect/>
-                          </a:stretch>
-                        </pic:blipFill>
-                        <pic:spPr bwMode="auto">
-                          <a:xfrm>
-                            <a:off x="0" y="0"/>
-                            <a:ext cx="4572000" cy="9144000"/>
-                          </a:xfrm>
-                          <a:prstGeom prst="rect">
-                            <a:avLst/>
-                          </a:prstGeom>
-                          <a:noFill/>
-                          <a:ln w="9525">
-                            <a:noFill/>
-                            <a:headEnd/>
-                            <a:tailEnd/>
-                          </a:ln>
-                        </pic:spPr>
-                      </pic:pic>
-                    </a:graphicData>
-                  </a:graphic>
-                </wp:inline>
-              </w:drawing>
-            </w:r>
-          </w:p>
-          <w:p>
-            <w:pPr>
-              <w:jc w:val="center"/>
-            </w:pPr>
-            <w:pPr>
-              <w:jc w:val="left"/>
-              <w:spacing w:before="200"/>
-              <w:pStyle w:val="ImageCaption"/>
-            </w:pPr>
-            <w:r>
-              <w:t xml:space="preserve">Figure 7: Raw relationships between all environmental predictors examined and kōura occurrence, CPUE, and BPUE across all 60 surveyed littoral sites. Each panel shows observed values at individual sites (n = 60 for occurrence; n = 33 for CPUE and BPUE). Points are jittered slightly for occurrence data to reduce overplotting. Predictors highlighted in bold were retained in final GAM models.</w:t>
-            </w:r>
-          </w:p>
-          <w:bookmarkEnd w:id="70"/>
-        </w:tc>
-      </w:tr>
-    </w:tbl>
-    <w:p/>
-    <w:tbl>
-      <w:tblPr>
-        <w:tblStyle w:val="Table"/>
-        <w:tblW w:type="pct" w:w="5000"/>
-        <w:tblLayout w:type="fixed"/>
-        <w:tblLook w:firstRow="0" w:lastRow="0" w:firstColumn="0" w:lastColumn="0" w:noHBand="0" w:noVBand="0" w:val="0000"/>
-      </w:tblPr>
-      <w:tblGrid>
-        <w:gridCol w:w="7920"/>
-      </w:tblGrid>
-      <w:tr>
-        <w:tc>
-          <w:tcPr/>
-          <w:bookmarkStart w:id="74" w:name="tbl-an-env-fish-summary"/>
-          <w:p>
-            <w:pPr>
-              <w:jc w:val="center"/>
-            </w:pPr>
-            <w:pPr>
-              <w:jc w:val="left"/>
-              <w:spacing w:before="200"/>
-              <w:pStyle w:val="ImageCaption"/>
-            </w:pPr>
-            <w:r>
-              <w:t xml:space="preserve">Table 3: Distribution of environmental and biotic variables measured at littoral sampling sites across five Te Arawa lakes in the Rotorua region of Aotearoa New Zealand.</w:t>
-            </w:r>
-          </w:p>
-          <w:p>
-            <w:pPr>
-              <w:jc w:val="center"/>
-            </w:pPr>
-            <w:r>
-              <w:drawing>
-                <wp:inline>
-                  <wp:extent cx="5727700" cy="9371216"/>
-                  <wp:effectExtent b="0" l="0" r="0" t="0"/>
-                  <wp:docPr descr="" title="" id="72" name="Picture"/>
-                  <a:graphic>
-                    <a:graphicData uri="http://schemas.openxmlformats.org/drawingml/2006/picture">
-                      <pic:pic>
-                        <pic:nvPicPr>
-                          <pic:cNvPr descr="index_files/figure-docx/tbl-an-env-fish-summary-1.png" id="73" name="Picture"/>
-                          <pic:cNvPicPr>
-                            <a:picLocks noChangeArrowheads="1" noChangeAspect="1"/>
-                          </pic:cNvPicPr>
-                        </pic:nvPicPr>
-                        <pic:blipFill>
-                          <a:blip r:embed="rId71"/>
-                          <a:stretch>
-                            <a:fillRect/>
-                          </a:stretch>
-                        </pic:blipFill>
-                        <pic:spPr bwMode="auto">
-                          <a:xfrm>
-                            <a:off x="0" y="0"/>
-                            <a:ext cx="5727700" cy="9371216"/>
-                          </a:xfrm>
-                          <a:prstGeom prst="rect">
-                            <a:avLst/>
-                          </a:prstGeom>
-                          <a:noFill/>
-                          <a:ln w="9525">
-                            <a:noFill/>
-                            <a:headEnd/>
-                            <a:tailEnd/>
-                          </a:ln>
-                        </pic:spPr>
-                      </pic:pic>
-                    </a:graphicData>
-                  </a:graphic>
-                </wp:inline>
-              </w:drawing>
-            </w:r>
-          </w:p>
-          <w:bookmarkEnd w:id="74"/>
-        </w:tc>
-      </w:tr>
-    </w:tbl>
-    <w:bookmarkStart w:id="222" w:name="refs"/>
-    <w:bookmarkStart w:id="76" w:name="ref-Albertson2018"/>
+    <w:bookmarkStart w:id="209" w:name="refs"/>
+    <w:bookmarkStart w:id="63" w:name="ref-Albertson2018"/>
     <w:p>
       <w:pPr>
         <w:pStyle w:val="Bibliography"/>
@@ -5446,7 +5181,7 @@
       <w:r>
         <w:t xml:space="preserve"> </w:t>
       </w:r>
-      <w:hyperlink r:id="rId75">
+      <w:hyperlink r:id="rId62">
         <w:r>
           <w:rPr>
             <w:rStyle w:val="Hyperlink"/>
@@ -5458,8 +5193,8 @@
         <w:t xml:space="preserve">.</w:t>
       </w:r>
     </w:p>
-    <w:bookmarkEnd w:id="76"/>
-    <w:bookmarkStart w:id="78" w:name="ref-Angilletta2004"/>
+    <w:bookmarkEnd w:id="63"/>
+    <w:bookmarkStart w:id="65" w:name="ref-Angilletta2004"/>
     <w:p>
       <w:pPr>
         <w:pStyle w:val="Bibliography"/>
@@ -5470,7 +5205,7 @@
       <w:r>
         <w:t xml:space="preserve"> </w:t>
       </w:r>
-      <w:hyperlink r:id="rId77">
+      <w:hyperlink r:id="rId64">
         <w:r>
           <w:rPr>
             <w:rStyle w:val="Hyperlink"/>
@@ -5482,8 +5217,8 @@
         <w:t xml:space="preserve">.</w:t>
       </w:r>
     </w:p>
-    <w:bookmarkEnd w:id="78"/>
-    <w:bookmarkStart w:id="80" w:name="ref-Barnes1996"/>
+    <w:bookmarkEnd w:id="65"/>
+    <w:bookmarkStart w:id="67" w:name="ref-Barnes1996"/>
     <w:p>
       <w:pPr>
         <w:pStyle w:val="Bibliography"/>
@@ -5494,7 +5229,7 @@
       <w:r>
         <w:t xml:space="preserve"> </w:t>
       </w:r>
-      <w:hyperlink r:id="rId79">
+      <w:hyperlink r:id="rId66">
         <w:r>
           <w:rPr>
             <w:rStyle w:val="Hyperlink"/>
@@ -5532,8 +5267,8 @@
         <w:t xml:space="preserve">. Master of Science thesis, University of Waikato.</w:t>
       </w:r>
     </w:p>
-    <w:bookmarkEnd w:id="80"/>
-    <w:bookmarkStart w:id="81" w:name="ref-Barnes2003"/>
+    <w:bookmarkEnd w:id="67"/>
+    <w:bookmarkStart w:id="68" w:name="ref-Barnes2003"/>
     <w:p>
       <w:pPr>
         <w:pStyle w:val="Bibliography"/>
@@ -5588,8 +5323,8 @@
         <w:t xml:space="preserve">. Department of Conservation.</w:t>
       </w:r>
     </w:p>
-    <w:bookmarkEnd w:id="81"/>
-    <w:bookmarkStart w:id="83" w:name="ref-Bolker2009"/>
+    <w:bookmarkEnd w:id="68"/>
+    <w:bookmarkStart w:id="70" w:name="ref-Bolker2009"/>
     <w:p>
       <w:pPr>
         <w:pStyle w:val="Bibliography"/>
@@ -5600,7 +5335,7 @@
       <w:r>
         <w:t xml:space="preserve"> </w:t>
       </w:r>
-      <w:hyperlink r:id="rId82">
+      <w:hyperlink r:id="rId69">
         <w:r>
           <w:rPr>
             <w:rStyle w:val="Hyperlink"/>
@@ -5612,8 +5347,8 @@
         <w:t xml:space="preserve">.</w:t>
       </w:r>
     </w:p>
-    <w:bookmarkEnd w:id="83"/>
-    <w:bookmarkStart w:id="85" w:name="ref-Brooks2017"/>
+    <w:bookmarkEnd w:id="70"/>
+    <w:bookmarkStart w:id="72" w:name="ref-Brooks2017"/>
     <w:p>
       <w:pPr>
         <w:pStyle w:val="Bibliography"/>
@@ -5624,7 +5359,7 @@
       <w:r>
         <w:t xml:space="preserve"> </w:t>
       </w:r>
-      <w:hyperlink r:id="rId84">
+      <w:hyperlink r:id="rId71">
         <w:r>
           <w:rPr>
             <w:rStyle w:val="Hyperlink"/>
@@ -5636,8 +5371,8 @@
         <w:t xml:space="preserve">.</w:t>
       </w:r>
     </w:p>
-    <w:bookmarkEnd w:id="85"/>
-    <w:bookmarkStart w:id="87" w:name="ref-Broughton2017"/>
+    <w:bookmarkEnd w:id="72"/>
+    <w:bookmarkStart w:id="74" w:name="ref-Broughton2017"/>
     <w:p>
       <w:pPr>
         <w:pStyle w:val="Bibliography"/>
@@ -5661,7 +5396,7 @@
       <w:r>
         <w:t xml:space="preserve"> </w:t>
       </w:r>
-      <w:hyperlink r:id="rId86">
+      <w:hyperlink r:id="rId73">
         <w:r>
           <w:rPr>
             <w:rStyle w:val="Hyperlink"/>
@@ -5673,8 +5408,8 @@
         <w:t xml:space="preserve">.</w:t>
       </w:r>
     </w:p>
-    <w:bookmarkEnd w:id="87"/>
-    <w:bookmarkStart w:id="89" w:name="ref-Bunch2010"/>
+    <w:bookmarkEnd w:id="74"/>
+    <w:bookmarkStart w:id="76" w:name="ref-Bunch2010"/>
     <w:p>
       <w:pPr>
         <w:pStyle w:val="Bibliography"/>
@@ -5697,7 +5432,7 @@
       <w:r>
         <w:t xml:space="preserve"> </w:t>
       </w:r>
-      <w:hyperlink r:id="rId88">
+      <w:hyperlink r:id="rId75">
         <w:r>
           <w:rPr>
             <w:rStyle w:val="Hyperlink"/>
@@ -5709,8 +5444,8 @@
         <w:t xml:space="preserve">.</w:t>
       </w:r>
     </w:p>
-    <w:bookmarkEnd w:id="89"/>
-    <w:bookmarkStart w:id="91" w:name="ref-Capinha2013"/>
+    <w:bookmarkEnd w:id="76"/>
+    <w:bookmarkStart w:id="78" w:name="ref-Capinha2013"/>
     <w:p>
       <w:pPr>
         <w:pStyle w:val="Bibliography"/>
@@ -5733,7 +5468,7 @@
       <w:r>
         <w:t xml:space="preserve"> </w:t>
       </w:r>
-      <w:hyperlink r:id="rId90">
+      <w:hyperlink r:id="rId77">
         <w:r>
           <w:rPr>
             <w:rStyle w:val="Hyperlink"/>
@@ -5745,8 +5480,8 @@
         <w:t xml:space="preserve">.</w:t>
       </w:r>
     </w:p>
-    <w:bookmarkEnd w:id="91"/>
-    <w:bookmarkStart w:id="93" w:name="ref-Chambers1987"/>
+    <w:bookmarkEnd w:id="78"/>
+    <w:bookmarkStart w:id="80" w:name="ref-Chambers1987"/>
     <w:p>
       <w:pPr>
         <w:pStyle w:val="Bibliography"/>
@@ -5757,7 +5492,7 @@
       <w:r>
         <w:t xml:space="preserve"> </w:t>
       </w:r>
-      <w:hyperlink r:id="rId92">
+      <w:hyperlink r:id="rId79">
         <w:r>
           <w:rPr>
             <w:rStyle w:val="Hyperlink"/>
@@ -5769,8 +5504,8 @@
         <w:t xml:space="preserve">.</w:t>
       </w:r>
     </w:p>
-    <w:bookmarkEnd w:id="93"/>
-    <w:bookmarkStart w:id="95" w:name="ref-Coffey1988"/>
+    <w:bookmarkEnd w:id="80"/>
+    <w:bookmarkStart w:id="82" w:name="ref-Coffey1988"/>
     <w:p>
       <w:pPr>
         <w:pStyle w:val="Bibliography"/>
@@ -5809,7 +5544,7 @@
       <w:r>
         <w:t xml:space="preserve"> </w:t>
       </w:r>
-      <w:hyperlink r:id="rId94">
+      <w:hyperlink r:id="rId81">
         <w:r>
           <w:rPr>
             <w:rStyle w:val="Hyperlink"/>
@@ -5821,8 +5556,8 @@
         <w:t xml:space="preserve">.</w:t>
       </w:r>
     </w:p>
-    <w:bookmarkEnd w:id="95"/>
-    <w:bookmarkStart w:id="96" w:name="ref-Collier1997"/>
+    <w:bookmarkEnd w:id="82"/>
+    <w:bookmarkStart w:id="83" w:name="ref-Collier1997"/>
     <w:p>
       <w:pPr>
         <w:pStyle w:val="Bibliography"/>
@@ -5831,8 +5566,8 @@
         <w:t xml:space="preserve">Collier, K. J., S. M. Parkyn, &amp; C. F. Rabeni, 1997. Koura: A keystone species. Water and Atmosphere 5: 18–20.</w:t>
       </w:r>
     </w:p>
-    <w:bookmarkEnd w:id="96"/>
-    <w:bookmarkStart w:id="98" w:name="ref-Creed2004"/>
+    <w:bookmarkEnd w:id="83"/>
+    <w:bookmarkStart w:id="85" w:name="ref-Creed2004"/>
     <w:p>
       <w:pPr>
         <w:pStyle w:val="Bibliography"/>
@@ -5843,7 +5578,7 @@
       <w:r>
         <w:t xml:space="preserve"> </w:t>
       </w:r>
-      <w:hyperlink r:id="rId97">
+      <w:hyperlink r:id="rId84">
         <w:r>
           <w:rPr>
             <w:rStyle w:val="Hyperlink"/>
@@ -5855,8 +5590,8 @@
         <w:t xml:space="preserve">.</w:t>
       </w:r>
     </w:p>
-    <w:bookmarkEnd w:id="98"/>
-    <w:bookmarkStart w:id="100" w:name="ref-Danilovic2022"/>
+    <w:bookmarkEnd w:id="85"/>
+    <w:bookmarkStart w:id="87" w:name="ref-Danilovic2022"/>
     <w:p>
       <w:pPr>
         <w:pStyle w:val="Bibliography"/>
@@ -5876,7 +5611,7 @@
       <w:r>
         <w:t xml:space="preserve"> </w:t>
       </w:r>
-      <w:hyperlink r:id="rId99">
+      <w:hyperlink r:id="rId86">
         <w:r>
           <w:rPr>
             <w:rStyle w:val="Hyperlink"/>
@@ -5888,8 +5623,8 @@
         <w:t xml:space="preserve">.</w:t>
       </w:r>
     </w:p>
-    <w:bookmarkEnd w:id="100"/>
-    <w:bookmarkStart w:id="102" w:name="ref-Dedual2002"/>
+    <w:bookmarkEnd w:id="87"/>
+    <w:bookmarkStart w:id="89" w:name="ref-Dedual2002"/>
     <w:p>
       <w:pPr>
         <w:pStyle w:val="Bibliography"/>
@@ -5946,7 +5681,7 @@
       <w:r>
         <w:t xml:space="preserve"> </w:t>
       </w:r>
-      <w:hyperlink r:id="rId101">
+      <w:hyperlink r:id="rId88">
         <w:r>
           <w:rPr>
             <w:rStyle w:val="Hyperlink"/>
@@ -5958,8 +5693,8 @@
         <w:t xml:space="preserve">.</w:t>
       </w:r>
     </w:p>
-    <w:bookmarkEnd w:id="102"/>
-    <w:bookmarkStart w:id="103" w:name="ref-Devcich1979"/>
+    <w:bookmarkEnd w:id="89"/>
+    <w:bookmarkStart w:id="90" w:name="ref-Devcich1979"/>
     <w:p>
       <w:pPr>
         <w:pStyle w:val="Bibliography"/>
@@ -6023,8 +5758,8 @@
         <w:t xml:space="preserve">. PhD thesis, University of Waikato.</w:t>
       </w:r>
     </w:p>
-    <w:bookmarkEnd w:id="103"/>
-    <w:bookmarkStart w:id="105" w:name="ref-Dumelle2023"/>
+    <w:bookmarkEnd w:id="90"/>
+    <w:bookmarkStart w:id="92" w:name="ref-Dumelle2023"/>
     <w:p>
       <w:pPr>
         <w:pStyle w:val="Bibliography"/>
@@ -6044,7 +5779,7 @@
       <w:r>
         <w:t xml:space="preserve"> </w:t>
       </w:r>
-      <w:hyperlink r:id="rId104">
+      <w:hyperlink r:id="rId91">
         <w:r>
           <w:rPr>
             <w:rStyle w:val="Hyperlink"/>
@@ -6056,8 +5791,8 @@
         <w:t xml:space="preserve">.</w:t>
       </w:r>
     </w:p>
-    <w:bookmarkEnd w:id="105"/>
-    <w:bookmarkStart w:id="107" w:name="ref-Fielding1997"/>
+    <w:bookmarkEnd w:id="92"/>
+    <w:bookmarkStart w:id="94" w:name="ref-Fielding1997"/>
     <w:p>
       <w:pPr>
         <w:pStyle w:val="Bibliography"/>
@@ -6068,7 +5803,7 @@
       <w:r>
         <w:t xml:space="preserve"> </w:t>
       </w:r>
-      <w:hyperlink r:id="rId106">
+      <w:hyperlink r:id="rId93">
         <w:r>
           <w:rPr>
             <w:rStyle w:val="Hyperlink"/>
@@ -6080,8 +5815,8 @@
         <w:t xml:space="preserve">.</w:t>
       </w:r>
     </w:p>
-    <w:bookmarkEnd w:id="107"/>
-    <w:bookmarkStart w:id="109" w:name="ref-Ford2005"/>
+    <w:bookmarkEnd w:id="94"/>
+    <w:bookmarkStart w:id="96" w:name="ref-Ford2005"/>
     <w:p>
       <w:pPr>
         <w:pStyle w:val="Bibliography"/>
@@ -6105,7 +5840,7 @@
       <w:r>
         <w:t xml:space="preserve"> </w:t>
       </w:r>
-      <w:hyperlink r:id="rId108">
+      <w:hyperlink r:id="rId95">
         <w:r>
           <w:rPr>
             <w:rStyle w:val="Hyperlink"/>
@@ -6117,8 +5852,8 @@
         <w:t xml:space="preserve">.</w:t>
       </w:r>
     </w:p>
-    <w:bookmarkEnd w:id="109"/>
-    <w:bookmarkStart w:id="111" w:name="ref-Francis2019"/>
+    <w:bookmarkEnd w:id="96"/>
+    <w:bookmarkStart w:id="98" w:name="ref-Francis2019"/>
     <w:p>
       <w:pPr>
         <w:pStyle w:val="Bibliography"/>
@@ -6129,7 +5864,7 @@
       <w:r>
         <w:t xml:space="preserve"> </w:t>
       </w:r>
-      <w:hyperlink r:id="rId110">
+      <w:hyperlink r:id="rId97">
         <w:r>
           <w:rPr>
             <w:rStyle w:val="Hyperlink"/>
@@ -6199,8 +5934,8 @@
         <w:t xml:space="preserve">. Master’s thesis, University of Waikato.</w:t>
       </w:r>
     </w:p>
-    <w:bookmarkEnd w:id="111"/>
-    <w:bookmarkStart w:id="113" w:name="ref-Froese2006"/>
+    <w:bookmarkEnd w:id="98"/>
+    <w:bookmarkStart w:id="100" w:name="ref-Froese2006"/>
     <w:p>
       <w:pPr>
         <w:pStyle w:val="Bibliography"/>
@@ -6211,7 +5946,7 @@
       <w:r>
         <w:t xml:space="preserve"> </w:t>
       </w:r>
-      <w:hyperlink r:id="rId112">
+      <w:hyperlink r:id="rId99">
         <w:r>
           <w:rPr>
             <w:rStyle w:val="Hyperlink"/>
@@ -6223,8 +5958,8 @@
         <w:t xml:space="preserve">.</w:t>
       </w:r>
     </w:p>
-    <w:bookmarkEnd w:id="113"/>
-    <w:bookmarkStart w:id="115" w:name="ref-Fry1948"/>
+    <w:bookmarkEnd w:id="100"/>
+    <w:bookmarkStart w:id="102" w:name="ref-Fry1948"/>
     <w:p>
       <w:pPr>
         <w:pStyle w:val="Bibliography"/>
@@ -6235,7 +5970,7 @@
       <w:r>
         <w:t xml:space="preserve"> </w:t>
       </w:r>
-      <w:hyperlink r:id="rId114">
+      <w:hyperlink r:id="rId101">
         <w:r>
           <w:rPr>
             <w:rStyle w:val="Hyperlink"/>
@@ -6247,8 +5982,8 @@
         <w:t xml:space="preserve">.</w:t>
       </w:r>
     </w:p>
-    <w:bookmarkEnd w:id="115"/>
-    <w:bookmarkStart w:id="117" w:name="ref-Grayling2020"/>
+    <w:bookmarkEnd w:id="102"/>
+    <w:bookmarkStart w:id="104" w:name="ref-Grayling2020"/>
     <w:p>
       <w:pPr>
         <w:pStyle w:val="Bibliography"/>
@@ -6259,7 +5994,7 @@
       <w:r>
         <w:t xml:space="preserve"> </w:t>
       </w:r>
-      <w:hyperlink r:id="rId116">
+      <w:hyperlink r:id="rId103">
         <w:r>
           <w:rPr>
             <w:rStyle w:val="Hyperlink"/>
@@ -6283,8 +6018,8 @@
         <w:t xml:space="preserve">. Bay of Plenty Regional Council.</w:t>
       </w:r>
     </w:p>
-    <w:bookmarkEnd w:id="117"/>
-    <w:bookmarkStart w:id="118" w:name="ref-Greenaway1985"/>
+    <w:bookmarkEnd w:id="104"/>
+    <w:bookmarkStart w:id="105" w:name="ref-Greenaway1985"/>
     <w:p>
       <w:pPr>
         <w:pStyle w:val="Bibliography"/>
@@ -6302,8 +6037,8 @@
         <w:t xml:space="preserve">. Biological Reviews 60: 425–454.</w:t>
       </w:r>
     </w:p>
-    <w:bookmarkEnd w:id="118"/>
-    <w:bookmarkStart w:id="119" w:name="ref-Hamilton2005"/>
+    <w:bookmarkEnd w:id="105"/>
+    <w:bookmarkStart w:id="106" w:name="ref-Hamilton2005"/>
     <w:p>
       <w:pPr>
         <w:pStyle w:val="Bibliography"/>
@@ -6345,8 +6080,8 @@
         <w:t xml:space="preserve">. NIWA &amp; University of Waikato.</w:t>
       </w:r>
     </w:p>
-    <w:bookmarkEnd w:id="119"/>
-    <w:bookmarkStart w:id="121" w:name="ref-Hammond2006"/>
+    <w:bookmarkEnd w:id="106"/>
+    <w:bookmarkStart w:id="108" w:name="ref-Hammond2006"/>
     <w:p>
       <w:pPr>
         <w:pStyle w:val="Bibliography"/>
@@ -6370,7 +6105,7 @@
       <w:r>
         <w:t xml:space="preserve"> </w:t>
       </w:r>
-      <w:hyperlink r:id="rId120">
+      <w:hyperlink r:id="rId107">
         <w:r>
           <w:rPr>
             <w:rStyle w:val="Hyperlink"/>
@@ -6382,8 +6117,8 @@
         <w:t xml:space="preserve">.</w:t>
       </w:r>
     </w:p>
-    <w:bookmarkEnd w:id="121"/>
-    <w:bookmarkStart w:id="122" w:name="ref-Harding2009"/>
+    <w:bookmarkEnd w:id="108"/>
+    <w:bookmarkStart w:id="109" w:name="ref-Harding2009"/>
     <w:p>
       <w:pPr>
         <w:pStyle w:val="Bibliography"/>
@@ -6401,8 +6136,8 @@
         <w:t xml:space="preserve">. School of Biological Sciences, University of Canterbury.</w:t>
       </w:r>
     </w:p>
-    <w:bookmarkEnd w:id="122"/>
-    <w:bookmarkStart w:id="124" w:name="ref-Haschenburger2009"/>
+    <w:bookmarkEnd w:id="109"/>
+    <w:bookmarkStart w:id="111" w:name="ref-Haschenburger2009"/>
     <w:p>
       <w:pPr>
         <w:pStyle w:val="Bibliography"/>
@@ -6413,7 +6148,7 @@
       <w:r>
         <w:t xml:space="preserve"> </w:t>
       </w:r>
-      <w:hyperlink r:id="rId123">
+      <w:hyperlink r:id="rId110">
         <w:r>
           <w:rPr>
             <w:rStyle w:val="Hyperlink"/>
@@ -6425,8 +6160,8 @@
         <w:t xml:space="preserve">.</w:t>
       </w:r>
     </w:p>
-    <w:bookmarkEnd w:id="124"/>
-    <w:bookmarkStart w:id="126" w:name="ref-Hesni2009"/>
+    <w:bookmarkEnd w:id="111"/>
+    <w:bookmarkStart w:id="113" w:name="ref-Hesni2009"/>
     <w:p>
       <w:pPr>
         <w:pStyle w:val="Bibliography"/>
@@ -6471,7 +6206,7 @@
       <w:r>
         <w:t xml:space="preserve"> </w:t>
       </w:r>
-      <w:hyperlink r:id="rId125">
+      <w:hyperlink r:id="rId112">
         <w:r>
           <w:rPr>
             <w:rStyle w:val="Hyperlink"/>
@@ -6483,8 +6218,8 @@
         <w:t xml:space="preserve">.</w:t>
       </w:r>
     </w:p>
-    <w:bookmarkEnd w:id="126"/>
-    <w:bookmarkStart w:id="128" w:name="ref-Hessen2004"/>
+    <w:bookmarkEnd w:id="113"/>
+    <w:bookmarkStart w:id="115" w:name="ref-Hessen2004"/>
     <w:p>
       <w:pPr>
         <w:pStyle w:val="Bibliography"/>
@@ -6495,7 +6230,7 @@
       <w:r>
         <w:t xml:space="preserve"> </w:t>
       </w:r>
-      <w:hyperlink r:id="rId127">
+      <w:hyperlink r:id="rId114">
         <w:r>
           <w:rPr>
             <w:rStyle w:val="Hyperlink"/>
@@ -6507,8 +6242,8 @@
         <w:t xml:space="preserve">.</w:t>
       </w:r>
     </w:p>
-    <w:bookmarkEnd w:id="128"/>
-    <w:bookmarkStart w:id="129" w:name="ref-Hiroa1921"/>
+    <w:bookmarkEnd w:id="115"/>
+    <w:bookmarkStart w:id="116" w:name="ref-Hiroa1921"/>
     <w:p>
       <w:pPr>
         <w:pStyle w:val="Bibliography"/>
@@ -6532,8 +6267,8 @@
         <w:t xml:space="preserve">, with methods of obtaining them, and usages and customs appertaining thereto. Transactions and Proceedings of the Royal Society of New Zealand 1868-1961 53: 433–451.</w:t>
       </w:r>
     </w:p>
-    <w:bookmarkEnd w:id="129"/>
-    <w:bookmarkStart w:id="131" w:name="ref-Hopkins1970"/>
+    <w:bookmarkEnd w:id="116"/>
+    <w:bookmarkStart w:id="118" w:name="ref-Hopkins1970"/>
     <w:p>
       <w:pPr>
         <w:pStyle w:val="Bibliography"/>
@@ -6596,7 +6331,7 @@
       <w:r>
         <w:t xml:space="preserve"> </w:t>
       </w:r>
-      <w:hyperlink r:id="rId130">
+      <w:hyperlink r:id="rId117">
         <w:r>
           <w:rPr>
             <w:rStyle w:val="Hyperlink"/>
@@ -6608,8 +6343,8 @@
         <w:t xml:space="preserve">.</w:t>
       </w:r>
     </w:p>
-    <w:bookmarkEnd w:id="131"/>
-    <w:bookmarkStart w:id="133" w:name="ref-Jane2021"/>
+    <w:bookmarkEnd w:id="118"/>
+    <w:bookmarkStart w:id="120" w:name="ref-Jane2021"/>
     <w:p>
       <w:pPr>
         <w:pStyle w:val="Bibliography"/>
@@ -6623,7 +6358,7 @@
       <w:r>
         <w:t xml:space="preserve"> </w:t>
       </w:r>
-      <w:hyperlink r:id="rId132">
+      <w:hyperlink r:id="rId119">
         <w:r>
           <w:rPr>
             <w:rStyle w:val="Hyperlink"/>
@@ -6635,8 +6370,8 @@
         <w:t xml:space="preserve">.</w:t>
       </w:r>
     </w:p>
-    <w:bookmarkEnd w:id="133"/>
-    <w:bookmarkStart w:id="134" w:name="ref-Johnsen2008"/>
+    <w:bookmarkEnd w:id="120"/>
+    <w:bookmarkStart w:id="121" w:name="ref-Johnsen2008"/>
     <w:p>
       <w:pPr>
         <w:pStyle w:val="Bibliography"/>
@@ -6645,8 +6380,8 @@
         <w:t xml:space="preserve">Johnsen, S. I., &amp; T. Taugbøl, 2008. Add stones, get crayfish - is it that simple? Freshwater Crayfish 16: 47–50.</w:t>
       </w:r>
     </w:p>
-    <w:bookmarkEnd w:id="134"/>
-    <w:bookmarkStart w:id="136" w:name="ref-Jowett2008"/>
+    <w:bookmarkEnd w:id="121"/>
+    <w:bookmarkStart w:id="123" w:name="ref-Jowett2008"/>
     <w:p>
       <w:pPr>
         <w:pStyle w:val="Bibliography"/>
@@ -6685,7 +6420,7 @@
       <w:r>
         <w:t xml:space="preserve"> </w:t>
       </w:r>
-      <w:hyperlink r:id="rId135">
+      <w:hyperlink r:id="rId122">
         <w:r>
           <w:rPr>
             <w:rStyle w:val="Hyperlink"/>
@@ -6697,8 +6432,8 @@
         <w:t xml:space="preserve">.</w:t>
       </w:r>
     </w:p>
-    <w:bookmarkEnd w:id="136"/>
-    <w:bookmarkStart w:id="138" w:name="ref-Jowett1990"/>
+    <w:bookmarkEnd w:id="123"/>
+    <w:bookmarkStart w:id="125" w:name="ref-Jowett1990"/>
     <w:p>
       <w:pPr>
         <w:pStyle w:val="Bibliography"/>
@@ -6737,7 +6472,7 @@
       <w:r>
         <w:t xml:space="preserve"> </w:t>
       </w:r>
-      <w:hyperlink r:id="rId137">
+      <w:hyperlink r:id="rId124">
         <w:r>
           <w:rPr>
             <w:rStyle w:val="Hyperlink"/>
@@ -6749,8 +6484,8 @@
         <w:t xml:space="preserve">.</w:t>
       </w:r>
     </w:p>
-    <w:bookmarkEnd w:id="138"/>
-    <w:bookmarkStart w:id="140" w:name="ref-Kusabs2026"/>
+    <w:bookmarkEnd w:id="125"/>
+    <w:bookmarkStart w:id="127" w:name="ref-Kusabs2026"/>
     <w:p>
       <w:pPr>
         <w:pStyle w:val="Bibliography"/>
@@ -6773,7 +6508,7 @@
       <w:r>
         <w:t xml:space="preserve"> </w:t>
       </w:r>
-      <w:hyperlink r:id="rId139">
+      <w:hyperlink r:id="rId126">
         <w:r>
           <w:rPr>
             <w:rStyle w:val="Hyperlink"/>
@@ -6785,8 +6520,8 @@
         <w:t xml:space="preserve">.</w:t>
       </w:r>
     </w:p>
-    <w:bookmarkEnd w:id="140"/>
-    <w:bookmarkStart w:id="142" w:name="ref-Kusabs2015a"/>
+    <w:bookmarkEnd w:id="127"/>
+    <w:bookmarkStart w:id="129" w:name="ref-Kusabs2015a"/>
     <w:p>
       <w:pPr>
         <w:pStyle w:val="Bibliography"/>
@@ -6843,7 +6578,7 @@
       <w:r>
         <w:t xml:space="preserve"> </w:t>
       </w:r>
-      <w:hyperlink r:id="rId141">
+      <w:hyperlink r:id="rId128">
         <w:r>
           <w:rPr>
             <w:rStyle w:val="Hyperlink"/>
@@ -6855,8 +6590,8 @@
         <w:t xml:space="preserve">.</w:t>
       </w:r>
     </w:p>
-    <w:bookmarkEnd w:id="142"/>
-    <w:bookmarkStart w:id="144" w:name="ref-Kusabs2009"/>
+    <w:bookmarkEnd w:id="129"/>
+    <w:bookmarkStart w:id="131" w:name="ref-Kusabs2009"/>
     <w:p>
       <w:pPr>
         <w:pStyle w:val="Bibliography"/>
@@ -6922,7 +6657,7 @@
       <w:r>
         <w:t xml:space="preserve"> </w:t>
       </w:r>
-      <w:hyperlink r:id="rId143">
+      <w:hyperlink r:id="rId130">
         <w:r>
           <w:rPr>
             <w:rStyle w:val="Hyperlink"/>
@@ -6934,8 +6669,8 @@
         <w:t xml:space="preserve">.</w:t>
       </w:r>
     </w:p>
-    <w:bookmarkEnd w:id="144"/>
-    <w:bookmarkStart w:id="146" w:name="ref-Kusabs2015b"/>
+    <w:bookmarkEnd w:id="131"/>
+    <w:bookmarkStart w:id="133" w:name="ref-Kusabs2015b"/>
     <w:p>
       <w:pPr>
         <w:pStyle w:val="Bibliography"/>
@@ -6992,7 +6727,7 @@
       <w:r>
         <w:t xml:space="preserve"> </w:t>
       </w:r>
-      <w:hyperlink r:id="rId145">
+      <w:hyperlink r:id="rId132">
         <w:r>
           <w:rPr>
             <w:rStyle w:val="Hyperlink"/>
@@ -7004,8 +6739,8 @@
         <w:t xml:space="preserve">.</w:t>
       </w:r>
     </w:p>
-    <w:bookmarkEnd w:id="146"/>
-    <w:bookmarkStart w:id="147" w:name="ref-Kutner2005"/>
+    <w:bookmarkEnd w:id="133"/>
+    <w:bookmarkStart w:id="134" w:name="ref-Kutner2005"/>
     <w:p>
       <w:pPr>
         <w:pStyle w:val="Bibliography"/>
@@ -7014,8 +6749,8 @@
         <w:t xml:space="preserve">Kutner, M. H., C. J. Nachtsheim, J. Neter, &amp; W. Li, 2005. Applied linear statistical models. McGraw-Hill Irwin.</w:t>
       </w:r>
     </w:p>
-    <w:bookmarkEnd w:id="147"/>
-    <w:bookmarkStart w:id="149" w:name="ref-LAWA2025"/>
+    <w:bookmarkEnd w:id="134"/>
+    <w:bookmarkStart w:id="136" w:name="ref-LAWA2025"/>
     <w:p>
       <w:pPr>
         <w:pStyle w:val="Bibliography"/>
@@ -7038,7 +6773,7 @@
       <w:r>
         <w:t xml:space="preserve"> </w:t>
       </w:r>
-      <w:hyperlink r:id="rId148">
+      <w:hyperlink r:id="rId135">
         <w:r>
           <w:rPr>
             <w:rStyle w:val="Hyperlink"/>
@@ -7050,8 +6785,8 @@
         <w:t xml:space="preserve">.</w:t>
       </w:r>
     </w:p>
-    <w:bookmarkEnd w:id="149"/>
-    <w:bookmarkStart w:id="151" w:name="ref-Lee2025"/>
+    <w:bookmarkEnd w:id="136"/>
+    <w:bookmarkStart w:id="138" w:name="ref-Lee2025"/>
     <w:p>
       <w:pPr>
         <w:pStyle w:val="Bibliography"/>
@@ -7062,7 +6797,7 @@
       <w:r>
         <w:t xml:space="preserve"> </w:t>
       </w:r>
-      <w:hyperlink r:id="rId150">
+      <w:hyperlink r:id="rId137">
         <w:r>
           <w:rPr>
             <w:rStyle w:val="Hyperlink"/>
@@ -7074,8 +6809,8 @@
         <w:t xml:space="preserve">.</w:t>
       </w:r>
     </w:p>
-    <w:bookmarkEnd w:id="151"/>
-    <w:bookmarkStart w:id="153" w:name="ref-Levin1992"/>
+    <w:bookmarkEnd w:id="138"/>
+    <w:bookmarkStart w:id="140" w:name="ref-Levin1992"/>
     <w:p>
       <w:pPr>
         <w:pStyle w:val="Bibliography"/>
@@ -7098,7 +6833,7 @@
       <w:r>
         <w:t xml:space="preserve"> </w:t>
       </w:r>
-      <w:hyperlink r:id="rId152">
+      <w:hyperlink r:id="rId139">
         <w:r>
           <w:rPr>
             <w:rStyle w:val="Hyperlink"/>
@@ -7110,8 +6845,8 @@
         <w:t xml:space="preserve">.</w:t>
       </w:r>
     </w:p>
-    <w:bookmarkEnd w:id="153"/>
-    <w:bookmarkStart w:id="155" w:name="ref-Lishawa2023"/>
+    <w:bookmarkEnd w:id="140"/>
+    <w:bookmarkStart w:id="142" w:name="ref-Lishawa2023"/>
     <w:p>
       <w:pPr>
         <w:pStyle w:val="Bibliography"/>
@@ -7147,7 +6882,7 @@
       <w:r>
         <w:t xml:space="preserve"> </w:t>
       </w:r>
-      <w:hyperlink r:id="rId154">
+      <w:hyperlink r:id="rId141">
         <w:r>
           <w:rPr>
             <w:rStyle w:val="Hyperlink"/>
@@ -7159,8 +6894,8 @@
         <w:t xml:space="preserve">.</w:t>
       </w:r>
     </w:p>
-    <w:bookmarkEnd w:id="155"/>
-    <w:bookmarkStart w:id="157" w:name="ref-Meerhoff2022"/>
+    <w:bookmarkEnd w:id="142"/>
+    <w:bookmarkStart w:id="144" w:name="ref-Meerhoff2022"/>
     <w:p>
       <w:pPr>
         <w:pStyle w:val="Bibliography"/>
@@ -7171,7 +6906,7 @@
       <w:r>
         <w:t xml:space="preserve"> </w:t>
       </w:r>
-      <w:hyperlink r:id="rId156">
+      <w:hyperlink r:id="rId143">
         <w:r>
           <w:rPr>
             <w:rStyle w:val="Hyperlink"/>
@@ -7183,8 +6918,8 @@
         <w:t xml:space="preserve">.</w:t>
       </w:r>
     </w:p>
-    <w:bookmarkEnd w:id="157"/>
-    <w:bookmarkStart w:id="159" w:name="ref-Momot1995"/>
+    <w:bookmarkEnd w:id="144"/>
+    <w:bookmarkStart w:id="146" w:name="ref-Momot1995"/>
     <w:p>
       <w:pPr>
         <w:pStyle w:val="Bibliography"/>
@@ -7195,7 +6930,7 @@
       <w:r>
         <w:t xml:space="preserve"> </w:t>
       </w:r>
-      <w:hyperlink r:id="rId158">
+      <w:hyperlink r:id="rId145">
         <w:r>
           <w:rPr>
             <w:rStyle w:val="Hyperlink"/>
@@ -7207,8 +6942,8 @@
         <w:t xml:space="preserve">.</w:t>
       </w:r>
     </w:p>
-    <w:bookmarkEnd w:id="159"/>
-    <w:bookmarkStart w:id="161" w:name="ref-Nystrom2006"/>
+    <w:bookmarkEnd w:id="146"/>
+    <w:bookmarkStart w:id="148" w:name="ref-Nystrom2006"/>
     <w:p>
       <w:pPr>
         <w:pStyle w:val="Bibliography"/>
@@ -7219,7 +6954,7 @@
       <w:r>
         <w:t xml:space="preserve"> </w:t>
       </w:r>
-      <w:hyperlink r:id="rId160">
+      <w:hyperlink r:id="rId147">
         <w:r>
           <w:rPr>
             <w:rStyle w:val="Hyperlink"/>
@@ -7231,8 +6966,8 @@
         <w:t xml:space="preserve">.</w:t>
       </w:r>
     </w:p>
-    <w:bookmarkEnd w:id="161"/>
-    <w:bookmarkStart w:id="163" w:name="ref-Olsson2006"/>
+    <w:bookmarkEnd w:id="148"/>
+    <w:bookmarkStart w:id="150" w:name="ref-Olsson2006"/>
     <w:p>
       <w:pPr>
         <w:pStyle w:val="Bibliography"/>
@@ -7255,7 +6990,7 @@
       <w:r>
         <w:t xml:space="preserve"> </w:t>
       </w:r>
-      <w:hyperlink r:id="rId162">
+      <w:hyperlink r:id="rId149">
         <w:r>
           <w:rPr>
             <w:rStyle w:val="Hyperlink"/>
@@ -7267,8 +7002,8 @@
         <w:t xml:space="preserve">.</w:t>
       </w:r>
     </w:p>
-    <w:bookmarkEnd w:id="163"/>
-    <w:bookmarkStart w:id="164" w:name="ref-Parkyn2002"/>
+    <w:bookmarkEnd w:id="150"/>
+    <w:bookmarkStart w:id="151" w:name="ref-Parkyn2002"/>
     <w:p>
       <w:pPr>
         <w:pStyle w:val="Bibliography"/>
@@ -7287,8 +7022,8 @@
         <w:t xml:space="preserve">) growth: Leaf detritus versus invertebrate food sources at two diurnally varying temperatures. Freshwater Crayfish 13: 371–382.</w:t>
       </w:r>
     </w:p>
-    <w:bookmarkEnd w:id="164"/>
-    <w:bookmarkStart w:id="166" w:name="ref-Parkyn2004"/>
+    <w:bookmarkEnd w:id="151"/>
+    <w:bookmarkStart w:id="153" w:name="ref-Parkyn2004"/>
     <w:p>
       <w:pPr>
         <w:pStyle w:val="Bibliography"/>
@@ -7299,7 +7034,7 @@
       <w:r>
         <w:t xml:space="preserve"> </w:t>
       </w:r>
-      <w:hyperlink r:id="rId165">
+      <w:hyperlink r:id="rId152">
         <w:r>
           <w:rPr>
             <w:rStyle w:val="Hyperlink"/>
@@ -7311,8 +7046,8 @@
         <w:t xml:space="preserve">.</w:t>
       </w:r>
     </w:p>
-    <w:bookmarkEnd w:id="166"/>
-    <w:bookmarkStart w:id="168" w:name="ref-Parkyn2001"/>
+    <w:bookmarkEnd w:id="153"/>
+    <w:bookmarkStart w:id="155" w:name="ref-Parkyn2001"/>
     <w:p>
       <w:pPr>
         <w:pStyle w:val="Bibliography"/>
@@ -7335,7 +7070,7 @@
       <w:r>
         <w:t xml:space="preserve"> </w:t>
       </w:r>
-      <w:hyperlink r:id="rId167">
+      <w:hyperlink r:id="rId154">
         <w:r>
           <w:rPr>
             <w:rStyle w:val="Hyperlink"/>
@@ -7347,8 +7082,8 @@
         <w:t xml:space="preserve">.</w:t>
       </w:r>
     </w:p>
-    <w:bookmarkEnd w:id="168"/>
-    <w:bookmarkStart w:id="170" w:name="ref-Parkyn2009"/>
+    <w:bookmarkEnd w:id="155"/>
+    <w:bookmarkStart w:id="157" w:name="ref-Parkyn2009"/>
     <w:p>
       <w:pPr>
         <w:pStyle w:val="Bibliography"/>
@@ -7369,7 +7104,7 @@
       <w:r>
         <w:t xml:space="preserve"> </w:t>
       </w:r>
-      <w:hyperlink r:id="rId169">
+      <w:hyperlink r:id="rId156">
         <w:r>
           <w:rPr>
             <w:rStyle w:val="Hyperlink"/>
@@ -7381,8 +7116,8 @@
         <w:t xml:space="preserve">.</w:t>
       </w:r>
     </w:p>
-    <w:bookmarkEnd w:id="170"/>
-    <w:bookmarkStart w:id="171" w:name="ref-Quinn2002"/>
+    <w:bookmarkEnd w:id="157"/>
+    <w:bookmarkStart w:id="158" w:name="ref-Quinn2002"/>
     <w:p>
       <w:pPr>
         <w:pStyle w:val="Bibliography"/>
@@ -7391,8 +7126,8 @@
         <w:t xml:space="preserve">Quinn, G. P., &amp; M. J. Keough, 2002. Experimental design and data analysis for biologists. Cambridge University Press.</w:t>
       </w:r>
     </w:p>
-    <w:bookmarkEnd w:id="171"/>
-    <w:bookmarkStart w:id="173" w:name="ref-Quinn1990"/>
+    <w:bookmarkEnd w:id="158"/>
+    <w:bookmarkStart w:id="160" w:name="ref-Quinn1990"/>
     <w:p>
       <w:pPr>
         <w:pStyle w:val="Bibliography"/>
@@ -7415,7 +7150,7 @@
       <w:r>
         <w:t xml:space="preserve"> </w:t>
       </w:r>
-      <w:hyperlink r:id="rId172">
+      <w:hyperlink r:id="rId159">
         <w:r>
           <w:rPr>
             <w:rStyle w:val="Hyperlink"/>
@@ -7427,8 +7162,8 @@
         <w:t xml:space="preserve">.</w:t>
       </w:r>
     </w:p>
-    <w:bookmarkEnd w:id="173"/>
-    <w:bookmarkStart w:id="175" w:name="ref-RCoreTeam2025"/>
+    <w:bookmarkEnd w:id="160"/>
+    <w:bookmarkStart w:id="162" w:name="ref-RCoreTeam2025"/>
     <w:p>
       <w:pPr>
         <w:pStyle w:val="Bibliography"/>
@@ -7439,7 +7174,7 @@
       <w:r>
         <w:t xml:space="preserve"> </w:t>
       </w:r>
-      <w:hyperlink r:id="rId174">
+      <w:hyperlink r:id="rId161">
         <w:r>
           <w:rPr>
             <w:rStyle w:val="Hyperlink"/>
@@ -7457,8 +7192,8 @@
         <w:t xml:space="preserve">. R Foundation for Statistical Computing, Vienna, Austria.</w:t>
       </w:r>
     </w:p>
-    <w:bookmarkEnd w:id="175"/>
-    <w:bookmarkStart w:id="177" w:name="ref-Richman2015"/>
+    <w:bookmarkEnd w:id="162"/>
+    <w:bookmarkStart w:id="164" w:name="ref-Richman2015"/>
     <w:p>
       <w:pPr>
         <w:pStyle w:val="Bibliography"/>
@@ -7487,7 +7222,7 @@
       <w:r>
         <w:t xml:space="preserve"> </w:t>
       </w:r>
-      <w:hyperlink r:id="rId176">
+      <w:hyperlink r:id="rId163">
         <w:r>
           <w:rPr>
             <w:rStyle w:val="Hyperlink"/>
@@ -7499,8 +7234,8 @@
         <w:t xml:space="preserve">.</w:t>
       </w:r>
     </w:p>
-    <w:bookmarkEnd w:id="177"/>
-    <w:bookmarkStart w:id="179" w:name="ref-Rosewarne2013"/>
+    <w:bookmarkEnd w:id="164"/>
+    <w:bookmarkStart w:id="166" w:name="ref-Rosewarne2013"/>
     <w:p>
       <w:pPr>
         <w:pStyle w:val="Bibliography"/>
@@ -7521,7 +7256,7 @@
       <w:r>
         <w:t xml:space="preserve"> </w:t>
       </w:r>
-      <w:hyperlink r:id="rId178">
+      <w:hyperlink r:id="rId165">
         <w:r>
           <w:rPr>
             <w:rStyle w:val="Hyperlink"/>
@@ -7533,8 +7268,8 @@
         <w:t xml:space="preserve">.</w:t>
       </w:r>
     </w:p>
-    <w:bookmarkEnd w:id="179"/>
-    <w:bookmarkStart w:id="181" w:name="ref-Rowe1993"/>
+    <w:bookmarkEnd w:id="166"/>
+    <w:bookmarkStart w:id="168" w:name="ref-Rowe1993"/>
     <w:p>
       <w:pPr>
         <w:pStyle w:val="Bibliography"/>
@@ -7563,7 +7298,7 @@
       <w:r>
         <w:t xml:space="preserve"> </w:t>
       </w:r>
-      <w:hyperlink r:id="rId180">
+      <w:hyperlink r:id="rId167">
         <w:r>
           <w:rPr>
             <w:rStyle w:val="Hyperlink"/>
@@ -7575,8 +7310,8 @@
         <w:t xml:space="preserve">.</w:t>
       </w:r>
     </w:p>
-    <w:bookmarkEnd w:id="181"/>
-    <w:bookmarkStart w:id="183" w:name="ref-Schoen2015"/>
+    <w:bookmarkEnd w:id="168"/>
+    <w:bookmarkStart w:id="170" w:name="ref-Schoen2015"/>
     <w:p>
       <w:pPr>
         <w:pStyle w:val="Bibliography"/>
@@ -7603,7 +7338,7 @@
       <w:r>
         <w:t xml:space="preserve"> </w:t>
       </w:r>
-      <w:hyperlink r:id="rId182">
+      <w:hyperlink r:id="rId169">
         <w:r>
           <w:rPr>
             <w:rStyle w:val="Hyperlink"/>
@@ -7615,8 +7350,8 @@
         <w:t xml:space="preserve">.</w:t>
       </w:r>
     </w:p>
-    <w:bookmarkEnd w:id="183"/>
-    <w:bookmarkStart w:id="185" w:name="ref-Schrank2019"/>
+    <w:bookmarkEnd w:id="170"/>
+    <w:bookmarkStart w:id="172" w:name="ref-Schrank2019"/>
     <w:p>
       <w:pPr>
         <w:pStyle w:val="Bibliography"/>
@@ -7639,7 +7374,7 @@
       <w:r>
         <w:t xml:space="preserve"> </w:t>
       </w:r>
-      <w:hyperlink r:id="rId184">
+      <w:hyperlink r:id="rId171">
         <w:r>
           <w:rPr>
             <w:rStyle w:val="Hyperlink"/>
@@ -7651,8 +7386,8 @@
         <w:t xml:space="preserve">.</w:t>
       </w:r>
     </w:p>
-    <w:bookmarkEnd w:id="185"/>
-    <w:bookmarkStart w:id="186" w:name="ref-Shave1994"/>
+    <w:bookmarkEnd w:id="172"/>
+    <w:bookmarkStart w:id="173" w:name="ref-Shave1994"/>
     <w:p>
       <w:pPr>
         <w:pStyle w:val="Bibliography"/>
@@ -7671,8 +7406,8 @@
         <w:t xml:space="preserve">) to a native and an introduced predator. New Zealand Journal of Ecology 18: 1–10.</w:t>
       </w:r>
     </w:p>
-    <w:bookmarkEnd w:id="186"/>
-    <w:bookmarkStart w:id="188" w:name="ref-Shono2008"/>
+    <w:bookmarkEnd w:id="173"/>
+    <w:bookmarkStart w:id="175" w:name="ref-Shono2008"/>
     <w:p>
       <w:pPr>
         <w:pStyle w:val="Bibliography"/>
@@ -7707,7 +7442,7 @@
       <w:r>
         <w:t xml:space="preserve"> </w:t>
       </w:r>
-      <w:hyperlink r:id="rId187">
+      <w:hyperlink r:id="rId174">
         <w:r>
           <w:rPr>
             <w:rStyle w:val="Hyperlink"/>
@@ -7719,8 +7454,8 @@
         <w:t xml:space="preserve">.</w:t>
       </w:r>
     </w:p>
-    <w:bookmarkEnd w:id="188"/>
-    <w:bookmarkStart w:id="190" w:name="ref-Smith1996"/>
+    <w:bookmarkEnd w:id="175"/>
+    <w:bookmarkStart w:id="177" w:name="ref-Smith1996"/>
     <w:p>
       <w:pPr>
         <w:pStyle w:val="Bibliography"/>
@@ -7756,7 +7491,7 @@
       <w:r>
         <w:t xml:space="preserve"> </w:t>
       </w:r>
-      <w:hyperlink r:id="rId189">
+      <w:hyperlink r:id="rId176">
         <w:r>
           <w:rPr>
             <w:rStyle w:val="Hyperlink"/>
@@ -7768,8 +7503,8 @@
         <w:t xml:space="preserve">.</w:t>
       </w:r>
     </w:p>
-    <w:bookmarkEnd w:id="190"/>
-    <w:bookmarkStart w:id="192" w:name="ref-Statzner2003"/>
+    <w:bookmarkEnd w:id="177"/>
+    <w:bookmarkStart w:id="179" w:name="ref-Statzner2003"/>
     <w:p>
       <w:pPr>
         <w:pStyle w:val="Bibliography"/>
@@ -7780,7 +7515,7 @@
       <w:r>
         <w:t xml:space="preserve"> </w:t>
       </w:r>
-      <w:hyperlink r:id="rId191">
+      <w:hyperlink r:id="rId178">
         <w:r>
           <w:rPr>
             <w:rStyle w:val="Hyperlink"/>
@@ -7792,8 +7527,8 @@
         <w:t xml:space="preserve">.</w:t>
       </w:r>
     </w:p>
-    <w:bookmarkEnd w:id="192"/>
-    <w:bookmarkStart w:id="194" w:name="ref-Stevens2004"/>
+    <w:bookmarkEnd w:id="179"/>
+    <w:bookmarkStart w:id="181" w:name="ref-Stevens2004"/>
     <w:p>
       <w:pPr>
         <w:pStyle w:val="Bibliography"/>
@@ -7804,7 +7539,7 @@
       <w:r>
         <w:t xml:space="preserve"> </w:t>
       </w:r>
-      <w:hyperlink r:id="rId193">
+      <w:hyperlink r:id="rId180">
         <w:r>
           <w:rPr>
             <w:rStyle w:val="Hyperlink"/>
@@ -7816,8 +7551,8 @@
         <w:t xml:space="preserve">.</w:t>
       </w:r>
     </w:p>
-    <w:bookmarkEnd w:id="194"/>
-    <w:bookmarkStart w:id="196" w:name="ref-Strayer2010"/>
+    <w:bookmarkEnd w:id="181"/>
+    <w:bookmarkStart w:id="183" w:name="ref-Strayer2010"/>
     <w:p>
       <w:pPr>
         <w:pStyle w:val="Bibliography"/>
@@ -7828,7 +7563,7 @@
       <w:r>
         <w:t xml:space="preserve"> </w:t>
       </w:r>
-      <w:hyperlink r:id="rId195">
+      <w:hyperlink r:id="rId182">
         <w:r>
           <w:rPr>
             <w:rStyle w:val="Hyperlink"/>
@@ -7840,8 +7575,8 @@
         <w:t xml:space="preserve">.</w:t>
       </w:r>
     </w:p>
-    <w:bookmarkEnd w:id="196"/>
-    <w:bookmarkStart w:id="198" w:name="ref-Taylor2019"/>
+    <w:bookmarkEnd w:id="183"/>
+    <w:bookmarkStart w:id="185" w:name="ref-Taylor2019"/>
     <w:p>
       <w:pPr>
         <w:pStyle w:val="Bibliography"/>
@@ -7861,7 +7596,7 @@
       <w:r>
         <w:t xml:space="preserve"> </w:t>
       </w:r>
-      <w:hyperlink r:id="rId197">
+      <w:hyperlink r:id="rId184">
         <w:r>
           <w:rPr>
             <w:rStyle w:val="Hyperlink"/>
@@ -7873,8 +7608,8 @@
         <w:t xml:space="preserve">.</w:t>
       </w:r>
     </w:p>
-    <w:bookmarkEnd w:id="198"/>
-    <w:bookmarkStart w:id="200" w:name="ref-Usio2000"/>
+    <w:bookmarkEnd w:id="185"/>
+    <w:bookmarkStart w:id="187" w:name="ref-Usio2000"/>
     <w:p>
       <w:pPr>
         <w:pStyle w:val="Bibliography"/>
@@ -7907,12 +7642,214 @@
       <w:r>
         <w:t xml:space="preserve"> </w:t>
       </w:r>
+      <w:hyperlink r:id="rId186">
+        <w:r>
+          <w:rPr>
+            <w:rStyle w:val="Hyperlink"/>
+          </w:rPr>
+          <w:t xml:space="preserve">https://doi.org/10.1080/00288330.2000.9516957</w:t>
+        </w:r>
+      </w:hyperlink>
+      <w:r>
+        <w:t xml:space="preserve">.</w:t>
+      </w:r>
+    </w:p>
+    <w:bookmarkEnd w:id="187"/>
+    <w:bookmarkStart w:id="189" w:name="ref-Usio2004"/>
+    <w:p>
+      <w:pPr>
+        <w:pStyle w:val="Bibliography"/>
+      </w:pPr>
+      <w:r>
+        <w:t xml:space="preserve">Usio, N., &amp; C. R. Townsend, 2004. Roles of crayfish: Consequences of predation and bioturbation for stream invertebrates. Ecology 85: 807–822.</w:t>
+      </w:r>
+      <w:r>
+        <w:t xml:space="preserve"> </w:t>
+      </w:r>
+      <w:hyperlink r:id="rId188">
+        <w:r>
+          <w:rPr>
+            <w:rStyle w:val="Hyperlink"/>
+          </w:rPr>
+          <w:t xml:space="preserve">https://doi.org/10.1890/02-0618</w:t>
+        </w:r>
+      </w:hyperlink>
+      <w:r>
+        <w:t xml:space="preserve">.</w:t>
+      </w:r>
+    </w:p>
+    <w:bookmarkEnd w:id="189"/>
+    <w:bookmarkStart w:id="191" w:name="ref-Vedia2017"/>
+    <w:p>
+      <w:pPr>
+        <w:pStyle w:val="Bibliography"/>
+      </w:pPr>
+      <w:r>
+        <w:t xml:space="preserve">Vedia, I., D. Galicia, E. Baquero, J. Oscoz, &amp; R. Miranda, 2017. Environmental factors influencing the distribution and abundance of the introduced signal crayfish in the north of</w:t>
+      </w:r>
+      <w:r>
+        <w:t xml:space="preserve"> </w:t>
+      </w:r>
+      <w:r>
+        <w:t xml:space="preserve">Iberian Peninsula</w:t>
+      </w:r>
+      <w:r>
+        <w:t xml:space="preserve">. Marine and Freshwater Research 68: 900–908.</w:t>
+      </w:r>
+      <w:r>
+        <w:t xml:space="preserve"> </w:t>
+      </w:r>
+      <w:hyperlink r:id="rId190">
+        <w:r>
+          <w:rPr>
+            <w:rStyle w:val="Hyperlink"/>
+          </w:rPr>
+          <w:t xml:space="preserve">https://doi.org/10.1071/MF16020</w:t>
+        </w:r>
+      </w:hyperlink>
+      <w:r>
+        <w:t xml:space="preserve">.</w:t>
+      </w:r>
+    </w:p>
+    <w:bookmarkEnd w:id="191"/>
+    <w:bookmarkStart w:id="193" w:name="ref-Vincent1984"/>
+    <w:p>
+      <w:pPr>
+        <w:pStyle w:val="Bibliography"/>
+      </w:pPr>
+      <w:r>
+        <w:t xml:space="preserve">Vincent, W. F., M. M. Gibbs, &amp; S. J. Dryden, 1984. Accelerated eutrophication in a</w:t>
+      </w:r>
+      <w:r>
+        <w:t xml:space="preserve"> </w:t>
+      </w:r>
+      <w:r>
+        <w:t xml:space="preserve">New Zealand</w:t>
+      </w:r>
+      <w:r>
+        <w:t xml:space="preserve"> </w:t>
+      </w:r>
+      <w:r>
+        <w:t xml:space="preserve">lake:</w:t>
+      </w:r>
+      <w:r>
+        <w:t xml:space="preserve"> </w:t>
+      </w:r>
+      <w:r>
+        <w:t xml:space="preserve">Lake Rotoiti</w:t>
+      </w:r>
+      <w:r>
+        <w:t xml:space="preserve">, central</w:t>
+      </w:r>
+      <w:r>
+        <w:t xml:space="preserve"> </w:t>
+      </w:r>
+      <w:r>
+        <w:t xml:space="preserve">North Island</w:t>
+      </w:r>
+      <w:r>
+        <w:t xml:space="preserve">. New Zealand Journal of Marine and Freshwater Research 18: 431–440.</w:t>
+      </w:r>
+      <w:r>
+        <w:t xml:space="preserve"> </w:t>
+      </w:r>
+      <w:hyperlink r:id="rId192">
+        <w:r>
+          <w:rPr>
+            <w:rStyle w:val="Hyperlink"/>
+          </w:rPr>
+          <w:t xml:space="preserve">https://doi.org/10.1080/00288330.1984.9516064</w:t>
+        </w:r>
+      </w:hyperlink>
+      <w:r>
+        <w:t xml:space="preserve">.</w:t>
+      </w:r>
+    </w:p>
+    <w:bookmarkEnd w:id="193"/>
+    <w:bookmarkStart w:id="195" w:name="ref-vonWesternhagen2010"/>
+    <w:p>
+      <w:pPr>
+        <w:pStyle w:val="Bibliography"/>
+      </w:pPr>
+      <w:r>
+        <w:t xml:space="preserve">Westernhagen, N. von, D. P. Hamilton, &amp; C. A. Pilditch, 2010. Temporal and spatial variations in phytoplankton productivity in surface waters of a warm-temperate, monomictic lake in</w:t>
+      </w:r>
+      <w:r>
+        <w:t xml:space="preserve"> </w:t>
+      </w:r>
+      <w:r>
+        <w:t xml:space="preserve">New Zealand</w:t>
+      </w:r>
+      <w:r>
+        <w:t xml:space="preserve">. Hydrobiologia 652: 57–70.</w:t>
+      </w:r>
+      <w:r>
+        <w:t xml:space="preserve"> </w:t>
+      </w:r>
+      <w:hyperlink r:id="rId194">
+        <w:r>
+          <w:rPr>
+            <w:rStyle w:val="Hyperlink"/>
+          </w:rPr>
+          <w:t xml:space="preserve">https://doi.org/10.1007/s10750-010-0318-4</w:t>
+        </w:r>
+      </w:hyperlink>
+      <w:r>
+        <w:t xml:space="preserve">.</w:t>
+      </w:r>
+    </w:p>
+    <w:bookmarkEnd w:id="195"/>
+    <w:bookmarkStart w:id="196" w:name="ref-Wetzel2001"/>
+    <w:p>
+      <w:pPr>
+        <w:pStyle w:val="Bibliography"/>
+      </w:pPr>
+      <w:r>
+        <w:t xml:space="preserve">Wetzel, R. G., 2001. Limnology: Lake and river ecosystems. Gulf Professional Publishing.</w:t>
+      </w:r>
+    </w:p>
+    <w:bookmarkEnd w:id="196"/>
+    <w:bookmarkStart w:id="198" w:name="ref-White2003"/>
+    <w:p>
+      <w:pPr>
+        <w:pStyle w:val="Bibliography"/>
+      </w:pPr>
+      <w:r>
+        <w:t xml:space="preserve">White, J., &amp; K. Irvine, 2003. The use of littoral mesohabitats and their macroinvertebrate assemblages in the ecological assessment of lakes. Aquatic Conservation: Marine and Freshwater Ecosystems 13: 331–351.</w:t>
+      </w:r>
+      <w:r>
+        <w:t xml:space="preserve"> </w:t>
+      </w:r>
+      <w:hyperlink r:id="rId197">
+        <w:r>
+          <w:rPr>
+            <w:rStyle w:val="Hyperlink"/>
+          </w:rPr>
+          <w:t xml:space="preserve">https://doi.org/10.1002/aqc.586</w:t>
+        </w:r>
+      </w:hyperlink>
+      <w:r>
+        <w:t xml:space="preserve">.</w:t>
+      </w:r>
+    </w:p>
+    <w:bookmarkEnd w:id="198"/>
+    <w:bookmarkStart w:id="200" w:name="ref-Wood2004"/>
+    <w:p>
+      <w:pPr>
+        <w:pStyle w:val="Bibliography"/>
+      </w:pPr>
+      <w:r>
+        <w:t xml:space="preserve">Wood, S. N., 2004. Stable and efficient multiple smoothing parameter estimation for generalized additive models. Journal of the American Statistical Association 99: 673–686.</w:t>
+      </w:r>
+      <w:r>
+        <w:t xml:space="preserve"> </w:t>
+      </w:r>
       <w:hyperlink r:id="rId199">
         <w:r>
           <w:rPr>
             <w:rStyle w:val="Hyperlink"/>
           </w:rPr>
-          <w:t xml:space="preserve">https://doi.org/10.1080/00288330.2000.9516957</w:t>
+          <w:t xml:space="preserve">https://doi.org/10.1198/016214504000000980</w:t>
         </w:r>
       </w:hyperlink>
       <w:r>
@@ -7920,13 +7857,13 @@
       </w:r>
     </w:p>
     <w:bookmarkEnd w:id="200"/>
-    <w:bookmarkStart w:id="202" w:name="ref-Usio2004"/>
+    <w:bookmarkStart w:id="202" w:name="ref-Wood2017"/>
     <w:p>
       <w:pPr>
         <w:pStyle w:val="Bibliography"/>
       </w:pPr>
       <w:r>
-        <w:t xml:space="preserve">Usio, N., &amp; C. R. Townsend, 2004. Roles of crayfish: Consequences of predation and bioturbation for stream invertebrates. Ecology 85: 807–822.</w:t>
+        <w:t xml:space="preserve">Wood, S. N., 2017.</w:t>
       </w:r>
       <w:r>
         <w:t xml:space="preserve"> </w:t>
@@ -7936,317 +7873,115 @@
           <w:rPr>
             <w:rStyle w:val="Hyperlink"/>
           </w:rPr>
-          <w:t xml:space="preserve">https://doi.org/10.1890/02-0618</w:t>
+          <w:t xml:space="preserve">Generalized additive models: An introduction with</w:t>
+        </w:r>
+        <w:r>
+          <w:rPr>
+            <w:rStyle w:val="Hyperlink"/>
+          </w:rPr>
+          <w:t xml:space="preserve"> </w:t>
+        </w:r>
+        <w:r>
+          <w:rPr>
+            <w:rStyle w:val="Hyperlink"/>
+          </w:rPr>
+          <w:t xml:space="preserve">R</w:t>
         </w:r>
       </w:hyperlink>
       <w:r>
+        <w:t xml:space="preserve">. Chapman; Hall/CRC.</w:t>
+      </w:r>
+    </w:p>
+    <w:bookmarkEnd w:id="202"/>
+    <w:bookmarkStart w:id="204" w:name="ref-Woolway2021"/>
+    <w:p>
+      <w:pPr>
+        <w:pStyle w:val="Bibliography"/>
+      </w:pPr>
+      <w:r>
+        <w:t xml:space="preserve">Woolway, R. I., S. Sharma, G. A. Weyhenmeyer, A. Debolskiy, M. Golub, D. Mercado-Bettín, M. Perroud, V. Stepanenko, Z. Tan, L. Grant, &amp; others</w:t>
+      </w:r>
+      <w:r>
+        <w:t xml:space="preserve">, 2021. Phenological shifts in lake stratification under climate change. Nature Communications 12: 2318.</w:t>
+      </w:r>
+      <w:r>
+        <w:t xml:space="preserve"> </w:t>
+      </w:r>
+      <w:hyperlink r:id="rId203">
+        <w:r>
+          <w:rPr>
+            <w:rStyle w:val="Hyperlink"/>
+          </w:rPr>
+          <w:t xml:space="preserve">https://doi.org/10.1038/s41467-021-22657-4</w:t>
+        </w:r>
+      </w:hyperlink>
+      <w:r>
         <w:t xml:space="preserve">.</w:t>
       </w:r>
     </w:p>
-    <w:bookmarkEnd w:id="202"/>
-    <w:bookmarkStart w:id="204" w:name="ref-Vedia2017"/>
+    <w:bookmarkEnd w:id="204"/>
+    <w:bookmarkStart w:id="206" w:name="ref-Zhang2024"/>
     <w:p>
       <w:pPr>
         <w:pStyle w:val="Bibliography"/>
       </w:pPr>
       <w:r>
-        <w:t xml:space="preserve">Vedia, I., D. Galicia, E. Baquero, J. Oscoz, &amp; R. Miranda, 2017. Environmental factors influencing the distribution and abundance of the introduced signal crayfish in the north of</w:t>
-      </w:r>
-      <w:r>
-        <w:t xml:space="preserve"> </w:t>
-      </w:r>
-      <w:r>
-        <w:t xml:space="preserve">Iberian Peninsula</w:t>
-      </w:r>
-      <w:r>
-        <w:t xml:space="preserve">. Marine and Freshwater Research 68: 900–908.</w:t>
-      </w:r>
-      <w:r>
-        <w:t xml:space="preserve"> </w:t>
-      </w:r>
-      <w:hyperlink r:id="rId203">
-        <w:r>
-          <w:rPr>
-            <w:rStyle w:val="Hyperlink"/>
-          </w:rPr>
-          <w:t xml:space="preserve">https://doi.org/10.1071/MF16020</w:t>
+        <w:t xml:space="preserve">Zhang, Y., J. Shen, L. He, J. Feng, L. Chi, &amp; X. Wang, 2024. Challenge to lake ecosystems: Changes in thermal structure triggered by climate change. Water 16: 888.</w:t>
+      </w:r>
+      <w:r>
+        <w:t xml:space="preserve"> </w:t>
+      </w:r>
+      <w:hyperlink r:id="rId205">
+        <w:r>
+          <w:rPr>
+            <w:rStyle w:val="Hyperlink"/>
+          </w:rPr>
+          <w:t xml:space="preserve">https://doi.org/10.3390/w16060888</w:t>
         </w:r>
       </w:hyperlink>
       <w:r>
         <w:t xml:space="preserve">.</w:t>
       </w:r>
     </w:p>
-    <w:bookmarkEnd w:id="204"/>
-    <w:bookmarkStart w:id="206" w:name="ref-Vincent1984"/>
+    <w:bookmarkEnd w:id="206"/>
+    <w:bookmarkStart w:id="208" w:name="ref-Zuur2009"/>
     <w:p>
       <w:pPr>
         <w:pStyle w:val="Bibliography"/>
       </w:pPr>
       <w:r>
-        <w:t xml:space="preserve">Vincent, W. F., M. M. Gibbs, &amp; S. J. Dryden, 1984. Accelerated eutrophication in a</w:t>
-      </w:r>
-      <w:r>
-        <w:t xml:space="preserve"> </w:t>
-      </w:r>
-      <w:r>
-        <w:t xml:space="preserve">New Zealand</w:t>
-      </w:r>
-      <w:r>
-        <w:t xml:space="preserve"> </w:t>
-      </w:r>
-      <w:r>
-        <w:t xml:space="preserve">lake:</w:t>
-      </w:r>
-      <w:r>
-        <w:t xml:space="preserve"> </w:t>
-      </w:r>
-      <w:r>
-        <w:t xml:space="preserve">Lake Rotoiti</w:t>
-      </w:r>
-      <w:r>
-        <w:t xml:space="preserve">, central</w:t>
-      </w:r>
-      <w:r>
-        <w:t xml:space="preserve"> </w:t>
-      </w:r>
-      <w:r>
-        <w:t xml:space="preserve">North Island</w:t>
-      </w:r>
-      <w:r>
-        <w:t xml:space="preserve">. New Zealand Journal of Marine and Freshwater Research 18: 431–440.</w:t>
-      </w:r>
-      <w:r>
-        <w:t xml:space="preserve"> </w:t>
-      </w:r>
-      <w:hyperlink r:id="rId205">
-        <w:r>
-          <w:rPr>
-            <w:rStyle w:val="Hyperlink"/>
-          </w:rPr>
-          <w:t xml:space="preserve">https://doi.org/10.1080/00288330.1984.9516064</w:t>
+        <w:t xml:space="preserve">Zuur, A. F., E. N. Ieno, N. Walker, A. A. Saveliev, &amp; G. M. Smith, 2009.</w:t>
+      </w:r>
+      <w:r>
+        <w:t xml:space="preserve"> </w:t>
+      </w:r>
+      <w:hyperlink r:id="rId207">
+        <w:r>
+          <w:rPr>
+            <w:rStyle w:val="Hyperlink"/>
+          </w:rPr>
+          <w:t xml:space="preserve">Mixed effects models and extensions in ecology with</w:t>
+        </w:r>
+        <w:r>
+          <w:rPr>
+            <w:rStyle w:val="Hyperlink"/>
+          </w:rPr>
+          <w:t xml:space="preserve"> </w:t>
+        </w:r>
+        <w:r>
+          <w:rPr>
+            <w:rStyle w:val="Hyperlink"/>
+          </w:rPr>
+          <w:t xml:space="preserve">R</w:t>
         </w:r>
       </w:hyperlink>
       <w:r>
-        <w:t xml:space="preserve">.</w:t>
-      </w:r>
-    </w:p>
-    <w:bookmarkEnd w:id="206"/>
-    <w:bookmarkStart w:id="208" w:name="ref-vonWesternhagen2010"/>
-    <w:p>
-      <w:pPr>
-        <w:pStyle w:val="Bibliography"/>
-      </w:pPr>
-      <w:r>
-        <w:t xml:space="preserve">Westernhagen, N. von, D. P. Hamilton, &amp; C. A. Pilditch, 2010. Temporal and spatial variations in phytoplankton productivity in surface waters of a warm-temperate, monomictic lake in</w:t>
-      </w:r>
-      <w:r>
-        <w:t xml:space="preserve"> </w:t>
-      </w:r>
-      <w:r>
-        <w:t xml:space="preserve">New Zealand</w:t>
-      </w:r>
-      <w:r>
-        <w:t xml:space="preserve">. Hydrobiologia 652: 57–70.</w:t>
-      </w:r>
-      <w:r>
-        <w:t xml:space="preserve"> </w:t>
-      </w:r>
-      <w:hyperlink r:id="rId207">
-        <w:r>
-          <w:rPr>
-            <w:rStyle w:val="Hyperlink"/>
-          </w:rPr>
-          <w:t xml:space="preserve">https://doi.org/10.1007/s10750-010-0318-4</w:t>
-        </w:r>
-      </w:hyperlink>
-      <w:r>
-        <w:t xml:space="preserve">.</w:t>
+        <w:t xml:space="preserve">. Springer.</w:t>
       </w:r>
     </w:p>
     <w:bookmarkEnd w:id="208"/>
-    <w:bookmarkStart w:id="209" w:name="ref-Wetzel2001"/>
-    <w:p>
-      <w:pPr>
-        <w:pStyle w:val="Bibliography"/>
-      </w:pPr>
-      <w:r>
-        <w:t xml:space="preserve">Wetzel, R. G., 2001. Limnology: Lake and river ecosystems. Gulf Professional Publishing.</w:t>
-      </w:r>
-    </w:p>
     <w:bookmarkEnd w:id="209"/>
-    <w:bookmarkStart w:id="211" w:name="ref-White2003"/>
-    <w:p>
-      <w:pPr>
-        <w:pStyle w:val="Bibliography"/>
-      </w:pPr>
-      <w:r>
-        <w:t xml:space="preserve">White, J., &amp; K. Irvine, 2003. The use of littoral mesohabitats and their macroinvertebrate assemblages in the ecological assessment of lakes. Aquatic Conservation: Marine and Freshwater Ecosystems 13: 331–351.</w:t>
-      </w:r>
-      <w:r>
-        <w:t xml:space="preserve"> </w:t>
-      </w:r>
-      <w:hyperlink r:id="rId210">
-        <w:r>
-          <w:rPr>
-            <w:rStyle w:val="Hyperlink"/>
-          </w:rPr>
-          <w:t xml:space="preserve">https://doi.org/10.1002/aqc.586</w:t>
-        </w:r>
-      </w:hyperlink>
-      <w:r>
-        <w:t xml:space="preserve">.</w:t>
-      </w:r>
-    </w:p>
-    <w:bookmarkEnd w:id="211"/>
-    <w:bookmarkStart w:id="213" w:name="ref-Wood2004"/>
-    <w:p>
-      <w:pPr>
-        <w:pStyle w:val="Bibliography"/>
-      </w:pPr>
-      <w:r>
-        <w:t xml:space="preserve">Wood, S. N., 2004. Stable and efficient multiple smoothing parameter estimation for generalized additive models. Journal of the American Statistical Association 99: 673–686.</w:t>
-      </w:r>
-      <w:r>
-        <w:t xml:space="preserve"> </w:t>
-      </w:r>
-      <w:hyperlink r:id="rId212">
-        <w:r>
-          <w:rPr>
-            <w:rStyle w:val="Hyperlink"/>
-          </w:rPr>
-          <w:t xml:space="preserve">https://doi.org/10.1198/016214504000000980</w:t>
-        </w:r>
-      </w:hyperlink>
-      <w:r>
-        <w:t xml:space="preserve">.</w:t>
-      </w:r>
-    </w:p>
-    <w:bookmarkEnd w:id="213"/>
-    <w:bookmarkStart w:id="215" w:name="ref-Wood2017"/>
-    <w:p>
-      <w:pPr>
-        <w:pStyle w:val="Bibliography"/>
-      </w:pPr>
-      <w:r>
-        <w:t xml:space="preserve">Wood, S. N., 2017.</w:t>
-      </w:r>
-      <w:r>
-        <w:t xml:space="preserve"> </w:t>
-      </w:r>
-      <w:hyperlink r:id="rId214">
-        <w:r>
-          <w:rPr>
-            <w:rStyle w:val="Hyperlink"/>
-          </w:rPr>
-          <w:t xml:space="preserve">Generalized additive models: An introduction with</w:t>
-        </w:r>
-        <w:r>
-          <w:rPr>
-            <w:rStyle w:val="Hyperlink"/>
-          </w:rPr>
-          <w:t xml:space="preserve"> </w:t>
-        </w:r>
-        <w:r>
-          <w:rPr>
-            <w:rStyle w:val="Hyperlink"/>
-          </w:rPr>
-          <w:t xml:space="preserve">R</w:t>
-        </w:r>
-      </w:hyperlink>
-      <w:r>
-        <w:t xml:space="preserve">. Chapman; Hall/CRC.</w:t>
-      </w:r>
-    </w:p>
-    <w:bookmarkEnd w:id="215"/>
-    <w:bookmarkStart w:id="217" w:name="ref-Woolway2021"/>
-    <w:p>
-      <w:pPr>
-        <w:pStyle w:val="Bibliography"/>
-      </w:pPr>
-      <w:r>
-        <w:t xml:space="preserve">Woolway, R. I., S. Sharma, G. A. Weyhenmeyer, A. Debolskiy, M. Golub, D. Mercado-Bettín, M. Perroud, V. Stepanenko, Z. Tan, L. Grant, &amp; others</w:t>
-      </w:r>
-      <w:r>
-        <w:t xml:space="preserve">, 2021. Phenological shifts in lake stratification under climate change. Nature Communications 12: 2318.</w:t>
-      </w:r>
-      <w:r>
-        <w:t xml:space="preserve"> </w:t>
-      </w:r>
-      <w:hyperlink r:id="rId216">
-        <w:r>
-          <w:rPr>
-            <w:rStyle w:val="Hyperlink"/>
-          </w:rPr>
-          <w:t xml:space="preserve">https://doi.org/10.1038/s41467-021-22657-4</w:t>
-        </w:r>
-      </w:hyperlink>
-      <w:r>
-        <w:t xml:space="preserve">.</w:t>
-      </w:r>
-    </w:p>
-    <w:bookmarkEnd w:id="217"/>
-    <w:bookmarkStart w:id="219" w:name="ref-Zhang2024"/>
-    <w:p>
-      <w:pPr>
-        <w:pStyle w:val="Bibliography"/>
-      </w:pPr>
-      <w:r>
-        <w:t xml:space="preserve">Zhang, Y., J. Shen, L. He, J. Feng, L. Chi, &amp; X. Wang, 2024. Challenge to lake ecosystems: Changes in thermal structure triggered by climate change. Water 16: 888.</w:t>
-      </w:r>
-      <w:r>
-        <w:t xml:space="preserve"> </w:t>
-      </w:r>
-      <w:hyperlink r:id="rId218">
-        <w:r>
-          <w:rPr>
-            <w:rStyle w:val="Hyperlink"/>
-          </w:rPr>
-          <w:t xml:space="preserve">https://doi.org/10.3390/w16060888</w:t>
-        </w:r>
-      </w:hyperlink>
-      <w:r>
-        <w:t xml:space="preserve">.</w:t>
-      </w:r>
-    </w:p>
-    <w:bookmarkEnd w:id="219"/>
-    <w:bookmarkStart w:id="221" w:name="ref-Zuur2009"/>
-    <w:p>
-      <w:pPr>
-        <w:pStyle w:val="Bibliography"/>
-      </w:pPr>
-      <w:r>
-        <w:t xml:space="preserve">Zuur, A. F., E. N. Ieno, N. Walker, A. A. Saveliev, &amp; G. M. Smith, 2009.</w:t>
-      </w:r>
-      <w:r>
-        <w:t xml:space="preserve"> </w:t>
-      </w:r>
-      <w:hyperlink r:id="rId220">
-        <w:r>
-          <w:rPr>
-            <w:rStyle w:val="Hyperlink"/>
-          </w:rPr>
-          <w:t xml:space="preserve">Mixed effects models and extensions in ecology with</w:t>
-        </w:r>
-        <w:r>
-          <w:rPr>
-            <w:rStyle w:val="Hyperlink"/>
-          </w:rPr>
-          <w:t xml:space="preserve"> </w:t>
-        </w:r>
-        <w:r>
-          <w:rPr>
-            <w:rStyle w:val="Hyperlink"/>
-          </w:rPr>
-          <w:t xml:space="preserve">R</w:t>
-        </w:r>
-      </w:hyperlink>
-      <w:r>
-        <w:t xml:space="preserve">. Springer.</w:t>
-      </w:r>
-    </w:p>
-    <w:bookmarkEnd w:id="221"/>
-    <w:bookmarkEnd w:id="222"/>
-    <w:bookmarkEnd w:id="223"/>
+    <w:bookmarkEnd w:id="210"/>
     <w:sectPr>
       <w:footerReference r:id="rId7" w:type="default"/>
       <w:pgSz w:h="16838" w:w="11906"/>

--- a/docs/index.docx
+++ b/docs/index.docx
@@ -568,7 +568,7 @@
         <w:t xml:space="preserve">(Usio &amp; Townsend, 2000; Parkyn &amp; Collier, 2004; Jowett et al., 2008; Parkyn et al., 2009)</w:t>
       </w:r>
       <w:r>
-        <w:t xml:space="preserve">. In contrast, habitats used by kōura in lakes remains poorly understood, with previous studies largely focused on deeper offshore habitats</w:t>
+        <w:t xml:space="preserve">. In contrast, habitats used by kōura in lakes remains poorly understood, with previous studies largely focussed on deeper offshore habitats</w:t>
       </w:r>
       <w:r>
         <w:t xml:space="preserve"> </w:t>
@@ -1957,7 +1957,7 @@
             <w:r>
               <w:drawing>
                 <wp:inline>
-                  <wp:extent cx="5727700" cy="4050383"/>
+                  <wp:extent cx="4582160" cy="3240307"/>
                   <wp:effectExtent b="0" l="0" r="0" t="0"/>
                   <wp:docPr descr="" title="" id="24" name="Picture"/>
                   <a:graphic>
@@ -1978,7 +1978,7 @@
                         <pic:spPr bwMode="auto">
                           <a:xfrm>
                             <a:off x="0" y="0"/>
-                            <a:ext cx="5727700" cy="4050383"/>
+                            <a:ext cx="4582160" cy="3240307"/>
                           </a:xfrm>
                           <a:prstGeom prst="rect">
                             <a:avLst/>
@@ -3299,13 +3299,7 @@
         <w:t xml:space="preserve">(Kusabs et al., 2015b)</w:t>
       </w:r>
       <w:r>
-        <w:t xml:space="preserve">. Missing kōura weights due to failure of scale (n = 81) were estimated using a log₁₀–log₁₀ length–weight regression fitted to individuals with both measurements (n = 240), following standard approaches for weight length relationships in aquatic organisms (</w:t>
-      </w:r>
-      <w:r>
-        <w:t xml:space="preserve">(Fig. S1)</w:t>
-      </w:r>
-      <w:r>
-        <w:t xml:space="preserve">)</w:t>
+        <w:t xml:space="preserve">. Missing kōura weights due to failure of scale (n = 81) were estimated using a log₁₀–log₁₀ length–weight regression fitted to individuals with both measurements (n = 240), following standard approaches for weight length relationships in aquatic organisms ()</w:t>
       </w:r>
       <w:r>
         <w:t xml:space="preserve"> </w:t>
@@ -3948,7 +3942,7 @@
             <w:r>
               <w:drawing>
                 <wp:inline>
-                  <wp:extent cx="2743200" cy="4572000"/>
+                  <wp:extent cx="2745487" cy="4575813"/>
                   <wp:effectExtent b="0" l="0" r="0" t="0"/>
                   <wp:docPr descr="" title="" id="33" name="Picture"/>
                   <a:graphic>
@@ -3969,7 +3963,7 @@
                         <pic:spPr bwMode="auto">
                           <a:xfrm>
                             <a:off x="0" y="0"/>
-                            <a:ext cx="2743200" cy="4572000"/>
+                            <a:ext cx="2745487" cy="4575813"/>
                           </a:xfrm>
                           <a:prstGeom prst="rect">
                             <a:avLst/>
@@ -4010,13 +4004,7 @@
         <w:pStyle w:val="BodyText"/>
       </w:pPr>
       <w:r>
-        <w:t xml:space="preserve">The five lakes differed substantially in environmental and biotic characteristics (</w:t>
-      </w:r>
-      <w:r>
-        <w:t xml:space="preserve">(Table S1)</w:t>
-      </w:r>
-      <w:r>
-        <w:t xml:space="preserve">). Physical habitat structure varied among lakes, with differences in substrate index, nearshore slope, and littoral vegetation cover. Emergent macrophytes were absent from Lake Rotorua but present in the other lakes, particularly Ōkāreka, while submerged macrophyte cover at the shore was rare in Rotorua and Rotoiti but more extensive in Rotoehu and Rotomā. Water chemistry also differed markedly among lakes. Surface water temperatures were highest in Rotorua and lowest in Rotomā and Ōkāreka, while pH ranged from circum-neutral conditions in Rotorua to more alkaline conditions in Rotoehu and Rotoiti. Specific conductivity showed strong contrasts, being highest in Rotoehu and lowest in Ōkāreka. Dissolved oxygen concentrations in the littoral zone varied less among lakes but were generally lowest in Rotorua. Fish populations differed between lakes, reflecting invasion history. Catfish were detected only in Lakes Rotorua and Rotoiti, whereas goldfish occurred in all lakes but were most abundant in Rotoehu. Common bullies were found in every survey location. Trout were found sporadically in Rotorua, Rotoiti and Ōkāreka and kōaro were only caught from Ōkāreka.</w:t>
+        <w:t xml:space="preserve">The five lakes differed substantially in environmental and biotic characteristics (). Physical habitat structure varied among lakes, with differences in substrate index, nearshore slope, and littoral vegetation cover. Emergent macrophytes were absent from Lake Rotorua but present in the other lakes, particularly Ōkāreka, while submerged macrophyte cover at the shore was rare in Rotorua and Rotoiti but more extensive in Rotoehu and Rotomā. Water chemistry also differed markedly among lakes. Surface water temperatures were highest in Rotorua and lowest in Rotomā and Ōkāreka, while pH ranged from circum-neutral conditions in Rotorua to more alkaline conditions in Rotoehu and Rotoiti. Specific conductivity showed strong contrasts, being highest in Rotoehu and lowest in Ōkāreka. Dissolved oxygen concentrations in the littoral zone varied less among lakes but were generally lowest in Rotorua. Fish populations differed between lakes, reflecting invasion history. Catfish were detected only in Lakes Rotorua and Rotoiti, whereas goldfish occurred in all lakes but were most abundant in Rotoehu. Common bullies were found in every survey location. Trout were found sporadically in Rotorua, Rotoiti and Ōkāreka and kōaro were only caught from Ōkāreka.</w:t>
       </w:r>
     </w:p>
     <w:bookmarkStart w:id="40" w:name="kōura-occupancy"/>
@@ -4211,7 +4199,7 @@
             <w:r>
               <w:drawing>
                 <wp:inline>
-                  <wp:extent cx="5727700" cy="4091214"/>
+                  <wp:extent cx="4582160" cy="3272971"/>
                   <wp:effectExtent b="0" l="0" r="0" t="0"/>
                   <wp:docPr descr="" title="" id="37" name="Picture"/>
                   <a:graphic>
@@ -4232,7 +4220,7 @@
                         <pic:spPr bwMode="auto">
                           <a:xfrm>
                             <a:off x="0" y="0"/>
-                            <a:ext cx="5727700" cy="4091214"/>
+                            <a:ext cx="4582160" cy="3272971"/>
                           </a:xfrm>
                           <a:prstGeom prst="rect">
                             <a:avLst/>
@@ -4439,7 +4427,7 @@
             <w:r>
               <w:drawing>
                 <wp:inline>
-                  <wp:extent cx="4572000" cy="4156363"/>
+                  <wp:extent cx="4582160" cy="4165599"/>
                   <wp:effectExtent b="0" l="0" r="0" t="0"/>
                   <wp:docPr descr="" title="" id="42" name="Picture"/>
                   <a:graphic>
@@ -4460,7 +4448,7 @@
                         <pic:spPr bwMode="auto">
                           <a:xfrm>
                             <a:off x="0" y="0"/>
-                            <a:ext cx="4572000" cy="4156363"/>
+                            <a:ext cx="4582160" cy="4165599"/>
                           </a:xfrm>
                           <a:prstGeom prst="rect">
                             <a:avLst/>
@@ -4626,7 +4614,7 @@
             <w:r>
               <w:drawing>
                 <wp:inline>
-                  <wp:extent cx="3657600" cy="4572000"/>
+                  <wp:extent cx="3660650" cy="4575813"/>
                   <wp:effectExtent b="0" l="0" r="0" t="0"/>
                   <wp:docPr descr="" title="" id="47" name="Picture"/>
                   <a:graphic>
@@ -4647,7 +4635,7 @@
                         <pic:spPr bwMode="auto">
                           <a:xfrm>
                             <a:off x="0" y="0"/>
-                            <a:ext cx="3657600" cy="4572000"/>
+                            <a:ext cx="3660650" cy="4575813"/>
                           </a:xfrm>
                           <a:prstGeom prst="rect">
                             <a:avLst/>
@@ -6895,7 +6883,7 @@
       </w:r>
     </w:p>
     <w:bookmarkEnd w:id="142"/>
-    <w:bookmarkStart w:id="144" w:name="ref-Meerhoff2022"/>
+    <w:bookmarkStart w:id="144" w:name="ref-Meerhoff2022a"/>
     <w:p>
       <w:pPr>
         <w:pStyle w:val="Bibliography"/>

--- a/docs/index.docx
+++ b/docs/index.docx
@@ -1926,14 +1926,6 @@
           <w:t xml:space="preserve">Article Notebook</w:t>
         </w:r>
       </w:hyperlink>
-    </w:p>
-    <w:p>
-      <w:pPr>
-        <w:pStyle w:val="BodyText"/>
-      </w:pPr>
-      <w:r>
-        <w:t xml:space="preserve"> </w:t>
-      </w:r>
     </w:p>
     <w:tbl>
       <w:tblPr>
